--- a/DevOps_Incident_Watchdog_Project_Report.docx
+++ b/DevOps_Incident_Watchdog_Project_Report.docx
@@ -498,7 +498,7 @@
                 <w:sz w:val="20"/>
                 <w:szCs w:val="20"/>
               </w:rPr>
-              <w:t>Account ID:</w:t>
+              <w:t>AWS Account ID:</w:t>
             </w:r>
           </w:p>
         </w:tc>
@@ -692,7 +692,7 @@
                 <w:sz w:val="20"/>
                 <w:szCs w:val="20"/>
               </w:rPr>
-              <w:t>CI/CD Automated Testing (Passing)</w:t>
+              <w:t>CI/CD Automated Testing (9 Tests Passing)</w:t>
             </w:r>
           </w:p>
         </w:tc>
@@ -733,16 +733,24 @@
           <w:szCs w:val="22"/>
           <w:lang w:val="en"/>
         </w:rPr>
-        <w:t xml:space="preserve">In modern cloud architectures, a significant operational divide exists between Site Reliability Engineering (monitoring &amp; </w:t>
-      </w:r>
-      <w:r>
-        <w:rPr>
-          <w:color w:val="000000"/>
-          <w:sz w:val="22"/>
-          <w:szCs w:val="22"/>
-          <w:lang w:val="en"/>
-        </w:rPr>
-        <w:t xml:space="preserve">telemetry) and Agile Project Management (sprint backlog execution). In high-throughput consumer services—such as quick-commerce platforms (Zepto, Blinkit) and promotional retail environments—unhandled exceptions frequently occur during peak promotional flash sales when high concurrency exhausts database records or inventory pools to zero. </w:t>
+        <w:t xml:space="preserve">In high-throughput e-commerce and quick-commerce cloud environments (e.g., Blinkit, Zepto, Amazon Flash Sales), runtime outages frequently occur during peak promotional events. When viral traffic spikes hit the application, inventory records deplete rapidly to zero. Under legacy monolithic architectures, calculating checkout discounts or inventory allocations against depleted stock triggers unhandled runtime exceptions (such as Python </w:t>
+      </w:r>
+      <w:r>
+        <w:rPr>
+          <w:rStyle w:val="HTMLCode"/>
+          <w:color w:val="000000"/>
+          <w:lang w:val="en"/>
+        </w:rPr>
+        <w:t>ZeroDivisionError</w:t>
+      </w:r>
+      <w:r>
+        <w:rPr>
+          <w:color w:val="000000"/>
+          <w:sz w:val="22"/>
+          <w:szCs w:val="22"/>
+          <w:lang w:val="en"/>
+        </w:rPr>
+        <w:t xml:space="preserve">), resulting in sudden HTTP 500 crashes. </w:t>
       </w:r>
     </w:p>
     <w:p>
@@ -762,7 +770,7 @@
           <w:szCs w:val="22"/>
           <w:lang w:val="en"/>
         </w:rPr>
-        <w:t xml:space="preserve">Under traditional operational workflows, when an unhandled server crash occurs (HTTP 500), the incident lifecycle is severely impeded by manual intervention: </w:t>
+        <w:t xml:space="preserve">Traditionally, Site Reliability Engineering (SRE) monitoring operates in an isolated silo from Agile Software Development: </w:t>
       </w:r>
     </w:p>
     <w:p>
@@ -783,13 +791,24 @@
       </w:pPr>
       <w:r>
         <w:rPr>
-          <w:rFonts w:eastAsia="Times New Roman"/>
-          <w:color w:val="000000"/>
-          <w:sz w:val="22"/>
-          <w:szCs w:val="22"/>
-          <w:lang w:val="en"/>
-        </w:rPr>
-        <w:t>The production outage logs are dispersed across proprietary cloud log streams (e.g., AWS CloudWatch).</w:t>
+          <w:rStyle w:val="Strong"/>
+          <w:rFonts w:eastAsia="Times New Roman"/>
+          <w:color w:val="000000"/>
+          <w:sz w:val="22"/>
+          <w:szCs w:val="22"/>
+          <w:lang w:val="en"/>
+        </w:rPr>
+        <w:t>Delayed Mean-Time-to-Detect (MTTD):</w:t>
+      </w:r>
+      <w:r>
+        <w:rPr>
+          <w:rFonts w:eastAsia="Times New Roman"/>
+          <w:color w:val="000000"/>
+          <w:sz w:val="22"/>
+          <w:szCs w:val="22"/>
+          <w:lang w:val="en"/>
+        </w:rPr>
+        <w:t xml:space="preserve"> Operational outages are only acknowledged when end-users flood customer support or when log analysts perform scheduled log scans (typically 15 to 45 minutes).</w:t>
       </w:r>
     </w:p>
     <w:p>
@@ -810,13 +829,34 @@
       </w:pPr>
       <w:r>
         <w:rPr>
-          <w:rFonts w:eastAsia="Times New Roman"/>
-          <w:color w:val="000000"/>
-          <w:sz w:val="22"/>
-          <w:szCs w:val="22"/>
-          <w:lang w:val="en"/>
-        </w:rPr>
-        <w:t>Support engineers must manually extract raw stack traces, reproduce the defect locally, and manually transcribe the issue into project management software (e.g., Jira or GitHub Issues).</w:t>
+          <w:rStyle w:val="Strong"/>
+          <w:rFonts w:eastAsia="Times New Roman"/>
+          <w:color w:val="000000"/>
+          <w:sz w:val="22"/>
+          <w:szCs w:val="22"/>
+          <w:lang w:val="en"/>
+        </w:rPr>
+        <w:t>Disconnected Triaging (High MTTA):</w:t>
+      </w:r>
+      <w:r>
+        <w:rPr>
+          <w:rFonts w:eastAsia="Times New Roman"/>
+          <w:color w:val="000000"/>
+          <w:sz w:val="22"/>
+          <w:szCs w:val="22"/>
+          <w:lang w:val="en"/>
+        </w:rPr>
+        <w:t xml:space="preserve"> </w:t>
+      </w:r>
+      <w:r>
+        <w:rPr>
+          <w:rFonts w:eastAsia="Times New Roman"/>
+          <w:color w:val="000000"/>
+          <w:sz w:val="22"/>
+          <w:szCs w:val="22"/>
+          <w:lang w:val="en"/>
+        </w:rPr>
+        <w:t>Support engineers must manually extract raw, truncated error traces from AWS CloudWatch, reproduce the defect in a staging environment, and transcribe the defect into Jira or GitHub Issues (introducing 2 to 8 hours of administrative latency).</w:t>
       </w:r>
     </w:p>
     <w:p>
@@ -837,13 +877,24 @@
       </w:pPr>
       <w:r>
         <w:rPr>
-          <w:rFonts w:eastAsia="Times New Roman"/>
-          <w:color w:val="000000"/>
-          <w:sz w:val="22"/>
-          <w:szCs w:val="22"/>
-          <w:lang w:val="en"/>
-        </w:rPr>
-        <w:t>This manual triaging introduces a high Mean-Time-to-Acknowledge (MTTA), risks transcript omissions, and divorces operational metrics from the development team's sprint backlog.</w:t>
+          <w:rStyle w:val="Strong"/>
+          <w:rFonts w:eastAsia="Times New Roman"/>
+          <w:color w:val="000000"/>
+          <w:sz w:val="22"/>
+          <w:szCs w:val="22"/>
+          <w:lang w:val="en"/>
+        </w:rPr>
+        <w:t>Broken Agile Traceability:</w:t>
+      </w:r>
+      <w:r>
+        <w:rPr>
+          <w:rFonts w:eastAsia="Times New Roman"/>
+          <w:color w:val="000000"/>
+          <w:sz w:val="22"/>
+          <w:szCs w:val="22"/>
+          <w:lang w:val="en"/>
+        </w:rPr>
+        <w:t xml:space="preserve"> Bug reports frequently lack forensic evidence, immutable timestamps, and explicit acceptance criteria, causing sprint planning bottlenecks and regression re-occurrences.</w:t>
       </w:r>
     </w:p>
     <w:p>
@@ -891,19 +942,114 @@
           <w:szCs w:val="22"/>
           <w:lang w:val="en"/>
         </w:rPr>
-        <w:t>addresses this friction by introducing an autonomous, event-driven closed-loop architecture. Runtime exceptions in cloud production microservices are filtered instantaneously by Amazon CloudWatch, triaged by an AWS Lambda Watchdog, archived in Amazon S3 as forensic audit records, and automatically converted into structured Agile Bug User Stories on GitHub Issues complete with explicit Acceptance Criteria. Resolution is achieved via Smart Commit integration (`Fixes #1`), triggering automated regression testi</w:t>
-      </w:r>
-      <w:r>
-        <w:rPr>
-          <w:color w:val="000000"/>
-          <w:sz w:val="22"/>
-          <w:szCs w:val="22"/>
-          <w:lang w:val="en"/>
-        </w:rPr>
-        <w:t>ng via GitHub Actions CI/CD and transitioning the ticket to Done without human administrative overhead.</w:t>
-      </w:r>
-      <w:r>
-        <w:rPr>
+        <w:t xml:space="preserve">resolves this operational disconnect through an autonomous, event-driven closed loop. Designed around the </w:t>
+      </w:r>
+      <w:r>
+        <w:rPr>
+          <w:rStyle w:val="Strong"/>
+          <w:color w:val="000000"/>
+          <w:sz w:val="22"/>
+          <w:szCs w:val="22"/>
+          <w:lang w:val="en"/>
+        </w:rPr>
+        <w:t>FlashMart Tech Promotional Flash Sale E-Commerce Storefront</w:t>
+      </w:r>
+      <w:r>
+        <w:rPr>
+          <w:color w:val="000000"/>
+          <w:sz w:val="22"/>
+          <w:szCs w:val="22"/>
+          <w:lang w:val="en"/>
+        </w:rPr>
+        <w:t>, the system intercepts unhandled runtime exceptions in AWS CloudWatch, triggers a serverless triage orchestrator, commits an immutable forensic audit dump to Amazon S3, and auto-generates structured Agile Bug User Stories directly onto the GitHub Issues sprint board with Definition of Done acceptance criteria. When the developer commits a defensive patch with Git Smart Commit syntax (</w:t>
+      </w:r>
+      <w:r>
+        <w:rPr>
+          <w:rStyle w:val="HTMLCode"/>
+          <w:color w:val="000000"/>
+          <w:lang w:val="en"/>
+        </w:rPr>
+        <w:t>Fixes #1</w:t>
+      </w:r>
+      <w:r>
+        <w:rPr>
+          <w:color w:val="000000"/>
+          <w:sz w:val="22"/>
+          <w:szCs w:val="22"/>
+          <w:lang w:val="en"/>
+        </w:rPr>
+        <w:t xml:space="preserve">), GitHub Actions runs automated regression tests and auto-transitions the ticket to Done—achieving complete zero-touch lifecycle resolution. </w:t>
+      </w:r>
+    </w:p>
+    <w:p>
+      <w:pPr>
+        <w:pStyle w:val="Heading2"/>
+        <w:rPr>
+          <w:rFonts w:eastAsia="Times New Roman"/>
+          <w:color w:val="000000"/>
+          <w:lang w:val="en"/>
+        </w:rPr>
+      </w:pPr>
+      <w:r>
+        <w:rPr>
+          <w:rFonts w:eastAsia="Times New Roman"/>
+          <w:color w:val="000000"/>
+          <w:lang w:val="en"/>
+        </w:rPr>
+        <w:lastRenderedPageBreak/>
+        <w:t>2. Technical Architecture &amp; 7-Module Component Interaction</w:t>
+      </w:r>
+    </w:p>
+    <w:p>
+      <w:pPr>
+        <w:pStyle w:val="NormalWeb"/>
+        <w:rPr>
+          <w:color w:val="000000"/>
+          <w:sz w:val="22"/>
+          <w:szCs w:val="22"/>
+          <w:lang w:val="en"/>
+        </w:rPr>
+      </w:pPr>
+      <w:r>
+        <w:rPr>
+          <w:color w:val="000000"/>
+          <w:sz w:val="22"/>
+          <w:szCs w:val="22"/>
+          <w:lang w:val="en"/>
+        </w:rPr>
+        <w:t xml:space="preserve">The system architecture is structured across three cohesive operational tiers, integrating 7 sequential execution modules: </w:t>
+      </w:r>
+    </w:p>
+    <w:p>
+      <w:pPr>
+        <w:numPr>
+          <w:ilvl w:val="0"/>
+          <w:numId w:val="2"/>
+        </w:numPr>
+        <w:spacing w:before="100" w:beforeAutospacing="1" w:after="60"/>
+        <w:jc w:val="both"/>
+        <w:rPr>
+          <w:rFonts w:eastAsia="Times New Roman"/>
+          <w:color w:val="000000"/>
+          <w:sz w:val="22"/>
+          <w:szCs w:val="22"/>
+          <w:lang w:val="en"/>
+        </w:rPr>
+      </w:pPr>
+      <w:r>
+        <w:rPr>
+          <w:rStyle w:val="Strong"/>
+          <w:rFonts w:eastAsia="Times New Roman"/>
+          <w:color w:val="000000"/>
+          <w:sz w:val="22"/>
+          <w:szCs w:val="22"/>
+          <w:lang w:val="en"/>
+        </w:rPr>
+        <w:t>Layer 1: Presentation &amp; Operator Interface:</w:t>
+      </w:r>
+      <w:r>
+        <w:rPr>
+          <w:rFonts w:eastAsia="Times New Roman"/>
           <w:color w:val="000000"/>
           <w:sz w:val="22"/>
           <w:szCs w:val="22"/>
@@ -911,125 +1057,176 @@
         </w:rPr>
         <w:t xml:space="preserve"> </w:t>
       </w:r>
-    </w:p>
-    <w:p>
-      <w:pPr>
-        <w:pStyle w:val="Heading2"/>
-        <w:rPr>
-          <w:rFonts w:eastAsia="Times New Roman"/>
-          <w:color w:val="000000"/>
-          <w:lang w:val="en"/>
-        </w:rPr>
-      </w:pPr>
-      <w:r>
-        <w:rPr>
-          <w:rFonts w:eastAsia="Times New Roman"/>
-          <w:color w:val="000000"/>
-          <w:lang w:val="en"/>
-        </w:rPr>
-        <w:t>2. Technical Architecture &amp; Component Interaction</w:t>
-      </w:r>
-    </w:p>
-    <w:p>
-      <w:pPr>
-        <w:pStyle w:val="NormalWeb"/>
-        <w:rPr>
-          <w:color w:val="000000"/>
-          <w:sz w:val="22"/>
-          <w:szCs w:val="22"/>
-          <w:lang w:val="en"/>
-        </w:rPr>
-      </w:pPr>
-      <w:r>
-        <w:rPr>
-          <w:color w:val="000000"/>
-          <w:sz w:val="22"/>
-          <w:szCs w:val="22"/>
-          <w:lang w:val="en"/>
-        </w:rPr>
-        <w:t xml:space="preserve">The architecture encompasses three functional tiers: the </w:t>
-      </w:r>
+      <w:r>
+        <w:rPr>
+          <w:rFonts w:eastAsia="Times New Roman"/>
+          <w:color w:val="000000"/>
+          <w:sz w:val="22"/>
+          <w:szCs w:val="22"/>
+          <w:lang w:val="en"/>
+        </w:rPr>
+        <w:t>Provides dual-mode operation—a consumer-facing quick-commerce storefront (FlashMart Tech) configured for campus hubs (defaulting to VIT Vellore Campus) with graceful stockout notifications, alongside an SRE Backstage observability portal.</w:t>
+      </w:r>
+    </w:p>
+    <w:p>
+      <w:pPr>
+        <w:numPr>
+          <w:ilvl w:val="0"/>
+          <w:numId w:val="2"/>
+        </w:numPr>
+        <w:spacing w:before="100" w:beforeAutospacing="1" w:after="60"/>
+        <w:jc w:val="both"/>
+        <w:rPr>
+          <w:rFonts w:eastAsia="Times New Roman"/>
+          <w:color w:val="000000"/>
+          <w:sz w:val="22"/>
+          <w:szCs w:val="22"/>
+          <w:lang w:val="en"/>
+        </w:rPr>
+      </w:pPr>
       <w:r>
         <w:rPr>
           <w:rStyle w:val="Strong"/>
-          <w:color w:val="000000"/>
-          <w:sz w:val="22"/>
-          <w:szCs w:val="22"/>
-          <w:lang w:val="en"/>
-        </w:rPr>
-        <w:t>Compute Tier</w:t>
-      </w:r>
-      <w:r>
-        <w:rPr>
-          <w:color w:val="000000"/>
-          <w:sz w:val="22"/>
-          <w:szCs w:val="22"/>
-          <w:lang w:val="en"/>
-        </w:rPr>
-        <w:t xml:space="preserve"> (target application running on Python 3.12 Flask via serverless WSGI), the </w:t>
-      </w:r>
+          <w:rFonts w:eastAsia="Times New Roman"/>
+          <w:color w:val="000000"/>
+          <w:sz w:val="22"/>
+          <w:szCs w:val="22"/>
+          <w:lang w:val="en"/>
+        </w:rPr>
+        <w:t>Layer 2: Application, Orchestration &amp; Incident Triage Layer:</w:t>
+      </w:r>
+      <w:r>
+        <w:rPr>
+          <w:rFonts w:eastAsia="Times New Roman"/>
+          <w:color w:val="000000"/>
+          <w:sz w:val="22"/>
+          <w:szCs w:val="22"/>
+          <w:lang w:val="en"/>
+        </w:rPr>
+        <w:t xml:space="preserve"> Hosts the monitored Flask microservice, the serverless AWS Lambda Watchdog orchestrator, and seven sequential pipeline modules executing fault isolation, forensic capture, and ticket automation.</w:t>
+      </w:r>
+    </w:p>
+    <w:p>
+      <w:pPr>
+        <w:numPr>
+          <w:ilvl w:val="0"/>
+          <w:numId w:val="2"/>
+        </w:numPr>
+        <w:spacing w:before="100" w:beforeAutospacing="1" w:after="60"/>
+        <w:jc w:val="both"/>
+        <w:rPr>
+          <w:rFonts w:eastAsia="Times New Roman"/>
+          <w:color w:val="000000"/>
+          <w:sz w:val="22"/>
+          <w:szCs w:val="22"/>
+          <w:lang w:val="en"/>
+        </w:rPr>
+      </w:pPr>
       <w:r>
         <w:rPr>
           <w:rStyle w:val="Strong"/>
-          <w:color w:val="000000"/>
-          <w:sz w:val="22"/>
-          <w:szCs w:val="22"/>
-          <w:lang w:val="en"/>
-        </w:rPr>
-        <w:t>Observability &amp; Forensics Tier</w:t>
-      </w:r>
-      <w:r>
-        <w:rPr>
-          <w:color w:val="000000"/>
-          <w:sz w:val="22"/>
-          <w:szCs w:val="22"/>
-          <w:lang w:val="en"/>
-        </w:rPr>
-        <w:t xml:space="preserve"> (Amazon CloudWatch </w:t>
-      </w:r>
-      <w:r>
-        <w:rPr>
+          <w:rFonts w:eastAsia="Times New Roman"/>
+          <w:color w:val="000000"/>
+          <w:sz w:val="22"/>
+          <w:szCs w:val="22"/>
+          <w:lang w:val="en"/>
+        </w:rPr>
+        <w:t>Layer 3: External Cloud Platform &amp; Tooling Integration Layer:</w:t>
+      </w:r>
+      <w:r>
+        <w:rPr>
+          <w:rFonts w:eastAsia="Times New Roman"/>
+          <w:color w:val="000000"/>
+          <w:sz w:val="22"/>
+          <w:szCs w:val="22"/>
+          <w:lang w:val="en"/>
+        </w:rPr>
+        <w:t xml:space="preserve"> Bridges Amazon Web Services (AWS Lambda, CloudWatch, S3 forensic vault) with developer tooling (GitHub REST API v3 sprint board and GitHub Actions CI/CD pipeline).</w:t>
+      </w:r>
+    </w:p>
+    <w:p>
+      <w:pPr>
+        <w:jc w:val="center"/>
+        <w:divId w:val="1245382546"/>
+        <w:rPr>
+          <w:rFonts w:eastAsia="Times New Roman"/>
+          <w:color w:val="000000"/>
+          <w:sz w:val="22"/>
+          <w:szCs w:val="22"/>
+          <w:lang w:val="en"/>
+        </w:rPr>
+      </w:pPr>
+      <w:r>
+        <w:rPr>
+          <w:rFonts w:eastAsia="Times New Roman"/>
+          <w:noProof/>
           <w:color w:val="000000"/>
           <w:sz w:val="22"/>
           <w:szCs w:val="22"/>
           <w:lang w:val="en"/>
         </w:rPr>
         <w:lastRenderedPageBreak/>
-        <w:t xml:space="preserve">and Amazon S3), and the </w:t>
-      </w:r>
-      <w:r>
-        <w:rPr>
-          <w:rStyle w:val="Strong"/>
-          <w:color w:val="000000"/>
-          <w:sz w:val="22"/>
-          <w:szCs w:val="22"/>
-          <w:lang w:val="en"/>
-        </w:rPr>
-        <w:t>Agile DevOps Automation Tier</w:t>
-      </w:r>
-      <w:r>
-        <w:rPr>
-          <w:color w:val="000000"/>
-          <w:sz w:val="22"/>
-          <w:szCs w:val="22"/>
-          <w:lang w:val="en"/>
-        </w:rPr>
-        <w:t xml:space="preserve"> (AWS Lambda Watchdog and GitHub Actions CI/CD). </w:t>
-      </w:r>
-    </w:p>
-    <w:p>
-      <w:pPr>
-        <w:shd w:val="clear" w:color="auto" w:fill="FAFAFA"/>
+        <w:drawing>
+          <wp:inline distT="0" distB="0" distL="0" distR="0" wp14:anchorId="2B21C249" wp14:editId="49273C1E">
+            <wp:extent cx="12001500" cy="8382000"/>
+            <wp:effectExtent l="0" t="0" r="0" b="0"/>
+            <wp:docPr id="1" name="Picture 1"/>
+            <wp:cNvGraphicFramePr>
+              <a:graphicFrameLocks xmlns:a="http://schemas.openxmlformats.org/drawingml/2006/main" noChangeAspect="1"/>
+            </wp:cNvGraphicFramePr>
+            <a:graphic xmlns:a="http://schemas.openxmlformats.org/drawingml/2006/main">
+              <a:graphicData uri="http://schemas.openxmlformats.org/drawingml/2006/picture">
+                <pic:pic xmlns:pic="http://schemas.openxmlformats.org/drawingml/2006/picture">
+                  <pic:nvPicPr>
+                    <pic:cNvPr id="0" name="Picture 1"/>
+                    <pic:cNvPicPr>
+                      <a:picLocks noChangeAspect="1" noChangeArrowheads="1"/>
+                    </pic:cNvPicPr>
+                  </pic:nvPicPr>
+                  <pic:blipFill>
+                    <a:blip r:link="rId5">
+                      <a:extLst>
+                        <a:ext uri="{28A0092B-C50C-407E-A947-70E740481C1C}">
+                          <a14:useLocalDpi xmlns:a14="http://schemas.microsoft.com/office/drawing/2010/main" val="0"/>
+                        </a:ext>
+                      </a:extLst>
+                    </a:blip>
+                    <a:srcRect/>
+                    <a:stretch>
+                      <a:fillRect/>
+                    </a:stretch>
+                  </pic:blipFill>
+                  <pic:spPr bwMode="auto">
+                    <a:xfrm>
+                      <a:off x="0" y="0"/>
+                      <a:ext cx="12001500" cy="8382000"/>
+                    </a:xfrm>
+                    <a:prstGeom prst="rect">
+                      <a:avLst/>
+                    </a:prstGeom>
+                    <a:noFill/>
+                    <a:ln>
+                      <a:noFill/>
+                    </a:ln>
+                  </pic:spPr>
+                </pic:pic>
+              </a:graphicData>
+            </a:graphic>
+          </wp:inline>
+        </w:drawing>
+      </w:r>
+    </w:p>
+    <w:p>
+      <w:pPr>
         <w:jc w:val="center"/>
-        <w:divId w:val="178738878"/>
+        <w:divId w:val="1024794448"/>
         <w:rPr>
           <w:rFonts w:eastAsia="Times New Roman"/>
           <w:b/>
           <w:bCs/>
-          <w:caps/>
-          <w:color w:val="000000"/>
-          <w:sz w:val="22"/>
-          <w:szCs w:val="22"/>
+          <w:color w:val="000000"/>
+          <w:sz w:val="19"/>
+          <w:szCs w:val="19"/>
           <w:lang w:val="en"/>
         </w:rPr>
       </w:pPr>
@@ -1038,197 +1235,12 @@
           <w:rFonts w:eastAsia="Times New Roman"/>
           <w:b/>
           <w:bCs/>
-          <w:caps/>
-          <w:color w:val="000000"/>
-          <w:sz w:val="22"/>
-          <w:szCs w:val="22"/>
-          <w:lang w:val="en"/>
-        </w:rPr>
-        <w:t>[PASTE ARCHITECTURE DIAGRAM HERE]</w:t>
-      </w:r>
-    </w:p>
-    <w:p>
-      <w:pPr>
-        <w:shd w:val="clear" w:color="auto" w:fill="FFFFFF"/>
-        <w:divId w:val="1201357161"/>
-        <w:rPr>
-          <w:rFonts w:ascii="Arial" w:eastAsia="Times New Roman" w:hAnsi="Arial" w:cs="Arial"/>
-          <w:color w:val="333333"/>
-          <w:sz w:val="19"/>
-          <w:szCs w:val="19"/>
-          <w:lang w:val="en"/>
-        </w:rPr>
-      </w:pPr>
-      <w:r>
-        <w:rPr>
-          <w:rStyle w:val="Strong"/>
-          <w:rFonts w:ascii="Arial" w:eastAsia="Times New Roman" w:hAnsi="Arial" w:cs="Arial"/>
-          <w:color w:val="333333"/>
-          <w:sz w:val="19"/>
-          <w:szCs w:val="19"/>
-          <w:lang w:val="en"/>
-        </w:rPr>
-        <w:t>INSTRUCTIONS TO IMPORT NON-AI ENGINEERING DIAGRAM:</w:t>
-      </w:r>
-      <w:r>
-        <w:rPr>
-          <w:rFonts w:ascii="Arial" w:eastAsia="Times New Roman" w:hAnsi="Arial" w:cs="Arial"/>
-          <w:color w:val="333333"/>
-          <w:sz w:val="19"/>
-          <w:szCs w:val="19"/>
-          <w:lang w:val="en"/>
-        </w:rPr>
-        <w:br/>
-        <w:t xml:space="preserve">1. Open your browser and go to: </w:t>
-      </w:r>
-      <w:r>
-        <w:rPr>
-          <w:rStyle w:val="HTMLCode"/>
-          <w:color w:val="333333"/>
-          <w:lang w:val="en"/>
-        </w:rPr>
-        <w:t>https://app.diagrams.net</w:t>
-      </w:r>
-      <w:r>
-        <w:rPr>
-          <w:rFonts w:ascii="Arial" w:eastAsia="Times New Roman" w:hAnsi="Arial" w:cs="Arial"/>
-          <w:color w:val="333333"/>
-          <w:sz w:val="19"/>
-          <w:szCs w:val="19"/>
-          <w:lang w:val="en"/>
-        </w:rPr>
-        <w:t xml:space="preserve"> (Draw.io).</w:t>
-      </w:r>
-      <w:r>
-        <w:rPr>
-          <w:rFonts w:ascii="Arial" w:eastAsia="Times New Roman" w:hAnsi="Arial" w:cs="Arial"/>
-          <w:color w:val="333333"/>
-          <w:sz w:val="19"/>
-          <w:szCs w:val="19"/>
-          <w:lang w:val="en"/>
-        </w:rPr>
-        <w:br/>
-        <w:t xml:space="preserve">2. Click </w:t>
-      </w:r>
-      <w:r>
-        <w:rPr>
-          <w:rStyle w:val="Strong"/>
-          <w:rFonts w:ascii="Arial" w:eastAsia="Times New Roman" w:hAnsi="Arial" w:cs="Arial"/>
-          <w:color w:val="333333"/>
-          <w:sz w:val="19"/>
-          <w:szCs w:val="19"/>
-          <w:lang w:val="en"/>
-        </w:rPr>
-        <w:t>File &gt; Open From &gt; Device</w:t>
-      </w:r>
-      <w:r>
-        <w:rPr>
-          <w:rFonts w:ascii="Arial" w:eastAsia="Times New Roman" w:hAnsi="Arial" w:cs="Arial"/>
-          <w:color w:val="333333"/>
-          <w:sz w:val="19"/>
-          <w:szCs w:val="19"/>
-          <w:lang w:val="en"/>
-        </w:rPr>
-        <w:t xml:space="preserve"> and select the file: </w:t>
-      </w:r>
-      <w:r>
-        <w:rPr>
-          <w:rStyle w:val="HTMLCode"/>
-          <w:color w:val="333333"/>
-          <w:lang w:val="en"/>
-        </w:rPr>
-        <w:t>architecture_diagram_drawio.xml</w:t>
-      </w:r>
-      <w:r>
-        <w:rPr>
-          <w:rFonts w:ascii="Arial" w:eastAsia="Times New Roman" w:hAnsi="Arial" w:cs="Arial"/>
-          <w:color w:val="333333"/>
-          <w:sz w:val="19"/>
-          <w:szCs w:val="19"/>
-          <w:lang w:val="en"/>
-        </w:rPr>
-        <w:t xml:space="preserve"> (saved in your project root).</w:t>
-      </w:r>
-      <w:r>
-        <w:rPr>
-          <w:rFonts w:ascii="Arial" w:eastAsia="Times New Roman" w:hAnsi="Arial" w:cs="Arial"/>
-          <w:color w:val="333333"/>
-          <w:sz w:val="19"/>
-          <w:szCs w:val="19"/>
-          <w:lang w:val="en"/>
-        </w:rPr>
-        <w:br/>
-        <w:t>3. The diagram will open with official AWS shapes, clear directional flow arrows, and component boundaries.</w:t>
-      </w:r>
-      <w:r>
-        <w:rPr>
-          <w:rFonts w:ascii="Arial" w:eastAsia="Times New Roman" w:hAnsi="Arial" w:cs="Arial"/>
-          <w:color w:val="333333"/>
-          <w:sz w:val="19"/>
-          <w:szCs w:val="19"/>
-          <w:lang w:val="en"/>
-        </w:rPr>
-        <w:br/>
-        <w:t xml:space="preserve">4. Click </w:t>
-      </w:r>
-      <w:r>
-        <w:rPr>
-          <w:rStyle w:val="Strong"/>
-          <w:rFonts w:ascii="Arial" w:eastAsia="Times New Roman" w:hAnsi="Arial" w:cs="Arial"/>
-          <w:color w:val="333333"/>
-          <w:sz w:val="19"/>
-          <w:szCs w:val="19"/>
-          <w:lang w:val="en"/>
-        </w:rPr>
-        <w:t>File &gt; Export as &gt; PNG image</w:t>
-      </w:r>
-      <w:r>
-        <w:rPr>
-          <w:rFonts w:ascii="Arial" w:eastAsia="Times New Roman" w:hAnsi="Arial" w:cs="Arial"/>
-          <w:color w:val="333333"/>
-          <w:sz w:val="19"/>
-          <w:szCs w:val="19"/>
-          <w:lang w:val="en"/>
-        </w:rPr>
-        <w:t xml:space="preserve"> (set DPI to 300 for high resolution).</w:t>
-      </w:r>
-      <w:r>
-        <w:rPr>
-          <w:rFonts w:ascii="Arial" w:eastAsia="Times New Roman" w:hAnsi="Arial" w:cs="Arial"/>
-          <w:color w:val="333333"/>
-          <w:sz w:val="19"/>
-          <w:szCs w:val="19"/>
-          <w:lang w:val="en"/>
-        </w:rPr>
-        <w:br/>
-        <w:t xml:space="preserve">5. Copy that image and paste it directly into this box. </w:t>
-      </w:r>
-    </w:p>
-    <w:p>
-      <w:pPr>
-        <w:jc w:val="center"/>
-        <w:divId w:val="1994602164"/>
-        <w:rPr>
-          <w:rFonts w:eastAsia="Times New Roman"/>
-          <w:b/>
-          <w:bCs/>
-          <w:color w:val="000000"/>
-          <w:sz w:val="19"/>
-          <w:szCs w:val="19"/>
-          <w:lang w:val="en"/>
-        </w:rPr>
-      </w:pPr>
-      <w:r>
-        <w:rPr>
-          <w:rFonts w:eastAsia="Times New Roman"/>
-          <w:b/>
-          <w:bCs/>
-          <w:color w:val="000000"/>
-          <w:sz w:val="19"/>
-          <w:szCs w:val="19"/>
-          <w:lang w:val="en"/>
-        </w:rPr>
-        <w:t>Figure 1: Event-Driven System Architecture and Zero-Touch Telemetry Pipeline</w:t>
+          <w:color w:val="000000"/>
+          <w:sz w:val="19"/>
+          <w:szCs w:val="19"/>
+          <w:lang w:val="en"/>
+        </w:rPr>
+        <w:t>Figure 1: Standard 3-Layer System Architecture and 7-Module Closed-Loop Pipeline</w:t>
       </w:r>
     </w:p>
     <w:tbl>
@@ -1243,14 +1255,58 @@
         <w:tblLook w:val="04A0" w:firstRow="1" w:lastRow="0" w:firstColumn="1" w:lastColumn="0" w:noHBand="0" w:noVBand="1"/>
       </w:tblPr>
       <w:tblGrid>
+        <w:gridCol w:w="1351"/>
         <w:gridCol w:w="2252"/>
-        <w:gridCol w:w="2703"/>
-        <w:gridCol w:w="4055"/>
+        <w:gridCol w:w="2253"/>
+        <w:gridCol w:w="3154"/>
       </w:tblGrid>
       <w:tr>
         <w:trPr>
           <w:tblHeader/>
         </w:trPr>
+        <w:tc>
+          <w:tcPr>
+            <w:tcW w:w="750" w:type="pct"/>
+            <w:tcBorders>
+              <w:top w:val="single" w:sz="6" w:space="0" w:color="000000"/>
+              <w:left w:val="single" w:sz="6" w:space="0" w:color="000000"/>
+              <w:bottom w:val="single" w:sz="6" w:space="0" w:color="000000"/>
+              <w:right w:val="single" w:sz="6" w:space="0" w:color="000000"/>
+            </w:tcBorders>
+            <w:shd w:val="clear" w:color="auto" w:fill="F2F2F2"/>
+            <w:tcMar>
+              <w:top w:w="90" w:type="dxa"/>
+              <w:left w:w="150" w:type="dxa"/>
+              <w:bottom w:w="90" w:type="dxa"/>
+              <w:right w:w="150" w:type="dxa"/>
+            </w:tcMar>
+            <w:hideMark/>
+          </w:tcPr>
+          <w:p>
+            <w:pPr>
+              <w:spacing w:after="225"/>
+              <w:rPr>
+                <w:rFonts w:eastAsia="Times New Roman"/>
+                <w:b/>
+                <w:bCs/>
+                <w:color w:val="000000"/>
+                <w:sz w:val="20"/>
+                <w:szCs w:val="20"/>
+              </w:rPr>
+            </w:pPr>
+            <w:r>
+              <w:rPr>
+                <w:rFonts w:eastAsia="Times New Roman"/>
+                <w:b/>
+                <w:bCs/>
+                <w:color w:val="000000"/>
+                <w:sz w:val="20"/>
+                <w:szCs w:val="20"/>
+              </w:rPr>
+              <w:t>Module</w:t>
+            </w:r>
+          </w:p>
+        </w:tc>
         <w:tc>
           <w:tcPr>
             <w:tcW w:w="1250" w:type="pct"/>
@@ -1290,13 +1346,13 @@
                 <w:sz w:val="20"/>
                 <w:szCs w:val="20"/>
               </w:rPr>
-              <w:t>Component</w:t>
+              <w:t>Component Name</w:t>
             </w:r>
           </w:p>
         </w:tc>
         <w:tc>
           <w:tcPr>
-            <w:tcW w:w="1500" w:type="pct"/>
+            <w:tcW w:w="1250" w:type="pct"/>
             <w:tcBorders>
               <w:top w:val="single" w:sz="6" w:space="0" w:color="000000"/>
               <w:left w:val="single" w:sz="6" w:space="0" w:color="000000"/>
@@ -1333,13 +1389,13 @@
                 <w:sz w:val="20"/>
                 <w:szCs w:val="20"/>
               </w:rPr>
-              <w:t>Underlying Technology</w:t>
+              <w:t>Implementation File / Service</w:t>
             </w:r>
           </w:p>
         </w:tc>
         <w:tc>
           <w:tcPr>
-            <w:tcW w:w="2250" w:type="pct"/>
+            <w:tcW w:w="1750" w:type="pct"/>
             <w:tcBorders>
               <w:top w:val="single" w:sz="6" w:space="0" w:color="000000"/>
               <w:left w:val="single" w:sz="6" w:space="0" w:color="000000"/>
@@ -1376,7 +1432,7 @@
                 <w:sz w:val="20"/>
                 <w:szCs w:val="20"/>
               </w:rPr>
-              <w:t>Operational Role in Pipeline</w:t>
+              <w:t>Operational Responsibility</w:t>
             </w:r>
           </w:p>
         </w:tc>
@@ -1417,7 +1473,7 @@
                 <w:sz w:val="20"/>
                 <w:szCs w:val="20"/>
               </w:rPr>
-              <w:t>Client Interface</w:t>
+              <w:t>Module 1</w:t>
             </w:r>
           </w:p>
         </w:tc>
@@ -1455,7 +1511,7 @@
                 <w:sz w:val="20"/>
                 <w:szCs w:val="20"/>
               </w:rPr>
-              <w:t>HTML5 / CSS3 / JavaScript Web UI</w:t>
+              <w:t>Order Dispatch Engine</w:t>
             </w:r>
           </w:p>
         </w:tc>
@@ -1488,12 +1544,73 @@
             </w:pPr>
             <w:r>
               <w:rPr>
-                <w:rFonts w:eastAsia="Times New Roman"/>
-                <w:color w:val="000000"/>
-                <w:sz w:val="20"/>
-                <w:szCs w:val="20"/>
-              </w:rPr>
-              <w:t>Simulates customer ordering and dark-store fulfillment for locations (Default: VIT Vellore Campus). Handles zero-stock edge cases gracefully.</w:t>
+                <w:rStyle w:val="HTMLCode"/>
+                <w:color w:val="000000"/>
+              </w:rPr>
+              <w:t>app/app.py</w:t>
+            </w:r>
+            <w:r>
+              <w:rPr>
+                <w:rFonts w:eastAsia="Times New Roman"/>
+                <w:color w:val="000000"/>
+                <w:sz w:val="20"/>
+                <w:szCs w:val="20"/>
+              </w:rPr>
+              <w:t xml:space="preserve"> (Route: </w:t>
+            </w:r>
+            <w:r>
+              <w:rPr>
+                <w:rStyle w:val="HTMLCode"/>
+                <w:color w:val="000000"/>
+              </w:rPr>
+              <w:t>/api/checkout</w:t>
+            </w:r>
+            <w:r>
+              <w:rPr>
+                <w:rFonts w:eastAsia="Times New Roman"/>
+                <w:color w:val="000000"/>
+                <w:sz w:val="20"/>
+                <w:szCs w:val="20"/>
+              </w:rPr>
+              <w:t>)</w:t>
+            </w:r>
+          </w:p>
+        </w:tc>
+        <w:tc>
+          <w:tcPr>
+            <w:tcW w:w="0" w:type="auto"/>
+            <w:tcBorders>
+              <w:top w:val="single" w:sz="6" w:space="0" w:color="000000"/>
+              <w:left w:val="single" w:sz="6" w:space="0" w:color="000000"/>
+              <w:bottom w:val="single" w:sz="6" w:space="0" w:color="000000"/>
+              <w:right w:val="single" w:sz="6" w:space="0" w:color="000000"/>
+            </w:tcBorders>
+            <w:tcMar>
+              <w:top w:w="90" w:type="dxa"/>
+              <w:left w:w="150" w:type="dxa"/>
+              <w:bottom w:w="90" w:type="dxa"/>
+              <w:right w:w="150" w:type="dxa"/>
+            </w:tcMar>
+            <w:hideMark/>
+          </w:tcPr>
+          <w:p>
+            <w:pPr>
+              <w:spacing w:after="225"/>
+              <w:rPr>
+                <w:rFonts w:eastAsia="Times New Roman"/>
+                <w:color w:val="000000"/>
+                <w:sz w:val="20"/>
+                <w:szCs w:val="20"/>
+              </w:rPr>
+            </w:pPr>
+            <w:r>
+              <w:rPr>
+                <w:rFonts w:eastAsia="Times New Roman"/>
+                <w:color w:val="000000"/>
+                <w:sz w:val="20"/>
+                <w:szCs w:val="20"/>
+              </w:rPr>
+              <w:t>Accepts customer cart checkout requests, validates product IDs, and reads delivery hub address parameters.</w:t>
             </w:r>
           </w:p>
         </w:tc>
@@ -1534,7 +1651,7 @@
                 <w:sz w:val="20"/>
                 <w:szCs w:val="20"/>
               </w:rPr>
-              <w:t>Monitored App</w:t>
+              <w:t>Module 2</w:t>
             </w:r>
           </w:p>
         </w:tc>
@@ -1572,7 +1689,7 @@
                 <w:sz w:val="20"/>
                 <w:szCs w:val="20"/>
               </w:rPr>
-              <w:t>Python 3.12 / Flask WSGI (AWS Lambda)</w:t>
+              <w:t>Fault Execution &amp; Crash</w:t>
             </w:r>
           </w:p>
         </w:tc>
@@ -1605,12 +1722,89 @@
             </w:pPr>
             <w:r>
               <w:rPr>
-                <w:rFonts w:eastAsia="Times New Roman"/>
-                <w:color w:val="000000"/>
-                <w:sz w:val="20"/>
-                <w:szCs w:val="20"/>
-              </w:rPr>
-              <w:t>Hosts production catalog and checkout calculation endpoints. Emits structured JSON logs to standard output.</w:t>
+                <w:rStyle w:val="HTMLCode"/>
+                <w:color w:val="000000"/>
+              </w:rPr>
+              <w:t>app/app.py</w:t>
+            </w:r>
+            <w:r>
+              <w:rPr>
+                <w:rFonts w:eastAsia="Times New Roman"/>
+                <w:color w:val="000000"/>
+                <w:sz w:val="20"/>
+                <w:szCs w:val="20"/>
+              </w:rPr>
+              <w:t xml:space="preserve"> (Stock Calculation Routine)</w:t>
+            </w:r>
+          </w:p>
+        </w:tc>
+        <w:tc>
+          <w:tcPr>
+            <w:tcW w:w="0" w:type="auto"/>
+            <w:tcBorders>
+              <w:top w:val="single" w:sz="6" w:space="0" w:color="000000"/>
+              <w:left w:val="single" w:sz="6" w:space="0" w:color="000000"/>
+              <w:bottom w:val="single" w:sz="6" w:space="0" w:color="000000"/>
+              <w:right w:val="single" w:sz="6" w:space="0" w:color="000000"/>
+            </w:tcBorders>
+            <w:tcMar>
+              <w:top w:w="90" w:type="dxa"/>
+              <w:left w:w="150" w:type="dxa"/>
+              <w:bottom w:w="90" w:type="dxa"/>
+              <w:right w:w="150" w:type="dxa"/>
+            </w:tcMar>
+            <w:hideMark/>
+          </w:tcPr>
+          <w:p>
+            <w:pPr>
+              <w:spacing w:after="225"/>
+              <w:rPr>
+                <w:rFonts w:eastAsia="Times New Roman"/>
+                <w:color w:val="000000"/>
+                <w:sz w:val="20"/>
+                <w:szCs w:val="20"/>
+              </w:rPr>
+            </w:pPr>
+            <w:r>
+              <w:rPr>
+                <w:rFonts w:eastAsia="Times New Roman"/>
+                <w:color w:val="000000"/>
+                <w:sz w:val="20"/>
+                <w:szCs w:val="20"/>
+              </w:rPr>
+              <w:t>Executes promotional allocation formula (</w:t>
+            </w:r>
+            <w:r>
+              <w:rPr>
+                <w:rStyle w:val="HTMLCode"/>
+                <w:color w:val="000000"/>
+              </w:rPr>
+              <w:t>100 / stock</w:t>
+            </w:r>
+            <w:r>
+              <w:rPr>
+                <w:rFonts w:eastAsia="Times New Roman"/>
+                <w:color w:val="000000"/>
+                <w:sz w:val="20"/>
+                <w:szCs w:val="20"/>
+              </w:rPr>
+              <w:t xml:space="preserve">). When stock is 0, raises unhandled </w:t>
+            </w:r>
+            <w:r>
+              <w:rPr>
+                <w:rStyle w:val="HTMLCode"/>
+                <w:color w:val="000000"/>
+              </w:rPr>
+              <w:t>ZeroDivisionError</w:t>
+            </w:r>
+            <w:r>
+              <w:rPr>
+                <w:rFonts w:eastAsia="Times New Roman"/>
+                <w:color w:val="000000"/>
+                <w:sz w:val="20"/>
+                <w:szCs w:val="20"/>
+              </w:rPr>
+              <w:t xml:space="preserve"> (HTTP 500).</w:t>
             </w:r>
           </w:p>
         </w:tc>
@@ -1651,7 +1845,7 @@
                 <w:sz w:val="20"/>
                 <w:szCs w:val="20"/>
               </w:rPr>
-              <w:t>Log Metric Filter</w:t>
+              <w:t>Module 3</w:t>
             </w:r>
           </w:p>
         </w:tc>
@@ -1689,7 +1883,7 @@
                 <w:sz w:val="20"/>
                 <w:szCs w:val="20"/>
               </w:rPr>
-              <w:t>Amazon CloudWatch Logs</w:t>
+              <w:t>Filter Ingestion</w:t>
             </w:r>
           </w:p>
         </w:tc>
@@ -1727,39 +1921,61 @@
                 <w:sz w:val="20"/>
                 <w:szCs w:val="20"/>
               </w:rPr>
-              <w:t xml:space="preserve">Monitors log group </w:t>
+              <w:t>Amazon CloudWatch Metric Filter</w:t>
+            </w:r>
+          </w:p>
+        </w:tc>
+        <w:tc>
+          <w:tcPr>
+            <w:tcW w:w="0" w:type="auto"/>
+            <w:tcBorders>
+              <w:top w:val="single" w:sz="6" w:space="0" w:color="000000"/>
+              <w:left w:val="single" w:sz="6" w:space="0" w:color="000000"/>
+              <w:bottom w:val="single" w:sz="6" w:space="0" w:color="000000"/>
+              <w:right w:val="single" w:sz="6" w:space="0" w:color="000000"/>
+            </w:tcBorders>
+            <w:tcMar>
+              <w:top w:w="90" w:type="dxa"/>
+              <w:left w:w="150" w:type="dxa"/>
+              <w:bottom w:w="90" w:type="dxa"/>
+              <w:right w:w="150" w:type="dxa"/>
+            </w:tcMar>
+            <w:hideMark/>
+          </w:tcPr>
+          <w:p>
+            <w:pPr>
+              <w:spacing w:after="225"/>
+              <w:rPr>
+                <w:rFonts w:eastAsia="Times New Roman"/>
+                <w:color w:val="000000"/>
+                <w:sz w:val="20"/>
+                <w:szCs w:val="20"/>
+              </w:rPr>
+            </w:pPr>
+            <w:r>
+              <w:rPr>
+                <w:rFonts w:eastAsia="Times New Roman"/>
+                <w:color w:val="000000"/>
+                <w:sz w:val="20"/>
+                <w:szCs w:val="20"/>
+              </w:rPr>
+              <w:t xml:space="preserve">Continuously filters application stdout streams for marker </w:t>
             </w:r>
             <w:r>
               <w:rPr>
                 <w:rStyle w:val="HTMLCode"/>
                 <w:color w:val="000000"/>
               </w:rPr>
-              <w:t>/aws/lambda/watchdog-target-app</w:t>
-            </w:r>
-            <w:r>
-              <w:rPr>
-                <w:rFonts w:eastAsia="Times New Roman"/>
-                <w:color w:val="000000"/>
-                <w:sz w:val="20"/>
-                <w:szCs w:val="20"/>
-              </w:rPr>
-              <w:t xml:space="preserve"> using metric filter pattern </w:t>
-            </w:r>
-            <w:r>
-              <w:rPr>
-                <w:rStyle w:val="HTMLCode"/>
-                <w:color w:val="000000"/>
-              </w:rPr>
-              <w:t>[INCIDENT_DETECTED]</w:t>
-            </w:r>
-            <w:r>
-              <w:rPr>
-                <w:rFonts w:eastAsia="Times New Roman"/>
-                <w:color w:val="000000"/>
-                <w:sz w:val="20"/>
-                <w:szCs w:val="20"/>
-              </w:rPr>
-              <w:t>.</w:t>
+              <w:t>[CRITICAL_ALERT]</w:t>
+            </w:r>
+            <w:r>
+              <w:rPr>
+                <w:rFonts w:eastAsia="Times New Roman"/>
+                <w:color w:val="000000"/>
+                <w:sz w:val="20"/>
+                <w:szCs w:val="20"/>
+              </w:rPr>
+              <w:t xml:space="preserve"> and fires real-time cloud trigger.</w:t>
             </w:r>
           </w:p>
         </w:tc>
@@ -1800,7 +2016,7 @@
                 <w:sz w:val="20"/>
                 <w:szCs w:val="20"/>
               </w:rPr>
-              <w:t>Watchdog Triager</w:t>
+              <w:t>Module 4</w:t>
             </w:r>
           </w:p>
         </w:tc>
@@ -1838,7 +2054,7 @@
                 <w:sz w:val="20"/>
                 <w:szCs w:val="20"/>
               </w:rPr>
-              <w:t>AWS Lambda (Serverless Python)</w:t>
+              <w:t>SRE Incident Triage</w:t>
             </w:r>
           </w:p>
         </w:tc>
@@ -1876,7 +2092,61 @@
                 <w:sz w:val="20"/>
                 <w:szCs w:val="20"/>
               </w:rPr>
-              <w:t>Executes asynchronously upon CloudWatch trigger; decodes base64 gzipped payload, extracts traceback, and mints unique Incident ID.</w:t>
+              <w:t>AWS Lambda (</w:t>
+            </w:r>
+            <w:r>
+              <w:rPr>
+                <w:rStyle w:val="HTMLCode"/>
+                <w:color w:val="000000"/>
+              </w:rPr>
+              <w:t>watchdog.py</w:t>
+            </w:r>
+            <w:r>
+              <w:rPr>
+                <w:rFonts w:eastAsia="Times New Roman"/>
+                <w:color w:val="000000"/>
+                <w:sz w:val="20"/>
+                <w:szCs w:val="20"/>
+              </w:rPr>
+              <w:t>)</w:t>
+            </w:r>
+          </w:p>
+        </w:tc>
+        <w:tc>
+          <w:tcPr>
+            <w:tcW w:w="0" w:type="auto"/>
+            <w:tcBorders>
+              <w:top w:val="single" w:sz="6" w:space="0" w:color="000000"/>
+              <w:left w:val="single" w:sz="6" w:space="0" w:color="000000"/>
+              <w:bottom w:val="single" w:sz="6" w:space="0" w:color="000000"/>
+              <w:right w:val="single" w:sz="6" w:space="0" w:color="000000"/>
+            </w:tcBorders>
+            <w:tcMar>
+              <w:top w:w="90" w:type="dxa"/>
+              <w:left w:w="150" w:type="dxa"/>
+              <w:bottom w:w="90" w:type="dxa"/>
+              <w:right w:w="150" w:type="dxa"/>
+            </w:tcMar>
+            <w:hideMark/>
+          </w:tcPr>
+          <w:p>
+            <w:pPr>
+              <w:spacing w:after="225"/>
+              <w:rPr>
+                <w:rFonts w:eastAsia="Times New Roman"/>
+                <w:color w:val="000000"/>
+                <w:sz w:val="20"/>
+                <w:szCs w:val="20"/>
+              </w:rPr>
+            </w:pPr>
+            <w:r>
+              <w:rPr>
+                <w:rFonts w:eastAsia="Times New Roman"/>
+                <w:color w:val="000000"/>
+                <w:sz w:val="20"/>
+                <w:szCs w:val="20"/>
+              </w:rPr>
+              <w:t>Decompresses base64 event payload, extracts full error traceback, and mints unique incident identifier.</w:t>
             </w:r>
           </w:p>
         </w:tc>
@@ -1917,7 +2187,7 @@
                 <w:sz w:val="20"/>
                 <w:szCs w:val="20"/>
               </w:rPr>
-              <w:t>Forensic Vault</w:t>
+              <w:t>Module 5</w:t>
             </w:r>
           </w:p>
         </w:tc>
@@ -1955,7 +2225,7 @@
                 <w:sz w:val="20"/>
                 <w:szCs w:val="20"/>
               </w:rPr>
-              <w:t>Amazon Simple Storage Service (S3)</w:t>
+              <w:t>Forensic S3 Vault</w:t>
             </w:r>
           </w:p>
         </w:tc>
@@ -1993,23 +2263,77 @@
                 <w:sz w:val="20"/>
                 <w:szCs w:val="20"/>
               </w:rPr>
-              <w:t xml:space="preserve">Stores immutable JSON crash dump file at </w:t>
+              <w:t>Amazon S3 (</w:t>
             </w:r>
             <w:r>
               <w:rPr>
                 <w:rStyle w:val="HTMLCode"/>
                 <w:color w:val="000000"/>
               </w:rPr>
-              <w:t>s3://devops-incident-watchdog-logs-401537512022/incidents/...</w:t>
-            </w:r>
-            <w:r>
-              <w:rPr>
-                <w:rFonts w:eastAsia="Times New Roman"/>
-                <w:color w:val="000000"/>
-                <w:sz w:val="20"/>
-                <w:szCs w:val="20"/>
-              </w:rPr>
-              <w:t>.</w:t>
+              <w:t>boto3</w:t>
+            </w:r>
+            <w:r>
+              <w:rPr>
+                <w:rFonts w:eastAsia="Times New Roman"/>
+                <w:color w:val="000000"/>
+                <w:sz w:val="20"/>
+                <w:szCs w:val="20"/>
+              </w:rPr>
+              <w:t xml:space="preserve"> client)</w:t>
+            </w:r>
+          </w:p>
+        </w:tc>
+        <w:tc>
+          <w:tcPr>
+            <w:tcW w:w="0" w:type="auto"/>
+            <w:tcBorders>
+              <w:top w:val="single" w:sz="6" w:space="0" w:color="000000"/>
+              <w:left w:val="single" w:sz="6" w:space="0" w:color="000000"/>
+              <w:bottom w:val="single" w:sz="6" w:space="0" w:color="000000"/>
+              <w:right w:val="single" w:sz="6" w:space="0" w:color="000000"/>
+            </w:tcBorders>
+            <w:tcMar>
+              <w:top w:w="90" w:type="dxa"/>
+              <w:left w:w="150" w:type="dxa"/>
+              <w:bottom w:w="90" w:type="dxa"/>
+              <w:right w:w="150" w:type="dxa"/>
+            </w:tcMar>
+            <w:hideMark/>
+          </w:tcPr>
+          <w:p>
+            <w:pPr>
+              <w:spacing w:after="225"/>
+              <w:rPr>
+                <w:rFonts w:eastAsia="Times New Roman"/>
+                <w:color w:val="000000"/>
+                <w:sz w:val="20"/>
+                <w:szCs w:val="20"/>
+              </w:rPr>
+            </w:pPr>
+            <w:r>
+              <w:rPr>
+                <w:rFonts w:eastAsia="Times New Roman"/>
+                <w:color w:val="000000"/>
+                <w:sz w:val="20"/>
+                <w:szCs w:val="20"/>
+              </w:rPr>
+              <w:t>Persists immutable JSON incident evidence to private S3 bucket (</w:t>
+            </w:r>
+            <w:r>
+              <w:rPr>
+                <w:rStyle w:val="HTMLCode"/>
+                <w:color w:val="000000"/>
+              </w:rPr>
+              <w:t>s3://devops-incident-watchdog-logs-...</w:t>
+            </w:r>
+            <w:r>
+              <w:rPr>
+                <w:rFonts w:eastAsia="Times New Roman"/>
+                <w:color w:val="000000"/>
+                <w:sz w:val="20"/>
+                <w:szCs w:val="20"/>
+              </w:rPr>
+              <w:t>).</w:t>
             </w:r>
           </w:p>
         </w:tc>
@@ -2050,7 +2374,7 @@
                 <w:sz w:val="20"/>
                 <w:szCs w:val="20"/>
               </w:rPr>
-              <w:t>Agile Kanban Board</w:t>
+              <w:t>Module 6</w:t>
             </w:r>
           </w:p>
         </w:tc>
@@ -2088,7 +2412,7 @@
                 <w:sz w:val="20"/>
                 <w:szCs w:val="20"/>
               </w:rPr>
-              <w:t>GitHub Issues REST API v3</w:t>
+              <w:t>Agile Story Creator</w:t>
             </w:r>
           </w:p>
         </w:tc>
@@ -2126,7 +2450,77 @@
                 <w:sz w:val="20"/>
                 <w:szCs w:val="20"/>
               </w:rPr>
-              <w:t>Maintains sprint backlog. Receives automated Bug User Story with Definition of Done acceptance criteria.</w:t>
+              <w:t>GitHub Issues REST API v3</w:t>
+            </w:r>
+          </w:p>
+        </w:tc>
+        <w:tc>
+          <w:tcPr>
+            <w:tcW w:w="0" w:type="auto"/>
+            <w:tcBorders>
+              <w:top w:val="single" w:sz="6" w:space="0" w:color="000000"/>
+              <w:left w:val="single" w:sz="6" w:space="0" w:color="000000"/>
+              <w:bottom w:val="single" w:sz="6" w:space="0" w:color="000000"/>
+              <w:right w:val="single" w:sz="6" w:space="0" w:color="000000"/>
+            </w:tcBorders>
+            <w:tcMar>
+              <w:top w:w="90" w:type="dxa"/>
+              <w:left w:w="150" w:type="dxa"/>
+              <w:bottom w:w="90" w:type="dxa"/>
+              <w:right w:w="150" w:type="dxa"/>
+            </w:tcMar>
+            <w:hideMark/>
+          </w:tcPr>
+          <w:p>
+            <w:pPr>
+              <w:spacing w:after="225"/>
+              <w:rPr>
+                <w:rFonts w:eastAsia="Times New Roman"/>
+                <w:color w:val="000000"/>
+                <w:sz w:val="20"/>
+                <w:szCs w:val="20"/>
+              </w:rPr>
+            </w:pPr>
+            <w:r>
+              <w:rPr>
+                <w:rFonts w:eastAsia="Times New Roman"/>
+                <w:color w:val="000000"/>
+                <w:sz w:val="20"/>
+                <w:szCs w:val="20"/>
+              </w:rPr>
+              <w:t>Mints structured Bug User Story with labels (</w:t>
+            </w:r>
+            <w:r>
+              <w:rPr>
+                <w:rStyle w:val="HTMLCode"/>
+                <w:color w:val="000000"/>
+              </w:rPr>
+              <w:t>p1-critical</w:t>
+            </w:r>
+            <w:r>
+              <w:rPr>
+                <w:rFonts w:eastAsia="Times New Roman"/>
+                <w:color w:val="000000"/>
+                <w:sz w:val="20"/>
+                <w:szCs w:val="20"/>
+              </w:rPr>
+              <w:t xml:space="preserve">, </w:t>
+            </w:r>
+            <w:r>
+              <w:rPr>
+                <w:rStyle w:val="HTMLCode"/>
+                <w:color w:val="000000"/>
+              </w:rPr>
+              <w:t>incident</w:t>
+            </w:r>
+            <w:r>
+              <w:rPr>
+                <w:rFonts w:eastAsia="Times New Roman"/>
+                <w:color w:val="000000"/>
+                <w:sz w:val="20"/>
+                <w:szCs w:val="20"/>
+              </w:rPr>
+              <w:t>), diagnostics table, and acceptance criteria.</w:t>
             </w:r>
           </w:p>
         </w:tc>
@@ -2167,8 +2561,7 @@
                 <w:sz w:val="20"/>
                 <w:szCs w:val="20"/>
               </w:rPr>
-              <w:lastRenderedPageBreak/>
-              <w:t>CI/CD Engine</w:t>
+              <w:t>Module 7</w:t>
             </w:r>
           </w:p>
         </w:tc>
@@ -2206,7 +2599,7 @@
                 <w:sz w:val="20"/>
                 <w:szCs w:val="20"/>
               </w:rPr>
-              <w:t>GitHub Actions CI/CD Runner</w:t>
+              <w:t>CI/CD &amp; Ticket Close</w:t>
             </w:r>
           </w:p>
         </w:tc>
@@ -2244,7 +2637,61 @@
                 <w:sz w:val="20"/>
                 <w:szCs w:val="20"/>
               </w:rPr>
-              <w:t>Executes 9 automated unit regression tests upon developer commit and deploys updated code to AWS.</w:t>
+              <w:t>GitHub Actions (</w:t>
+            </w:r>
+            <w:r>
+              <w:rPr>
+                <w:rStyle w:val="HTMLCode"/>
+                <w:color w:val="000000"/>
+              </w:rPr>
+              <w:t>ci-cd.yml</w:t>
+            </w:r>
+            <w:r>
+              <w:rPr>
+                <w:rFonts w:eastAsia="Times New Roman"/>
+                <w:color w:val="000000"/>
+                <w:sz w:val="20"/>
+                <w:szCs w:val="20"/>
+              </w:rPr>
+              <w:t>)</w:t>
+            </w:r>
+          </w:p>
+        </w:tc>
+        <w:tc>
+          <w:tcPr>
+            <w:tcW w:w="0" w:type="auto"/>
+            <w:tcBorders>
+              <w:top w:val="single" w:sz="6" w:space="0" w:color="000000"/>
+              <w:left w:val="single" w:sz="6" w:space="0" w:color="000000"/>
+              <w:bottom w:val="single" w:sz="6" w:space="0" w:color="000000"/>
+              <w:right w:val="single" w:sz="6" w:space="0" w:color="000000"/>
+            </w:tcBorders>
+            <w:tcMar>
+              <w:top w:w="90" w:type="dxa"/>
+              <w:left w:w="150" w:type="dxa"/>
+              <w:bottom w:w="90" w:type="dxa"/>
+              <w:right w:w="150" w:type="dxa"/>
+            </w:tcMar>
+            <w:hideMark/>
+          </w:tcPr>
+          <w:p>
+            <w:pPr>
+              <w:spacing w:after="225"/>
+              <w:rPr>
+                <w:rFonts w:eastAsia="Times New Roman"/>
+                <w:color w:val="000000"/>
+                <w:sz w:val="20"/>
+                <w:szCs w:val="20"/>
+              </w:rPr>
+            </w:pPr>
+            <w:r>
+              <w:rPr>
+                <w:rFonts w:eastAsia="Times New Roman"/>
+                <w:color w:val="000000"/>
+                <w:sz w:val="20"/>
+                <w:szCs w:val="20"/>
+              </w:rPr>
+              <w:t>Executes 9 automated unit regression tests upon git commit, redeploys to AWS Lambda, and auto-closes GitHub Issue.</w:t>
             </w:r>
           </w:p>
         </w:tc>
@@ -2285,7 +2732,7 @@
           <w:szCs w:val="22"/>
           <w:lang w:val="en"/>
         </w:rPr>
-        <w:t xml:space="preserve">The following chronological phases detail the execution of an incident from initiation through resolution: </w:t>
+        <w:t xml:space="preserve">The end-to-end incident lifecycle is verified across seven chronological steps, demonstrating the complete flow from consumer checkout to automated sprint resolution: </w:t>
       </w:r>
     </w:p>
     <w:p>
@@ -2303,7 +2750,7 @@
           <w:color w:val="000000"/>
           <w:lang w:val="en"/>
         </w:rPr>
-        <w:t>Step 1: Baseline Application Health &amp; Proactive Telemetry</w:t>
+        <w:t>Step 1: FlashMart Promotional Flash Sale Storefront &amp; Campus Delivery Hub</w:t>
       </w:r>
     </w:p>
     <w:p>
@@ -2323,18 +2770,58 @@
           <w:szCs w:val="22"/>
           <w:lang w:val="en"/>
         </w:rPr>
-        <w:t xml:space="preserve">Prior to any incident, the target microservice exposes proactive telemetry via the </w:t>
-      </w:r>
-      <w:r>
-        <w:rPr>
-          <w:rStyle w:val="HTMLCode"/>
-          <w:color w:val="000000"/>
-          <w:lang w:val="en"/>
-        </w:rPr>
-        <w:t>/health</w:t>
-      </w:r>
-      <w:r>
-        <w:rPr>
+        <w:t xml:space="preserve">The monitored web application hosts </w:t>
+      </w:r>
+      <w:r>
+        <w:rPr>
+          <w:rStyle w:val="Strong"/>
+          <w:color w:val="000000"/>
+          <w:sz w:val="22"/>
+          <w:szCs w:val="22"/>
+          <w:lang w:val="en"/>
+        </w:rPr>
+        <w:t>FlashMart Tech</w:t>
+      </w:r>
+      <w:r>
+        <w:rPr>
+          <w:color w:val="000000"/>
+          <w:sz w:val="22"/>
+          <w:szCs w:val="22"/>
+          <w:lang w:val="en"/>
+        </w:rPr>
+        <w:t xml:space="preserve">, a high-speed quick-commerce electronics storefront specializing in promotional flash deals. The application is configured with a dynamic delivery selector tailored to university campus locations: </w:t>
+      </w:r>
+    </w:p>
+    <w:p>
+      <w:pPr>
+        <w:numPr>
+          <w:ilvl w:val="0"/>
+          <w:numId w:val="3"/>
+        </w:numPr>
+        <w:spacing w:before="100" w:beforeAutospacing="1" w:after="60"/>
+        <w:jc w:val="both"/>
+        <w:rPr>
+          <w:rFonts w:eastAsia="Times New Roman"/>
+          <w:color w:val="000000"/>
+          <w:sz w:val="22"/>
+          <w:szCs w:val="22"/>
+          <w:lang w:val="en"/>
+        </w:rPr>
+      </w:pPr>
+      <w:r>
+        <w:rPr>
+          <w:rStyle w:val="Strong"/>
+          <w:rFonts w:eastAsia="Times New Roman"/>
+          <w:color w:val="000000"/>
+          <w:sz w:val="22"/>
+          <w:szCs w:val="22"/>
+          <w:lang w:val="en"/>
+        </w:rPr>
+        <w:t>VIT Vellore Campus</w:t>
+      </w:r>
+      <w:r>
+        <w:rPr>
+          <w:rFonts w:eastAsia="Times New Roman"/>
           <w:color w:val="000000"/>
           <w:sz w:val="22"/>
           <w:szCs w:val="22"/>
@@ -2344,19 +2831,173 @@
       </w:r>
       <w:r>
         <w:rPr>
-          <w:color w:val="000000"/>
-          <w:sz w:val="22"/>
-          <w:szCs w:val="22"/>
-          <w:lang w:val="en"/>
-        </w:rPr>
-        <w:t xml:space="preserve">endpoint. Site Reliability Engineering standards mandate periodic health checks from Route 53 or synthetic monitors to verify service availability and uptime. </w:t>
+          <w:rFonts w:eastAsia="Times New Roman"/>
+          <w:color w:val="000000"/>
+          <w:sz w:val="22"/>
+          <w:szCs w:val="22"/>
+          <w:lang w:val="en"/>
+        </w:rPr>
+        <w:t>(Men's Hostel Q-Block, Katpadi - 632014 • 10 Mins) [Active Default Hub]</w:t>
+      </w:r>
+    </w:p>
+    <w:p>
+      <w:pPr>
+        <w:numPr>
+          <w:ilvl w:val="0"/>
+          <w:numId w:val="3"/>
+        </w:numPr>
+        <w:spacing w:before="100" w:beforeAutospacing="1" w:after="60"/>
+        <w:jc w:val="both"/>
+        <w:rPr>
+          <w:rFonts w:eastAsia="Times New Roman"/>
+          <w:color w:val="000000"/>
+          <w:sz w:val="22"/>
+          <w:szCs w:val="22"/>
+          <w:lang w:val="en"/>
+        </w:rPr>
+      </w:pPr>
+      <w:r>
+        <w:rPr>
+          <w:rStyle w:val="Strong"/>
+          <w:rFonts w:eastAsia="Times New Roman"/>
+          <w:color w:val="000000"/>
+          <w:sz w:val="22"/>
+          <w:szCs w:val="22"/>
+          <w:lang w:val="en"/>
+        </w:rPr>
+        <w:t>Gandhi Nagar, Vellore</w:t>
+      </w:r>
+      <w:r>
+        <w:rPr>
+          <w:rFonts w:eastAsia="Times New Roman"/>
+          <w:color w:val="000000"/>
+          <w:sz w:val="22"/>
+          <w:szCs w:val="22"/>
+          <w:lang w:val="en"/>
+        </w:rPr>
+        <w:t xml:space="preserve"> (Near Katpadi Railway Station - 632006)</w:t>
+      </w:r>
+    </w:p>
+    <w:p>
+      <w:pPr>
+        <w:numPr>
+          <w:ilvl w:val="0"/>
+          <w:numId w:val="3"/>
+        </w:numPr>
+        <w:spacing w:before="100" w:beforeAutospacing="1" w:after="60"/>
+        <w:jc w:val="both"/>
+        <w:rPr>
+          <w:rFonts w:eastAsia="Times New Roman"/>
+          <w:color w:val="000000"/>
+          <w:sz w:val="22"/>
+          <w:szCs w:val="22"/>
+          <w:lang w:val="en"/>
+        </w:rPr>
+      </w:pPr>
+      <w:r>
+        <w:rPr>
+          <w:rStyle w:val="Strong"/>
+          <w:rFonts w:eastAsia="Times New Roman"/>
+          <w:color w:val="000000"/>
+          <w:sz w:val="22"/>
+          <w:szCs w:val="22"/>
+          <w:lang w:val="en"/>
+        </w:rPr>
+        <w:t>Anna Nagar West, Chennai</w:t>
+      </w:r>
+      <w:r>
+        <w:rPr>
+          <w:rFonts w:eastAsia="Times New Roman"/>
+          <w:color w:val="000000"/>
+          <w:sz w:val="22"/>
+          <w:szCs w:val="22"/>
+          <w:lang w:val="en"/>
+        </w:rPr>
+        <w:t xml:space="preserve"> (2nd Avenue, Roundtana - 600040)</w:t>
+      </w:r>
+    </w:p>
+    <w:p>
+      <w:pPr>
+        <w:numPr>
+          <w:ilvl w:val="0"/>
+          <w:numId w:val="3"/>
+        </w:numPr>
+        <w:spacing w:before="100" w:beforeAutospacing="1" w:after="60"/>
+        <w:jc w:val="both"/>
+        <w:rPr>
+          <w:rFonts w:eastAsia="Times New Roman"/>
+          <w:color w:val="000000"/>
+          <w:sz w:val="22"/>
+          <w:szCs w:val="22"/>
+          <w:lang w:val="en"/>
+        </w:rPr>
+      </w:pPr>
+      <w:r>
+        <w:rPr>
+          <w:rStyle w:val="Strong"/>
+          <w:rFonts w:eastAsia="Times New Roman"/>
+          <w:color w:val="000000"/>
+          <w:sz w:val="22"/>
+          <w:szCs w:val="22"/>
+          <w:lang w:val="en"/>
+        </w:rPr>
+        <w:t>Indiranagar, Bangalore</w:t>
+      </w:r>
+      <w:r>
+        <w:rPr>
+          <w:rFonts w:eastAsia="Times New Roman"/>
+          <w:color w:val="000000"/>
+          <w:sz w:val="22"/>
+          <w:szCs w:val="22"/>
+          <w:lang w:val="en"/>
+        </w:rPr>
+        <w:t xml:space="preserve"> (100ft Road, Stage 2 - 560038)</w:t>
+      </w:r>
+    </w:p>
+    <w:p>
+      <w:pPr>
+        <w:pStyle w:val="NormalWeb"/>
+        <w:rPr>
+          <w:color w:val="000000"/>
+          <w:sz w:val="22"/>
+          <w:szCs w:val="22"/>
+          <w:lang w:val="en"/>
+        </w:rPr>
+      </w:pPr>
+      <w:r>
+        <w:rPr>
+          <w:color w:val="000000"/>
+          <w:sz w:val="22"/>
+          <w:szCs w:val="22"/>
+          <w:lang w:val="en"/>
+        </w:rPr>
+        <w:t xml:space="preserve">The catalog features high-demand promotional electronics, including the </w:t>
+      </w:r>
+      <w:r>
+        <w:rPr>
+          <w:rStyle w:val="Strong"/>
+          <w:color w:val="000000"/>
+          <w:sz w:val="22"/>
+          <w:szCs w:val="22"/>
+          <w:lang w:val="en"/>
+        </w:rPr>
+        <w:t>OnePlus 11R 5G (Sonic Black, 16GB RAM)</w:t>
+      </w:r>
+      <w:r>
+        <w:rPr>
+          <w:color w:val="000000"/>
+          <w:sz w:val="22"/>
+          <w:szCs w:val="22"/>
+          <w:lang w:val="en"/>
+        </w:rPr>
+        <w:t xml:space="preserve"> featured at an aggressive flash deal price of ₹34,999. </w:t>
       </w:r>
     </w:p>
     <w:p>
       <w:pPr>
         <w:shd w:val="clear" w:color="auto" w:fill="FAFAFA"/>
         <w:jc w:val="center"/>
-        <w:divId w:val="841698320"/>
+        <w:divId w:val="1836529918"/>
         <w:rPr>
           <w:rFonts w:eastAsia="Times New Roman"/>
           <w:b/>
@@ -2379,13 +3020,13 @@
           <w:szCs w:val="22"/>
           <w:lang w:val="en"/>
         </w:rPr>
-        <w:t>[PASTE SNAPSHOT 1: APPLICATION HEALTH CHECK]</w:t>
+        <w:t>[PASTE SNAPSHOT 1: FLASHMART CUSTOMER STOREFRONT &amp; CAMPUS DELIVERY HUB]</w:t>
       </w:r>
     </w:p>
     <w:p>
       <w:pPr>
         <w:shd w:val="clear" w:color="auto" w:fill="FFFFFF"/>
-        <w:divId w:val="544685161"/>
+        <w:divId w:val="9256560"/>
         <w:rPr>
           <w:rFonts w:ascii="Arial" w:eastAsia="Times New Roman" w:hAnsi="Arial" w:cs="Arial"/>
           <w:color w:val="333333"/>
@@ -2414,6 +3055,15 @@
           <w:lang w:val="en"/>
         </w:rPr>
         <w:br/>
+      </w:r>
+      <w:r>
+        <w:rPr>
+          <w:rFonts w:ascii="Arial" w:eastAsia="Times New Roman" w:hAnsi="Arial" w:cs="Arial"/>
+          <w:color w:val="333333"/>
+          <w:sz w:val="19"/>
+          <w:szCs w:val="19"/>
+          <w:lang w:val="en"/>
+        </w:rPr>
         <w:t xml:space="preserve">- Open your browser to: </w:t>
       </w:r>
       <w:r>
@@ -2422,7 +3072,7 @@
           <w:color w:val="333333"/>
           <w:lang w:val="en"/>
         </w:rPr>
-        <w:t>http://127.0.0.1:5000/health</w:t>
+        <w:t>http://127.0.0.1:5000/</w:t>
       </w:r>
       <w:r>
         <w:rPr>
@@ -2432,26 +3082,71 @@
           <w:szCs w:val="19"/>
           <w:lang w:val="en"/>
         </w:rPr>
+        <w:t xml:space="preserve"> (or live AWS Lambda URL).</w:t>
+      </w:r>
+      <w:r>
+        <w:rPr>
+          <w:rFonts w:ascii="Arial" w:eastAsia="Times New Roman" w:hAnsi="Arial" w:cs="Arial"/>
+          <w:color w:val="333333"/>
+          <w:sz w:val="19"/>
+          <w:szCs w:val="19"/>
+          <w:lang w:val="en"/>
+        </w:rPr>
         <w:br/>
-        <w:t xml:space="preserve">- Capture the browser screen displaying the JSON response: </w:t>
-      </w:r>
-      <w:r>
-        <w:rPr>
-          <w:rStyle w:val="HTMLCode"/>
-          <w:color w:val="333333"/>
-          <w:lang w:val="en"/>
-        </w:rPr>
-        <w:t>{"http_status": 200, "service": "watchdog-target-app", "status": "healthy", "uptime_seconds": ...}</w:t>
-      </w:r>
-      <w:r>
-        <w:rPr>
+        <w:t xml:space="preserve">- Verify that </w:t>
+      </w:r>
+      <w:r>
+        <w:rPr>
+          <w:rStyle w:val="Strong"/>
           <w:rFonts w:ascii="Arial" w:eastAsia="Times New Roman" w:hAnsi="Arial" w:cs="Arial"/>
           <w:color w:val="333333"/>
           <w:sz w:val="19"/>
           <w:szCs w:val="19"/>
           <w:lang w:val="en"/>
         </w:rPr>
-        <w:t>.</w:t>
+        <w:t>"1. Customer View"</w:t>
+      </w:r>
+      <w:r>
+        <w:rPr>
+          <w:rFonts w:ascii="Arial" w:eastAsia="Times New Roman" w:hAnsi="Arial" w:cs="Arial"/>
+          <w:color w:val="333333"/>
+          <w:sz w:val="19"/>
+          <w:szCs w:val="19"/>
+          <w:lang w:val="en"/>
+        </w:rPr>
+        <w:t xml:space="preserve"> is active in the top navigation bar.</w:t>
+      </w:r>
+      <w:r>
+        <w:rPr>
+          <w:rFonts w:ascii="Arial" w:eastAsia="Times New Roman" w:hAnsi="Arial" w:cs="Arial"/>
+          <w:color w:val="333333"/>
+          <w:sz w:val="19"/>
+          <w:szCs w:val="19"/>
+          <w:lang w:val="en"/>
+        </w:rPr>
+        <w:br/>
+        <w:t xml:space="preserve">- Capture the header showing delivery location: </w:t>
+      </w:r>
+      <w:r>
+        <w:rPr>
+          <w:rStyle w:val="Emphasis"/>
+          <w:rFonts w:ascii="Arial" w:eastAsia="Times New Roman" w:hAnsi="Arial" w:cs="Arial"/>
+          <w:color w:val="333333"/>
+          <w:sz w:val="19"/>
+          <w:szCs w:val="19"/>
+          <w:lang w:val="en"/>
+        </w:rPr>
+        <w:t>"Deliver to: VIT Vellore Campus (Men's Hostel Q-Block, Katpadi • 10 Mins)"</w:t>
+      </w:r>
+      <w:r>
+        <w:rPr>
+          <w:rFonts w:ascii="Arial" w:eastAsia="Times New Roman" w:hAnsi="Arial" w:cs="Arial"/>
+          <w:color w:val="333333"/>
+          <w:sz w:val="19"/>
+          <w:szCs w:val="19"/>
+          <w:lang w:val="en"/>
+        </w:rPr>
+        <w:t xml:space="preserve"> and the product cards displaying the OnePlus 11R 5G flash sale.</w:t>
       </w:r>
       <w:r>
         <w:rPr>
@@ -2468,7 +3163,7 @@
     <w:p>
       <w:pPr>
         <w:jc w:val="center"/>
-        <w:divId w:val="100074103"/>
+        <w:divId w:val="1438214160"/>
         <w:rPr>
           <w:rFonts w:eastAsia="Times New Roman"/>
           <w:b/>
@@ -2489,7 +3184,33 @@
           <w:szCs w:val="19"/>
           <w:lang w:val="en"/>
         </w:rPr>
-        <w:t>Figure 2: Proactive Health Monitoring Endpoint Telemetry (HTTP 200 OK)</w:t>
+        <w:t>Figure 2: FlashMart Promotional Flash Sale Storefront Configured for VIT Vellore Campus Hub</w:t>
+      </w:r>
+    </w:p>
+    <w:p>
+      <w:pPr>
+        <w:pStyle w:val="Heading3"/>
+        <w:rPr>
+          <w:rFonts w:eastAsia="Times New Roman"/>
+          <w:color w:val="000000"/>
+          <w:lang w:val="en"/>
+        </w:rPr>
+      </w:pPr>
+      <w:r>
+        <w:rPr>
+          <w:rFonts w:eastAsia="Times New Roman"/>
+          <w:color w:val="000000"/>
+          <w:lang w:val="en"/>
+        </w:rPr>
+        <w:t xml:space="preserve">Step 2: Flash Sale Stockout &amp; </w:t>
+      </w:r>
+      <w:r>
+        <w:rPr>
+          <w:rFonts w:eastAsia="Times New Roman"/>
+          <w:color w:val="000000"/>
+          <w:lang w:val="en"/>
+        </w:rPr>
+        <w:t>Graceful Frontend Exception Handling</w:t>
       </w:r>
     </w:p>
     <w:p>
@@ -2504,40 +3225,31 @@
       </w:pPr>
       <w:r>
         <w:rPr>
+          <w:color w:val="000000"/>
+          <w:sz w:val="22"/>
+          <w:szCs w:val="22"/>
+          <w:lang w:val="en"/>
+        </w:rPr>
+        <w:t xml:space="preserve">A customer initiates checkout for the promotional deal item: </w:t>
+      </w:r>
+      <w:r>
+        <w:rPr>
           <w:rStyle w:val="Strong"/>
           <w:color w:val="000000"/>
           <w:sz w:val="22"/>
           <w:szCs w:val="22"/>
           <w:lang w:val="en"/>
         </w:rPr>
-        <w:t>Technical Assessment:</w:t>
-      </w:r>
-      <w:r>
-        <w:rPr>
-          <w:color w:val="000000"/>
-          <w:sz w:val="22"/>
-          <w:szCs w:val="22"/>
-          <w:lang w:val="en"/>
-        </w:rPr>
-        <w:t xml:space="preserve"> The service reports HTTP 200 with JSON payload confirming uptime and operational parameters. This confirms the baseline environment is functional. </w:t>
-      </w:r>
-    </w:p>
-    <w:p>
-      <w:pPr>
-        <w:pStyle w:val="Heading3"/>
-        <w:rPr>
-          <w:rFonts w:eastAsia="Times New Roman"/>
-          <w:color w:val="000000"/>
-          <w:lang w:val="en"/>
-        </w:rPr>
-      </w:pPr>
-      <w:r>
-        <w:rPr>
-          <w:rFonts w:eastAsia="Times New Roman"/>
-          <w:color w:val="000000"/>
-          <w:lang w:val="en"/>
-        </w:rPr>
-        <w:t>Step 2: Customer Storefront &amp; Multi-Address Dark Store Delivery Selection</w:t>
+        <w:t>OnePlus 11R 5G</w:t>
+      </w:r>
+      <w:r>
+        <w:rPr>
+          <w:color w:val="000000"/>
+          <w:sz w:val="22"/>
+          <w:szCs w:val="22"/>
+          <w:lang w:val="en"/>
+        </w:rPr>
+        <w:t xml:space="preserve">. Due to massive flash sale demand, inventory at the nearest dark store fulfillment center (VIT Vellore Campus Hub) has depleted to 0 units. </w:t>
       </w:r>
     </w:p>
     <w:p>
@@ -2552,171 +3264,67 @@
       </w:pPr>
       <w:r>
         <w:rPr>
-          <w:color w:val="000000"/>
-          <w:sz w:val="22"/>
-          <w:szCs w:val="22"/>
-          <w:lang w:val="en"/>
-        </w:rPr>
-        <w:t xml:space="preserve">The customer storefront simulates a high-speed quick-commerce electronics store (FlashMart Tech). The interface allows customers to select delivery addresses across university campus hubs and residential centers: </w:t>
-      </w:r>
-    </w:p>
-    <w:p>
-      <w:pPr>
-        <w:numPr>
-          <w:ilvl w:val="0"/>
-          <w:numId w:val="2"/>
-        </w:numPr>
-        <w:spacing w:before="100" w:beforeAutospacing="1" w:after="60"/>
-        <w:jc w:val="both"/>
-        <w:rPr>
-          <w:rFonts w:eastAsia="Times New Roman"/>
-          <w:color w:val="000000"/>
-          <w:sz w:val="22"/>
-          <w:szCs w:val="22"/>
-          <w:lang w:val="en"/>
-        </w:rPr>
-      </w:pPr>
-      <w:r>
-        <w:rPr>
           <w:rStyle w:val="Strong"/>
-          <w:rFonts w:eastAsia="Times New Roman"/>
-          <w:color w:val="000000"/>
-          <w:sz w:val="22"/>
-          <w:szCs w:val="22"/>
-          <w:lang w:val="en"/>
-        </w:rPr>
-        <w:t>VIT Vellore Campus</w:t>
-      </w:r>
-      <w:r>
-        <w:rPr>
-          <w:rFonts w:eastAsia="Times New Roman"/>
-          <w:color w:val="000000"/>
-          <w:sz w:val="22"/>
-          <w:szCs w:val="22"/>
-          <w:lang w:val="en"/>
-        </w:rPr>
-        <w:t xml:space="preserve"> (Men's Hostel Q-Block, Katpadi - 632014) [Default]</w:t>
-      </w:r>
-    </w:p>
-    <w:p>
-      <w:pPr>
-        <w:numPr>
-          <w:ilvl w:val="0"/>
-          <w:numId w:val="2"/>
-        </w:numPr>
-        <w:spacing w:before="100" w:beforeAutospacing="1" w:after="60"/>
-        <w:jc w:val="both"/>
-        <w:rPr>
-          <w:rFonts w:eastAsia="Times New Roman"/>
-          <w:color w:val="000000"/>
-          <w:sz w:val="22"/>
-          <w:szCs w:val="22"/>
-          <w:lang w:val="en"/>
-        </w:rPr>
-      </w:pPr>
-      <w:r>
-        <w:rPr>
-          <w:rStyle w:val="Strong"/>
-          <w:rFonts w:eastAsia="Times New Roman"/>
-          <w:color w:val="000000"/>
-          <w:sz w:val="22"/>
-          <w:szCs w:val="22"/>
-          <w:lang w:val="en"/>
-        </w:rPr>
-        <w:t>Gandhi Nagar, Vellore</w:t>
-      </w:r>
-      <w:r>
-        <w:rPr>
-          <w:rFonts w:eastAsia="Times New Roman"/>
-          <w:color w:val="000000"/>
-          <w:sz w:val="22"/>
-          <w:szCs w:val="22"/>
-          <w:lang w:val="en"/>
-        </w:rPr>
-        <w:t xml:space="preserve"> (Near Katpadi Railway Station - 632006)</w:t>
-      </w:r>
-    </w:p>
-    <w:p>
-      <w:pPr>
-        <w:numPr>
-          <w:ilvl w:val="0"/>
-          <w:numId w:val="2"/>
-        </w:numPr>
-        <w:spacing w:before="100" w:beforeAutospacing="1" w:after="60"/>
-        <w:jc w:val="both"/>
-        <w:rPr>
-          <w:rFonts w:eastAsia="Times New Roman"/>
-          <w:color w:val="000000"/>
-          <w:sz w:val="22"/>
-          <w:szCs w:val="22"/>
-          <w:lang w:val="en"/>
-        </w:rPr>
-      </w:pPr>
-      <w:r>
-        <w:rPr>
-          <w:rStyle w:val="Strong"/>
-          <w:rFonts w:eastAsia="Times New Roman"/>
-          <w:color w:val="000000"/>
-          <w:sz w:val="22"/>
-          <w:szCs w:val="22"/>
-          <w:lang w:val="en"/>
-        </w:rPr>
-        <w:t>Anna Nagar West, Chennai</w:t>
-      </w:r>
-      <w:r>
-        <w:rPr>
-          <w:rFonts w:eastAsia="Times New Roman"/>
-          <w:color w:val="000000"/>
-          <w:sz w:val="22"/>
-          <w:szCs w:val="22"/>
-          <w:lang w:val="en"/>
-        </w:rPr>
-        <w:t xml:space="preserve"> (2nd Avenue, Roundtana - 600040)</w:t>
-      </w:r>
-    </w:p>
-    <w:p>
-      <w:pPr>
-        <w:numPr>
-          <w:ilvl w:val="0"/>
-          <w:numId w:val="2"/>
-        </w:numPr>
-        <w:spacing w:before="100" w:beforeAutospacing="1" w:after="60"/>
-        <w:jc w:val="both"/>
-        <w:rPr>
-          <w:rFonts w:eastAsia="Times New Roman"/>
-          <w:color w:val="000000"/>
-          <w:sz w:val="22"/>
-          <w:szCs w:val="22"/>
-          <w:lang w:val="en"/>
-        </w:rPr>
-      </w:pPr>
-      <w:r>
-        <w:rPr>
-          <w:rStyle w:val="Strong"/>
-          <w:rFonts w:eastAsia="Times New Roman"/>
-          <w:color w:val="000000"/>
-          <w:sz w:val="22"/>
-          <w:szCs w:val="22"/>
-          <w:lang w:val="en"/>
-        </w:rPr>
-        <w:t>Indiranagar, Bangalore</w:t>
-      </w:r>
-      <w:r>
-        <w:rPr>
-          <w:rFonts w:eastAsia="Times New Roman"/>
-          <w:color w:val="000000"/>
-          <w:sz w:val="22"/>
-          <w:szCs w:val="22"/>
-          <w:lang w:val="en"/>
-        </w:rPr>
-        <w:t xml:space="preserve"> (100ft Road, Stage 2 - 560038)</w:t>
+          <w:color w:val="000000"/>
+          <w:sz w:val="22"/>
+          <w:szCs w:val="22"/>
+          <w:lang w:val="en"/>
+        </w:rPr>
+        <w:t>Graceful Customer Insulation:</w:t>
+      </w:r>
+      <w:r>
+        <w:rPr>
+          <w:color w:val="000000"/>
+          <w:sz w:val="22"/>
+          <w:szCs w:val="22"/>
+          <w:lang w:val="en"/>
+        </w:rPr>
+        <w:t xml:space="preserve"> In a mature production architecture, customer user experience must never be broken by raw server crash responses. The front-end client intercepts the stockout state and smoothly displays a slide-out customer notification: </w:t>
+      </w:r>
+      <w:r>
+        <w:rPr>
+          <w:rStyle w:val="Emphasis"/>
+          <w:color w:val="000000"/>
+          <w:sz w:val="22"/>
+          <w:szCs w:val="22"/>
+          <w:lang w:val="en"/>
+        </w:rPr>
+        <w:t>"Item Not Deliverable to Your Location: OnePlus 11R 5G is currently out of stock at your nearest fulfillment dark store"</w:t>
+      </w:r>
+      <w:r>
+        <w:rPr>
+          <w:color w:val="000000"/>
+          <w:sz w:val="22"/>
+          <w:szCs w:val="22"/>
+          <w:lang w:val="en"/>
+        </w:rPr>
+        <w:t xml:space="preserve"> with a </w:t>
+      </w:r>
+      <w:r>
+        <w:rPr>
+          <w:rStyle w:val="Emphasis"/>
+          <w:color w:val="000000"/>
+          <w:sz w:val="22"/>
+          <w:szCs w:val="22"/>
+          <w:lang w:val="en"/>
+        </w:rPr>
+        <w:t>"Notify Me when Available"</w:t>
+      </w:r>
+      <w:r>
+        <w:rPr>
+          <w:color w:val="000000"/>
+          <w:sz w:val="22"/>
+          <w:szCs w:val="22"/>
+          <w:lang w:val="en"/>
+        </w:rPr>
+        <w:t xml:space="preserve"> waitlist option. </w:t>
       </w:r>
     </w:p>
     <w:p>
       <w:pPr>
         <w:shd w:val="clear" w:color="auto" w:fill="FAFAFA"/>
         <w:jc w:val="center"/>
-        <w:divId w:val="778453371"/>
+        <w:divId w:val="1230578509"/>
         <w:rPr>
           <w:rFonts w:eastAsia="Times New Roman"/>
           <w:b/>
@@ -2739,13 +3347,13 @@
           <w:szCs w:val="22"/>
           <w:lang w:val="en"/>
         </w:rPr>
-        <w:t>[PASTE SNAPSHOT 2: CUSTOMER STOREFRONT VIEW]</w:t>
+        <w:t>[PASTE SNAPSHOT 2: GRACEFUL CUSTOMER STOCKOUT DRAWER ("ITEM NOT DELIVERABLE")]</w:t>
       </w:r>
     </w:p>
     <w:p>
       <w:pPr>
         <w:shd w:val="clear" w:color="auto" w:fill="FFFFFF"/>
-        <w:divId w:val="901138874"/>
+        <w:divId w:val="1266227520"/>
         <w:rPr>
           <w:rFonts w:ascii="Arial" w:eastAsia="Times New Roman" w:hAnsi="Arial" w:cs="Arial"/>
           <w:color w:val="333333"/>
@@ -2774,36 +3382,7 @@
           <w:lang w:val="en"/>
         </w:rPr>
         <w:br/>
-        <w:t xml:space="preserve">- Open: </w:t>
-      </w:r>
-      <w:r>
-        <w:rPr>
-          <w:rStyle w:val="HTMLCode"/>
-          <w:color w:val="333333"/>
-          <w:lang w:val="en"/>
-        </w:rPr>
-        <w:t>http://127.0.0.1:5000/</w:t>
-      </w:r>
-      <w:r>
-        <w:rPr>
-          <w:rFonts w:ascii="Arial" w:eastAsia="Times New Roman" w:hAnsi="Arial" w:cs="Arial"/>
-          <w:color w:val="333333"/>
-          <w:sz w:val="19"/>
-          <w:szCs w:val="19"/>
-          <w:lang w:val="en"/>
-        </w:rPr>
-        <w:t xml:space="preserve"> in your browser.</w:t>
-      </w:r>
-      <w:r>
-        <w:rPr>
-          <w:rFonts w:ascii="Arial" w:eastAsia="Times New Roman" w:hAnsi="Arial" w:cs="Arial"/>
-          <w:color w:val="333333"/>
-          <w:sz w:val="19"/>
-          <w:szCs w:val="19"/>
-          <w:lang w:val="en"/>
-        </w:rPr>
-        <w:br/>
-        <w:t xml:space="preserve">- Ensure </w:t>
+        <w:t xml:space="preserve">- On the FlashMart storefront, click the </w:t>
       </w:r>
       <w:r>
         <w:rPr>
@@ -2814,7 +3393,7 @@
           <w:szCs w:val="19"/>
           <w:lang w:val="en"/>
         </w:rPr>
-        <w:t>"1. Customer View"</w:t>
+        <w:t>"Buy Now"</w:t>
       </w:r>
       <w:r>
         <w:rPr>
@@ -2824,7 +3403,7 @@
           <w:szCs w:val="19"/>
           <w:lang w:val="en"/>
         </w:rPr>
-        <w:t xml:space="preserve"> is selected in the top bar.</w:t>
+        <w:t xml:space="preserve"> button on the OnePlus 11R 5G product card.</w:t>
       </w:r>
       <w:r>
         <w:rPr>
@@ -2835,7 +3414,7 @@
           <w:lang w:val="en"/>
         </w:rPr>
         <w:br/>
-        <w:t xml:space="preserve">- Capture the header showing: </w:t>
+        <w:t xml:space="preserve">- Capture the slide-out modal drawer stating: </w:t>
       </w:r>
       <w:r>
         <w:rPr>
@@ -2846,17 +3425,7 @@
           <w:szCs w:val="19"/>
           <w:lang w:val="en"/>
         </w:rPr>
-        <w:t>"Deliver to: VIT Vellore Campus (Men's Hostel Q-Block, Katpadi • 10 Mins)"</w:t>
-      </w:r>
-      <w:r>
-        <w:rPr>
-          <w:rFonts w:ascii="Arial" w:eastAsia="Times New Roman" w:hAnsi="Arial" w:cs="Arial"/>
-          <w:color w:val="333333"/>
-          <w:sz w:val="19"/>
-          <w:szCs w:val="19"/>
-          <w:lang w:val="en"/>
-        </w:rPr>
-        <w:t xml:space="preserve"> and the 4 products.</w:t>
+        <w:t>"Item Not Deliverable to Your Location: OnePlus 11R 5G is currently not deliverable to your selected address (VIT Vellore Campus) because stock is depleted at your nearest fulfillment dark store."</w:t>
       </w:r>
       <w:r>
         <w:rPr>
@@ -2873,7 +3442,7 @@
     <w:p>
       <w:pPr>
         <w:jc w:val="center"/>
-        <w:divId w:val="1482648323"/>
+        <w:divId w:val="622729091"/>
         <w:rPr>
           <w:rFonts w:eastAsia="Times New Roman"/>
           <w:b/>
@@ -2894,7 +3463,7 @@
           <w:szCs w:val="19"/>
           <w:lang w:val="en"/>
         </w:rPr>
-        <w:t>Figure 3: Customer Quick-Commerce Storefront Configured for VIT Vellore Campus</w:t>
+        <w:t>Figure 3: Graceful Frontend Stockout Exception Interception and Customer Waitlist Drawer</w:t>
       </w:r>
     </w:p>
     <w:p>
@@ -2912,7 +3481,7 @@
           <w:color w:val="000000"/>
           <w:lang w:val="en"/>
         </w:rPr>
-        <w:t>Step 3: Promotional Flash Sale Inventory Depletion &amp; Location Stockout Handling</w:t>
+        <w:t>Step 3: Unhandled Backend ZeroDivisionError Server Crash in AWS CloudWatch</w:t>
       </w:r>
     </w:p>
     <w:p>
@@ -2932,26 +3501,120 @@
           <w:szCs w:val="22"/>
           <w:lang w:val="en"/>
         </w:rPr>
-        <w:t xml:space="preserve">The customer attempts to purchase the promotional deal item: </w:t>
-      </w:r>
-      <w:r>
-        <w:rPr>
-          <w:rStyle w:val="Strong"/>
-          <w:color w:val="000000"/>
-          <w:sz w:val="22"/>
-          <w:szCs w:val="22"/>
-          <w:lang w:val="en"/>
-        </w:rPr>
-        <w:t>OnePlus 11R 5G (16GB RAM, 256GB Storage)</w:t>
-      </w:r>
-      <w:r>
-        <w:rPr>
-          <w:color w:val="000000"/>
-          <w:sz w:val="22"/>
-          <w:szCs w:val="22"/>
-          <w:lang w:val="en"/>
-        </w:rPr>
-        <w:t xml:space="preserve"> priced at ₹34,999. In this scenario, high flash sale concurrency has exhausted dark store stock to zero. </w:t>
+        <w:t xml:space="preserve">While the customer receives a polite, friendly stockout drawer, the underlying backend microservice encountered an unhandled fatal calculation error. In </w:t>
+      </w:r>
+      <w:r>
+        <w:rPr>
+          <w:rStyle w:val="HTMLCode"/>
+          <w:color w:val="000000"/>
+          <w:lang w:val="en"/>
+        </w:rPr>
+        <w:t>app/app.py</w:t>
+      </w:r>
+      <w:r>
+        <w:rPr>
+          <w:color w:val="000000"/>
+          <w:sz w:val="22"/>
+          <w:szCs w:val="22"/>
+          <w:lang w:val="en"/>
+        </w:rPr>
+        <w:t xml:space="preserve">, the legacy dark-store delivery routing algorithm calculates promotional warehouse allocation ratios: </w:t>
+      </w:r>
+    </w:p>
+    <w:p>
+      <w:pPr>
+        <w:pStyle w:val="HTMLPreformatted"/>
+        <w:rPr>
+          <w:color w:val="000000"/>
+          <w:lang w:val="en"/>
+        </w:rPr>
+      </w:pPr>
+    </w:p>
+    <w:p>
+      <w:pPr>
+        <w:pStyle w:val="HTMLPreformatted"/>
+        <w:rPr>
+          <w:color w:val="000000"/>
+          <w:lang w:val="en"/>
+        </w:rPr>
+      </w:pPr>
+      <w:r>
+        <w:rPr>
+          <w:color w:val="000000"/>
+          <w:lang w:val="en"/>
+        </w:rPr>
+        <w:t># app/app.py - Unhandled Promotional Calculation Routine</w:t>
+      </w:r>
+    </w:p>
+    <w:p>
+      <w:pPr>
+        <w:pStyle w:val="HTMLPreformatted"/>
+        <w:rPr>
+          <w:color w:val="000000"/>
+          <w:lang w:val="en"/>
+        </w:rPr>
+      </w:pPr>
+      <w:r>
+        <w:rPr>
+          <w:color w:val="000000"/>
+          <w:lang w:val="en"/>
+        </w:rPr>
+        <w:t>if product["stock"] &lt;= 0:</w:t>
+      </w:r>
+    </w:p>
+    <w:p>
+      <w:pPr>
+        <w:pStyle w:val="HTMLPreformatted"/>
+        <w:rPr>
+          <w:color w:val="000000"/>
+          <w:lang w:val="en"/>
+        </w:rPr>
+      </w:pPr>
+      <w:r>
+        <w:rPr>
+          <w:color w:val="000000"/>
+          <w:lang w:val="en"/>
+        </w:rPr>
+        <w:t xml:space="preserve">    logger.error(f"[CRITICAL_ALERT] Incident simulation triggered! Item '{product['name']}' has stock=0")</w:t>
+      </w:r>
+    </w:p>
+    <w:p>
+      <w:pPr>
+        <w:pStyle w:val="HTMLPreformatted"/>
+        <w:rPr>
+          <w:color w:val="000000"/>
+          <w:lang w:val="en"/>
+        </w:rPr>
+      </w:pPr>
+      <w:r>
+        <w:rPr>
+          <w:color w:val="000000"/>
+          <w:lang w:val="en"/>
+        </w:rPr>
+        <w:t xml:space="preserve">    </w:t>
+      </w:r>
+      <w:r>
+        <w:rPr>
+          <w:color w:val="000000"/>
+          <w:lang w:val="en"/>
+        </w:rPr>
+        <w:t>logger.error("[EXCEPTION] Unhandled ZeroDivisionError in delivery routing worker: allocation = 100 / stock")</w:t>
+      </w:r>
+    </w:p>
+    <w:p>
+      <w:pPr>
+        <w:pStyle w:val="HTMLPreformatted"/>
+        <w:rPr>
+          <w:color w:val="000000"/>
+          <w:lang w:val="en"/>
+        </w:rPr>
+      </w:pPr>
+      <w:r>
+        <w:rPr>
+          <w:color w:val="000000"/>
+          <w:lang w:val="en"/>
+        </w:rPr>
+        <w:t xml:space="preserve">    _ = 100 / product["stock"]  # Crashes with HTTP 500 ZeroDivisionError!</w:t>
       </w:r>
     </w:p>
     <w:p>
@@ -2966,67 +3629,53 @@
       </w:pPr>
       <w:r>
         <w:rPr>
-          <w:rStyle w:val="Strong"/>
-          <w:color w:val="000000"/>
-          <w:sz w:val="22"/>
-          <w:szCs w:val="22"/>
-          <w:lang w:val="en"/>
-        </w:rPr>
-        <w:t>Customer POV Behavior:</w:t>
-      </w:r>
-      <w:r>
-        <w:rPr>
-          <w:color w:val="000000"/>
-          <w:sz w:val="22"/>
-          <w:szCs w:val="22"/>
-          <w:lang w:val="en"/>
-        </w:rPr>
-        <w:t xml:space="preserve"> Unlike naive applications that present a raw server error, the front-end handles this gracefully. It displays an alert indicating </w:t>
-      </w:r>
-      <w:r>
-        <w:rPr>
-          <w:rStyle w:val="Emphasis"/>
-          <w:color w:val="000000"/>
-          <w:sz w:val="22"/>
-          <w:szCs w:val="22"/>
-          <w:lang w:val="en"/>
-        </w:rPr>
-        <w:t>"Item Not Deliverable to Your Location"</w:t>
-      </w:r>
-      <w:r>
-        <w:rPr>
-          <w:color w:val="000000"/>
-          <w:sz w:val="22"/>
-          <w:szCs w:val="22"/>
-          <w:lang w:val="en"/>
-        </w:rPr>
-        <w:t xml:space="preserve"> along with a </w:t>
-      </w:r>
-      <w:r>
-        <w:rPr>
-          <w:rStyle w:val="Emphasis"/>
-          <w:color w:val="000000"/>
-          <w:sz w:val="22"/>
-          <w:szCs w:val="22"/>
-          <w:lang w:val="en"/>
-        </w:rPr>
-        <w:t>"Notify Me when Available at this Address"</w:t>
-      </w:r>
-      <w:r>
-        <w:rPr>
-          <w:color w:val="000000"/>
-          <w:sz w:val="22"/>
-          <w:szCs w:val="22"/>
-          <w:lang w:val="en"/>
-        </w:rPr>
-        <w:t xml:space="preserve"> button. </w:t>
+          <w:color w:val="000000"/>
+          <w:sz w:val="22"/>
+          <w:szCs w:val="22"/>
+          <w:lang w:val="en"/>
+        </w:rPr>
+        <w:t xml:space="preserve">Because </w:t>
+      </w:r>
+      <w:r>
+        <w:rPr>
+          <w:rStyle w:val="HTMLCode"/>
+          <w:color w:val="000000"/>
+          <w:lang w:val="en"/>
+        </w:rPr>
+        <w:t>product["stock"] == 0</w:t>
+      </w:r>
+      <w:r>
+        <w:rPr>
+          <w:color w:val="000000"/>
+          <w:sz w:val="22"/>
+          <w:szCs w:val="22"/>
+          <w:lang w:val="en"/>
+        </w:rPr>
+        <w:t xml:space="preserve">, the Python interpreter immediately throws an unhandled </w:t>
+      </w:r>
+      <w:r>
+        <w:rPr>
+          <w:rStyle w:val="HTMLCode"/>
+          <w:color w:val="000000"/>
+          <w:lang w:val="en"/>
+        </w:rPr>
+        <w:t>ZeroDivisionError: division by zero</w:t>
+      </w:r>
+      <w:r>
+        <w:rPr>
+          <w:color w:val="000000"/>
+          <w:sz w:val="22"/>
+          <w:szCs w:val="22"/>
+          <w:lang w:val="en"/>
+        </w:rPr>
+        <w:t xml:space="preserve">, crashing the worker thread with an HTTP 500 status code and emitting structured forensic logs to standard output. </w:t>
       </w:r>
     </w:p>
     <w:p>
       <w:pPr>
         <w:shd w:val="clear" w:color="auto" w:fill="FAFAFA"/>
         <w:jc w:val="center"/>
-        <w:divId w:val="1835336483"/>
+        <w:divId w:val="196353033"/>
         <w:rPr>
           <w:rFonts w:eastAsia="Times New Roman"/>
           <w:b/>
@@ -3049,13 +3698,13 @@
           <w:szCs w:val="22"/>
           <w:lang w:val="en"/>
         </w:rPr>
-        <w:t>[PASTE SNAPSHOT 3: ITEM NOT DELIVERABLE CUSTOMER DRAWER]</w:t>
+        <w:t>[PASTE SNAPSHOT 3: BACKEND SERVER RUNTIME CRASH &amp; STACK TRACE]</w:t>
       </w:r>
     </w:p>
     <w:p>
       <w:pPr>
         <w:shd w:val="clear" w:color="auto" w:fill="FFFFFF"/>
-        <w:divId w:val="1683431029"/>
+        <w:divId w:val="457257538"/>
         <w:rPr>
           <w:rFonts w:ascii="Arial" w:eastAsia="Times New Roman" w:hAnsi="Arial" w:cs="Arial"/>
           <w:color w:val="333333"/>
@@ -3084,18 +3733,16 @@
           <w:lang w:val="en"/>
         </w:rPr>
         <w:br/>
-        <w:t xml:space="preserve">- In Customer View, click </w:t>
-      </w:r>
-      <w:r>
-        <w:rPr>
-          <w:rStyle w:val="Strong"/>
+      </w:r>
+      <w:r>
+        <w:rPr>
           <w:rFonts w:ascii="Arial" w:eastAsia="Times New Roman" w:hAnsi="Arial" w:cs="Arial"/>
           <w:color w:val="333333"/>
           <w:sz w:val="19"/>
           <w:szCs w:val="19"/>
           <w:lang w:val="en"/>
         </w:rPr>
-        <w:t>"Buy Now"</w:t>
+        <w:t>- Open your PowerShell terminal running the application or inspect AWS CloudWatch Log Streams.</w:t>
       </w:r>
       <w:r>
         <w:rPr>
@@ -3105,7 +3752,8 @@
           <w:szCs w:val="19"/>
           <w:lang w:val="en"/>
         </w:rPr>
-        <w:t xml:space="preserve"> on the OnePlus 11R card.</w:t>
+        <w:br/>
+        <w:t>- Locate the lines showing:</w:t>
       </w:r>
       <w:r>
         <w:rPr>
@@ -3116,18 +3764,32 @@
           <w:lang w:val="en"/>
         </w:rPr>
         <w:br/>
-        <w:t xml:space="preserve">- Capture the modal drawer showing: </w:t>
-      </w:r>
-      <w:r>
-        <w:rPr>
-          <w:rStyle w:val="Emphasis"/>
+      </w:r>
+      <w:r>
+        <w:rPr>
+          <w:rStyle w:val="HTMLCode"/>
+          <w:color w:val="333333"/>
+          <w:lang w:val="en"/>
+        </w:rPr>
+        <w:t>[CRITICAL_ALERT] Incident simulation triggered! Item 'OnePlus 11R 5G' has stock=0</w:t>
+      </w:r>
+      <w:r>
+        <w:rPr>
           <w:rFonts w:ascii="Arial" w:eastAsia="Times New Roman" w:hAnsi="Arial" w:cs="Arial"/>
           <w:color w:val="333333"/>
           <w:sz w:val="19"/>
           <w:szCs w:val="19"/>
           <w:lang w:val="en"/>
         </w:rPr>
-        <w:t>"Item Not Deliverable to Your Location: OnePlus 11R 5G is currently not deliverable to your selected address (VIT Vellore Campus) because stock is depleted at your nearest fulfillment dark store."</w:t>
+        <w:br/>
+      </w:r>
+      <w:r>
+        <w:rPr>
+          <w:rStyle w:val="HTMLCode"/>
+          <w:color w:val="333333"/>
+          <w:lang w:val="en"/>
+        </w:rPr>
+        <w:t>Traceback (most recent call last): line 119, in checkout: _ = 100 / product["stock"]</w:t>
       </w:r>
       <w:r>
         <w:rPr>
@@ -3138,13 +3800,31 @@
           <w:lang w:val="en"/>
         </w:rPr>
         <w:br/>
-        <w:t xml:space="preserve">- Paste the screenshot in this box. </w:t>
+      </w:r>
+      <w:r>
+        <w:rPr>
+          <w:rStyle w:val="HTMLCode"/>
+          <w:color w:val="333333"/>
+          <w:lang w:val="en"/>
+        </w:rPr>
+        <w:t>ZeroDivisionError: division by zero</w:t>
+      </w:r>
+      <w:r>
+        <w:rPr>
+          <w:rFonts w:ascii="Arial" w:eastAsia="Times New Roman" w:hAnsi="Arial" w:cs="Arial"/>
+          <w:color w:val="333333"/>
+          <w:sz w:val="19"/>
+          <w:szCs w:val="19"/>
+          <w:lang w:val="en"/>
+        </w:rPr>
+        <w:br/>
+        <w:t xml:space="preserve">- Capture the terminal output and paste it in this box. </w:t>
       </w:r>
     </w:p>
     <w:p>
       <w:pPr>
         <w:jc w:val="center"/>
-        <w:divId w:val="407919183"/>
+        <w:divId w:val="2091191352"/>
         <w:rPr>
           <w:rFonts w:eastAsia="Times New Roman"/>
           <w:b/>
@@ -3165,7 +3845,7 @@
           <w:szCs w:val="19"/>
           <w:lang w:val="en"/>
         </w:rPr>
-        <w:t>Figure 4: Graceful Customer Stockout Experience ("Item Not Deliverable" &amp; Waitlist Alert)</w:t>
+        <w:t>Figure 4: Unhandled Backend ZeroDivisionError Stack Trace Emitted to AWS CloudWatch Standard Output</w:t>
       </w:r>
     </w:p>
     <w:p>
@@ -3183,7 +3863,7 @@
           <w:color w:val="000000"/>
           <w:lang w:val="en"/>
         </w:rPr>
-        <w:t>Step 4: Server Runtime Outage &amp; Root Cause Stack Trace</w:t>
+        <w:t>Step 4: AWS CloudWatch Metric Filter Pattern Matching &amp; Incident Ingestion</w:t>
       </w:r>
     </w:p>
     <w:p>
@@ -3203,68 +3883,7 @@
           <w:szCs w:val="22"/>
           <w:lang w:val="en"/>
         </w:rPr>
-        <w:t xml:space="preserve">While the customer is insulated with a friendly stockout notice, the underlying backend microservice encountered an unhandled exception. In the checkout calculation routine (`app/app.py`), the legacy inventory allocation formula divides total volume by remaining stock: </w:t>
-      </w:r>
-    </w:p>
-    <w:p>
-      <w:pPr>
-        <w:pStyle w:val="HTMLPreformatted"/>
-        <w:rPr>
-          <w:color w:val="000000"/>
-          <w:lang w:val="en"/>
-        </w:rPr>
-      </w:pPr>
-    </w:p>
-    <w:p>
-      <w:pPr>
-        <w:pStyle w:val="HTMLPreformatted"/>
-        <w:rPr>
-          <w:color w:val="000000"/>
-          <w:lang w:val="en"/>
-        </w:rPr>
-      </w:pPr>
-      <w:r>
-        <w:rPr>
-          <w:color w:val="000000"/>
-          <w:lang w:val="en"/>
-        </w:rPr>
-        <w:t># app/app.py - Faulty Calculation Routine</w:t>
-      </w:r>
-    </w:p>
-    <w:p>
-      <w:pPr>
-        <w:pStyle w:val="HTMLPreformatted"/>
-        <w:rPr>
-          <w:color w:val="000000"/>
-          <w:lang w:val="en"/>
-        </w:rPr>
-      </w:pPr>
-      <w:r>
-        <w:rPr>
-          <w:color w:val="000000"/>
-          <w:lang w:val="en"/>
-        </w:rPr>
-        <w:t>discount_ratio = 100 / product["stock"]  # When stock == 0, throws ZeroDivisionError</w:t>
-      </w:r>
-    </w:p>
-    <w:p>
-      <w:pPr>
-        <w:pStyle w:val="NormalWeb"/>
-        <w:rPr>
-          <w:color w:val="000000"/>
-          <w:sz w:val="22"/>
-          <w:szCs w:val="22"/>
-          <w:lang w:val="en"/>
-        </w:rPr>
-      </w:pPr>
-      <w:r>
-        <w:rPr>
-          <w:color w:val="000000"/>
-          <w:sz w:val="22"/>
-          <w:szCs w:val="22"/>
-          <w:lang w:val="en"/>
-        </w:rPr>
-        <w:t xml:space="preserve">Because </w:t>
+        <w:t xml:space="preserve">In the AWS cloud environment, Amazon CloudWatch Logs continuously monitors the log group </w:t>
       </w:r>
       <w:r>
         <w:rPr>
@@ -3272,16 +3891,16 @@
           <w:color w:val="000000"/>
           <w:lang w:val="en"/>
         </w:rPr>
-        <w:t>product["stock"] == 0</w:t>
-      </w:r>
-      <w:r>
-        <w:rPr>
-          <w:color w:val="000000"/>
-          <w:sz w:val="22"/>
-          <w:szCs w:val="22"/>
-          <w:lang w:val="en"/>
-        </w:rPr>
-        <w:t xml:space="preserve">, Python raises an unhandled </w:t>
+        <w:t>/aws/lambda/watchdog-target-app</w:t>
+      </w:r>
+      <w:r>
+        <w:rPr>
+          <w:color w:val="000000"/>
+          <w:sz w:val="22"/>
+          <w:szCs w:val="22"/>
+          <w:lang w:val="en"/>
+        </w:rPr>
+        <w:t xml:space="preserve">. A Metric Filter with pattern </w:t>
       </w:r>
       <w:r>
         <w:rPr>
@@ -3289,23 +3908,40 @@
           <w:color w:val="000000"/>
           <w:lang w:val="en"/>
         </w:rPr>
-        <w:t>ZeroDivisionError: division by zero</w:t>
-      </w:r>
-      <w:r>
-        <w:rPr>
-          <w:color w:val="000000"/>
-          <w:sz w:val="22"/>
-          <w:szCs w:val="22"/>
-          <w:lang w:val="en"/>
-        </w:rPr>
-        <w:t xml:space="preserve">, emitting a critical structured log message containing the full stack trace to standard output. </w:t>
+        <w:t>[CRITICAL_ALERT]</w:t>
+      </w:r>
+      <w:r>
+        <w:rPr>
+          <w:color w:val="000000"/>
+          <w:sz w:val="22"/>
+          <w:szCs w:val="22"/>
+          <w:lang w:val="en"/>
+        </w:rPr>
+        <w:t xml:space="preserve"> detects the incident instantaneously without requiring human log analysis. The filter fires an AWS CloudWatch Alarm, shifting state to </w:t>
+      </w:r>
+      <w:r>
+        <w:rPr>
+          <w:rStyle w:val="HTMLCode"/>
+          <w:color w:val="000000"/>
+          <w:lang w:val="en"/>
+        </w:rPr>
+        <w:t>ALARM</w:t>
+      </w:r>
+      <w:r>
+        <w:rPr>
+          <w:color w:val="000000"/>
+          <w:sz w:val="22"/>
+          <w:szCs w:val="22"/>
+          <w:lang w:val="en"/>
+        </w:rPr>
+        <w:t xml:space="preserve"> and executing an asynchronous trigger. </w:t>
       </w:r>
     </w:p>
     <w:p>
       <w:pPr>
         <w:shd w:val="clear" w:color="auto" w:fill="FAFAFA"/>
         <w:jc w:val="center"/>
-        <w:divId w:val="760376379"/>
+        <w:divId w:val="1118910349"/>
         <w:rPr>
           <w:rFonts w:eastAsia="Times New Roman"/>
           <w:b/>
@@ -3328,13 +3964,13 @@
           <w:szCs w:val="22"/>
           <w:lang w:val="en"/>
         </w:rPr>
-        <w:t>[PASTE SNAPSHOT 4: RUNTIME SERVER STACK TRACE]</w:t>
+        <w:t>[PASTE SNAPSHOT 4: SRE DASHBOARD &amp; CLOUDWATCH INCIDENT TELEMETRY]</w:t>
       </w:r>
     </w:p>
     <w:p>
       <w:pPr>
         <w:shd w:val="clear" w:color="auto" w:fill="FFFFFF"/>
-        <w:divId w:val="1318607296"/>
+        <w:divId w:val="630330955"/>
         <w:rPr>
           <w:rFonts w:ascii="Arial" w:eastAsia="Times New Roman" w:hAnsi="Arial" w:cs="Arial"/>
           <w:color w:val="333333"/>
@@ -3363,7 +3999,16 @@
           <w:lang w:val="en"/>
         </w:rPr>
         <w:br/>
-        <w:t xml:space="preserve">- Open your PowerShell or terminal window where </w:t>
+      </w:r>
+      <w:r>
+        <w:rPr>
+          <w:rFonts w:ascii="Arial" w:eastAsia="Times New Roman" w:hAnsi="Arial" w:cs="Arial"/>
+          <w:color w:val="333333"/>
+          <w:sz w:val="19"/>
+          <w:szCs w:val="19"/>
+          <w:lang w:val="en"/>
+        </w:rPr>
+        <w:t xml:space="preserve">- At the top of </w:t>
       </w:r>
       <w:r>
         <w:rPr>
@@ -3371,7 +4016,7 @@
           <w:color w:val="333333"/>
           <w:lang w:val="en"/>
         </w:rPr>
-        <w:t>python app.py</w:t>
+        <w:t>http://127.0.0.1:5000/</w:t>
       </w:r>
       <w:r>
         <w:rPr>
@@ -3381,18 +4026,39 @@
           <w:szCs w:val="19"/>
           <w:lang w:val="en"/>
         </w:rPr>
-        <w:t xml:space="preserve"> is running.</w:t>
-      </w:r>
-      <w:r>
-        <w:rPr>
+        <w:t xml:space="preserve">, click </w:t>
+      </w:r>
+      <w:r>
+        <w:rPr>
+          <w:rStyle w:val="Strong"/>
           <w:rFonts w:ascii="Arial" w:eastAsia="Times New Roman" w:hAnsi="Arial" w:cs="Arial"/>
           <w:color w:val="333333"/>
           <w:sz w:val="19"/>
           <w:szCs w:val="19"/>
           <w:lang w:val="en"/>
         </w:rPr>
+        <w:t>"2. Developer &amp; SRE Backstage"</w:t>
+      </w:r>
+      <w:r>
+        <w:rPr>
+          <w:rFonts w:ascii="Arial" w:eastAsia="Times New Roman" w:hAnsi="Arial" w:cs="Arial"/>
+          <w:color w:val="333333"/>
+          <w:sz w:val="19"/>
+          <w:szCs w:val="19"/>
+          <w:lang w:val="en"/>
+        </w:rPr>
+        <w:t>.</w:t>
+      </w:r>
+      <w:r>
+        <w:rPr>
+          <w:rFonts w:ascii="Arial" w:eastAsia="Times New Roman" w:hAnsi="Arial" w:cs="Arial"/>
+          <w:color w:val="333333"/>
+          <w:sz w:val="19"/>
+          <w:szCs w:val="19"/>
+          <w:lang w:val="en"/>
+        </w:rPr>
         <w:br/>
-        <w:t>- Locate the log lines showing:</w:t>
+        <w:t>- Capture the telemetry dashboard showing Cloud Monitoring active status, the critical incident notification badge, and the real-time AWS CloudWatch log viewer.</w:t>
       </w:r>
       <w:r>
         <w:rPr>
@@ -3403,6 +4069,7 @@
           <w:lang w:val="en"/>
         </w:rPr>
         <w:br/>
+        <w:t xml:space="preserve">- (Alternatively: Capture AWS CloudWatch Console &gt; Log groups &gt; </w:t>
       </w:r>
       <w:r>
         <w:rPr>
@@ -3410,7 +4077,7 @@
           <w:color w:val="333333"/>
           <w:lang w:val="en"/>
         </w:rPr>
-        <w:t>[CRITICAL] [SERVICE: watchdog-target-app] [INCIDENT_DETECTED] Type=ZeroDivisionError | Message=division by zero</w:t>
+        <w:t>/aws/lambda/watchdog-target-app</w:t>
       </w:r>
       <w:r>
         <w:rPr>
@@ -3420,41 +4087,24 @@
           <w:szCs w:val="19"/>
           <w:lang w:val="en"/>
         </w:rPr>
+        <w:t>).</w:t>
+      </w:r>
+      <w:r>
+        <w:rPr>
+          <w:rFonts w:ascii="Arial" w:eastAsia="Times New Roman" w:hAnsi="Arial" w:cs="Arial"/>
+          <w:color w:val="333333"/>
+          <w:sz w:val="19"/>
+          <w:szCs w:val="19"/>
+          <w:lang w:val="en"/>
+        </w:rPr>
         <w:br/>
-      </w:r>
-      <w:r>
-        <w:rPr>
-          <w:rStyle w:val="HTMLCode"/>
-          <w:color w:val="333333"/>
-          <w:lang w:val="en"/>
-        </w:rPr>
-        <w:t>Traceback (most recent call last): line 118, in checkout: _ = 100 / product["stock"]</w:t>
-      </w:r>
-      <w:r>
-        <w:rPr>
-          <w:rFonts w:ascii="Arial" w:eastAsia="Times New Roman" w:hAnsi="Arial" w:cs="Arial"/>
-          <w:color w:val="333333"/>
-          <w:sz w:val="19"/>
-          <w:szCs w:val="19"/>
-          <w:lang w:val="en"/>
-        </w:rPr>
-        <w:br/>
-      </w:r>
-      <w:r>
-        <w:rPr>
-          <w:rFonts w:ascii="Arial" w:eastAsia="Times New Roman" w:hAnsi="Arial" w:cs="Arial"/>
-          <w:color w:val="333333"/>
-          <w:sz w:val="19"/>
-          <w:szCs w:val="19"/>
-          <w:lang w:val="en"/>
-        </w:rPr>
-        <w:t xml:space="preserve">- Take a screenshot of this terminal output and paste it here. </w:t>
+        <w:t xml:space="preserve">- Paste the screenshot in this box. </w:t>
       </w:r>
     </w:p>
     <w:p>
       <w:pPr>
         <w:jc w:val="center"/>
-        <w:divId w:val="479614474"/>
+        <w:divId w:val="1101334080"/>
         <w:rPr>
           <w:rFonts w:eastAsia="Times New Roman"/>
           <w:b/>
@@ -3475,7 +4125,7 @@
           <w:szCs w:val="19"/>
           <w:lang w:val="en"/>
         </w:rPr>
-        <w:t>Figure 5: CloudWatch Standard Output Stack Trace and Incident Telemetry Marker</w:t>
+        <w:t>Figure 5: SRE Backstage Console Displaying Live CloudWatch Telemetry and Active Incident Alert</w:t>
       </w:r>
     </w:p>
     <w:p>
@@ -3493,7 +4143,15 @@
           <w:color w:val="000000"/>
           <w:lang w:val="en"/>
         </w:rPr>
-        <w:t>Step 5: SRE Control Center &amp; Cloud Telemetry Inspection</w:t>
+        <w:t xml:space="preserve">Step 5: Watchdog Serverless Orchestrator &amp; </w:t>
+      </w:r>
+      <w:r>
+        <w:rPr>
+          <w:rFonts w:eastAsia="Times New Roman"/>
+          <w:color w:val="000000"/>
+          <w:lang w:val="en"/>
+        </w:rPr>
+        <w:t>Forensic S3 Evidence Vault Storage</w:t>
       </w:r>
     </w:p>
     <w:p>
@@ -3513,7 +4171,7 @@
           <w:szCs w:val="22"/>
           <w:lang w:val="en"/>
         </w:rPr>
-        <w:t xml:space="preserve">The Site Reliability Engineer switches to the </w:t>
+        <w:t xml:space="preserve">Upon log pattern matching, Amazon CloudWatch activates the serverless </w:t>
       </w:r>
       <w:r>
         <w:rPr>
@@ -3523,23 +4181,111 @@
           <w:szCs w:val="22"/>
           <w:lang w:val="en"/>
         </w:rPr>
-        <w:t>Developer &amp; SRE Backstage View</w:t>
-      </w:r>
-      <w:r>
-        <w:rPr>
-          <w:color w:val="000000"/>
-          <w:sz w:val="22"/>
-          <w:szCs w:val="22"/>
-          <w:lang w:val="en"/>
-        </w:rPr>
-        <w:t xml:space="preserve"> on the application portal to analyze live telemetry across the AWS cloud infrastructure. </w:t>
+        <w:t>AWS Lambda Watchdog</w:t>
+      </w:r>
+      <w:r>
+        <w:rPr>
+          <w:color w:val="000000"/>
+          <w:sz w:val="22"/>
+          <w:szCs w:val="22"/>
+          <w:lang w:val="en"/>
+        </w:rPr>
+        <w:t xml:space="preserve"> (</w:t>
+      </w:r>
+      <w:r>
+        <w:rPr>
+          <w:rStyle w:val="HTMLCode"/>
+          <w:color w:val="000000"/>
+          <w:lang w:val="en"/>
+        </w:rPr>
+        <w:t>watchdog-incident-creator</w:t>
+      </w:r>
+      <w:r>
+        <w:rPr>
+          <w:color w:val="000000"/>
+          <w:sz w:val="22"/>
+          <w:szCs w:val="22"/>
+          <w:lang w:val="en"/>
+        </w:rPr>
+        <w:t xml:space="preserve">). The Watchdog extracts the full error traceback, timestamp, impacted item (OnePlus 11R 5G), and delivery hub context. </w:t>
+      </w:r>
+    </w:p>
+    <w:p>
+      <w:pPr>
+        <w:pStyle w:val="NormalWeb"/>
+        <w:rPr>
+          <w:color w:val="000000"/>
+          <w:sz w:val="22"/>
+          <w:szCs w:val="22"/>
+          <w:lang w:val="en"/>
+        </w:rPr>
+      </w:pPr>
+      <w:r>
+        <w:rPr>
+          <w:color w:val="000000"/>
+          <w:sz w:val="22"/>
+          <w:szCs w:val="22"/>
+          <w:lang w:val="en"/>
+        </w:rPr>
+        <w:t xml:space="preserve">To ensure immutable auditability and prevent log tampering, the Watchdog connects via </w:t>
+      </w:r>
+      <w:r>
+        <w:rPr>
+          <w:rStyle w:val="HTMLCode"/>
+          <w:color w:val="000000"/>
+          <w:lang w:val="en"/>
+        </w:rPr>
+        <w:t>boto3</w:t>
+      </w:r>
+      <w:r>
+        <w:rPr>
+          <w:color w:val="000000"/>
+          <w:sz w:val="22"/>
+          <w:szCs w:val="22"/>
+          <w:lang w:val="en"/>
+        </w:rPr>
+        <w:t xml:space="preserve"> to Amazon Simple Storage Service (S3) and stores a tamper-proof forensic JSON dump in the private S3 bucket </w:t>
+      </w:r>
+      <w:r>
+        <w:rPr>
+          <w:rStyle w:val="HTMLCode"/>
+          <w:color w:val="000000"/>
+          <w:lang w:val="en"/>
+        </w:rPr>
+        <w:t>devops-incident-watchdog-logs-401537512022</w:t>
+      </w:r>
+      <w:r>
+        <w:rPr>
+          <w:color w:val="000000"/>
+          <w:sz w:val="22"/>
+          <w:szCs w:val="22"/>
+          <w:lang w:val="en"/>
+        </w:rPr>
+        <w:t xml:space="preserve"> under the key: </w:t>
+      </w:r>
+      <w:r>
+        <w:rPr>
+          <w:rStyle w:val="HTMLCode"/>
+          <w:color w:val="000000"/>
+          <w:lang w:val="en"/>
+        </w:rPr>
+        <w:t>incidents/2026-10-14/INC-1791945923-07CD12B5.json</w:t>
+      </w:r>
+      <w:r>
+        <w:rPr>
+          <w:color w:val="000000"/>
+          <w:sz w:val="22"/>
+          <w:szCs w:val="22"/>
+          <w:lang w:val="en"/>
+        </w:rPr>
+        <w:t xml:space="preserve"> (369 bytes). </w:t>
       </w:r>
     </w:p>
     <w:p>
       <w:pPr>
         <w:shd w:val="clear" w:color="auto" w:fill="FAFAFA"/>
         <w:jc w:val="center"/>
-        <w:divId w:val="1675917507"/>
+        <w:divId w:val="1512060313"/>
         <w:rPr>
           <w:rFonts w:eastAsia="Times New Roman"/>
           <w:b/>
@@ -3562,13 +4308,13 @@
           <w:szCs w:val="22"/>
           <w:lang w:val="en"/>
         </w:rPr>
-        <w:t>[PASTE SNAPSHOT 5: SRE CONTROL CENTER &amp; ARCHITECTURE DASHBOARD]</w:t>
+        <w:t>[PASTE SNAPSHOT 5: AMAZON S3 CRASH DUMP FORENSIC VAULT]</w:t>
       </w:r>
     </w:p>
     <w:p>
       <w:pPr>
         <w:shd w:val="clear" w:color="auto" w:fill="FFFFFF"/>
-        <w:divId w:val="2075859087"/>
+        <w:divId w:val="1306274261"/>
         <w:rPr>
           <w:rFonts w:ascii="Arial" w:eastAsia="Times New Roman" w:hAnsi="Arial" w:cs="Arial"/>
           <w:color w:val="333333"/>
@@ -3597,7 +4343,18 @@
           <w:lang w:val="en"/>
         </w:rPr>
         <w:br/>
-        <w:t xml:space="preserve">- At the top of </w:t>
+        <w:t>- Open AWS Management Console &gt; Amazon S3.</w:t>
+      </w:r>
+      <w:r>
+        <w:rPr>
+          <w:rFonts w:ascii="Arial" w:eastAsia="Times New Roman" w:hAnsi="Arial" w:cs="Arial"/>
+          <w:color w:val="333333"/>
+          <w:sz w:val="19"/>
+          <w:szCs w:val="19"/>
+          <w:lang w:val="en"/>
+        </w:rPr>
+        <w:br/>
+        <w:t xml:space="preserve">- Navigate to bucket: </w:t>
       </w:r>
       <w:r>
         <w:rPr>
@@ -3605,7 +4362,7 @@
           <w:color w:val="333333"/>
           <w:lang w:val="en"/>
         </w:rPr>
-        <w:t>http://127.0.0.1:5000/</w:t>
+        <w:t>devops-incident-watchdog-logs-401537512022</w:t>
       </w:r>
       <w:r>
         <w:rPr>
@@ -3615,18 +4372,25 @@
           <w:szCs w:val="19"/>
           <w:lang w:val="en"/>
         </w:rPr>
-        <w:t xml:space="preserve">, click the button: </w:t>
-      </w:r>
-      <w:r>
-        <w:rPr>
-          <w:rStyle w:val="Strong"/>
+        <w:t xml:space="preserve"> &gt; folder </w:t>
+      </w:r>
+      <w:r>
+        <w:rPr>
+          <w:rStyle w:val="HTMLCode"/>
+          <w:color w:val="333333"/>
+          <w:lang w:val="en"/>
+        </w:rPr>
+        <w:t>incidents/2026-10-14/</w:t>
+      </w:r>
+      <w:r>
+        <w:rPr>
           <w:rFonts w:ascii="Arial" w:eastAsia="Times New Roman" w:hAnsi="Arial" w:cs="Arial"/>
           <w:color w:val="333333"/>
           <w:sz w:val="19"/>
           <w:szCs w:val="19"/>
           <w:lang w:val="en"/>
         </w:rPr>
-        <w:t>"2. Developer &amp; SRE Backstage"</w:t>
+        <w:t>.</w:t>
       </w:r>
       <w:r>
         <w:rPr>
@@ -3636,7 +4400,16 @@
           <w:szCs w:val="19"/>
           <w:lang w:val="en"/>
         </w:rPr>
-        <w:t>.</w:t>
+        <w:br/>
+        <w:t xml:space="preserve">- Capture the screen showing the file </w:t>
+      </w:r>
+      <w:r>
+        <w:rPr>
+          <w:rStyle w:val="HTMLCode"/>
+          <w:color w:val="333333"/>
+          <w:lang w:val="en"/>
+        </w:rPr>
+        <w:t>INC-1791945923-07CD12B5.json</w:t>
       </w:r>
       <w:r>
         <w:rPr>
@@ -3646,8 +4419,36 @@
           <w:szCs w:val="19"/>
           <w:lang w:val="en"/>
         </w:rPr>
+        <w:t xml:space="preserve"> (369 bytes).</w:t>
+      </w:r>
+      <w:r>
+        <w:rPr>
+          <w:rFonts w:ascii="Arial" w:eastAsia="Times New Roman" w:hAnsi="Arial" w:cs="Arial"/>
+          <w:color w:val="333333"/>
+          <w:sz w:val="19"/>
+          <w:szCs w:val="19"/>
+          <w:lang w:val="en"/>
+        </w:rPr>
         <w:br/>
-        <w:t>- Capture the screen showing the 3 metrics cards (Cloud Monitoring, Forensic S3 Vault, Agile Backlog Board) and the embedded System Architecture Diagram.</w:t>
+        <w:t xml:space="preserve">- (Alternatively: Run </w:t>
+      </w:r>
+      <w:r>
+        <w:rPr>
+          <w:rStyle w:val="HTMLCode"/>
+          <w:color w:val="333333"/>
+          <w:lang w:val="en"/>
+        </w:rPr>
+        <w:t>python -c "import boto3; sc=boto3.client('s3', region_name='ap-southeast-2'); print(sc.list_objects_v2(Bucket='devops-incident-watchdog-logs-401537512022')['Contents'])"</w:t>
+      </w:r>
+      <w:r>
+        <w:rPr>
+          <w:rFonts w:ascii="Arial" w:eastAsia="Times New Roman" w:hAnsi="Arial" w:cs="Arial"/>
+          <w:color w:val="333333"/>
+          <w:sz w:val="19"/>
+          <w:szCs w:val="19"/>
+          <w:lang w:val="en"/>
+        </w:rPr>
+        <w:t xml:space="preserve"> in terminal and capture the output).</w:t>
       </w:r>
       <w:r>
         <w:rPr>
@@ -3664,7 +4465,7 @@
     <w:p>
       <w:pPr>
         <w:jc w:val="center"/>
-        <w:divId w:val="126628517"/>
+        <w:divId w:val="1303653240"/>
         <w:rPr>
           <w:rFonts w:eastAsia="Times New Roman"/>
           <w:b/>
@@ -3685,7 +4486,7 @@
           <w:szCs w:val="19"/>
           <w:lang w:val="en"/>
         </w:rPr>
-        <w:t>Figure 6: Developer &amp; SRE Backstage Console Displaying Live Infrastructure Telemetry</w:t>
+        <w:t>Figure 6: Immutable Incident Forensic Evidence Archived in Private Amazon S3 Vault</w:t>
       </w:r>
     </w:p>
     <w:p>
@@ -3703,7 +4504,7 @@
           <w:color w:val="000000"/>
           <w:lang w:val="en"/>
         </w:rPr>
-        <w:t>Step 6: Amazon S3 Cloud Forensic Archival</w:t>
+        <w:t>Step 6: Automated Agile Bug User Story Creation on GitHub Issues</w:t>
       </w:r>
     </w:p>
     <w:p>
@@ -3723,26 +4524,7 @@
           <w:szCs w:val="22"/>
           <w:lang w:val="en"/>
         </w:rPr>
-        <w:t xml:space="preserve">Immediately upon log emission, Amazon CloudWatch activates the Log Subscription Filter. The filter invokes the </w:t>
-      </w:r>
-      <w:r>
-        <w:rPr>
-          <w:rStyle w:val="Strong"/>
-          <w:color w:val="000000"/>
-          <w:sz w:val="22"/>
-          <w:szCs w:val="22"/>
-          <w:lang w:val="en"/>
-        </w:rPr>
-        <w:t>AWS Lambda Watchdog</w:t>
-      </w:r>
-      <w:r>
-        <w:rPr>
-          <w:color w:val="000000"/>
-          <w:sz w:val="22"/>
-          <w:szCs w:val="22"/>
-          <w:lang w:val="en"/>
-        </w:rPr>
-        <w:t xml:space="preserve"> (</w:t>
+        <w:t>Simultaneously with S3 archival, the Watchdog issues an authenticated HTTP POST request to the GitHub Issues REST API v3 (</w:t>
       </w:r>
       <w:r>
         <w:rPr>
@@ -3750,23 +4532,74 @@
           <w:color w:val="000000"/>
           <w:lang w:val="en"/>
         </w:rPr>
-        <w:t>watchdog-incident-creator</w:t>
-      </w:r>
-      <w:r>
-        <w:rPr>
-          <w:color w:val="000000"/>
-          <w:sz w:val="22"/>
-          <w:szCs w:val="22"/>
-          <w:lang w:val="en"/>
-        </w:rPr>
-        <w:t xml:space="preserve">). The Watchdog parses the gzipped payload, extracts the error type, function name, and line number, and archives an immutable JSON crash dump to Amazon S3. </w:t>
+        <w:t>https://api.github.com/repos/hemalexe/devopss-incident-watchdog/issues</w:t>
+      </w:r>
+      <w:r>
+        <w:rPr>
+          <w:color w:val="000000"/>
+          <w:sz w:val="22"/>
+          <w:szCs w:val="22"/>
+          <w:lang w:val="en"/>
+        </w:rPr>
+        <w:t>). It converts the technical crash telemetry into a formalized Agile Bug User Story with priority labels (</w:t>
+      </w:r>
+      <w:r>
+        <w:rPr>
+          <w:rStyle w:val="HTMLCode"/>
+          <w:color w:val="000000"/>
+          <w:lang w:val="en"/>
+        </w:rPr>
+        <w:t>incident</w:t>
+      </w:r>
+      <w:r>
+        <w:rPr>
+          <w:color w:val="000000"/>
+          <w:sz w:val="22"/>
+          <w:szCs w:val="22"/>
+          <w:lang w:val="en"/>
+        </w:rPr>
+        <w:t xml:space="preserve">, </w:t>
+      </w:r>
+      <w:r>
+        <w:rPr>
+          <w:rStyle w:val="HTMLCode"/>
+          <w:color w:val="000000"/>
+          <w:lang w:val="en"/>
+        </w:rPr>
+        <w:t>p1-critical</w:t>
+      </w:r>
+      <w:r>
+        <w:rPr>
+          <w:color w:val="000000"/>
+          <w:sz w:val="22"/>
+          <w:szCs w:val="22"/>
+          <w:lang w:val="en"/>
+        </w:rPr>
+        <w:t xml:space="preserve">, </w:t>
+      </w:r>
+      <w:r>
+        <w:rPr>
+          <w:rStyle w:val="HTMLCode"/>
+          <w:color w:val="000000"/>
+          <w:lang w:val="en"/>
+        </w:rPr>
+        <w:t>auto-generated</w:t>
+      </w:r>
+      <w:r>
+        <w:rPr>
+          <w:color w:val="000000"/>
+          <w:sz w:val="22"/>
+          <w:szCs w:val="22"/>
+          <w:lang w:val="en"/>
+        </w:rPr>
+        <w:t xml:space="preserve">) and an actionable Definition of Done checklist. </w:t>
       </w:r>
     </w:p>
     <w:p>
       <w:pPr>
         <w:shd w:val="clear" w:color="auto" w:fill="FAFAFA"/>
         <w:jc w:val="center"/>
-        <w:divId w:val="237371662"/>
+        <w:divId w:val="498469463"/>
         <w:rPr>
           <w:rFonts w:eastAsia="Times New Roman"/>
           <w:b/>
@@ -3789,13 +4622,13 @@
           <w:szCs w:val="22"/>
           <w:lang w:val="en"/>
         </w:rPr>
-        <w:t>[PASTE SNAPSHOT 6: AMAZON S3 CRASH DUMP VAULT]</w:t>
+        <w:t>[PASTE SNAPSHOT 6: AUTO-GENERATED AGILE USER STORY ON GITHUB ISSUES]</w:t>
       </w:r>
     </w:p>
     <w:p>
       <w:pPr>
         <w:shd w:val="clear" w:color="auto" w:fill="FFFFFF"/>
-        <w:divId w:val="2043899065"/>
+        <w:divId w:val="759837805"/>
         <w:rPr>
           <w:rFonts w:ascii="Arial" w:eastAsia="Times New Roman" w:hAnsi="Arial" w:cs="Arial"/>
           <w:color w:val="333333"/>
@@ -3824,7 +4657,15 @@
           <w:lang w:val="en"/>
         </w:rPr>
         <w:br/>
-        <w:t>- Open your AWS Console &gt; Amazon S3.</w:t>
+        <w:t xml:space="preserve">- Open your browser to: </w:t>
+      </w:r>
+      <w:r>
+        <w:rPr>
+          <w:rStyle w:val="HTMLCode"/>
+          <w:color w:val="333333"/>
+          <w:lang w:val="en"/>
+        </w:rPr>
+        <w:t>https://github.com/hemalexe/devopss-incident-watchdog/issues/1</w:t>
       </w:r>
       <w:r>
         <w:rPr>
@@ -3835,15 +4676,7 @@
           <w:lang w:val="en"/>
         </w:rPr>
         <w:br/>
-        <w:t xml:space="preserve">- Navigate to bucket: </w:t>
-      </w:r>
-      <w:r>
-        <w:rPr>
-          <w:rStyle w:val="HTMLCode"/>
-          <w:color w:val="333333"/>
-          <w:lang w:val="en"/>
-        </w:rPr>
-        <w:t>devops-incident-watchdog-logs-401537512022</w:t>
+        <w:t>- Capture the issue body showing:</w:t>
       </w:r>
       <w:r>
         <w:rPr>
@@ -3853,44 +4686,41 @@
           <w:szCs w:val="19"/>
           <w:lang w:val="en"/>
         </w:rPr>
-        <w:t>.</w:t>
-      </w:r>
-      <w:r>
-        <w:rPr>
+        <w:br/>
+        <w:t xml:space="preserve">• Title: </w:t>
+      </w:r>
+      <w:r>
+        <w:rPr>
+          <w:rStyle w:val="Emphasis"/>
           <w:rFonts w:ascii="Arial" w:eastAsia="Times New Roman" w:hAnsi="Arial" w:cs="Arial"/>
           <w:color w:val="333333"/>
           <w:sz w:val="19"/>
           <w:szCs w:val="19"/>
           <w:lang w:val="en"/>
         </w:rPr>
+        <w:t>"Automated Incident Report: DevOps Incident Watchdog"</w:t>
+      </w:r>
+      <w:r>
+        <w:rPr>
+          <w:rFonts w:ascii="Arial" w:eastAsia="Times New Roman" w:hAnsi="Arial" w:cs="Arial"/>
+          <w:color w:val="333333"/>
+          <w:sz w:val="19"/>
+          <w:szCs w:val="19"/>
+          <w:lang w:val="en"/>
+        </w:rPr>
         <w:br/>
-        <w:t xml:space="preserve">- Open folder: </w:t>
-      </w:r>
-      <w:r>
-        <w:rPr>
-          <w:rStyle w:val="HTMLCode"/>
-          <w:color w:val="333333"/>
-          <w:lang w:val="en"/>
-        </w:rPr>
-        <w:t>incidents/2026-10-14/</w:t>
-      </w:r>
-      <w:r>
-        <w:rPr>
+        <w:t>• Agile User Story (</w:t>
+      </w:r>
+      <w:r>
+        <w:rPr>
+          <w:rStyle w:val="Emphasis"/>
           <w:rFonts w:ascii="Arial" w:eastAsia="Times New Roman" w:hAnsi="Arial" w:cs="Arial"/>
           <w:color w:val="333333"/>
           <w:sz w:val="19"/>
           <w:szCs w:val="19"/>
           <w:lang w:val="en"/>
         </w:rPr>
-        <w:t xml:space="preserve"> and capture the file listing showing </w:t>
-      </w:r>
-      <w:r>
-        <w:rPr>
-          <w:rStyle w:val="HTMLCode"/>
-          <w:color w:val="333333"/>
-          <w:lang w:val="en"/>
-        </w:rPr>
-        <w:t>INC-1791945923-07CD12B5.json</w:t>
+        <w:t>"As an Agile Team member, I need to resolve unhandled ZeroDivisionError..."</w:t>
       </w:r>
       <w:r>
         <w:rPr>
@@ -3900,7 +4730,7 @@
           <w:szCs w:val="19"/>
           <w:lang w:val="en"/>
         </w:rPr>
-        <w:t xml:space="preserve"> (369 bytes).</w:t>
+        <w:t>)</w:t>
       </w:r>
       <w:r>
         <w:rPr>
@@ -3911,15 +4741,7 @@
           <w:lang w:val="en"/>
         </w:rPr>
         <w:br/>
-        <w:t xml:space="preserve">- (Alternatively: Capture the terminal command </w:t>
-      </w:r>
-      <w:r>
-        <w:rPr>
-          <w:rStyle w:val="HTMLCode"/>
-          <w:color w:val="333333"/>
-          <w:lang w:val="en"/>
-        </w:rPr>
-        <w:t>python scripts/check_aws.py</w:t>
+        <w:t>• Diagnostics Table with Incident ID and Amazon S3 Vault URI.</w:t>
       </w:r>
       <w:r>
         <w:rPr>
@@ -3929,7 +4751,8 @@
           <w:szCs w:val="19"/>
           <w:lang w:val="en"/>
         </w:rPr>
-        <w:t xml:space="preserve"> showing S3 bucket contents).</w:t>
+        <w:br/>
+        <w:t>• Acceptance Criteria Definition of Done Checklist.</w:t>
       </w:r>
       <w:r>
         <w:rPr>
@@ -3946,7 +4769,7 @@
     <w:p>
       <w:pPr>
         <w:jc w:val="center"/>
-        <w:divId w:val="1397699735"/>
+        <w:divId w:val="2074505428"/>
         <w:rPr>
           <w:rFonts w:eastAsia="Times New Roman"/>
           <w:b/>
@@ -3967,7 +4790,7 @@
           <w:szCs w:val="19"/>
           <w:lang w:val="en"/>
         </w:rPr>
-        <w:t>Figure 7: Tamper-Proof Incident Crash Dump Persisted in Private Amazon S3 Storage</w:t>
+        <w:t>Figure 7: Automated Agile Bug User Story Populated into GitHub Issues Sprint Backlog</w:t>
       </w:r>
     </w:p>
     <w:p>
@@ -3985,7 +4808,7 @@
           <w:color w:val="000000"/>
           <w:lang w:val="en"/>
         </w:rPr>
-        <w:t>Step 7: Automated Agile Bug User Story Creation on GitHub Issues</w:t>
+        <w:t>Step 7: Automated CI/CD Regression Pipeline &amp; Zero-Touch Incident Resolution</w:t>
       </w:r>
     </w:p>
     <w:p>
@@ -4005,7 +4828,7 @@
           <w:szCs w:val="22"/>
           <w:lang w:val="en"/>
         </w:rPr>
-        <w:t>Simultaneously with S3 archival, the AWS Lambda Watchdog issues an authenticated HTTP POST request to the GitHub REST API (</w:t>
+        <w:t xml:space="preserve">The assigned developer inspects the automated ticket and implements defensive boundary checking in </w:t>
       </w:r>
       <w:r>
         <w:rPr>
@@ -4013,23 +4836,301 @@
           <w:color w:val="000000"/>
           <w:lang w:val="en"/>
         </w:rPr>
-        <w:t>/repos/hemalexe/devopss-incident-watchdog/issues</w:t>
-      </w:r>
-      <w:r>
-        <w:rPr>
-          <w:color w:val="000000"/>
-          <w:sz w:val="22"/>
-          <w:szCs w:val="22"/>
-          <w:lang w:val="en"/>
-        </w:rPr>
-        <w:t xml:space="preserve">). It converts the technical crash telemetry into a formalized Agile Bug User Story with an actionable Definition of Done. </w:t>
+        <w:t>app/app.py</w:t>
+      </w:r>
+      <w:r>
+        <w:rPr>
+          <w:color w:val="000000"/>
+          <w:sz w:val="22"/>
+          <w:szCs w:val="22"/>
+          <w:lang w:val="en"/>
+        </w:rPr>
+        <w:t xml:space="preserve">: </w:t>
+      </w:r>
+    </w:p>
+    <w:p>
+      <w:pPr>
+        <w:pStyle w:val="HTMLPreformatted"/>
+        <w:rPr>
+          <w:color w:val="000000"/>
+          <w:lang w:val="en"/>
+        </w:rPr>
+      </w:pPr>
+    </w:p>
+    <w:p>
+      <w:pPr>
+        <w:pStyle w:val="HTMLPreformatted"/>
+        <w:rPr>
+          <w:color w:val="000000"/>
+          <w:lang w:val="en"/>
+        </w:rPr>
+      </w:pPr>
+      <w:r>
+        <w:rPr>
+          <w:color w:val="000000"/>
+          <w:lang w:val="en"/>
+        </w:rPr>
+        <w:t># Corrected implementation in app/app.py (Defensive Zero-Stock Guard)</w:t>
+      </w:r>
+    </w:p>
+    <w:p>
+      <w:pPr>
+        <w:pStyle w:val="HTMLPreformatted"/>
+        <w:rPr>
+          <w:color w:val="000000"/>
+          <w:lang w:val="en"/>
+        </w:rPr>
+      </w:pPr>
+      <w:r>
+        <w:rPr>
+          <w:color w:val="000000"/>
+          <w:lang w:val="en"/>
+        </w:rPr>
+        <w:t>if product["stock"] &lt;= 0:</w:t>
+      </w:r>
+    </w:p>
+    <w:p>
+      <w:pPr>
+        <w:pStyle w:val="HTMLPreformatted"/>
+        <w:rPr>
+          <w:color w:val="000000"/>
+          <w:lang w:val="en"/>
+        </w:rPr>
+      </w:pPr>
+      <w:r>
+        <w:rPr>
+          <w:color w:val="000000"/>
+          <w:lang w:val="en"/>
+        </w:rPr>
+        <w:t xml:space="preserve">    logger.warning(f"[DELIVERY_NOTICE] '{product['name']}' not deliverable to '{address}'.")</w:t>
+      </w:r>
+    </w:p>
+    <w:p>
+      <w:pPr>
+        <w:pStyle w:val="HTMLPreformatted"/>
+        <w:rPr>
+          <w:color w:val="000000"/>
+          <w:lang w:val="en"/>
+        </w:rPr>
+      </w:pPr>
+      <w:r>
+        <w:rPr>
+          <w:color w:val="000000"/>
+          <w:lang w:val="en"/>
+        </w:rPr>
+        <w:t xml:space="preserve">    return jsonify({</w:t>
+      </w:r>
+    </w:p>
+    <w:p>
+      <w:pPr>
+        <w:pStyle w:val="HTMLPreformatted"/>
+        <w:rPr>
+          <w:color w:val="000000"/>
+          <w:lang w:val="en"/>
+        </w:rPr>
+      </w:pPr>
+      <w:r>
+        <w:rPr>
+          <w:color w:val="000000"/>
+          <w:lang w:val="en"/>
+        </w:rPr>
+        <w:t xml:space="preserve">        "status": "not_deliverable",</w:t>
+      </w:r>
+    </w:p>
+    <w:p>
+      <w:pPr>
+        <w:pStyle w:val="HTMLPreformatted"/>
+        <w:rPr>
+          <w:color w:val="000000"/>
+          <w:lang w:val="en"/>
+        </w:rPr>
+      </w:pPr>
+      <w:r>
+        <w:rPr>
+          <w:color w:val="000000"/>
+          <w:lang w:val="en"/>
+        </w:rPr>
+        <w:t xml:space="preserve">        </w:t>
+      </w:r>
+      <w:r>
+        <w:rPr>
+          <w:color w:val="000000"/>
+          <w:lang w:val="en"/>
+        </w:rPr>
+        <w:t>"message": "Sorry, this item is not deliverable to your address (Out of stock at your nearest fulfillment center)!",</w:t>
+      </w:r>
+    </w:p>
+    <w:p>
+      <w:pPr>
+        <w:pStyle w:val="HTMLPreformatted"/>
+        <w:rPr>
+          <w:color w:val="000000"/>
+          <w:lang w:val="en"/>
+        </w:rPr>
+      </w:pPr>
+      <w:r>
+        <w:rPr>
+          <w:color w:val="000000"/>
+          <w:lang w:val="en"/>
+        </w:rPr>
+        <w:t xml:space="preserve">        "product": product["name"],</w:t>
+      </w:r>
+    </w:p>
+    <w:p>
+      <w:pPr>
+        <w:pStyle w:val="HTMLPreformatted"/>
+        <w:rPr>
+          <w:color w:val="000000"/>
+          <w:lang w:val="en"/>
+        </w:rPr>
+      </w:pPr>
+      <w:r>
+        <w:rPr>
+          <w:color w:val="000000"/>
+          <w:lang w:val="en"/>
+        </w:rPr>
+        <w:t xml:space="preserve">        "address": address</w:t>
+      </w:r>
+    </w:p>
+    <w:p>
+      <w:pPr>
+        <w:pStyle w:val="HTMLPreformatted"/>
+        <w:rPr>
+          <w:color w:val="000000"/>
+          <w:lang w:val="en"/>
+        </w:rPr>
+      </w:pPr>
+      <w:r>
+        <w:rPr>
+          <w:color w:val="000000"/>
+          <w:lang w:val="en"/>
+        </w:rPr>
+        <w:t xml:space="preserve">    }), 400</w:t>
+      </w:r>
+    </w:p>
+    <w:p>
+      <w:pPr>
+        <w:pStyle w:val="NormalWeb"/>
+        <w:rPr>
+          <w:color w:val="000000"/>
+          <w:sz w:val="22"/>
+          <w:szCs w:val="22"/>
+          <w:lang w:val="en"/>
+        </w:rPr>
+      </w:pPr>
+      <w:r>
+        <w:rPr>
+          <w:color w:val="000000"/>
+          <w:sz w:val="22"/>
+          <w:szCs w:val="22"/>
+          <w:lang w:val="en"/>
+        </w:rPr>
+        <w:t xml:space="preserve">The developer commits the patch using Git Smart Commit syntax: </w:t>
+      </w:r>
+      <w:r>
+        <w:rPr>
+          <w:rStyle w:val="HTMLCode"/>
+          <w:color w:val="000000"/>
+          <w:lang w:val="en"/>
+        </w:rPr>
+        <w:t>git commit -m "Fix zero-stock dark store allocation. Fixes #1"</w:t>
+      </w:r>
+      <w:r>
+        <w:rPr>
+          <w:color w:val="000000"/>
+          <w:sz w:val="22"/>
+          <w:szCs w:val="22"/>
+          <w:lang w:val="en"/>
+        </w:rPr>
+        <w:t xml:space="preserve"> and pushes to </w:t>
+      </w:r>
+      <w:r>
+        <w:rPr>
+          <w:rStyle w:val="HTMLCode"/>
+          <w:color w:val="000000"/>
+          <w:lang w:val="en"/>
+        </w:rPr>
+        <w:t>origin/main</w:t>
+      </w:r>
+      <w:r>
+        <w:rPr>
+          <w:color w:val="000000"/>
+          <w:sz w:val="22"/>
+          <w:szCs w:val="22"/>
+          <w:lang w:val="en"/>
+        </w:rPr>
+        <w:t xml:space="preserve">. The GitHub Actions CI/CD pipeline triggers immediately, runs 9 automated </w:t>
+      </w:r>
+      <w:r>
+        <w:rPr>
+          <w:rStyle w:val="HTMLCode"/>
+          <w:color w:val="000000"/>
+          <w:lang w:val="en"/>
+        </w:rPr>
+        <w:t>pytest</w:t>
+      </w:r>
+      <w:r>
+        <w:rPr>
+          <w:color w:val="000000"/>
+          <w:sz w:val="22"/>
+          <w:szCs w:val="22"/>
+          <w:lang w:val="en"/>
+        </w:rPr>
+        <w:t xml:space="preserve"> </w:t>
+      </w:r>
+      <w:r>
+        <w:rPr>
+          <w:color w:val="000000"/>
+          <w:sz w:val="22"/>
+          <w:szCs w:val="22"/>
+          <w:lang w:val="en"/>
+        </w:rPr>
+        <w:t xml:space="preserve">unit regression tests in 0.53 seconds, verifies deployment integrity, and updates the production AWS Lambda package. GitHub automatically links the verified commit SHA and transitions Issue #1 from </w:t>
+      </w:r>
+      <w:r>
+        <w:rPr>
+          <w:rStyle w:val="Strong"/>
+          <w:color w:val="000000"/>
+          <w:sz w:val="22"/>
+          <w:szCs w:val="22"/>
+          <w:lang w:val="en"/>
+        </w:rPr>
+        <w:t>Open</w:t>
+      </w:r>
+      <w:r>
+        <w:rPr>
+          <w:color w:val="000000"/>
+          <w:sz w:val="22"/>
+          <w:szCs w:val="22"/>
+          <w:lang w:val="en"/>
+        </w:rPr>
+        <w:t xml:space="preserve"> to </w:t>
+      </w:r>
+      <w:r>
+        <w:rPr>
+          <w:rStyle w:val="Strong"/>
+          <w:color w:val="000000"/>
+          <w:sz w:val="22"/>
+          <w:szCs w:val="22"/>
+          <w:lang w:val="en"/>
+        </w:rPr>
+        <w:t>Closed (Done)</w:t>
+      </w:r>
+      <w:r>
+        <w:rPr>
+          <w:color w:val="000000"/>
+          <w:sz w:val="22"/>
+          <w:szCs w:val="22"/>
+          <w:lang w:val="en"/>
+        </w:rPr>
+        <w:t xml:space="preserve"> without manual intervention. </w:t>
       </w:r>
     </w:p>
     <w:p>
       <w:pPr>
         <w:shd w:val="clear" w:color="auto" w:fill="FAFAFA"/>
         <w:jc w:val="center"/>
-        <w:divId w:val="300157166"/>
+        <w:divId w:val="829716335"/>
         <w:rPr>
           <w:rFonts w:eastAsia="Times New Roman"/>
           <w:b/>
@@ -4052,13 +5153,13 @@
           <w:szCs w:val="22"/>
           <w:lang w:val="en"/>
         </w:rPr>
-        <w:t>[PASTE SNAPSHOT 7: GITHUB ISSUE #1 WITH USER STORY]</w:t>
+        <w:t>[PASTE SNAPSHOT 7: GITHUB ACTIONS GREEN CI/CD RUN &amp; CLOSED ISSUE]</w:t>
       </w:r>
     </w:p>
     <w:p>
       <w:pPr>
         <w:shd w:val="clear" w:color="auto" w:fill="FFFFFF"/>
-        <w:divId w:val="517080088"/>
+        <w:divId w:val="351956178"/>
         <w:rPr>
           <w:rFonts w:ascii="Arial" w:eastAsia="Times New Roman" w:hAnsi="Arial" w:cs="Arial"/>
           <w:color w:val="333333"/>
@@ -4087,7 +5188,7 @@
           <w:lang w:val="en"/>
         </w:rPr>
         <w:br/>
-        <w:t xml:space="preserve">- Open your browser to: </w:t>
+        <w:t xml:space="preserve">- Open: </w:t>
       </w:r>
       <w:r>
         <w:rPr>
@@ -4095,6 +5196,35 @@
           <w:color w:val="333333"/>
           <w:lang w:val="en"/>
         </w:rPr>
+        <w:t>https://github.com/hemalexe/devopss-incident-watchdog/actions</w:t>
+      </w:r>
+      <w:r>
+        <w:rPr>
+          <w:rFonts w:ascii="Arial" w:eastAsia="Times New Roman" w:hAnsi="Arial" w:cs="Arial"/>
+          <w:color w:val="333333"/>
+          <w:sz w:val="19"/>
+          <w:szCs w:val="19"/>
+          <w:lang w:val="en"/>
+        </w:rPr>
+        <w:t xml:space="preserve"> and capture the green checkmark showing 9 passed unit tests in 0.53s.</w:t>
+      </w:r>
+      <w:r>
+        <w:rPr>
+          <w:rFonts w:ascii="Arial" w:eastAsia="Times New Roman" w:hAnsi="Arial" w:cs="Arial"/>
+          <w:color w:val="333333"/>
+          <w:sz w:val="19"/>
+          <w:szCs w:val="19"/>
+          <w:lang w:val="en"/>
+        </w:rPr>
+        <w:br/>
+        <w:t xml:space="preserve">- Open: </w:t>
+      </w:r>
+      <w:r>
+        <w:rPr>
+          <w:rStyle w:val="HTMLCode"/>
+          <w:color w:val="333333"/>
+          <w:lang w:val="en"/>
+        </w:rPr>
         <w:t>https://github.com/hemalexe/devopss-incident-watchdog/issues/1</w:t>
       </w:r>
       <w:r>
@@ -4105,19 +5235,28 @@
           <w:szCs w:val="19"/>
           <w:lang w:val="en"/>
         </w:rPr>
-        <w:br/>
-        <w:t>- Capture the issue body showing:</w:t>
-      </w:r>
-      <w:r>
-        <w:rPr>
+        <w:t xml:space="preserve"> and capture the purple </w:t>
+      </w:r>
+      <w:r>
+        <w:rPr>
+          <w:rStyle w:val="Strong"/>
           <w:rFonts w:ascii="Arial" w:eastAsia="Times New Roman" w:hAnsi="Arial" w:cs="Arial"/>
           <w:color w:val="333333"/>
           <w:sz w:val="19"/>
           <w:szCs w:val="19"/>
           <w:lang w:val="en"/>
         </w:rPr>
-        <w:br/>
-        <w:t xml:space="preserve">- Title: </w:t>
+        <w:t>"Closed"</w:t>
+      </w:r>
+      <w:r>
+        <w:rPr>
+          <w:rFonts w:ascii="Arial" w:eastAsia="Times New Roman" w:hAnsi="Arial" w:cs="Arial"/>
+          <w:color w:val="333333"/>
+          <w:sz w:val="19"/>
+          <w:szCs w:val="19"/>
+          <w:lang w:val="en"/>
+        </w:rPr>
+        <w:t xml:space="preserve"> badge referencing </w:t>
       </w:r>
       <w:r>
         <w:rPr>
@@ -4128,7 +5267,7 @@
           <w:szCs w:val="19"/>
           <w:lang w:val="en"/>
         </w:rPr>
-        <w:t>"Automated Incident Report: DevOps Incident Watchdog"</w:t>
+        <w:t>"closed this in commit ... via Fixes #1"</w:t>
       </w:r>
       <w:r>
         <w:rPr>
@@ -4138,77 +5277,24 @@
           <w:szCs w:val="19"/>
           <w:lang w:val="en"/>
         </w:rPr>
+        <w:t>.</w:t>
+      </w:r>
+      <w:r>
+        <w:rPr>
+          <w:rFonts w:ascii="Arial" w:eastAsia="Times New Roman" w:hAnsi="Arial" w:cs="Arial"/>
+          <w:color w:val="333333"/>
+          <w:sz w:val="19"/>
+          <w:szCs w:val="19"/>
+          <w:lang w:val="en"/>
+        </w:rPr>
         <w:br/>
-        <w:t>- Agile User Story (</w:t>
-      </w:r>
-      <w:r>
-        <w:rPr>
-          <w:rStyle w:val="Emphasis"/>
-          <w:rFonts w:ascii="Arial" w:eastAsia="Times New Roman" w:hAnsi="Arial" w:cs="Arial"/>
-          <w:color w:val="333333"/>
-          <w:sz w:val="19"/>
-          <w:szCs w:val="19"/>
-          <w:lang w:val="en"/>
-        </w:rPr>
-        <w:t>"As an Agile Team member, I need to..."</w:t>
-      </w:r>
-      <w:r>
-        <w:rPr>
-          <w:rFonts w:ascii="Arial" w:eastAsia="Times New Roman" w:hAnsi="Arial" w:cs="Arial"/>
-          <w:color w:val="333333"/>
-          <w:sz w:val="19"/>
-          <w:szCs w:val="19"/>
-          <w:lang w:val="en"/>
-        </w:rPr>
-        <w:t>)</w:t>
-      </w:r>
-      <w:r>
-        <w:rPr>
-          <w:rFonts w:ascii="Arial" w:eastAsia="Times New Roman" w:hAnsi="Arial" w:cs="Arial"/>
-          <w:color w:val="333333"/>
-          <w:sz w:val="19"/>
-          <w:szCs w:val="19"/>
-          <w:lang w:val="en"/>
-        </w:rPr>
-        <w:br/>
-        <w:t>- Diagnostics Table with Incident ID and S3 URI.</w:t>
-      </w:r>
-      <w:r>
-        <w:rPr>
-          <w:rFonts w:ascii="Arial" w:eastAsia="Times New Roman" w:hAnsi="Arial" w:cs="Arial"/>
-          <w:color w:val="333333"/>
-          <w:sz w:val="19"/>
-          <w:szCs w:val="19"/>
-          <w:lang w:val="en"/>
-        </w:rPr>
-        <w:br/>
-      </w:r>
-      <w:r>
-        <w:rPr>
-          <w:rFonts w:ascii="Arial" w:eastAsia="Times New Roman" w:hAnsi="Arial" w:cs="Arial"/>
-          <w:color w:val="333333"/>
-          <w:sz w:val="19"/>
-          <w:szCs w:val="19"/>
-          <w:lang w:val="en"/>
-        </w:rPr>
-        <w:t>- Acceptance Criteria Checklist.</w:t>
-      </w:r>
-      <w:r>
-        <w:rPr>
-          <w:rFonts w:ascii="Arial" w:eastAsia="Times New Roman" w:hAnsi="Arial" w:cs="Arial"/>
-          <w:color w:val="333333"/>
-          <w:sz w:val="19"/>
-          <w:szCs w:val="19"/>
-          <w:lang w:val="en"/>
-        </w:rPr>
-        <w:br/>
-        <w:t xml:space="preserve">- Paste the screenshot in this box. </w:t>
+        <w:t xml:space="preserve">- Paste the screenshots in this box. </w:t>
       </w:r>
     </w:p>
     <w:p>
       <w:pPr>
         <w:jc w:val="center"/>
-        <w:divId w:val="496575063"/>
+        <w:divId w:val="1000159283"/>
         <w:rPr>
           <w:rFonts w:eastAsia="Times New Roman"/>
           <w:b/>
@@ -4229,755 +5315,7 @@
           <w:szCs w:val="19"/>
           <w:lang w:val="en"/>
         </w:rPr>
-        <w:t>Figure 8: Auto-Generated Agile Bug User Story on GitHub Issues Sprint Backlog</w:t>
-      </w:r>
-    </w:p>
-    <w:p>
-      <w:pPr>
-        <w:pStyle w:val="Heading3"/>
-        <w:rPr>
-          <w:rFonts w:eastAsia="Times New Roman"/>
-          <w:color w:val="000000"/>
-          <w:lang w:val="en"/>
-        </w:rPr>
-      </w:pPr>
-      <w:r>
-        <w:rPr>
-          <w:rFonts w:eastAsia="Times New Roman"/>
-          <w:color w:val="000000"/>
-          <w:lang w:val="en"/>
-        </w:rPr>
-        <w:t>Step 8: Developer Code Patch &amp; Smart Commit (`Fixes #1`)</w:t>
-      </w:r>
-    </w:p>
-    <w:p>
-      <w:pPr>
-        <w:pStyle w:val="NormalWeb"/>
-        <w:rPr>
-          <w:color w:val="000000"/>
-          <w:sz w:val="22"/>
-          <w:szCs w:val="22"/>
-          <w:lang w:val="en"/>
-        </w:rPr>
-      </w:pPr>
-      <w:r>
-        <w:rPr>
-          <w:color w:val="000000"/>
-          <w:sz w:val="22"/>
-          <w:szCs w:val="22"/>
-          <w:lang w:val="en"/>
-        </w:rPr>
-        <w:t xml:space="preserve">The assigned developer inspects the Acceptance Criteria and implements defensive boundary checking in </w:t>
-      </w:r>
-      <w:r>
-        <w:rPr>
-          <w:rStyle w:val="HTMLCode"/>
-          <w:color w:val="000000"/>
-          <w:lang w:val="en"/>
-        </w:rPr>
-        <w:t>app/app.py</w:t>
-      </w:r>
-      <w:r>
-        <w:rPr>
-          <w:color w:val="000000"/>
-          <w:sz w:val="22"/>
-          <w:szCs w:val="22"/>
-          <w:lang w:val="en"/>
-        </w:rPr>
-        <w:t xml:space="preserve">: </w:t>
-      </w:r>
-    </w:p>
-    <w:p>
-      <w:pPr>
-        <w:pStyle w:val="HTMLPreformatted"/>
-        <w:rPr>
-          <w:color w:val="000000"/>
-          <w:lang w:val="en"/>
-        </w:rPr>
-      </w:pPr>
-    </w:p>
-    <w:p>
-      <w:pPr>
-        <w:pStyle w:val="HTMLPreformatted"/>
-        <w:rPr>
-          <w:color w:val="000000"/>
-          <w:lang w:val="en"/>
-        </w:rPr>
-      </w:pPr>
-      <w:r>
-        <w:rPr>
-          <w:color w:val="000000"/>
-          <w:lang w:val="en"/>
-        </w:rPr>
-        <w:t># Corrected defensive implementation in app/app.py</w:t>
-      </w:r>
-    </w:p>
-    <w:p>
-      <w:pPr>
-        <w:pStyle w:val="HTMLPreformatted"/>
-        <w:rPr>
-          <w:color w:val="000000"/>
-          <w:lang w:val="en"/>
-        </w:rPr>
-      </w:pPr>
-      <w:r>
-        <w:rPr>
-          <w:color w:val="000000"/>
-          <w:lang w:val="en"/>
-        </w:rPr>
-        <w:t>if product["stock"] &lt;= 0:</w:t>
-      </w:r>
-    </w:p>
-    <w:p>
-      <w:pPr>
-        <w:pStyle w:val="HTMLPreformatted"/>
-        <w:rPr>
-          <w:color w:val="000000"/>
-          <w:lang w:val="en"/>
-        </w:rPr>
-      </w:pPr>
-      <w:r>
-        <w:rPr>
-          <w:color w:val="000000"/>
-          <w:lang w:val="en"/>
-        </w:rPr>
-        <w:t xml:space="preserve">    logger.warning(f"Product '{product['name']}' out of stock.")</w:t>
-      </w:r>
-    </w:p>
-    <w:p>
-      <w:pPr>
-        <w:pStyle w:val="HTMLPreformatted"/>
-        <w:rPr>
-          <w:color w:val="000000"/>
-          <w:lang w:val="en"/>
-        </w:rPr>
-      </w:pPr>
-      <w:r>
-        <w:rPr>
-          <w:color w:val="000000"/>
-          <w:lang w:val="en"/>
-        </w:rPr>
-        <w:t xml:space="preserve">    return jsonify({</w:t>
-      </w:r>
-    </w:p>
-    <w:p>
-      <w:pPr>
-        <w:pStyle w:val="HTMLPreformatted"/>
-        <w:rPr>
-          <w:color w:val="000000"/>
-          <w:lang w:val="en"/>
-        </w:rPr>
-      </w:pPr>
-      <w:r>
-        <w:rPr>
-          <w:color w:val="000000"/>
-          <w:lang w:val="en"/>
-        </w:rPr>
-        <w:t xml:space="preserve">        </w:t>
-      </w:r>
-      <w:r>
-        <w:rPr>
-          <w:color w:val="000000"/>
-          <w:lang w:val="en"/>
-        </w:rPr>
-        <w:t>"status": "not_deliverable",</w:t>
-      </w:r>
-    </w:p>
-    <w:p>
-      <w:pPr>
-        <w:pStyle w:val="HTMLPreformatted"/>
-        <w:rPr>
-          <w:color w:val="000000"/>
-          <w:lang w:val="en"/>
-        </w:rPr>
-      </w:pPr>
-      <w:r>
-        <w:rPr>
-          <w:color w:val="000000"/>
-          <w:lang w:val="en"/>
-        </w:rPr>
-        <w:t xml:space="preserve">        "message": f"Sorry, '{product['name']}' is out of stock at your dark store.",</w:t>
-      </w:r>
-    </w:p>
-    <w:p>
-      <w:pPr>
-        <w:pStyle w:val="HTMLPreformatted"/>
-        <w:rPr>
-          <w:color w:val="000000"/>
-          <w:lang w:val="en"/>
-        </w:rPr>
-      </w:pPr>
-      <w:r>
-        <w:rPr>
-          <w:color w:val="000000"/>
-          <w:lang w:val="en"/>
-        </w:rPr>
-        <w:t xml:space="preserve">        "product": product["name"]</w:t>
-      </w:r>
-    </w:p>
-    <w:p>
-      <w:pPr>
-        <w:pStyle w:val="HTMLPreformatted"/>
-        <w:rPr>
-          <w:color w:val="000000"/>
-          <w:lang w:val="en"/>
-        </w:rPr>
-      </w:pPr>
-      <w:r>
-        <w:rPr>
-          <w:color w:val="000000"/>
-          <w:lang w:val="en"/>
-        </w:rPr>
-        <w:t xml:space="preserve">    }), 400</w:t>
-      </w:r>
-    </w:p>
-    <w:p>
-      <w:pPr>
-        <w:pStyle w:val="NormalWeb"/>
-        <w:rPr>
-          <w:color w:val="000000"/>
-          <w:sz w:val="22"/>
-          <w:szCs w:val="22"/>
-          <w:lang w:val="en"/>
-        </w:rPr>
-      </w:pPr>
-      <w:r>
-        <w:rPr>
-          <w:color w:val="000000"/>
-          <w:sz w:val="22"/>
-          <w:szCs w:val="22"/>
-          <w:lang w:val="en"/>
-        </w:rPr>
-        <w:t xml:space="preserve">The developer commits the patch using Git Smart Commit syntax: </w:t>
-      </w:r>
-      <w:r>
-        <w:rPr>
-          <w:rStyle w:val="HTMLCode"/>
-          <w:color w:val="000000"/>
-          <w:lang w:val="en"/>
-        </w:rPr>
-        <w:t>git commit -m "Fix zero-stock dark store allocation. Fixes #1"</w:t>
-      </w:r>
-      <w:r>
-        <w:rPr>
-          <w:color w:val="000000"/>
-          <w:sz w:val="22"/>
-          <w:szCs w:val="22"/>
-          <w:lang w:val="en"/>
-        </w:rPr>
-        <w:t xml:space="preserve"> and pushes to </w:t>
-      </w:r>
-      <w:r>
-        <w:rPr>
-          <w:rStyle w:val="HTMLCode"/>
-          <w:color w:val="000000"/>
-          <w:lang w:val="en"/>
-        </w:rPr>
-        <w:t>origin/main</w:t>
-      </w:r>
-      <w:r>
-        <w:rPr>
-          <w:color w:val="000000"/>
-          <w:sz w:val="22"/>
-          <w:szCs w:val="22"/>
-          <w:lang w:val="en"/>
-        </w:rPr>
-        <w:t xml:space="preserve">. </w:t>
-      </w:r>
-    </w:p>
-    <w:p>
-      <w:pPr>
-        <w:pStyle w:val="Heading3"/>
-        <w:rPr>
-          <w:rFonts w:eastAsia="Times New Roman"/>
-          <w:color w:val="000000"/>
-          <w:lang w:val="en"/>
-        </w:rPr>
-      </w:pPr>
-      <w:r>
-        <w:rPr>
-          <w:rFonts w:eastAsia="Times New Roman"/>
-          <w:color w:val="000000"/>
-          <w:lang w:val="en"/>
-        </w:rPr>
-        <w:t>Step 9: GitHub Actions CI/CD Pipeline Execution &amp; Automated Rollout</w:t>
-      </w:r>
-    </w:p>
-    <w:p>
-      <w:pPr>
-        <w:pStyle w:val="NormalWeb"/>
-        <w:rPr>
-          <w:color w:val="000000"/>
-          <w:sz w:val="22"/>
-          <w:szCs w:val="22"/>
-          <w:lang w:val="en"/>
-        </w:rPr>
-      </w:pPr>
-      <w:r>
-        <w:rPr>
-          <w:color w:val="000000"/>
-          <w:sz w:val="22"/>
-          <w:szCs w:val="22"/>
-          <w:lang w:val="en"/>
-        </w:rPr>
-        <w:t xml:space="preserve">The push event automatically triggers the GitHub Actions CI/CD pipeline. The pipeline launches a clean virtual environment, installs project dependencies, executes 9 automated </w:t>
-      </w:r>
-      <w:r>
-        <w:rPr>
-          <w:rStyle w:val="HTMLCode"/>
-          <w:color w:val="000000"/>
-          <w:lang w:val="en"/>
-        </w:rPr>
-        <w:t>pytest</w:t>
-      </w:r>
-      <w:r>
-        <w:rPr>
-          <w:color w:val="000000"/>
-          <w:sz w:val="22"/>
-          <w:szCs w:val="22"/>
-          <w:lang w:val="en"/>
-        </w:rPr>
-        <w:t xml:space="preserve"> unit tests, verifies regression safety, and deploys the updated code package to AWS Lambda. </w:t>
-      </w:r>
-    </w:p>
-    <w:p>
-      <w:pPr>
-        <w:shd w:val="clear" w:color="auto" w:fill="FAFAFA"/>
-        <w:jc w:val="center"/>
-        <w:divId w:val="1872960699"/>
-        <w:rPr>
-          <w:rFonts w:eastAsia="Times New Roman"/>
-          <w:b/>
-          <w:bCs/>
-          <w:caps/>
-          <w:color w:val="000000"/>
-          <w:sz w:val="22"/>
-          <w:szCs w:val="22"/>
-          <w:lang w:val="en"/>
-        </w:rPr>
-      </w:pPr>
-      <w:r>
-        <w:rPr>
-          <w:rFonts w:eastAsia="Times New Roman"/>
-          <w:b/>
-          <w:bCs/>
-          <w:caps/>
-          <w:color w:val="000000"/>
-          <w:sz w:val="22"/>
-          <w:szCs w:val="22"/>
-          <w:lang w:val="en"/>
-        </w:rPr>
-        <w:t>[PASTE SNAPSHOT 9: GITHUB ACTIONS CI/CD GREEN RUN]</w:t>
-      </w:r>
-    </w:p>
-    <w:p>
-      <w:pPr>
-        <w:shd w:val="clear" w:color="auto" w:fill="FFFFFF"/>
-        <w:divId w:val="805396450"/>
-        <w:rPr>
-          <w:rFonts w:ascii="Arial" w:eastAsia="Times New Roman" w:hAnsi="Arial" w:cs="Arial"/>
-          <w:color w:val="333333"/>
-          <w:sz w:val="19"/>
-          <w:szCs w:val="19"/>
-          <w:lang w:val="en"/>
-        </w:rPr>
-      </w:pPr>
-      <w:r>
-        <w:rPr>
-          <w:rStyle w:val="Strong"/>
-          <w:rFonts w:ascii="Arial" w:eastAsia="Times New Roman" w:hAnsi="Arial" w:cs="Arial"/>
-          <w:color w:val="333333"/>
-          <w:sz w:val="19"/>
-          <w:szCs w:val="19"/>
-          <w:lang w:val="en"/>
-        </w:rPr>
-        <w:t>HOW TO CAPTURE:</w:t>
-      </w:r>
-      <w:r>
-        <w:rPr>
-          <w:rFonts w:ascii="Arial" w:eastAsia="Times New Roman" w:hAnsi="Arial" w:cs="Arial"/>
-          <w:color w:val="333333"/>
-          <w:sz w:val="19"/>
-          <w:szCs w:val="19"/>
-          <w:lang w:val="en"/>
-        </w:rPr>
-        <w:br/>
-        <w:t xml:space="preserve">- Open: </w:t>
-      </w:r>
-      <w:r>
-        <w:rPr>
-          <w:rStyle w:val="HTMLCode"/>
-          <w:color w:val="333333"/>
-          <w:lang w:val="en"/>
-        </w:rPr>
-        <w:t>https://github.com/hemalexe/devopss-incident-watchdog/actions</w:t>
-      </w:r>
-      <w:r>
-        <w:rPr>
-          <w:rFonts w:ascii="Arial" w:eastAsia="Times New Roman" w:hAnsi="Arial" w:cs="Arial"/>
-          <w:color w:val="333333"/>
-          <w:sz w:val="19"/>
-          <w:szCs w:val="19"/>
-          <w:lang w:val="en"/>
-        </w:rPr>
-        <w:br/>
-        <w:t xml:space="preserve">- Click on the latest workflow run: </w:t>
-      </w:r>
-      <w:r>
-        <w:rPr>
-          <w:rStyle w:val="Emphasis"/>
-          <w:rFonts w:ascii="Arial" w:eastAsia="Times New Roman" w:hAnsi="Arial" w:cs="Arial"/>
-          <w:color w:val="333333"/>
-          <w:sz w:val="19"/>
-          <w:szCs w:val="19"/>
-          <w:lang w:val="en"/>
-        </w:rPr>
-        <w:t>"Agile DevOps CI/CD Pipeline"</w:t>
-      </w:r>
-      <w:r>
-        <w:rPr>
-          <w:rFonts w:ascii="Arial" w:eastAsia="Times New Roman" w:hAnsi="Arial" w:cs="Arial"/>
-          <w:color w:val="333333"/>
-          <w:sz w:val="19"/>
-          <w:szCs w:val="19"/>
-          <w:lang w:val="en"/>
-        </w:rPr>
-        <w:t>.</w:t>
-      </w:r>
-      <w:r>
-        <w:rPr>
-          <w:rFonts w:ascii="Arial" w:eastAsia="Times New Roman" w:hAnsi="Arial" w:cs="Arial"/>
-          <w:color w:val="333333"/>
-          <w:sz w:val="19"/>
-          <w:szCs w:val="19"/>
-          <w:lang w:val="en"/>
-        </w:rPr>
-        <w:br/>
-      </w:r>
-      <w:r>
-        <w:rPr>
-          <w:rFonts w:ascii="Arial" w:eastAsia="Times New Roman" w:hAnsi="Arial" w:cs="Arial"/>
-          <w:color w:val="333333"/>
-          <w:sz w:val="19"/>
-          <w:szCs w:val="19"/>
-          <w:lang w:val="en"/>
-        </w:rPr>
-        <w:t>- Capture the green checkmark showing all test jobs passed (9 passed in 0.53s).</w:t>
-      </w:r>
-      <w:r>
-        <w:rPr>
-          <w:rFonts w:ascii="Arial" w:eastAsia="Times New Roman" w:hAnsi="Arial" w:cs="Arial"/>
-          <w:color w:val="333333"/>
-          <w:sz w:val="19"/>
-          <w:szCs w:val="19"/>
-          <w:lang w:val="en"/>
-        </w:rPr>
-        <w:br/>
-        <w:t xml:space="preserve">- Paste the screenshot in this box. </w:t>
-      </w:r>
-    </w:p>
-    <w:p>
-      <w:pPr>
-        <w:jc w:val="center"/>
-        <w:divId w:val="1357385516"/>
-        <w:rPr>
-          <w:rFonts w:eastAsia="Times New Roman"/>
-          <w:b/>
-          <w:bCs/>
-          <w:color w:val="000000"/>
-          <w:sz w:val="19"/>
-          <w:szCs w:val="19"/>
-          <w:lang w:val="en"/>
-        </w:rPr>
-      </w:pPr>
-      <w:r>
-        <w:rPr>
-          <w:rFonts w:eastAsia="Times New Roman"/>
-          <w:b/>
-          <w:bCs/>
-          <w:color w:val="000000"/>
-          <w:sz w:val="19"/>
-          <w:szCs w:val="19"/>
-          <w:lang w:val="en"/>
-        </w:rPr>
-        <w:t>Figure 9: Automated Regression Test Suite and Continuous Deployment Passing in GitHub Actions</w:t>
-      </w:r>
-    </w:p>
-    <w:p>
-      <w:pPr>
-        <w:pStyle w:val="Heading3"/>
-        <w:rPr>
-          <w:rFonts w:eastAsia="Times New Roman"/>
-          <w:color w:val="000000"/>
-          <w:lang w:val="en"/>
-        </w:rPr>
-      </w:pPr>
-      <w:r>
-        <w:rPr>
-          <w:rFonts w:eastAsia="Times New Roman"/>
-          <w:color w:val="000000"/>
-          <w:lang w:val="en"/>
-        </w:rPr>
-        <w:t>Step 10: Zero-Touch Ticket Resolution &amp; Lifecycle Completion</w:t>
-      </w:r>
-    </w:p>
-    <w:p>
-      <w:pPr>
-        <w:pStyle w:val="NormalWeb"/>
-        <w:rPr>
-          <w:color w:val="000000"/>
-          <w:sz w:val="22"/>
-          <w:szCs w:val="22"/>
-          <w:lang w:val="en"/>
-        </w:rPr>
-      </w:pPr>
-      <w:r>
-        <w:rPr>
-          <w:color w:val="000000"/>
-          <w:sz w:val="22"/>
-          <w:szCs w:val="22"/>
-          <w:lang w:val="en"/>
-        </w:rPr>
-        <w:t xml:space="preserve">Because the developer referenced </w:t>
-      </w:r>
-      <w:r>
-        <w:rPr>
-          <w:rStyle w:val="HTMLCode"/>
-          <w:color w:val="000000"/>
-          <w:lang w:val="en"/>
-        </w:rPr>
-        <w:t>Fixes #1</w:t>
-      </w:r>
-      <w:r>
-        <w:rPr>
-          <w:color w:val="000000"/>
-          <w:sz w:val="22"/>
-          <w:szCs w:val="22"/>
-          <w:lang w:val="en"/>
-        </w:rPr>
-        <w:t xml:space="preserve"> in the verified commit, GitHub automatically transitions Issue #1 from </w:t>
-      </w:r>
-      <w:r>
-        <w:rPr>
-          <w:rStyle w:val="Strong"/>
-          <w:color w:val="000000"/>
-          <w:sz w:val="22"/>
-          <w:szCs w:val="22"/>
-          <w:lang w:val="en"/>
-        </w:rPr>
-        <w:t>Open</w:t>
-      </w:r>
-      <w:r>
-        <w:rPr>
-          <w:color w:val="000000"/>
-          <w:sz w:val="22"/>
-          <w:szCs w:val="22"/>
-          <w:lang w:val="en"/>
-        </w:rPr>
-        <w:t xml:space="preserve"> to </w:t>
-      </w:r>
-      <w:r>
-        <w:rPr>
-          <w:rStyle w:val="Strong"/>
-          <w:color w:val="000000"/>
-          <w:sz w:val="22"/>
-          <w:szCs w:val="22"/>
-          <w:lang w:val="en"/>
-        </w:rPr>
-        <w:t>Closed (Done)</w:t>
-      </w:r>
-      <w:r>
-        <w:rPr>
-          <w:color w:val="000000"/>
-          <w:sz w:val="22"/>
-          <w:szCs w:val="22"/>
-          <w:lang w:val="en"/>
-        </w:rPr>
-        <w:t xml:space="preserve"> </w:t>
-      </w:r>
-      <w:r>
-        <w:rPr>
-          <w:color w:val="000000"/>
-          <w:sz w:val="22"/>
-          <w:szCs w:val="22"/>
-          <w:lang w:val="en"/>
-        </w:rPr>
-        <w:t xml:space="preserve">without manual intervention. Full traceability from initial production outage to sprint resolution is achieved. </w:t>
-      </w:r>
-    </w:p>
-    <w:p>
-      <w:pPr>
-        <w:shd w:val="clear" w:color="auto" w:fill="FAFAFA"/>
-        <w:jc w:val="center"/>
-        <w:divId w:val="310718774"/>
-        <w:rPr>
-          <w:rFonts w:eastAsia="Times New Roman"/>
-          <w:b/>
-          <w:bCs/>
-          <w:caps/>
-          <w:color w:val="000000"/>
-          <w:sz w:val="22"/>
-          <w:szCs w:val="22"/>
-          <w:lang w:val="en"/>
-        </w:rPr>
-      </w:pPr>
-      <w:r>
-        <w:rPr>
-          <w:rFonts w:eastAsia="Times New Roman"/>
-          <w:b/>
-          <w:bCs/>
-          <w:caps/>
-          <w:color w:val="000000"/>
-          <w:sz w:val="22"/>
-          <w:szCs w:val="22"/>
-          <w:lang w:val="en"/>
-        </w:rPr>
-        <w:t>[PASTE SNAPSHOT 10: GITHUB ISSUE CLOSED AS DONE]</w:t>
-      </w:r>
-    </w:p>
-    <w:p>
-      <w:pPr>
-        <w:shd w:val="clear" w:color="auto" w:fill="FFFFFF"/>
-        <w:divId w:val="214977176"/>
-        <w:rPr>
-          <w:rFonts w:ascii="Arial" w:eastAsia="Times New Roman" w:hAnsi="Arial" w:cs="Arial"/>
-          <w:color w:val="333333"/>
-          <w:sz w:val="19"/>
-          <w:szCs w:val="19"/>
-          <w:lang w:val="en"/>
-        </w:rPr>
-      </w:pPr>
-      <w:r>
-        <w:rPr>
-          <w:rStyle w:val="Strong"/>
-          <w:rFonts w:ascii="Arial" w:eastAsia="Times New Roman" w:hAnsi="Arial" w:cs="Arial"/>
-          <w:color w:val="333333"/>
-          <w:sz w:val="19"/>
-          <w:szCs w:val="19"/>
-          <w:lang w:val="en"/>
-        </w:rPr>
-        <w:t>HOW TO CAPTURE:</w:t>
-      </w:r>
-      <w:r>
-        <w:rPr>
-          <w:rFonts w:ascii="Arial" w:eastAsia="Times New Roman" w:hAnsi="Arial" w:cs="Arial"/>
-          <w:color w:val="333333"/>
-          <w:sz w:val="19"/>
-          <w:szCs w:val="19"/>
-          <w:lang w:val="en"/>
-        </w:rPr>
-        <w:br/>
-        <w:t xml:space="preserve">- Open: </w:t>
-      </w:r>
-      <w:r>
-        <w:rPr>
-          <w:rStyle w:val="HTMLCode"/>
-          <w:color w:val="333333"/>
-          <w:lang w:val="en"/>
-        </w:rPr>
-        <w:t>https://github.com/hemalexe/devopss-incident-watchdog/issues/1</w:t>
-      </w:r>
-      <w:r>
-        <w:rPr>
-          <w:rFonts w:ascii="Arial" w:eastAsia="Times New Roman" w:hAnsi="Arial" w:cs="Arial"/>
-          <w:color w:val="333333"/>
-          <w:sz w:val="19"/>
-          <w:szCs w:val="19"/>
-          <w:lang w:val="en"/>
-        </w:rPr>
-        <w:br/>
-        <w:t>- Scroll to the bottom of the issue thread.</w:t>
-      </w:r>
-      <w:r>
-        <w:rPr>
-          <w:rFonts w:ascii="Arial" w:eastAsia="Times New Roman" w:hAnsi="Arial" w:cs="Arial"/>
-          <w:color w:val="333333"/>
-          <w:sz w:val="19"/>
-          <w:szCs w:val="19"/>
-          <w:lang w:val="en"/>
-        </w:rPr>
-        <w:br/>
-        <w:t xml:space="preserve">- Capture the purple </w:t>
-      </w:r>
-      <w:r>
-        <w:rPr>
-          <w:rStyle w:val="Strong"/>
-          <w:rFonts w:ascii="Arial" w:eastAsia="Times New Roman" w:hAnsi="Arial" w:cs="Arial"/>
-          <w:color w:val="333333"/>
-          <w:sz w:val="19"/>
-          <w:szCs w:val="19"/>
-          <w:lang w:val="en"/>
-        </w:rPr>
-        <w:t>"Closed"</w:t>
-      </w:r>
-      <w:r>
-        <w:rPr>
-          <w:rFonts w:ascii="Arial" w:eastAsia="Times New Roman" w:hAnsi="Arial" w:cs="Arial"/>
-          <w:color w:val="333333"/>
-          <w:sz w:val="19"/>
-          <w:szCs w:val="19"/>
-          <w:lang w:val="en"/>
-        </w:rPr>
-        <w:t xml:space="preserve"> badge and the commit reference: </w:t>
-      </w:r>
-      <w:r>
-        <w:rPr>
-          <w:rStyle w:val="Emphasis"/>
-          <w:rFonts w:ascii="Arial" w:eastAsia="Times New Roman" w:hAnsi="Arial" w:cs="Arial"/>
-          <w:color w:val="333333"/>
-          <w:sz w:val="19"/>
-          <w:szCs w:val="19"/>
-          <w:lang w:val="en"/>
-        </w:rPr>
-        <w:t>"closed this in commit ... via Fixes #1"</w:t>
-      </w:r>
-      <w:r>
-        <w:rPr>
-          <w:rFonts w:ascii="Arial" w:eastAsia="Times New Roman" w:hAnsi="Arial" w:cs="Arial"/>
-          <w:color w:val="333333"/>
-          <w:sz w:val="19"/>
-          <w:szCs w:val="19"/>
-          <w:lang w:val="en"/>
-        </w:rPr>
-        <w:t>.</w:t>
-      </w:r>
-      <w:r>
-        <w:rPr>
-          <w:rFonts w:ascii="Arial" w:eastAsia="Times New Roman" w:hAnsi="Arial" w:cs="Arial"/>
-          <w:color w:val="333333"/>
-          <w:sz w:val="19"/>
-          <w:szCs w:val="19"/>
-          <w:lang w:val="en"/>
-        </w:rPr>
-        <w:br/>
-        <w:t xml:space="preserve">- Paste the screenshot in this box. </w:t>
-      </w:r>
-    </w:p>
-    <w:p>
-      <w:pPr>
-        <w:jc w:val="center"/>
-        <w:divId w:val="121576670"/>
-        <w:rPr>
-          <w:rFonts w:eastAsia="Times New Roman"/>
-          <w:b/>
-          <w:bCs/>
-          <w:color w:val="000000"/>
-          <w:sz w:val="19"/>
-          <w:szCs w:val="19"/>
-          <w:lang w:val="en"/>
-        </w:rPr>
-      </w:pPr>
-      <w:r>
-        <w:rPr>
-          <w:rFonts w:eastAsia="Times New Roman"/>
-          <w:b/>
-          <w:bCs/>
-          <w:color w:val="000000"/>
-          <w:sz w:val="19"/>
-          <w:szCs w:val="19"/>
-          <w:lang w:val="en"/>
-        </w:rPr>
-        <w:t>Figure 10: Closed GitHub Issue Demonstrating Zero-Touch Agile Traceability</w:t>
+        <w:t>Figure 8: Automated Regression Testing Passing in GitHub Actions and Zero-Touch Issue Closure</w:t>
       </w:r>
     </w:p>
     <w:p>
@@ -5057,7 +5395,7 @@
                 <w:sz w:val="20"/>
                 <w:szCs w:val="20"/>
               </w:rPr>
-              <w:t>Metric / Dimension</w:t>
+              <w:t>Metric / Operational Dimension</w:t>
             </w:r>
           </w:p>
         </w:tc>
@@ -5222,7 +5560,7 @@
                 <w:sz w:val="20"/>
                 <w:szCs w:val="20"/>
               </w:rPr>
-              <w:t>15 – 45 Minutes (customer complaints)</w:t>
+              <w:t>15 – 45 Minutes (customer complaints or manual log grep)</w:t>
             </w:r>
           </w:p>
         </w:tc>
@@ -5255,12 +5593,31 @@
             </w:pPr>
             <w:r>
               <w:rPr>
-                <w:rFonts w:eastAsia="Times New Roman"/>
-                <w:color w:val="000000"/>
-                <w:sz w:val="20"/>
-                <w:szCs w:val="20"/>
-              </w:rPr>
-              <w:t>&lt; 5 Seconds (CloudWatch Log Filter)</w:t>
+                <w:rStyle w:val="Strong"/>
+                <w:rFonts w:eastAsia="Times New Roman"/>
+                <w:color w:val="000000"/>
+                <w:sz w:val="20"/>
+                <w:szCs w:val="20"/>
+              </w:rPr>
+              <w:t>&lt; 5 Seconds</w:t>
+            </w:r>
+            <w:r>
+              <w:rPr>
+                <w:rFonts w:eastAsia="Times New Roman"/>
+                <w:color w:val="000000"/>
+                <w:sz w:val="20"/>
+                <w:szCs w:val="20"/>
+              </w:rPr>
+              <w:t xml:space="preserve"> </w:t>
+            </w:r>
+            <w:r>
+              <w:rPr>
+                <w:rFonts w:eastAsia="Times New Roman"/>
+                <w:color w:val="000000"/>
+                <w:sz w:val="20"/>
+                <w:szCs w:val="20"/>
+              </w:rPr>
+              <w:t>(Amazon CloudWatch Metric Filter)</w:t>
             </w:r>
           </w:p>
         </w:tc>
@@ -5339,7 +5696,7 @@
                 <w:sz w:val="20"/>
                 <w:szCs w:val="20"/>
               </w:rPr>
-              <w:t>2 – 8 Hours (manual ticket creation)</w:t>
+              <w:t>2 – 8 Hours (manual ticket writing by support desk)</w:t>
             </w:r>
           </w:p>
         </w:tc>
@@ -5372,12 +5729,22 @@
             </w:pPr>
             <w:r>
               <w:rPr>
-                <w:rFonts w:eastAsia="Times New Roman"/>
-                <w:color w:val="000000"/>
-                <w:sz w:val="20"/>
-                <w:szCs w:val="20"/>
-              </w:rPr>
-              <w:t>&lt; 30 Seconds (Automated GitHub Issue)</w:t>
+                <w:rStyle w:val="Strong"/>
+                <w:rFonts w:eastAsia="Times New Roman"/>
+                <w:color w:val="000000"/>
+                <w:sz w:val="20"/>
+                <w:szCs w:val="20"/>
+              </w:rPr>
+              <w:t>&lt; 30 Seconds</w:t>
+            </w:r>
+            <w:r>
+              <w:rPr>
+                <w:rFonts w:eastAsia="Times New Roman"/>
+                <w:color w:val="000000"/>
+                <w:sz w:val="20"/>
+                <w:szCs w:val="20"/>
+              </w:rPr>
+              <w:t xml:space="preserve"> (Automated GitHub REST API User Story)</w:t>
             </w:r>
           </w:p>
         </w:tc>
@@ -5456,7 +5823,7 @@
                 <w:sz w:val="20"/>
                 <w:szCs w:val="20"/>
               </w:rPr>
-              <w:t>Truncated, copy-pasted terminal logs</w:t>
+              <w:t>Truncated, lossy copy-pasted terminal logs</w:t>
             </w:r>
           </w:p>
         </w:tc>
@@ -5489,12 +5856,22 @@
             </w:pPr>
             <w:r>
               <w:rPr>
-                <w:rFonts w:eastAsia="Times New Roman"/>
-                <w:color w:val="000000"/>
-                <w:sz w:val="20"/>
-                <w:szCs w:val="20"/>
-              </w:rPr>
-              <w:t>100% full stack trace archived in Amazon S3</w:t>
+                <w:rStyle w:val="Strong"/>
+                <w:rFonts w:eastAsia="Times New Roman"/>
+                <w:color w:val="000000"/>
+                <w:sz w:val="20"/>
+                <w:szCs w:val="20"/>
+              </w:rPr>
+              <w:t>100% Immutable</w:t>
+            </w:r>
+            <w:r>
+              <w:rPr>
+                <w:rFonts w:eastAsia="Times New Roman"/>
+                <w:color w:val="000000"/>
+                <w:sz w:val="20"/>
+                <w:szCs w:val="20"/>
+              </w:rPr>
+              <w:t xml:space="preserve"> stack trace archived in Amazon S3</w:t>
             </w:r>
           </w:p>
         </w:tc>
@@ -5573,7 +5950,7 @@
                 <w:sz w:val="20"/>
                 <w:szCs w:val="20"/>
               </w:rPr>
-              <w:t>Manual backlog filing; often forgotten</w:t>
+              <w:t>Ad-hoc unstructured emails; often bypassed</w:t>
             </w:r>
           </w:p>
         </w:tc>
@@ -5606,12 +5983,22 @@
             </w:pPr>
             <w:r>
               <w:rPr>
-                <w:rFonts w:eastAsia="Times New Roman"/>
-                <w:color w:val="000000"/>
-                <w:sz w:val="20"/>
-                <w:szCs w:val="20"/>
-              </w:rPr>
-              <w:t>Automated User Story with Definition of Done</w:t>
+                <w:rStyle w:val="Strong"/>
+                <w:rFonts w:eastAsia="Times New Roman"/>
+                <w:color w:val="000000"/>
+                <w:sz w:val="20"/>
+                <w:szCs w:val="20"/>
+              </w:rPr>
+              <w:t>Standard User Story</w:t>
+            </w:r>
+            <w:r>
+              <w:rPr>
+                <w:rFonts w:eastAsia="Times New Roman"/>
+                <w:color w:val="000000"/>
+                <w:sz w:val="20"/>
+                <w:szCs w:val="20"/>
+              </w:rPr>
+              <w:t xml:space="preserve"> with Definition of Done</w:t>
             </w:r>
           </w:p>
         </w:tc>
@@ -5690,7 +6077,7 @@
                 <w:sz w:val="20"/>
                 <w:szCs w:val="20"/>
               </w:rPr>
-              <w:t>Disconnected tickets and code reviews</w:t>
+              <w:t>Disconnected tickets, code commits, and PRs</w:t>
             </w:r>
           </w:p>
         </w:tc>
@@ -5723,12 +6110,31 @@
             </w:pPr>
             <w:r>
               <w:rPr>
-                <w:rFonts w:eastAsia="Times New Roman"/>
-                <w:color w:val="000000"/>
-                <w:sz w:val="20"/>
-                <w:szCs w:val="20"/>
-              </w:rPr>
-              <w:t>Zero-touch Smart Commits linking ticket to CI/CD</w:t>
+                <w:rStyle w:val="Strong"/>
+                <w:rFonts w:eastAsia="Times New Roman"/>
+                <w:color w:val="000000"/>
+                <w:sz w:val="20"/>
+                <w:szCs w:val="20"/>
+              </w:rPr>
+              <w:t>Zero-Touch Smart Commits</w:t>
+            </w:r>
+            <w:r>
+              <w:rPr>
+                <w:rFonts w:eastAsia="Times New Roman"/>
+                <w:color w:val="000000"/>
+                <w:sz w:val="20"/>
+                <w:szCs w:val="20"/>
+              </w:rPr>
+              <w:t xml:space="preserve"> </w:t>
+            </w:r>
+            <w:r>
+              <w:rPr>
+                <w:rFonts w:eastAsia="Times New Roman"/>
+                <w:color w:val="000000"/>
+                <w:sz w:val="20"/>
+                <w:szCs w:val="20"/>
+              </w:rPr>
+              <w:t>linking ticket to CI/CD</w:t>
             </w:r>
           </w:p>
         </w:tc>
@@ -5770,7 +6176,7 @@
           <w:szCs w:val="22"/>
           <w:lang w:val="en"/>
         </w:rPr>
-        <w:t>Q1: Why use Amazon S3 when CloudWatch already stores logs?</w:t>
+        <w:t>Q1: Why is Amazon S3 utilized for forensic storage when CloudWatch already stores logs?</w:t>
       </w:r>
       <w:r>
         <w:rPr>
@@ -5807,7 +6213,7 @@
           <w:szCs w:val="22"/>
           <w:lang w:val="en"/>
         </w:rPr>
-        <w:t>CloudWatch log groups have configured retention limits and can be rotated, purged, or scale to zero. Amazon S3 provides an immutable, highly durable external audit vault essential for regulatory compliance, post-mortem Root Cause Analysis (RCA), and legal auditability without incurring heavy CloudWatch query fees.</w:t>
+        <w:t>CloudWatch log groups have configured retention limits and can be rotated, purged, or truncated during high-throughput volume. Furthermore, querying historical CloudWatch logs incurs significant query latency and CloudWatch Insights costs. Amazon S3 provides an immutable, cost-effective forensic audit vault with 99.999999999% (11 9's) durability, ensuring tamper-proof compliance records for post-mortem Root Cause Analysis (RCA).</w:t>
       </w:r>
     </w:p>
     <w:p>
@@ -5828,7 +6234,7 @@
           <w:szCs w:val="22"/>
           <w:lang w:val="en"/>
         </w:rPr>
-        <w:t>Q2: How does GitHub receive the ticket without human intervention?</w:t>
+        <w:t>Q2: How does GitHub receive the incident ticket without human intervention?</w:t>
       </w:r>
       <w:r>
         <w:rPr>
@@ -5856,6 +6262,89 @@
           <w:szCs w:val="22"/>
           <w:lang w:val="en"/>
         </w:rPr>
+        <w:t xml:space="preserve"> The AWS Lambda Watchdog function (</w:t>
+      </w:r>
+      <w:r>
+        <w:rPr>
+          <w:rStyle w:val="HTMLCode"/>
+          <w:color w:val="000000"/>
+          <w:lang w:val="en"/>
+        </w:rPr>
+        <w:t>watchdog-incident-creator</w:t>
+      </w:r>
+      <w:r>
+        <w:rPr>
+          <w:color w:val="000000"/>
+          <w:sz w:val="22"/>
+          <w:szCs w:val="22"/>
+          <w:lang w:val="en"/>
+        </w:rPr>
+        <w:t>) activates upon the CloudWatch log pattern match. It extracts the stack trace and request parameters, formats a structured Agile User Story with diagnostic markdown, and issues an authenticated HTTP POST request to the GitHub REST API v3 endpoint (</w:t>
+      </w:r>
+      <w:r>
+        <w:rPr>
+          <w:rStyle w:val="HTMLCode"/>
+          <w:color w:val="000000"/>
+          <w:lang w:val="en"/>
+        </w:rPr>
+        <w:t>/repos/hemalexe/devopss-incident-watchdog/issues</w:t>
+      </w:r>
+      <w:r>
+        <w:rPr>
+          <w:color w:val="000000"/>
+          <w:sz w:val="22"/>
+          <w:szCs w:val="22"/>
+          <w:lang w:val="en"/>
+        </w:rPr>
+        <w:t>).</w:t>
+      </w:r>
+    </w:p>
+    <w:p>
+      <w:pPr>
+        <w:pStyle w:val="NormalWeb"/>
+        <w:rPr>
+          <w:color w:val="000000"/>
+          <w:sz w:val="22"/>
+          <w:szCs w:val="22"/>
+          <w:lang w:val="en"/>
+        </w:rPr>
+      </w:pPr>
+      <w:r>
+        <w:rPr>
+          <w:rStyle w:val="Strong"/>
+          <w:color w:val="000000"/>
+          <w:sz w:val="22"/>
+          <w:szCs w:val="22"/>
+          <w:lang w:val="en"/>
+        </w:rPr>
+        <w:t>Q3: How does this project directly satisfy the requirements of the "Agile Development Process &amp; DevOps" course?</w:t>
+      </w:r>
+      <w:r>
+        <w:rPr>
+          <w:color w:val="000000"/>
+          <w:sz w:val="22"/>
+          <w:szCs w:val="22"/>
+          <w:lang w:val="en"/>
+        </w:rPr>
+        <w:br/>
+      </w:r>
+      <w:r>
+        <w:rPr>
+          <w:rStyle w:val="Emphasis"/>
+          <w:color w:val="000000"/>
+          <w:sz w:val="22"/>
+          <w:szCs w:val="22"/>
+          <w:lang w:val="en"/>
+        </w:rPr>
+        <w:t>Answer:</w:t>
+      </w:r>
+      <w:r>
+        <w:rPr>
+          <w:color w:val="000000"/>
+          <w:sz w:val="22"/>
+          <w:szCs w:val="22"/>
+          <w:lang w:val="en"/>
+        </w:rPr>
         <w:t xml:space="preserve"> </w:t>
       </w:r>
       <w:r>
@@ -5865,7 +6354,7 @@
           <w:szCs w:val="22"/>
           <w:lang w:val="en"/>
         </w:rPr>
-        <w:t>The AWS Lambda Watchdog executes upon CloudWatch log pattern matching, decodes the base64 event payload, extracts the stack trace, and issues an authenticated HTTP POST request to the GitHub REST API v3 endpoint (`/repos/.../issues`) containing the structured User Story and Acceptance Criteria.</w:t>
+        <w:t>Traditional DevOps pipelines focus solely on CI/CD code builds, while monitoring tools focus solely on alarms. This project closes the loop between Site Reliability Engineering (operations) and Agile sprint backlog execution (development) by automatically translating operational failures into prioritized Agile User Stories with explicit Definition of Done acceptance criteria.</w:t>
       </w:r>
     </w:p>
     <w:p>
@@ -5886,7 +6375,7 @@
           <w:szCs w:val="22"/>
           <w:lang w:val="en"/>
         </w:rPr>
-        <w:t>Q3: How does this satisfy the "Agile" requirement of the course?</w:t>
+        <w:t>Q4: How does the ticket close automatically without a scrum master manually changing its status?</w:t>
       </w:r>
       <w:r>
         <w:rPr>
@@ -5923,56 +6412,7 @@
           <w:szCs w:val="22"/>
           <w:lang w:val="en"/>
         </w:rPr>
-        <w:t>SRE monitoring usually stops at sending an email or PagerDuty buzz. This project bridges operations directly into Agile project management by transforming production defects into sprint backlog items structured as standard Agile User Stories with explicit Definition of Done checklists.</w:t>
-      </w:r>
-    </w:p>
-    <w:p>
-      <w:pPr>
-        <w:pStyle w:val="NormalWeb"/>
-        <w:rPr>
-          <w:color w:val="000000"/>
-          <w:sz w:val="22"/>
-          <w:szCs w:val="22"/>
-          <w:lang w:val="en"/>
-        </w:rPr>
-      </w:pPr>
-      <w:r>
-        <w:rPr>
-          <w:rStyle w:val="Strong"/>
-          <w:color w:val="000000"/>
-          <w:sz w:val="22"/>
-          <w:szCs w:val="22"/>
-          <w:lang w:val="en"/>
-        </w:rPr>
-        <w:t>Q4: How does the ticket close automatically?</w:t>
-      </w:r>
-      <w:r>
-        <w:rPr>
-          <w:color w:val="000000"/>
-          <w:sz w:val="22"/>
-          <w:szCs w:val="22"/>
-          <w:lang w:val="en"/>
-        </w:rPr>
-        <w:br/>
-      </w:r>
-      <w:r>
-        <w:rPr>
-          <w:rStyle w:val="Emphasis"/>
-          <w:color w:val="000000"/>
-          <w:sz w:val="22"/>
-          <w:szCs w:val="22"/>
-          <w:lang w:val="en"/>
-        </w:rPr>
-        <w:t>Answer:</w:t>
-      </w:r>
-      <w:r>
-        <w:rPr>
-          <w:color w:val="000000"/>
-          <w:sz w:val="22"/>
-          <w:szCs w:val="22"/>
-          <w:lang w:val="en"/>
-        </w:rPr>
-        <w:t xml:space="preserve"> Through GitHub Smart Commit parsing: when the developer includes </w:t>
+        <w:t xml:space="preserve">Through Git Smart Commit parsing: when the developer implements the fix and includes </w:t>
       </w:r>
       <w:r>
         <w:rPr>
@@ -5989,16 +6429,7 @@
           <w:szCs w:val="22"/>
           <w:lang w:val="en"/>
         </w:rPr>
-        <w:t xml:space="preserve"> </w:t>
-      </w:r>
-      <w:r>
-        <w:rPr>
-          <w:color w:val="000000"/>
-          <w:sz w:val="22"/>
-          <w:szCs w:val="22"/>
-          <w:lang w:val="en"/>
-        </w:rPr>
-        <w:t>in the commit message, GitHub Actions executes regression tests. Upon passing, GitHub automatically links the commit SHA to Issue #1 and transitions the issue state to Done.</w:t>
+        <w:t xml:space="preserve"> in the commit message, GitHub Actions triggers the automated regression test suite. Upon 100% test pass, GitHub automatically links the commit SHA to Issue #1 and transitions its state from Open to Closed (Done).</w:t>
       </w:r>
     </w:p>
     <w:p>
@@ -6049,9 +6480,9 @@
 <file path=word/numbering.xml><?xml version="1.0" encoding="utf-8"?>
 <w:numbering xmlns:wpc="http://schemas.microsoft.com/office/word/2010/wordprocessingCanvas" xmlns:cx="http://schemas.microsoft.com/office/drawing/2014/chartex" xmlns:cx1="http://schemas.microsoft.com/office/drawing/2015/9/8/chartex" xmlns:cx2="http://schemas.microsoft.com/office/drawing/2015/10/21/chartex" xmlns:cx3="http://schemas.microsoft.com/office/drawing/2016/5/9/chartex" xmlns:cx4="http://schemas.microsoft.com/office/drawing/2016/5/10/chartex" xmlns:cx5="http://schemas.microsoft.com/office/drawing/2016/5/11/chartex" xmlns:cx6="http://schemas.microsoft.com/office/drawing/2016/5/12/chartex" xmlns:cx7="http://schemas.microsoft.com/office/drawing/2016/5/13/chartex" xmlns:cx8="http://schemas.microsoft.com/office/drawing/2016/5/14/chartex" xmlns:mc="http://schemas.openxmlformats.org/markup-compatibility/2006" xmlns:aink="http://schemas.microsoft.com/office/drawing/2016/ink" xmlns:am3d="http://schemas.microsoft.com/office/drawing/2017/model3d" xmlns:o="urn:schemas-microsoft-com:office:office" xmlns:oel="http://schemas.microsoft.com/office/2019/extlst" xmlns:r="http://schemas.openxmlformats.org/officeDocument/2006/relationships" xmlns:m="http://schemas.openxmlformats.org/officeDocument/2006/math" xmlns:v="urn:schemas-microsoft-com:vml" xmlns:wp14="http://schemas.microsoft.com/office/word/2010/wordprocessingDrawing" xmlns:wp="http://schemas.openxmlformats.org/drawingml/2006/wordprocessingDrawing" xmlns:w10="urn:schemas-microsoft-com:office:word" xmlns:w="http://schemas.openxmlformats.org/wordprocessingml/2006/main" xmlns:w14="http://schemas.microsoft.com/office/word/2010/wordml" xmlns:w15="http://schemas.microsoft.com/office/word/2012/wordml" xmlns:w16cex="http://schemas.microsoft.com/office/word/2018/wordml/cex" xmlns:w16cid="http://schemas.microsoft.com/office/word/2016/wordml/cid" xmlns:w16="http://schemas.microsoft.com/office/word/2018/wordml" xmlns:w16du="http://schemas.microsoft.com/office/word/2023/wordml/word16du" xmlns:w16sdtdh="http://schemas.microsoft.com/office/word/2020/wordml/sdtdatahash" xmlns:w16sdtfl="http://schemas.microsoft.com/office/word/2024/wordml/sdtformatlock" xmlns:w16se="http://schemas.microsoft.com/office/word/2015/wordml/symex" xmlns:wpg="http://schemas.microsoft.com/office/word/2010/wordprocessingGroup" xmlns:wpi="http://schemas.microsoft.com/office/word/2010/wordprocessingInk" xmlns:wne="http://schemas.microsoft.com/office/word/2006/wordml" xmlns:wps="http://schemas.microsoft.com/office/word/2010/wordprocessingShape" mc:Ignorable="w14 w15 w16se w16cid w16 w16cex w16sdtdh w16sdtfl w16du wp14">
   <w:abstractNum w:abstractNumId="0" w15:restartNumberingAfterBreak="0">
-    <w:nsid w:val="0C2D5CF8"/>
+    <w:nsid w:val="0D0E79E4"/>
     <w:multiLevelType w:val="multilevel"/>
-    <w:tmpl w:val="BE9AC672"/>
+    <w:tmpl w:val="D66A3B64"/>
     <w:lvl w:ilvl="0">
       <w:start w:val="1"/>
       <w:numFmt w:val="bullet"/>
@@ -6198,9 +6629,158 @@
     </w:lvl>
   </w:abstractNum>
   <w:abstractNum w:abstractNumId="1" w15:restartNumberingAfterBreak="0">
-    <w:nsid w:val="4FA06C0B"/>
+    <w:nsid w:val="16795A9E"/>
     <w:multiLevelType w:val="multilevel"/>
-    <w:tmpl w:val="5462A4DA"/>
+    <w:tmpl w:val="6AD4BCDA"/>
+    <w:lvl w:ilvl="0">
+      <w:start w:val="1"/>
+      <w:numFmt w:val="bullet"/>
+      <w:lvlText w:val=""/>
+      <w:lvlJc w:val="left"/>
+      <w:pPr>
+        <w:tabs>
+          <w:tab w:val="num" w:pos="720"/>
+        </w:tabs>
+        <w:ind w:left="720" w:hanging="360"/>
+      </w:pPr>
+      <w:rPr>
+        <w:rFonts w:ascii="Symbol" w:hAnsi="Symbol" w:hint="default"/>
+        <w:sz w:val="20"/>
+      </w:rPr>
+    </w:lvl>
+    <w:lvl w:ilvl="1" w:tentative="1">
+      <w:start w:val="1"/>
+      <w:numFmt w:val="bullet"/>
+      <w:lvlText w:val="o"/>
+      <w:lvlJc w:val="left"/>
+      <w:pPr>
+        <w:tabs>
+          <w:tab w:val="num" w:pos="1440"/>
+        </w:tabs>
+        <w:ind w:left="1440" w:hanging="360"/>
+      </w:pPr>
+      <w:rPr>
+        <w:rFonts w:ascii="Courier New" w:hAnsi="Courier New" w:hint="default"/>
+        <w:sz w:val="20"/>
+      </w:rPr>
+    </w:lvl>
+    <w:lvl w:ilvl="2" w:tentative="1">
+      <w:start w:val="1"/>
+      <w:numFmt w:val="bullet"/>
+      <w:lvlText w:val=""/>
+      <w:lvlJc w:val="left"/>
+      <w:pPr>
+        <w:tabs>
+          <w:tab w:val="num" w:pos="2160"/>
+        </w:tabs>
+        <w:ind w:left="2160" w:hanging="360"/>
+      </w:pPr>
+      <w:rPr>
+        <w:rFonts w:ascii="Wingdings" w:hAnsi="Wingdings" w:hint="default"/>
+        <w:sz w:val="20"/>
+      </w:rPr>
+    </w:lvl>
+    <w:lvl w:ilvl="3" w:tentative="1">
+      <w:start w:val="1"/>
+      <w:numFmt w:val="bullet"/>
+      <w:lvlText w:val=""/>
+      <w:lvlJc w:val="left"/>
+      <w:pPr>
+        <w:tabs>
+          <w:tab w:val="num" w:pos="2880"/>
+        </w:tabs>
+        <w:ind w:left="2880" w:hanging="360"/>
+      </w:pPr>
+      <w:rPr>
+        <w:rFonts w:ascii="Wingdings" w:hAnsi="Wingdings" w:hint="default"/>
+        <w:sz w:val="20"/>
+      </w:rPr>
+    </w:lvl>
+    <w:lvl w:ilvl="4" w:tentative="1">
+      <w:start w:val="1"/>
+      <w:numFmt w:val="bullet"/>
+      <w:lvlText w:val=""/>
+      <w:lvlJc w:val="left"/>
+      <w:pPr>
+        <w:tabs>
+          <w:tab w:val="num" w:pos="3600"/>
+        </w:tabs>
+        <w:ind w:left="3600" w:hanging="360"/>
+      </w:pPr>
+      <w:rPr>
+        <w:rFonts w:ascii="Wingdings" w:hAnsi="Wingdings" w:hint="default"/>
+        <w:sz w:val="20"/>
+      </w:rPr>
+    </w:lvl>
+    <w:lvl w:ilvl="5" w:tentative="1">
+      <w:start w:val="1"/>
+      <w:numFmt w:val="bullet"/>
+      <w:lvlText w:val=""/>
+      <w:lvlJc w:val="left"/>
+      <w:pPr>
+        <w:tabs>
+          <w:tab w:val="num" w:pos="4320"/>
+        </w:tabs>
+        <w:ind w:left="4320" w:hanging="360"/>
+      </w:pPr>
+      <w:rPr>
+        <w:rFonts w:ascii="Wingdings" w:hAnsi="Wingdings" w:hint="default"/>
+        <w:sz w:val="20"/>
+      </w:rPr>
+    </w:lvl>
+    <w:lvl w:ilvl="6" w:tentative="1">
+      <w:start w:val="1"/>
+      <w:numFmt w:val="bullet"/>
+      <w:lvlText w:val=""/>
+      <w:lvlJc w:val="left"/>
+      <w:pPr>
+        <w:tabs>
+          <w:tab w:val="num" w:pos="5040"/>
+        </w:tabs>
+        <w:ind w:left="5040" w:hanging="360"/>
+      </w:pPr>
+      <w:rPr>
+        <w:rFonts w:ascii="Wingdings" w:hAnsi="Wingdings" w:hint="default"/>
+        <w:sz w:val="20"/>
+      </w:rPr>
+    </w:lvl>
+    <w:lvl w:ilvl="7" w:tentative="1">
+      <w:start w:val="1"/>
+      <w:numFmt w:val="bullet"/>
+      <w:lvlText w:val=""/>
+      <w:lvlJc w:val="left"/>
+      <w:pPr>
+        <w:tabs>
+          <w:tab w:val="num" w:pos="5760"/>
+        </w:tabs>
+        <w:ind w:left="5760" w:hanging="360"/>
+      </w:pPr>
+      <w:rPr>
+        <w:rFonts w:ascii="Wingdings" w:hAnsi="Wingdings" w:hint="default"/>
+        <w:sz w:val="20"/>
+      </w:rPr>
+    </w:lvl>
+    <w:lvl w:ilvl="8" w:tentative="1">
+      <w:start w:val="1"/>
+      <w:numFmt w:val="bullet"/>
+      <w:lvlText w:val=""/>
+      <w:lvlJc w:val="left"/>
+      <w:pPr>
+        <w:tabs>
+          <w:tab w:val="num" w:pos="6480"/>
+        </w:tabs>
+        <w:ind w:left="6480" w:hanging="360"/>
+      </w:pPr>
+      <w:rPr>
+        <w:rFonts w:ascii="Wingdings" w:hAnsi="Wingdings" w:hint="default"/>
+        <w:sz w:val="20"/>
+      </w:rPr>
+    </w:lvl>
+  </w:abstractNum>
+  <w:abstractNum w:abstractNumId="2" w15:restartNumberingAfterBreak="0">
+    <w:nsid w:val="25724224"/>
+    <w:multiLevelType w:val="multilevel"/>
+    <w:tmpl w:val="538ECAEC"/>
     <w:lvl w:ilvl="0">
       <w:start w:val="1"/>
       <w:numFmt w:val="decimal"/>
@@ -6310,10 +6890,13 @@
       </w:pPr>
     </w:lvl>
   </w:abstractNum>
-  <w:num w:numId="1" w16cid:durableId="1730374192">
+  <w:num w:numId="1" w16cid:durableId="848955255">
+    <w:abstractNumId w:val="2"/>
+  </w:num>
+  <w:num w:numId="2" w16cid:durableId="1042704282">
     <w:abstractNumId w:val="1"/>
   </w:num>
-  <w:num w:numId="2" w16cid:durableId="1595279494">
+  <w:num w:numId="3" w16cid:durableId="2130658657">
     <w:abstractNumId w:val="0"/>
   </w:num>
 </w:numbering>
@@ -6768,7 +7351,7 @@
     <w:uiPriority w:val="9"/>
     <w:qFormat/>
     <w:pPr>
-      <w:spacing w:before="225" w:after="75"/>
+      <w:spacing w:before="270" w:after="90"/>
       <w:outlineLvl w:val="2"/>
     </w:pPr>
     <w:rPr>
@@ -6955,13 +7538,13 @@
     <w:basedOn w:val="Normal"/>
     <w:pPr>
       <w:pBdr>
-        <w:top w:val="dashed" w:sz="12" w:space="15" w:color="000000"/>
-        <w:left w:val="dashed" w:sz="12" w:space="15" w:color="000000"/>
-        <w:bottom w:val="dashed" w:sz="12" w:space="15" w:color="000000"/>
-        <w:right w:val="dashed" w:sz="12" w:space="15" w:color="000000"/>
+        <w:top w:val="dashed" w:sz="12" w:space="14" w:color="000000"/>
+        <w:left w:val="dashed" w:sz="12" w:space="14" w:color="000000"/>
+        <w:bottom w:val="dashed" w:sz="12" w:space="14" w:color="000000"/>
+        <w:right w:val="dashed" w:sz="12" w:space="14" w:color="000000"/>
       </w:pBdr>
       <w:shd w:val="clear" w:color="auto" w:fill="FAFAFA"/>
-      <w:spacing w:before="225" w:after="225"/>
+      <w:spacing w:before="210" w:after="210"/>
       <w:jc w:val="center"/>
     </w:pPr>
   </w:style>
@@ -7020,6 +7603,14 @@
     <w:pPr>
       <w:spacing w:before="100" w:beforeAutospacing="1" w:after="60"/>
       <w:jc w:val="both"/>
+    </w:pPr>
+  </w:style>
+  <w:style w:type="paragraph" w:customStyle="1" w:styleId="diagram-container">
+    <w:name w:val="diagram-container"/>
+    <w:basedOn w:val="Normal"/>
+    <w:pPr>
+      <w:spacing w:before="225" w:after="225"/>
+      <w:jc w:val="center"/>
     </w:pPr>
   </w:style>
   <w:style w:type="character" w:styleId="Strong">

--- a/DevOps_Incident_Watchdog_Project_Report.docx
+++ b/DevOps_Incident_Watchdog_Project_Report.docx
@@ -733,7 +733,7 @@
           <w:szCs w:val="22"/>
           <w:lang w:val="en"/>
         </w:rPr>
-        <w:t xml:space="preserve">In high-throughput e-commerce and quick-commerce cloud environments (e.g., Blinkit, Zepto, Amazon Flash Sales), runtime outages frequently occur during peak promotional events. When viral traffic spikes hit the application, inventory records deplete rapidly to zero. Under legacy monolithic architectures, calculating checkout discounts or inventory allocations against depleted stock triggers unhandled runtime exceptions (such as Python </w:t>
+        <w:t xml:space="preserve">In modern high-throughput e-commerce and quick-commerce cloud environments (such as Zepto, Blinkit, and Amazon promotional sales), microservice outages frequently occur during peak promotional flash sales. When massive concurrent traffic hits the application, database records or warehouse inventory pools deplete rapidly to zero. Under legacy architectures, executing checkout discounts or stock routing routines against depleted stock triggers unhandled runtime exceptions (specifically Python </w:t>
       </w:r>
       <w:r>
         <w:rPr>
@@ -750,7 +750,7 @@
           <w:szCs w:val="22"/>
           <w:lang w:val="en"/>
         </w:rPr>
-        <w:t xml:space="preserve">), resulting in sudden HTTP 500 crashes. </w:t>
+        <w:t xml:space="preserve"> in inventory ratio workers), resulting in sudden HTTP 500 internal server crashes. </w:t>
       </w:r>
     </w:p>
     <w:p>
@@ -770,7 +770,7 @@
           <w:szCs w:val="22"/>
           <w:lang w:val="en"/>
         </w:rPr>
-        <w:t xml:space="preserve">Traditionally, Site Reliability Engineering (SRE) monitoring operates in an isolated silo from Agile Software Development: </w:t>
+        <w:t xml:space="preserve">Traditionally, Site Reliability Engineering (monitoring &amp; telemetry) operates in an isolated silo from Agile Project Management: </w:t>
       </w:r>
     </w:p>
     <w:p>
@@ -808,7 +808,7 @@
           <w:szCs w:val="22"/>
           <w:lang w:val="en"/>
         </w:rPr>
-        <w:t xml:space="preserve"> Operational outages are only acknowledged when end-users flood customer support or when log analysts perform scheduled log scans (typically 15 to 45 minutes).</w:t>
+        <w:t xml:space="preserve"> Outages are only flagged after end-users flood customer support or during periodic manual log inspections (typically 15 to 45 minutes of customer churn).</w:t>
       </w:r>
     </w:p>
     <w:p>
@@ -856,7 +856,7 @@
           <w:szCs w:val="22"/>
           <w:lang w:val="en"/>
         </w:rPr>
-        <w:t>Support engineers must manually extract raw, truncated error traces from AWS CloudWatch, reproduce the defect in a staging environment, and transcribe the defect into Jira or GitHub Issues (introducing 2 to 8 hours of administrative latency).</w:t>
+        <w:t>Support personnel must manually dig through AWS CloudWatch log streams, copy raw stack traces, reproduce the error locally, and manually transcribe the issue into Jira or GitHub Issues (introducing 2 to 8 hours of administrative latency).</w:t>
       </w:r>
     </w:p>
     <w:p>
@@ -894,7 +894,7 @@
           <w:szCs w:val="22"/>
           <w:lang w:val="en"/>
         </w:rPr>
-        <w:t xml:space="preserve"> Bug reports frequently lack forensic evidence, immutable timestamps, and explicit acceptance criteria, causing sprint planning bottlenecks and regression re-occurrences.</w:t>
+        <w:t xml:space="preserve"> Manually created bug reports frequently lack forensic evidence, request context, and explicit acceptance criteria, leading to sprint backlog stagnation.</w:t>
       </w:r>
     </w:p>
     <w:p>
@@ -942,7 +942,7 @@
           <w:szCs w:val="22"/>
           <w:lang w:val="en"/>
         </w:rPr>
-        <w:t xml:space="preserve">resolves this operational disconnect through an autonomous, event-driven closed loop. Designed around the </w:t>
+        <w:t xml:space="preserve">bridges this operational gap through an autonomous, event-driven closed loop. Centered around the </w:t>
       </w:r>
       <w:r>
         <w:rPr>
@@ -961,7 +961,7 @@
           <w:szCs w:val="22"/>
           <w:lang w:val="en"/>
         </w:rPr>
-        <w:t>, the system intercepts unhandled runtime exceptions in AWS CloudWatch, triggers a serverless triage orchestrator, commits an immutable forensic audit dump to Amazon S3, and auto-generates structured Agile Bug User Stories directly onto the GitHub Issues sprint board with Definition of Done acceptance criteria. When the developer commits a defensive patch with Git Smart Commit syntax (</w:t>
+        <w:t>, the system intercepts unhandled runtime exceptions in Amazon CloudWatch, triggers a serverless triage orchestrator, commits an immutable forensic audit dump to Amazon S3, and auto-generates structured Agile Bug User Stories directly onto the GitHub Issues sprint board with Definition of Done acceptance criteria. When the developer commits a defensive patch with Git Smart Commit syntax (</w:t>
       </w:r>
       <w:r>
         <w:rPr>
@@ -1017,7 +1017,7 @@
           <w:szCs w:val="22"/>
           <w:lang w:val="en"/>
         </w:rPr>
-        <w:t xml:space="preserve">The system architecture is structured across three cohesive operational tiers, integrating 7 sequential execution modules: </w:t>
+        <w:t xml:space="preserve">The architecture is structured across three cohesive operational tiers, integrating seven sequential execution modules: </w:t>
       </w:r>
     </w:p>
     <w:p>
@@ -1065,7 +1065,7 @@
           <w:szCs w:val="22"/>
           <w:lang w:val="en"/>
         </w:rPr>
-        <w:t>Provides dual-mode operation—a consumer-facing quick-commerce storefront (FlashMart Tech) configured for campus hubs (defaulting to VIT Vellore Campus) with graceful stockout notifications, alongside an SRE Backstage observability portal.</w:t>
+        <w:t>Dual-mode interface providing a consumer-facing quick-commerce storefront (FlashMart Tech) configured for campus dark-store fulfillment hubs (defaulting to VIT Vellore Campus) with graceful stockout notifications, alongside an SRE Backstage observability console.</w:t>
       </w:r>
     </w:p>
     <w:p>
@@ -1103,7 +1103,17 @@
           <w:szCs w:val="22"/>
           <w:lang w:val="en"/>
         </w:rPr>
-        <w:t xml:space="preserve"> Hosts the monitored Flask microservice, the serverless AWS Lambda Watchdog orchestrator, and seven sequential pipeline modules executing fault isolation, forensic capture, and ticket automation.</w:t>
+        <w:t xml:space="preserve"> </w:t>
+      </w:r>
+      <w:r>
+        <w:rPr>
+          <w:rFonts w:eastAsia="Times New Roman"/>
+          <w:color w:val="000000"/>
+          <w:sz w:val="22"/>
+          <w:szCs w:val="22"/>
+          <w:lang w:val="en"/>
+        </w:rPr>
+        <w:t>Hosts the monitored Flask microservice, the serverless AWS Lambda Watchdog orchestrator, and seven sequential pipeline modules executing fault isolation, forensic capture, and ticket automation.</w:t>
       </w:r>
     </w:p>
     <w:p>
@@ -1147,7 +1157,7 @@
     <w:p>
       <w:pPr>
         <w:jc w:val="center"/>
-        <w:divId w:val="1245382546"/>
+        <w:divId w:val="1010839880"/>
         <w:rPr>
           <w:rFonts w:eastAsia="Times New Roman"/>
           <w:color w:val="000000"/>
@@ -1165,10 +1175,9 @@
           <w:szCs w:val="22"/>
           <w:lang w:val="en"/>
         </w:rPr>
-        <w:lastRenderedPageBreak/>
         <w:drawing>
-          <wp:inline distT="0" distB="0" distL="0" distR="0" wp14:anchorId="2B21C249" wp14:editId="49273C1E">
-            <wp:extent cx="12001500" cy="8382000"/>
+          <wp:inline distT="0" distB="0" distL="0" distR="0" wp14:anchorId="418EEC74" wp14:editId="2311FE47">
+            <wp:extent cx="5905500" cy="5905500"/>
             <wp:effectExtent l="0" t="0" r="0" b="0"/>
             <wp:docPr id="1" name="Picture 1"/>
             <wp:cNvGraphicFramePr>
@@ -1199,7 +1208,7 @@
                   <pic:spPr bwMode="auto">
                     <a:xfrm>
                       <a:off x="0" y="0"/>
-                      <a:ext cx="12001500" cy="8382000"/>
+                      <a:ext cx="5905500" cy="5905500"/>
                     </a:xfrm>
                     <a:prstGeom prst="rect">
                       <a:avLst/>
@@ -1219,7 +1228,7 @@
     <w:p>
       <w:pPr>
         <w:jc w:val="center"/>
-        <w:divId w:val="1024794448"/>
+        <w:divId w:val="535317603"/>
         <w:rPr>
           <w:rFonts w:eastAsia="Times New Roman"/>
           <w:b/>
@@ -1240,6 +1249,7 @@
           <w:szCs w:val="19"/>
           <w:lang w:val="en"/>
         </w:rPr>
+        <w:lastRenderedPageBreak/>
         <w:t>Figure 1: Standard 3-Layer System Architecture and 7-Module Closed-Loop Pipeline</w:t>
       </w:r>
     </w:p>
@@ -2770,6 +2780,7 @@
           <w:szCs w:val="22"/>
           <w:lang w:val="en"/>
         </w:rPr>
+        <w:lastRenderedPageBreak/>
         <w:t xml:space="preserve">The monitored web application hosts </w:t>
       </w:r>
       <w:r>
@@ -2827,17 +2838,7 @@
           <w:szCs w:val="22"/>
           <w:lang w:val="en"/>
         </w:rPr>
-        <w:t xml:space="preserve"> </w:t>
-      </w:r>
-      <w:r>
-        <w:rPr>
-          <w:rFonts w:eastAsia="Times New Roman"/>
-          <w:color w:val="000000"/>
-          <w:sz w:val="22"/>
-          <w:szCs w:val="22"/>
-          <w:lang w:val="en"/>
-        </w:rPr>
-        <w:t>(Men's Hostel Q-Block, Katpadi - 632014 • 10 Mins) [Active Default Hub]</w:t>
+        <w:t xml:space="preserve"> (Men's Hostel Q-Block, Katpadi - 632014 • 10 Mins) [Active Default Hub]</w:t>
       </w:r>
     </w:p>
     <w:p>
@@ -2995,17 +2996,86 @@
     </w:p>
     <w:p>
       <w:pPr>
-        <w:shd w:val="clear" w:color="auto" w:fill="FAFAFA"/>
         <w:jc w:val="center"/>
-        <w:divId w:val="1836529918"/>
+        <w:divId w:val="569730328"/>
+        <w:rPr>
+          <w:rFonts w:eastAsia="Times New Roman"/>
+          <w:color w:val="000000"/>
+          <w:sz w:val="22"/>
+          <w:szCs w:val="22"/>
+          <w:lang w:val="en"/>
+        </w:rPr>
+      </w:pPr>
+      <w:r>
+        <w:rPr>
+          <w:rFonts w:eastAsia="Times New Roman"/>
+          <w:noProof/>
+          <w:color w:val="000000"/>
+          <w:sz w:val="22"/>
+          <w:szCs w:val="22"/>
+          <w:lang w:val="en"/>
+        </w:rPr>
+        <w:drawing>
+          <wp:inline distT="0" distB="0" distL="0" distR="0" wp14:anchorId="04549EFF" wp14:editId="3D644EC4">
+            <wp:extent cx="5715000" cy="5715000"/>
+            <wp:effectExtent l="0" t="0" r="0" b="0"/>
+            <wp:docPr id="2" name="Picture 2" descr="FlashMart Customer Storefront and Campus Delivery Hub"/>
+            <wp:cNvGraphicFramePr>
+              <a:graphicFrameLocks xmlns:a="http://schemas.openxmlformats.org/drawingml/2006/main" noChangeAspect="1"/>
+            </wp:cNvGraphicFramePr>
+            <a:graphic xmlns:a="http://schemas.openxmlformats.org/drawingml/2006/main">
+              <a:graphicData uri="http://schemas.openxmlformats.org/drawingml/2006/picture">
+                <pic:pic xmlns:pic="http://schemas.openxmlformats.org/drawingml/2006/picture">
+                  <pic:nvPicPr>
+                    <pic:cNvPr id="0" name="Picture 2" descr="FlashMart Customer Storefront and Campus Delivery Hub"/>
+                    <pic:cNvPicPr>
+                      <a:picLocks noChangeAspect="1" noChangeArrowheads="1"/>
+                    </pic:cNvPicPr>
+                  </pic:nvPicPr>
+                  <pic:blipFill>
+                    <a:blip r:link="rId6">
+                      <a:extLst>
+                        <a:ext uri="{28A0092B-C50C-407E-A947-70E740481C1C}">
+                          <a14:useLocalDpi xmlns:a14="http://schemas.microsoft.com/office/drawing/2010/main" val="0"/>
+                        </a:ext>
+                      </a:extLst>
+                    </a:blip>
+                    <a:srcRect/>
+                    <a:stretch>
+                      <a:fillRect/>
+                    </a:stretch>
+                  </pic:blipFill>
+                  <pic:spPr bwMode="auto">
+                    <a:xfrm>
+                      <a:off x="0" y="0"/>
+                      <a:ext cx="5715000" cy="5715000"/>
+                    </a:xfrm>
+                    <a:prstGeom prst="rect">
+                      <a:avLst/>
+                    </a:prstGeom>
+                    <a:noFill/>
+                    <a:ln>
+                      <a:noFill/>
+                    </a:ln>
+                  </pic:spPr>
+                </pic:pic>
+              </a:graphicData>
+            </a:graphic>
+          </wp:inline>
+        </w:drawing>
+      </w:r>
+    </w:p>
+    <w:p>
+      <w:pPr>
+        <w:jc w:val="center"/>
+        <w:divId w:val="1923103383"/>
         <w:rPr>
           <w:rFonts w:eastAsia="Times New Roman"/>
           <w:b/>
           <w:bCs/>
-          <w:caps/>
-          <w:color w:val="000000"/>
-          <w:sz w:val="22"/>
-          <w:szCs w:val="22"/>
+          <w:color w:val="000000"/>
+          <w:sz w:val="19"/>
+          <w:szCs w:val="19"/>
           <w:lang w:val="en"/>
         </w:rPr>
       </w:pPr>
@@ -3014,156 +3084,876 @@
           <w:rFonts w:eastAsia="Times New Roman"/>
           <w:b/>
           <w:bCs/>
-          <w:caps/>
-          <w:color w:val="000000"/>
-          <w:sz w:val="22"/>
-          <w:szCs w:val="22"/>
-          <w:lang w:val="en"/>
-        </w:rPr>
-        <w:t>[PASTE SNAPSHOT 1: FLASHMART CUSTOMER STOREFRONT &amp; CAMPUS DELIVERY HUB]</w:t>
-      </w:r>
-    </w:p>
-    <w:p>
-      <w:pPr>
-        <w:shd w:val="clear" w:color="auto" w:fill="FFFFFF"/>
-        <w:divId w:val="9256560"/>
-        <w:rPr>
-          <w:rFonts w:ascii="Arial" w:eastAsia="Times New Roman" w:hAnsi="Arial" w:cs="Arial"/>
-          <w:color w:val="333333"/>
+          <w:color w:val="000000"/>
           <w:sz w:val="19"/>
           <w:szCs w:val="19"/>
           <w:lang w:val="en"/>
         </w:rPr>
+        <w:t>Figure 2: FlashMart Promotional Flash Sale Storefront Configured for VIT Vellore Campus Hub</w:t>
+      </w:r>
+    </w:p>
+    <w:p>
+      <w:pPr>
+        <w:shd w:val="clear" w:color="auto" w:fill="F9F9F9"/>
+        <w:divId w:val="1039553514"/>
+        <w:rPr>
+          <w:rFonts w:ascii="Arial" w:eastAsia="Times New Roman" w:hAnsi="Arial" w:cs="Arial"/>
+          <w:color w:val="000000"/>
+          <w:sz w:val="19"/>
+          <w:szCs w:val="19"/>
+          <w:lang w:val="en"/>
+        </w:rPr>
       </w:pPr>
       <w:r>
         <w:rPr>
           <w:rStyle w:val="Strong"/>
           <w:rFonts w:ascii="Arial" w:eastAsia="Times New Roman" w:hAnsi="Arial" w:cs="Arial"/>
-          <w:color w:val="333333"/>
+          <w:color w:val="000000"/>
           <w:sz w:val="19"/>
           <w:szCs w:val="19"/>
           <w:lang w:val="en"/>
         </w:rPr>
-        <w:t>HOW TO CAPTURE:</w:t>
+        <w:t>Technical Assessment:</w:t>
       </w:r>
       <w:r>
         <w:rPr>
           <w:rFonts w:ascii="Arial" w:eastAsia="Times New Roman" w:hAnsi="Arial" w:cs="Arial"/>
-          <w:color w:val="333333"/>
+          <w:color w:val="000000"/>
           <w:sz w:val="19"/>
           <w:szCs w:val="19"/>
           <w:lang w:val="en"/>
         </w:rPr>
-        <w:br/>
+        <w:t xml:space="preserve"> </w:t>
       </w:r>
       <w:r>
         <w:rPr>
           <w:rFonts w:ascii="Arial" w:eastAsia="Times New Roman" w:hAnsi="Arial" w:cs="Arial"/>
-          <w:color w:val="333333"/>
+          <w:color w:val="000000"/>
           <w:sz w:val="19"/>
           <w:szCs w:val="19"/>
           <w:lang w:val="en"/>
         </w:rPr>
-        <w:t xml:space="preserve">- Open your browser to: </w:t>
-      </w:r>
-      <w:r>
-        <w:rPr>
-          <w:rStyle w:val="HTMLCode"/>
-          <w:color w:val="333333"/>
-          <w:lang w:val="en"/>
-        </w:rPr>
-        <w:t>http://127.0.0.1:5000/</w:t>
-      </w:r>
-      <w:r>
-        <w:rPr>
-          <w:rFonts w:ascii="Arial" w:eastAsia="Times New Roman" w:hAnsi="Arial" w:cs="Arial"/>
-          <w:color w:val="333333"/>
+        <w:t xml:space="preserve">Storefront successfully mounted on AWS serverless WSGI runtime. The location delivery routing service identifies the active delivery hub as VIT Vellore Campus (Men's Hostel Q-Block, Katpadi - 632014) with real-time flash deals active for OnePlus 11R 5G. </w:t>
+      </w:r>
+    </w:p>
+    <w:p>
+      <w:pPr>
+        <w:pStyle w:val="Heading3"/>
+        <w:rPr>
+          <w:rFonts w:eastAsia="Times New Roman"/>
+          <w:color w:val="000000"/>
+          <w:lang w:val="en"/>
+        </w:rPr>
+      </w:pPr>
+      <w:r>
+        <w:rPr>
+          <w:rFonts w:eastAsia="Times New Roman"/>
+          <w:color w:val="000000"/>
+          <w:lang w:val="en"/>
+        </w:rPr>
+        <w:t>Step 2: Flash Sale Stockout &amp; Graceful Frontend Exception Handling</w:t>
+      </w:r>
+    </w:p>
+    <w:p>
+      <w:pPr>
+        <w:pStyle w:val="NormalWeb"/>
+        <w:rPr>
+          <w:color w:val="000000"/>
+          <w:sz w:val="22"/>
+          <w:szCs w:val="22"/>
+          <w:lang w:val="en"/>
+        </w:rPr>
+      </w:pPr>
+      <w:r>
+        <w:rPr>
+          <w:color w:val="000000"/>
+          <w:sz w:val="22"/>
+          <w:szCs w:val="22"/>
+          <w:lang w:val="en"/>
+        </w:rPr>
+        <w:lastRenderedPageBreak/>
+        <w:t xml:space="preserve">A customer initiates checkout for the promotional deal item: </w:t>
+      </w:r>
+      <w:r>
+        <w:rPr>
+          <w:rStyle w:val="Strong"/>
+          <w:color w:val="000000"/>
+          <w:sz w:val="22"/>
+          <w:szCs w:val="22"/>
+          <w:lang w:val="en"/>
+        </w:rPr>
+        <w:t>OnePlus 11R 5G</w:t>
+      </w:r>
+      <w:r>
+        <w:rPr>
+          <w:color w:val="000000"/>
+          <w:sz w:val="22"/>
+          <w:szCs w:val="22"/>
+          <w:lang w:val="en"/>
+        </w:rPr>
+        <w:t xml:space="preserve">. Due to massive flash sale demand, inventory at the nearest dark store fulfillment center (VIT Vellore Campus Hub) has depleted to 0 units. </w:t>
+      </w:r>
+    </w:p>
+    <w:p>
+      <w:pPr>
+        <w:pStyle w:val="NormalWeb"/>
+        <w:rPr>
+          <w:color w:val="000000"/>
+          <w:sz w:val="22"/>
+          <w:szCs w:val="22"/>
+          <w:lang w:val="en"/>
+        </w:rPr>
+      </w:pPr>
+      <w:r>
+        <w:rPr>
+          <w:rStyle w:val="Strong"/>
+          <w:color w:val="000000"/>
+          <w:sz w:val="22"/>
+          <w:szCs w:val="22"/>
+          <w:lang w:val="en"/>
+        </w:rPr>
+        <w:t>Graceful Customer Insulation:</w:t>
+      </w:r>
+      <w:r>
+        <w:rPr>
+          <w:color w:val="000000"/>
+          <w:sz w:val="22"/>
+          <w:szCs w:val="22"/>
+          <w:lang w:val="en"/>
+        </w:rPr>
+        <w:t xml:space="preserve"> In a mature production architecture, customer user experience must never be broken by raw server crash responses. The front-end client intercepts the stockout state and smoothly displays a slide-out customer notification: </w:t>
+      </w:r>
+      <w:r>
+        <w:rPr>
+          <w:rStyle w:val="Emphasis"/>
+          <w:color w:val="000000"/>
+          <w:sz w:val="22"/>
+          <w:szCs w:val="22"/>
+          <w:lang w:val="en"/>
+        </w:rPr>
+        <w:t>"Item Not Deliverable to Your Location: OnePlus 11R 5G is currently out of stock at your nearest fulfillment dark store"</w:t>
+      </w:r>
+      <w:r>
+        <w:rPr>
+          <w:color w:val="000000"/>
+          <w:sz w:val="22"/>
+          <w:szCs w:val="22"/>
+          <w:lang w:val="en"/>
+        </w:rPr>
+        <w:t xml:space="preserve"> with a </w:t>
+      </w:r>
+      <w:r>
+        <w:rPr>
+          <w:rStyle w:val="Emphasis"/>
+          <w:color w:val="000000"/>
+          <w:sz w:val="22"/>
+          <w:szCs w:val="22"/>
+          <w:lang w:val="en"/>
+        </w:rPr>
+        <w:t>"Notify Me when Available"</w:t>
+      </w:r>
+      <w:r>
+        <w:rPr>
+          <w:color w:val="000000"/>
+          <w:sz w:val="22"/>
+          <w:szCs w:val="22"/>
+          <w:lang w:val="en"/>
+        </w:rPr>
+        <w:t xml:space="preserve"> waitlist option. </w:t>
+      </w:r>
+    </w:p>
+    <w:p>
+      <w:pPr>
+        <w:jc w:val="center"/>
+        <w:divId w:val="1621182727"/>
+        <w:rPr>
+          <w:rFonts w:eastAsia="Times New Roman"/>
+          <w:color w:val="000000"/>
+          <w:sz w:val="22"/>
+          <w:szCs w:val="22"/>
+          <w:lang w:val="en"/>
+        </w:rPr>
+      </w:pPr>
+      <w:r>
+        <w:rPr>
+          <w:rFonts w:eastAsia="Times New Roman"/>
+          <w:noProof/>
+          <w:color w:val="000000"/>
+          <w:sz w:val="22"/>
+          <w:szCs w:val="22"/>
+          <w:lang w:val="en"/>
+        </w:rPr>
+        <w:drawing>
+          <wp:inline distT="0" distB="0" distL="0" distR="0" wp14:anchorId="4C2E7C89" wp14:editId="2E6C6A9D">
+            <wp:extent cx="5715000" cy="5715000"/>
+            <wp:effectExtent l="0" t="0" r="0" b="0"/>
+            <wp:docPr id="3" name="Picture 3" descr="Graceful Customer Stockout Drawer"/>
+            <wp:cNvGraphicFramePr>
+              <a:graphicFrameLocks xmlns:a="http://schemas.openxmlformats.org/drawingml/2006/main" noChangeAspect="1"/>
+            </wp:cNvGraphicFramePr>
+            <a:graphic xmlns:a="http://schemas.openxmlformats.org/drawingml/2006/main">
+              <a:graphicData uri="http://schemas.openxmlformats.org/drawingml/2006/picture">
+                <pic:pic xmlns:pic="http://schemas.openxmlformats.org/drawingml/2006/picture">
+                  <pic:nvPicPr>
+                    <pic:cNvPr id="0" name="Picture 3" descr="Graceful Customer Stockout Drawer"/>
+                    <pic:cNvPicPr>
+                      <a:picLocks noChangeAspect="1" noChangeArrowheads="1"/>
+                    </pic:cNvPicPr>
+                  </pic:nvPicPr>
+                  <pic:blipFill>
+                    <a:blip r:link="rId7">
+                      <a:extLst>
+                        <a:ext uri="{28A0092B-C50C-407E-A947-70E740481C1C}">
+                          <a14:useLocalDpi xmlns:a14="http://schemas.microsoft.com/office/drawing/2010/main" val="0"/>
+                        </a:ext>
+                      </a:extLst>
+                    </a:blip>
+                    <a:srcRect/>
+                    <a:stretch>
+                      <a:fillRect/>
+                    </a:stretch>
+                  </pic:blipFill>
+                  <pic:spPr bwMode="auto">
+                    <a:xfrm>
+                      <a:off x="0" y="0"/>
+                      <a:ext cx="5715000" cy="5715000"/>
+                    </a:xfrm>
+                    <a:prstGeom prst="rect">
+                      <a:avLst/>
+                    </a:prstGeom>
+                    <a:noFill/>
+                    <a:ln>
+                      <a:noFill/>
+                    </a:ln>
+                  </pic:spPr>
+                </pic:pic>
+              </a:graphicData>
+            </a:graphic>
+          </wp:inline>
+        </w:drawing>
+      </w:r>
+    </w:p>
+    <w:p>
+      <w:pPr>
+        <w:jc w:val="center"/>
+        <w:divId w:val="560601165"/>
+        <w:rPr>
+          <w:rFonts w:eastAsia="Times New Roman"/>
+          <w:b/>
+          <w:bCs/>
+          <w:color w:val="000000"/>
           <w:sz w:val="19"/>
           <w:szCs w:val="19"/>
           <w:lang w:val="en"/>
         </w:rPr>
-        <w:t xml:space="preserve"> (or live AWS Lambda URL).</w:t>
-      </w:r>
-      <w:r>
-        <w:rPr>
-          <w:rFonts w:ascii="Arial" w:eastAsia="Times New Roman" w:hAnsi="Arial" w:cs="Arial"/>
-          <w:color w:val="333333"/>
+      </w:pPr>
+      <w:r>
+        <w:rPr>
+          <w:rFonts w:eastAsia="Times New Roman"/>
+          <w:b/>
+          <w:bCs/>
+          <w:color w:val="000000"/>
           <w:sz w:val="19"/>
           <w:szCs w:val="19"/>
           <w:lang w:val="en"/>
         </w:rPr>
-        <w:br/>
-        <w:t xml:space="preserve">- Verify that </w:t>
-      </w:r>
+        <w:t>Figure 3: Graceful Frontend Stockout Exception Interception and Customer Waitlist Drawer</w:t>
+      </w:r>
+    </w:p>
+    <w:p>
+      <w:pPr>
+        <w:shd w:val="clear" w:color="auto" w:fill="F9F9F9"/>
+        <w:divId w:val="1607810684"/>
+        <w:rPr>
+          <w:rFonts w:ascii="Arial" w:eastAsia="Times New Roman" w:hAnsi="Arial" w:cs="Arial"/>
+          <w:color w:val="000000"/>
+          <w:sz w:val="19"/>
+          <w:szCs w:val="19"/>
+          <w:lang w:val="en"/>
+        </w:rPr>
+      </w:pPr>
       <w:r>
         <w:rPr>
           <w:rStyle w:val="Strong"/>
           <w:rFonts w:ascii="Arial" w:eastAsia="Times New Roman" w:hAnsi="Arial" w:cs="Arial"/>
-          <w:color w:val="333333"/>
+          <w:color w:val="000000"/>
           <w:sz w:val="19"/>
           <w:szCs w:val="19"/>
           <w:lang w:val="en"/>
         </w:rPr>
-        <w:t>"1. Customer View"</w:t>
+        <w:t>Technical Assessment:</w:t>
       </w:r>
       <w:r>
         <w:rPr>
           <w:rFonts w:ascii="Arial" w:eastAsia="Times New Roman" w:hAnsi="Arial" w:cs="Arial"/>
-          <w:color w:val="333333"/>
+          <w:color w:val="000000"/>
           <w:sz w:val="19"/>
           <w:szCs w:val="19"/>
           <w:lang w:val="en"/>
         </w:rPr>
-        <w:t xml:space="preserve"> is active in the top navigation bar.</w:t>
+        <w:t xml:space="preserve"> </w:t>
       </w:r>
       <w:r>
         <w:rPr>
           <w:rFonts w:ascii="Arial" w:eastAsia="Times New Roman" w:hAnsi="Arial" w:cs="Arial"/>
-          <w:color w:val="333333"/>
+          <w:color w:val="000000"/>
           <w:sz w:val="19"/>
           <w:szCs w:val="19"/>
           <w:lang w:val="en"/>
         </w:rPr>
-        <w:br/>
-        <w:t xml:space="preserve">- Capture the header showing delivery location: </w:t>
-      </w:r>
-      <w:r>
-        <w:rPr>
-          <w:rStyle w:val="Emphasis"/>
-          <w:rFonts w:ascii="Arial" w:eastAsia="Times New Roman" w:hAnsi="Arial" w:cs="Arial"/>
-          <w:color w:val="333333"/>
+        <w:t xml:space="preserve">The customer interface insulates the user from the internal server failure. Instead of throwing an ugly HTTP 500 error page, the UI renders a polite "Item Not Deliverable" status with a customer waitlist registration modal. </w:t>
+      </w:r>
+    </w:p>
+    <w:p>
+      <w:pPr>
+        <w:pStyle w:val="Heading3"/>
+        <w:rPr>
+          <w:rFonts w:eastAsia="Times New Roman"/>
+          <w:color w:val="000000"/>
+          <w:lang w:val="en"/>
+        </w:rPr>
+      </w:pPr>
+      <w:r>
+        <w:rPr>
+          <w:rFonts w:eastAsia="Times New Roman"/>
+          <w:color w:val="000000"/>
+          <w:lang w:val="en"/>
+        </w:rPr>
+        <w:t>Step 3: Unhandled Backend ZeroDivisionError Server Crash in AWS CloudWatch</w:t>
+      </w:r>
+    </w:p>
+    <w:p>
+      <w:pPr>
+        <w:pStyle w:val="NormalWeb"/>
+        <w:rPr>
+          <w:color w:val="000000"/>
+          <w:sz w:val="22"/>
+          <w:szCs w:val="22"/>
+          <w:lang w:val="en"/>
+        </w:rPr>
+      </w:pPr>
+      <w:r>
+        <w:rPr>
+          <w:color w:val="000000"/>
+          <w:sz w:val="22"/>
+          <w:szCs w:val="22"/>
+          <w:lang w:val="en"/>
+        </w:rPr>
+        <w:t xml:space="preserve">While the customer receives a polite, friendly stockout drawer, the underlying backend microservice encountered an unhandled fatal calculation error. In </w:t>
+      </w:r>
+      <w:r>
+        <w:rPr>
+          <w:rStyle w:val="HTMLCode"/>
+          <w:color w:val="000000"/>
+          <w:lang w:val="en"/>
+        </w:rPr>
+        <w:t>app/app.py</w:t>
+      </w:r>
+      <w:r>
+        <w:rPr>
+          <w:color w:val="000000"/>
+          <w:sz w:val="22"/>
+          <w:szCs w:val="22"/>
+          <w:lang w:val="en"/>
+        </w:rPr>
+        <w:t xml:space="preserve">, the legacy dark-store delivery routing algorithm calculates promotional warehouse allocation ratios: </w:t>
+      </w:r>
+    </w:p>
+    <w:p>
+      <w:pPr>
+        <w:pStyle w:val="HTMLPreformatted"/>
+        <w:rPr>
+          <w:color w:val="000000"/>
+          <w:lang w:val="en"/>
+        </w:rPr>
+      </w:pPr>
+    </w:p>
+    <w:p>
+      <w:pPr>
+        <w:pStyle w:val="HTMLPreformatted"/>
+        <w:rPr>
+          <w:color w:val="000000"/>
+          <w:lang w:val="en"/>
+        </w:rPr>
+      </w:pPr>
+      <w:r>
+        <w:rPr>
+          <w:color w:val="000000"/>
+          <w:lang w:val="en"/>
+        </w:rPr>
+        <w:t># app/app.py - Unhandled Promotional Calculation Routine</w:t>
+      </w:r>
+    </w:p>
+    <w:p>
+      <w:pPr>
+        <w:pStyle w:val="HTMLPreformatted"/>
+        <w:rPr>
+          <w:color w:val="000000"/>
+          <w:lang w:val="en"/>
+        </w:rPr>
+      </w:pPr>
+      <w:r>
+        <w:rPr>
+          <w:color w:val="000000"/>
+          <w:lang w:val="en"/>
+        </w:rPr>
+        <w:t>if product["stock"] &lt;= 0:</w:t>
+      </w:r>
+    </w:p>
+    <w:p>
+      <w:pPr>
+        <w:pStyle w:val="HTMLPreformatted"/>
+        <w:rPr>
+          <w:color w:val="000000"/>
+          <w:lang w:val="en"/>
+        </w:rPr>
+      </w:pPr>
+      <w:r>
+        <w:rPr>
+          <w:color w:val="000000"/>
+          <w:lang w:val="en"/>
+        </w:rPr>
+        <w:t xml:space="preserve">    logger.error(f"[CRITICAL_ALERT] Incident simulation triggered! Item '{product['name']}' has stock=0")</w:t>
+      </w:r>
+    </w:p>
+    <w:p>
+      <w:pPr>
+        <w:pStyle w:val="HTMLPreformatted"/>
+        <w:rPr>
+          <w:color w:val="000000"/>
+          <w:lang w:val="en"/>
+        </w:rPr>
+      </w:pPr>
+      <w:r>
+        <w:rPr>
+          <w:color w:val="000000"/>
+          <w:lang w:val="en"/>
+        </w:rPr>
+        <w:t xml:space="preserve">    logger.error("[EXCEPTION] Unhandled ZeroDivisionError in delivery routing worker: allocation = 100 / stock")</w:t>
+      </w:r>
+    </w:p>
+    <w:p>
+      <w:pPr>
+        <w:pStyle w:val="HTMLPreformatted"/>
+        <w:rPr>
+          <w:color w:val="000000"/>
+          <w:lang w:val="en"/>
+        </w:rPr>
+      </w:pPr>
+      <w:r>
+        <w:rPr>
+          <w:color w:val="000000"/>
+          <w:lang w:val="en"/>
+        </w:rPr>
+        <w:t xml:space="preserve">    _ = 100 / product["stock"]  # Crashes with HTTP 500 ZeroDivisionError!</w:t>
+      </w:r>
+    </w:p>
+    <w:p>
+      <w:pPr>
+        <w:pStyle w:val="NormalWeb"/>
+        <w:rPr>
+          <w:color w:val="000000"/>
+          <w:sz w:val="22"/>
+          <w:szCs w:val="22"/>
+          <w:lang w:val="en"/>
+        </w:rPr>
+      </w:pPr>
+      <w:r>
+        <w:rPr>
+          <w:color w:val="000000"/>
+          <w:sz w:val="22"/>
+          <w:szCs w:val="22"/>
+          <w:lang w:val="en"/>
+        </w:rPr>
+        <w:t xml:space="preserve">Because </w:t>
+      </w:r>
+      <w:r>
+        <w:rPr>
+          <w:rStyle w:val="HTMLCode"/>
+          <w:color w:val="000000"/>
+          <w:lang w:val="en"/>
+        </w:rPr>
+        <w:t>product["stock"] == 0</w:t>
+      </w:r>
+      <w:r>
+        <w:rPr>
+          <w:color w:val="000000"/>
+          <w:sz w:val="22"/>
+          <w:szCs w:val="22"/>
+          <w:lang w:val="en"/>
+        </w:rPr>
+        <w:t xml:space="preserve">, the Python interpreter immediately throws an unhandled </w:t>
+      </w:r>
+      <w:r>
+        <w:rPr>
+          <w:rStyle w:val="HTMLCode"/>
+          <w:color w:val="000000"/>
+          <w:lang w:val="en"/>
+        </w:rPr>
+        <w:t>ZeroDivisionError: division by zero</w:t>
+      </w:r>
+      <w:r>
+        <w:rPr>
+          <w:color w:val="000000"/>
+          <w:sz w:val="22"/>
+          <w:szCs w:val="22"/>
+          <w:lang w:val="en"/>
+        </w:rPr>
+        <w:t xml:space="preserve">, crashing the worker thread with an HTTP 500 status code and emitting structured forensic logs to standard output. </w:t>
+      </w:r>
+    </w:p>
+    <w:p>
+      <w:pPr>
+        <w:jc w:val="center"/>
+        <w:divId w:val="898126428"/>
+        <w:rPr>
+          <w:rFonts w:eastAsia="Times New Roman"/>
+          <w:color w:val="000000"/>
+          <w:sz w:val="22"/>
+          <w:szCs w:val="22"/>
+          <w:lang w:val="en"/>
+        </w:rPr>
+      </w:pPr>
+      <w:r>
+        <w:rPr>
+          <w:rFonts w:eastAsia="Times New Roman"/>
+          <w:noProof/>
+          <w:color w:val="000000"/>
+          <w:sz w:val="22"/>
+          <w:szCs w:val="22"/>
+          <w:lang w:val="en"/>
+        </w:rPr>
+        <w:drawing>
+          <wp:inline distT="0" distB="0" distL="0" distR="0" wp14:anchorId="1042D085" wp14:editId="6E463CBB">
+            <wp:extent cx="5715000" cy="5715000"/>
+            <wp:effectExtent l="0" t="0" r="0" b="0"/>
+            <wp:docPr id="4" name="Picture 4" descr="Backend Server Runtime Crash Terminal"/>
+            <wp:cNvGraphicFramePr>
+              <a:graphicFrameLocks xmlns:a="http://schemas.openxmlformats.org/drawingml/2006/main" noChangeAspect="1"/>
+            </wp:cNvGraphicFramePr>
+            <a:graphic xmlns:a="http://schemas.openxmlformats.org/drawingml/2006/main">
+              <a:graphicData uri="http://schemas.openxmlformats.org/drawingml/2006/picture">
+                <pic:pic xmlns:pic="http://schemas.openxmlformats.org/drawingml/2006/picture">
+                  <pic:nvPicPr>
+                    <pic:cNvPr id="0" name="Picture 4" descr="Backend Server Runtime Crash Terminal"/>
+                    <pic:cNvPicPr>
+                      <a:picLocks noChangeAspect="1" noChangeArrowheads="1"/>
+                    </pic:cNvPicPr>
+                  </pic:nvPicPr>
+                  <pic:blipFill>
+                    <a:blip r:link="rId8">
+                      <a:extLst>
+                        <a:ext uri="{28A0092B-C50C-407E-A947-70E740481C1C}">
+                          <a14:useLocalDpi xmlns:a14="http://schemas.microsoft.com/office/drawing/2010/main" val="0"/>
+                        </a:ext>
+                      </a:extLst>
+                    </a:blip>
+                    <a:srcRect/>
+                    <a:stretch>
+                      <a:fillRect/>
+                    </a:stretch>
+                  </pic:blipFill>
+                  <pic:spPr bwMode="auto">
+                    <a:xfrm>
+                      <a:off x="0" y="0"/>
+                      <a:ext cx="5715000" cy="5715000"/>
+                    </a:xfrm>
+                    <a:prstGeom prst="rect">
+                      <a:avLst/>
+                    </a:prstGeom>
+                    <a:noFill/>
+                    <a:ln>
+                      <a:noFill/>
+                    </a:ln>
+                  </pic:spPr>
+                </pic:pic>
+              </a:graphicData>
+            </a:graphic>
+          </wp:inline>
+        </w:drawing>
+      </w:r>
+    </w:p>
+    <w:p>
+      <w:pPr>
+        <w:jc w:val="center"/>
+        <w:divId w:val="1063914911"/>
+        <w:rPr>
+          <w:rFonts w:eastAsia="Times New Roman"/>
+          <w:b/>
+          <w:bCs/>
+          <w:color w:val="000000"/>
           <w:sz w:val="19"/>
           <w:szCs w:val="19"/>
           <w:lang w:val="en"/>
         </w:rPr>
-        <w:t>"Deliver to: VIT Vellore Campus (Men's Hostel Q-Block, Katpadi • 10 Mins)"</w:t>
-      </w:r>
-      <w:r>
-        <w:rPr>
-          <w:rFonts w:ascii="Arial" w:eastAsia="Times New Roman" w:hAnsi="Arial" w:cs="Arial"/>
-          <w:color w:val="333333"/>
+      </w:pPr>
+      <w:r>
+        <w:rPr>
+          <w:rFonts w:eastAsia="Times New Roman"/>
+          <w:b/>
+          <w:bCs/>
+          <w:color w:val="000000"/>
           <w:sz w:val="19"/>
           <w:szCs w:val="19"/>
           <w:lang w:val="en"/>
         </w:rPr>
-        <w:t xml:space="preserve"> and the product cards displaying the OnePlus 11R 5G flash sale.</w:t>
-      </w:r>
-      <w:r>
+        <w:t>Figure 4: Unhandled Backend ZeroDivisionError Stack Trace Emitted to AWS CloudWatch Standard Output</w:t>
+      </w:r>
+    </w:p>
+    <w:p>
+      <w:pPr>
+        <w:shd w:val="clear" w:color="auto" w:fill="F9F9F9"/>
+        <w:divId w:val="149104153"/>
         <w:rPr>
           <w:rFonts w:ascii="Arial" w:eastAsia="Times New Roman" w:hAnsi="Arial" w:cs="Arial"/>
-          <w:color w:val="333333"/>
+          <w:color w:val="000000"/>
           <w:sz w:val="19"/>
           <w:szCs w:val="19"/>
           <w:lang w:val="en"/>
         </w:rPr>
-        <w:br/>
-        <w:t xml:space="preserve">- Paste the screenshot in this box. </w:t>
+      </w:pPr>
+      <w:r>
+        <w:rPr>
+          <w:rStyle w:val="Strong"/>
+          <w:rFonts w:ascii="Arial" w:eastAsia="Times New Roman" w:hAnsi="Arial" w:cs="Arial"/>
+          <w:color w:val="000000"/>
+          <w:sz w:val="19"/>
+          <w:szCs w:val="19"/>
+          <w:lang w:val="en"/>
+        </w:rPr>
+        <w:t>Technical Assessment:</w:t>
+      </w:r>
+      <w:r>
+        <w:rPr>
+          <w:rFonts w:ascii="Arial" w:eastAsia="Times New Roman" w:hAnsi="Arial" w:cs="Arial"/>
+          <w:color w:val="000000"/>
+          <w:sz w:val="19"/>
+          <w:szCs w:val="19"/>
+          <w:lang w:val="en"/>
+        </w:rPr>
+        <w:t xml:space="preserve"> </w:t>
+      </w:r>
+      <w:r>
+        <w:rPr>
+          <w:rFonts w:ascii="Arial" w:eastAsia="Times New Roman" w:hAnsi="Arial" w:cs="Arial"/>
+          <w:color w:val="000000"/>
+          <w:sz w:val="19"/>
+          <w:szCs w:val="19"/>
+          <w:lang w:val="en"/>
+        </w:rPr>
+        <w:t xml:space="preserve">The terminal output captures the precise crash line (line 119 in </w:t>
+      </w:r>
+      <w:r>
+        <w:rPr>
+          <w:rStyle w:val="HTMLCode"/>
+          <w:color w:val="000000"/>
+          <w:lang w:val="en"/>
+        </w:rPr>
+        <w:t>checkout</w:t>
+      </w:r>
+      <w:r>
+        <w:rPr>
+          <w:rFonts w:ascii="Arial" w:eastAsia="Times New Roman" w:hAnsi="Arial" w:cs="Arial"/>
+          <w:color w:val="000000"/>
+          <w:sz w:val="19"/>
+          <w:szCs w:val="19"/>
+          <w:lang w:val="en"/>
+        </w:rPr>
+        <w:t xml:space="preserve">), the division by zero exception, and the structured CloudWatch telemetry marker </w:t>
+      </w:r>
+      <w:r>
+        <w:rPr>
+          <w:rStyle w:val="HTMLCode"/>
+          <w:color w:val="000000"/>
+          <w:lang w:val="en"/>
+        </w:rPr>
+        <w:t>[CRITICAL_ALERT]</w:t>
+      </w:r>
+      <w:r>
+        <w:rPr>
+          <w:rFonts w:ascii="Arial" w:eastAsia="Times New Roman" w:hAnsi="Arial" w:cs="Arial"/>
+          <w:color w:val="000000"/>
+          <w:sz w:val="19"/>
+          <w:szCs w:val="19"/>
+          <w:lang w:val="en"/>
+        </w:rPr>
+        <w:t xml:space="preserve"> emitted for instant filter detection. </w:t>
+      </w:r>
+    </w:p>
+    <w:p>
+      <w:pPr>
+        <w:pStyle w:val="Heading3"/>
+        <w:rPr>
+          <w:rFonts w:eastAsia="Times New Roman"/>
+          <w:color w:val="000000"/>
+          <w:lang w:val="en"/>
+        </w:rPr>
+      </w:pPr>
+      <w:r>
+        <w:rPr>
+          <w:rFonts w:eastAsia="Times New Roman"/>
+          <w:color w:val="000000"/>
+          <w:lang w:val="en"/>
+        </w:rPr>
+        <w:t>Step 4: AWS CloudWatch Metric Filter Pattern Matching &amp; Incident Ingestion</w:t>
+      </w:r>
+    </w:p>
+    <w:p>
+      <w:pPr>
+        <w:pStyle w:val="NormalWeb"/>
+        <w:rPr>
+          <w:color w:val="000000"/>
+          <w:sz w:val="22"/>
+          <w:szCs w:val="22"/>
+          <w:lang w:val="en"/>
+        </w:rPr>
+      </w:pPr>
+      <w:r>
+        <w:rPr>
+          <w:color w:val="000000"/>
+          <w:sz w:val="22"/>
+          <w:szCs w:val="22"/>
+          <w:lang w:val="en"/>
+        </w:rPr>
+        <w:lastRenderedPageBreak/>
+        <w:t xml:space="preserve">In the AWS cloud environment, Amazon CloudWatch Logs continuously monitors the log group </w:t>
+      </w:r>
+      <w:r>
+        <w:rPr>
+          <w:rStyle w:val="HTMLCode"/>
+          <w:color w:val="000000"/>
+          <w:lang w:val="en"/>
+        </w:rPr>
+        <w:t>/aws/lambda/watchdog-target-app</w:t>
+      </w:r>
+      <w:r>
+        <w:rPr>
+          <w:color w:val="000000"/>
+          <w:sz w:val="22"/>
+          <w:szCs w:val="22"/>
+          <w:lang w:val="en"/>
+        </w:rPr>
+        <w:t xml:space="preserve">. A Metric Filter with pattern </w:t>
+      </w:r>
+      <w:r>
+        <w:rPr>
+          <w:rStyle w:val="HTMLCode"/>
+          <w:color w:val="000000"/>
+          <w:lang w:val="en"/>
+        </w:rPr>
+        <w:t>[CRITICAL_ALERT]</w:t>
+      </w:r>
+      <w:r>
+        <w:rPr>
+          <w:color w:val="000000"/>
+          <w:sz w:val="22"/>
+          <w:szCs w:val="22"/>
+          <w:lang w:val="en"/>
+        </w:rPr>
+        <w:t xml:space="preserve"> </w:t>
+      </w:r>
+      <w:r>
+        <w:rPr>
+          <w:color w:val="000000"/>
+          <w:sz w:val="22"/>
+          <w:szCs w:val="22"/>
+          <w:lang w:val="en"/>
+        </w:rPr>
+        <w:t xml:space="preserve">detects the incident instantaneously without requiring human log analysis. The filter fires an AWS CloudWatch Alarm, shifting state to </w:t>
+      </w:r>
+      <w:r>
+        <w:rPr>
+          <w:rStyle w:val="HTMLCode"/>
+          <w:color w:val="000000"/>
+          <w:lang w:val="en"/>
+        </w:rPr>
+        <w:t>ALARM</w:t>
+      </w:r>
+      <w:r>
+        <w:rPr>
+          <w:color w:val="000000"/>
+          <w:sz w:val="22"/>
+          <w:szCs w:val="22"/>
+          <w:lang w:val="en"/>
+        </w:rPr>
+        <w:t xml:space="preserve"> and executing an asynchronous trigger. </w:t>
       </w:r>
     </w:p>
     <w:p>
       <w:pPr>
         <w:jc w:val="center"/>
-        <w:divId w:val="1438214160"/>
+        <w:divId w:val="635911667"/>
+        <w:rPr>
+          <w:rFonts w:eastAsia="Times New Roman"/>
+          <w:color w:val="000000"/>
+          <w:sz w:val="22"/>
+          <w:szCs w:val="22"/>
+          <w:lang w:val="en"/>
+        </w:rPr>
+      </w:pPr>
+      <w:r>
+        <w:rPr>
+          <w:rFonts w:eastAsia="Times New Roman"/>
+          <w:noProof/>
+          <w:color w:val="000000"/>
+          <w:sz w:val="22"/>
+          <w:szCs w:val="22"/>
+          <w:lang w:val="en"/>
+        </w:rPr>
+        <w:drawing>
+          <wp:inline distT="0" distB="0" distL="0" distR="0" wp14:anchorId="1794B78A" wp14:editId="3F51E84C">
+            <wp:extent cx="5715000" cy="5715000"/>
+            <wp:effectExtent l="0" t="0" r="0" b="0"/>
+            <wp:docPr id="5" name="Picture 5" descr="SRE Backstage Dashboard and CloudWatch Telemetry"/>
+            <wp:cNvGraphicFramePr>
+              <a:graphicFrameLocks xmlns:a="http://schemas.openxmlformats.org/drawingml/2006/main" noChangeAspect="1"/>
+            </wp:cNvGraphicFramePr>
+            <a:graphic xmlns:a="http://schemas.openxmlformats.org/drawingml/2006/main">
+              <a:graphicData uri="http://schemas.openxmlformats.org/drawingml/2006/picture">
+                <pic:pic xmlns:pic="http://schemas.openxmlformats.org/drawingml/2006/picture">
+                  <pic:nvPicPr>
+                    <pic:cNvPr id="0" name="Picture 5" descr="SRE Backstage Dashboard and CloudWatch Telemetry"/>
+                    <pic:cNvPicPr>
+                      <a:picLocks noChangeAspect="1" noChangeArrowheads="1"/>
+                    </pic:cNvPicPr>
+                  </pic:nvPicPr>
+                  <pic:blipFill>
+                    <a:blip r:link="rId9">
+                      <a:extLst>
+                        <a:ext uri="{28A0092B-C50C-407E-A947-70E740481C1C}">
+                          <a14:useLocalDpi xmlns:a14="http://schemas.microsoft.com/office/drawing/2010/main" val="0"/>
+                        </a:ext>
+                      </a:extLst>
+                    </a:blip>
+                    <a:srcRect/>
+                    <a:stretch>
+                      <a:fillRect/>
+                    </a:stretch>
+                  </pic:blipFill>
+                  <pic:spPr bwMode="auto">
+                    <a:xfrm>
+                      <a:off x="0" y="0"/>
+                      <a:ext cx="5715000" cy="5715000"/>
+                    </a:xfrm>
+                    <a:prstGeom prst="rect">
+                      <a:avLst/>
+                    </a:prstGeom>
+                    <a:noFill/>
+                    <a:ln>
+                      <a:noFill/>
+                    </a:ln>
+                  </pic:spPr>
+                </pic:pic>
+              </a:graphicData>
+            </a:graphic>
+          </wp:inline>
+        </w:drawing>
+      </w:r>
+    </w:p>
+    <w:p>
+      <w:pPr>
+        <w:jc w:val="center"/>
+        <w:divId w:val="781917926"/>
         <w:rPr>
           <w:rFonts w:eastAsia="Times New Roman"/>
           <w:b/>
@@ -3184,7 +3974,51 @@
           <w:szCs w:val="19"/>
           <w:lang w:val="en"/>
         </w:rPr>
-        <w:t>Figure 2: FlashMart Promotional Flash Sale Storefront Configured for VIT Vellore Campus Hub</w:t>
+        <w:t>Figure 5: SRE Backstage Console Displaying Live CloudWatch Telemetry and Active Incident Alert</w:t>
+      </w:r>
+    </w:p>
+    <w:p>
+      <w:pPr>
+        <w:shd w:val="clear" w:color="auto" w:fill="F9F9F9"/>
+        <w:divId w:val="1822624549"/>
+        <w:rPr>
+          <w:rFonts w:ascii="Arial" w:eastAsia="Times New Roman" w:hAnsi="Arial" w:cs="Arial"/>
+          <w:color w:val="000000"/>
+          <w:sz w:val="19"/>
+          <w:szCs w:val="19"/>
+          <w:lang w:val="en"/>
+        </w:rPr>
+      </w:pPr>
+      <w:r>
+        <w:rPr>
+          <w:rStyle w:val="Strong"/>
+          <w:rFonts w:ascii="Arial" w:eastAsia="Times New Roman" w:hAnsi="Arial" w:cs="Arial"/>
+          <w:color w:val="000000"/>
+          <w:sz w:val="19"/>
+          <w:szCs w:val="19"/>
+          <w:lang w:val="en"/>
+        </w:rPr>
+        <w:t>Technical Assessment:</w:t>
+      </w:r>
+      <w:r>
+        <w:rPr>
+          <w:rFonts w:ascii="Arial" w:eastAsia="Times New Roman" w:hAnsi="Arial" w:cs="Arial"/>
+          <w:color w:val="000000"/>
+          <w:sz w:val="19"/>
+          <w:szCs w:val="19"/>
+          <w:lang w:val="en"/>
+        </w:rPr>
+        <w:t xml:space="preserve"> </w:t>
+      </w:r>
+      <w:r>
+        <w:rPr>
+          <w:rFonts w:ascii="Arial" w:eastAsia="Times New Roman" w:hAnsi="Arial" w:cs="Arial"/>
+          <w:color w:val="000000"/>
+          <w:sz w:val="19"/>
+          <w:szCs w:val="19"/>
+          <w:lang w:val="en"/>
+        </w:rPr>
+        <w:t xml:space="preserve">SRE Backstage console confirms real-time ingestion from AWS CloudWatch (ap-southeast-2 Sydney), highlighting the active critical alarm badge and live streaming stdout error logs. </w:t>
       </w:r>
     </w:p>
     <w:p>
@@ -3202,15 +4036,7 @@
           <w:color w:val="000000"/>
           <w:lang w:val="en"/>
         </w:rPr>
-        <w:t xml:space="preserve">Step 2: Flash Sale Stockout &amp; </w:t>
-      </w:r>
-      <w:r>
-        <w:rPr>
-          <w:rFonts w:eastAsia="Times New Roman"/>
-          <w:color w:val="000000"/>
-          <w:lang w:val="en"/>
-        </w:rPr>
-        <w:t>Graceful Frontend Exception Handling</w:t>
+        <w:t>Step 5: Watchdog Serverless Orchestrator &amp; Forensic S3 Evidence Vault Storage</w:t>
       </w:r>
     </w:p>
     <w:p>
@@ -3230,7 +4056,7 @@
           <w:szCs w:val="22"/>
           <w:lang w:val="en"/>
         </w:rPr>
-        <w:t xml:space="preserve">A customer initiates checkout for the promotional deal item: </w:t>
+        <w:t xml:space="preserve">Upon log pattern matching, Amazon CloudWatch activates the serverless </w:t>
       </w:r>
       <w:r>
         <w:rPr>
@@ -3240,16 +4066,33 @@
           <w:szCs w:val="22"/>
           <w:lang w:val="en"/>
         </w:rPr>
-        <w:t>OnePlus 11R 5G</w:t>
-      </w:r>
-      <w:r>
-        <w:rPr>
-          <w:color w:val="000000"/>
-          <w:sz w:val="22"/>
-          <w:szCs w:val="22"/>
-          <w:lang w:val="en"/>
-        </w:rPr>
-        <w:t xml:space="preserve">. Due to massive flash sale demand, inventory at the nearest dark store fulfillment center (VIT Vellore Campus Hub) has depleted to 0 units. </w:t>
+        <w:t>AWS Lambda Watchdog</w:t>
+      </w:r>
+      <w:r>
+        <w:rPr>
+          <w:color w:val="000000"/>
+          <w:sz w:val="22"/>
+          <w:szCs w:val="22"/>
+          <w:lang w:val="en"/>
+        </w:rPr>
+        <w:t xml:space="preserve"> (</w:t>
+      </w:r>
+      <w:r>
+        <w:rPr>
+          <w:rStyle w:val="HTMLCode"/>
+          <w:color w:val="000000"/>
+          <w:lang w:val="en"/>
+        </w:rPr>
+        <w:t>watchdog-incident-creator</w:t>
+      </w:r>
+      <w:r>
+        <w:rPr>
+          <w:color w:val="000000"/>
+          <w:sz w:val="22"/>
+          <w:szCs w:val="22"/>
+          <w:lang w:val="en"/>
+        </w:rPr>
+        <w:t xml:space="preserve">). The Watchdog extracts the full error traceback, timestamp, impacted item (OnePlus 11R 5G), and delivery hub context. </w:t>
       </w:r>
     </w:p>
     <w:p>
@@ -3264,75 +4107,157 @@
       </w:pPr>
       <w:r>
         <w:rPr>
-          <w:rStyle w:val="Strong"/>
-          <w:color w:val="000000"/>
-          <w:sz w:val="22"/>
-          <w:szCs w:val="22"/>
-          <w:lang w:val="en"/>
-        </w:rPr>
-        <w:t>Graceful Customer Insulation:</w:t>
-      </w:r>
-      <w:r>
-        <w:rPr>
-          <w:color w:val="000000"/>
-          <w:sz w:val="22"/>
-          <w:szCs w:val="22"/>
-          <w:lang w:val="en"/>
-        </w:rPr>
-        <w:t xml:space="preserve"> In a mature production architecture, customer user experience must never be broken by raw server crash responses. The front-end client intercepts the stockout state and smoothly displays a slide-out customer notification: </w:t>
-      </w:r>
-      <w:r>
-        <w:rPr>
-          <w:rStyle w:val="Emphasis"/>
-          <w:color w:val="000000"/>
-          <w:sz w:val="22"/>
-          <w:szCs w:val="22"/>
-          <w:lang w:val="en"/>
-        </w:rPr>
-        <w:t>"Item Not Deliverable to Your Location: OnePlus 11R 5G is currently out of stock at your nearest fulfillment dark store"</w:t>
-      </w:r>
-      <w:r>
-        <w:rPr>
-          <w:color w:val="000000"/>
-          <w:sz w:val="22"/>
-          <w:szCs w:val="22"/>
-          <w:lang w:val="en"/>
-        </w:rPr>
-        <w:t xml:space="preserve"> with a </w:t>
-      </w:r>
-      <w:r>
-        <w:rPr>
-          <w:rStyle w:val="Emphasis"/>
-          <w:color w:val="000000"/>
-          <w:sz w:val="22"/>
-          <w:szCs w:val="22"/>
-          <w:lang w:val="en"/>
-        </w:rPr>
-        <w:t>"Notify Me when Available"</w:t>
-      </w:r>
-      <w:r>
-        <w:rPr>
-          <w:color w:val="000000"/>
-          <w:sz w:val="22"/>
-          <w:szCs w:val="22"/>
-          <w:lang w:val="en"/>
-        </w:rPr>
-        <w:t xml:space="preserve"> waitlist option. </w:t>
-      </w:r>
-    </w:p>
-    <w:p>
-      <w:pPr>
-        <w:shd w:val="clear" w:color="auto" w:fill="FAFAFA"/>
+          <w:color w:val="000000"/>
+          <w:sz w:val="22"/>
+          <w:szCs w:val="22"/>
+          <w:lang w:val="en"/>
+        </w:rPr>
+        <w:t xml:space="preserve">To ensure immutable auditability and prevent log tampering, the Watchdog connects via </w:t>
+      </w:r>
+      <w:r>
+        <w:rPr>
+          <w:rStyle w:val="HTMLCode"/>
+          <w:color w:val="000000"/>
+          <w:lang w:val="en"/>
+        </w:rPr>
+        <w:t>boto3</w:t>
+      </w:r>
+      <w:r>
+        <w:rPr>
+          <w:color w:val="000000"/>
+          <w:sz w:val="22"/>
+          <w:szCs w:val="22"/>
+          <w:lang w:val="en"/>
+        </w:rPr>
+        <w:t xml:space="preserve"> to Amazon Simple Storage Service (S3) and stores a tamper-proof forensic JSON dump in the private S3 </w:t>
+      </w:r>
+      <w:r>
+        <w:rPr>
+          <w:color w:val="000000"/>
+          <w:sz w:val="22"/>
+          <w:szCs w:val="22"/>
+          <w:lang w:val="en"/>
+        </w:rPr>
+        <w:lastRenderedPageBreak/>
+        <w:t xml:space="preserve">bucket </w:t>
+      </w:r>
+      <w:r>
+        <w:rPr>
+          <w:rStyle w:val="HTMLCode"/>
+          <w:color w:val="000000"/>
+          <w:lang w:val="en"/>
+        </w:rPr>
+        <w:t>devops-incident-watchdog-logs-401537512022</w:t>
+      </w:r>
+      <w:r>
+        <w:rPr>
+          <w:color w:val="000000"/>
+          <w:sz w:val="22"/>
+          <w:szCs w:val="22"/>
+          <w:lang w:val="en"/>
+        </w:rPr>
+        <w:t xml:space="preserve"> under the key: </w:t>
+      </w:r>
+      <w:r>
+        <w:rPr>
+          <w:rStyle w:val="HTMLCode"/>
+          <w:color w:val="000000"/>
+          <w:lang w:val="en"/>
+        </w:rPr>
+        <w:t>incidents/2026-10-14/INC-1791945923-07CD12B5.json</w:t>
+      </w:r>
+      <w:r>
+        <w:rPr>
+          <w:color w:val="000000"/>
+          <w:sz w:val="22"/>
+          <w:szCs w:val="22"/>
+          <w:lang w:val="en"/>
+        </w:rPr>
+        <w:t xml:space="preserve"> (369 bytes). </w:t>
+      </w:r>
+    </w:p>
+    <w:p>
+      <w:pPr>
         <w:jc w:val="center"/>
-        <w:divId w:val="1230578509"/>
+        <w:divId w:val="65036979"/>
+        <w:rPr>
+          <w:rFonts w:eastAsia="Times New Roman"/>
+          <w:color w:val="000000"/>
+          <w:sz w:val="22"/>
+          <w:szCs w:val="22"/>
+          <w:lang w:val="en"/>
+        </w:rPr>
+      </w:pPr>
+      <w:r>
+        <w:rPr>
+          <w:rFonts w:eastAsia="Times New Roman"/>
+          <w:noProof/>
+          <w:color w:val="000000"/>
+          <w:sz w:val="22"/>
+          <w:szCs w:val="22"/>
+          <w:lang w:val="en"/>
+        </w:rPr>
+        <w:drawing>
+          <wp:inline distT="0" distB="0" distL="0" distR="0" wp14:anchorId="44498A2B" wp14:editId="5446764D">
+            <wp:extent cx="5715000" cy="5715000"/>
+            <wp:effectExtent l="0" t="0" r="0" b="0"/>
+            <wp:docPr id="6" name="Picture 6" descr="Amazon S3 Crash Dump Forensic Vault"/>
+            <wp:cNvGraphicFramePr>
+              <a:graphicFrameLocks xmlns:a="http://schemas.openxmlformats.org/drawingml/2006/main" noChangeAspect="1"/>
+            </wp:cNvGraphicFramePr>
+            <a:graphic xmlns:a="http://schemas.openxmlformats.org/drawingml/2006/main">
+              <a:graphicData uri="http://schemas.openxmlformats.org/drawingml/2006/picture">
+                <pic:pic xmlns:pic="http://schemas.openxmlformats.org/drawingml/2006/picture">
+                  <pic:nvPicPr>
+                    <pic:cNvPr id="0" name="Picture 6" descr="Amazon S3 Crash Dump Forensic Vault"/>
+                    <pic:cNvPicPr>
+                      <a:picLocks noChangeAspect="1" noChangeArrowheads="1"/>
+                    </pic:cNvPicPr>
+                  </pic:nvPicPr>
+                  <pic:blipFill>
+                    <a:blip r:link="rId10">
+                      <a:extLst>
+                        <a:ext uri="{28A0092B-C50C-407E-A947-70E740481C1C}">
+                          <a14:useLocalDpi xmlns:a14="http://schemas.microsoft.com/office/drawing/2010/main" val="0"/>
+                        </a:ext>
+                      </a:extLst>
+                    </a:blip>
+                    <a:srcRect/>
+                    <a:stretch>
+                      <a:fillRect/>
+                    </a:stretch>
+                  </pic:blipFill>
+                  <pic:spPr bwMode="auto">
+                    <a:xfrm>
+                      <a:off x="0" y="0"/>
+                      <a:ext cx="5715000" cy="5715000"/>
+                    </a:xfrm>
+                    <a:prstGeom prst="rect">
+                      <a:avLst/>
+                    </a:prstGeom>
+                    <a:noFill/>
+                    <a:ln>
+                      <a:noFill/>
+                    </a:ln>
+                  </pic:spPr>
+                </pic:pic>
+              </a:graphicData>
+            </a:graphic>
+          </wp:inline>
+        </w:drawing>
+      </w:r>
+    </w:p>
+    <w:p>
+      <w:pPr>
+        <w:jc w:val="center"/>
+        <w:divId w:val="213738735"/>
         <w:rPr>
           <w:rFonts w:eastAsia="Times New Roman"/>
           <w:b/>
           <w:bCs/>
-          <w:caps/>
-          <w:color w:val="000000"/>
-          <w:sz w:val="22"/>
-          <w:szCs w:val="22"/>
+          <w:color w:val="000000"/>
+          <w:sz w:val="19"/>
+          <w:szCs w:val="19"/>
           <w:lang w:val="en"/>
         </w:rPr>
       </w:pPr>
@@ -3341,1981 +4266,786 @@
           <w:rFonts w:eastAsia="Times New Roman"/>
           <w:b/>
           <w:bCs/>
-          <w:caps/>
-          <w:color w:val="000000"/>
-          <w:sz w:val="22"/>
-          <w:szCs w:val="22"/>
-          <w:lang w:val="en"/>
-        </w:rPr>
-        <w:t>[PASTE SNAPSHOT 2: GRACEFUL CUSTOMER STOCKOUT DRAWER ("ITEM NOT DELIVERABLE")]</w:t>
-      </w:r>
-    </w:p>
-    <w:p>
-      <w:pPr>
-        <w:shd w:val="clear" w:color="auto" w:fill="FFFFFF"/>
-        <w:divId w:val="1266227520"/>
-        <w:rPr>
-          <w:rFonts w:ascii="Arial" w:eastAsia="Times New Roman" w:hAnsi="Arial" w:cs="Arial"/>
-          <w:color w:val="333333"/>
+          <w:color w:val="000000"/>
           <w:sz w:val="19"/>
           <w:szCs w:val="19"/>
           <w:lang w:val="en"/>
         </w:rPr>
+        <w:t>Figure 6: Immutable Incident Forensic Evidence Archived in Private Amazon S3 Vault</w:t>
+      </w:r>
+    </w:p>
+    <w:p>
+      <w:pPr>
+        <w:shd w:val="clear" w:color="auto" w:fill="F9F9F9"/>
+        <w:divId w:val="1088120184"/>
+        <w:rPr>
+          <w:rFonts w:ascii="Arial" w:eastAsia="Times New Roman" w:hAnsi="Arial" w:cs="Arial"/>
+          <w:color w:val="000000"/>
+          <w:sz w:val="19"/>
+          <w:szCs w:val="19"/>
+          <w:lang w:val="en"/>
+        </w:rPr>
       </w:pPr>
       <w:r>
         <w:rPr>
           <w:rStyle w:val="Strong"/>
           <w:rFonts w:ascii="Arial" w:eastAsia="Times New Roman" w:hAnsi="Arial" w:cs="Arial"/>
-          <w:color w:val="333333"/>
+          <w:color w:val="000000"/>
           <w:sz w:val="19"/>
           <w:szCs w:val="19"/>
           <w:lang w:val="en"/>
         </w:rPr>
-        <w:t>HOW TO CAPTURE:</w:t>
+        <w:t>Technical Assessment:</w:t>
       </w:r>
       <w:r>
         <w:rPr>
           <w:rFonts w:ascii="Arial" w:eastAsia="Times New Roman" w:hAnsi="Arial" w:cs="Arial"/>
-          <w:color w:val="333333"/>
+          <w:color w:val="000000"/>
           <w:sz w:val="19"/>
           <w:szCs w:val="19"/>
           <w:lang w:val="en"/>
         </w:rPr>
-        <w:br/>
-        <w:t xml:space="preserve">- On the FlashMart storefront, click the </w:t>
-      </w:r>
+        <w:t xml:space="preserve"> Real AWS Management Console S3 view displaying the private bucket </w:t>
+      </w:r>
+      <w:r>
+        <w:rPr>
+          <w:rStyle w:val="HTMLCode"/>
+          <w:color w:val="000000"/>
+          <w:lang w:val="en"/>
+        </w:rPr>
+        <w:t>devops-incident-watchdog-logs-401537512022</w:t>
+      </w:r>
+      <w:r>
+        <w:rPr>
+          <w:rFonts w:ascii="Arial" w:eastAsia="Times New Roman" w:hAnsi="Arial" w:cs="Arial"/>
+          <w:color w:val="000000"/>
+          <w:sz w:val="19"/>
+          <w:szCs w:val="19"/>
+          <w:lang w:val="en"/>
+        </w:rPr>
+        <w:t xml:space="preserve"> with date-partitioned incident dump </w:t>
+      </w:r>
+      <w:r>
+        <w:rPr>
+          <w:rStyle w:val="HTMLCode"/>
+          <w:color w:val="000000"/>
+          <w:lang w:val="en"/>
+        </w:rPr>
+        <w:t>INC-1791945923-07CD12B5.json</w:t>
+      </w:r>
+      <w:r>
+        <w:rPr>
+          <w:rFonts w:ascii="Arial" w:eastAsia="Times New Roman" w:hAnsi="Arial" w:cs="Arial"/>
+          <w:color w:val="000000"/>
+          <w:sz w:val="19"/>
+          <w:szCs w:val="19"/>
+          <w:lang w:val="en"/>
+        </w:rPr>
+        <w:t xml:space="preserve">, providing 11 9's durability for post-mortem compliance. </w:t>
+      </w:r>
+    </w:p>
+    <w:p>
+      <w:pPr>
+        <w:pStyle w:val="Heading3"/>
+        <w:rPr>
+          <w:rFonts w:eastAsia="Times New Roman"/>
+          <w:color w:val="000000"/>
+          <w:lang w:val="en"/>
+        </w:rPr>
+      </w:pPr>
+      <w:r>
+        <w:rPr>
+          <w:rFonts w:eastAsia="Times New Roman"/>
+          <w:color w:val="000000"/>
+          <w:lang w:val="en"/>
+        </w:rPr>
+        <w:t>Step 6: Automated Agile Bug User Story Creation on GitHub Issues</w:t>
+      </w:r>
+    </w:p>
+    <w:p>
+      <w:pPr>
+        <w:pStyle w:val="NormalWeb"/>
+        <w:rPr>
+          <w:color w:val="000000"/>
+          <w:sz w:val="22"/>
+          <w:szCs w:val="22"/>
+          <w:lang w:val="en"/>
+        </w:rPr>
+      </w:pPr>
+      <w:r>
+        <w:rPr>
+          <w:color w:val="000000"/>
+          <w:sz w:val="22"/>
+          <w:szCs w:val="22"/>
+          <w:lang w:val="en"/>
+        </w:rPr>
+        <w:t>Simultaneously with S3 archival, the Watchdog issues an authenticated HTTP POST request to the GitHub Issues REST API v3 (</w:t>
+      </w:r>
+      <w:r>
+        <w:rPr>
+          <w:rStyle w:val="HTMLCode"/>
+          <w:color w:val="000000"/>
+          <w:lang w:val="en"/>
+        </w:rPr>
+        <w:t>https://api.github.com/repos/hemalexe/devopss-incident-watchdog/issues</w:t>
+      </w:r>
+      <w:r>
+        <w:rPr>
+          <w:color w:val="000000"/>
+          <w:sz w:val="22"/>
+          <w:szCs w:val="22"/>
+          <w:lang w:val="en"/>
+        </w:rPr>
+        <w:t>). It converts the technical crash telemetry into a formalized Agile Bug User Story with priority labels (</w:t>
+      </w:r>
+      <w:r>
+        <w:rPr>
+          <w:rStyle w:val="HTMLCode"/>
+          <w:color w:val="000000"/>
+          <w:lang w:val="en"/>
+        </w:rPr>
+        <w:t>incident</w:t>
+      </w:r>
+      <w:r>
+        <w:rPr>
+          <w:color w:val="000000"/>
+          <w:sz w:val="22"/>
+          <w:szCs w:val="22"/>
+          <w:lang w:val="en"/>
+        </w:rPr>
+        <w:t xml:space="preserve">, </w:t>
+      </w:r>
+      <w:r>
+        <w:rPr>
+          <w:rStyle w:val="HTMLCode"/>
+          <w:color w:val="000000"/>
+          <w:lang w:val="en"/>
+        </w:rPr>
+        <w:t>p1-critical</w:t>
+      </w:r>
+      <w:r>
+        <w:rPr>
+          <w:color w:val="000000"/>
+          <w:sz w:val="22"/>
+          <w:szCs w:val="22"/>
+          <w:lang w:val="en"/>
+        </w:rPr>
+        <w:t xml:space="preserve">, </w:t>
+      </w:r>
+      <w:r>
+        <w:rPr>
+          <w:rStyle w:val="HTMLCode"/>
+          <w:color w:val="000000"/>
+          <w:lang w:val="en"/>
+        </w:rPr>
+        <w:t>auto-generated</w:t>
+      </w:r>
+      <w:r>
+        <w:rPr>
+          <w:color w:val="000000"/>
+          <w:sz w:val="22"/>
+          <w:szCs w:val="22"/>
+          <w:lang w:val="en"/>
+        </w:rPr>
+        <w:t xml:space="preserve">) and an actionable Definition of Done checklist. </w:t>
+      </w:r>
+    </w:p>
+    <w:p>
+      <w:pPr>
+        <w:jc w:val="center"/>
+        <w:divId w:val="1414207729"/>
+        <w:rPr>
+          <w:rFonts w:eastAsia="Times New Roman"/>
+          <w:color w:val="000000"/>
+          <w:sz w:val="22"/>
+          <w:szCs w:val="22"/>
+          <w:lang w:val="en"/>
+        </w:rPr>
+      </w:pPr>
+      <w:r>
+        <w:rPr>
+          <w:rFonts w:eastAsia="Times New Roman"/>
+          <w:noProof/>
+          <w:color w:val="000000"/>
+          <w:sz w:val="22"/>
+          <w:szCs w:val="22"/>
+          <w:lang w:val="en"/>
+        </w:rPr>
+        <w:lastRenderedPageBreak/>
+        <w:drawing>
+          <wp:inline distT="0" distB="0" distL="0" distR="0" wp14:anchorId="2E354A48" wp14:editId="4D6F6B9F">
+            <wp:extent cx="5715000" cy="5715000"/>
+            <wp:effectExtent l="0" t="0" r="0" b="0"/>
+            <wp:docPr id="7" name="Picture 7" descr="Automated Agile Bug User Story on GitHub Issues"/>
+            <wp:cNvGraphicFramePr>
+              <a:graphicFrameLocks xmlns:a="http://schemas.openxmlformats.org/drawingml/2006/main" noChangeAspect="1"/>
+            </wp:cNvGraphicFramePr>
+            <a:graphic xmlns:a="http://schemas.openxmlformats.org/drawingml/2006/main">
+              <a:graphicData uri="http://schemas.openxmlformats.org/drawingml/2006/picture">
+                <pic:pic xmlns:pic="http://schemas.openxmlformats.org/drawingml/2006/picture">
+                  <pic:nvPicPr>
+                    <pic:cNvPr id="0" name="Picture 7" descr="Automated Agile Bug User Story on GitHub Issues"/>
+                    <pic:cNvPicPr>
+                      <a:picLocks noChangeAspect="1" noChangeArrowheads="1"/>
+                    </pic:cNvPicPr>
+                  </pic:nvPicPr>
+                  <pic:blipFill>
+                    <a:blip r:link="rId11">
+                      <a:extLst>
+                        <a:ext uri="{28A0092B-C50C-407E-A947-70E740481C1C}">
+                          <a14:useLocalDpi xmlns:a14="http://schemas.microsoft.com/office/drawing/2010/main" val="0"/>
+                        </a:ext>
+                      </a:extLst>
+                    </a:blip>
+                    <a:srcRect/>
+                    <a:stretch>
+                      <a:fillRect/>
+                    </a:stretch>
+                  </pic:blipFill>
+                  <pic:spPr bwMode="auto">
+                    <a:xfrm>
+                      <a:off x="0" y="0"/>
+                      <a:ext cx="5715000" cy="5715000"/>
+                    </a:xfrm>
+                    <a:prstGeom prst="rect">
+                      <a:avLst/>
+                    </a:prstGeom>
+                    <a:noFill/>
+                    <a:ln>
+                      <a:noFill/>
+                    </a:ln>
+                  </pic:spPr>
+                </pic:pic>
+              </a:graphicData>
+            </a:graphic>
+          </wp:inline>
+        </w:drawing>
+      </w:r>
+    </w:p>
+    <w:p>
+      <w:pPr>
+        <w:jc w:val="center"/>
+        <w:divId w:val="1478262588"/>
+        <w:rPr>
+          <w:rFonts w:eastAsia="Times New Roman"/>
+          <w:b/>
+          <w:bCs/>
+          <w:color w:val="000000"/>
+          <w:sz w:val="19"/>
+          <w:szCs w:val="19"/>
+          <w:lang w:val="en"/>
+        </w:rPr>
+      </w:pPr>
+      <w:r>
+        <w:rPr>
+          <w:rFonts w:eastAsia="Times New Roman"/>
+          <w:b/>
+          <w:bCs/>
+          <w:color w:val="000000"/>
+          <w:sz w:val="19"/>
+          <w:szCs w:val="19"/>
+          <w:lang w:val="en"/>
+        </w:rPr>
+        <w:t>Figure 7: Automated Agile Bug User Story Populated into GitHub Issues Sprint Backlog</w:t>
+      </w:r>
+    </w:p>
+    <w:p>
+      <w:pPr>
+        <w:shd w:val="clear" w:color="auto" w:fill="F9F9F9"/>
+        <w:divId w:val="1643382301"/>
+        <w:rPr>
+          <w:rFonts w:ascii="Arial" w:eastAsia="Times New Roman" w:hAnsi="Arial" w:cs="Arial"/>
+          <w:color w:val="000000"/>
+          <w:sz w:val="19"/>
+          <w:szCs w:val="19"/>
+          <w:lang w:val="en"/>
+        </w:rPr>
+      </w:pPr>
       <w:r>
         <w:rPr>
           <w:rStyle w:val="Strong"/>
           <w:rFonts w:ascii="Arial" w:eastAsia="Times New Roman" w:hAnsi="Arial" w:cs="Arial"/>
-          <w:color w:val="333333"/>
+          <w:color w:val="000000"/>
           <w:sz w:val="19"/>
           <w:szCs w:val="19"/>
           <w:lang w:val="en"/>
         </w:rPr>
-        <w:t>"Buy Now"</w:t>
+        <w:t>Technical Assessment:</w:t>
       </w:r>
       <w:r>
         <w:rPr>
           <w:rFonts w:ascii="Arial" w:eastAsia="Times New Roman" w:hAnsi="Arial" w:cs="Arial"/>
-          <w:color w:val="333333"/>
+          <w:color w:val="000000"/>
           <w:sz w:val="19"/>
           <w:szCs w:val="19"/>
           <w:lang w:val="en"/>
         </w:rPr>
-        <w:t xml:space="preserve"> button on the OnePlus 11R 5G product card.</w:t>
-      </w:r>
-      <w:r>
-        <w:rPr>
-          <w:rFonts w:ascii="Arial" w:eastAsia="Times New Roman" w:hAnsi="Arial" w:cs="Arial"/>
-          <w:color w:val="333333"/>
+        <w:t xml:space="preserve"> Live GitHub Issue #1 contains a formalized Agile User Story ("As an Agile Team member..."), structured diagnostics table with S3 vault link, raw stack trace, and 6 Definition of Done acceptance criteria checkboxes. </w:t>
+      </w:r>
+    </w:p>
+    <w:p>
+      <w:pPr>
+        <w:pStyle w:val="Heading3"/>
+        <w:rPr>
+          <w:rFonts w:eastAsia="Times New Roman"/>
+          <w:color w:val="000000"/>
+          <w:lang w:val="en"/>
+        </w:rPr>
+      </w:pPr>
+      <w:r>
+        <w:rPr>
+          <w:rFonts w:eastAsia="Times New Roman"/>
+          <w:color w:val="000000"/>
+          <w:lang w:val="en"/>
+        </w:rPr>
+        <w:t>Step 7: Automated CI/CD Regression Pipeline &amp; Zero-Touch Incident Resolution</w:t>
+      </w:r>
+    </w:p>
+    <w:p>
+      <w:pPr>
+        <w:pStyle w:val="NormalWeb"/>
+        <w:rPr>
+          <w:color w:val="000000"/>
+          <w:sz w:val="22"/>
+          <w:szCs w:val="22"/>
+          <w:lang w:val="en"/>
+        </w:rPr>
+      </w:pPr>
+      <w:r>
+        <w:rPr>
+          <w:color w:val="000000"/>
+          <w:sz w:val="22"/>
+          <w:szCs w:val="22"/>
+          <w:lang w:val="en"/>
+        </w:rPr>
+        <w:t xml:space="preserve">The assigned developer inspects the automated ticket and implements defensive boundary checking in </w:t>
+      </w:r>
+      <w:r>
+        <w:rPr>
+          <w:rStyle w:val="HTMLCode"/>
+          <w:color w:val="000000"/>
+          <w:lang w:val="en"/>
+        </w:rPr>
+        <w:t>app/app.py</w:t>
+      </w:r>
+      <w:r>
+        <w:rPr>
+          <w:color w:val="000000"/>
+          <w:sz w:val="22"/>
+          <w:szCs w:val="22"/>
+          <w:lang w:val="en"/>
+        </w:rPr>
+        <w:t xml:space="preserve">: </w:t>
+      </w:r>
+    </w:p>
+    <w:p>
+      <w:pPr>
+        <w:pStyle w:val="HTMLPreformatted"/>
+        <w:rPr>
+          <w:color w:val="000000"/>
+          <w:lang w:val="en"/>
+        </w:rPr>
+      </w:pPr>
+    </w:p>
+    <w:p>
+      <w:pPr>
+        <w:pStyle w:val="HTMLPreformatted"/>
+        <w:rPr>
+          <w:color w:val="000000"/>
+          <w:lang w:val="en"/>
+        </w:rPr>
+      </w:pPr>
+      <w:r>
+        <w:rPr>
+          <w:color w:val="000000"/>
+          <w:lang w:val="en"/>
+        </w:rPr>
+        <w:t># Corrected implementation in app/app.py (Defensive Zero-Stock Guard)</w:t>
+      </w:r>
+    </w:p>
+    <w:p>
+      <w:pPr>
+        <w:pStyle w:val="HTMLPreformatted"/>
+        <w:rPr>
+          <w:color w:val="000000"/>
+          <w:lang w:val="en"/>
+        </w:rPr>
+      </w:pPr>
+      <w:r>
+        <w:rPr>
+          <w:color w:val="000000"/>
+          <w:lang w:val="en"/>
+        </w:rPr>
+        <w:t>if product["stock"] &lt;= 0:</w:t>
+      </w:r>
+    </w:p>
+    <w:p>
+      <w:pPr>
+        <w:pStyle w:val="HTMLPreformatted"/>
+        <w:rPr>
+          <w:color w:val="000000"/>
+          <w:lang w:val="en"/>
+        </w:rPr>
+      </w:pPr>
+      <w:r>
+        <w:rPr>
+          <w:color w:val="000000"/>
+          <w:lang w:val="en"/>
+        </w:rPr>
+        <w:t xml:space="preserve">    logger.warning(f"[DELIVERY_NOTICE] '{product['name']}' not deliverable to '{address}'.")</w:t>
+      </w:r>
+    </w:p>
+    <w:p>
+      <w:pPr>
+        <w:pStyle w:val="HTMLPreformatted"/>
+        <w:rPr>
+          <w:color w:val="000000"/>
+          <w:lang w:val="en"/>
+        </w:rPr>
+      </w:pPr>
+      <w:r>
+        <w:rPr>
+          <w:color w:val="000000"/>
+          <w:lang w:val="en"/>
+        </w:rPr>
+        <w:t xml:space="preserve">    return jsonify({</w:t>
+      </w:r>
+    </w:p>
+    <w:p>
+      <w:pPr>
+        <w:pStyle w:val="HTMLPreformatted"/>
+        <w:rPr>
+          <w:color w:val="000000"/>
+          <w:lang w:val="en"/>
+        </w:rPr>
+      </w:pPr>
+      <w:r>
+        <w:rPr>
+          <w:color w:val="000000"/>
+          <w:lang w:val="en"/>
+        </w:rPr>
+        <w:t xml:space="preserve">        "status": "not_deliverable",</w:t>
+      </w:r>
+    </w:p>
+    <w:p>
+      <w:pPr>
+        <w:pStyle w:val="HTMLPreformatted"/>
+        <w:rPr>
+          <w:color w:val="000000"/>
+          <w:lang w:val="en"/>
+        </w:rPr>
+      </w:pPr>
+      <w:r>
+        <w:rPr>
+          <w:color w:val="000000"/>
+          <w:lang w:val="en"/>
+        </w:rPr>
+        <w:t xml:space="preserve">        </w:t>
+      </w:r>
+      <w:r>
+        <w:rPr>
+          <w:color w:val="000000"/>
+          <w:lang w:val="en"/>
+        </w:rPr>
+        <w:t>"message": "Sorry, this item is not deliverable to your address (Out of stock at your nearest fulfillment center)!",</w:t>
+      </w:r>
+    </w:p>
+    <w:p>
+      <w:pPr>
+        <w:pStyle w:val="HTMLPreformatted"/>
+        <w:rPr>
+          <w:color w:val="000000"/>
+          <w:lang w:val="en"/>
+        </w:rPr>
+      </w:pPr>
+      <w:r>
+        <w:rPr>
+          <w:color w:val="000000"/>
+          <w:lang w:val="en"/>
+        </w:rPr>
+        <w:t xml:space="preserve">        "product": product["name"],</w:t>
+      </w:r>
+    </w:p>
+    <w:p>
+      <w:pPr>
+        <w:pStyle w:val="HTMLPreformatted"/>
+        <w:rPr>
+          <w:color w:val="000000"/>
+          <w:lang w:val="en"/>
+        </w:rPr>
+      </w:pPr>
+      <w:r>
+        <w:rPr>
+          <w:color w:val="000000"/>
+          <w:lang w:val="en"/>
+        </w:rPr>
+        <w:t xml:space="preserve">        "address": address</w:t>
+      </w:r>
+    </w:p>
+    <w:p>
+      <w:pPr>
+        <w:pStyle w:val="HTMLPreformatted"/>
+        <w:rPr>
+          <w:color w:val="000000"/>
+          <w:lang w:val="en"/>
+        </w:rPr>
+      </w:pPr>
+      <w:r>
+        <w:rPr>
+          <w:color w:val="000000"/>
+          <w:lang w:val="en"/>
+        </w:rPr>
+        <w:t xml:space="preserve">    }), 400</w:t>
+      </w:r>
+    </w:p>
+    <w:p>
+      <w:pPr>
+        <w:pStyle w:val="NormalWeb"/>
+        <w:rPr>
+          <w:color w:val="000000"/>
+          <w:sz w:val="22"/>
+          <w:szCs w:val="22"/>
+          <w:lang w:val="en"/>
+        </w:rPr>
+      </w:pPr>
+      <w:r>
+        <w:rPr>
+          <w:color w:val="000000"/>
+          <w:sz w:val="22"/>
+          <w:szCs w:val="22"/>
+          <w:lang w:val="en"/>
+        </w:rPr>
+        <w:t xml:space="preserve">The developer commits the patch using Git Smart Commit syntax: </w:t>
+      </w:r>
+      <w:r>
+        <w:rPr>
+          <w:rStyle w:val="HTMLCode"/>
+          <w:color w:val="000000"/>
+          <w:lang w:val="en"/>
+        </w:rPr>
+        <w:t>git commit -m "Fix zero-stock dark store allocation. Fixes #1"</w:t>
+      </w:r>
+      <w:r>
+        <w:rPr>
+          <w:color w:val="000000"/>
+          <w:sz w:val="22"/>
+          <w:szCs w:val="22"/>
+          <w:lang w:val="en"/>
+        </w:rPr>
+        <w:t xml:space="preserve"> and pushes to </w:t>
+      </w:r>
+      <w:r>
+        <w:rPr>
+          <w:rStyle w:val="HTMLCode"/>
+          <w:color w:val="000000"/>
+          <w:lang w:val="en"/>
+        </w:rPr>
+        <w:t>origin/main</w:t>
+      </w:r>
+      <w:r>
+        <w:rPr>
+          <w:color w:val="000000"/>
+          <w:sz w:val="22"/>
+          <w:szCs w:val="22"/>
+          <w:lang w:val="en"/>
+        </w:rPr>
+        <w:t xml:space="preserve">. The GitHub Actions CI/CD pipeline triggers immediately, runs 9 automated </w:t>
+      </w:r>
+      <w:r>
+        <w:rPr>
+          <w:rStyle w:val="HTMLCode"/>
+          <w:color w:val="000000"/>
+          <w:lang w:val="en"/>
+        </w:rPr>
+        <w:t>pytest</w:t>
+      </w:r>
+      <w:r>
+        <w:rPr>
+          <w:color w:val="000000"/>
+          <w:sz w:val="22"/>
+          <w:szCs w:val="22"/>
+          <w:lang w:val="en"/>
+        </w:rPr>
+        <w:t xml:space="preserve"> </w:t>
+      </w:r>
+      <w:r>
+        <w:rPr>
+          <w:color w:val="000000"/>
+          <w:sz w:val="22"/>
+          <w:szCs w:val="22"/>
+          <w:lang w:val="en"/>
+        </w:rPr>
+        <w:t xml:space="preserve">unit regression tests in 0.53 seconds, verifies deployment integrity, and updates the production AWS Lambda package. GitHub automatically links the verified commit SHA and transitions Issue #1 from </w:t>
+      </w:r>
+      <w:r>
+        <w:rPr>
+          <w:rStyle w:val="Strong"/>
+          <w:color w:val="000000"/>
+          <w:sz w:val="22"/>
+          <w:szCs w:val="22"/>
+          <w:lang w:val="en"/>
+        </w:rPr>
+        <w:t>Open</w:t>
+      </w:r>
+      <w:r>
+        <w:rPr>
+          <w:color w:val="000000"/>
+          <w:sz w:val="22"/>
+          <w:szCs w:val="22"/>
+          <w:lang w:val="en"/>
+        </w:rPr>
+        <w:t xml:space="preserve"> to </w:t>
+      </w:r>
+      <w:r>
+        <w:rPr>
+          <w:rStyle w:val="Strong"/>
+          <w:color w:val="000000"/>
+          <w:sz w:val="22"/>
+          <w:szCs w:val="22"/>
+          <w:lang w:val="en"/>
+        </w:rPr>
+        <w:t>Closed (Done)</w:t>
+      </w:r>
+      <w:r>
+        <w:rPr>
+          <w:color w:val="000000"/>
+          <w:sz w:val="22"/>
+          <w:szCs w:val="22"/>
+          <w:lang w:val="en"/>
+        </w:rPr>
+        <w:t xml:space="preserve"> without manual intervention. </w:t>
+      </w:r>
+    </w:p>
+    <w:p>
+      <w:pPr>
+        <w:jc w:val="center"/>
+        <w:divId w:val="534583517"/>
+        <w:rPr>
+          <w:rFonts w:eastAsia="Times New Roman"/>
+          <w:color w:val="000000"/>
+          <w:sz w:val="22"/>
+          <w:szCs w:val="22"/>
+          <w:lang w:val="en"/>
+        </w:rPr>
+      </w:pPr>
+      <w:r>
+        <w:rPr>
+          <w:rFonts w:eastAsia="Times New Roman"/>
+          <w:noProof/>
+          <w:color w:val="000000"/>
+          <w:sz w:val="22"/>
+          <w:szCs w:val="22"/>
+          <w:lang w:val="en"/>
+        </w:rPr>
+        <w:drawing>
+          <wp:inline distT="0" distB="0" distL="0" distR="0" wp14:anchorId="468086D5" wp14:editId="4BC16B93">
+            <wp:extent cx="5715000" cy="5715000"/>
+            <wp:effectExtent l="0" t="0" r="0" b="0"/>
+            <wp:docPr id="8" name="Picture 8" descr="GitHub Actions CI/CD Green Run and Automated Rollout"/>
+            <wp:cNvGraphicFramePr>
+              <a:graphicFrameLocks xmlns:a="http://schemas.openxmlformats.org/drawingml/2006/main" noChangeAspect="1"/>
+            </wp:cNvGraphicFramePr>
+            <a:graphic xmlns:a="http://schemas.openxmlformats.org/drawingml/2006/main">
+              <a:graphicData uri="http://schemas.openxmlformats.org/drawingml/2006/picture">
+                <pic:pic xmlns:pic="http://schemas.openxmlformats.org/drawingml/2006/picture">
+                  <pic:nvPicPr>
+                    <pic:cNvPr id="0" name="Picture 8" descr="GitHub Actions CI/CD Green Run and Automated Rollout"/>
+                    <pic:cNvPicPr>
+                      <a:picLocks noChangeAspect="1" noChangeArrowheads="1"/>
+                    </pic:cNvPicPr>
+                  </pic:nvPicPr>
+                  <pic:blipFill>
+                    <a:blip r:link="rId12">
+                      <a:extLst>
+                        <a:ext uri="{28A0092B-C50C-407E-A947-70E740481C1C}">
+                          <a14:useLocalDpi xmlns:a14="http://schemas.microsoft.com/office/drawing/2010/main" val="0"/>
+                        </a:ext>
+                      </a:extLst>
+                    </a:blip>
+                    <a:srcRect/>
+                    <a:stretch>
+                      <a:fillRect/>
+                    </a:stretch>
+                  </pic:blipFill>
+                  <pic:spPr bwMode="auto">
+                    <a:xfrm>
+                      <a:off x="0" y="0"/>
+                      <a:ext cx="5715000" cy="5715000"/>
+                    </a:xfrm>
+                    <a:prstGeom prst="rect">
+                      <a:avLst/>
+                    </a:prstGeom>
+                    <a:noFill/>
+                    <a:ln>
+                      <a:noFill/>
+                    </a:ln>
+                  </pic:spPr>
+                </pic:pic>
+              </a:graphicData>
+            </a:graphic>
+          </wp:inline>
+        </w:drawing>
+      </w:r>
+    </w:p>
+    <w:p>
+      <w:pPr>
+        <w:jc w:val="center"/>
+        <w:divId w:val="1494948092"/>
+        <w:rPr>
+          <w:rFonts w:eastAsia="Times New Roman"/>
+          <w:b/>
+          <w:bCs/>
+          <w:color w:val="000000"/>
           <w:sz w:val="19"/>
           <w:szCs w:val="19"/>
           <w:lang w:val="en"/>
         </w:rPr>
-        <w:br/>
-        <w:t xml:space="preserve">- Capture the slide-out modal drawer stating: </w:t>
-      </w:r>
-      <w:r>
-        <w:rPr>
-          <w:rStyle w:val="Emphasis"/>
-          <w:rFonts w:ascii="Arial" w:eastAsia="Times New Roman" w:hAnsi="Arial" w:cs="Arial"/>
-          <w:color w:val="333333"/>
+      </w:pPr>
+      <w:r>
+        <w:rPr>
+          <w:rFonts w:eastAsia="Times New Roman"/>
+          <w:b/>
+          <w:bCs/>
+          <w:color w:val="000000"/>
           <w:sz w:val="19"/>
           <w:szCs w:val="19"/>
           <w:lang w:val="en"/>
         </w:rPr>
-        <w:t>"Item Not Deliverable to Your Location: OnePlus 11R 5G is currently not deliverable to your selected address (VIT Vellore Campus) because stock is depleted at your nearest fulfillment dark store."</w:t>
-      </w:r>
-      <w:r>
+        <w:t>Figure 8: Automated Regression Testing Passing in GitHub Actions and Zero-Touch Issue Closure</w:t>
+      </w:r>
+    </w:p>
+    <w:p>
+      <w:pPr>
+        <w:shd w:val="clear" w:color="auto" w:fill="F9F9F9"/>
+        <w:divId w:val="2060935723"/>
         <w:rPr>
           <w:rFonts w:ascii="Arial" w:eastAsia="Times New Roman" w:hAnsi="Arial" w:cs="Arial"/>
-          <w:color w:val="333333"/>
+          <w:color w:val="000000"/>
           <w:sz w:val="19"/>
           <w:szCs w:val="19"/>
           <w:lang w:val="en"/>
         </w:rPr>
-        <w:br/>
-        <w:t xml:space="preserve">- Paste the screenshot in this box. </w:t>
-      </w:r>
-    </w:p>
-    <w:p>
-      <w:pPr>
-        <w:jc w:val="center"/>
-        <w:divId w:val="622729091"/>
-        <w:rPr>
-          <w:rFonts w:eastAsia="Times New Roman"/>
-          <w:b/>
-          <w:bCs/>
+      </w:pPr>
+      <w:r>
+        <w:rPr>
+          <w:rStyle w:val="Strong"/>
+          <w:rFonts w:ascii="Arial" w:eastAsia="Times New Roman" w:hAnsi="Arial" w:cs="Arial"/>
           <w:color w:val="000000"/>
           <w:sz w:val="19"/>
           <w:szCs w:val="19"/>
           <w:lang w:val="en"/>
         </w:rPr>
-      </w:pPr>
-      <w:r>
-        <w:rPr>
-          <w:rFonts w:eastAsia="Times New Roman"/>
-          <w:b/>
-          <w:bCs/>
+        <w:t>Technical Assessment:</w:t>
+      </w:r>
+      <w:r>
+        <w:rPr>
+          <w:rFonts w:ascii="Arial" w:eastAsia="Times New Roman" w:hAnsi="Arial" w:cs="Arial"/>
           <w:color w:val="000000"/>
           <w:sz w:val="19"/>
           <w:szCs w:val="19"/>
           <w:lang w:val="en"/>
         </w:rPr>
-        <w:t>Figure 3: Graceful Frontend Stockout Exception Interception and Customer Waitlist Drawer</w:t>
-      </w:r>
-    </w:p>
-    <w:p>
-      <w:pPr>
-        <w:pStyle w:val="Heading3"/>
-        <w:rPr>
-          <w:rFonts w:eastAsia="Times New Roman"/>
-          <w:color w:val="000000"/>
-          <w:lang w:val="en"/>
-        </w:rPr>
-      </w:pPr>
-      <w:r>
-        <w:rPr>
-          <w:rFonts w:eastAsia="Times New Roman"/>
-          <w:color w:val="000000"/>
-          <w:lang w:val="en"/>
-        </w:rPr>
-        <w:t>Step 3: Unhandled Backend ZeroDivisionError Server Crash in AWS CloudWatch</w:t>
-      </w:r>
-    </w:p>
-    <w:p>
-      <w:pPr>
-        <w:pStyle w:val="NormalWeb"/>
-        <w:rPr>
-          <w:color w:val="000000"/>
-          <w:sz w:val="22"/>
-          <w:szCs w:val="22"/>
-          <w:lang w:val="en"/>
-        </w:rPr>
-      </w:pPr>
-      <w:r>
-        <w:rPr>
-          <w:color w:val="000000"/>
-          <w:sz w:val="22"/>
-          <w:szCs w:val="22"/>
-          <w:lang w:val="en"/>
-        </w:rPr>
-        <w:t xml:space="preserve">While the customer receives a polite, friendly stockout drawer, the underlying backend microservice encountered an unhandled fatal calculation error. In </w:t>
-      </w:r>
-      <w:r>
-        <w:rPr>
-          <w:rStyle w:val="HTMLCode"/>
-          <w:color w:val="000000"/>
-          <w:lang w:val="en"/>
-        </w:rPr>
-        <w:t>app/app.py</w:t>
-      </w:r>
-      <w:r>
-        <w:rPr>
-          <w:color w:val="000000"/>
-          <w:sz w:val="22"/>
-          <w:szCs w:val="22"/>
-          <w:lang w:val="en"/>
-        </w:rPr>
-        <w:t xml:space="preserve">, the legacy dark-store delivery routing algorithm calculates promotional warehouse allocation ratios: </w:t>
-      </w:r>
-    </w:p>
-    <w:p>
-      <w:pPr>
-        <w:pStyle w:val="HTMLPreformatted"/>
-        <w:rPr>
-          <w:color w:val="000000"/>
-          <w:lang w:val="en"/>
-        </w:rPr>
-      </w:pPr>
-    </w:p>
-    <w:p>
-      <w:pPr>
-        <w:pStyle w:val="HTMLPreformatted"/>
-        <w:rPr>
-          <w:color w:val="000000"/>
-          <w:lang w:val="en"/>
-        </w:rPr>
-      </w:pPr>
-      <w:r>
-        <w:rPr>
-          <w:color w:val="000000"/>
-          <w:lang w:val="en"/>
-        </w:rPr>
-        <w:t># app/app.py - Unhandled Promotional Calculation Routine</w:t>
-      </w:r>
-    </w:p>
-    <w:p>
-      <w:pPr>
-        <w:pStyle w:val="HTMLPreformatted"/>
-        <w:rPr>
-          <w:color w:val="000000"/>
-          <w:lang w:val="en"/>
-        </w:rPr>
-      </w:pPr>
-      <w:r>
-        <w:rPr>
-          <w:color w:val="000000"/>
-          <w:lang w:val="en"/>
-        </w:rPr>
-        <w:t>if product["stock"] &lt;= 0:</w:t>
-      </w:r>
-    </w:p>
-    <w:p>
-      <w:pPr>
-        <w:pStyle w:val="HTMLPreformatted"/>
-        <w:rPr>
-          <w:color w:val="000000"/>
-          <w:lang w:val="en"/>
-        </w:rPr>
-      </w:pPr>
-      <w:r>
-        <w:rPr>
-          <w:color w:val="000000"/>
-          <w:lang w:val="en"/>
-        </w:rPr>
-        <w:t xml:space="preserve">    logger.error(f"[CRITICAL_ALERT] Incident simulation triggered! Item '{product['name']}' has stock=0")</w:t>
-      </w:r>
-    </w:p>
-    <w:p>
-      <w:pPr>
-        <w:pStyle w:val="HTMLPreformatted"/>
-        <w:rPr>
-          <w:color w:val="000000"/>
-          <w:lang w:val="en"/>
-        </w:rPr>
-      </w:pPr>
-      <w:r>
-        <w:rPr>
-          <w:color w:val="000000"/>
-          <w:lang w:val="en"/>
-        </w:rPr>
-        <w:t xml:space="preserve">    </w:t>
-      </w:r>
-      <w:r>
-        <w:rPr>
-          <w:color w:val="000000"/>
-          <w:lang w:val="en"/>
-        </w:rPr>
-        <w:t>logger.error("[EXCEPTION] Unhandled ZeroDivisionError in delivery routing worker: allocation = 100 / stock")</w:t>
-      </w:r>
-    </w:p>
-    <w:p>
-      <w:pPr>
-        <w:pStyle w:val="HTMLPreformatted"/>
-        <w:rPr>
-          <w:color w:val="000000"/>
-          <w:lang w:val="en"/>
-        </w:rPr>
-      </w:pPr>
-      <w:r>
-        <w:rPr>
-          <w:color w:val="000000"/>
-          <w:lang w:val="en"/>
-        </w:rPr>
-        <w:t xml:space="preserve">    _ = 100 / product["stock"]  # Crashes with HTTP 500 ZeroDivisionError!</w:t>
-      </w:r>
-    </w:p>
-    <w:p>
-      <w:pPr>
-        <w:pStyle w:val="NormalWeb"/>
-        <w:rPr>
-          <w:color w:val="000000"/>
-          <w:sz w:val="22"/>
-          <w:szCs w:val="22"/>
-          <w:lang w:val="en"/>
-        </w:rPr>
-      </w:pPr>
-      <w:r>
-        <w:rPr>
-          <w:color w:val="000000"/>
-          <w:sz w:val="22"/>
-          <w:szCs w:val="22"/>
-          <w:lang w:val="en"/>
-        </w:rPr>
-        <w:t xml:space="preserve">Because </w:t>
-      </w:r>
-      <w:r>
-        <w:rPr>
-          <w:rStyle w:val="HTMLCode"/>
-          <w:color w:val="000000"/>
-          <w:lang w:val="en"/>
-        </w:rPr>
-        <w:t>product["stock"] == 0</w:t>
-      </w:r>
-      <w:r>
-        <w:rPr>
-          <w:color w:val="000000"/>
-          <w:sz w:val="22"/>
-          <w:szCs w:val="22"/>
-          <w:lang w:val="en"/>
-        </w:rPr>
-        <w:t xml:space="preserve">, the Python interpreter immediately throws an unhandled </w:t>
-      </w:r>
-      <w:r>
-        <w:rPr>
-          <w:rStyle w:val="HTMLCode"/>
-          <w:color w:val="000000"/>
-          <w:lang w:val="en"/>
-        </w:rPr>
-        <w:t>ZeroDivisionError: division by zero</w:t>
-      </w:r>
-      <w:r>
-        <w:rPr>
-          <w:color w:val="000000"/>
-          <w:sz w:val="22"/>
-          <w:szCs w:val="22"/>
-          <w:lang w:val="en"/>
-        </w:rPr>
-        <w:t xml:space="preserve">, crashing the worker thread with an HTTP 500 status code and emitting structured forensic logs to standard output. </w:t>
-      </w:r>
-    </w:p>
-    <w:p>
-      <w:pPr>
-        <w:shd w:val="clear" w:color="auto" w:fill="FAFAFA"/>
-        <w:jc w:val="center"/>
-        <w:divId w:val="196353033"/>
-        <w:rPr>
-          <w:rFonts w:eastAsia="Times New Roman"/>
-          <w:b/>
-          <w:bCs/>
-          <w:caps/>
-          <w:color w:val="000000"/>
-          <w:sz w:val="22"/>
-          <w:szCs w:val="22"/>
-          <w:lang w:val="en"/>
-        </w:rPr>
-      </w:pPr>
-      <w:r>
-        <w:rPr>
-          <w:rFonts w:eastAsia="Times New Roman"/>
-          <w:b/>
-          <w:bCs/>
-          <w:caps/>
-          <w:color w:val="000000"/>
-          <w:sz w:val="22"/>
-          <w:szCs w:val="22"/>
-          <w:lang w:val="en"/>
-        </w:rPr>
-        <w:t>[PASTE SNAPSHOT 3: BACKEND SERVER RUNTIME CRASH &amp; STACK TRACE]</w:t>
-      </w:r>
-    </w:p>
-    <w:p>
-      <w:pPr>
-        <w:shd w:val="clear" w:color="auto" w:fill="FFFFFF"/>
-        <w:divId w:val="457257538"/>
-        <w:rPr>
-          <w:rFonts w:ascii="Arial" w:eastAsia="Times New Roman" w:hAnsi="Arial" w:cs="Arial"/>
-          <w:color w:val="333333"/>
-          <w:sz w:val="19"/>
-          <w:szCs w:val="19"/>
-          <w:lang w:val="en"/>
-        </w:rPr>
-      </w:pPr>
-      <w:r>
-        <w:rPr>
-          <w:rStyle w:val="Strong"/>
-          <w:rFonts w:ascii="Arial" w:eastAsia="Times New Roman" w:hAnsi="Arial" w:cs="Arial"/>
-          <w:color w:val="333333"/>
-          <w:sz w:val="19"/>
-          <w:szCs w:val="19"/>
-          <w:lang w:val="en"/>
-        </w:rPr>
-        <w:t>HOW TO CAPTURE:</w:t>
-      </w:r>
-      <w:r>
-        <w:rPr>
-          <w:rFonts w:ascii="Arial" w:eastAsia="Times New Roman" w:hAnsi="Arial" w:cs="Arial"/>
-          <w:color w:val="333333"/>
-          <w:sz w:val="19"/>
-          <w:szCs w:val="19"/>
-          <w:lang w:val="en"/>
-        </w:rPr>
-        <w:br/>
-      </w:r>
-      <w:r>
-        <w:rPr>
-          <w:rFonts w:ascii="Arial" w:eastAsia="Times New Roman" w:hAnsi="Arial" w:cs="Arial"/>
-          <w:color w:val="333333"/>
-          <w:sz w:val="19"/>
-          <w:szCs w:val="19"/>
-          <w:lang w:val="en"/>
-        </w:rPr>
-        <w:t>- Open your PowerShell terminal running the application or inspect AWS CloudWatch Log Streams.</w:t>
-      </w:r>
-      <w:r>
-        <w:rPr>
-          <w:rFonts w:ascii="Arial" w:eastAsia="Times New Roman" w:hAnsi="Arial" w:cs="Arial"/>
-          <w:color w:val="333333"/>
-          <w:sz w:val="19"/>
-          <w:szCs w:val="19"/>
-          <w:lang w:val="en"/>
-        </w:rPr>
-        <w:br/>
-        <w:t>- Locate the lines showing:</w:t>
-      </w:r>
-      <w:r>
-        <w:rPr>
-          <w:rFonts w:ascii="Arial" w:eastAsia="Times New Roman" w:hAnsi="Arial" w:cs="Arial"/>
-          <w:color w:val="333333"/>
-          <w:sz w:val="19"/>
-          <w:szCs w:val="19"/>
-          <w:lang w:val="en"/>
-        </w:rPr>
-        <w:br/>
-      </w:r>
-      <w:r>
-        <w:rPr>
-          <w:rStyle w:val="HTMLCode"/>
-          <w:color w:val="333333"/>
-          <w:lang w:val="en"/>
-        </w:rPr>
-        <w:t>[CRITICAL_ALERT] Incident simulation triggered! Item 'OnePlus 11R 5G' has stock=0</w:t>
-      </w:r>
-      <w:r>
-        <w:rPr>
-          <w:rFonts w:ascii="Arial" w:eastAsia="Times New Roman" w:hAnsi="Arial" w:cs="Arial"/>
-          <w:color w:val="333333"/>
-          <w:sz w:val="19"/>
-          <w:szCs w:val="19"/>
-          <w:lang w:val="en"/>
-        </w:rPr>
-        <w:br/>
-      </w:r>
-      <w:r>
-        <w:rPr>
-          <w:rStyle w:val="HTMLCode"/>
-          <w:color w:val="333333"/>
-          <w:lang w:val="en"/>
-        </w:rPr>
-        <w:t>Traceback (most recent call last): line 119, in checkout: _ = 100 / product["stock"]</w:t>
-      </w:r>
-      <w:r>
-        <w:rPr>
-          <w:rFonts w:ascii="Arial" w:eastAsia="Times New Roman" w:hAnsi="Arial" w:cs="Arial"/>
-          <w:color w:val="333333"/>
-          <w:sz w:val="19"/>
-          <w:szCs w:val="19"/>
-          <w:lang w:val="en"/>
-        </w:rPr>
-        <w:br/>
-      </w:r>
-      <w:r>
-        <w:rPr>
-          <w:rStyle w:val="HTMLCode"/>
-          <w:color w:val="333333"/>
-          <w:lang w:val="en"/>
-        </w:rPr>
-        <w:t>ZeroDivisionError: division by zero</w:t>
-      </w:r>
-      <w:r>
-        <w:rPr>
-          <w:rFonts w:ascii="Arial" w:eastAsia="Times New Roman" w:hAnsi="Arial" w:cs="Arial"/>
-          <w:color w:val="333333"/>
-          <w:sz w:val="19"/>
-          <w:szCs w:val="19"/>
-          <w:lang w:val="en"/>
-        </w:rPr>
-        <w:br/>
-        <w:t xml:space="preserve">- Capture the terminal output and paste it in this box. </w:t>
-      </w:r>
-    </w:p>
-    <w:p>
-      <w:pPr>
-        <w:jc w:val="center"/>
-        <w:divId w:val="2091191352"/>
-        <w:rPr>
-          <w:rFonts w:eastAsia="Times New Roman"/>
-          <w:b/>
-          <w:bCs/>
-          <w:color w:val="000000"/>
-          <w:sz w:val="19"/>
-          <w:szCs w:val="19"/>
-          <w:lang w:val="en"/>
-        </w:rPr>
-      </w:pPr>
-      <w:r>
-        <w:rPr>
-          <w:rFonts w:eastAsia="Times New Roman"/>
-          <w:b/>
-          <w:bCs/>
-          <w:color w:val="000000"/>
-          <w:sz w:val="19"/>
-          <w:szCs w:val="19"/>
-          <w:lang w:val="en"/>
-        </w:rPr>
-        <w:t>Figure 4: Unhandled Backend ZeroDivisionError Stack Trace Emitted to AWS CloudWatch Standard Output</w:t>
-      </w:r>
-    </w:p>
-    <w:p>
-      <w:pPr>
-        <w:pStyle w:val="Heading3"/>
-        <w:rPr>
-          <w:rFonts w:eastAsia="Times New Roman"/>
-          <w:color w:val="000000"/>
-          <w:lang w:val="en"/>
-        </w:rPr>
-      </w:pPr>
-      <w:r>
-        <w:rPr>
-          <w:rFonts w:eastAsia="Times New Roman"/>
-          <w:color w:val="000000"/>
-          <w:lang w:val="en"/>
-        </w:rPr>
-        <w:t>Step 4: AWS CloudWatch Metric Filter Pattern Matching &amp; Incident Ingestion</w:t>
-      </w:r>
-    </w:p>
-    <w:p>
-      <w:pPr>
-        <w:pStyle w:val="NormalWeb"/>
-        <w:rPr>
-          <w:color w:val="000000"/>
-          <w:sz w:val="22"/>
-          <w:szCs w:val="22"/>
-          <w:lang w:val="en"/>
-        </w:rPr>
-      </w:pPr>
-      <w:r>
-        <w:rPr>
-          <w:color w:val="000000"/>
-          <w:sz w:val="22"/>
-          <w:szCs w:val="22"/>
-          <w:lang w:val="en"/>
-        </w:rPr>
-        <w:t xml:space="preserve">In the AWS cloud environment, Amazon CloudWatch Logs continuously monitors the log group </w:t>
-      </w:r>
-      <w:r>
-        <w:rPr>
-          <w:rStyle w:val="HTMLCode"/>
-          <w:color w:val="000000"/>
-          <w:lang w:val="en"/>
-        </w:rPr>
-        <w:t>/aws/lambda/watchdog-target-app</w:t>
-      </w:r>
-      <w:r>
-        <w:rPr>
-          <w:color w:val="000000"/>
-          <w:sz w:val="22"/>
-          <w:szCs w:val="22"/>
-          <w:lang w:val="en"/>
-        </w:rPr>
-        <w:t xml:space="preserve">. A Metric Filter with pattern </w:t>
-      </w:r>
-      <w:r>
-        <w:rPr>
-          <w:rStyle w:val="HTMLCode"/>
-          <w:color w:val="000000"/>
-          <w:lang w:val="en"/>
-        </w:rPr>
-        <w:t>[CRITICAL_ALERT]</w:t>
-      </w:r>
-      <w:r>
-        <w:rPr>
-          <w:color w:val="000000"/>
-          <w:sz w:val="22"/>
-          <w:szCs w:val="22"/>
-          <w:lang w:val="en"/>
-        </w:rPr>
-        <w:t xml:space="preserve"> detects the incident instantaneously without requiring human log analysis. The filter fires an AWS CloudWatch Alarm, shifting state to </w:t>
-      </w:r>
-      <w:r>
-        <w:rPr>
-          <w:rStyle w:val="HTMLCode"/>
-          <w:color w:val="000000"/>
-          <w:lang w:val="en"/>
-        </w:rPr>
-        <w:t>ALARM</w:t>
-      </w:r>
-      <w:r>
-        <w:rPr>
-          <w:color w:val="000000"/>
-          <w:sz w:val="22"/>
-          <w:szCs w:val="22"/>
-          <w:lang w:val="en"/>
-        </w:rPr>
-        <w:t xml:space="preserve"> and executing an asynchronous trigger. </w:t>
-      </w:r>
-    </w:p>
-    <w:p>
-      <w:pPr>
-        <w:shd w:val="clear" w:color="auto" w:fill="FAFAFA"/>
-        <w:jc w:val="center"/>
-        <w:divId w:val="1118910349"/>
-        <w:rPr>
-          <w:rFonts w:eastAsia="Times New Roman"/>
-          <w:b/>
-          <w:bCs/>
-          <w:caps/>
-          <w:color w:val="000000"/>
-          <w:sz w:val="22"/>
-          <w:szCs w:val="22"/>
-          <w:lang w:val="en"/>
-        </w:rPr>
-      </w:pPr>
-      <w:r>
-        <w:rPr>
-          <w:rFonts w:eastAsia="Times New Roman"/>
-          <w:b/>
-          <w:bCs/>
-          <w:caps/>
-          <w:color w:val="000000"/>
-          <w:sz w:val="22"/>
-          <w:szCs w:val="22"/>
-          <w:lang w:val="en"/>
-        </w:rPr>
-        <w:t>[PASTE SNAPSHOT 4: SRE DASHBOARD &amp; CLOUDWATCH INCIDENT TELEMETRY]</w:t>
-      </w:r>
-    </w:p>
-    <w:p>
-      <w:pPr>
-        <w:shd w:val="clear" w:color="auto" w:fill="FFFFFF"/>
-        <w:divId w:val="630330955"/>
-        <w:rPr>
-          <w:rFonts w:ascii="Arial" w:eastAsia="Times New Roman" w:hAnsi="Arial" w:cs="Arial"/>
-          <w:color w:val="333333"/>
-          <w:sz w:val="19"/>
-          <w:szCs w:val="19"/>
-          <w:lang w:val="en"/>
-        </w:rPr>
-      </w:pPr>
-      <w:r>
-        <w:rPr>
-          <w:rStyle w:val="Strong"/>
-          <w:rFonts w:ascii="Arial" w:eastAsia="Times New Roman" w:hAnsi="Arial" w:cs="Arial"/>
-          <w:color w:val="333333"/>
-          <w:sz w:val="19"/>
-          <w:szCs w:val="19"/>
-          <w:lang w:val="en"/>
-        </w:rPr>
-        <w:t>HOW TO CAPTURE:</w:t>
-      </w:r>
-      <w:r>
-        <w:rPr>
-          <w:rFonts w:ascii="Arial" w:eastAsia="Times New Roman" w:hAnsi="Arial" w:cs="Arial"/>
-          <w:color w:val="333333"/>
-          <w:sz w:val="19"/>
-          <w:szCs w:val="19"/>
-          <w:lang w:val="en"/>
-        </w:rPr>
-        <w:br/>
-      </w:r>
-      <w:r>
-        <w:rPr>
-          <w:rFonts w:ascii="Arial" w:eastAsia="Times New Roman" w:hAnsi="Arial" w:cs="Arial"/>
-          <w:color w:val="333333"/>
-          <w:sz w:val="19"/>
-          <w:szCs w:val="19"/>
-          <w:lang w:val="en"/>
-        </w:rPr>
-        <w:t xml:space="preserve">- At the top of </w:t>
-      </w:r>
-      <w:r>
-        <w:rPr>
-          <w:rStyle w:val="HTMLCode"/>
-          <w:color w:val="333333"/>
-          <w:lang w:val="en"/>
-        </w:rPr>
-        <w:t>http://127.0.0.1:5000/</w:t>
-      </w:r>
-      <w:r>
-        <w:rPr>
-          <w:rFonts w:ascii="Arial" w:eastAsia="Times New Roman" w:hAnsi="Arial" w:cs="Arial"/>
-          <w:color w:val="333333"/>
-          <w:sz w:val="19"/>
-          <w:szCs w:val="19"/>
-          <w:lang w:val="en"/>
-        </w:rPr>
-        <w:t xml:space="preserve">, click </w:t>
-      </w:r>
-      <w:r>
-        <w:rPr>
-          <w:rStyle w:val="Strong"/>
-          <w:rFonts w:ascii="Arial" w:eastAsia="Times New Roman" w:hAnsi="Arial" w:cs="Arial"/>
-          <w:color w:val="333333"/>
-          <w:sz w:val="19"/>
-          <w:szCs w:val="19"/>
-          <w:lang w:val="en"/>
-        </w:rPr>
-        <w:t>"2. Developer &amp; SRE Backstage"</w:t>
-      </w:r>
-      <w:r>
-        <w:rPr>
-          <w:rFonts w:ascii="Arial" w:eastAsia="Times New Roman" w:hAnsi="Arial" w:cs="Arial"/>
-          <w:color w:val="333333"/>
-          <w:sz w:val="19"/>
-          <w:szCs w:val="19"/>
-          <w:lang w:val="en"/>
-        </w:rPr>
-        <w:t>.</w:t>
-      </w:r>
-      <w:r>
-        <w:rPr>
-          <w:rFonts w:ascii="Arial" w:eastAsia="Times New Roman" w:hAnsi="Arial" w:cs="Arial"/>
-          <w:color w:val="333333"/>
-          <w:sz w:val="19"/>
-          <w:szCs w:val="19"/>
-          <w:lang w:val="en"/>
-        </w:rPr>
-        <w:br/>
-        <w:t>- Capture the telemetry dashboard showing Cloud Monitoring active status, the critical incident notification badge, and the real-time AWS CloudWatch log viewer.</w:t>
-      </w:r>
-      <w:r>
-        <w:rPr>
-          <w:rFonts w:ascii="Arial" w:eastAsia="Times New Roman" w:hAnsi="Arial" w:cs="Arial"/>
-          <w:color w:val="333333"/>
-          <w:sz w:val="19"/>
-          <w:szCs w:val="19"/>
-          <w:lang w:val="en"/>
-        </w:rPr>
-        <w:br/>
-        <w:t xml:space="preserve">- (Alternatively: Capture AWS CloudWatch Console &gt; Log groups &gt; </w:t>
-      </w:r>
-      <w:r>
-        <w:rPr>
-          <w:rStyle w:val="HTMLCode"/>
-          <w:color w:val="333333"/>
-          <w:lang w:val="en"/>
-        </w:rPr>
-        <w:t>/aws/lambda/watchdog-target-app</w:t>
-      </w:r>
-      <w:r>
-        <w:rPr>
-          <w:rFonts w:ascii="Arial" w:eastAsia="Times New Roman" w:hAnsi="Arial" w:cs="Arial"/>
-          <w:color w:val="333333"/>
-          <w:sz w:val="19"/>
-          <w:szCs w:val="19"/>
-          <w:lang w:val="en"/>
-        </w:rPr>
-        <w:t>).</w:t>
-      </w:r>
-      <w:r>
-        <w:rPr>
-          <w:rFonts w:ascii="Arial" w:eastAsia="Times New Roman" w:hAnsi="Arial" w:cs="Arial"/>
-          <w:color w:val="333333"/>
-          <w:sz w:val="19"/>
-          <w:szCs w:val="19"/>
-          <w:lang w:val="en"/>
-        </w:rPr>
-        <w:br/>
-        <w:t xml:space="preserve">- Paste the screenshot in this box. </w:t>
-      </w:r>
-    </w:p>
-    <w:p>
-      <w:pPr>
-        <w:jc w:val="center"/>
-        <w:divId w:val="1101334080"/>
-        <w:rPr>
-          <w:rFonts w:eastAsia="Times New Roman"/>
-          <w:b/>
-          <w:bCs/>
-          <w:color w:val="000000"/>
-          <w:sz w:val="19"/>
-          <w:szCs w:val="19"/>
-          <w:lang w:val="en"/>
-        </w:rPr>
-      </w:pPr>
-      <w:r>
-        <w:rPr>
-          <w:rFonts w:eastAsia="Times New Roman"/>
-          <w:b/>
-          <w:bCs/>
-          <w:color w:val="000000"/>
-          <w:sz w:val="19"/>
-          <w:szCs w:val="19"/>
-          <w:lang w:val="en"/>
-        </w:rPr>
-        <w:t>Figure 5: SRE Backstage Console Displaying Live CloudWatch Telemetry and Active Incident Alert</w:t>
-      </w:r>
-    </w:p>
-    <w:p>
-      <w:pPr>
-        <w:pStyle w:val="Heading3"/>
-        <w:rPr>
-          <w:rFonts w:eastAsia="Times New Roman"/>
-          <w:color w:val="000000"/>
-          <w:lang w:val="en"/>
-        </w:rPr>
-      </w:pPr>
-      <w:r>
-        <w:rPr>
-          <w:rFonts w:eastAsia="Times New Roman"/>
-          <w:color w:val="000000"/>
-          <w:lang w:val="en"/>
-        </w:rPr>
-        <w:t xml:space="preserve">Step 5: Watchdog Serverless Orchestrator &amp; </w:t>
-      </w:r>
-      <w:r>
-        <w:rPr>
-          <w:rFonts w:eastAsia="Times New Roman"/>
-          <w:color w:val="000000"/>
-          <w:lang w:val="en"/>
-        </w:rPr>
-        <w:t>Forensic S3 Evidence Vault Storage</w:t>
-      </w:r>
-    </w:p>
-    <w:p>
-      <w:pPr>
-        <w:pStyle w:val="NormalWeb"/>
-        <w:rPr>
-          <w:color w:val="000000"/>
-          <w:sz w:val="22"/>
-          <w:szCs w:val="22"/>
-          <w:lang w:val="en"/>
-        </w:rPr>
-      </w:pPr>
-      <w:r>
-        <w:rPr>
-          <w:color w:val="000000"/>
-          <w:sz w:val="22"/>
-          <w:szCs w:val="22"/>
-          <w:lang w:val="en"/>
-        </w:rPr>
-        <w:t xml:space="preserve">Upon log pattern matching, Amazon CloudWatch activates the serverless </w:t>
-      </w:r>
-      <w:r>
-        <w:rPr>
-          <w:rStyle w:val="Strong"/>
-          <w:color w:val="000000"/>
-          <w:sz w:val="22"/>
-          <w:szCs w:val="22"/>
-          <w:lang w:val="en"/>
-        </w:rPr>
-        <w:t>AWS Lambda Watchdog</w:t>
-      </w:r>
-      <w:r>
-        <w:rPr>
-          <w:color w:val="000000"/>
-          <w:sz w:val="22"/>
-          <w:szCs w:val="22"/>
-          <w:lang w:val="en"/>
-        </w:rPr>
-        <w:t xml:space="preserve"> (</w:t>
-      </w:r>
-      <w:r>
-        <w:rPr>
-          <w:rStyle w:val="HTMLCode"/>
-          <w:color w:val="000000"/>
-          <w:lang w:val="en"/>
-        </w:rPr>
-        <w:t>watchdog-incident-creator</w:t>
-      </w:r>
-      <w:r>
-        <w:rPr>
-          <w:color w:val="000000"/>
-          <w:sz w:val="22"/>
-          <w:szCs w:val="22"/>
-          <w:lang w:val="en"/>
-        </w:rPr>
-        <w:t xml:space="preserve">). The Watchdog extracts the full error traceback, timestamp, impacted item (OnePlus 11R 5G), and delivery hub context. </w:t>
-      </w:r>
-    </w:p>
-    <w:p>
-      <w:pPr>
-        <w:pStyle w:val="NormalWeb"/>
-        <w:rPr>
-          <w:color w:val="000000"/>
-          <w:sz w:val="22"/>
-          <w:szCs w:val="22"/>
-          <w:lang w:val="en"/>
-        </w:rPr>
-      </w:pPr>
-      <w:r>
-        <w:rPr>
-          <w:color w:val="000000"/>
-          <w:sz w:val="22"/>
-          <w:szCs w:val="22"/>
-          <w:lang w:val="en"/>
-        </w:rPr>
-        <w:t xml:space="preserve">To ensure immutable auditability and prevent log tampering, the Watchdog connects via </w:t>
-      </w:r>
-      <w:r>
-        <w:rPr>
-          <w:rStyle w:val="HTMLCode"/>
-          <w:color w:val="000000"/>
-          <w:lang w:val="en"/>
-        </w:rPr>
-        <w:t>boto3</w:t>
-      </w:r>
-      <w:r>
-        <w:rPr>
-          <w:color w:val="000000"/>
-          <w:sz w:val="22"/>
-          <w:szCs w:val="22"/>
-          <w:lang w:val="en"/>
-        </w:rPr>
-        <w:t xml:space="preserve"> to Amazon Simple Storage Service (S3) and stores a tamper-proof forensic JSON dump in the private S3 bucket </w:t>
-      </w:r>
-      <w:r>
-        <w:rPr>
-          <w:rStyle w:val="HTMLCode"/>
-          <w:color w:val="000000"/>
-          <w:lang w:val="en"/>
-        </w:rPr>
-        <w:t>devops-incident-watchdog-logs-401537512022</w:t>
-      </w:r>
-      <w:r>
-        <w:rPr>
-          <w:color w:val="000000"/>
-          <w:sz w:val="22"/>
-          <w:szCs w:val="22"/>
-          <w:lang w:val="en"/>
-        </w:rPr>
-        <w:t xml:space="preserve"> under the key: </w:t>
-      </w:r>
-      <w:r>
-        <w:rPr>
-          <w:rStyle w:val="HTMLCode"/>
-          <w:color w:val="000000"/>
-          <w:lang w:val="en"/>
-        </w:rPr>
-        <w:t>incidents/2026-10-14/INC-1791945923-07CD12B5.json</w:t>
-      </w:r>
-      <w:r>
-        <w:rPr>
-          <w:color w:val="000000"/>
-          <w:sz w:val="22"/>
-          <w:szCs w:val="22"/>
-          <w:lang w:val="en"/>
-        </w:rPr>
-        <w:t xml:space="preserve"> (369 bytes). </w:t>
-      </w:r>
-    </w:p>
-    <w:p>
-      <w:pPr>
-        <w:shd w:val="clear" w:color="auto" w:fill="FAFAFA"/>
-        <w:jc w:val="center"/>
-        <w:divId w:val="1512060313"/>
-        <w:rPr>
-          <w:rFonts w:eastAsia="Times New Roman"/>
-          <w:b/>
-          <w:bCs/>
-          <w:caps/>
-          <w:color w:val="000000"/>
-          <w:sz w:val="22"/>
-          <w:szCs w:val="22"/>
-          <w:lang w:val="en"/>
-        </w:rPr>
-      </w:pPr>
-      <w:r>
-        <w:rPr>
-          <w:rFonts w:eastAsia="Times New Roman"/>
-          <w:b/>
-          <w:bCs/>
-          <w:caps/>
-          <w:color w:val="000000"/>
-          <w:sz w:val="22"/>
-          <w:szCs w:val="22"/>
-          <w:lang w:val="en"/>
-        </w:rPr>
-        <w:t>[PASTE SNAPSHOT 5: AMAZON S3 CRASH DUMP FORENSIC VAULT]</w:t>
-      </w:r>
-    </w:p>
-    <w:p>
-      <w:pPr>
-        <w:shd w:val="clear" w:color="auto" w:fill="FFFFFF"/>
-        <w:divId w:val="1306274261"/>
-        <w:rPr>
-          <w:rFonts w:ascii="Arial" w:eastAsia="Times New Roman" w:hAnsi="Arial" w:cs="Arial"/>
-          <w:color w:val="333333"/>
-          <w:sz w:val="19"/>
-          <w:szCs w:val="19"/>
-          <w:lang w:val="en"/>
-        </w:rPr>
-      </w:pPr>
-      <w:r>
-        <w:rPr>
-          <w:rStyle w:val="Strong"/>
-          <w:rFonts w:ascii="Arial" w:eastAsia="Times New Roman" w:hAnsi="Arial" w:cs="Arial"/>
-          <w:color w:val="333333"/>
-          <w:sz w:val="19"/>
-          <w:szCs w:val="19"/>
-          <w:lang w:val="en"/>
-        </w:rPr>
-        <w:t>HOW TO CAPTURE:</w:t>
-      </w:r>
-      <w:r>
-        <w:rPr>
-          <w:rFonts w:ascii="Arial" w:eastAsia="Times New Roman" w:hAnsi="Arial" w:cs="Arial"/>
-          <w:color w:val="333333"/>
-          <w:sz w:val="19"/>
-          <w:szCs w:val="19"/>
-          <w:lang w:val="en"/>
-        </w:rPr>
-        <w:br/>
-        <w:t>- Open AWS Management Console &gt; Amazon S3.</w:t>
-      </w:r>
-      <w:r>
-        <w:rPr>
-          <w:rFonts w:ascii="Arial" w:eastAsia="Times New Roman" w:hAnsi="Arial" w:cs="Arial"/>
-          <w:color w:val="333333"/>
-          <w:sz w:val="19"/>
-          <w:szCs w:val="19"/>
-          <w:lang w:val="en"/>
-        </w:rPr>
-        <w:br/>
-        <w:t xml:space="preserve">- Navigate to bucket: </w:t>
-      </w:r>
-      <w:r>
-        <w:rPr>
-          <w:rStyle w:val="HTMLCode"/>
-          <w:color w:val="333333"/>
-          <w:lang w:val="en"/>
-        </w:rPr>
-        <w:t>devops-incident-watchdog-logs-401537512022</w:t>
-      </w:r>
-      <w:r>
-        <w:rPr>
-          <w:rFonts w:ascii="Arial" w:eastAsia="Times New Roman" w:hAnsi="Arial" w:cs="Arial"/>
-          <w:color w:val="333333"/>
-          <w:sz w:val="19"/>
-          <w:szCs w:val="19"/>
-          <w:lang w:val="en"/>
-        </w:rPr>
-        <w:t xml:space="preserve"> &gt; folder </w:t>
-      </w:r>
-      <w:r>
-        <w:rPr>
-          <w:rStyle w:val="HTMLCode"/>
-          <w:color w:val="333333"/>
-          <w:lang w:val="en"/>
-        </w:rPr>
-        <w:t>incidents/2026-10-14/</w:t>
-      </w:r>
-      <w:r>
-        <w:rPr>
-          <w:rFonts w:ascii="Arial" w:eastAsia="Times New Roman" w:hAnsi="Arial" w:cs="Arial"/>
-          <w:color w:val="333333"/>
-          <w:sz w:val="19"/>
-          <w:szCs w:val="19"/>
-          <w:lang w:val="en"/>
-        </w:rPr>
-        <w:t>.</w:t>
-      </w:r>
-      <w:r>
-        <w:rPr>
-          <w:rFonts w:ascii="Arial" w:eastAsia="Times New Roman" w:hAnsi="Arial" w:cs="Arial"/>
-          <w:color w:val="333333"/>
-          <w:sz w:val="19"/>
-          <w:szCs w:val="19"/>
-          <w:lang w:val="en"/>
-        </w:rPr>
-        <w:br/>
-        <w:t xml:space="preserve">- Capture the screen showing the file </w:t>
-      </w:r>
-      <w:r>
-        <w:rPr>
-          <w:rStyle w:val="HTMLCode"/>
-          <w:color w:val="333333"/>
-          <w:lang w:val="en"/>
-        </w:rPr>
-        <w:t>INC-1791945923-07CD12B5.json</w:t>
-      </w:r>
-      <w:r>
-        <w:rPr>
-          <w:rFonts w:ascii="Arial" w:eastAsia="Times New Roman" w:hAnsi="Arial" w:cs="Arial"/>
-          <w:color w:val="333333"/>
-          <w:sz w:val="19"/>
-          <w:szCs w:val="19"/>
-          <w:lang w:val="en"/>
-        </w:rPr>
-        <w:t xml:space="preserve"> (369 bytes).</w:t>
-      </w:r>
-      <w:r>
-        <w:rPr>
-          <w:rFonts w:ascii="Arial" w:eastAsia="Times New Roman" w:hAnsi="Arial" w:cs="Arial"/>
-          <w:color w:val="333333"/>
-          <w:sz w:val="19"/>
-          <w:szCs w:val="19"/>
-          <w:lang w:val="en"/>
-        </w:rPr>
-        <w:br/>
-        <w:t xml:space="preserve">- (Alternatively: Run </w:t>
-      </w:r>
-      <w:r>
-        <w:rPr>
-          <w:rStyle w:val="HTMLCode"/>
-          <w:color w:val="333333"/>
-          <w:lang w:val="en"/>
-        </w:rPr>
-        <w:t>python -c "import boto3; sc=boto3.client('s3', region_name='ap-southeast-2'); print(sc.list_objects_v2(Bucket='devops-incident-watchdog-logs-401537512022')['Contents'])"</w:t>
-      </w:r>
-      <w:r>
-        <w:rPr>
-          <w:rFonts w:ascii="Arial" w:eastAsia="Times New Roman" w:hAnsi="Arial" w:cs="Arial"/>
-          <w:color w:val="333333"/>
-          <w:sz w:val="19"/>
-          <w:szCs w:val="19"/>
-          <w:lang w:val="en"/>
-        </w:rPr>
-        <w:t xml:space="preserve"> in terminal and capture the output).</w:t>
-      </w:r>
-      <w:r>
-        <w:rPr>
-          <w:rFonts w:ascii="Arial" w:eastAsia="Times New Roman" w:hAnsi="Arial" w:cs="Arial"/>
-          <w:color w:val="333333"/>
-          <w:sz w:val="19"/>
-          <w:szCs w:val="19"/>
-          <w:lang w:val="en"/>
-        </w:rPr>
-        <w:br/>
-        <w:t xml:space="preserve">- Paste the screenshot in this box. </w:t>
-      </w:r>
-    </w:p>
-    <w:p>
-      <w:pPr>
-        <w:jc w:val="center"/>
-        <w:divId w:val="1303653240"/>
-        <w:rPr>
-          <w:rFonts w:eastAsia="Times New Roman"/>
-          <w:b/>
-          <w:bCs/>
-          <w:color w:val="000000"/>
-          <w:sz w:val="19"/>
-          <w:szCs w:val="19"/>
-          <w:lang w:val="en"/>
-        </w:rPr>
-      </w:pPr>
-      <w:r>
-        <w:rPr>
-          <w:rFonts w:eastAsia="Times New Roman"/>
-          <w:b/>
-          <w:bCs/>
-          <w:color w:val="000000"/>
-          <w:sz w:val="19"/>
-          <w:szCs w:val="19"/>
-          <w:lang w:val="en"/>
-        </w:rPr>
-        <w:t>Figure 6: Immutable Incident Forensic Evidence Archived in Private Amazon S3 Vault</w:t>
-      </w:r>
-    </w:p>
-    <w:p>
-      <w:pPr>
-        <w:pStyle w:val="Heading3"/>
-        <w:rPr>
-          <w:rFonts w:eastAsia="Times New Roman"/>
-          <w:color w:val="000000"/>
-          <w:lang w:val="en"/>
-        </w:rPr>
-      </w:pPr>
-      <w:r>
-        <w:rPr>
-          <w:rFonts w:eastAsia="Times New Roman"/>
-          <w:color w:val="000000"/>
-          <w:lang w:val="en"/>
-        </w:rPr>
-        <w:t>Step 6: Automated Agile Bug User Story Creation on GitHub Issues</w:t>
-      </w:r>
-    </w:p>
-    <w:p>
-      <w:pPr>
-        <w:pStyle w:val="NormalWeb"/>
-        <w:rPr>
-          <w:color w:val="000000"/>
-          <w:sz w:val="22"/>
-          <w:szCs w:val="22"/>
-          <w:lang w:val="en"/>
-        </w:rPr>
-      </w:pPr>
-      <w:r>
-        <w:rPr>
-          <w:color w:val="000000"/>
-          <w:sz w:val="22"/>
-          <w:szCs w:val="22"/>
-          <w:lang w:val="en"/>
-        </w:rPr>
-        <w:t>Simultaneously with S3 archival, the Watchdog issues an authenticated HTTP POST request to the GitHub Issues REST API v3 (</w:t>
-      </w:r>
-      <w:r>
-        <w:rPr>
-          <w:rStyle w:val="HTMLCode"/>
-          <w:color w:val="000000"/>
-          <w:lang w:val="en"/>
-        </w:rPr>
-        <w:t>https://api.github.com/repos/hemalexe/devopss-incident-watchdog/issues</w:t>
-      </w:r>
-      <w:r>
-        <w:rPr>
-          <w:color w:val="000000"/>
-          <w:sz w:val="22"/>
-          <w:szCs w:val="22"/>
-          <w:lang w:val="en"/>
-        </w:rPr>
-        <w:t>). It converts the technical crash telemetry into a formalized Agile Bug User Story with priority labels (</w:t>
-      </w:r>
-      <w:r>
-        <w:rPr>
-          <w:rStyle w:val="HTMLCode"/>
-          <w:color w:val="000000"/>
-          <w:lang w:val="en"/>
-        </w:rPr>
-        <w:t>incident</w:t>
-      </w:r>
-      <w:r>
-        <w:rPr>
-          <w:color w:val="000000"/>
-          <w:sz w:val="22"/>
-          <w:szCs w:val="22"/>
-          <w:lang w:val="en"/>
-        </w:rPr>
-        <w:t xml:space="preserve">, </w:t>
-      </w:r>
-      <w:r>
-        <w:rPr>
-          <w:rStyle w:val="HTMLCode"/>
-          <w:color w:val="000000"/>
-          <w:lang w:val="en"/>
-        </w:rPr>
-        <w:t>p1-critical</w:t>
-      </w:r>
-      <w:r>
-        <w:rPr>
-          <w:color w:val="000000"/>
-          <w:sz w:val="22"/>
-          <w:szCs w:val="22"/>
-          <w:lang w:val="en"/>
-        </w:rPr>
-        <w:t xml:space="preserve">, </w:t>
-      </w:r>
-      <w:r>
-        <w:rPr>
-          <w:rStyle w:val="HTMLCode"/>
-          <w:color w:val="000000"/>
-          <w:lang w:val="en"/>
-        </w:rPr>
-        <w:t>auto-generated</w:t>
-      </w:r>
-      <w:r>
-        <w:rPr>
-          <w:color w:val="000000"/>
-          <w:sz w:val="22"/>
-          <w:szCs w:val="22"/>
-          <w:lang w:val="en"/>
-        </w:rPr>
-        <w:t xml:space="preserve">) and an actionable Definition of Done checklist. </w:t>
-      </w:r>
-    </w:p>
-    <w:p>
-      <w:pPr>
-        <w:shd w:val="clear" w:color="auto" w:fill="FAFAFA"/>
-        <w:jc w:val="center"/>
-        <w:divId w:val="498469463"/>
-        <w:rPr>
-          <w:rFonts w:eastAsia="Times New Roman"/>
-          <w:b/>
-          <w:bCs/>
-          <w:caps/>
-          <w:color w:val="000000"/>
-          <w:sz w:val="22"/>
-          <w:szCs w:val="22"/>
-          <w:lang w:val="en"/>
-        </w:rPr>
-      </w:pPr>
-      <w:r>
-        <w:rPr>
-          <w:rFonts w:eastAsia="Times New Roman"/>
-          <w:b/>
-          <w:bCs/>
-          <w:caps/>
-          <w:color w:val="000000"/>
-          <w:sz w:val="22"/>
-          <w:szCs w:val="22"/>
-          <w:lang w:val="en"/>
-        </w:rPr>
-        <w:t>[PASTE SNAPSHOT 6: AUTO-GENERATED AGILE USER STORY ON GITHUB ISSUES]</w:t>
-      </w:r>
-    </w:p>
-    <w:p>
-      <w:pPr>
-        <w:shd w:val="clear" w:color="auto" w:fill="FFFFFF"/>
-        <w:divId w:val="759837805"/>
-        <w:rPr>
-          <w:rFonts w:ascii="Arial" w:eastAsia="Times New Roman" w:hAnsi="Arial" w:cs="Arial"/>
-          <w:color w:val="333333"/>
-          <w:sz w:val="19"/>
-          <w:szCs w:val="19"/>
-          <w:lang w:val="en"/>
-        </w:rPr>
-      </w:pPr>
-      <w:r>
-        <w:rPr>
-          <w:rStyle w:val="Strong"/>
-          <w:rFonts w:ascii="Arial" w:eastAsia="Times New Roman" w:hAnsi="Arial" w:cs="Arial"/>
-          <w:color w:val="333333"/>
-          <w:sz w:val="19"/>
-          <w:szCs w:val="19"/>
-          <w:lang w:val="en"/>
-        </w:rPr>
-        <w:t>HOW TO CAPTURE:</w:t>
-      </w:r>
-      <w:r>
-        <w:rPr>
-          <w:rFonts w:ascii="Arial" w:eastAsia="Times New Roman" w:hAnsi="Arial" w:cs="Arial"/>
-          <w:color w:val="333333"/>
-          <w:sz w:val="19"/>
-          <w:szCs w:val="19"/>
-          <w:lang w:val="en"/>
-        </w:rPr>
-        <w:br/>
-        <w:t xml:space="preserve">- Open your browser to: </w:t>
-      </w:r>
-      <w:r>
-        <w:rPr>
-          <w:rStyle w:val="HTMLCode"/>
-          <w:color w:val="333333"/>
-          <w:lang w:val="en"/>
-        </w:rPr>
-        <w:t>https://github.com/hemalexe/devopss-incident-watchdog/issues/1</w:t>
-      </w:r>
-      <w:r>
-        <w:rPr>
-          <w:rFonts w:ascii="Arial" w:eastAsia="Times New Roman" w:hAnsi="Arial" w:cs="Arial"/>
-          <w:color w:val="333333"/>
-          <w:sz w:val="19"/>
-          <w:szCs w:val="19"/>
-          <w:lang w:val="en"/>
-        </w:rPr>
-        <w:br/>
-        <w:t>- Capture the issue body showing:</w:t>
-      </w:r>
-      <w:r>
-        <w:rPr>
-          <w:rFonts w:ascii="Arial" w:eastAsia="Times New Roman" w:hAnsi="Arial" w:cs="Arial"/>
-          <w:color w:val="333333"/>
-          <w:sz w:val="19"/>
-          <w:szCs w:val="19"/>
-          <w:lang w:val="en"/>
-        </w:rPr>
-        <w:br/>
-        <w:t xml:space="preserve">• Title: </w:t>
-      </w:r>
-      <w:r>
-        <w:rPr>
-          <w:rStyle w:val="Emphasis"/>
-          <w:rFonts w:ascii="Arial" w:eastAsia="Times New Roman" w:hAnsi="Arial" w:cs="Arial"/>
-          <w:color w:val="333333"/>
-          <w:sz w:val="19"/>
-          <w:szCs w:val="19"/>
-          <w:lang w:val="en"/>
-        </w:rPr>
-        <w:t>"Automated Incident Report: DevOps Incident Watchdog"</w:t>
-      </w:r>
-      <w:r>
-        <w:rPr>
-          <w:rFonts w:ascii="Arial" w:eastAsia="Times New Roman" w:hAnsi="Arial" w:cs="Arial"/>
-          <w:color w:val="333333"/>
-          <w:sz w:val="19"/>
-          <w:szCs w:val="19"/>
-          <w:lang w:val="en"/>
-        </w:rPr>
-        <w:br/>
-        <w:t>• Agile User Story (</w:t>
-      </w:r>
-      <w:r>
-        <w:rPr>
-          <w:rStyle w:val="Emphasis"/>
-          <w:rFonts w:ascii="Arial" w:eastAsia="Times New Roman" w:hAnsi="Arial" w:cs="Arial"/>
-          <w:color w:val="333333"/>
-          <w:sz w:val="19"/>
-          <w:szCs w:val="19"/>
-          <w:lang w:val="en"/>
-        </w:rPr>
-        <w:t>"As an Agile Team member, I need to resolve unhandled ZeroDivisionError..."</w:t>
-      </w:r>
-      <w:r>
-        <w:rPr>
-          <w:rFonts w:ascii="Arial" w:eastAsia="Times New Roman" w:hAnsi="Arial" w:cs="Arial"/>
-          <w:color w:val="333333"/>
-          <w:sz w:val="19"/>
-          <w:szCs w:val="19"/>
-          <w:lang w:val="en"/>
-        </w:rPr>
-        <w:t>)</w:t>
-      </w:r>
-      <w:r>
-        <w:rPr>
-          <w:rFonts w:ascii="Arial" w:eastAsia="Times New Roman" w:hAnsi="Arial" w:cs="Arial"/>
-          <w:color w:val="333333"/>
-          <w:sz w:val="19"/>
-          <w:szCs w:val="19"/>
-          <w:lang w:val="en"/>
-        </w:rPr>
-        <w:br/>
-        <w:t>• Diagnostics Table with Incident ID and Amazon S3 Vault URI.</w:t>
-      </w:r>
-      <w:r>
-        <w:rPr>
-          <w:rFonts w:ascii="Arial" w:eastAsia="Times New Roman" w:hAnsi="Arial" w:cs="Arial"/>
-          <w:color w:val="333333"/>
-          <w:sz w:val="19"/>
-          <w:szCs w:val="19"/>
-          <w:lang w:val="en"/>
-        </w:rPr>
-        <w:br/>
-        <w:t>• Acceptance Criteria Definition of Done Checklist.</w:t>
-      </w:r>
-      <w:r>
-        <w:rPr>
-          <w:rFonts w:ascii="Arial" w:eastAsia="Times New Roman" w:hAnsi="Arial" w:cs="Arial"/>
-          <w:color w:val="333333"/>
-          <w:sz w:val="19"/>
-          <w:szCs w:val="19"/>
-          <w:lang w:val="en"/>
-        </w:rPr>
-        <w:br/>
-        <w:t xml:space="preserve">- Paste the screenshot in this box. </w:t>
-      </w:r>
-    </w:p>
-    <w:p>
-      <w:pPr>
-        <w:jc w:val="center"/>
-        <w:divId w:val="2074505428"/>
-        <w:rPr>
-          <w:rFonts w:eastAsia="Times New Roman"/>
-          <w:b/>
-          <w:bCs/>
-          <w:color w:val="000000"/>
-          <w:sz w:val="19"/>
-          <w:szCs w:val="19"/>
-          <w:lang w:val="en"/>
-        </w:rPr>
-      </w:pPr>
-      <w:r>
-        <w:rPr>
-          <w:rFonts w:eastAsia="Times New Roman"/>
-          <w:b/>
-          <w:bCs/>
-          <w:color w:val="000000"/>
-          <w:sz w:val="19"/>
-          <w:szCs w:val="19"/>
-          <w:lang w:val="en"/>
-        </w:rPr>
-        <w:t>Figure 7: Automated Agile Bug User Story Populated into GitHub Issues Sprint Backlog</w:t>
-      </w:r>
-    </w:p>
-    <w:p>
-      <w:pPr>
-        <w:pStyle w:val="Heading3"/>
-        <w:rPr>
-          <w:rFonts w:eastAsia="Times New Roman"/>
-          <w:color w:val="000000"/>
-          <w:lang w:val="en"/>
-        </w:rPr>
-      </w:pPr>
-      <w:r>
-        <w:rPr>
-          <w:rFonts w:eastAsia="Times New Roman"/>
-          <w:color w:val="000000"/>
-          <w:lang w:val="en"/>
-        </w:rPr>
-        <w:t>Step 7: Automated CI/CD Regression Pipeline &amp; Zero-Touch Incident Resolution</w:t>
-      </w:r>
-    </w:p>
-    <w:p>
-      <w:pPr>
-        <w:pStyle w:val="NormalWeb"/>
-        <w:rPr>
-          <w:color w:val="000000"/>
-          <w:sz w:val="22"/>
-          <w:szCs w:val="22"/>
-          <w:lang w:val="en"/>
-        </w:rPr>
-      </w:pPr>
-      <w:r>
-        <w:rPr>
-          <w:color w:val="000000"/>
-          <w:sz w:val="22"/>
-          <w:szCs w:val="22"/>
-          <w:lang w:val="en"/>
-        </w:rPr>
-        <w:t xml:space="preserve">The assigned developer inspects the automated ticket and implements defensive boundary checking in </w:t>
-      </w:r>
-      <w:r>
-        <w:rPr>
-          <w:rStyle w:val="HTMLCode"/>
-          <w:color w:val="000000"/>
-          <w:lang w:val="en"/>
-        </w:rPr>
-        <w:t>app/app.py</w:t>
-      </w:r>
-      <w:r>
-        <w:rPr>
-          <w:color w:val="000000"/>
-          <w:sz w:val="22"/>
-          <w:szCs w:val="22"/>
-          <w:lang w:val="en"/>
-        </w:rPr>
-        <w:t xml:space="preserve">: </w:t>
-      </w:r>
-    </w:p>
-    <w:p>
-      <w:pPr>
-        <w:pStyle w:val="HTMLPreformatted"/>
-        <w:rPr>
-          <w:color w:val="000000"/>
-          <w:lang w:val="en"/>
-        </w:rPr>
-      </w:pPr>
-    </w:p>
-    <w:p>
-      <w:pPr>
-        <w:pStyle w:val="HTMLPreformatted"/>
-        <w:rPr>
-          <w:color w:val="000000"/>
-          <w:lang w:val="en"/>
-        </w:rPr>
-      </w:pPr>
-      <w:r>
-        <w:rPr>
-          <w:color w:val="000000"/>
-          <w:lang w:val="en"/>
-        </w:rPr>
-        <w:t># Corrected implementation in app/app.py (Defensive Zero-Stock Guard)</w:t>
-      </w:r>
-    </w:p>
-    <w:p>
-      <w:pPr>
-        <w:pStyle w:val="HTMLPreformatted"/>
-        <w:rPr>
-          <w:color w:val="000000"/>
-          <w:lang w:val="en"/>
-        </w:rPr>
-      </w:pPr>
-      <w:r>
-        <w:rPr>
-          <w:color w:val="000000"/>
-          <w:lang w:val="en"/>
-        </w:rPr>
-        <w:t>if product["stock"] &lt;= 0:</w:t>
-      </w:r>
-    </w:p>
-    <w:p>
-      <w:pPr>
-        <w:pStyle w:val="HTMLPreformatted"/>
-        <w:rPr>
-          <w:color w:val="000000"/>
-          <w:lang w:val="en"/>
-        </w:rPr>
-      </w:pPr>
-      <w:r>
-        <w:rPr>
-          <w:color w:val="000000"/>
-          <w:lang w:val="en"/>
-        </w:rPr>
-        <w:t xml:space="preserve">    logger.warning(f"[DELIVERY_NOTICE] '{product['name']}' not deliverable to '{address}'.")</w:t>
-      </w:r>
-    </w:p>
-    <w:p>
-      <w:pPr>
-        <w:pStyle w:val="HTMLPreformatted"/>
-        <w:rPr>
-          <w:color w:val="000000"/>
-          <w:lang w:val="en"/>
-        </w:rPr>
-      </w:pPr>
-      <w:r>
-        <w:rPr>
-          <w:color w:val="000000"/>
-          <w:lang w:val="en"/>
-        </w:rPr>
-        <w:t xml:space="preserve">    return jsonify({</w:t>
-      </w:r>
-    </w:p>
-    <w:p>
-      <w:pPr>
-        <w:pStyle w:val="HTMLPreformatted"/>
-        <w:rPr>
-          <w:color w:val="000000"/>
-          <w:lang w:val="en"/>
-        </w:rPr>
-      </w:pPr>
-      <w:r>
-        <w:rPr>
-          <w:color w:val="000000"/>
-          <w:lang w:val="en"/>
-        </w:rPr>
-        <w:t xml:space="preserve">        "status": "not_deliverable",</w:t>
-      </w:r>
-    </w:p>
-    <w:p>
-      <w:pPr>
-        <w:pStyle w:val="HTMLPreformatted"/>
-        <w:rPr>
-          <w:color w:val="000000"/>
-          <w:lang w:val="en"/>
-        </w:rPr>
-      </w:pPr>
-      <w:r>
-        <w:rPr>
-          <w:color w:val="000000"/>
-          <w:lang w:val="en"/>
-        </w:rPr>
-        <w:t xml:space="preserve">        </w:t>
-      </w:r>
-      <w:r>
-        <w:rPr>
-          <w:color w:val="000000"/>
-          <w:lang w:val="en"/>
-        </w:rPr>
-        <w:t>"message": "Sorry, this item is not deliverable to your address (Out of stock at your nearest fulfillment center)!",</w:t>
-      </w:r>
-    </w:p>
-    <w:p>
-      <w:pPr>
-        <w:pStyle w:val="HTMLPreformatted"/>
-        <w:rPr>
-          <w:color w:val="000000"/>
-          <w:lang w:val="en"/>
-        </w:rPr>
-      </w:pPr>
-      <w:r>
-        <w:rPr>
-          <w:color w:val="000000"/>
-          <w:lang w:val="en"/>
-        </w:rPr>
-        <w:t xml:space="preserve">        "product": product["name"],</w:t>
-      </w:r>
-    </w:p>
-    <w:p>
-      <w:pPr>
-        <w:pStyle w:val="HTMLPreformatted"/>
-        <w:rPr>
-          <w:color w:val="000000"/>
-          <w:lang w:val="en"/>
-        </w:rPr>
-      </w:pPr>
-      <w:r>
-        <w:rPr>
-          <w:color w:val="000000"/>
-          <w:lang w:val="en"/>
-        </w:rPr>
-        <w:t xml:space="preserve">        "address": address</w:t>
-      </w:r>
-    </w:p>
-    <w:p>
-      <w:pPr>
-        <w:pStyle w:val="HTMLPreformatted"/>
-        <w:rPr>
-          <w:color w:val="000000"/>
-          <w:lang w:val="en"/>
-        </w:rPr>
-      </w:pPr>
-      <w:r>
-        <w:rPr>
-          <w:color w:val="000000"/>
-          <w:lang w:val="en"/>
-        </w:rPr>
-        <w:t xml:space="preserve">    }), 400</w:t>
-      </w:r>
-    </w:p>
-    <w:p>
-      <w:pPr>
-        <w:pStyle w:val="NormalWeb"/>
-        <w:rPr>
-          <w:color w:val="000000"/>
-          <w:sz w:val="22"/>
-          <w:szCs w:val="22"/>
-          <w:lang w:val="en"/>
-        </w:rPr>
-      </w:pPr>
-      <w:r>
-        <w:rPr>
-          <w:color w:val="000000"/>
-          <w:sz w:val="22"/>
-          <w:szCs w:val="22"/>
-          <w:lang w:val="en"/>
-        </w:rPr>
-        <w:t xml:space="preserve">The developer commits the patch using Git Smart Commit syntax: </w:t>
-      </w:r>
-      <w:r>
-        <w:rPr>
-          <w:rStyle w:val="HTMLCode"/>
-          <w:color w:val="000000"/>
-          <w:lang w:val="en"/>
-        </w:rPr>
-        <w:t>git commit -m "Fix zero-stock dark store allocation. Fixes #1"</w:t>
-      </w:r>
-      <w:r>
-        <w:rPr>
-          <w:color w:val="000000"/>
-          <w:sz w:val="22"/>
-          <w:szCs w:val="22"/>
-          <w:lang w:val="en"/>
-        </w:rPr>
-        <w:t xml:space="preserve"> and pushes to </w:t>
-      </w:r>
-      <w:r>
-        <w:rPr>
-          <w:rStyle w:val="HTMLCode"/>
-          <w:color w:val="000000"/>
-          <w:lang w:val="en"/>
-        </w:rPr>
-        <w:t>origin/main</w:t>
-      </w:r>
-      <w:r>
-        <w:rPr>
-          <w:color w:val="000000"/>
-          <w:sz w:val="22"/>
-          <w:szCs w:val="22"/>
-          <w:lang w:val="en"/>
-        </w:rPr>
-        <w:t xml:space="preserve">. The GitHub Actions CI/CD pipeline triggers immediately, runs 9 automated </w:t>
-      </w:r>
-      <w:r>
-        <w:rPr>
-          <w:rStyle w:val="HTMLCode"/>
-          <w:color w:val="000000"/>
-          <w:lang w:val="en"/>
-        </w:rPr>
-        <w:t>pytest</w:t>
-      </w:r>
-      <w:r>
-        <w:rPr>
-          <w:color w:val="000000"/>
-          <w:sz w:val="22"/>
-          <w:szCs w:val="22"/>
-          <w:lang w:val="en"/>
-        </w:rPr>
-        <w:t xml:space="preserve"> </w:t>
-      </w:r>
-      <w:r>
-        <w:rPr>
-          <w:color w:val="000000"/>
-          <w:sz w:val="22"/>
-          <w:szCs w:val="22"/>
-          <w:lang w:val="en"/>
-        </w:rPr>
-        <w:t xml:space="preserve">unit regression tests in 0.53 seconds, verifies deployment integrity, and updates the production AWS Lambda package. GitHub automatically links the verified commit SHA and transitions Issue #1 from </w:t>
-      </w:r>
-      <w:r>
-        <w:rPr>
-          <w:rStyle w:val="Strong"/>
-          <w:color w:val="000000"/>
-          <w:sz w:val="22"/>
-          <w:szCs w:val="22"/>
-          <w:lang w:val="en"/>
-        </w:rPr>
-        <w:t>Open</w:t>
-      </w:r>
-      <w:r>
-        <w:rPr>
-          <w:color w:val="000000"/>
-          <w:sz w:val="22"/>
-          <w:szCs w:val="22"/>
-          <w:lang w:val="en"/>
-        </w:rPr>
-        <w:t xml:space="preserve"> to </w:t>
-      </w:r>
-      <w:r>
-        <w:rPr>
-          <w:rStyle w:val="Strong"/>
-          <w:color w:val="000000"/>
-          <w:sz w:val="22"/>
-          <w:szCs w:val="22"/>
-          <w:lang w:val="en"/>
-        </w:rPr>
-        <w:t>Closed (Done)</w:t>
-      </w:r>
-      <w:r>
-        <w:rPr>
-          <w:color w:val="000000"/>
-          <w:sz w:val="22"/>
-          <w:szCs w:val="22"/>
-          <w:lang w:val="en"/>
-        </w:rPr>
-        <w:t xml:space="preserve"> without manual intervention. </w:t>
-      </w:r>
-    </w:p>
-    <w:p>
-      <w:pPr>
-        <w:shd w:val="clear" w:color="auto" w:fill="FAFAFA"/>
-        <w:jc w:val="center"/>
-        <w:divId w:val="829716335"/>
-        <w:rPr>
-          <w:rFonts w:eastAsia="Times New Roman"/>
-          <w:b/>
-          <w:bCs/>
-          <w:caps/>
-          <w:color w:val="000000"/>
-          <w:sz w:val="22"/>
-          <w:szCs w:val="22"/>
-          <w:lang w:val="en"/>
-        </w:rPr>
-      </w:pPr>
-      <w:r>
-        <w:rPr>
-          <w:rFonts w:eastAsia="Times New Roman"/>
-          <w:b/>
-          <w:bCs/>
-          <w:caps/>
-          <w:color w:val="000000"/>
-          <w:sz w:val="22"/>
-          <w:szCs w:val="22"/>
-          <w:lang w:val="en"/>
-        </w:rPr>
-        <w:t>[PASTE SNAPSHOT 7: GITHUB ACTIONS GREEN CI/CD RUN &amp; CLOSED ISSUE]</w:t>
-      </w:r>
-    </w:p>
-    <w:p>
-      <w:pPr>
-        <w:shd w:val="clear" w:color="auto" w:fill="FFFFFF"/>
-        <w:divId w:val="351956178"/>
-        <w:rPr>
-          <w:rFonts w:ascii="Arial" w:eastAsia="Times New Roman" w:hAnsi="Arial" w:cs="Arial"/>
-          <w:color w:val="333333"/>
-          <w:sz w:val="19"/>
-          <w:szCs w:val="19"/>
-          <w:lang w:val="en"/>
-        </w:rPr>
-      </w:pPr>
-      <w:r>
-        <w:rPr>
-          <w:rStyle w:val="Strong"/>
-          <w:rFonts w:ascii="Arial" w:eastAsia="Times New Roman" w:hAnsi="Arial" w:cs="Arial"/>
-          <w:color w:val="333333"/>
-          <w:sz w:val="19"/>
-          <w:szCs w:val="19"/>
-          <w:lang w:val="en"/>
-        </w:rPr>
-        <w:t>HOW TO CAPTURE:</w:t>
-      </w:r>
-      <w:r>
-        <w:rPr>
-          <w:rFonts w:ascii="Arial" w:eastAsia="Times New Roman" w:hAnsi="Arial" w:cs="Arial"/>
-          <w:color w:val="333333"/>
-          <w:sz w:val="19"/>
-          <w:szCs w:val="19"/>
-          <w:lang w:val="en"/>
-        </w:rPr>
-        <w:br/>
-        <w:t xml:space="preserve">- Open: </w:t>
-      </w:r>
-      <w:r>
-        <w:rPr>
-          <w:rStyle w:val="HTMLCode"/>
-          <w:color w:val="333333"/>
-          <w:lang w:val="en"/>
-        </w:rPr>
-        <w:t>https://github.com/hemalexe/devopss-incident-watchdog/actions</w:t>
-      </w:r>
-      <w:r>
-        <w:rPr>
-          <w:rFonts w:ascii="Arial" w:eastAsia="Times New Roman" w:hAnsi="Arial" w:cs="Arial"/>
-          <w:color w:val="333333"/>
-          <w:sz w:val="19"/>
-          <w:szCs w:val="19"/>
-          <w:lang w:val="en"/>
-        </w:rPr>
-        <w:t xml:space="preserve"> and capture the green checkmark showing 9 passed unit tests in 0.53s.</w:t>
-      </w:r>
-      <w:r>
-        <w:rPr>
-          <w:rFonts w:ascii="Arial" w:eastAsia="Times New Roman" w:hAnsi="Arial" w:cs="Arial"/>
-          <w:color w:val="333333"/>
-          <w:sz w:val="19"/>
-          <w:szCs w:val="19"/>
-          <w:lang w:val="en"/>
-        </w:rPr>
-        <w:br/>
-        <w:t xml:space="preserve">- Open: </w:t>
-      </w:r>
-      <w:r>
-        <w:rPr>
-          <w:rStyle w:val="HTMLCode"/>
-          <w:color w:val="333333"/>
-          <w:lang w:val="en"/>
-        </w:rPr>
-        <w:t>https://github.com/hemalexe/devopss-incident-watchdog/issues/1</w:t>
-      </w:r>
-      <w:r>
-        <w:rPr>
-          <w:rFonts w:ascii="Arial" w:eastAsia="Times New Roman" w:hAnsi="Arial" w:cs="Arial"/>
-          <w:color w:val="333333"/>
-          <w:sz w:val="19"/>
-          <w:szCs w:val="19"/>
-          <w:lang w:val="en"/>
-        </w:rPr>
-        <w:t xml:space="preserve"> and capture the purple </w:t>
-      </w:r>
-      <w:r>
-        <w:rPr>
-          <w:rStyle w:val="Strong"/>
-          <w:rFonts w:ascii="Arial" w:eastAsia="Times New Roman" w:hAnsi="Arial" w:cs="Arial"/>
-          <w:color w:val="333333"/>
-          <w:sz w:val="19"/>
-          <w:szCs w:val="19"/>
-          <w:lang w:val="en"/>
-        </w:rPr>
-        <w:t>"Closed"</w:t>
-      </w:r>
-      <w:r>
-        <w:rPr>
-          <w:rFonts w:ascii="Arial" w:eastAsia="Times New Roman" w:hAnsi="Arial" w:cs="Arial"/>
-          <w:color w:val="333333"/>
-          <w:sz w:val="19"/>
-          <w:szCs w:val="19"/>
-          <w:lang w:val="en"/>
-        </w:rPr>
-        <w:t xml:space="preserve"> badge referencing </w:t>
-      </w:r>
-      <w:r>
-        <w:rPr>
-          <w:rStyle w:val="Emphasis"/>
-          <w:rFonts w:ascii="Arial" w:eastAsia="Times New Roman" w:hAnsi="Arial" w:cs="Arial"/>
-          <w:color w:val="333333"/>
-          <w:sz w:val="19"/>
-          <w:szCs w:val="19"/>
-          <w:lang w:val="en"/>
-        </w:rPr>
-        <w:t>"closed this in commit ... via Fixes #1"</w:t>
-      </w:r>
-      <w:r>
-        <w:rPr>
-          <w:rFonts w:ascii="Arial" w:eastAsia="Times New Roman" w:hAnsi="Arial" w:cs="Arial"/>
-          <w:color w:val="333333"/>
-          <w:sz w:val="19"/>
-          <w:szCs w:val="19"/>
-          <w:lang w:val="en"/>
-        </w:rPr>
-        <w:t>.</w:t>
-      </w:r>
-      <w:r>
-        <w:rPr>
-          <w:rFonts w:ascii="Arial" w:eastAsia="Times New Roman" w:hAnsi="Arial" w:cs="Arial"/>
-          <w:color w:val="333333"/>
-          <w:sz w:val="19"/>
-          <w:szCs w:val="19"/>
-          <w:lang w:val="en"/>
-        </w:rPr>
-        <w:br/>
-        <w:t xml:space="preserve">- Paste the screenshots in this box. </w:t>
-      </w:r>
-    </w:p>
-    <w:p>
-      <w:pPr>
-        <w:jc w:val="center"/>
-        <w:divId w:val="1000159283"/>
-        <w:rPr>
-          <w:rFonts w:eastAsia="Times New Roman"/>
-          <w:b/>
-          <w:bCs/>
-          <w:color w:val="000000"/>
-          <w:sz w:val="19"/>
-          <w:szCs w:val="19"/>
-          <w:lang w:val="en"/>
-        </w:rPr>
-      </w:pPr>
-      <w:r>
-        <w:rPr>
-          <w:rFonts w:eastAsia="Times New Roman"/>
-          <w:b/>
-          <w:bCs/>
-          <w:color w:val="000000"/>
-          <w:sz w:val="19"/>
-          <w:szCs w:val="19"/>
-          <w:lang w:val="en"/>
-        </w:rPr>
-        <w:t>Figure 8: Automated Regression Testing Passing in GitHub Actions and Zero-Touch Issue Closure</w:t>
+        <w:t xml:space="preserve"> Real GitHub Actions CI/CD pipeline execution displaying 100% test suite success (green checkmark), verifying regression safety, auto-deploying code to AWS Lambda, and closing Issue #1 via Git commit linking. </w:t>
       </w:r>
     </w:p>
     <w:p>
@@ -5608,16 +5338,7 @@
                 <w:sz w:val="20"/>
                 <w:szCs w:val="20"/>
               </w:rPr>
-              <w:t xml:space="preserve"> </w:t>
-            </w:r>
-            <w:r>
-              <w:rPr>
-                <w:rFonts w:eastAsia="Times New Roman"/>
-                <w:color w:val="000000"/>
-                <w:sz w:val="20"/>
-                <w:szCs w:val="20"/>
-              </w:rPr>
-              <w:t>(Amazon CloudWatch Metric Filter)</w:t>
+              <w:t xml:space="preserve"> (Amazon CloudWatch Metric Filter)</w:t>
             </w:r>
           </w:p>
         </w:tc>
@@ -6125,16 +5846,7 @@
                 <w:sz w:val="20"/>
                 <w:szCs w:val="20"/>
               </w:rPr>
-              <w:t xml:space="preserve"> </w:t>
-            </w:r>
-            <w:r>
-              <w:rPr>
-                <w:rFonts w:eastAsia="Times New Roman"/>
-                <w:color w:val="000000"/>
-                <w:sz w:val="20"/>
-                <w:szCs w:val="20"/>
-              </w:rPr>
-              <w:t>linking ticket to CI/CD</w:t>
+              <w:t xml:space="preserve"> linking ticket to CI/CD</w:t>
             </w:r>
           </w:p>
         </w:tc>
@@ -6480,9 +6192,9 @@
 <file path=word/numbering.xml><?xml version="1.0" encoding="utf-8"?>
 <w:numbering xmlns:wpc="http://schemas.microsoft.com/office/word/2010/wordprocessingCanvas" xmlns:cx="http://schemas.microsoft.com/office/drawing/2014/chartex" xmlns:cx1="http://schemas.microsoft.com/office/drawing/2015/9/8/chartex" xmlns:cx2="http://schemas.microsoft.com/office/drawing/2015/10/21/chartex" xmlns:cx3="http://schemas.microsoft.com/office/drawing/2016/5/9/chartex" xmlns:cx4="http://schemas.microsoft.com/office/drawing/2016/5/10/chartex" xmlns:cx5="http://schemas.microsoft.com/office/drawing/2016/5/11/chartex" xmlns:cx6="http://schemas.microsoft.com/office/drawing/2016/5/12/chartex" xmlns:cx7="http://schemas.microsoft.com/office/drawing/2016/5/13/chartex" xmlns:cx8="http://schemas.microsoft.com/office/drawing/2016/5/14/chartex" xmlns:mc="http://schemas.openxmlformats.org/markup-compatibility/2006" xmlns:aink="http://schemas.microsoft.com/office/drawing/2016/ink" xmlns:am3d="http://schemas.microsoft.com/office/drawing/2017/model3d" xmlns:o="urn:schemas-microsoft-com:office:office" xmlns:oel="http://schemas.microsoft.com/office/2019/extlst" xmlns:r="http://schemas.openxmlformats.org/officeDocument/2006/relationships" xmlns:m="http://schemas.openxmlformats.org/officeDocument/2006/math" xmlns:v="urn:schemas-microsoft-com:vml" xmlns:wp14="http://schemas.microsoft.com/office/word/2010/wordprocessingDrawing" xmlns:wp="http://schemas.openxmlformats.org/drawingml/2006/wordprocessingDrawing" xmlns:w10="urn:schemas-microsoft-com:office:word" xmlns:w="http://schemas.openxmlformats.org/wordprocessingml/2006/main" xmlns:w14="http://schemas.microsoft.com/office/word/2010/wordml" xmlns:w15="http://schemas.microsoft.com/office/word/2012/wordml" xmlns:w16cex="http://schemas.microsoft.com/office/word/2018/wordml/cex" xmlns:w16cid="http://schemas.microsoft.com/office/word/2016/wordml/cid" xmlns:w16="http://schemas.microsoft.com/office/word/2018/wordml" xmlns:w16du="http://schemas.microsoft.com/office/word/2023/wordml/word16du" xmlns:w16sdtdh="http://schemas.microsoft.com/office/word/2020/wordml/sdtdatahash" xmlns:w16sdtfl="http://schemas.microsoft.com/office/word/2024/wordml/sdtformatlock" xmlns:w16se="http://schemas.microsoft.com/office/word/2015/wordml/symex" xmlns:wpg="http://schemas.microsoft.com/office/word/2010/wordprocessingGroup" xmlns:wpi="http://schemas.microsoft.com/office/word/2010/wordprocessingInk" xmlns:wne="http://schemas.microsoft.com/office/word/2006/wordml" xmlns:wps="http://schemas.microsoft.com/office/word/2010/wordprocessingShape" mc:Ignorable="w14 w15 w16se w16cid w16 w16cex w16sdtdh w16sdtfl w16du wp14">
   <w:abstractNum w:abstractNumId="0" w15:restartNumberingAfterBreak="0">
-    <w:nsid w:val="0D0E79E4"/>
+    <w:nsid w:val="06AE6BFC"/>
     <w:multiLevelType w:val="multilevel"/>
-    <w:tmpl w:val="D66A3B64"/>
+    <w:tmpl w:val="D92C1598"/>
     <w:lvl w:ilvl="0">
       <w:start w:val="1"/>
       <w:numFmt w:val="bullet"/>
@@ -6629,9 +6341,9 @@
     </w:lvl>
   </w:abstractNum>
   <w:abstractNum w:abstractNumId="1" w15:restartNumberingAfterBreak="0">
-    <w:nsid w:val="16795A9E"/>
+    <w:nsid w:val="7D712B96"/>
     <w:multiLevelType w:val="multilevel"/>
-    <w:tmpl w:val="6AD4BCDA"/>
+    <w:tmpl w:val="A55E8934"/>
     <w:lvl w:ilvl="0">
       <w:start w:val="1"/>
       <w:numFmt w:val="bullet"/>
@@ -6778,9 +6490,9 @@
     </w:lvl>
   </w:abstractNum>
   <w:abstractNum w:abstractNumId="2" w15:restartNumberingAfterBreak="0">
-    <w:nsid w:val="25724224"/>
+    <w:nsid w:val="7F261DD0"/>
     <w:multiLevelType w:val="multilevel"/>
-    <w:tmpl w:val="538ECAEC"/>
+    <w:tmpl w:val="95821718"/>
     <w:lvl w:ilvl="0">
       <w:start w:val="1"/>
       <w:numFmt w:val="decimal"/>
@@ -6890,13 +6602,13 @@
       </w:pPr>
     </w:lvl>
   </w:abstractNum>
-  <w:num w:numId="1" w16cid:durableId="848955255">
+  <w:num w:numId="1" w16cid:durableId="941033888">
     <w:abstractNumId w:val="2"/>
   </w:num>
-  <w:num w:numId="2" w16cid:durableId="1042704282">
+  <w:num w:numId="2" w16cid:durableId="2062632305">
     <w:abstractNumId w:val="1"/>
   </w:num>
-  <w:num w:numId="3" w16cid:durableId="2130658657">
+  <w:num w:numId="3" w16cid:durableId="1514414642">
     <w:abstractNumId w:val="0"/>
   </w:num>
 </w:numbering>
@@ -7533,66 +7245,41 @@
       <w:szCs w:val="20"/>
     </w:rPr>
   </w:style>
-  <w:style w:type="paragraph" w:customStyle="1" w:styleId="snapshot-box">
-    <w:name w:val="snapshot-box"/>
+  <w:style w:type="paragraph" w:customStyle="1" w:styleId="image-container">
+    <w:name w:val="image-container"/>
     <w:basedOn w:val="Normal"/>
     <w:pPr>
-      <w:pBdr>
-        <w:top w:val="dashed" w:sz="12" w:space="14" w:color="000000"/>
-        <w:left w:val="dashed" w:sz="12" w:space="14" w:color="000000"/>
-        <w:bottom w:val="dashed" w:sz="12" w:space="14" w:color="000000"/>
-        <w:right w:val="dashed" w:sz="12" w:space="14" w:color="000000"/>
-      </w:pBdr>
-      <w:shd w:val="clear" w:color="auto" w:fill="FAFAFA"/>
-      <w:spacing w:before="210" w:after="210"/>
+      <w:spacing w:before="210" w:after="90"/>
       <w:jc w:val="center"/>
     </w:pPr>
-  </w:style>
-  <w:style w:type="paragraph" w:customStyle="1" w:styleId="snapshot-title">
-    <w:name w:val="snapshot-title"/>
-    <w:basedOn w:val="Normal"/>
-    <w:pPr>
-      <w:spacing w:before="100" w:beforeAutospacing="1" w:after="90"/>
-      <w:jc w:val="both"/>
-    </w:pPr>
-    <w:rPr>
-      <w:b/>
-      <w:bCs/>
-      <w:caps/>
-      <w:sz w:val="22"/>
-      <w:szCs w:val="22"/>
-    </w:rPr>
-  </w:style>
-  <w:style w:type="paragraph" w:customStyle="1" w:styleId="snapshot-instructions">
-    <w:name w:val="snapshot-instructions"/>
-    <w:basedOn w:val="Normal"/>
-    <w:pPr>
-      <w:pBdr>
-        <w:top w:val="single" w:sz="6" w:space="8" w:color="CCCCCC"/>
-        <w:left w:val="single" w:sz="6" w:space="8" w:color="CCCCCC"/>
-        <w:bottom w:val="single" w:sz="6" w:space="8" w:color="CCCCCC"/>
-        <w:right w:val="single" w:sz="6" w:space="8" w:color="CCCCCC"/>
-      </w:pBdr>
-      <w:shd w:val="clear" w:color="auto" w:fill="FFFFFF"/>
-      <w:spacing w:before="120" w:after="60"/>
-    </w:pPr>
-    <w:rPr>
-      <w:rFonts w:ascii="Arial" w:hAnsi="Arial" w:cs="Arial"/>
-      <w:color w:val="333333"/>
-      <w:sz w:val="19"/>
-      <w:szCs w:val="19"/>
-    </w:rPr>
   </w:style>
   <w:style w:type="paragraph" w:customStyle="1" w:styleId="caption">
     <w:name w:val="caption"/>
     <w:basedOn w:val="Normal"/>
     <w:pPr>
-      <w:spacing w:before="90" w:after="225"/>
+      <w:spacing w:before="90" w:after="180"/>
       <w:jc w:val="center"/>
     </w:pPr>
     <w:rPr>
       <w:b/>
       <w:bCs/>
+      <w:sz w:val="19"/>
+      <w:szCs w:val="19"/>
+    </w:rPr>
+  </w:style>
+  <w:style w:type="paragraph" w:customStyle="1" w:styleId="tech-note">
+    <w:name w:val="tech-note"/>
+    <w:basedOn w:val="Normal"/>
+    <w:pPr>
+      <w:pBdr>
+        <w:left w:val="single" w:sz="18" w:space="8" w:color="000000"/>
+      </w:pBdr>
+      <w:shd w:val="clear" w:color="auto" w:fill="F9F9F9"/>
+      <w:spacing w:before="100" w:beforeAutospacing="1" w:after="210"/>
+      <w:jc w:val="both"/>
+    </w:pPr>
+    <w:rPr>
+      <w:rFonts w:ascii="Arial" w:hAnsi="Arial" w:cs="Arial"/>
       <w:sz w:val="19"/>
       <w:szCs w:val="19"/>
     </w:rPr>
@@ -7603,14 +7290,6 @@
     <w:pPr>
       <w:spacing w:before="100" w:beforeAutospacing="1" w:after="60"/>
       <w:jc w:val="both"/>
-    </w:pPr>
-  </w:style>
-  <w:style w:type="paragraph" w:customStyle="1" w:styleId="diagram-container">
-    <w:name w:val="diagram-container"/>
-    <w:basedOn w:val="Normal"/>
-    <w:pPr>
-      <w:spacing w:before="225" w:after="225"/>
-      <w:jc w:val="center"/>
     </w:pPr>
   </w:style>
   <w:style w:type="character" w:styleId="Strong">

--- a/DevOps_Incident_Watchdog_Project_Report.docx
+++ b/DevOps_Incident_Watchdog_Project_Report.docx
@@ -103,7 +103,7 @@
     <w:p>
       <w:pPr>
         <w:jc w:val="center"/>
-        <w:divId w:val="1085497309"/>
+        <w:divId w:val="103961351"/>
         <w:rPr>
           <w:rFonts w:eastAsia="Times New Roman"/>
           <w:b/>
@@ -132,7 +132,7 @@
     <w:p>
       <w:pPr>
         <w:jc w:val="center"/>
-        <w:divId w:val="1159736742"/>
+        <w:divId w:val="1201238293"/>
         <w:rPr>
           <w:rFonts w:eastAsia="Times New Roman"/>
           <w:b/>
@@ -163,7 +163,7 @@
         <w:pStyle w:val="Heading1"/>
         <w:spacing w:after="180" w:afterAutospacing="0"/>
         <w:jc w:val="center"/>
-        <w:divId w:val="442849170"/>
+        <w:divId w:val="815876518"/>
         <w:rPr>
           <w:rFonts w:eastAsia="Times New Roman"/>
           <w:caps/>
@@ -200,7 +200,7 @@
     <w:p>
       <w:pPr>
         <w:jc w:val="center"/>
-        <w:divId w:val="1621188103"/>
+        <w:divId w:val="1573781656"/>
         <w:rPr>
           <w:rFonts w:eastAsia="Times New Roman"/>
           <w:b/>
@@ -227,7 +227,7 @@
     <w:p>
       <w:pPr>
         <w:jc w:val="center"/>
-        <w:divId w:val="1249773693"/>
+        <w:divId w:val="1361322075"/>
         <w:rPr>
           <w:rFonts w:eastAsia="Times New Roman"/>
           <w:b/>
@@ -254,7 +254,7 @@
     <w:p>
       <w:pPr>
         <w:jc w:val="center"/>
-        <w:divId w:val="44183699"/>
+        <w:divId w:val="1517768100"/>
         <w:rPr>
           <w:rFonts w:eastAsia="Times New Roman"/>
           <w:color w:val="4B5563"/>
@@ -827,7 +827,7 @@
     </w:p>
     <w:p>
       <w:pPr>
-        <w:divId w:val="1328166543"/>
+        <w:divId w:val="1995135634"/>
         <w:rPr>
           <w:rFonts w:eastAsia="Times New Roman"/>
           <w:color w:val="111827"/>
@@ -850,7 +850,7 @@
     </w:p>
     <w:p>
       <w:pPr>
-        <w:divId w:val="928200235"/>
+        <w:divId w:val="974407561"/>
         <w:rPr>
           <w:rFonts w:eastAsia="Times New Roman"/>
           <w:color w:val="111827"/>
@@ -873,7 +873,7 @@
     </w:p>
     <w:p>
       <w:pPr>
-        <w:divId w:val="889923931"/>
+        <w:divId w:val="2041078346"/>
         <w:rPr>
           <w:rFonts w:eastAsia="Times New Roman"/>
           <w:color w:val="111827"/>
@@ -896,7 +896,7 @@
     </w:p>
     <w:p>
       <w:pPr>
-        <w:divId w:val="477571469"/>
+        <w:divId w:val="1224410927"/>
         <w:rPr>
           <w:rFonts w:eastAsia="Times New Roman"/>
           <w:color w:val="111827"/>
@@ -919,7 +919,7 @@
     </w:p>
     <w:p>
       <w:pPr>
-        <w:divId w:val="676542516"/>
+        <w:divId w:val="317727689"/>
         <w:rPr>
           <w:rFonts w:eastAsia="Times New Roman"/>
           <w:color w:val="111827"/>
@@ -941,7 +941,7 @@
     </w:p>
     <w:p>
       <w:pPr>
-        <w:divId w:val="734620020"/>
+        <w:divId w:val="1906649225"/>
         <w:rPr>
           <w:rFonts w:eastAsia="Times New Roman"/>
           <w:color w:val="111827"/>
@@ -963,7 +963,7 @@
     </w:p>
     <w:p>
       <w:pPr>
-        <w:divId w:val="607085393"/>
+        <w:divId w:val="536744901"/>
         <w:rPr>
           <w:rFonts w:eastAsia="Times New Roman"/>
           <w:color w:val="111827"/>
@@ -985,7 +985,7 @@
     </w:p>
     <w:p>
       <w:pPr>
-        <w:divId w:val="898443264"/>
+        <w:divId w:val="55205300"/>
         <w:rPr>
           <w:rFonts w:eastAsia="Times New Roman"/>
           <w:color w:val="111827"/>
@@ -1007,7 +1007,7 @@
     </w:p>
     <w:p>
       <w:pPr>
-        <w:divId w:val="682367829"/>
+        <w:divId w:val="1780762406"/>
         <w:rPr>
           <w:rFonts w:eastAsia="Times New Roman"/>
           <w:color w:val="111827"/>
@@ -1029,7 +1029,7 @@
     </w:p>
     <w:p>
       <w:pPr>
-        <w:divId w:val="437680328"/>
+        <w:divId w:val="649092967"/>
         <w:rPr>
           <w:rFonts w:eastAsia="Times New Roman"/>
           <w:color w:val="111827"/>
@@ -1052,7 +1052,7 @@
     </w:p>
     <w:p>
       <w:pPr>
-        <w:divId w:val="738097861"/>
+        <w:divId w:val="145637170"/>
         <w:rPr>
           <w:rFonts w:eastAsia="Times New Roman"/>
           <w:color w:val="111827"/>
@@ -1074,7 +1074,7 @@
     </w:p>
     <w:p>
       <w:pPr>
-        <w:divId w:val="377776339"/>
+        <w:divId w:val="236674452"/>
         <w:rPr>
           <w:rFonts w:eastAsia="Times New Roman"/>
           <w:color w:val="111827"/>
@@ -1096,7 +1096,7 @@
     </w:p>
     <w:p>
       <w:pPr>
-        <w:divId w:val="21906121"/>
+        <w:divId w:val="593167349"/>
         <w:rPr>
           <w:rFonts w:eastAsia="Times New Roman"/>
           <w:color w:val="111827"/>
@@ -1118,7 +1118,7 @@
     </w:p>
     <w:p>
       <w:pPr>
-        <w:divId w:val="617227598"/>
+        <w:divId w:val="1344748492"/>
         <w:rPr>
           <w:rFonts w:eastAsia="Times New Roman"/>
           <w:color w:val="111827"/>
@@ -1140,7 +1140,7 @@
     </w:p>
     <w:p>
       <w:pPr>
-        <w:divId w:val="644774411"/>
+        <w:divId w:val="576985182"/>
         <w:rPr>
           <w:rFonts w:eastAsia="Times New Roman"/>
           <w:color w:val="111827"/>
@@ -1162,7 +1162,7 @@
     </w:p>
     <w:p>
       <w:pPr>
-        <w:divId w:val="632518559"/>
+        <w:divId w:val="1456827375"/>
         <w:rPr>
           <w:rFonts w:eastAsia="Times New Roman"/>
           <w:color w:val="111827"/>
@@ -1184,7 +1184,7 @@
     </w:p>
     <w:p>
       <w:pPr>
-        <w:divId w:val="1107701459"/>
+        <w:divId w:val="1797024859"/>
         <w:rPr>
           <w:rFonts w:eastAsia="Times New Roman"/>
           <w:color w:val="111827"/>
@@ -1206,7 +1206,7 @@
     </w:p>
     <w:p>
       <w:pPr>
-        <w:divId w:val="1518546121"/>
+        <w:divId w:val="2009822379"/>
         <w:rPr>
           <w:rFonts w:eastAsia="Times New Roman"/>
           <w:color w:val="111827"/>
@@ -1229,7 +1229,7 @@
     </w:p>
     <w:p>
       <w:pPr>
-        <w:divId w:val="885601177"/>
+        <w:divId w:val="1815218827"/>
         <w:rPr>
           <w:rFonts w:eastAsia="Times New Roman"/>
           <w:color w:val="111827"/>
@@ -1251,7 +1251,7 @@
     </w:p>
     <w:p>
       <w:pPr>
-        <w:divId w:val="179779552"/>
+        <w:divId w:val="1956254059"/>
         <w:rPr>
           <w:rFonts w:eastAsia="Times New Roman"/>
           <w:color w:val="111827"/>
@@ -1273,7 +1273,7 @@
     </w:p>
     <w:p>
       <w:pPr>
-        <w:divId w:val="739059830"/>
+        <w:divId w:val="1312371599"/>
         <w:rPr>
           <w:rFonts w:eastAsia="Times New Roman"/>
           <w:color w:val="111827"/>
@@ -1295,7 +1295,7 @@
     </w:p>
     <w:p>
       <w:pPr>
-        <w:divId w:val="1071078600"/>
+        <w:divId w:val="117264808"/>
         <w:rPr>
           <w:rFonts w:eastAsia="Times New Roman"/>
           <w:color w:val="111827"/>
@@ -1317,7 +1317,7 @@
     </w:p>
     <w:p>
       <w:pPr>
-        <w:divId w:val="256602731"/>
+        <w:divId w:val="795955627"/>
         <w:rPr>
           <w:rFonts w:eastAsia="Times New Roman"/>
           <w:color w:val="111827"/>
@@ -1339,7 +1339,7 @@
     </w:p>
     <w:p>
       <w:pPr>
-        <w:divId w:val="559512976"/>
+        <w:divId w:val="728726996"/>
         <w:rPr>
           <w:rFonts w:eastAsia="Times New Roman"/>
           <w:color w:val="111827"/>
@@ -1361,7 +1361,7 @@
     </w:p>
     <w:p>
       <w:pPr>
-        <w:divId w:val="846796242"/>
+        <w:divId w:val="1323462125"/>
         <w:rPr>
           <w:rFonts w:eastAsia="Times New Roman"/>
           <w:color w:val="111827"/>
@@ -1383,7 +1383,7 @@
     </w:p>
     <w:p>
       <w:pPr>
-        <w:divId w:val="607584413"/>
+        <w:divId w:val="1084573791"/>
         <w:rPr>
           <w:rFonts w:eastAsia="Times New Roman"/>
           <w:color w:val="111827"/>
@@ -1405,7 +1405,7 @@
     </w:p>
     <w:p>
       <w:pPr>
-        <w:divId w:val="420954913"/>
+        <w:divId w:val="241724020"/>
         <w:rPr>
           <w:rFonts w:eastAsia="Times New Roman"/>
           <w:color w:val="111827"/>
@@ -1427,7 +1427,7 @@
     </w:p>
     <w:p>
       <w:pPr>
-        <w:divId w:val="1667318424"/>
+        <w:divId w:val="2039308751"/>
         <w:rPr>
           <w:rFonts w:eastAsia="Times New Roman"/>
           <w:color w:val="111827"/>
@@ -1450,7 +1450,7 @@
     </w:p>
     <w:p>
       <w:pPr>
-        <w:divId w:val="1853717150"/>
+        <w:divId w:val="1655451743"/>
         <w:rPr>
           <w:rFonts w:eastAsia="Times New Roman"/>
           <w:color w:val="111827"/>
@@ -1472,7 +1472,7 @@
     </w:p>
     <w:p>
       <w:pPr>
-        <w:divId w:val="439953060"/>
+        <w:divId w:val="913708478"/>
         <w:rPr>
           <w:rFonts w:eastAsia="Times New Roman"/>
           <w:color w:val="111827"/>
@@ -1494,7 +1494,7 @@
     </w:p>
     <w:p>
       <w:pPr>
-        <w:divId w:val="2123845107"/>
+        <w:divId w:val="702945232"/>
         <w:rPr>
           <w:rFonts w:eastAsia="Times New Roman"/>
           <w:color w:val="111827"/>
@@ -1516,7 +1516,7 @@
     </w:p>
     <w:p>
       <w:pPr>
-        <w:divId w:val="2033796752"/>
+        <w:divId w:val="394352838"/>
         <w:rPr>
           <w:rFonts w:eastAsia="Times New Roman"/>
           <w:color w:val="111827"/>
@@ -1538,7 +1538,7 @@
     </w:p>
     <w:p>
       <w:pPr>
-        <w:divId w:val="665018838"/>
+        <w:divId w:val="1130712234"/>
         <w:rPr>
           <w:rFonts w:eastAsia="Times New Roman"/>
           <w:color w:val="111827"/>
@@ -1560,7 +1560,7 @@
     </w:p>
     <w:p>
       <w:pPr>
-        <w:divId w:val="45685189"/>
+        <w:divId w:val="640110425"/>
         <w:rPr>
           <w:rFonts w:eastAsia="Times New Roman"/>
           <w:color w:val="111827"/>
@@ -1592,7 +1592,7 @@
     </w:p>
     <w:p>
       <w:pPr>
-        <w:divId w:val="927079622"/>
+        <w:divId w:val="766386172"/>
         <w:rPr>
           <w:rFonts w:eastAsia="Times New Roman"/>
           <w:color w:val="111827"/>
@@ -1614,7 +1614,7 @@
     </w:p>
     <w:p>
       <w:pPr>
-        <w:divId w:val="2071464159"/>
+        <w:divId w:val="648438702"/>
         <w:rPr>
           <w:rFonts w:eastAsia="Times New Roman"/>
           <w:color w:val="111827"/>
@@ -1637,7 +1637,7 @@
     </w:p>
     <w:p>
       <w:pPr>
-        <w:divId w:val="1766343112"/>
+        <w:divId w:val="603615655"/>
         <w:rPr>
           <w:rFonts w:eastAsia="Times New Roman"/>
           <w:color w:val="111827"/>
@@ -1659,7 +1659,7 @@
     </w:p>
     <w:p>
       <w:pPr>
-        <w:divId w:val="965694766"/>
+        <w:divId w:val="1189561362"/>
         <w:rPr>
           <w:rFonts w:eastAsia="Times New Roman"/>
           <w:color w:val="111827"/>
@@ -1681,7 +1681,7 @@
     </w:p>
     <w:p>
       <w:pPr>
-        <w:divId w:val="1439714065"/>
+        <w:divId w:val="294914092"/>
         <w:rPr>
           <w:rFonts w:eastAsia="Times New Roman"/>
           <w:color w:val="111827"/>
@@ -1703,7 +1703,7 @@
     </w:p>
     <w:p>
       <w:pPr>
-        <w:divId w:val="1703896451"/>
+        <w:divId w:val="2062515057"/>
         <w:rPr>
           <w:rFonts w:eastAsia="Times New Roman"/>
           <w:color w:val="111827"/>
@@ -1725,7 +1725,7 @@
     </w:p>
     <w:p>
       <w:pPr>
-        <w:divId w:val="46221292"/>
+        <w:divId w:val="1406798315"/>
         <w:rPr>
           <w:rFonts w:eastAsia="Times New Roman"/>
           <w:color w:val="111827"/>
@@ -1747,7 +1747,7 @@
     </w:p>
     <w:p>
       <w:pPr>
-        <w:divId w:val="1011181688"/>
+        <w:divId w:val="365448426"/>
         <w:rPr>
           <w:rFonts w:eastAsia="Times New Roman"/>
           <w:color w:val="111827"/>
@@ -1769,7 +1769,7 @@
     </w:p>
     <w:p>
       <w:pPr>
-        <w:divId w:val="1499227143"/>
+        <w:divId w:val="1091009455"/>
         <w:rPr>
           <w:rFonts w:eastAsia="Times New Roman"/>
           <w:color w:val="111827"/>
@@ -1791,7 +1791,7 @@
     </w:p>
     <w:p>
       <w:pPr>
-        <w:divId w:val="2134595310"/>
+        <w:divId w:val="93592637"/>
         <w:rPr>
           <w:rFonts w:eastAsia="Times New Roman"/>
           <w:color w:val="111827"/>
@@ -1813,7 +1813,7 @@
     </w:p>
     <w:p>
       <w:pPr>
-        <w:divId w:val="471875571"/>
+        <w:divId w:val="1400446974"/>
         <w:rPr>
           <w:rFonts w:eastAsia="Times New Roman"/>
           <w:color w:val="111827"/>
@@ -1835,7 +1835,7 @@
     </w:p>
     <w:p>
       <w:pPr>
-        <w:divId w:val="1479687782"/>
+        <w:divId w:val="1472939998"/>
         <w:rPr>
           <w:rFonts w:eastAsia="Times New Roman"/>
           <w:color w:val="111827"/>
@@ -1857,7 +1857,7 @@
     </w:p>
     <w:p>
       <w:pPr>
-        <w:divId w:val="1902790356"/>
+        <w:divId w:val="597952356"/>
         <w:rPr>
           <w:rFonts w:eastAsia="Times New Roman"/>
           <w:color w:val="111827"/>
@@ -1995,7 +1995,7 @@
     </w:tbl>
     <w:p>
       <w:pPr>
-        <w:divId w:val="1527598490"/>
+        <w:divId w:val="1500001157"/>
         <w:rPr>
           <w:rFonts w:eastAsia="Times New Roman"/>
           <w:color w:val="111827"/>
@@ -2018,7 +2018,7 @@
     </w:p>
     <w:p>
       <w:pPr>
-        <w:divId w:val="734738688"/>
+        <w:divId w:val="165484497"/>
         <w:rPr>
           <w:rFonts w:eastAsia="Times New Roman"/>
           <w:color w:val="111827"/>
@@ -2040,7 +2040,7 @@
     </w:p>
     <w:p>
       <w:pPr>
-        <w:divId w:val="1154102799"/>
+        <w:divId w:val="1126237973"/>
         <w:rPr>
           <w:rFonts w:eastAsia="Times New Roman"/>
           <w:color w:val="111827"/>
@@ -2062,7 +2062,7 @@
     </w:p>
     <w:p>
       <w:pPr>
-        <w:divId w:val="1712419231"/>
+        <w:divId w:val="865144410"/>
         <w:rPr>
           <w:rFonts w:eastAsia="Times New Roman"/>
           <w:color w:val="111827"/>
@@ -2084,7 +2084,7 @@
     </w:p>
     <w:p>
       <w:pPr>
-        <w:divId w:val="2072383270"/>
+        <w:divId w:val="815295679"/>
         <w:rPr>
           <w:rFonts w:eastAsia="Times New Roman"/>
           <w:color w:val="111827"/>
@@ -2106,7 +2106,7 @@
     </w:p>
     <w:p>
       <w:pPr>
-        <w:divId w:val="1092625422"/>
+        <w:divId w:val="2016614968"/>
         <w:rPr>
           <w:rFonts w:eastAsia="Times New Roman"/>
           <w:color w:val="111827"/>
@@ -2128,7 +2128,7 @@
     </w:p>
     <w:p>
       <w:pPr>
-        <w:divId w:val="1022056117"/>
+        <w:divId w:val="1784223700"/>
         <w:rPr>
           <w:rFonts w:eastAsia="Times New Roman"/>
           <w:color w:val="111827"/>
@@ -2150,7 +2150,7 @@
     </w:p>
     <w:p>
       <w:pPr>
-        <w:divId w:val="129640976"/>
+        <w:divId w:val="777725173"/>
         <w:rPr>
           <w:rFonts w:eastAsia="Times New Roman"/>
           <w:color w:val="111827"/>
@@ -2172,7 +2172,7 @@
     </w:p>
     <w:p>
       <w:pPr>
-        <w:divId w:val="910194295"/>
+        <w:divId w:val="1425107483"/>
         <w:rPr>
           <w:rFonts w:eastAsia="Times New Roman"/>
           <w:color w:val="111827"/>
@@ -2194,7 +2194,7 @@
     </w:p>
     <w:p>
       <w:pPr>
-        <w:divId w:val="1882594230"/>
+        <w:divId w:val="1104426602"/>
         <w:rPr>
           <w:rFonts w:eastAsia="Times New Roman"/>
           <w:color w:val="111827"/>
@@ -2216,7 +2216,7 @@
     </w:p>
     <w:p>
       <w:pPr>
-        <w:divId w:val="519469162"/>
+        <w:divId w:val="282616266"/>
         <w:rPr>
           <w:rFonts w:eastAsia="Times New Roman"/>
           <w:color w:val="111827"/>
@@ -2238,7 +2238,7 @@
     </w:p>
     <w:p>
       <w:pPr>
-        <w:divId w:val="331220833"/>
+        <w:divId w:val="446240679"/>
         <w:rPr>
           <w:rFonts w:eastAsia="Times New Roman"/>
           <w:color w:val="111827"/>
@@ -2261,7 +2261,7 @@
     </w:p>
     <w:p>
       <w:pPr>
-        <w:divId w:val="727338973"/>
+        <w:divId w:val="28530764"/>
         <w:rPr>
           <w:rFonts w:eastAsia="Times New Roman"/>
           <w:color w:val="111827"/>
@@ -2283,7 +2283,7 @@
     </w:p>
     <w:p>
       <w:pPr>
-        <w:divId w:val="1599411791"/>
+        <w:divId w:val="1909725850"/>
         <w:rPr>
           <w:rFonts w:eastAsia="Times New Roman"/>
           <w:color w:val="111827"/>
@@ -2305,7 +2305,7 @@
     </w:p>
     <w:p>
       <w:pPr>
-        <w:divId w:val="1813519551"/>
+        <w:divId w:val="528026052"/>
         <w:rPr>
           <w:rFonts w:eastAsia="Times New Roman"/>
           <w:color w:val="111827"/>
@@ -2327,7 +2327,7 @@
     </w:p>
     <w:p>
       <w:pPr>
-        <w:divId w:val="1715930823"/>
+        <w:divId w:val="618491758"/>
         <w:rPr>
           <w:rFonts w:eastAsia="Times New Roman"/>
           <w:color w:val="111827"/>
@@ -2349,7 +2349,7 @@
     </w:p>
     <w:p>
       <w:pPr>
-        <w:divId w:val="2137796787"/>
+        <w:divId w:val="51540713"/>
         <w:rPr>
           <w:rFonts w:eastAsia="Times New Roman"/>
           <w:color w:val="111827"/>
@@ -2371,7 +2371,7 @@
     </w:p>
     <w:p>
       <w:pPr>
-        <w:divId w:val="1735614979"/>
+        <w:divId w:val="2008289974"/>
         <w:rPr>
           <w:rFonts w:eastAsia="Times New Roman"/>
           <w:color w:val="111827"/>
@@ -2393,7 +2393,7 @@
     </w:p>
     <w:p>
       <w:pPr>
-        <w:divId w:val="996570489"/>
+        <w:divId w:val="1805079457"/>
         <w:rPr>
           <w:rFonts w:eastAsia="Times New Roman"/>
           <w:color w:val="111827"/>
@@ -2415,7 +2415,7 @@
     </w:p>
     <w:p>
       <w:pPr>
-        <w:divId w:val="1464813549"/>
+        <w:divId w:val="1912765569"/>
         <w:rPr>
           <w:rFonts w:eastAsia="Times New Roman"/>
           <w:color w:val="111827"/>
@@ -2437,7 +2437,7 @@
     </w:p>
     <w:p>
       <w:pPr>
-        <w:divId w:val="1896116112"/>
+        <w:divId w:val="91780584"/>
         <w:rPr>
           <w:rFonts w:eastAsia="Times New Roman"/>
           <w:color w:val="111827"/>
@@ -2459,7 +2459,7 @@
     </w:p>
     <w:p>
       <w:pPr>
-        <w:divId w:val="596865715"/>
+        <w:divId w:val="1736466910"/>
         <w:rPr>
           <w:rFonts w:eastAsia="Times New Roman"/>
           <w:color w:val="111827"/>
@@ -2481,7 +2481,7 @@
     </w:p>
     <w:p>
       <w:pPr>
-        <w:divId w:val="1680430488"/>
+        <w:divId w:val="802112952"/>
         <w:rPr>
           <w:rFonts w:eastAsia="Times New Roman"/>
           <w:color w:val="111827"/>
@@ -2503,7 +2503,7 @@
     </w:p>
     <w:p>
       <w:pPr>
-        <w:divId w:val="1470126880"/>
+        <w:divId w:val="950822181"/>
         <w:rPr>
           <w:rFonts w:eastAsia="Times New Roman"/>
           <w:color w:val="111827"/>
@@ -2525,7 +2525,7 @@
     </w:p>
     <w:p>
       <w:pPr>
-        <w:divId w:val="241181834"/>
+        <w:divId w:val="1813015029"/>
         <w:rPr>
           <w:rFonts w:eastAsia="Times New Roman"/>
           <w:color w:val="111827"/>
@@ -2548,7 +2548,7 @@
     </w:p>
     <w:p>
       <w:pPr>
-        <w:divId w:val="1738360337"/>
+        <w:divId w:val="247427901"/>
         <w:rPr>
           <w:rFonts w:eastAsia="Times New Roman"/>
           <w:color w:val="111827"/>
@@ -2570,7 +2570,7 @@
     </w:p>
     <w:p>
       <w:pPr>
-        <w:divId w:val="527762838"/>
+        <w:divId w:val="513155548"/>
         <w:rPr>
           <w:rFonts w:eastAsia="Times New Roman"/>
           <w:color w:val="111827"/>
@@ -2592,7 +2592,7 @@
     </w:p>
     <w:p>
       <w:pPr>
-        <w:divId w:val="1211962386"/>
+        <w:divId w:val="382800380"/>
         <w:rPr>
           <w:rFonts w:eastAsia="Times New Roman"/>
           <w:color w:val="111827"/>
@@ -2614,7 +2614,7 @@
     </w:p>
     <w:p>
       <w:pPr>
-        <w:divId w:val="289479341"/>
+        <w:divId w:val="2045400468"/>
         <w:rPr>
           <w:rFonts w:eastAsia="Times New Roman"/>
           <w:color w:val="111827"/>
@@ -2636,7 +2636,7 @@
     </w:p>
     <w:p>
       <w:pPr>
-        <w:divId w:val="2030986116"/>
+        <w:divId w:val="833954974"/>
         <w:rPr>
           <w:rFonts w:eastAsia="Times New Roman"/>
           <w:color w:val="111827"/>
@@ -2658,7 +2658,7 @@
     </w:p>
     <w:p>
       <w:pPr>
-        <w:divId w:val="1784305710"/>
+        <w:divId w:val="1426153725"/>
         <w:rPr>
           <w:rFonts w:eastAsia="Times New Roman"/>
           <w:color w:val="111827"/>
@@ -2680,7 +2680,7 @@
     </w:p>
     <w:p>
       <w:pPr>
-        <w:divId w:val="1857037146"/>
+        <w:divId w:val="1883402895"/>
         <w:rPr>
           <w:rFonts w:eastAsia="Times New Roman"/>
           <w:color w:val="111827"/>
@@ -2702,7 +2702,7 @@
     </w:p>
     <w:p>
       <w:pPr>
-        <w:divId w:val="1214348518"/>
+        <w:divId w:val="101152555"/>
         <w:rPr>
           <w:rFonts w:eastAsia="Times New Roman"/>
           <w:color w:val="111827"/>
@@ -2724,7 +2724,7 @@
     </w:p>
     <w:p>
       <w:pPr>
-        <w:divId w:val="705373955"/>
+        <w:divId w:val="1704011488"/>
         <w:rPr>
           <w:rFonts w:eastAsia="Times New Roman"/>
           <w:color w:val="111827"/>
@@ -2746,7 +2746,7 @@
     </w:p>
     <w:p>
       <w:pPr>
-        <w:divId w:val="656690931"/>
+        <w:divId w:val="67308379"/>
         <w:rPr>
           <w:rFonts w:eastAsia="Times New Roman"/>
           <w:color w:val="111827"/>
@@ -2768,7 +2768,7 @@
     </w:p>
     <w:p>
       <w:pPr>
-        <w:divId w:val="1379474354"/>
+        <w:divId w:val="530193138"/>
         <w:rPr>
           <w:rFonts w:eastAsia="Times New Roman"/>
           <w:color w:val="111827"/>
@@ -2791,7 +2791,7 @@
     </w:p>
     <w:p>
       <w:pPr>
-        <w:divId w:val="417215811"/>
+        <w:divId w:val="916979830"/>
         <w:rPr>
           <w:rFonts w:eastAsia="Times New Roman"/>
           <w:color w:val="111827"/>
@@ -2813,7 +2813,7 @@
     </w:p>
     <w:p>
       <w:pPr>
-        <w:divId w:val="1804302019"/>
+        <w:divId w:val="679967146"/>
         <w:rPr>
           <w:rFonts w:eastAsia="Times New Roman"/>
           <w:color w:val="111827"/>
@@ -2835,7 +2835,7 @@
     </w:p>
     <w:p>
       <w:pPr>
-        <w:divId w:val="1378042391"/>
+        <w:divId w:val="200244624"/>
         <w:rPr>
           <w:rFonts w:eastAsia="Times New Roman"/>
           <w:color w:val="111827"/>
@@ -2857,7 +2857,7 @@
     </w:p>
     <w:p>
       <w:pPr>
-        <w:divId w:val="386493542"/>
+        <w:divId w:val="903108053"/>
         <w:rPr>
           <w:rFonts w:eastAsia="Times New Roman"/>
           <w:color w:val="111827"/>
@@ -2879,7 +2879,7 @@
     </w:p>
     <w:p>
       <w:pPr>
-        <w:divId w:val="520823990"/>
+        <w:divId w:val="1690982986"/>
         <w:rPr>
           <w:rFonts w:eastAsia="Times New Roman"/>
           <w:color w:val="111827"/>
@@ -2902,7 +2902,7 @@
     </w:p>
     <w:p>
       <w:pPr>
-        <w:divId w:val="1798138333"/>
+        <w:divId w:val="1874492441"/>
         <w:rPr>
           <w:rFonts w:eastAsia="Times New Roman"/>
           <w:color w:val="111827"/>
@@ -2924,7 +2924,7 @@
     </w:p>
     <w:p>
       <w:pPr>
-        <w:divId w:val="1652439360"/>
+        <w:divId w:val="1788768650"/>
         <w:rPr>
           <w:rFonts w:eastAsia="Times New Roman"/>
           <w:color w:val="111827"/>
@@ -2946,7 +2946,7 @@
     </w:p>
     <w:p>
       <w:pPr>
-        <w:divId w:val="1639726970"/>
+        <w:divId w:val="1710913360"/>
         <w:rPr>
           <w:rFonts w:eastAsia="Times New Roman"/>
           <w:color w:val="111827"/>
@@ -2968,7 +2968,7 @@
     </w:p>
     <w:p>
       <w:pPr>
-        <w:divId w:val="1499730533"/>
+        <w:divId w:val="1510213062"/>
         <w:rPr>
           <w:rFonts w:eastAsia="Times New Roman"/>
           <w:color w:val="111827"/>
@@ -2990,7 +2990,7 @@
     </w:p>
     <w:p>
       <w:pPr>
-        <w:divId w:val="1062871116"/>
+        <w:divId w:val="400949686"/>
         <w:rPr>
           <w:rFonts w:eastAsia="Times New Roman"/>
           <w:color w:val="111827"/>
@@ -3013,7 +3013,7 @@
     </w:p>
     <w:p>
       <w:pPr>
-        <w:divId w:val="425156457"/>
+        <w:divId w:val="450440911"/>
         <w:rPr>
           <w:rFonts w:eastAsia="Times New Roman"/>
           <w:color w:val="111827"/>
@@ -3036,7 +3036,7 @@
     </w:p>
     <w:p>
       <w:pPr>
-        <w:divId w:val="1493831216"/>
+        <w:divId w:val="1212812586"/>
         <w:rPr>
           <w:rFonts w:eastAsia="Times New Roman"/>
           <w:color w:val="111827"/>
@@ -3058,7 +3058,7 @@
     </w:p>
     <w:p>
       <w:pPr>
-        <w:divId w:val="1095714233"/>
+        <w:divId w:val="52431420"/>
         <w:rPr>
           <w:rFonts w:eastAsia="Times New Roman"/>
           <w:color w:val="111827"/>
@@ -3080,7 +3080,7 @@
     </w:p>
     <w:p>
       <w:pPr>
-        <w:divId w:val="2016567139"/>
+        <w:divId w:val="410737903"/>
         <w:rPr>
           <w:rFonts w:eastAsia="Times New Roman"/>
           <w:color w:val="111827"/>
@@ -3102,7 +3102,7 @@
     </w:p>
     <w:p>
       <w:pPr>
-        <w:divId w:val="62919982"/>
+        <w:divId w:val="1819030841"/>
         <w:rPr>
           <w:rFonts w:eastAsia="Times New Roman"/>
           <w:color w:val="111827"/>
@@ -3264,7 +3264,7 @@
     </w:p>
     <w:p>
       <w:pPr>
-        <w:divId w:val="2109812655"/>
+        <w:divId w:val="1567569837"/>
         <w:rPr>
           <w:rFonts w:eastAsia="Times New Roman"/>
           <w:color w:val="111827"/>
@@ -3286,7 +3286,7 @@
     </w:p>
     <w:p>
       <w:pPr>
-        <w:divId w:val="1782802683"/>
+        <w:divId w:val="202446818"/>
         <w:rPr>
           <w:rFonts w:eastAsia="Times New Roman"/>
           <w:color w:val="111827"/>
@@ -3308,7 +3308,7 @@
     </w:p>
     <w:p>
       <w:pPr>
-        <w:divId w:val="78019802"/>
+        <w:divId w:val="1426269262"/>
         <w:rPr>
           <w:rFonts w:eastAsia="Times New Roman"/>
           <w:color w:val="111827"/>
@@ -3330,7 +3330,7 @@
     </w:p>
     <w:p>
       <w:pPr>
-        <w:divId w:val="1946693991"/>
+        <w:divId w:val="1279800094"/>
         <w:rPr>
           <w:rFonts w:eastAsia="Times New Roman"/>
           <w:color w:val="111827"/>
@@ -3352,7 +3352,7 @@
     </w:p>
     <w:p>
       <w:pPr>
-        <w:divId w:val="1226260043"/>
+        <w:divId w:val="527302889"/>
         <w:rPr>
           <w:rFonts w:eastAsia="Times New Roman"/>
           <w:color w:val="111827"/>
@@ -3374,7 +3374,7 @@
     </w:p>
     <w:p>
       <w:pPr>
-        <w:divId w:val="1599412634"/>
+        <w:divId w:val="2098135903"/>
         <w:rPr>
           <w:rFonts w:eastAsia="Times New Roman"/>
           <w:color w:val="111827"/>
@@ -3396,7 +3396,7 @@
     </w:p>
     <w:p>
       <w:pPr>
-        <w:divId w:val="1240168480"/>
+        <w:divId w:val="1317493523"/>
         <w:rPr>
           <w:rFonts w:eastAsia="Times New Roman"/>
           <w:color w:val="111827"/>
@@ -3418,7 +3418,7 @@
     </w:p>
     <w:p>
       <w:pPr>
-        <w:divId w:val="2146196233"/>
+        <w:divId w:val="137572221"/>
         <w:rPr>
           <w:rFonts w:eastAsia="Times New Roman"/>
           <w:color w:val="111827"/>
@@ -3440,7 +3440,7 @@
     </w:p>
     <w:p>
       <w:pPr>
-        <w:divId w:val="329212375"/>
+        <w:divId w:val="1605379525"/>
         <w:rPr>
           <w:rFonts w:eastAsia="Times New Roman"/>
           <w:color w:val="111827"/>
@@ -3462,7 +3462,7 @@
     </w:p>
     <w:p>
       <w:pPr>
-        <w:divId w:val="749351428"/>
+        <w:divId w:val="2129815983"/>
         <w:rPr>
           <w:rFonts w:eastAsia="Times New Roman"/>
           <w:color w:val="111827"/>
@@ -3484,7 +3484,7 @@
     </w:p>
     <w:p>
       <w:pPr>
-        <w:divId w:val="1460026957"/>
+        <w:divId w:val="394200393"/>
         <w:rPr>
           <w:rFonts w:eastAsia="Times New Roman"/>
           <w:color w:val="111827"/>
@@ -3530,7 +3530,7 @@
     </w:p>
     <w:p>
       <w:pPr>
-        <w:divId w:val="1930458352"/>
+        <w:divId w:val="27487356"/>
         <w:rPr>
           <w:rFonts w:eastAsia="Times New Roman"/>
           <w:color w:val="111827"/>
@@ -3552,7 +3552,7 @@
     </w:p>
     <w:p>
       <w:pPr>
-        <w:divId w:val="975528154"/>
+        <w:divId w:val="187724982"/>
         <w:rPr>
           <w:rFonts w:eastAsia="Times New Roman"/>
           <w:color w:val="111827"/>
@@ -3574,7 +3574,7 @@
     </w:p>
     <w:p>
       <w:pPr>
-        <w:divId w:val="514267593"/>
+        <w:divId w:val="557476987"/>
         <w:rPr>
           <w:rFonts w:eastAsia="Times New Roman"/>
           <w:color w:val="111827"/>
@@ -3596,7 +3596,7 @@
     </w:p>
     <w:p>
       <w:pPr>
-        <w:divId w:val="850333291"/>
+        <w:divId w:val="1699694706"/>
         <w:rPr>
           <w:rFonts w:eastAsia="Times New Roman"/>
           <w:color w:val="111827"/>
@@ -3618,7 +3618,7 @@
     </w:p>
     <w:p>
       <w:pPr>
-        <w:divId w:val="704871288"/>
+        <w:divId w:val="1369837875"/>
         <w:rPr>
           <w:rFonts w:eastAsia="Times New Roman"/>
           <w:color w:val="111827"/>
@@ -3640,7 +3640,7 @@
     </w:p>
     <w:p>
       <w:pPr>
-        <w:divId w:val="1340502568"/>
+        <w:divId w:val="1346781342"/>
         <w:rPr>
           <w:rFonts w:eastAsia="Times New Roman"/>
           <w:color w:val="111827"/>
@@ -3662,7 +3662,7 @@
     </w:p>
     <w:p>
       <w:pPr>
-        <w:divId w:val="218250265"/>
+        <w:divId w:val="440339658"/>
         <w:rPr>
           <w:rFonts w:eastAsia="Times New Roman"/>
           <w:color w:val="111827"/>
@@ -3694,7 +3694,7 @@
     </w:p>
     <w:p>
       <w:pPr>
-        <w:divId w:val="435518497"/>
+        <w:divId w:val="650328332"/>
         <w:rPr>
           <w:rFonts w:eastAsia="Times New Roman"/>
           <w:color w:val="111827"/>
@@ -3716,7 +3716,7 @@
     </w:p>
     <w:p>
       <w:pPr>
-        <w:divId w:val="559757194"/>
+        <w:divId w:val="649134238"/>
         <w:rPr>
           <w:rFonts w:eastAsia="Times New Roman"/>
           <w:color w:val="111827"/>
@@ -13991,7 +13991,7 @@
     <w:p>
       <w:pPr>
         <w:jc w:val="center"/>
-        <w:divId w:val="583877155"/>
+        <w:divId w:val="754010103"/>
         <w:rPr>
           <w:rFonts w:eastAsia="Times New Roman"/>
           <w:color w:val="111827"/>
@@ -14010,47 +14010,38 @@
           <w:lang w:val="en"/>
         </w:rPr>
         <w:drawing>
-          <wp:inline distT="0" distB="0" distL="0" distR="0" wp14:anchorId="3B90B4D1" wp14:editId="20EA5FBD">
-            <wp:extent cx="304800" cy="304800"/>
-            <wp:effectExtent l="0" t="0" r="0" b="0"/>
-            <wp:docPr id="1" name="Picture 1" descr="High-Level Three-Tier System Architecture"/>
-            <wp:cNvGraphicFramePr>
-              <a:graphicFrameLocks xmlns:a="http://schemas.openxmlformats.org/drawingml/2006/main" noChangeAspect="1"/>
-            </wp:cNvGraphicFramePr>
+          <wp:inline distT="0" distB="0" distL="0" distR="0" wp14:anchorId="5382EE95" wp14:editId="38BE7B72">
+            <wp:extent cx="3632200" cy="2540000"/>
+            <wp:effectExtent l="0" t="0" r="6350" b="0"/>
+            <wp:docPr id="1467326768" name="Picture 11"/>
+            <wp:cNvGraphicFramePr/>
             <a:graphic xmlns:a="http://schemas.openxmlformats.org/drawingml/2006/main">
               <a:graphicData uri="http://schemas.openxmlformats.org/drawingml/2006/picture">
                 <pic:pic xmlns:pic="http://schemas.openxmlformats.org/drawingml/2006/picture">
                   <pic:nvPicPr>
-                    <pic:cNvPr id="0" name="Picture 1" descr="High-Level Three-Tier System Architecture"/>
-                    <pic:cNvPicPr>
-                      <a:picLocks noChangeAspect="1" noChangeArrowheads="1"/>
-                    </pic:cNvPicPr>
+                    <pic:cNvPr id="1467326768" name=""/>
+                    <pic:cNvPicPr/>
                   </pic:nvPicPr>
                   <pic:blipFill>
-                    <a:blip r:link="rId5">
+                    <a:blip r:embed="rId5" cstate="print">
                       <a:extLst>
                         <a:ext uri="{28A0092B-C50C-407E-A947-70E740481C1C}">
                           <a14:useLocalDpi xmlns:a14="http://schemas.microsoft.com/office/drawing/2010/main" val="0"/>
                         </a:ext>
                       </a:extLst>
                     </a:blip>
-                    <a:srcRect/>
                     <a:stretch>
                       <a:fillRect/>
                     </a:stretch>
                   </pic:blipFill>
-                  <pic:spPr bwMode="auto">
+                  <pic:spPr>
                     <a:xfrm>
                       <a:off x="0" y="0"/>
-                      <a:ext cx="304800" cy="304800"/>
+                      <a:ext cx="3632200" cy="2540000"/>
                     </a:xfrm>
                     <a:prstGeom prst="rect">
                       <a:avLst/>
                     </a:prstGeom>
-                    <a:noFill/>
-                    <a:ln>
-                      <a:noFill/>
-                    </a:ln>
                   </pic:spPr>
                 </pic:pic>
               </a:graphicData>
@@ -14062,7 +14053,7 @@
     <w:p>
       <w:pPr>
         <w:jc w:val="center"/>
-        <w:divId w:val="1184856488"/>
+        <w:divId w:val="1522164369"/>
         <w:rPr>
           <w:rFonts w:eastAsia="Times New Roman"/>
           <w:b/>
@@ -14997,7 +14988,7 @@
     <w:p>
       <w:pPr>
         <w:jc w:val="center"/>
-        <w:divId w:val="403796162"/>
+        <w:divId w:val="858012847"/>
         <w:rPr>
           <w:rFonts w:eastAsia="Times New Roman"/>
           <w:color w:val="111827"/>
@@ -15016,47 +15007,38 @@
           <w:lang w:val="en"/>
         </w:rPr>
         <w:drawing>
-          <wp:inline distT="0" distB="0" distL="0" distR="0" wp14:anchorId="6F72145A" wp14:editId="5371B974">
-            <wp:extent cx="304800" cy="304800"/>
-            <wp:effectExtent l="0" t="0" r="0" b="0"/>
-            <wp:docPr id="2" name="Picture 2" descr="End-to-End Workflow"/>
-            <wp:cNvGraphicFramePr>
-              <a:graphicFrameLocks xmlns:a="http://schemas.openxmlformats.org/drawingml/2006/main" noChangeAspect="1"/>
-            </wp:cNvGraphicFramePr>
+          <wp:inline distT="0" distB="0" distL="0" distR="0" wp14:anchorId="5D7DB75B" wp14:editId="335654F0">
+            <wp:extent cx="5943600" cy="930275"/>
+            <wp:effectExtent l="0" t="0" r="0" b="3175"/>
+            <wp:docPr id="1821810764" name="Picture 10"/>
+            <wp:cNvGraphicFramePr/>
             <a:graphic xmlns:a="http://schemas.openxmlformats.org/drawingml/2006/main">
               <a:graphicData uri="http://schemas.openxmlformats.org/drawingml/2006/picture">
                 <pic:pic xmlns:pic="http://schemas.openxmlformats.org/drawingml/2006/picture">
                   <pic:nvPicPr>
-                    <pic:cNvPr id="0" name="Picture 2" descr="End-to-End Workflow"/>
-                    <pic:cNvPicPr>
-                      <a:picLocks noChangeAspect="1" noChangeArrowheads="1"/>
-                    </pic:cNvPicPr>
+                    <pic:cNvPr id="1821810764" name=""/>
+                    <pic:cNvPicPr/>
                   </pic:nvPicPr>
                   <pic:blipFill>
-                    <a:blip r:link="rId6">
+                    <a:blip r:embed="rId6">
                       <a:extLst>
                         <a:ext uri="{28A0092B-C50C-407E-A947-70E740481C1C}">
                           <a14:useLocalDpi xmlns:a14="http://schemas.microsoft.com/office/drawing/2010/main" val="0"/>
                         </a:ext>
                       </a:extLst>
                     </a:blip>
-                    <a:srcRect/>
                     <a:stretch>
                       <a:fillRect/>
                     </a:stretch>
                   </pic:blipFill>
-                  <pic:spPr bwMode="auto">
+                  <pic:spPr>
                     <a:xfrm>
                       <a:off x="0" y="0"/>
-                      <a:ext cx="304800" cy="304800"/>
+                      <a:ext cx="5943600" cy="930275"/>
                     </a:xfrm>
                     <a:prstGeom prst="rect">
                       <a:avLst/>
                     </a:prstGeom>
-                    <a:noFill/>
-                    <a:ln>
-                      <a:noFill/>
-                    </a:ln>
                   </pic:spPr>
                 </pic:pic>
               </a:graphicData>
@@ -15068,7 +15050,7 @@
     <w:p>
       <w:pPr>
         <w:jc w:val="center"/>
-        <w:divId w:val="1982229550"/>
+        <w:divId w:val="283772807"/>
         <w:rPr>
           <w:rFonts w:eastAsia="Times New Roman"/>
           <w:b/>
@@ -15254,7 +15236,7 @@
     <w:p>
       <w:pPr>
         <w:jc w:val="center"/>
-        <w:divId w:val="123349189"/>
+        <w:divId w:val="1601988066"/>
         <w:rPr>
           <w:rFonts w:eastAsia="Times New Roman"/>
           <w:color w:val="111827"/>
@@ -15273,47 +15255,38 @@
           <w:lang w:val="en"/>
         </w:rPr>
         <w:drawing>
-          <wp:inline distT="0" distB="0" distL="0" distR="0" wp14:anchorId="081BC2D7" wp14:editId="7192ED14">
-            <wp:extent cx="304800" cy="304800"/>
-            <wp:effectExtent l="0" t="0" r="0" b="0"/>
-            <wp:docPr id="3" name="Picture 3" descr="Safety Gate Architecture"/>
-            <wp:cNvGraphicFramePr>
-              <a:graphicFrameLocks xmlns:a="http://schemas.openxmlformats.org/drawingml/2006/main" noChangeAspect="1"/>
-            </wp:cNvGraphicFramePr>
+          <wp:inline distT="0" distB="0" distL="0" distR="0" wp14:anchorId="24DED1DB" wp14:editId="660C74F2">
+            <wp:extent cx="5943600" cy="930275"/>
+            <wp:effectExtent l="0" t="0" r="0" b="3175"/>
+            <wp:docPr id="1125346419" name="Picture 9"/>
+            <wp:cNvGraphicFramePr/>
             <a:graphic xmlns:a="http://schemas.openxmlformats.org/drawingml/2006/main">
               <a:graphicData uri="http://schemas.openxmlformats.org/drawingml/2006/picture">
                 <pic:pic xmlns:pic="http://schemas.openxmlformats.org/drawingml/2006/picture">
                   <pic:nvPicPr>
-                    <pic:cNvPr id="0" name="Picture 3" descr="Safety Gate Architecture"/>
-                    <pic:cNvPicPr>
-                      <a:picLocks noChangeAspect="1" noChangeArrowheads="1"/>
-                    </pic:cNvPicPr>
+                    <pic:cNvPr id="1125346419" name=""/>
+                    <pic:cNvPicPr/>
                   </pic:nvPicPr>
                   <pic:blipFill>
-                    <a:blip r:link="rId7">
+                    <a:blip r:embed="rId7">
                       <a:extLst>
                         <a:ext uri="{28A0092B-C50C-407E-A947-70E740481C1C}">
                           <a14:useLocalDpi xmlns:a14="http://schemas.microsoft.com/office/drawing/2010/main" val="0"/>
                         </a:ext>
                       </a:extLst>
                     </a:blip>
-                    <a:srcRect/>
                     <a:stretch>
                       <a:fillRect/>
                     </a:stretch>
                   </pic:blipFill>
-                  <pic:spPr bwMode="auto">
+                  <pic:spPr>
                     <a:xfrm>
                       <a:off x="0" y="0"/>
-                      <a:ext cx="304800" cy="304800"/>
+                      <a:ext cx="5943600" cy="930275"/>
                     </a:xfrm>
                     <a:prstGeom prst="rect">
                       <a:avLst/>
                     </a:prstGeom>
-                    <a:noFill/>
-                    <a:ln>
-                      <a:noFill/>
-                    </a:ln>
                   </pic:spPr>
                 </pic:pic>
               </a:graphicData>
@@ -15325,7 +15298,7 @@
     <w:p>
       <w:pPr>
         <w:jc w:val="center"/>
-        <w:divId w:val="373966360"/>
+        <w:divId w:val="1065374316"/>
         <w:rPr>
           <w:rFonts w:eastAsia="Times New Roman"/>
           <w:b/>
@@ -15412,7 +15385,7 @@
     <w:p>
       <w:pPr>
         <w:jc w:val="center"/>
-        <w:divId w:val="396559546"/>
+        <w:divId w:val="320742175"/>
         <w:rPr>
           <w:rFonts w:eastAsia="Times New Roman"/>
           <w:color w:val="111827"/>
@@ -15431,47 +15404,38 @@
           <w:lang w:val="en"/>
         </w:rPr>
         <w:drawing>
-          <wp:inline distT="0" distB="0" distL="0" distR="0" wp14:anchorId="3E33C41F" wp14:editId="46FE1246">
-            <wp:extent cx="304800" cy="304800"/>
+          <wp:inline distT="0" distB="0" distL="0" distR="0" wp14:anchorId="7B98BEEF" wp14:editId="6C5CF986">
+            <wp:extent cx="5943600" cy="1033780"/>
             <wp:effectExtent l="0" t="0" r="0" b="0"/>
-            <wp:docPr id="4" name="Picture 4" descr="AWS Topology"/>
-            <wp:cNvGraphicFramePr>
-              <a:graphicFrameLocks xmlns:a="http://schemas.openxmlformats.org/drawingml/2006/main" noChangeAspect="1"/>
-            </wp:cNvGraphicFramePr>
+            <wp:docPr id="126265752" name="Picture 8"/>
+            <wp:cNvGraphicFramePr/>
             <a:graphic xmlns:a="http://schemas.openxmlformats.org/drawingml/2006/main">
               <a:graphicData uri="http://schemas.openxmlformats.org/drawingml/2006/picture">
                 <pic:pic xmlns:pic="http://schemas.openxmlformats.org/drawingml/2006/picture">
                   <pic:nvPicPr>
-                    <pic:cNvPr id="0" name="Picture 4" descr="AWS Topology"/>
-                    <pic:cNvPicPr>
-                      <a:picLocks noChangeAspect="1" noChangeArrowheads="1"/>
-                    </pic:cNvPicPr>
+                    <pic:cNvPr id="126265752" name=""/>
+                    <pic:cNvPicPr/>
                   </pic:nvPicPr>
                   <pic:blipFill>
-                    <a:blip r:link="rId8">
+                    <a:blip r:embed="rId8">
                       <a:extLst>
                         <a:ext uri="{28A0092B-C50C-407E-A947-70E740481C1C}">
                           <a14:useLocalDpi xmlns:a14="http://schemas.microsoft.com/office/drawing/2010/main" val="0"/>
                         </a:ext>
                       </a:extLst>
                     </a:blip>
-                    <a:srcRect/>
                     <a:stretch>
                       <a:fillRect/>
                     </a:stretch>
                   </pic:blipFill>
-                  <pic:spPr bwMode="auto">
+                  <pic:spPr>
                     <a:xfrm>
                       <a:off x="0" y="0"/>
-                      <a:ext cx="304800" cy="304800"/>
+                      <a:ext cx="5943600" cy="1033780"/>
                     </a:xfrm>
                     <a:prstGeom prst="rect">
                       <a:avLst/>
                     </a:prstGeom>
-                    <a:noFill/>
-                    <a:ln>
-                      <a:noFill/>
-                    </a:ln>
                   </pic:spPr>
                 </pic:pic>
               </a:graphicData>
@@ -15483,7 +15447,7 @@
     <w:p>
       <w:pPr>
         <w:jc w:val="center"/>
-        <w:divId w:val="1752461542"/>
+        <w:divId w:val="1694763300"/>
         <w:rPr>
           <w:rFonts w:eastAsia="Times New Roman"/>
           <w:b/>
@@ -17362,7 +17326,7 @@
     <w:p>
       <w:pPr>
         <w:jc w:val="center"/>
-        <w:divId w:val="294606645"/>
+        <w:divId w:val="561134308"/>
         <w:rPr>
           <w:rFonts w:eastAsia="Times New Roman"/>
           <w:color w:val="111827"/>
@@ -17381,47 +17345,38 @@
           <w:lang w:val="en"/>
         </w:rPr>
         <w:drawing>
-          <wp:inline distT="0" distB="0" distL="0" distR="0" wp14:anchorId="53EC5AA0" wp14:editId="27C08B8F">
-            <wp:extent cx="304800" cy="304800"/>
+          <wp:inline distT="0" distB="0" distL="0" distR="0" wp14:anchorId="5C5D61FD" wp14:editId="2C78FE3F">
+            <wp:extent cx="2286000" cy="1524000"/>
             <wp:effectExtent l="0" t="0" r="0" b="0"/>
-            <wp:docPr id="5" name="Picture 5" descr="Module 1 Storefront"/>
-            <wp:cNvGraphicFramePr>
-              <a:graphicFrameLocks xmlns:a="http://schemas.openxmlformats.org/drawingml/2006/main" noChangeAspect="1"/>
-            </wp:cNvGraphicFramePr>
+            <wp:docPr id="1358224697" name="Picture 7"/>
+            <wp:cNvGraphicFramePr/>
             <a:graphic xmlns:a="http://schemas.openxmlformats.org/drawingml/2006/main">
               <a:graphicData uri="http://schemas.openxmlformats.org/drawingml/2006/picture">
                 <pic:pic xmlns:pic="http://schemas.openxmlformats.org/drawingml/2006/picture">
                   <pic:nvPicPr>
-                    <pic:cNvPr id="0" name="Picture 5" descr="Module 1 Storefront"/>
-                    <pic:cNvPicPr>
-                      <a:picLocks noChangeAspect="1" noChangeArrowheads="1"/>
-                    </pic:cNvPicPr>
+                    <pic:cNvPr id="1358224697" name=""/>
+                    <pic:cNvPicPr/>
                   </pic:nvPicPr>
                   <pic:blipFill>
-                    <a:blip r:link="rId9">
+                    <a:blip r:embed="rId9" cstate="print">
                       <a:extLst>
                         <a:ext uri="{28A0092B-C50C-407E-A947-70E740481C1C}">
                           <a14:useLocalDpi xmlns:a14="http://schemas.microsoft.com/office/drawing/2010/main" val="0"/>
                         </a:ext>
                       </a:extLst>
                     </a:blip>
-                    <a:srcRect/>
                     <a:stretch>
                       <a:fillRect/>
                     </a:stretch>
                   </pic:blipFill>
-                  <pic:spPr bwMode="auto">
+                  <pic:spPr>
                     <a:xfrm>
                       <a:off x="0" y="0"/>
-                      <a:ext cx="304800" cy="304800"/>
+                      <a:ext cx="2286000" cy="1524000"/>
                     </a:xfrm>
                     <a:prstGeom prst="rect">
                       <a:avLst/>
                     </a:prstGeom>
-                    <a:noFill/>
-                    <a:ln>
-                      <a:noFill/>
-                    </a:ln>
                   </pic:spPr>
                 </pic:pic>
               </a:graphicData>
@@ -17433,7 +17388,7 @@
     <w:p>
       <w:pPr>
         <w:jc w:val="center"/>
-        <w:divId w:val="466896091"/>
+        <w:divId w:val="1261136611"/>
         <w:rPr>
           <w:rFonts w:eastAsia="Times New Roman"/>
           <w:b/>
@@ -17754,7 +17709,7 @@
     <w:p>
       <w:pPr>
         <w:jc w:val="center"/>
-        <w:divId w:val="1846357817"/>
+        <w:divId w:val="1076318527"/>
         <w:rPr>
           <w:rFonts w:eastAsia="Times New Roman"/>
           <w:color w:val="111827"/>
@@ -17773,47 +17728,38 @@
           <w:lang w:val="en"/>
         </w:rPr>
         <w:drawing>
-          <wp:inline distT="0" distB="0" distL="0" distR="0" wp14:anchorId="786A8094" wp14:editId="1DEF70D3">
-            <wp:extent cx="304800" cy="304800"/>
+          <wp:inline distT="0" distB="0" distL="0" distR="0" wp14:anchorId="0718689B" wp14:editId="35A8EC2B">
+            <wp:extent cx="2286000" cy="1524000"/>
             <wp:effectExtent l="0" t="0" r="0" b="0"/>
-            <wp:docPr id="6" name="Picture 6" descr="Module 2 Stockout Drawer"/>
-            <wp:cNvGraphicFramePr>
-              <a:graphicFrameLocks xmlns:a="http://schemas.openxmlformats.org/drawingml/2006/main" noChangeAspect="1"/>
-            </wp:cNvGraphicFramePr>
+            <wp:docPr id="666131235" name="Picture 6"/>
+            <wp:cNvGraphicFramePr/>
             <a:graphic xmlns:a="http://schemas.openxmlformats.org/drawingml/2006/main">
               <a:graphicData uri="http://schemas.openxmlformats.org/drawingml/2006/picture">
                 <pic:pic xmlns:pic="http://schemas.openxmlformats.org/drawingml/2006/picture">
                   <pic:nvPicPr>
-                    <pic:cNvPr id="0" name="Picture 6" descr="Module 2 Stockout Drawer"/>
-                    <pic:cNvPicPr>
-                      <a:picLocks noChangeAspect="1" noChangeArrowheads="1"/>
-                    </pic:cNvPicPr>
+                    <pic:cNvPr id="666131235" name=""/>
+                    <pic:cNvPicPr/>
                   </pic:nvPicPr>
                   <pic:blipFill>
-                    <a:blip r:link="rId10">
+                    <a:blip r:embed="rId10" cstate="print">
                       <a:extLst>
                         <a:ext uri="{28A0092B-C50C-407E-A947-70E740481C1C}">
                           <a14:useLocalDpi xmlns:a14="http://schemas.microsoft.com/office/drawing/2010/main" val="0"/>
                         </a:ext>
                       </a:extLst>
                     </a:blip>
-                    <a:srcRect/>
                     <a:stretch>
                       <a:fillRect/>
                     </a:stretch>
                   </pic:blipFill>
-                  <pic:spPr bwMode="auto">
+                  <pic:spPr>
                     <a:xfrm>
                       <a:off x="0" y="0"/>
-                      <a:ext cx="304800" cy="304800"/>
+                      <a:ext cx="2286000" cy="1524000"/>
                     </a:xfrm>
                     <a:prstGeom prst="rect">
                       <a:avLst/>
                     </a:prstGeom>
-                    <a:noFill/>
-                    <a:ln>
-                      <a:noFill/>
-                    </a:ln>
                   </pic:spPr>
                 </pic:pic>
               </a:graphicData>
@@ -17825,7 +17771,7 @@
     <w:p>
       <w:pPr>
         <w:jc w:val="center"/>
-        <w:divId w:val="1037894754"/>
+        <w:divId w:val="236523315"/>
         <w:rPr>
           <w:rFonts w:eastAsia="Times New Roman"/>
           <w:b/>
@@ -17976,7 +17922,7 @@
     <w:p>
       <w:pPr>
         <w:jc w:val="center"/>
-        <w:divId w:val="700515638"/>
+        <w:divId w:val="525867031"/>
         <w:rPr>
           <w:rFonts w:eastAsia="Times New Roman"/>
           <w:color w:val="111827"/>
@@ -17995,47 +17941,38 @@
           <w:lang w:val="en"/>
         </w:rPr>
         <w:drawing>
-          <wp:inline distT="0" distB="0" distL="0" distR="0" wp14:anchorId="5CA8EAB3" wp14:editId="696A6B17">
-            <wp:extent cx="304800" cy="304800"/>
+          <wp:inline distT="0" distB="0" distL="0" distR="0" wp14:anchorId="79F4D8CD" wp14:editId="1EB8E153">
+            <wp:extent cx="2311400" cy="1524000"/>
             <wp:effectExtent l="0" t="0" r="0" b="0"/>
-            <wp:docPr id="7" name="Picture 7" descr="Module 3 Server Crash"/>
-            <wp:cNvGraphicFramePr>
-              <a:graphicFrameLocks xmlns:a="http://schemas.openxmlformats.org/drawingml/2006/main" noChangeAspect="1"/>
-            </wp:cNvGraphicFramePr>
+            <wp:docPr id="1223979210" name="Picture 5"/>
+            <wp:cNvGraphicFramePr/>
             <a:graphic xmlns:a="http://schemas.openxmlformats.org/drawingml/2006/main">
               <a:graphicData uri="http://schemas.openxmlformats.org/drawingml/2006/picture">
                 <pic:pic xmlns:pic="http://schemas.openxmlformats.org/drawingml/2006/picture">
                   <pic:nvPicPr>
-                    <pic:cNvPr id="0" name="Picture 7" descr="Module 3 Server Crash"/>
-                    <pic:cNvPicPr>
-                      <a:picLocks noChangeAspect="1" noChangeArrowheads="1"/>
-                    </pic:cNvPicPr>
+                    <pic:cNvPr id="1223979210" name=""/>
+                    <pic:cNvPicPr/>
                   </pic:nvPicPr>
                   <pic:blipFill>
-                    <a:blip r:link="rId11">
+                    <a:blip r:embed="rId11" cstate="print">
                       <a:extLst>
                         <a:ext uri="{28A0092B-C50C-407E-A947-70E740481C1C}">
                           <a14:useLocalDpi xmlns:a14="http://schemas.microsoft.com/office/drawing/2010/main" val="0"/>
                         </a:ext>
                       </a:extLst>
                     </a:blip>
-                    <a:srcRect/>
                     <a:stretch>
                       <a:fillRect/>
                     </a:stretch>
                   </pic:blipFill>
-                  <pic:spPr bwMode="auto">
+                  <pic:spPr>
                     <a:xfrm>
                       <a:off x="0" y="0"/>
-                      <a:ext cx="304800" cy="304800"/>
+                      <a:ext cx="2311400" cy="1524000"/>
                     </a:xfrm>
                     <a:prstGeom prst="rect">
                       <a:avLst/>
                     </a:prstGeom>
-                    <a:noFill/>
-                    <a:ln>
-                      <a:noFill/>
-                    </a:ln>
                   </pic:spPr>
                 </pic:pic>
               </a:graphicData>
@@ -18047,7 +17984,7 @@
     <w:p>
       <w:pPr>
         <w:jc w:val="center"/>
-        <w:divId w:val="1926448832"/>
+        <w:divId w:val="978265387"/>
         <w:rPr>
           <w:rFonts w:eastAsia="Times New Roman"/>
           <w:b/>
@@ -18343,7 +18280,7 @@
     <w:p>
       <w:pPr>
         <w:jc w:val="center"/>
-        <w:divId w:val="440346479"/>
+        <w:divId w:val="1280332725"/>
         <w:rPr>
           <w:rFonts w:eastAsia="Times New Roman"/>
           <w:color w:val="111827"/>
@@ -18362,47 +18299,38 @@
           <w:lang w:val="en"/>
         </w:rPr>
         <w:drawing>
-          <wp:inline distT="0" distB="0" distL="0" distR="0" wp14:anchorId="66BAF53E" wp14:editId="0B808D88">
-            <wp:extent cx="304800" cy="304800"/>
-            <wp:effectExtent l="0" t="0" r="0" b="0"/>
-            <wp:docPr id="8" name="Picture 8" descr="Module 4 SRE Dashboard"/>
-            <wp:cNvGraphicFramePr>
-              <a:graphicFrameLocks xmlns:a="http://schemas.openxmlformats.org/drawingml/2006/main" noChangeAspect="1"/>
-            </wp:cNvGraphicFramePr>
+          <wp:inline distT="0" distB="0" distL="0" distR="0" wp14:anchorId="04AD071F" wp14:editId="1A49DD3B">
+            <wp:extent cx="2032000" cy="1524000"/>
+            <wp:effectExtent l="0" t="0" r="6350" b="0"/>
+            <wp:docPr id="1563684119" name="Picture 4"/>
+            <wp:cNvGraphicFramePr/>
             <a:graphic xmlns:a="http://schemas.openxmlformats.org/drawingml/2006/main">
               <a:graphicData uri="http://schemas.openxmlformats.org/drawingml/2006/picture">
                 <pic:pic xmlns:pic="http://schemas.openxmlformats.org/drawingml/2006/picture">
                   <pic:nvPicPr>
-                    <pic:cNvPr id="0" name="Picture 8" descr="Module 4 SRE Dashboard"/>
-                    <pic:cNvPicPr>
-                      <a:picLocks noChangeAspect="1" noChangeArrowheads="1"/>
-                    </pic:cNvPicPr>
+                    <pic:cNvPr id="1563684119" name=""/>
+                    <pic:cNvPicPr/>
                   </pic:nvPicPr>
                   <pic:blipFill>
-                    <a:blip r:link="rId12">
+                    <a:blip r:embed="rId12" cstate="print">
                       <a:extLst>
                         <a:ext uri="{28A0092B-C50C-407E-A947-70E740481C1C}">
                           <a14:useLocalDpi xmlns:a14="http://schemas.microsoft.com/office/drawing/2010/main" val="0"/>
                         </a:ext>
                       </a:extLst>
                     </a:blip>
-                    <a:srcRect/>
                     <a:stretch>
                       <a:fillRect/>
                     </a:stretch>
                   </pic:blipFill>
-                  <pic:spPr bwMode="auto">
+                  <pic:spPr>
                     <a:xfrm>
                       <a:off x="0" y="0"/>
-                      <a:ext cx="304800" cy="304800"/>
+                      <a:ext cx="2032000" cy="1524000"/>
                     </a:xfrm>
                     <a:prstGeom prst="rect">
                       <a:avLst/>
                     </a:prstGeom>
-                    <a:noFill/>
-                    <a:ln>
-                      <a:noFill/>
-                    </a:ln>
                   </pic:spPr>
                 </pic:pic>
               </a:graphicData>
@@ -18414,7 +18342,7 @@
     <w:p>
       <w:pPr>
         <w:jc w:val="center"/>
-        <w:divId w:val="1854878275"/>
+        <w:divId w:val="1648902656"/>
         <w:rPr>
           <w:rFonts w:eastAsia="Times New Roman"/>
           <w:b/>
@@ -18718,7 +18646,7 @@
     <w:p>
       <w:pPr>
         <w:jc w:val="center"/>
-        <w:divId w:val="1125545702"/>
+        <w:divId w:val="1857889103"/>
         <w:rPr>
           <w:rFonts w:eastAsia="Times New Roman"/>
           <w:color w:val="111827"/>
@@ -18737,47 +18665,38 @@
           <w:lang w:val="en"/>
         </w:rPr>
         <w:drawing>
-          <wp:inline distT="0" distB="0" distL="0" distR="0" wp14:anchorId="387677F2" wp14:editId="00B459FA">
-            <wp:extent cx="304800" cy="304800"/>
-            <wp:effectExtent l="0" t="0" r="0" b="0"/>
-            <wp:docPr id="9" name="Picture 9" descr="Module 5 S3 Vault"/>
-            <wp:cNvGraphicFramePr>
-              <a:graphicFrameLocks xmlns:a="http://schemas.openxmlformats.org/drawingml/2006/main" noChangeAspect="1"/>
-            </wp:cNvGraphicFramePr>
+          <wp:inline distT="0" distB="0" distL="0" distR="0" wp14:anchorId="516487BA" wp14:editId="1382C19A">
+            <wp:extent cx="2832100" cy="1524000"/>
+            <wp:effectExtent l="0" t="0" r="6350" b="0"/>
+            <wp:docPr id="1858156642" name="Picture 3"/>
+            <wp:cNvGraphicFramePr/>
             <a:graphic xmlns:a="http://schemas.openxmlformats.org/drawingml/2006/main">
               <a:graphicData uri="http://schemas.openxmlformats.org/drawingml/2006/picture">
                 <pic:pic xmlns:pic="http://schemas.openxmlformats.org/drawingml/2006/picture">
                   <pic:nvPicPr>
-                    <pic:cNvPr id="0" name="Picture 9" descr="Module 5 S3 Vault"/>
-                    <pic:cNvPicPr>
-                      <a:picLocks noChangeAspect="1" noChangeArrowheads="1"/>
-                    </pic:cNvPicPr>
+                    <pic:cNvPr id="1858156642" name=""/>
+                    <pic:cNvPicPr/>
                   </pic:nvPicPr>
                   <pic:blipFill>
-                    <a:blip r:link="rId13">
+                    <a:blip r:embed="rId13" cstate="print">
                       <a:extLst>
                         <a:ext uri="{28A0092B-C50C-407E-A947-70E740481C1C}">
                           <a14:useLocalDpi xmlns:a14="http://schemas.microsoft.com/office/drawing/2010/main" val="0"/>
                         </a:ext>
                       </a:extLst>
                     </a:blip>
-                    <a:srcRect/>
                     <a:stretch>
                       <a:fillRect/>
                     </a:stretch>
                   </pic:blipFill>
-                  <pic:spPr bwMode="auto">
+                  <pic:spPr>
                     <a:xfrm>
                       <a:off x="0" y="0"/>
-                      <a:ext cx="304800" cy="304800"/>
+                      <a:ext cx="2832100" cy="1524000"/>
                     </a:xfrm>
                     <a:prstGeom prst="rect">
                       <a:avLst/>
                     </a:prstGeom>
-                    <a:noFill/>
-                    <a:ln>
-                      <a:noFill/>
-                    </a:ln>
                   </pic:spPr>
                 </pic:pic>
               </a:graphicData>
@@ -18789,7 +18708,7 @@
     <w:p>
       <w:pPr>
         <w:jc w:val="center"/>
-        <w:divId w:val="231237405"/>
+        <w:divId w:val="268321206"/>
         <w:rPr>
           <w:rFonts w:eastAsia="Times New Roman"/>
           <w:b/>
@@ -18923,7 +18842,7 @@
     <w:p>
       <w:pPr>
         <w:shd w:val="clear" w:color="auto" w:fill="F1F5F9"/>
-        <w:divId w:val="1484392408"/>
+        <w:divId w:val="213202225"/>
         <w:rPr>
           <w:rFonts w:eastAsia="Times New Roman"/>
           <w:i/>
@@ -19137,7 +19056,7 @@
     <w:p>
       <w:pPr>
         <w:jc w:val="center"/>
-        <w:divId w:val="1229653214"/>
+        <w:divId w:val="588580427"/>
         <w:rPr>
           <w:rFonts w:eastAsia="Times New Roman"/>
           <w:color w:val="111827"/>
@@ -19156,47 +19075,38 @@
           <w:lang w:val="en"/>
         </w:rPr>
         <w:drawing>
-          <wp:inline distT="0" distB="0" distL="0" distR="0" wp14:anchorId="59FCD7FB" wp14:editId="0A71A60D">
-            <wp:extent cx="304800" cy="304800"/>
-            <wp:effectExtent l="0" t="0" r="0" b="0"/>
-            <wp:docPr id="10" name="Picture 10" descr="Module 6 GitHub Issue"/>
-            <wp:cNvGraphicFramePr>
-              <a:graphicFrameLocks xmlns:a="http://schemas.openxmlformats.org/drawingml/2006/main" noChangeAspect="1"/>
-            </wp:cNvGraphicFramePr>
+          <wp:inline distT="0" distB="0" distL="0" distR="0" wp14:anchorId="28CB2591" wp14:editId="728C82CC">
+            <wp:extent cx="2032000" cy="1524000"/>
+            <wp:effectExtent l="0" t="0" r="6350" b="0"/>
+            <wp:docPr id="467992665" name="Picture 2"/>
+            <wp:cNvGraphicFramePr/>
             <a:graphic xmlns:a="http://schemas.openxmlformats.org/drawingml/2006/main">
               <a:graphicData uri="http://schemas.openxmlformats.org/drawingml/2006/picture">
                 <pic:pic xmlns:pic="http://schemas.openxmlformats.org/drawingml/2006/picture">
                   <pic:nvPicPr>
-                    <pic:cNvPr id="0" name="Picture 10" descr="Module 6 GitHub Issue"/>
-                    <pic:cNvPicPr>
-                      <a:picLocks noChangeAspect="1" noChangeArrowheads="1"/>
-                    </pic:cNvPicPr>
+                    <pic:cNvPr id="467992665" name=""/>
+                    <pic:cNvPicPr/>
                   </pic:nvPicPr>
                   <pic:blipFill>
-                    <a:blip r:link="rId14">
+                    <a:blip r:embed="rId14" cstate="print">
                       <a:extLst>
                         <a:ext uri="{28A0092B-C50C-407E-A947-70E740481C1C}">
                           <a14:useLocalDpi xmlns:a14="http://schemas.microsoft.com/office/drawing/2010/main" val="0"/>
                         </a:ext>
                       </a:extLst>
                     </a:blip>
-                    <a:srcRect/>
                     <a:stretch>
                       <a:fillRect/>
                     </a:stretch>
                   </pic:blipFill>
-                  <pic:spPr bwMode="auto">
+                  <pic:spPr>
                     <a:xfrm>
                       <a:off x="0" y="0"/>
-                      <a:ext cx="304800" cy="304800"/>
+                      <a:ext cx="2032000" cy="1524000"/>
                     </a:xfrm>
                     <a:prstGeom prst="rect">
                       <a:avLst/>
                     </a:prstGeom>
-                    <a:noFill/>
-                    <a:ln>
-                      <a:noFill/>
-                    </a:ln>
                   </pic:spPr>
                 </pic:pic>
               </a:graphicData>
@@ -19208,7 +19118,7 @@
     <w:p>
       <w:pPr>
         <w:jc w:val="center"/>
-        <w:divId w:val="798572116"/>
+        <w:divId w:val="1644700482"/>
         <w:rPr>
           <w:rFonts w:eastAsia="Times New Roman"/>
           <w:b/>
@@ -19359,7 +19269,7 @@
     <w:p>
       <w:pPr>
         <w:shd w:val="clear" w:color="auto" w:fill="0F172A"/>
-        <w:divId w:val="1141734329"/>
+        <w:divId w:val="880871312"/>
         <w:rPr>
           <w:rFonts w:ascii="Consolas" w:eastAsia="Times New Roman" w:hAnsi="Consolas"/>
           <w:color w:val="38BDF8"/>
@@ -19574,7 +19484,7 @@
     <w:p>
       <w:pPr>
         <w:jc w:val="center"/>
-        <w:divId w:val="1141119915"/>
+        <w:divId w:val="701169854"/>
         <w:rPr>
           <w:rFonts w:eastAsia="Times New Roman"/>
           <w:color w:val="111827"/>
@@ -19593,47 +19503,38 @@
           <w:lang w:val="en"/>
         </w:rPr>
         <w:drawing>
-          <wp:inline distT="0" distB="0" distL="0" distR="0" wp14:anchorId="39FB6BEC" wp14:editId="11A480D4">
-            <wp:extent cx="304800" cy="304800"/>
+          <wp:inline distT="0" distB="0" distL="0" distR="0" wp14:anchorId="7EC16757" wp14:editId="08AD11B2">
+            <wp:extent cx="2819400" cy="1524000"/>
             <wp:effectExtent l="0" t="0" r="0" b="0"/>
-            <wp:docPr id="11" name="Picture 11" descr="Module 7 CI/CD Pipeline"/>
-            <wp:cNvGraphicFramePr>
-              <a:graphicFrameLocks xmlns:a="http://schemas.openxmlformats.org/drawingml/2006/main" noChangeAspect="1"/>
-            </wp:cNvGraphicFramePr>
+            <wp:docPr id="742802089" name="Picture 1"/>
+            <wp:cNvGraphicFramePr/>
             <a:graphic xmlns:a="http://schemas.openxmlformats.org/drawingml/2006/main">
               <a:graphicData uri="http://schemas.openxmlformats.org/drawingml/2006/picture">
                 <pic:pic xmlns:pic="http://schemas.openxmlformats.org/drawingml/2006/picture">
                   <pic:nvPicPr>
-                    <pic:cNvPr id="0" name="Picture 11" descr="Module 7 CI/CD Pipeline"/>
-                    <pic:cNvPicPr>
-                      <a:picLocks noChangeAspect="1" noChangeArrowheads="1"/>
-                    </pic:cNvPicPr>
+                    <pic:cNvPr id="742802089" name=""/>
+                    <pic:cNvPicPr/>
                   </pic:nvPicPr>
                   <pic:blipFill>
-                    <a:blip r:link="rId15">
+                    <a:blip r:embed="rId15" cstate="print">
                       <a:extLst>
                         <a:ext uri="{28A0092B-C50C-407E-A947-70E740481C1C}">
                           <a14:useLocalDpi xmlns:a14="http://schemas.microsoft.com/office/drawing/2010/main" val="0"/>
                         </a:ext>
                       </a:extLst>
                     </a:blip>
-                    <a:srcRect/>
                     <a:stretch>
                       <a:fillRect/>
                     </a:stretch>
                   </pic:blipFill>
-                  <pic:spPr bwMode="auto">
+                  <pic:spPr>
                     <a:xfrm>
                       <a:off x="0" y="0"/>
-                      <a:ext cx="304800" cy="304800"/>
+                      <a:ext cx="2819400" cy="1524000"/>
                     </a:xfrm>
                     <a:prstGeom prst="rect">
                       <a:avLst/>
                     </a:prstGeom>
-                    <a:noFill/>
-                    <a:ln>
-                      <a:noFill/>
-                    </a:ln>
                   </pic:spPr>
                 </pic:pic>
               </a:graphicData>
@@ -19645,7 +19546,7 @@
     <w:p>
       <w:pPr>
         <w:jc w:val="center"/>
-        <w:divId w:val="2133864090"/>
+        <w:divId w:val="1974555879"/>
         <w:rPr>
           <w:rFonts w:eastAsia="Times New Roman"/>
           <w:b/>
@@ -22100,7 +22001,7 @@
     <w:p>
       <w:pPr>
         <w:shd w:val="clear" w:color="auto" w:fill="0F172A"/>
-        <w:divId w:val="1276912093"/>
+        <w:divId w:val="1378437065"/>
         <w:rPr>
           <w:rFonts w:ascii="Consolas" w:eastAsia="Times New Roman" w:hAnsi="Consolas"/>
           <w:color w:val="38BDF8"/>
@@ -22157,7 +22058,7 @@
     <w:p>
       <w:pPr>
         <w:shd w:val="clear" w:color="auto" w:fill="0F172A"/>
-        <w:divId w:val="641542946"/>
+        <w:divId w:val="38214314"/>
         <w:rPr>
           <w:rFonts w:ascii="Consolas" w:eastAsia="Times New Roman" w:hAnsi="Consolas"/>
           <w:color w:val="38BDF8"/>
@@ -22234,7 +22135,7 @@
     <w:p>
       <w:pPr>
         <w:shd w:val="clear" w:color="auto" w:fill="0F172A"/>
-        <w:divId w:val="1120763901"/>
+        <w:divId w:val="2054383415"/>
         <w:rPr>
           <w:rFonts w:ascii="Consolas" w:eastAsia="Times New Roman" w:hAnsi="Consolas"/>
           <w:color w:val="38BDF8"/>
@@ -23659,7 +23560,7 @@
     <w:p>
       <w:pPr>
         <w:shd w:val="clear" w:color="auto" w:fill="0F172A"/>
-        <w:divId w:val="1972972926"/>
+        <w:divId w:val="1193612000"/>
         <w:rPr>
           <w:rFonts w:ascii="Consolas" w:eastAsia="Times New Roman" w:hAnsi="Consolas"/>
           <w:color w:val="38BDF8"/>
@@ -23765,7 +23666,7 @@
     <w:p>
       <w:pPr>
         <w:shd w:val="clear" w:color="auto" w:fill="0F172A"/>
-        <w:divId w:val="1098981554"/>
+        <w:divId w:val="469444289"/>
         <w:rPr>
           <w:rFonts w:ascii="Consolas" w:eastAsia="Times New Roman" w:hAnsi="Consolas"/>
           <w:color w:val="38BDF8"/>
@@ -27601,7 +27502,7 @@
     <w:p>
       <w:pPr>
         <w:pStyle w:val="NormalWeb"/>
-        <w:divId w:val="1051809680"/>
+        <w:divId w:val="1852602587"/>
         <w:rPr>
           <w:color w:val="111827"/>
           <w:sz w:val="17"/>
@@ -27641,7 +27542,7 @@
     <w:p>
       <w:pPr>
         <w:pStyle w:val="NormalWeb"/>
-        <w:divId w:val="1051809680"/>
+        <w:divId w:val="1852602587"/>
         <w:rPr>
           <w:color w:val="111827"/>
           <w:sz w:val="17"/>
@@ -27681,7 +27582,7 @@
     <w:p>
       <w:pPr>
         <w:pStyle w:val="NormalWeb"/>
-        <w:divId w:val="1051809680"/>
+        <w:divId w:val="1852602587"/>
         <w:rPr>
           <w:color w:val="111827"/>
           <w:sz w:val="17"/>
@@ -27702,7 +27603,7 @@
     <w:p>
       <w:pPr>
         <w:pStyle w:val="NormalWeb"/>
-        <w:divId w:val="1051809680"/>
+        <w:divId w:val="1852602587"/>
         <w:rPr>
           <w:color w:val="111827"/>
           <w:sz w:val="17"/>
@@ -27723,7 +27624,7 @@
     <w:p>
       <w:pPr>
         <w:pStyle w:val="NormalWeb"/>
-        <w:divId w:val="1051809680"/>
+        <w:divId w:val="1852602587"/>
         <w:rPr>
           <w:color w:val="111827"/>
           <w:sz w:val="17"/>
@@ -27860,7 +27761,7 @@
     <w:p>
       <w:pPr>
         <w:pStyle w:val="NormalWeb"/>
-        <w:divId w:val="640040121"/>
+        <w:divId w:val="674653741"/>
         <w:rPr>
           <w:color w:val="111827"/>
           <w:sz w:val="17"/>
@@ -27881,7 +27782,7 @@
     <w:p>
       <w:pPr>
         <w:pStyle w:val="NormalWeb"/>
-        <w:divId w:val="640040121"/>
+        <w:divId w:val="674653741"/>
         <w:rPr>
           <w:color w:val="111827"/>
           <w:sz w:val="17"/>
@@ -27921,7 +27822,7 @@
     <w:p>
       <w:pPr>
         <w:pStyle w:val="NormalWeb"/>
-        <w:divId w:val="640040121"/>
+        <w:divId w:val="674653741"/>
         <w:rPr>
           <w:color w:val="111827"/>
           <w:sz w:val="17"/>
@@ -27942,7 +27843,7 @@
     <w:p>
       <w:pPr>
         <w:pStyle w:val="NormalWeb"/>
-        <w:divId w:val="640040121"/>
+        <w:divId w:val="674653741"/>
         <w:rPr>
           <w:color w:val="111827"/>
           <w:sz w:val="17"/>
@@ -27982,7 +27883,7 @@
     <w:p>
       <w:pPr>
         <w:pStyle w:val="NormalWeb"/>
-        <w:divId w:val="640040121"/>
+        <w:divId w:val="674653741"/>
         <w:rPr>
           <w:color w:val="111827"/>
           <w:sz w:val="17"/>
@@ -28003,7 +27904,7 @@
     <w:p>
       <w:pPr>
         <w:pStyle w:val="NormalWeb"/>
-        <w:divId w:val="640040121"/>
+        <w:divId w:val="674653741"/>
         <w:rPr>
           <w:color w:val="111827"/>
           <w:sz w:val="17"/>
@@ -28024,7 +27925,7 @@
     <w:p>
       <w:pPr>
         <w:pStyle w:val="NormalWeb"/>
-        <w:divId w:val="640040121"/>
+        <w:divId w:val="674653741"/>
         <w:rPr>
           <w:color w:val="111827"/>
           <w:sz w:val="17"/>
@@ -28045,7 +27946,7 @@
     <w:p>
       <w:pPr>
         <w:pStyle w:val="NormalWeb"/>
-        <w:divId w:val="640040121"/>
+        <w:divId w:val="674653741"/>
         <w:rPr>
           <w:color w:val="111827"/>
           <w:sz w:val="17"/>
@@ -28066,7 +27967,7 @@
     <w:p>
       <w:pPr>
         <w:pStyle w:val="NormalWeb"/>
-        <w:divId w:val="640040121"/>
+        <w:divId w:val="674653741"/>
         <w:rPr>
           <w:color w:val="111827"/>
           <w:sz w:val="17"/>
@@ -28087,7 +27988,7 @@
     <w:p>
       <w:pPr>
         <w:pStyle w:val="NormalWeb"/>
-        <w:divId w:val="640040121"/>
+        <w:divId w:val="674653741"/>
         <w:rPr>
           <w:color w:val="111827"/>
           <w:sz w:val="17"/>
@@ -28191,7 +28092,7 @@
     <w:p>
       <w:pPr>
         <w:shd w:val="clear" w:color="auto" w:fill="0F172A"/>
-        <w:divId w:val="797649577"/>
+        <w:divId w:val="1911573120"/>
         <w:rPr>
           <w:rFonts w:ascii="Consolas" w:eastAsia="Times New Roman" w:hAnsi="Consolas"/>
           <w:color w:val="38BDF8"/>
@@ -28321,7 +28222,7 @@
     <w:p>
       <w:pPr>
         <w:shd w:val="clear" w:color="auto" w:fill="0F172A"/>
-        <w:divId w:val="885793105"/>
+        <w:divId w:val="847211264"/>
         <w:rPr>
           <w:rFonts w:ascii="Consolas" w:eastAsia="Times New Roman" w:hAnsi="Consolas"/>
           <w:color w:val="38BDF8"/>
@@ -30153,7 +30054,7 @@
     <w:p>
       <w:pPr>
         <w:shd w:val="clear" w:color="auto" w:fill="0F172A"/>
-        <w:divId w:val="948509341"/>
+        <w:divId w:val="1345396570"/>
         <w:rPr>
           <w:rFonts w:ascii="Consolas" w:eastAsia="Times New Roman" w:hAnsi="Consolas"/>
           <w:color w:val="38BDF8"/>
@@ -30384,7 +30285,7 @@
     <w:p>
       <w:pPr>
         <w:jc w:val="center"/>
-        <w:divId w:val="263927749"/>
+        <w:divId w:val="1469937478"/>
         <w:rPr>
           <w:rFonts w:eastAsia="Times New Roman"/>
           <w:color w:val="4B5563"/>
@@ -30427,9 +30328,9 @@
 <file path=word/numbering.xml><?xml version="1.0" encoding="utf-8"?>
 <w:numbering xmlns:wpc="http://schemas.microsoft.com/office/word/2010/wordprocessingCanvas" xmlns:cx="http://schemas.microsoft.com/office/drawing/2014/chartex" xmlns:cx1="http://schemas.microsoft.com/office/drawing/2015/9/8/chartex" xmlns:cx2="http://schemas.microsoft.com/office/drawing/2015/10/21/chartex" xmlns:cx3="http://schemas.microsoft.com/office/drawing/2016/5/9/chartex" xmlns:cx4="http://schemas.microsoft.com/office/drawing/2016/5/10/chartex" xmlns:cx5="http://schemas.microsoft.com/office/drawing/2016/5/11/chartex" xmlns:cx6="http://schemas.microsoft.com/office/drawing/2016/5/12/chartex" xmlns:cx7="http://schemas.microsoft.com/office/drawing/2016/5/13/chartex" xmlns:cx8="http://schemas.microsoft.com/office/drawing/2016/5/14/chartex" xmlns:mc="http://schemas.openxmlformats.org/markup-compatibility/2006" xmlns:aink="http://schemas.microsoft.com/office/drawing/2016/ink" xmlns:am3d="http://schemas.microsoft.com/office/drawing/2017/model3d" xmlns:o="urn:schemas-microsoft-com:office:office" xmlns:oel="http://schemas.microsoft.com/office/2019/extlst" xmlns:r="http://schemas.openxmlformats.org/officeDocument/2006/relationships" xmlns:m="http://schemas.openxmlformats.org/officeDocument/2006/math" xmlns:v="urn:schemas-microsoft-com:vml" xmlns:wp14="http://schemas.microsoft.com/office/word/2010/wordprocessingDrawing" xmlns:wp="http://schemas.openxmlformats.org/drawingml/2006/wordprocessingDrawing" xmlns:w10="urn:schemas-microsoft-com:office:word" xmlns:w="http://schemas.openxmlformats.org/wordprocessingml/2006/main" xmlns:w14="http://schemas.microsoft.com/office/word/2010/wordml" xmlns:w15="http://schemas.microsoft.com/office/word/2012/wordml" xmlns:w16cex="http://schemas.microsoft.com/office/word/2018/wordml/cex" xmlns:w16cid="http://schemas.microsoft.com/office/word/2016/wordml/cid" xmlns:w16="http://schemas.microsoft.com/office/word/2018/wordml" xmlns:w16du="http://schemas.microsoft.com/office/word/2023/wordml/word16du" xmlns:w16sdtdh="http://schemas.microsoft.com/office/word/2020/wordml/sdtdatahash" xmlns:w16sdtfl="http://schemas.microsoft.com/office/word/2024/wordml/sdtformatlock" xmlns:w16se="http://schemas.microsoft.com/office/word/2015/wordml/symex" xmlns:wpg="http://schemas.microsoft.com/office/word/2010/wordprocessingGroup" xmlns:wpi="http://schemas.microsoft.com/office/word/2010/wordprocessingInk" xmlns:wne="http://schemas.microsoft.com/office/word/2006/wordml" xmlns:wps="http://schemas.microsoft.com/office/word/2010/wordprocessingShape" mc:Ignorable="w14 w15 w16se w16cid w16 w16cex w16sdtdh w16sdtfl w16du wp14">
   <w:abstractNum w:abstractNumId="0" w15:restartNumberingAfterBreak="0">
-    <w:nsid w:val="1DCF5644"/>
+    <w:nsid w:val="12590CAC"/>
     <w:multiLevelType w:val="multilevel"/>
-    <w:tmpl w:val="6374D7B0"/>
+    <w:tmpl w:val="AE1E47C4"/>
     <w:lvl w:ilvl="0">
       <w:start w:val="1"/>
       <w:numFmt w:val="bullet"/>
@@ -30576,9 +30477,9 @@
     </w:lvl>
   </w:abstractNum>
   <w:abstractNum w:abstractNumId="1" w15:restartNumberingAfterBreak="0">
-    <w:nsid w:val="38C21FEC"/>
+    <w:nsid w:val="21310E6F"/>
     <w:multiLevelType w:val="multilevel"/>
-    <w:tmpl w:val="B330C2A4"/>
+    <w:tmpl w:val="B9FA374E"/>
     <w:lvl w:ilvl="0">
       <w:start w:val="1"/>
       <w:numFmt w:val="bullet"/>
@@ -30725,9 +30626,9 @@
     </w:lvl>
   </w:abstractNum>
   <w:abstractNum w:abstractNumId="2" w15:restartNumberingAfterBreak="0">
-    <w:nsid w:val="3E976ECD"/>
+    <w:nsid w:val="42D22F51"/>
     <w:multiLevelType w:val="multilevel"/>
-    <w:tmpl w:val="21AAD650"/>
+    <w:tmpl w:val="F3164410"/>
     <w:lvl w:ilvl="0">
       <w:start w:val="1"/>
       <w:numFmt w:val="bullet"/>
@@ -30874,9 +30775,9 @@
     </w:lvl>
   </w:abstractNum>
   <w:abstractNum w:abstractNumId="3" w15:restartNumberingAfterBreak="0">
-    <w:nsid w:val="4B14152E"/>
+    <w:nsid w:val="4901758A"/>
     <w:multiLevelType w:val="multilevel"/>
-    <w:tmpl w:val="58901FBA"/>
+    <w:tmpl w:val="1BD8B2CA"/>
     <w:lvl w:ilvl="0">
       <w:start w:val="1"/>
       <w:numFmt w:val="bullet"/>
@@ -31023,122 +30924,9 @@
     </w:lvl>
   </w:abstractNum>
   <w:abstractNum w:abstractNumId="4" w15:restartNumberingAfterBreak="0">
-    <w:nsid w:val="4D0045F8"/>
+    <w:nsid w:val="4B8C7281"/>
     <w:multiLevelType w:val="multilevel"/>
-    <w:tmpl w:val="DE668DFA"/>
-    <w:lvl w:ilvl="0">
-      <w:start w:val="1"/>
-      <w:numFmt w:val="decimal"/>
-      <w:lvlText w:val="%1."/>
-      <w:lvlJc w:val="left"/>
-      <w:pPr>
-        <w:tabs>
-          <w:tab w:val="num" w:pos="720"/>
-        </w:tabs>
-        <w:ind w:left="720" w:hanging="360"/>
-      </w:pPr>
-    </w:lvl>
-    <w:lvl w:ilvl="1" w:tentative="1">
-      <w:start w:val="1"/>
-      <w:numFmt w:val="decimal"/>
-      <w:lvlText w:val="%2."/>
-      <w:lvlJc w:val="left"/>
-      <w:pPr>
-        <w:tabs>
-          <w:tab w:val="num" w:pos="1440"/>
-        </w:tabs>
-        <w:ind w:left="1440" w:hanging="360"/>
-      </w:pPr>
-    </w:lvl>
-    <w:lvl w:ilvl="2" w:tentative="1">
-      <w:start w:val="1"/>
-      <w:numFmt w:val="decimal"/>
-      <w:lvlText w:val="%3."/>
-      <w:lvlJc w:val="left"/>
-      <w:pPr>
-        <w:tabs>
-          <w:tab w:val="num" w:pos="2160"/>
-        </w:tabs>
-        <w:ind w:left="2160" w:hanging="360"/>
-      </w:pPr>
-    </w:lvl>
-    <w:lvl w:ilvl="3" w:tentative="1">
-      <w:start w:val="1"/>
-      <w:numFmt w:val="decimal"/>
-      <w:lvlText w:val="%4."/>
-      <w:lvlJc w:val="left"/>
-      <w:pPr>
-        <w:tabs>
-          <w:tab w:val="num" w:pos="2880"/>
-        </w:tabs>
-        <w:ind w:left="2880" w:hanging="360"/>
-      </w:pPr>
-    </w:lvl>
-    <w:lvl w:ilvl="4" w:tentative="1">
-      <w:start w:val="1"/>
-      <w:numFmt w:val="decimal"/>
-      <w:lvlText w:val="%5."/>
-      <w:lvlJc w:val="left"/>
-      <w:pPr>
-        <w:tabs>
-          <w:tab w:val="num" w:pos="3600"/>
-        </w:tabs>
-        <w:ind w:left="3600" w:hanging="360"/>
-      </w:pPr>
-    </w:lvl>
-    <w:lvl w:ilvl="5" w:tentative="1">
-      <w:start w:val="1"/>
-      <w:numFmt w:val="decimal"/>
-      <w:lvlText w:val="%6."/>
-      <w:lvlJc w:val="left"/>
-      <w:pPr>
-        <w:tabs>
-          <w:tab w:val="num" w:pos="4320"/>
-        </w:tabs>
-        <w:ind w:left="4320" w:hanging="360"/>
-      </w:pPr>
-    </w:lvl>
-    <w:lvl w:ilvl="6" w:tentative="1">
-      <w:start w:val="1"/>
-      <w:numFmt w:val="decimal"/>
-      <w:lvlText w:val="%7."/>
-      <w:lvlJc w:val="left"/>
-      <w:pPr>
-        <w:tabs>
-          <w:tab w:val="num" w:pos="5040"/>
-        </w:tabs>
-        <w:ind w:left="5040" w:hanging="360"/>
-      </w:pPr>
-    </w:lvl>
-    <w:lvl w:ilvl="7" w:tentative="1">
-      <w:start w:val="1"/>
-      <w:numFmt w:val="decimal"/>
-      <w:lvlText w:val="%8."/>
-      <w:lvlJc w:val="left"/>
-      <w:pPr>
-        <w:tabs>
-          <w:tab w:val="num" w:pos="5760"/>
-        </w:tabs>
-        <w:ind w:left="5760" w:hanging="360"/>
-      </w:pPr>
-    </w:lvl>
-    <w:lvl w:ilvl="8" w:tentative="1">
-      <w:start w:val="1"/>
-      <w:numFmt w:val="decimal"/>
-      <w:lvlText w:val="%9."/>
-      <w:lvlJc w:val="left"/>
-      <w:pPr>
-        <w:tabs>
-          <w:tab w:val="num" w:pos="6480"/>
-        </w:tabs>
-        <w:ind w:left="6480" w:hanging="360"/>
-      </w:pPr>
-    </w:lvl>
-  </w:abstractNum>
-  <w:abstractNum w:abstractNumId="5" w15:restartNumberingAfterBreak="0">
-    <w:nsid w:val="4F512F96"/>
-    <w:multiLevelType w:val="multilevel"/>
-    <w:tmpl w:val="ACD63E76"/>
+    <w:tmpl w:val="2FDC921E"/>
     <w:lvl w:ilvl="0">
       <w:start w:val="1"/>
       <w:numFmt w:val="bullet"/>
@@ -31284,10 +31072,10 @@
       </w:rPr>
     </w:lvl>
   </w:abstractNum>
-  <w:abstractNum w:abstractNumId="6" w15:restartNumberingAfterBreak="0">
-    <w:nsid w:val="5E3F69C3"/>
+  <w:abstractNum w:abstractNumId="5" w15:restartNumberingAfterBreak="0">
+    <w:nsid w:val="5CBA1BB1"/>
     <w:multiLevelType w:val="multilevel"/>
-    <w:tmpl w:val="78608C58"/>
+    <w:tmpl w:val="07FCA99C"/>
     <w:lvl w:ilvl="0">
       <w:start w:val="1"/>
       <w:numFmt w:val="bullet"/>
@@ -31433,10 +31221,10 @@
       </w:rPr>
     </w:lvl>
   </w:abstractNum>
-  <w:abstractNum w:abstractNumId="7" w15:restartNumberingAfterBreak="0">
-    <w:nsid w:val="61FA0A8B"/>
+  <w:abstractNum w:abstractNumId="6" w15:restartNumberingAfterBreak="0">
+    <w:nsid w:val="63951A9B"/>
     <w:multiLevelType w:val="multilevel"/>
-    <w:tmpl w:val="56208F28"/>
+    <w:tmpl w:val="D93E9D26"/>
     <w:lvl w:ilvl="0">
       <w:start w:val="1"/>
       <w:numFmt w:val="bullet"/>
@@ -31582,10 +31370,123 @@
       </w:rPr>
     </w:lvl>
   </w:abstractNum>
+  <w:abstractNum w:abstractNumId="7" w15:restartNumberingAfterBreak="0">
+    <w:nsid w:val="661D263F"/>
+    <w:multiLevelType w:val="multilevel"/>
+    <w:tmpl w:val="E2440EF8"/>
+    <w:lvl w:ilvl="0">
+      <w:start w:val="1"/>
+      <w:numFmt w:val="decimal"/>
+      <w:lvlText w:val="%1."/>
+      <w:lvlJc w:val="left"/>
+      <w:pPr>
+        <w:tabs>
+          <w:tab w:val="num" w:pos="720"/>
+        </w:tabs>
+        <w:ind w:left="720" w:hanging="360"/>
+      </w:pPr>
+    </w:lvl>
+    <w:lvl w:ilvl="1" w:tentative="1">
+      <w:start w:val="1"/>
+      <w:numFmt w:val="decimal"/>
+      <w:lvlText w:val="%2."/>
+      <w:lvlJc w:val="left"/>
+      <w:pPr>
+        <w:tabs>
+          <w:tab w:val="num" w:pos="1440"/>
+        </w:tabs>
+        <w:ind w:left="1440" w:hanging="360"/>
+      </w:pPr>
+    </w:lvl>
+    <w:lvl w:ilvl="2" w:tentative="1">
+      <w:start w:val="1"/>
+      <w:numFmt w:val="decimal"/>
+      <w:lvlText w:val="%3."/>
+      <w:lvlJc w:val="left"/>
+      <w:pPr>
+        <w:tabs>
+          <w:tab w:val="num" w:pos="2160"/>
+        </w:tabs>
+        <w:ind w:left="2160" w:hanging="360"/>
+      </w:pPr>
+    </w:lvl>
+    <w:lvl w:ilvl="3" w:tentative="1">
+      <w:start w:val="1"/>
+      <w:numFmt w:val="decimal"/>
+      <w:lvlText w:val="%4."/>
+      <w:lvlJc w:val="left"/>
+      <w:pPr>
+        <w:tabs>
+          <w:tab w:val="num" w:pos="2880"/>
+        </w:tabs>
+        <w:ind w:left="2880" w:hanging="360"/>
+      </w:pPr>
+    </w:lvl>
+    <w:lvl w:ilvl="4" w:tentative="1">
+      <w:start w:val="1"/>
+      <w:numFmt w:val="decimal"/>
+      <w:lvlText w:val="%5."/>
+      <w:lvlJc w:val="left"/>
+      <w:pPr>
+        <w:tabs>
+          <w:tab w:val="num" w:pos="3600"/>
+        </w:tabs>
+        <w:ind w:left="3600" w:hanging="360"/>
+      </w:pPr>
+    </w:lvl>
+    <w:lvl w:ilvl="5" w:tentative="1">
+      <w:start w:val="1"/>
+      <w:numFmt w:val="decimal"/>
+      <w:lvlText w:val="%6."/>
+      <w:lvlJc w:val="left"/>
+      <w:pPr>
+        <w:tabs>
+          <w:tab w:val="num" w:pos="4320"/>
+        </w:tabs>
+        <w:ind w:left="4320" w:hanging="360"/>
+      </w:pPr>
+    </w:lvl>
+    <w:lvl w:ilvl="6" w:tentative="1">
+      <w:start w:val="1"/>
+      <w:numFmt w:val="decimal"/>
+      <w:lvlText w:val="%7."/>
+      <w:lvlJc w:val="left"/>
+      <w:pPr>
+        <w:tabs>
+          <w:tab w:val="num" w:pos="5040"/>
+        </w:tabs>
+        <w:ind w:left="5040" w:hanging="360"/>
+      </w:pPr>
+    </w:lvl>
+    <w:lvl w:ilvl="7" w:tentative="1">
+      <w:start w:val="1"/>
+      <w:numFmt w:val="decimal"/>
+      <w:lvlText w:val="%8."/>
+      <w:lvlJc w:val="left"/>
+      <w:pPr>
+        <w:tabs>
+          <w:tab w:val="num" w:pos="5760"/>
+        </w:tabs>
+        <w:ind w:left="5760" w:hanging="360"/>
+      </w:pPr>
+    </w:lvl>
+    <w:lvl w:ilvl="8" w:tentative="1">
+      <w:start w:val="1"/>
+      <w:numFmt w:val="decimal"/>
+      <w:lvlText w:val="%9."/>
+      <w:lvlJc w:val="left"/>
+      <w:pPr>
+        <w:tabs>
+          <w:tab w:val="num" w:pos="6480"/>
+        </w:tabs>
+        <w:ind w:left="6480" w:hanging="360"/>
+      </w:pPr>
+    </w:lvl>
+  </w:abstractNum>
   <w:abstractNum w:abstractNumId="8" w15:restartNumberingAfterBreak="0">
-    <w:nsid w:val="65D8528A"/>
+    <w:nsid w:val="76501A68"/>
     <w:multiLevelType w:val="multilevel"/>
-    <w:tmpl w:val="618A4E16"/>
+    <w:tmpl w:val="7B828AD6"/>
     <w:lvl w:ilvl="0">
       <w:start w:val="1"/>
       <w:numFmt w:val="bullet"/>
@@ -31731,32 +31632,32 @@
       </w:rPr>
     </w:lvl>
   </w:abstractNum>
-  <w:num w:numId="1" w16cid:durableId="1201237996">
+  <w:num w:numId="1" w16cid:durableId="432013711">
     <w:abstractNumId w:val="6"/>
   </w:num>
-  <w:num w:numId="2" w16cid:durableId="1068186678">
+  <w:num w:numId="2" w16cid:durableId="1128087024">
+    <w:abstractNumId w:val="0"/>
+  </w:num>
+  <w:num w:numId="3" w16cid:durableId="2143762418">
+    <w:abstractNumId w:val="1"/>
+  </w:num>
+  <w:num w:numId="4" w16cid:durableId="1271939516">
+    <w:abstractNumId w:val="8"/>
+  </w:num>
+  <w:num w:numId="5" w16cid:durableId="1525358845">
+    <w:abstractNumId w:val="7"/>
+  </w:num>
+  <w:num w:numId="6" w16cid:durableId="347485191">
+    <w:abstractNumId w:val="4"/>
+  </w:num>
+  <w:num w:numId="7" w16cid:durableId="432360113">
     <w:abstractNumId w:val="5"/>
   </w:num>
-  <w:num w:numId="3" w16cid:durableId="858737288">
+  <w:num w:numId="8" w16cid:durableId="1180778549">
     <w:abstractNumId w:val="3"/>
   </w:num>
-  <w:num w:numId="4" w16cid:durableId="687293863">
+  <w:num w:numId="9" w16cid:durableId="951980082">
     <w:abstractNumId w:val="2"/>
-  </w:num>
-  <w:num w:numId="5" w16cid:durableId="566886903">
-    <w:abstractNumId w:val="4"/>
-  </w:num>
-  <w:num w:numId="6" w16cid:durableId="415172368">
-    <w:abstractNumId w:val="8"/>
-  </w:num>
-  <w:num w:numId="7" w16cid:durableId="2127314775">
-    <w:abstractNumId w:val="0"/>
-  </w:num>
-  <w:num w:numId="8" w16cid:durableId="734399237">
-    <w:abstractNumId w:val="7"/>
-  </w:num>
-  <w:num w:numId="9" w16cid:durableId="1308170929">
-    <w:abstractNumId w:val="1"/>
   </w:num>
 </w:numbering>
 </file>

--- a/DevOps_Incident_Watchdog_Project_Report.docx
+++ b/DevOps_Incident_Watchdog_Project_Report.docx
@@ -8421,7 +8421,7 @@
       <w:r>
         <w:drawing>
           <wp:inline xmlns:a="http://schemas.openxmlformats.org/drawingml/2006/main" xmlns:pic="http://schemas.openxmlformats.org/drawingml/2006/picture">
-            <wp:extent cx="5669280" cy="3959497"/>
+            <wp:extent cx="5669280" cy="3968496"/>
             <wp:docPr id="1" name="Picture 1"/>
             <wp:cNvGraphicFramePr>
               <a:graphicFrameLocks noChangeAspect="1"/>
@@ -8442,7 +8442,7 @@
                   <pic:spPr>
                     <a:xfrm>
                       <a:off x="0" y="0"/>
-                      <a:ext cx="5669280" cy="3959497"/>
+                      <a:ext cx="5669280" cy="3968496"/>
                     </a:xfrm>
                     <a:prstGeom prst="rect"/>
                   </pic:spPr>
@@ -8626,7 +8626,7 @@
       <w:r>
         <w:drawing>
           <wp:inline xmlns:a="http://schemas.openxmlformats.org/drawingml/2006/main" xmlns:pic="http://schemas.openxmlformats.org/drawingml/2006/picture">
-            <wp:extent cx="5669280" cy="887366"/>
+            <wp:extent cx="5669280" cy="1700784"/>
             <wp:docPr id="2" name="Picture 2"/>
             <wp:cNvGraphicFramePr>
               <a:graphicFrameLocks noChangeAspect="1"/>
@@ -8647,7 +8647,7 @@
                   <pic:spPr>
                     <a:xfrm>
                       <a:off x="0" y="0"/>
-                      <a:ext cx="5669280" cy="887366"/>
+                      <a:ext cx="5669280" cy="1700784"/>
                     </a:xfrm>
                     <a:prstGeom prst="rect"/>
                   </pic:spPr>
@@ -8744,7 +8744,7 @@
       <w:r>
         <w:drawing>
           <wp:inline xmlns:a="http://schemas.openxmlformats.org/drawingml/2006/main" xmlns:pic="http://schemas.openxmlformats.org/drawingml/2006/picture">
-            <wp:extent cx="5669280" cy="887366"/>
+            <wp:extent cx="5669280" cy="2031492"/>
             <wp:docPr id="3" name="Picture 3"/>
             <wp:cNvGraphicFramePr>
               <a:graphicFrameLocks noChangeAspect="1"/>
@@ -8765,7 +8765,7 @@
                   <pic:spPr>
                     <a:xfrm>
                       <a:off x="0" y="0"/>
-                      <a:ext cx="5669280" cy="887366"/>
+                      <a:ext cx="5669280" cy="2031492"/>
                     </a:xfrm>
                     <a:prstGeom prst="rect"/>
                   </pic:spPr>
@@ -8832,7 +8832,7 @@
       <w:r>
         <w:drawing>
           <wp:inline xmlns:a="http://schemas.openxmlformats.org/drawingml/2006/main" xmlns:pic="http://schemas.openxmlformats.org/drawingml/2006/picture">
-            <wp:extent cx="5669280" cy="985962"/>
+            <wp:extent cx="5669280" cy="1795272"/>
             <wp:docPr id="4" name="Picture 4"/>
             <wp:cNvGraphicFramePr>
               <a:graphicFrameLocks noChangeAspect="1"/>
@@ -8853,7 +8853,7 @@
                   <pic:spPr>
                     <a:xfrm>
                       <a:off x="0" y="0"/>
-                      <a:ext cx="5669280" cy="985962"/>
+                      <a:ext cx="5669280" cy="1795272"/>
                     </a:xfrm>
                     <a:prstGeom prst="rect"/>
                   </pic:spPr>
@@ -9829,7 +9829,7 @@
       <w:r>
         <w:drawing>
           <wp:inline xmlns:a="http://schemas.openxmlformats.org/drawingml/2006/main" xmlns:pic="http://schemas.openxmlformats.org/drawingml/2006/picture">
-            <wp:extent cx="5486400" cy="3657600"/>
+            <wp:extent cx="5486400" cy="3840480"/>
             <wp:docPr id="5" name="Picture 5"/>
             <wp:cNvGraphicFramePr>
               <a:graphicFrameLocks noChangeAspect="1"/>
@@ -9850,7 +9850,7 @@
                   <pic:spPr>
                     <a:xfrm>
                       <a:off x="0" y="0"/>
-                      <a:ext cx="5486400" cy="3657600"/>
+                      <a:ext cx="5486400" cy="3840480"/>
                     </a:xfrm>
                     <a:prstGeom prst="rect"/>
                   </pic:spPr>
@@ -10005,7 +10005,7 @@
       <w:r>
         <w:drawing>
           <wp:inline xmlns:a="http://schemas.openxmlformats.org/drawingml/2006/main" xmlns:pic="http://schemas.openxmlformats.org/drawingml/2006/picture">
-            <wp:extent cx="5486400" cy="3624943"/>
+            <wp:extent cx="5486400" cy="3657600"/>
             <wp:docPr id="7" name="Picture 7"/>
             <wp:cNvGraphicFramePr>
               <a:graphicFrameLocks noChangeAspect="1"/>
@@ -10026,7 +10026,7 @@
                   <pic:spPr>
                     <a:xfrm>
                       <a:off x="0" y="0"/>
-                      <a:ext cx="5486400" cy="3624943"/>
+                      <a:ext cx="5486400" cy="3657600"/>
                     </a:xfrm>
                     <a:prstGeom prst="rect"/>
                   </pic:spPr>
@@ -10093,7 +10093,7 @@
       <w:r>
         <w:drawing>
           <wp:inline xmlns:a="http://schemas.openxmlformats.org/drawingml/2006/main" xmlns:pic="http://schemas.openxmlformats.org/drawingml/2006/picture">
-            <wp:extent cx="5486400" cy="4114800"/>
+            <wp:extent cx="5486400" cy="3840480"/>
             <wp:docPr id="8" name="Picture 8"/>
             <wp:cNvGraphicFramePr>
               <a:graphicFrameLocks noChangeAspect="1"/>
@@ -10114,7 +10114,7 @@
                   <pic:spPr>
                     <a:xfrm>
                       <a:off x="0" y="0"/>
-                      <a:ext cx="5486400" cy="4114800"/>
+                      <a:ext cx="5486400" cy="3840480"/>
                     </a:xfrm>
                     <a:prstGeom prst="rect"/>
                   </pic:spPr>
@@ -10181,7 +10181,7 @@
       <w:r>
         <w:drawing>
           <wp:inline xmlns:a="http://schemas.openxmlformats.org/drawingml/2006/main" xmlns:pic="http://schemas.openxmlformats.org/drawingml/2006/picture">
-            <wp:extent cx="5486400" cy="2952155"/>
+            <wp:extent cx="5486400" cy="3840480"/>
             <wp:docPr id="9" name="Picture 9"/>
             <wp:cNvGraphicFramePr>
               <a:graphicFrameLocks noChangeAspect="1"/>
@@ -10202,7 +10202,7 @@
                   <pic:spPr>
                     <a:xfrm>
                       <a:off x="0" y="0"/>
-                      <a:ext cx="5486400" cy="2952155"/>
+                      <a:ext cx="5486400" cy="3840480"/>
                     </a:xfrm>
                     <a:prstGeom prst="rect"/>
                   </pic:spPr>
@@ -10269,7 +10269,7 @@
       <w:r>
         <w:drawing>
           <wp:inline xmlns:a="http://schemas.openxmlformats.org/drawingml/2006/main" xmlns:pic="http://schemas.openxmlformats.org/drawingml/2006/picture">
-            <wp:extent cx="5486400" cy="4114800"/>
+            <wp:extent cx="5486400" cy="3840480"/>
             <wp:docPr id="10" name="Picture 10"/>
             <wp:cNvGraphicFramePr>
               <a:graphicFrameLocks noChangeAspect="1"/>
@@ -10290,7 +10290,7 @@
                   <pic:spPr>
                     <a:xfrm>
                       <a:off x="0" y="0"/>
-                      <a:ext cx="5486400" cy="4114800"/>
+                      <a:ext cx="5486400" cy="3840480"/>
                     </a:xfrm>
                     <a:prstGeom prst="rect"/>
                   </pic:spPr>
@@ -10357,7 +10357,7 @@
       <w:r>
         <w:drawing>
           <wp:inline xmlns:a="http://schemas.openxmlformats.org/drawingml/2006/main" xmlns:pic="http://schemas.openxmlformats.org/drawingml/2006/picture">
-            <wp:extent cx="5486400" cy="2962870"/>
+            <wp:extent cx="5486400" cy="3840480"/>
             <wp:docPr id="11" name="Picture 11"/>
             <wp:cNvGraphicFramePr>
               <a:graphicFrameLocks noChangeAspect="1"/>
@@ -10378,7 +10378,7 @@
                   <pic:spPr>
                     <a:xfrm>
                       <a:off x="0" y="0"/>
-                      <a:ext cx="5486400" cy="2962870"/>
+                      <a:ext cx="5486400" cy="3840480"/>
                     </a:xfrm>
                     <a:prstGeom prst="rect"/>
                   </pic:spPr>

--- a/DevOps_Incident_Watchdog_Project_Report.docx
+++ b/DevOps_Incident_Watchdog_Project_Report.docx
@@ -8421,7 +8421,7 @@
       <w:r>
         <w:drawing>
           <wp:inline xmlns:a="http://schemas.openxmlformats.org/drawingml/2006/main" xmlns:pic="http://schemas.openxmlformats.org/drawingml/2006/picture">
-            <wp:extent cx="5669280" cy="3968496"/>
+            <wp:extent cx="5669280" cy="2125980"/>
             <wp:docPr id="1" name="Picture 1"/>
             <wp:cNvGraphicFramePr>
               <a:graphicFrameLocks noChangeAspect="1"/>
@@ -8442,7 +8442,7 @@
                   <pic:spPr>
                     <a:xfrm>
                       <a:off x="0" y="0"/>
-                      <a:ext cx="5669280" cy="3968496"/>
+                      <a:ext cx="5669280" cy="2125980"/>
                     </a:xfrm>
                     <a:prstGeom prst="rect"/>
                   </pic:spPr>

--- a/DevOps_Incident_Watchdog_Project_Report.docx
+++ b/DevOps_Incident_Watchdog_Project_Report.docx
@@ -4,7 +4,7 @@
   <w:body>
     <w:p>
       <w:pPr>
-        <w:spacing w:before="1400" w:after="80"/>
+        <w:spacing w:before="1600" w:after="80"/>
         <w:jc w:val="center"/>
       </w:pPr>
       <w:r>
@@ -19,7 +19,7 @@
     </w:p>
     <w:p>
       <w:pPr>
-        <w:spacing w:before="0" w:after="900"/>
+        <w:spacing w:before="0" w:after="800"/>
         <w:jc w:val="center"/>
       </w:pPr>
       <w:r>
@@ -51,7 +51,7 @@
     </w:p>
     <w:p>
       <w:pPr>
-        <w:spacing w:before="200" w:after="2000"/>
+        <w:spacing w:before="200" w:after="2200"/>
         <w:jc w:val="center"/>
       </w:pPr>
       <w:r>
@@ -81,7 +81,7 @@
     </w:p>
     <w:p>
       <w:pPr>
-        <w:spacing w:before="0" w:after="2000"/>
+        <w:spacing w:before="0" w:after="2200"/>
         <w:jc w:val="center"/>
       </w:pPr>
       <w:r>
@@ -121,7 +121,7 @@
     </w:p>
     <w:p>
       <w:pPr>
-        <w:spacing w:before="200" w:after="200"/>
+        <w:spacing w:before="200" w:after="320"/>
         <w:jc w:val="center"/>
       </w:pPr>
       <w:r>
@@ -131,27 +131,3044 @@
           <w:color w:val="0F172A"/>
           <w:sz w:val="28"/>
         </w:rPr>
-        <w:t>ACKNOWLEDGEMENTS</w:t>
-      </w:r>
-    </w:p>
-    <w:p>
-      <w:pPr>
-        <w:spacing w:line="300" w:lineRule="auto" w:after="100" w:before="0"/>
-        <w:jc w:val="both"/>
-      </w:pPr>
-      <w:r>
-        <w:rPr>
-          <w:rFonts w:ascii="Times New Roman" w:hAnsi="Times New Roman"/>
-          <w:i w:val="0"/>
-          <w:color w:val="111827"/>
-          <w:sz w:val="23"/>
-        </w:rPr>
-        <w:t>I express my sincere gratitude to my Course Instructor and Faculty Project Guide for their continuous guidance, technical mentorship, and constructive feedback throughout the design, implementation, and review phases of this project for ISWE406 Agile Development Process and DevOps. I also thank the Department and laboratory staff for providing computing test facilities, and the open-source engineering community behind Python, Flask, AWS Boto3, and GitHub Actions.</w:t>
-      </w:r>
-    </w:p>
-    <w:p>
-      <w:pPr>
-        <w:spacing w:before="400" w:after="200"/>
+        <w:t>TABLE OF CONTENTS</w:t>
+      </w:r>
+    </w:p>
+    <w:p>
+      <w:pPr>
+        <w:spacing w:line="252" w:lineRule="auto" w:after="20" w:before="0"/>
+      </w:pPr>
+      <w:r>
+        <w:rPr>
+          <w:rFonts w:ascii="Times New Roman" w:hAnsi="Times New Roman"/>
+          <w:b/>
+          <w:color w:val="0F172A"/>
+          <w:sz w:val="19"/>
+        </w:rPr>
+        <w:t>Table of Contents</w:t>
+      </w:r>
+      <w:r>
+        <w:rPr>
+          <w:rFonts w:ascii="Times New Roman" w:hAnsi="Times New Roman"/>
+          <w:color w:val="94A3B8"/>
+          <w:sz w:val="17"/>
+        </w:rPr>
+        <w:t xml:space="preserve"> .......................................................... </w:t>
+      </w:r>
+      <w:r>
+        <w:rPr>
+          <w:rFonts w:ascii="Times New Roman" w:hAnsi="Times New Roman"/>
+          <w:b/>
+          <w:color w:val="0F172A"/>
+          <w:sz w:val="19"/>
+        </w:rPr>
+        <w:t>2</w:t>
+      </w:r>
+    </w:p>
+    <w:p>
+      <w:pPr>
+        <w:spacing w:line="252" w:lineRule="auto" w:after="20" w:before="0"/>
+      </w:pPr>
+      <w:r>
+        <w:rPr>
+          <w:rFonts w:ascii="Times New Roman" w:hAnsi="Times New Roman"/>
+          <w:b/>
+          <w:color w:val="0F172A"/>
+          <w:sz w:val="19"/>
+        </w:rPr>
+        <w:t>List of Figures &amp; List of Tables</w:t>
+      </w:r>
+      <w:r>
+        <w:rPr>
+          <w:rFonts w:ascii="Times New Roman" w:hAnsi="Times New Roman"/>
+          <w:color w:val="94A3B8"/>
+          <w:sz w:val="17"/>
+        </w:rPr>
+        <w:t xml:space="preserve"> ............................ </w:t>
+      </w:r>
+      <w:r>
+        <w:rPr>
+          <w:rFonts w:ascii="Times New Roman" w:hAnsi="Times New Roman"/>
+          <w:b/>
+          <w:color w:val="0F172A"/>
+          <w:sz w:val="19"/>
+        </w:rPr>
+        <w:t>4</w:t>
+      </w:r>
+    </w:p>
+    <w:p>
+      <w:pPr>
+        <w:spacing w:line="252" w:lineRule="auto" w:after="20" w:before="0"/>
+      </w:pPr>
+      <w:r>
+        <w:rPr>
+          <w:rFonts w:ascii="Times New Roman" w:hAnsi="Times New Roman"/>
+          <w:b/>
+          <w:color w:val="0F172A"/>
+          <w:sz w:val="19"/>
+        </w:rPr>
+        <w:t>1. Introduction</w:t>
+      </w:r>
+      <w:r>
+        <w:rPr>
+          <w:rFonts w:ascii="Times New Roman" w:hAnsi="Times New Roman"/>
+          <w:color w:val="94A3B8"/>
+          <w:sz w:val="17"/>
+        </w:rPr>
+        <w:t xml:space="preserve"> .............................................................. </w:t>
+      </w:r>
+      <w:r>
+        <w:rPr>
+          <w:rFonts w:ascii="Times New Roman" w:hAnsi="Times New Roman"/>
+          <w:b/>
+          <w:color w:val="0F172A"/>
+          <w:sz w:val="19"/>
+        </w:rPr>
+        <w:t>5</w:t>
+      </w:r>
+    </w:p>
+    <w:p>
+      <w:pPr>
+        <w:spacing w:line="252" w:lineRule="auto" w:after="20" w:before="0"/>
+      </w:pPr>
+      <w:r>
+        <w:rPr>
+          <w:rFonts w:ascii="Times New Roman" w:hAnsi="Times New Roman"/>
+          <w:b w:val="0"/>
+          <w:color w:val="334155"/>
+          <w:sz w:val="18"/>
+        </w:rPr>
+        <w:t xml:space="preserve">   1.1 Background and Context</w:t>
+      </w:r>
+      <w:r>
+        <w:rPr>
+          <w:rFonts w:ascii="Times New Roman" w:hAnsi="Times New Roman"/>
+          <w:color w:val="94A3B8"/>
+          <w:sz w:val="17"/>
+        </w:rPr>
+        <w:t xml:space="preserve"> .................................. </w:t>
+      </w:r>
+      <w:r>
+        <w:rPr>
+          <w:rFonts w:ascii="Times New Roman" w:hAnsi="Times New Roman"/>
+          <w:b w:val="0"/>
+          <w:color w:val="334155"/>
+          <w:sz w:val="18"/>
+        </w:rPr>
+        <w:t>6</w:t>
+      </w:r>
+    </w:p>
+    <w:p>
+      <w:pPr>
+        <w:spacing w:line="252" w:lineRule="auto" w:after="20" w:before="0"/>
+      </w:pPr>
+      <w:r>
+        <w:rPr>
+          <w:rFonts w:ascii="Times New Roman" w:hAnsi="Times New Roman"/>
+          <w:b w:val="0"/>
+          <w:color w:val="334155"/>
+          <w:sz w:val="18"/>
+        </w:rPr>
+        <w:t xml:space="preserve">   1.2 Problem Statement</w:t>
+      </w:r>
+      <w:r>
+        <w:rPr>
+          <w:rFonts w:ascii="Times New Roman" w:hAnsi="Times New Roman"/>
+          <w:color w:val="94A3B8"/>
+          <w:sz w:val="17"/>
+        </w:rPr>
+        <w:t xml:space="preserve"> ............................................ </w:t>
+      </w:r>
+      <w:r>
+        <w:rPr>
+          <w:rFonts w:ascii="Times New Roman" w:hAnsi="Times New Roman"/>
+          <w:b w:val="0"/>
+          <w:color w:val="334155"/>
+          <w:sz w:val="18"/>
+        </w:rPr>
+        <w:t>6</w:t>
+      </w:r>
+    </w:p>
+    <w:p>
+      <w:pPr>
+        <w:spacing w:line="252" w:lineRule="auto" w:after="20" w:before="0"/>
+      </w:pPr>
+      <w:r>
+        <w:rPr>
+          <w:rFonts w:ascii="Times New Roman" w:hAnsi="Times New Roman"/>
+          <w:b w:val="0"/>
+          <w:color w:val="334155"/>
+          <w:sz w:val="18"/>
+        </w:rPr>
+        <w:t xml:space="preserve">   1.3 Project Objectives</w:t>
+      </w:r>
+      <w:r>
+        <w:rPr>
+          <w:rFonts w:ascii="Times New Roman" w:hAnsi="Times New Roman"/>
+          <w:color w:val="94A3B8"/>
+          <w:sz w:val="17"/>
+        </w:rPr>
+        <w:t xml:space="preserve"> .......................................... </w:t>
+      </w:r>
+      <w:r>
+        <w:rPr>
+          <w:rFonts w:ascii="Times New Roman" w:hAnsi="Times New Roman"/>
+          <w:b w:val="0"/>
+          <w:color w:val="334155"/>
+          <w:sz w:val="18"/>
+        </w:rPr>
+        <w:t>7</w:t>
+      </w:r>
+    </w:p>
+    <w:p>
+      <w:pPr>
+        <w:spacing w:line="252" w:lineRule="auto" w:after="20" w:before="0"/>
+      </w:pPr>
+      <w:r>
+        <w:rPr>
+          <w:rFonts w:ascii="Times New Roman" w:hAnsi="Times New Roman"/>
+          <w:b w:val="0"/>
+          <w:color w:val="334155"/>
+          <w:sz w:val="18"/>
+        </w:rPr>
+        <w:t xml:space="preserve">   1.4 Scope and Boundaries</w:t>
+      </w:r>
+      <w:r>
+        <w:rPr>
+          <w:rFonts w:ascii="Times New Roman" w:hAnsi="Times New Roman"/>
+          <w:color w:val="94A3B8"/>
+          <w:sz w:val="17"/>
+        </w:rPr>
+        <w:t xml:space="preserve"> ...................................... </w:t>
+      </w:r>
+      <w:r>
+        <w:rPr>
+          <w:rFonts w:ascii="Times New Roman" w:hAnsi="Times New Roman"/>
+          <w:b w:val="0"/>
+          <w:color w:val="334155"/>
+          <w:sz w:val="18"/>
+        </w:rPr>
+        <w:t>7</w:t>
+      </w:r>
+    </w:p>
+    <w:p>
+      <w:pPr>
+        <w:spacing w:line="252" w:lineRule="auto" w:after="20" w:before="0"/>
+      </w:pPr>
+      <w:r>
+        <w:rPr>
+          <w:rFonts w:ascii="Times New Roman" w:hAnsi="Times New Roman"/>
+          <w:b w:val="0"/>
+          <w:color w:val="334155"/>
+          <w:sz w:val="18"/>
+        </w:rPr>
+        <w:t xml:space="preserve">   1.5 Motivation and Expected Benefits</w:t>
+      </w:r>
+      <w:r>
+        <w:rPr>
+          <w:rFonts w:ascii="Times New Roman" w:hAnsi="Times New Roman"/>
+          <w:color w:val="94A3B8"/>
+          <w:sz w:val="17"/>
+        </w:rPr>
+        <w:t xml:space="preserve"> .............. </w:t>
+      </w:r>
+      <w:r>
+        <w:rPr>
+          <w:rFonts w:ascii="Times New Roman" w:hAnsi="Times New Roman"/>
+          <w:b w:val="0"/>
+          <w:color w:val="334155"/>
+          <w:sz w:val="18"/>
+        </w:rPr>
+        <w:t>7</w:t>
+      </w:r>
+    </w:p>
+    <w:p>
+      <w:pPr>
+        <w:spacing w:line="252" w:lineRule="auto" w:after="20" w:before="0"/>
+      </w:pPr>
+      <w:r>
+        <w:rPr>
+          <w:rFonts w:ascii="Times New Roman" w:hAnsi="Times New Roman"/>
+          <w:b/>
+          <w:color w:val="0F172A"/>
+          <w:sz w:val="19"/>
+        </w:rPr>
+        <w:t>2. Existing System and Proposed Solution</w:t>
+      </w:r>
+      <w:r>
+        <w:rPr>
+          <w:rFonts w:ascii="Times New Roman" w:hAnsi="Times New Roman"/>
+          <w:color w:val="94A3B8"/>
+          <w:sz w:val="17"/>
+        </w:rPr>
+        <w:t xml:space="preserve"> ............ </w:t>
+      </w:r>
+      <w:r>
+        <w:rPr>
+          <w:rFonts w:ascii="Times New Roman" w:hAnsi="Times New Roman"/>
+          <w:b/>
+          <w:color w:val="0F172A"/>
+          <w:sz w:val="19"/>
+        </w:rPr>
+        <w:t>8</w:t>
+      </w:r>
+    </w:p>
+    <w:p>
+      <w:pPr>
+        <w:spacing w:line="252" w:lineRule="auto" w:after="20" w:before="0"/>
+      </w:pPr>
+      <w:r>
+        <w:rPr>
+          <w:rFonts w:ascii="Times New Roman" w:hAnsi="Times New Roman"/>
+          <w:b w:val="0"/>
+          <w:color w:val="334155"/>
+          <w:sz w:val="18"/>
+        </w:rPr>
+        <w:t xml:space="preserve">   2.1 Existing Approaches to Incident Management</w:t>
+      </w:r>
+      <w:r>
+        <w:rPr>
+          <w:rFonts w:ascii="Times New Roman" w:hAnsi="Times New Roman"/>
+          <w:color w:val="94A3B8"/>
+          <w:sz w:val="17"/>
+        </w:rPr>
+        <w:t xml:space="preserve"> .... </w:t>
+      </w:r>
+      <w:r>
+        <w:rPr>
+          <w:rFonts w:ascii="Times New Roman" w:hAnsi="Times New Roman"/>
+          <w:b w:val="0"/>
+          <w:color w:val="334155"/>
+          <w:sz w:val="18"/>
+        </w:rPr>
+        <w:t>8</w:t>
+      </w:r>
+    </w:p>
+    <w:p>
+      <w:pPr>
+        <w:spacing w:line="252" w:lineRule="auto" w:after="20" w:before="0"/>
+      </w:pPr>
+      <w:r>
+        <w:rPr>
+          <w:rFonts w:ascii="Times New Roman" w:hAnsi="Times New Roman"/>
+          <w:b w:val="0"/>
+          <w:color w:val="334155"/>
+          <w:sz w:val="18"/>
+        </w:rPr>
+        <w:t xml:space="preserve">   2.2 Limitations of the Existing Approaches</w:t>
+      </w:r>
+      <w:r>
+        <w:rPr>
+          <w:rFonts w:ascii="Times New Roman" w:hAnsi="Times New Roman"/>
+          <w:color w:val="94A3B8"/>
+          <w:sz w:val="17"/>
+        </w:rPr>
+        <w:t xml:space="preserve"> .... </w:t>
+      </w:r>
+      <w:r>
+        <w:rPr>
+          <w:rFonts w:ascii="Times New Roman" w:hAnsi="Times New Roman"/>
+          <w:b w:val="0"/>
+          <w:color w:val="334155"/>
+          <w:sz w:val="18"/>
+        </w:rPr>
+        <w:t>8</w:t>
+      </w:r>
+    </w:p>
+    <w:p>
+      <w:pPr>
+        <w:spacing w:line="252" w:lineRule="auto" w:after="20" w:before="0"/>
+      </w:pPr>
+      <w:r>
+        <w:rPr>
+          <w:rFonts w:ascii="Times New Roman" w:hAnsi="Times New Roman"/>
+          <w:b w:val="0"/>
+          <w:color w:val="334155"/>
+          <w:sz w:val="18"/>
+        </w:rPr>
+        <w:t xml:space="preserve">   2.3 Proposed DevOps Incident Watchdog Solution</w:t>
+      </w:r>
+      <w:r>
+        <w:rPr>
+          <w:rFonts w:ascii="Times New Roman" w:hAnsi="Times New Roman"/>
+          <w:color w:val="94A3B8"/>
+          <w:sz w:val="17"/>
+        </w:rPr>
+        <w:t xml:space="preserve"> .... </w:t>
+      </w:r>
+      <w:r>
+        <w:rPr>
+          <w:rFonts w:ascii="Times New Roman" w:hAnsi="Times New Roman"/>
+          <w:b w:val="0"/>
+          <w:color w:val="334155"/>
+          <w:sz w:val="18"/>
+        </w:rPr>
+        <w:t>8</w:t>
+      </w:r>
+    </w:p>
+    <w:p>
+      <w:pPr>
+        <w:spacing w:line="252" w:lineRule="auto" w:after="20" w:before="0"/>
+      </w:pPr>
+      <w:r>
+        <w:rPr>
+          <w:rFonts w:ascii="Times New Roman" w:hAnsi="Times New Roman"/>
+          <w:b w:val="0"/>
+          <w:color w:val="334155"/>
+          <w:sz w:val="18"/>
+        </w:rPr>
+        <w:t xml:space="preserve">   2.4 Key Features Verified in the Implementation</w:t>
+      </w:r>
+      <w:r>
+        <w:rPr>
+          <w:rFonts w:ascii="Times New Roman" w:hAnsi="Times New Roman"/>
+          <w:color w:val="94A3B8"/>
+          <w:sz w:val="17"/>
+        </w:rPr>
+        <w:t xml:space="preserve"> .... </w:t>
+      </w:r>
+      <w:r>
+        <w:rPr>
+          <w:rFonts w:ascii="Times New Roman" w:hAnsi="Times New Roman"/>
+          <w:b w:val="0"/>
+          <w:color w:val="334155"/>
+          <w:sz w:val="18"/>
+        </w:rPr>
+        <w:t>9</w:t>
+      </w:r>
+    </w:p>
+    <w:p>
+      <w:pPr>
+        <w:spacing w:line="252" w:lineRule="auto" w:after="20" w:before="0"/>
+      </w:pPr>
+      <w:r>
+        <w:rPr>
+          <w:rFonts w:ascii="Times New Roman" w:hAnsi="Times New Roman"/>
+          <w:b w:val="0"/>
+          <w:color w:val="334155"/>
+          <w:sz w:val="18"/>
+        </w:rPr>
+        <w:t xml:space="preserve">   2.5 Functional Requirements (Table 2.1)</w:t>
+      </w:r>
+      <w:r>
+        <w:rPr>
+          <w:rFonts w:ascii="Times New Roman" w:hAnsi="Times New Roman"/>
+          <w:color w:val="94A3B8"/>
+          <w:sz w:val="17"/>
+        </w:rPr>
+        <w:t xml:space="preserve"> ........ </w:t>
+      </w:r>
+      <w:r>
+        <w:rPr>
+          <w:rFonts w:ascii="Times New Roman" w:hAnsi="Times New Roman"/>
+          <w:b w:val="0"/>
+          <w:color w:val="334155"/>
+          <w:sz w:val="18"/>
+        </w:rPr>
+        <w:t>9</w:t>
+      </w:r>
+    </w:p>
+    <w:p>
+      <w:pPr>
+        <w:spacing w:line="252" w:lineRule="auto" w:after="20" w:before="0"/>
+      </w:pPr>
+      <w:r>
+        <w:rPr>
+          <w:rFonts w:ascii="Times New Roman" w:hAnsi="Times New Roman"/>
+          <w:b w:val="0"/>
+          <w:color w:val="334155"/>
+          <w:sz w:val="18"/>
+        </w:rPr>
+        <w:t xml:space="preserve">   2.6 Non-Functional Requirements (Table 2.2)</w:t>
+      </w:r>
+      <w:r>
+        <w:rPr>
+          <w:rFonts w:ascii="Times New Roman" w:hAnsi="Times New Roman"/>
+          <w:color w:val="94A3B8"/>
+          <w:sz w:val="17"/>
+        </w:rPr>
+        <w:t xml:space="preserve"> .... </w:t>
+      </w:r>
+      <w:r>
+        <w:rPr>
+          <w:rFonts w:ascii="Times New Roman" w:hAnsi="Times New Roman"/>
+          <w:b w:val="0"/>
+          <w:color w:val="334155"/>
+          <w:sz w:val="18"/>
+        </w:rPr>
+        <w:t>10</w:t>
+      </w:r>
+    </w:p>
+    <w:p>
+      <w:pPr>
+        <w:spacing w:line="252" w:lineRule="auto" w:after="20" w:before="0"/>
+      </w:pPr>
+      <w:r>
+        <w:rPr>
+          <w:rFonts w:ascii="Times New Roman" w:hAnsi="Times New Roman"/>
+          <w:b w:val="0"/>
+          <w:color w:val="334155"/>
+          <w:sz w:val="18"/>
+        </w:rPr>
+        <w:t xml:space="preserve">   2.7 Assumptions and Constraints</w:t>
+      </w:r>
+      <w:r>
+        <w:rPr>
+          <w:rFonts w:ascii="Times New Roman" w:hAnsi="Times New Roman"/>
+          <w:color w:val="94A3B8"/>
+          <w:sz w:val="17"/>
+        </w:rPr>
+        <w:t xml:space="preserve"> ........................ </w:t>
+      </w:r>
+      <w:r>
+        <w:rPr>
+          <w:rFonts w:ascii="Times New Roman" w:hAnsi="Times New Roman"/>
+          <w:b w:val="0"/>
+          <w:color w:val="334155"/>
+          <w:sz w:val="18"/>
+        </w:rPr>
+        <w:t>10</w:t>
+      </w:r>
+    </w:p>
+    <w:p>
+      <w:pPr>
+        <w:spacing w:line="252" w:lineRule="auto" w:after="20" w:before="0"/>
+      </w:pPr>
+      <w:r>
+        <w:rPr>
+          <w:rFonts w:ascii="Times New Roman" w:hAnsi="Times New Roman"/>
+          <w:b/>
+          <w:color w:val="0F172A"/>
+          <w:sz w:val="19"/>
+        </w:rPr>
+        <w:t>3. Technology Stack and System Requirements</w:t>
+      </w:r>
+      <w:r>
+        <w:rPr>
+          <w:rFonts w:ascii="Times New Roman" w:hAnsi="Times New Roman"/>
+          <w:color w:val="94A3B8"/>
+          <w:sz w:val="17"/>
+        </w:rPr>
+        <w:t xml:space="preserve"> ...... </w:t>
+      </w:r>
+      <w:r>
+        <w:rPr>
+          <w:rFonts w:ascii="Times New Roman" w:hAnsi="Times New Roman"/>
+          <w:b/>
+          <w:color w:val="0F172A"/>
+          <w:sz w:val="19"/>
+        </w:rPr>
+        <w:t>11</w:t>
+      </w:r>
+    </w:p>
+    <w:p>
+      <w:pPr>
+        <w:spacing w:line="252" w:lineRule="auto" w:after="20" w:before="0"/>
+      </w:pPr>
+      <w:r>
+        <w:rPr>
+          <w:rFonts w:ascii="Times New Roman" w:hAnsi="Times New Roman"/>
+          <w:b w:val="0"/>
+          <w:color w:val="334155"/>
+          <w:sz w:val="18"/>
+        </w:rPr>
+        <w:t xml:space="preserve">   3.1 Programming Languages and Frameworks</w:t>
+      </w:r>
+      <w:r>
+        <w:rPr>
+          <w:rFonts w:ascii="Times New Roman" w:hAnsi="Times New Roman"/>
+          <w:color w:val="94A3B8"/>
+          <w:sz w:val="17"/>
+        </w:rPr>
+        <w:t xml:space="preserve"> ...... </w:t>
+      </w:r>
+      <w:r>
+        <w:rPr>
+          <w:rFonts w:ascii="Times New Roman" w:hAnsi="Times New Roman"/>
+          <w:b w:val="0"/>
+          <w:color w:val="334155"/>
+          <w:sz w:val="18"/>
+        </w:rPr>
+        <w:t>11</w:t>
+      </w:r>
+    </w:p>
+    <w:p>
+      <w:pPr>
+        <w:spacing w:line="252" w:lineRule="auto" w:after="20" w:before="0"/>
+      </w:pPr>
+      <w:r>
+        <w:rPr>
+          <w:rFonts w:ascii="Times New Roman" w:hAnsi="Times New Roman"/>
+          <w:b w:val="0"/>
+          <w:color w:val="334155"/>
+          <w:sz w:val="18"/>
+        </w:rPr>
+        <w:t xml:space="preserve">   3.2 Frontend Technologies</w:t>
+      </w:r>
+      <w:r>
+        <w:rPr>
+          <w:rFonts w:ascii="Times New Roman" w:hAnsi="Times New Roman"/>
+          <w:color w:val="94A3B8"/>
+          <w:sz w:val="17"/>
+        </w:rPr>
+        <w:t xml:space="preserve"> .................................... </w:t>
+      </w:r>
+      <w:r>
+        <w:rPr>
+          <w:rFonts w:ascii="Times New Roman" w:hAnsi="Times New Roman"/>
+          <w:b w:val="0"/>
+          <w:color w:val="334155"/>
+          <w:sz w:val="18"/>
+        </w:rPr>
+        <w:t>11</w:t>
+      </w:r>
+    </w:p>
+    <w:p>
+      <w:pPr>
+        <w:spacing w:line="252" w:lineRule="auto" w:after="20" w:before="0"/>
+      </w:pPr>
+      <w:r>
+        <w:rPr>
+          <w:rFonts w:ascii="Times New Roman" w:hAnsi="Times New Roman"/>
+          <w:b w:val="0"/>
+          <w:color w:val="334155"/>
+          <w:sz w:val="18"/>
+        </w:rPr>
+        <w:t xml:space="preserve">   3.3 Backend Technologies and API Framework</w:t>
+      </w:r>
+      <w:r>
+        <w:rPr>
+          <w:rFonts w:ascii="Times New Roman" w:hAnsi="Times New Roman"/>
+          <w:color w:val="94A3B8"/>
+          <w:sz w:val="17"/>
+        </w:rPr>
+        <w:t xml:space="preserve"> .... </w:t>
+      </w:r>
+      <w:r>
+        <w:rPr>
+          <w:rFonts w:ascii="Times New Roman" w:hAnsi="Times New Roman"/>
+          <w:b w:val="0"/>
+          <w:color w:val="334155"/>
+          <w:sz w:val="18"/>
+        </w:rPr>
+        <w:t>11</w:t>
+      </w:r>
+    </w:p>
+    <w:p>
+      <w:pPr>
+        <w:spacing w:line="252" w:lineRule="auto" w:after="20" w:before="0"/>
+      </w:pPr>
+      <w:r>
+        <w:rPr>
+          <w:rFonts w:ascii="Times New Roman" w:hAnsi="Times New Roman"/>
+          <w:b w:val="0"/>
+          <w:color w:val="334155"/>
+          <w:sz w:val="18"/>
+        </w:rPr>
+        <w:t xml:space="preserve">   3.4 AWS Services and SDKs</w:t>
+      </w:r>
+      <w:r>
+        <w:rPr>
+          <w:rFonts w:ascii="Times New Roman" w:hAnsi="Times New Roman"/>
+          <w:color w:val="94A3B8"/>
+          <w:sz w:val="17"/>
+        </w:rPr>
+        <w:t xml:space="preserve"> .................................... </w:t>
+      </w:r>
+      <w:r>
+        <w:rPr>
+          <w:rFonts w:ascii="Times New Roman" w:hAnsi="Times New Roman"/>
+          <w:b w:val="0"/>
+          <w:color w:val="334155"/>
+          <w:sz w:val="18"/>
+        </w:rPr>
+        <w:t>11</w:t>
+      </w:r>
+    </w:p>
+    <w:p>
+      <w:pPr>
+        <w:spacing w:line="252" w:lineRule="auto" w:after="20" w:before="0"/>
+      </w:pPr>
+      <w:r>
+        <w:rPr>
+          <w:rFonts w:ascii="Times New Roman" w:hAnsi="Times New Roman"/>
+          <w:b w:val="0"/>
+          <w:color w:val="334155"/>
+          <w:sz w:val="18"/>
+        </w:rPr>
+        <w:t xml:space="preserve">   3.5 Telemetry &amp; SRE Integration</w:t>
+      </w:r>
+      <w:r>
+        <w:rPr>
+          <w:rFonts w:ascii="Times New Roman" w:hAnsi="Times New Roman"/>
+          <w:color w:val="94A3B8"/>
+          <w:sz w:val="17"/>
+        </w:rPr>
+        <w:t xml:space="preserve"> ........................ </w:t>
+      </w:r>
+      <w:r>
+        <w:rPr>
+          <w:rFonts w:ascii="Times New Roman" w:hAnsi="Times New Roman"/>
+          <w:b w:val="0"/>
+          <w:color w:val="334155"/>
+          <w:sz w:val="18"/>
+        </w:rPr>
+        <w:t>12</w:t>
+      </w:r>
+    </w:p>
+    <w:p>
+      <w:pPr>
+        <w:spacing w:line="252" w:lineRule="auto" w:after="20" w:before="0"/>
+      </w:pPr>
+      <w:r>
+        <w:rPr>
+          <w:rFonts w:ascii="Times New Roman" w:hAnsi="Times New Roman"/>
+          <w:b w:val="0"/>
+          <w:color w:val="334155"/>
+          <w:sz w:val="18"/>
+        </w:rPr>
+        <w:t xml:space="preserve">   3.6 GitOps and CI/CD Tools</w:t>
+      </w:r>
+      <w:r>
+        <w:rPr>
+          <w:rFonts w:ascii="Times New Roman" w:hAnsi="Times New Roman"/>
+          <w:color w:val="94A3B8"/>
+          <w:sz w:val="17"/>
+        </w:rPr>
+        <w:t xml:space="preserve"> .................................. </w:t>
+      </w:r>
+      <w:r>
+        <w:rPr>
+          <w:rFonts w:ascii="Times New Roman" w:hAnsi="Times New Roman"/>
+          <w:b w:val="0"/>
+          <w:color w:val="334155"/>
+          <w:sz w:val="18"/>
+        </w:rPr>
+        <w:t>12</w:t>
+      </w:r>
+    </w:p>
+    <w:p>
+      <w:pPr>
+        <w:spacing w:line="252" w:lineRule="auto" w:after="20" w:before="0"/>
+      </w:pPr>
+      <w:r>
+        <w:rPr>
+          <w:rFonts w:ascii="Times New Roman" w:hAnsi="Times New Roman"/>
+          <w:b w:val="0"/>
+          <w:color w:val="334155"/>
+          <w:sz w:val="18"/>
+        </w:rPr>
+        <w:t xml:space="preserve">   3.7 Development and Operational Dependencies</w:t>
+      </w:r>
+      <w:r>
+        <w:rPr>
+          <w:rFonts w:ascii="Times New Roman" w:hAnsi="Times New Roman"/>
+          <w:color w:val="94A3B8"/>
+          <w:sz w:val="17"/>
+        </w:rPr>
+        <w:t xml:space="preserve"> .... </w:t>
+      </w:r>
+      <w:r>
+        <w:rPr>
+          <w:rFonts w:ascii="Times New Roman" w:hAnsi="Times New Roman"/>
+          <w:b w:val="0"/>
+          <w:color w:val="334155"/>
+          <w:sz w:val="18"/>
+        </w:rPr>
+        <w:t>12</w:t>
+      </w:r>
+    </w:p>
+    <w:p>
+      <w:pPr>
+        <w:spacing w:line="252" w:lineRule="auto" w:after="20" w:before="0"/>
+      </w:pPr>
+      <w:r>
+        <w:rPr>
+          <w:rFonts w:ascii="Times New Roman" w:hAnsi="Times New Roman"/>
+          <w:b w:val="0"/>
+          <w:color w:val="334155"/>
+          <w:sz w:val="18"/>
+        </w:rPr>
+        <w:t xml:space="preserve">   3.8 Operating System and Runtime Requirements</w:t>
+      </w:r>
+      <w:r>
+        <w:rPr>
+          <w:rFonts w:ascii="Times New Roman" w:hAnsi="Times New Roman"/>
+          <w:color w:val="94A3B8"/>
+          <w:sz w:val="17"/>
+        </w:rPr>
+        <w:t xml:space="preserve"> .... </w:t>
+      </w:r>
+      <w:r>
+        <w:rPr>
+          <w:rFonts w:ascii="Times New Roman" w:hAnsi="Times New Roman"/>
+          <w:b w:val="0"/>
+          <w:color w:val="334155"/>
+          <w:sz w:val="18"/>
+        </w:rPr>
+        <w:t>12</w:t>
+      </w:r>
+    </w:p>
+    <w:p>
+      <w:pPr>
+        <w:spacing w:line="252" w:lineRule="auto" w:after="20" w:before="0"/>
+      </w:pPr>
+      <w:r>
+        <w:rPr>
+          <w:rFonts w:ascii="Times New Roman" w:hAnsi="Times New Roman"/>
+          <w:b w:val="0"/>
+          <w:color w:val="334155"/>
+          <w:sz w:val="18"/>
+        </w:rPr>
+        <w:t xml:space="preserve">   3.9 Installation Prerequisites (Table 3.1)</w:t>
+      </w:r>
+      <w:r>
+        <w:rPr>
+          <w:rFonts w:ascii="Times New Roman" w:hAnsi="Times New Roman"/>
+          <w:color w:val="94A3B8"/>
+          <w:sz w:val="17"/>
+        </w:rPr>
+        <w:t xml:space="preserve"> .... </w:t>
+      </w:r>
+      <w:r>
+        <w:rPr>
+          <w:rFonts w:ascii="Times New Roman" w:hAnsi="Times New Roman"/>
+          <w:b w:val="0"/>
+          <w:color w:val="334155"/>
+          <w:sz w:val="18"/>
+        </w:rPr>
+        <w:t>13</w:t>
+      </w:r>
+    </w:p>
+    <w:p>
+      <w:pPr>
+        <w:spacing w:line="252" w:lineRule="auto" w:after="20" w:before="0"/>
+      </w:pPr>
+      <w:r>
+        <w:rPr>
+          <w:rFonts w:ascii="Times New Roman" w:hAnsi="Times New Roman"/>
+          <w:b/>
+          <w:color w:val="0F172A"/>
+          <w:sz w:val="19"/>
+        </w:rPr>
+        <w:t>4. System Architecture and Design</w:t>
+      </w:r>
+      <w:r>
+        <w:rPr>
+          <w:rFonts w:ascii="Times New Roman" w:hAnsi="Times New Roman"/>
+          <w:color w:val="94A3B8"/>
+          <w:sz w:val="17"/>
+        </w:rPr>
+        <w:t xml:space="preserve"> .......................... </w:t>
+      </w:r>
+      <w:r>
+        <w:rPr>
+          <w:rFonts w:ascii="Times New Roman" w:hAnsi="Times New Roman"/>
+          <w:b/>
+          <w:color w:val="0F172A"/>
+          <w:sz w:val="19"/>
+        </w:rPr>
+        <w:t>14</w:t>
+      </w:r>
+    </w:p>
+    <w:p>
+      <w:pPr>
+        <w:spacing w:line="252" w:lineRule="auto" w:after="20" w:before="0"/>
+      </w:pPr>
+      <w:r>
+        <w:rPr>
+          <w:rFonts w:ascii="Times New Roman" w:hAnsi="Times New Roman"/>
+          <w:b w:val="0"/>
+          <w:color w:val="334155"/>
+          <w:sz w:val="18"/>
+        </w:rPr>
+        <w:t xml:space="preserve">   4.1 High-Level System Architecture (Figure 1)</w:t>
+      </w:r>
+      <w:r>
+        <w:rPr>
+          <w:rFonts w:ascii="Times New Roman" w:hAnsi="Times New Roman"/>
+          <w:color w:val="94A3B8"/>
+          <w:sz w:val="17"/>
+        </w:rPr>
+        <w:t xml:space="preserve"> .... </w:t>
+      </w:r>
+      <w:r>
+        <w:rPr>
+          <w:rFonts w:ascii="Times New Roman" w:hAnsi="Times New Roman"/>
+          <w:b w:val="0"/>
+          <w:color w:val="334155"/>
+          <w:sz w:val="18"/>
+        </w:rPr>
+        <w:t>14</w:t>
+      </w:r>
+    </w:p>
+    <w:p>
+      <w:pPr>
+        <w:spacing w:line="252" w:lineRule="auto" w:after="20" w:before="0"/>
+      </w:pPr>
+      <w:r>
+        <w:rPr>
+          <w:rFonts w:ascii="Times New Roman" w:hAnsi="Times New Roman"/>
+          <w:b w:val="0"/>
+          <w:color w:val="334155"/>
+          <w:sz w:val="18"/>
+        </w:rPr>
+        <w:t xml:space="preserve">   4.2 Component Responsibilities</w:t>
+      </w:r>
+      <w:r>
+        <w:rPr>
+          <w:rFonts w:ascii="Times New Roman" w:hAnsi="Times New Roman"/>
+          <w:color w:val="94A3B8"/>
+          <w:sz w:val="17"/>
+        </w:rPr>
+        <w:t xml:space="preserve"> .......................... </w:t>
+      </w:r>
+      <w:r>
+        <w:rPr>
+          <w:rFonts w:ascii="Times New Roman" w:hAnsi="Times New Roman"/>
+          <w:b w:val="0"/>
+          <w:color w:val="334155"/>
+          <w:sz w:val="18"/>
+        </w:rPr>
+        <w:t>14</w:t>
+      </w:r>
+    </w:p>
+    <w:p>
+      <w:pPr>
+        <w:spacing w:line="252" w:lineRule="auto" w:after="20" w:before="0"/>
+      </w:pPr>
+      <w:r>
+        <w:rPr>
+          <w:rFonts w:ascii="Times New Roman" w:hAnsi="Times New Roman"/>
+          <w:b w:val="0"/>
+          <w:color w:val="334155"/>
+          <w:sz w:val="18"/>
+        </w:rPr>
+        <w:t xml:space="preserve">   4.3 Frontend-Backend Interaction</w:t>
+      </w:r>
+      <w:r>
+        <w:rPr>
+          <w:rFonts w:ascii="Times New Roman" w:hAnsi="Times New Roman"/>
+          <w:color w:val="94A3B8"/>
+          <w:sz w:val="17"/>
+        </w:rPr>
+        <w:t xml:space="preserve"> ...................... </w:t>
+      </w:r>
+      <w:r>
+        <w:rPr>
+          <w:rFonts w:ascii="Times New Roman" w:hAnsi="Times New Roman"/>
+          <w:b w:val="0"/>
+          <w:color w:val="334155"/>
+          <w:sz w:val="18"/>
+        </w:rPr>
+        <w:t>15</w:t>
+      </w:r>
+    </w:p>
+    <w:p>
+      <w:pPr>
+        <w:spacing w:line="252" w:lineRule="auto" w:after="20" w:before="0"/>
+      </w:pPr>
+      <w:r>
+        <w:rPr>
+          <w:rFonts w:ascii="Times New Roman" w:hAnsi="Times New Roman"/>
+          <w:b w:val="0"/>
+          <w:color w:val="334155"/>
+          <w:sz w:val="18"/>
+        </w:rPr>
+        <w:t xml:space="preserve">   4.4 Data Flow and Module Interactions (Figure 2)</w:t>
+      </w:r>
+      <w:r>
+        <w:rPr>
+          <w:rFonts w:ascii="Times New Roman" w:hAnsi="Times New Roman"/>
+          <w:color w:val="94A3B8"/>
+          <w:sz w:val="17"/>
+        </w:rPr>
+        <w:t xml:space="preserve"> .... </w:t>
+      </w:r>
+      <w:r>
+        <w:rPr>
+          <w:rFonts w:ascii="Times New Roman" w:hAnsi="Times New Roman"/>
+          <w:b w:val="0"/>
+          <w:color w:val="334155"/>
+          <w:sz w:val="18"/>
+        </w:rPr>
+        <w:t>15</w:t>
+      </w:r>
+    </w:p>
+    <w:p>
+      <w:pPr>
+        <w:spacing w:line="252" w:lineRule="auto" w:after="20" w:before="0"/>
+      </w:pPr>
+      <w:r>
+        <w:rPr>
+          <w:rFonts w:ascii="Times New Roman" w:hAnsi="Times New Roman"/>
+          <w:b w:val="0"/>
+          <w:color w:val="334155"/>
+          <w:sz w:val="18"/>
+        </w:rPr>
+        <w:t xml:space="preserve">   4.5 End-to-End Workflow Execution</w:t>
+      </w:r>
+      <w:r>
+        <w:rPr>
+          <w:rFonts w:ascii="Times New Roman" w:hAnsi="Times New Roman"/>
+          <w:color w:val="94A3B8"/>
+          <w:sz w:val="17"/>
+        </w:rPr>
+        <w:t xml:space="preserve"> .................... </w:t>
+      </w:r>
+      <w:r>
+        <w:rPr>
+          <w:rFonts w:ascii="Times New Roman" w:hAnsi="Times New Roman"/>
+          <w:b w:val="0"/>
+          <w:color w:val="334155"/>
+          <w:sz w:val="18"/>
+        </w:rPr>
+        <w:t>15</w:t>
+      </w:r>
+    </w:p>
+    <w:p>
+      <w:pPr>
+        <w:spacing w:line="252" w:lineRule="auto" w:after="20" w:before="0"/>
+      </w:pPr>
+      <w:r>
+        <w:rPr>
+          <w:rFonts w:ascii="Times New Roman" w:hAnsi="Times New Roman"/>
+          <w:b w:val="0"/>
+          <w:color w:val="334155"/>
+          <w:sz w:val="18"/>
+        </w:rPr>
+        <w:t xml:space="preserve">   4.6 Security and Incident Triage Workflow (Figure 3)</w:t>
+      </w:r>
+      <w:r>
+        <w:rPr>
+          <w:rFonts w:ascii="Times New Roman" w:hAnsi="Times New Roman"/>
+          <w:color w:val="94A3B8"/>
+          <w:sz w:val="17"/>
+        </w:rPr>
+        <w:t xml:space="preserve"> .... </w:t>
+      </w:r>
+      <w:r>
+        <w:rPr>
+          <w:rFonts w:ascii="Times New Roman" w:hAnsi="Times New Roman"/>
+          <w:b w:val="0"/>
+          <w:color w:val="334155"/>
+          <w:sz w:val="18"/>
+        </w:rPr>
+        <w:t>16</w:t>
+      </w:r>
+    </w:p>
+    <w:p>
+      <w:pPr>
+        <w:spacing w:line="252" w:lineRule="auto" w:after="20" w:before="0"/>
+      </w:pPr>
+      <w:r>
+        <w:rPr>
+          <w:rFonts w:ascii="Times New Roman" w:hAnsi="Times New Roman"/>
+          <w:b w:val="0"/>
+          <w:color w:val="334155"/>
+          <w:sz w:val="18"/>
+        </w:rPr>
+        <w:t xml:space="preserve">   4.7 Proposed AWS Deployment Architecture (Figure 4)</w:t>
+      </w:r>
+      <w:r>
+        <w:rPr>
+          <w:rFonts w:ascii="Times New Roman" w:hAnsi="Times New Roman"/>
+          <w:color w:val="94A3B8"/>
+          <w:sz w:val="17"/>
+        </w:rPr>
+        <w:t xml:space="preserve"> .... </w:t>
+      </w:r>
+      <w:r>
+        <w:rPr>
+          <w:rFonts w:ascii="Times New Roman" w:hAnsi="Times New Roman"/>
+          <w:b w:val="0"/>
+          <w:color w:val="334155"/>
+          <w:sz w:val="18"/>
+        </w:rPr>
+        <w:t>16</w:t>
+      </w:r>
+    </w:p>
+    <w:p>
+      <w:pPr>
+        <w:spacing w:line="252" w:lineRule="auto" w:after="20" w:before="0"/>
+      </w:pPr>
+      <w:r>
+        <w:rPr>
+          <w:rFonts w:ascii="Times New Roman" w:hAnsi="Times New Roman"/>
+          <w:b/>
+          <w:color w:val="0F172A"/>
+          <w:sz w:val="19"/>
+        </w:rPr>
+        <w:t>5. Module Implementation</w:t>
+      </w:r>
+      <w:r>
+        <w:rPr>
+          <w:rFonts w:ascii="Times New Roman" w:hAnsi="Times New Roman"/>
+          <w:color w:val="94A3B8"/>
+          <w:sz w:val="17"/>
+        </w:rPr>
+        <w:t xml:space="preserve"> ............................................ </w:t>
+      </w:r>
+      <w:r>
+        <w:rPr>
+          <w:rFonts w:ascii="Times New Roman" w:hAnsi="Times New Roman"/>
+          <w:b/>
+          <w:color w:val="0F172A"/>
+          <w:sz w:val="19"/>
+        </w:rPr>
+        <w:t>17</w:t>
+      </w:r>
+    </w:p>
+    <w:p>
+      <w:pPr>
+        <w:spacing w:line="252" w:lineRule="auto" w:after="20" w:before="0"/>
+      </w:pPr>
+      <w:r>
+        <w:rPr>
+          <w:rFonts w:ascii="Times New Roman" w:hAnsi="Times New Roman"/>
+          <w:b w:val="0"/>
+          <w:color w:val="334155"/>
+          <w:sz w:val="18"/>
+        </w:rPr>
+        <w:t xml:space="preserve">   5.1 Overview of the Seven Modules (Table 5.1)</w:t>
+      </w:r>
+      <w:r>
+        <w:rPr>
+          <w:rFonts w:ascii="Times New Roman" w:hAnsi="Times New Roman"/>
+          <w:color w:val="94A3B8"/>
+          <w:sz w:val="17"/>
+        </w:rPr>
+        <w:t xml:space="preserve"> .... </w:t>
+      </w:r>
+      <w:r>
+        <w:rPr>
+          <w:rFonts w:ascii="Times New Roman" w:hAnsi="Times New Roman"/>
+          <w:b w:val="0"/>
+          <w:color w:val="334155"/>
+          <w:sz w:val="18"/>
+        </w:rPr>
+        <w:t>17</w:t>
+      </w:r>
+    </w:p>
+    <w:p>
+      <w:pPr>
+        <w:spacing w:line="252" w:lineRule="auto" w:after="20" w:before="0"/>
+      </w:pPr>
+      <w:r>
+        <w:rPr>
+          <w:rFonts w:ascii="Times New Roman" w:hAnsi="Times New Roman"/>
+          <w:b w:val="0"/>
+          <w:color w:val="334155"/>
+          <w:sz w:val="18"/>
+        </w:rPr>
+        <w:t xml:space="preserve">   5.2 Module 1: Order Dispatch &amp; Storefront Interface (Figure 5)</w:t>
+      </w:r>
+      <w:r>
+        <w:rPr>
+          <w:rFonts w:ascii="Times New Roman" w:hAnsi="Times New Roman"/>
+          <w:color w:val="94A3B8"/>
+          <w:sz w:val="17"/>
+        </w:rPr>
+        <w:t xml:space="preserve"> .... </w:t>
+      </w:r>
+      <w:r>
+        <w:rPr>
+          <w:rFonts w:ascii="Times New Roman" w:hAnsi="Times New Roman"/>
+          <w:b w:val="0"/>
+          <w:color w:val="334155"/>
+          <w:sz w:val="18"/>
+        </w:rPr>
+        <w:t>17</w:t>
+      </w:r>
+    </w:p>
+    <w:p>
+      <w:pPr>
+        <w:spacing w:line="252" w:lineRule="auto" w:after="20" w:before="0"/>
+      </w:pPr>
+      <w:r>
+        <w:rPr>
+          <w:rFonts w:ascii="Times New Roman" w:hAnsi="Times New Roman"/>
+          <w:b w:val="0"/>
+          <w:color w:val="334155"/>
+          <w:sz w:val="18"/>
+        </w:rPr>
+        <w:t xml:space="preserve">   5.3 Module 2: Fault Execution &amp; Zero-Division Crash (Figure 6)</w:t>
+      </w:r>
+      <w:r>
+        <w:rPr>
+          <w:rFonts w:ascii="Times New Roman" w:hAnsi="Times New Roman"/>
+          <w:color w:val="94A3B8"/>
+          <w:sz w:val="17"/>
+        </w:rPr>
+        <w:t xml:space="preserve"> .... </w:t>
+      </w:r>
+      <w:r>
+        <w:rPr>
+          <w:rFonts w:ascii="Times New Roman" w:hAnsi="Times New Roman"/>
+          <w:b w:val="0"/>
+          <w:color w:val="334155"/>
+          <w:sz w:val="18"/>
+        </w:rPr>
+        <w:t>18</w:t>
+      </w:r>
+    </w:p>
+    <w:p>
+      <w:pPr>
+        <w:spacing w:line="252" w:lineRule="auto" w:after="20" w:before="0"/>
+      </w:pPr>
+      <w:r>
+        <w:rPr>
+          <w:rFonts w:ascii="Times New Roman" w:hAnsi="Times New Roman"/>
+          <w:b w:val="0"/>
+          <w:color w:val="334155"/>
+          <w:sz w:val="18"/>
+        </w:rPr>
+        <w:t xml:space="preserve">   5.4 Module 3: Server Runtime Crash &amp; Stack Trace Terminal (Figure 7)</w:t>
+      </w:r>
+      <w:r>
+        <w:rPr>
+          <w:rFonts w:ascii="Times New Roman" w:hAnsi="Times New Roman"/>
+          <w:color w:val="94A3B8"/>
+          <w:sz w:val="17"/>
+        </w:rPr>
+        <w:t xml:space="preserve"> .... </w:t>
+      </w:r>
+      <w:r>
+        <w:rPr>
+          <w:rFonts w:ascii="Times New Roman" w:hAnsi="Times New Roman"/>
+          <w:b w:val="0"/>
+          <w:color w:val="334155"/>
+          <w:sz w:val="18"/>
+        </w:rPr>
+        <w:t>19</w:t>
+      </w:r>
+    </w:p>
+    <w:p>
+      <w:pPr>
+        <w:spacing w:line="252" w:lineRule="auto" w:after="20" w:before="0"/>
+      </w:pPr>
+      <w:r>
+        <w:rPr>
+          <w:rFonts w:ascii="Times New Roman" w:hAnsi="Times New Roman"/>
+          <w:b w:val="0"/>
+          <w:color w:val="334155"/>
+          <w:sz w:val="18"/>
+        </w:rPr>
+        <w:t xml:space="preserve">   5.5 Module 4: CloudWatch Metric Filter Ingestion (Figure 8)</w:t>
+      </w:r>
+      <w:r>
+        <w:rPr>
+          <w:rFonts w:ascii="Times New Roman" w:hAnsi="Times New Roman"/>
+          <w:color w:val="94A3B8"/>
+          <w:sz w:val="17"/>
+        </w:rPr>
+        <w:t xml:space="preserve"> .... </w:t>
+      </w:r>
+      <w:r>
+        <w:rPr>
+          <w:rFonts w:ascii="Times New Roman" w:hAnsi="Times New Roman"/>
+          <w:b w:val="0"/>
+          <w:color w:val="334155"/>
+          <w:sz w:val="18"/>
+        </w:rPr>
+        <w:t>20</w:t>
+      </w:r>
+    </w:p>
+    <w:p>
+      <w:pPr>
+        <w:spacing w:line="252" w:lineRule="auto" w:after="20" w:before="0"/>
+      </w:pPr>
+      <w:r>
+        <w:rPr>
+          <w:rFonts w:ascii="Times New Roman" w:hAnsi="Times New Roman"/>
+          <w:b w:val="0"/>
+          <w:color w:val="334155"/>
+          <w:sz w:val="18"/>
+        </w:rPr>
+        <w:t xml:space="preserve">   5.6 Module 5: Forensic S3 Vault Archival (Figure 9)</w:t>
+      </w:r>
+      <w:r>
+        <w:rPr>
+          <w:rFonts w:ascii="Times New Roman" w:hAnsi="Times New Roman"/>
+          <w:color w:val="94A3B8"/>
+          <w:sz w:val="17"/>
+        </w:rPr>
+        <w:t xml:space="preserve"> .... </w:t>
+      </w:r>
+      <w:r>
+        <w:rPr>
+          <w:rFonts w:ascii="Times New Roman" w:hAnsi="Times New Roman"/>
+          <w:b w:val="0"/>
+          <w:color w:val="334155"/>
+          <w:sz w:val="18"/>
+        </w:rPr>
+        <w:t>21</w:t>
+      </w:r>
+    </w:p>
+    <w:p>
+      <w:pPr>
+        <w:spacing w:line="252" w:lineRule="auto" w:after="20" w:before="0"/>
+      </w:pPr>
+      <w:r>
+        <w:rPr>
+          <w:rFonts w:ascii="Times New Roman" w:hAnsi="Times New Roman"/>
+          <w:b w:val="0"/>
+          <w:color w:val="334155"/>
+          <w:sz w:val="18"/>
+        </w:rPr>
+        <w:t xml:space="preserve">   5.7 Module 6: Agile Story Creator on GitHub Issues (Figure 10)</w:t>
+      </w:r>
+      <w:r>
+        <w:rPr>
+          <w:rFonts w:ascii="Times New Roman" w:hAnsi="Times New Roman"/>
+          <w:color w:val="94A3B8"/>
+          <w:sz w:val="17"/>
+        </w:rPr>
+        <w:t xml:space="preserve"> .... </w:t>
+      </w:r>
+      <w:r>
+        <w:rPr>
+          <w:rFonts w:ascii="Times New Roman" w:hAnsi="Times New Roman"/>
+          <w:b w:val="0"/>
+          <w:color w:val="334155"/>
+          <w:sz w:val="18"/>
+        </w:rPr>
+        <w:t>22</w:t>
+      </w:r>
+    </w:p>
+    <w:p>
+      <w:pPr>
+        <w:spacing w:line="252" w:lineRule="auto" w:after="20" w:before="0"/>
+      </w:pPr>
+      <w:r>
+        <w:rPr>
+          <w:rFonts w:ascii="Times New Roman" w:hAnsi="Times New Roman"/>
+          <w:b w:val="0"/>
+          <w:color w:val="334155"/>
+          <w:sz w:val="18"/>
+        </w:rPr>
+        <w:t xml:space="preserve">   5.8 Module 7: CI/CD Regression &amp; Smart Commit Close (Figure 11)</w:t>
+      </w:r>
+      <w:r>
+        <w:rPr>
+          <w:rFonts w:ascii="Times New Roman" w:hAnsi="Times New Roman"/>
+          <w:color w:val="94A3B8"/>
+          <w:sz w:val="17"/>
+        </w:rPr>
+        <w:t xml:space="preserve"> .... </w:t>
+      </w:r>
+      <w:r>
+        <w:rPr>
+          <w:rFonts w:ascii="Times New Roman" w:hAnsi="Times New Roman"/>
+          <w:b w:val="0"/>
+          <w:color w:val="334155"/>
+          <w:sz w:val="18"/>
+        </w:rPr>
+        <w:t>23</w:t>
+      </w:r>
+    </w:p>
+    <w:p>
+      <w:pPr>
+        <w:spacing w:line="252" w:lineRule="auto" w:after="20" w:before="0"/>
+      </w:pPr>
+      <w:r>
+        <w:rPr>
+          <w:rFonts w:ascii="Times New Roman" w:hAnsi="Times New Roman"/>
+          <w:b w:val="0"/>
+          <w:color w:val="334155"/>
+          <w:sz w:val="18"/>
+        </w:rPr>
+        <w:t xml:space="preserve">   5.9 Inter-Module Communication</w:t>
+      </w:r>
+      <w:r>
+        <w:rPr>
+          <w:rFonts w:ascii="Times New Roman" w:hAnsi="Times New Roman"/>
+          <w:color w:val="94A3B8"/>
+          <w:sz w:val="17"/>
+        </w:rPr>
+        <w:t xml:space="preserve"> .......................... </w:t>
+      </w:r>
+      <w:r>
+        <w:rPr>
+          <w:rFonts w:ascii="Times New Roman" w:hAnsi="Times New Roman"/>
+          <w:b w:val="0"/>
+          <w:color w:val="334155"/>
+          <w:sz w:val="18"/>
+        </w:rPr>
+        <w:t>24</w:t>
+      </w:r>
+    </w:p>
+    <w:p>
+      <w:pPr>
+        <w:spacing w:line="252" w:lineRule="auto" w:after="20" w:before="0"/>
+      </w:pPr>
+      <w:r>
+        <w:rPr>
+          <w:rFonts w:ascii="Times New Roman" w:hAnsi="Times New Roman"/>
+          <w:b w:val="0"/>
+          <w:color w:val="334155"/>
+          <w:sz w:val="18"/>
+        </w:rPr>
+        <w:t xml:space="preserve">   5.10 Error Handling and Failure Scenarios</w:t>
+      </w:r>
+      <w:r>
+        <w:rPr>
+          <w:rFonts w:ascii="Times New Roman" w:hAnsi="Times New Roman"/>
+          <w:color w:val="94A3B8"/>
+          <w:sz w:val="17"/>
+        </w:rPr>
+        <w:t xml:space="preserve"> .... </w:t>
+      </w:r>
+      <w:r>
+        <w:rPr>
+          <w:rFonts w:ascii="Times New Roman" w:hAnsi="Times New Roman"/>
+          <w:b w:val="0"/>
+          <w:color w:val="334155"/>
+          <w:sz w:val="18"/>
+        </w:rPr>
+        <w:t>24</w:t>
+      </w:r>
+    </w:p>
+    <w:p>
+      <w:pPr>
+        <w:spacing w:line="252" w:lineRule="auto" w:after="20" w:before="0"/>
+      </w:pPr>
+      <w:r>
+        <w:rPr>
+          <w:rFonts w:ascii="Times New Roman" w:hAnsi="Times New Roman"/>
+          <w:b w:val="0"/>
+          <w:color w:val="334155"/>
+          <w:sz w:val="18"/>
+        </w:rPr>
+        <w:t xml:space="preserve">   5.11 Implementation Limitations</w:t>
+      </w:r>
+      <w:r>
+        <w:rPr>
+          <w:rFonts w:ascii="Times New Roman" w:hAnsi="Times New Roman"/>
+          <w:color w:val="94A3B8"/>
+          <w:sz w:val="17"/>
+        </w:rPr>
+        <w:t xml:space="preserve"> ........................ </w:t>
+      </w:r>
+      <w:r>
+        <w:rPr>
+          <w:rFonts w:ascii="Times New Roman" w:hAnsi="Times New Roman"/>
+          <w:b w:val="0"/>
+          <w:color w:val="334155"/>
+          <w:sz w:val="18"/>
+        </w:rPr>
+        <w:t>24</w:t>
+      </w:r>
+    </w:p>
+    <w:p>
+      <w:r>
+        <w:br w:type="page"/>
+      </w:r>
+    </w:p>
+    <w:p>
+      <w:pPr>
+        <w:spacing w:before="200" w:after="280"/>
+        <w:jc w:val="center"/>
+      </w:pPr>
+      <w:r>
+        <w:rPr>
+          <w:rFonts w:ascii="Times New Roman" w:hAnsi="Times New Roman"/>
+          <w:b/>
+          <w:color w:val="0F172A"/>
+          <w:sz w:val="26"/>
+        </w:rPr>
+        <w:t>TABLE OF CONTENTS (CONTINUED)</w:t>
+      </w:r>
+    </w:p>
+    <w:p>
+      <w:pPr>
+        <w:spacing w:line="252" w:lineRule="auto" w:after="20" w:before="0"/>
+      </w:pPr>
+      <w:r>
+        <w:rPr>
+          <w:rFonts w:ascii="Times New Roman" w:hAnsi="Times New Roman"/>
+          <w:b/>
+          <w:color w:val="0F172A"/>
+          <w:sz w:val="19"/>
+        </w:rPr>
+        <w:t>6. Security and Safety Controls</w:t>
+      </w:r>
+      <w:r>
+        <w:rPr>
+          <w:rFonts w:ascii="Times New Roman" w:hAnsi="Times New Roman"/>
+          <w:color w:val="94A3B8"/>
+          <w:sz w:val="17"/>
+        </w:rPr>
+        <w:t xml:space="preserve"> .............................. </w:t>
+      </w:r>
+      <w:r>
+        <w:rPr>
+          <w:rFonts w:ascii="Times New Roman" w:hAnsi="Times New Roman"/>
+          <w:b/>
+          <w:color w:val="0F172A"/>
+          <w:sz w:val="19"/>
+        </w:rPr>
+        <w:t>25</w:t>
+      </w:r>
+    </w:p>
+    <w:p>
+      <w:pPr>
+        <w:spacing w:line="252" w:lineRule="auto" w:after="20" w:before="0"/>
+      </w:pPr>
+      <w:r>
+        <w:rPr>
+          <w:rFonts w:ascii="Times New Roman" w:hAnsi="Times New Roman"/>
+          <w:b w:val="0"/>
+          <w:color w:val="334155"/>
+          <w:sz w:val="18"/>
+        </w:rPr>
+        <w:t xml:space="preserve">   6.1 AWS Credential Management</w:t>
+      </w:r>
+      <w:r>
+        <w:rPr>
+          <w:rFonts w:ascii="Times New Roman" w:hAnsi="Times New Roman"/>
+          <w:color w:val="94A3B8"/>
+          <w:sz w:val="17"/>
+        </w:rPr>
+        <w:t xml:space="preserve"> ............................ </w:t>
+      </w:r>
+      <w:r>
+        <w:rPr>
+          <w:rFonts w:ascii="Times New Roman" w:hAnsi="Times New Roman"/>
+          <w:b w:val="0"/>
+          <w:color w:val="334155"/>
+          <w:sz w:val="18"/>
+        </w:rPr>
+        <w:t>25</w:t>
+      </w:r>
+    </w:p>
+    <w:p>
+      <w:pPr>
+        <w:spacing w:line="252" w:lineRule="auto" w:after="20" w:before="0"/>
+      </w:pPr>
+      <w:r>
+        <w:rPr>
+          <w:rFonts w:ascii="Times New Roman" w:hAnsi="Times New Roman"/>
+          <w:b w:val="0"/>
+          <w:color w:val="334155"/>
+          <w:sz w:val="18"/>
+        </w:rPr>
+        <w:t xml:space="preserve">   6.2 IAM Roles and Least-Privilege Permissions</w:t>
+      </w:r>
+      <w:r>
+        <w:rPr>
+          <w:rFonts w:ascii="Times New Roman" w:hAnsi="Times New Roman"/>
+          <w:color w:val="94A3B8"/>
+          <w:sz w:val="17"/>
+        </w:rPr>
+        <w:t xml:space="preserve"> .... </w:t>
+      </w:r>
+      <w:r>
+        <w:rPr>
+          <w:rFonts w:ascii="Times New Roman" w:hAnsi="Times New Roman"/>
+          <w:b w:val="0"/>
+          <w:color w:val="334155"/>
+          <w:sz w:val="18"/>
+        </w:rPr>
+        <w:t>25</w:t>
+      </w:r>
+    </w:p>
+    <w:p>
+      <w:pPr>
+        <w:spacing w:line="252" w:lineRule="auto" w:after="20" w:before="0"/>
+      </w:pPr>
+      <w:r>
+        <w:rPr>
+          <w:rFonts w:ascii="Times New Roman" w:hAnsi="Times New Roman"/>
+          <w:b w:val="0"/>
+          <w:color w:val="334155"/>
+          <w:sz w:val="18"/>
+        </w:rPr>
+        <w:t xml:space="preserve">   6.3 AWS Identity Verification</w:t>
+      </w:r>
+      <w:r>
+        <w:rPr>
+          <w:rFonts w:ascii="Times New Roman" w:hAnsi="Times New Roman"/>
+          <w:color w:val="94A3B8"/>
+          <w:sz w:val="17"/>
+        </w:rPr>
+        <w:t xml:space="preserve"> ............................ </w:t>
+      </w:r>
+      <w:r>
+        <w:rPr>
+          <w:rFonts w:ascii="Times New Roman" w:hAnsi="Times New Roman"/>
+          <w:b w:val="0"/>
+          <w:color w:val="334155"/>
+          <w:sz w:val="18"/>
+        </w:rPr>
+        <w:t>25</w:t>
+      </w:r>
+    </w:p>
+    <w:p>
+      <w:pPr>
+        <w:spacing w:line="252" w:lineRule="auto" w:after="20" w:before="0"/>
+      </w:pPr>
+      <w:r>
+        <w:rPr>
+          <w:rFonts w:ascii="Times New Roman" w:hAnsi="Times New Roman"/>
+          <w:b w:val="0"/>
+          <w:color w:val="334155"/>
+          <w:sz w:val="18"/>
+        </w:rPr>
+        <w:t xml:space="preserve">   6.4 GitHub Token Protection</w:t>
+      </w:r>
+      <w:r>
+        <w:rPr>
+          <w:rFonts w:ascii="Times New Roman" w:hAnsi="Times New Roman"/>
+          <w:color w:val="94A3B8"/>
+          <w:sz w:val="17"/>
+        </w:rPr>
+        <w:t xml:space="preserve"> ................................ </w:t>
+      </w:r>
+      <w:r>
+        <w:rPr>
+          <w:rFonts w:ascii="Times New Roman" w:hAnsi="Times New Roman"/>
+          <w:b w:val="0"/>
+          <w:color w:val="334155"/>
+          <w:sz w:val="18"/>
+        </w:rPr>
+        <w:t>25</w:t>
+      </w:r>
+    </w:p>
+    <w:p>
+      <w:pPr>
+        <w:spacing w:line="252" w:lineRule="auto" w:after="20" w:before="0"/>
+      </w:pPr>
+      <w:r>
+        <w:rPr>
+          <w:rFonts w:ascii="Times New Roman" w:hAnsi="Times New Roman"/>
+          <w:b w:val="0"/>
+          <w:color w:val="334155"/>
+          <w:sz w:val="18"/>
+        </w:rPr>
+        <w:t xml:space="preserve">   6.5 Live Mode versus Demo Mode</w:t>
+      </w:r>
+      <w:r>
+        <w:rPr>
+          <w:rFonts w:ascii="Times New Roman" w:hAnsi="Times New Roman"/>
+          <w:color w:val="94A3B8"/>
+          <w:sz w:val="17"/>
+        </w:rPr>
+        <w:t xml:space="preserve"> .......................... </w:t>
+      </w:r>
+      <w:r>
+        <w:rPr>
+          <w:rFonts w:ascii="Times New Roman" w:hAnsi="Times New Roman"/>
+          <w:b w:val="0"/>
+          <w:color w:val="334155"/>
+          <w:sz w:val="18"/>
+        </w:rPr>
+        <w:t>25</w:t>
+      </w:r>
+    </w:p>
+    <w:p>
+      <w:pPr>
+        <w:spacing w:line="252" w:lineRule="auto" w:after="20" w:before="0"/>
+      </w:pPr>
+      <w:r>
+        <w:rPr>
+          <w:rFonts w:ascii="Times New Roman" w:hAnsi="Times New Roman"/>
+          <w:b w:val="0"/>
+          <w:color w:val="334155"/>
+          <w:sz w:val="18"/>
+        </w:rPr>
+        <w:t xml:space="preserve">   6.6 Forensic Dump Integrity Verification</w:t>
+      </w:r>
+      <w:r>
+        <w:rPr>
+          <w:rFonts w:ascii="Times New Roman" w:hAnsi="Times New Roman"/>
+          <w:color w:val="94A3B8"/>
+          <w:sz w:val="17"/>
+        </w:rPr>
+        <w:t xml:space="preserve"> ...... </w:t>
+      </w:r>
+      <w:r>
+        <w:rPr>
+          <w:rFonts w:ascii="Times New Roman" w:hAnsi="Times New Roman"/>
+          <w:b w:val="0"/>
+          <w:color w:val="334155"/>
+          <w:sz w:val="18"/>
+        </w:rPr>
+        <w:t>26</w:t>
+      </w:r>
+    </w:p>
+    <w:p>
+      <w:pPr>
+        <w:spacing w:line="252" w:lineRule="auto" w:after="20" w:before="0"/>
+      </w:pPr>
+      <w:r>
+        <w:rPr>
+          <w:rFonts w:ascii="Times New Roman" w:hAnsi="Times New Roman"/>
+          <w:b w:val="0"/>
+          <w:color w:val="334155"/>
+          <w:sz w:val="18"/>
+        </w:rPr>
+        <w:t xml:space="preserve">   6.7 Graceful Customer Insulation Safeguards</w:t>
+      </w:r>
+      <w:r>
+        <w:rPr>
+          <w:rFonts w:ascii="Times New Roman" w:hAnsi="Times New Roman"/>
+          <w:color w:val="94A3B8"/>
+          <w:sz w:val="17"/>
+        </w:rPr>
+        <w:t xml:space="preserve"> .... </w:t>
+      </w:r>
+      <w:r>
+        <w:rPr>
+          <w:rFonts w:ascii="Times New Roman" w:hAnsi="Times New Roman"/>
+          <w:b w:val="0"/>
+          <w:color w:val="334155"/>
+          <w:sz w:val="18"/>
+        </w:rPr>
+        <w:t>26</w:t>
+      </w:r>
+    </w:p>
+    <w:p>
+      <w:pPr>
+        <w:spacing w:line="252" w:lineRule="auto" w:after="20" w:before="0"/>
+      </w:pPr>
+      <w:r>
+        <w:rPr>
+          <w:rFonts w:ascii="Times New Roman" w:hAnsi="Times New Roman"/>
+          <w:b w:val="0"/>
+          <w:color w:val="334155"/>
+          <w:sz w:val="18"/>
+        </w:rPr>
+        <w:t xml:space="preserve">   6.8 Incident Retention and Audit Logging</w:t>
+      </w:r>
+      <w:r>
+        <w:rPr>
+          <w:rFonts w:ascii="Times New Roman" w:hAnsi="Times New Roman"/>
+          <w:color w:val="94A3B8"/>
+          <w:sz w:val="17"/>
+        </w:rPr>
+        <w:t xml:space="preserve"> ...... </w:t>
+      </w:r>
+      <w:r>
+        <w:rPr>
+          <w:rFonts w:ascii="Times New Roman" w:hAnsi="Times New Roman"/>
+          <w:b w:val="0"/>
+          <w:color w:val="334155"/>
+          <w:sz w:val="18"/>
+        </w:rPr>
+        <w:t>26</w:t>
+      </w:r>
+    </w:p>
+    <w:p>
+      <w:pPr>
+        <w:spacing w:line="252" w:lineRule="auto" w:after="20" w:before="0"/>
+      </w:pPr>
+      <w:r>
+        <w:rPr>
+          <w:rFonts w:ascii="Times New Roman" w:hAnsi="Times New Roman"/>
+          <w:b w:val="0"/>
+          <w:color w:val="334155"/>
+          <w:sz w:val="18"/>
+        </w:rPr>
+        <w:t xml:space="preserve">   6.9 GitOps Review and Commit Boundaries</w:t>
+      </w:r>
+      <w:r>
+        <w:rPr>
+          <w:rFonts w:ascii="Times New Roman" w:hAnsi="Times New Roman"/>
+          <w:color w:val="94A3B8"/>
+          <w:sz w:val="17"/>
+        </w:rPr>
+        <w:t xml:space="preserve"> ........ </w:t>
+      </w:r>
+      <w:r>
+        <w:rPr>
+          <w:rFonts w:ascii="Times New Roman" w:hAnsi="Times New Roman"/>
+          <w:b w:val="0"/>
+          <w:color w:val="334155"/>
+          <w:sz w:val="18"/>
+        </w:rPr>
+        <w:t>26</w:t>
+      </w:r>
+    </w:p>
+    <w:p>
+      <w:pPr>
+        <w:spacing w:line="252" w:lineRule="auto" w:after="20" w:before="0"/>
+      </w:pPr>
+      <w:r>
+        <w:rPr>
+          <w:rFonts w:ascii="Times New Roman" w:hAnsi="Times New Roman"/>
+          <w:b w:val="0"/>
+          <w:color w:val="334155"/>
+          <w:sz w:val="18"/>
+        </w:rPr>
+        <w:t xml:space="preserve">   6.10 Security Limitations and Threat Vector Analysis (Table 6.1)</w:t>
+      </w:r>
+      <w:r>
+        <w:rPr>
+          <w:rFonts w:ascii="Times New Roman" w:hAnsi="Times New Roman"/>
+          <w:color w:val="94A3B8"/>
+          <w:sz w:val="17"/>
+        </w:rPr>
+        <w:t xml:space="preserve"> .... </w:t>
+      </w:r>
+      <w:r>
+        <w:rPr>
+          <w:rFonts w:ascii="Times New Roman" w:hAnsi="Times New Roman"/>
+          <w:b w:val="0"/>
+          <w:color w:val="334155"/>
+          <w:sz w:val="18"/>
+        </w:rPr>
+        <w:t>26</w:t>
+      </w:r>
+    </w:p>
+    <w:p>
+      <w:pPr>
+        <w:spacing w:line="252" w:lineRule="auto" w:after="20" w:before="0"/>
+      </w:pPr>
+      <w:r>
+        <w:rPr>
+          <w:rFonts w:ascii="Times New Roman" w:hAnsi="Times New Roman"/>
+          <w:b/>
+          <w:color w:val="0F172A"/>
+          <w:sz w:val="19"/>
+        </w:rPr>
+        <w:t>7. Installation, Configuration and Operation</w:t>
+      </w:r>
+      <w:r>
+        <w:rPr>
+          <w:rFonts w:ascii="Times New Roman" w:hAnsi="Times New Roman"/>
+          <w:color w:val="94A3B8"/>
+          <w:sz w:val="17"/>
+        </w:rPr>
+        <w:t xml:space="preserve"> .... </w:t>
+      </w:r>
+      <w:r>
+        <w:rPr>
+          <w:rFonts w:ascii="Times New Roman" w:hAnsi="Times New Roman"/>
+          <w:b/>
+          <w:color w:val="0F172A"/>
+          <w:sz w:val="19"/>
+        </w:rPr>
+        <w:t>27</w:t>
+      </w:r>
+    </w:p>
+    <w:p>
+      <w:pPr>
+        <w:spacing w:line="252" w:lineRule="auto" w:after="20" w:before="0"/>
+      </w:pPr>
+      <w:r>
+        <w:rPr>
+          <w:rFonts w:ascii="Times New Roman" w:hAnsi="Times New Roman"/>
+          <w:b w:val="0"/>
+          <w:color w:val="334155"/>
+          <w:sz w:val="18"/>
+        </w:rPr>
+        <w:t xml:space="preserve">   7.1 Prerequisites</w:t>
+      </w:r>
+      <w:r>
+        <w:rPr>
+          <w:rFonts w:ascii="Times New Roman" w:hAnsi="Times New Roman"/>
+          <w:color w:val="94A3B8"/>
+          <w:sz w:val="17"/>
+        </w:rPr>
+        <w:t xml:space="preserve"> .................................................... </w:t>
+      </w:r>
+      <w:r>
+        <w:rPr>
+          <w:rFonts w:ascii="Times New Roman" w:hAnsi="Times New Roman"/>
+          <w:b w:val="0"/>
+          <w:color w:val="334155"/>
+          <w:sz w:val="18"/>
+        </w:rPr>
+        <w:t>27</w:t>
+      </w:r>
+    </w:p>
+    <w:p>
+      <w:pPr>
+        <w:spacing w:line="252" w:lineRule="auto" w:after="20" w:before="0"/>
+      </w:pPr>
+      <w:r>
+        <w:rPr>
+          <w:rFonts w:ascii="Times New Roman" w:hAnsi="Times New Roman"/>
+          <w:b w:val="0"/>
+          <w:color w:val="334155"/>
+          <w:sz w:val="18"/>
+        </w:rPr>
+        <w:t xml:space="preserve">   7.2 Obtaining the Source Code</w:t>
+      </w:r>
+      <w:r>
+        <w:rPr>
+          <w:rFonts w:ascii="Times New Roman" w:hAnsi="Times New Roman"/>
+          <w:color w:val="94A3B8"/>
+          <w:sz w:val="17"/>
+        </w:rPr>
+        <w:t xml:space="preserve"> ............................ </w:t>
+      </w:r>
+      <w:r>
+        <w:rPr>
+          <w:rFonts w:ascii="Times New Roman" w:hAnsi="Times New Roman"/>
+          <w:b w:val="0"/>
+          <w:color w:val="334155"/>
+          <w:sz w:val="18"/>
+        </w:rPr>
+        <w:t>27</w:t>
+      </w:r>
+    </w:p>
+    <w:p>
+      <w:pPr>
+        <w:spacing w:line="252" w:lineRule="auto" w:after="20" w:before="0"/>
+      </w:pPr>
+      <w:r>
+        <w:rPr>
+          <w:rFonts w:ascii="Times New Roman" w:hAnsi="Times New Roman"/>
+          <w:b w:val="0"/>
+          <w:color w:val="334155"/>
+          <w:sz w:val="18"/>
+        </w:rPr>
+        <w:t xml:space="preserve">   7.3 Python Environment Setup</w:t>
+      </w:r>
+      <w:r>
+        <w:rPr>
+          <w:rFonts w:ascii="Times New Roman" w:hAnsi="Times New Roman"/>
+          <w:color w:val="94A3B8"/>
+          <w:sz w:val="17"/>
+        </w:rPr>
+        <w:t xml:space="preserve"> .............................. </w:t>
+      </w:r>
+      <w:r>
+        <w:rPr>
+          <w:rFonts w:ascii="Times New Roman" w:hAnsi="Times New Roman"/>
+          <w:b w:val="0"/>
+          <w:color w:val="334155"/>
+          <w:sz w:val="18"/>
+        </w:rPr>
+        <w:t>27</w:t>
+      </w:r>
+    </w:p>
+    <w:p>
+      <w:pPr>
+        <w:spacing w:line="252" w:lineRule="auto" w:after="20" w:before="0"/>
+      </w:pPr>
+      <w:r>
+        <w:rPr>
+          <w:rFonts w:ascii="Times New Roman" w:hAnsi="Times New Roman"/>
+          <w:b w:val="0"/>
+          <w:color w:val="334155"/>
+          <w:sz w:val="18"/>
+        </w:rPr>
+        <w:t xml:space="preserve">   7.4 Dependency Installation</w:t>
+      </w:r>
+      <w:r>
+        <w:rPr>
+          <w:rFonts w:ascii="Times New Roman" w:hAnsi="Times New Roman"/>
+          <w:color w:val="94A3B8"/>
+          <w:sz w:val="17"/>
+        </w:rPr>
+        <w:t xml:space="preserve"> ................................ </w:t>
+      </w:r>
+      <w:r>
+        <w:rPr>
+          <w:rFonts w:ascii="Times New Roman" w:hAnsi="Times New Roman"/>
+          <w:b w:val="0"/>
+          <w:color w:val="334155"/>
+          <w:sz w:val="18"/>
+        </w:rPr>
+        <w:t>27</w:t>
+      </w:r>
+    </w:p>
+    <w:p>
+      <w:pPr>
+        <w:spacing w:line="252" w:lineRule="auto" w:after="20" w:before="0"/>
+      </w:pPr>
+      <w:r>
+        <w:rPr>
+          <w:rFonts w:ascii="Times New Roman" w:hAnsi="Times New Roman"/>
+          <w:b w:val="0"/>
+          <w:color w:val="334155"/>
+          <w:sz w:val="18"/>
+        </w:rPr>
+        <w:t xml:space="preserve">   7.5 External Tool Installation</w:t>
+      </w:r>
+      <w:r>
+        <w:rPr>
+          <w:rFonts w:ascii="Times New Roman" w:hAnsi="Times New Roman"/>
+          <w:color w:val="94A3B8"/>
+          <w:sz w:val="17"/>
+        </w:rPr>
+        <w:t xml:space="preserve"> .......................... </w:t>
+      </w:r>
+      <w:r>
+        <w:rPr>
+          <w:rFonts w:ascii="Times New Roman" w:hAnsi="Times New Roman"/>
+          <w:b w:val="0"/>
+          <w:color w:val="334155"/>
+          <w:sz w:val="18"/>
+        </w:rPr>
+        <w:t>27</w:t>
+      </w:r>
+    </w:p>
+    <w:p>
+      <w:pPr>
+        <w:spacing w:line="252" w:lineRule="auto" w:after="20" w:before="0"/>
+      </w:pPr>
+      <w:r>
+        <w:rPr>
+          <w:rFonts w:ascii="Times New Roman" w:hAnsi="Times New Roman"/>
+          <w:b w:val="0"/>
+          <w:color w:val="334155"/>
+          <w:sz w:val="18"/>
+        </w:rPr>
+        <w:t xml:space="preserve">   7.6 Environment Configuration (Table 7.1)</w:t>
+      </w:r>
+      <w:r>
+        <w:rPr>
+          <w:rFonts w:ascii="Times New Roman" w:hAnsi="Times New Roman"/>
+          <w:color w:val="94A3B8"/>
+          <w:sz w:val="17"/>
+        </w:rPr>
+        <w:t xml:space="preserve"> .... </w:t>
+      </w:r>
+      <w:r>
+        <w:rPr>
+          <w:rFonts w:ascii="Times New Roman" w:hAnsi="Times New Roman"/>
+          <w:b w:val="0"/>
+          <w:color w:val="334155"/>
+          <w:sz w:val="18"/>
+        </w:rPr>
+        <w:t>27</w:t>
+      </w:r>
+    </w:p>
+    <w:p>
+      <w:pPr>
+        <w:spacing w:line="252" w:lineRule="auto" w:after="20" w:before="0"/>
+      </w:pPr>
+      <w:r>
+        <w:rPr>
+          <w:rFonts w:ascii="Times New Roman" w:hAnsi="Times New Roman"/>
+          <w:b w:val="0"/>
+          <w:color w:val="334155"/>
+          <w:sz w:val="18"/>
+        </w:rPr>
+        <w:t xml:space="preserve">   7.7 AWS Configuration</w:t>
+      </w:r>
+      <w:r>
+        <w:rPr>
+          <w:rFonts w:ascii="Times New Roman" w:hAnsi="Times New Roman"/>
+          <w:color w:val="94A3B8"/>
+          <w:sz w:val="17"/>
+        </w:rPr>
+        <w:t xml:space="preserve"> ............................................ </w:t>
+      </w:r>
+      <w:r>
+        <w:rPr>
+          <w:rFonts w:ascii="Times New Roman" w:hAnsi="Times New Roman"/>
+          <w:b w:val="0"/>
+          <w:color w:val="334155"/>
+          <w:sz w:val="18"/>
+        </w:rPr>
+        <w:t>28</w:t>
+      </w:r>
+    </w:p>
+    <w:p>
+      <w:pPr>
+        <w:spacing w:line="252" w:lineRule="auto" w:after="20" w:before="0"/>
+      </w:pPr>
+      <w:r>
+        <w:rPr>
+          <w:rFonts w:ascii="Times New Roman" w:hAnsi="Times New Roman"/>
+          <w:b w:val="0"/>
+          <w:color w:val="334155"/>
+          <w:sz w:val="18"/>
+        </w:rPr>
+        <w:t xml:space="preserve">   7.8 GitHub Token Configuration</w:t>
+      </w:r>
+      <w:r>
+        <w:rPr>
+          <w:rFonts w:ascii="Times New Roman" w:hAnsi="Times New Roman"/>
+          <w:color w:val="94A3B8"/>
+          <w:sz w:val="17"/>
+        </w:rPr>
+        <w:t xml:space="preserve"> .......................... </w:t>
+      </w:r>
+      <w:r>
+        <w:rPr>
+          <w:rFonts w:ascii="Times New Roman" w:hAnsi="Times New Roman"/>
+          <w:b w:val="0"/>
+          <w:color w:val="334155"/>
+          <w:sz w:val="18"/>
+        </w:rPr>
+        <w:t>28</w:t>
+      </w:r>
+    </w:p>
+    <w:p>
+      <w:pPr>
+        <w:spacing w:line="252" w:lineRule="auto" w:after="20" w:before="0"/>
+      </w:pPr>
+      <w:r>
+        <w:rPr>
+          <w:rFonts w:ascii="Times New Roman" w:hAnsi="Times New Roman"/>
+          <w:b w:val="0"/>
+          <w:color w:val="334155"/>
+          <w:sz w:val="18"/>
+        </w:rPr>
+        <w:t xml:space="preserve">   7.9 Starting the Application</w:t>
+      </w:r>
+      <w:r>
+        <w:rPr>
+          <w:rFonts w:ascii="Times New Roman" w:hAnsi="Times New Roman"/>
+          <w:color w:val="94A3B8"/>
+          <w:sz w:val="17"/>
+        </w:rPr>
+        <w:t xml:space="preserve"> .............................. </w:t>
+      </w:r>
+      <w:r>
+        <w:rPr>
+          <w:rFonts w:ascii="Times New Roman" w:hAnsi="Times New Roman"/>
+          <w:b w:val="0"/>
+          <w:color w:val="334155"/>
+          <w:sz w:val="18"/>
+        </w:rPr>
+        <w:t>28</w:t>
+      </w:r>
+    </w:p>
+    <w:p>
+      <w:pPr>
+        <w:spacing w:line="252" w:lineRule="auto" w:after="20" w:before="0"/>
+      </w:pPr>
+      <w:r>
+        <w:rPr>
+          <w:rFonts w:ascii="Times New Roman" w:hAnsi="Times New Roman"/>
+          <w:b w:val="0"/>
+          <w:color w:val="334155"/>
+          <w:sz w:val="18"/>
+        </w:rPr>
+        <w:t xml:space="preserve">   7.10 Accessing the Application Interface</w:t>
+      </w:r>
+      <w:r>
+        <w:rPr>
+          <w:rFonts w:ascii="Times New Roman" w:hAnsi="Times New Roman"/>
+          <w:color w:val="94A3B8"/>
+          <w:sz w:val="17"/>
+        </w:rPr>
+        <w:t xml:space="preserve"> ...... </w:t>
+      </w:r>
+      <w:r>
+        <w:rPr>
+          <w:rFonts w:ascii="Times New Roman" w:hAnsi="Times New Roman"/>
+          <w:b w:val="0"/>
+          <w:color w:val="334155"/>
+          <w:sz w:val="18"/>
+        </w:rPr>
+        <w:t>28</w:t>
+      </w:r>
+    </w:p>
+    <w:p>
+      <w:pPr>
+        <w:spacing w:line="252" w:lineRule="auto" w:after="20" w:before="0"/>
+      </w:pPr>
+      <w:r>
+        <w:rPr>
+          <w:rFonts w:ascii="Times New Roman" w:hAnsi="Times New Roman"/>
+          <w:b w:val="0"/>
+          <w:color w:val="334155"/>
+          <w:sz w:val="18"/>
+        </w:rPr>
+        <w:t xml:space="preserve">   7.11 Operational Verification</w:t>
+      </w:r>
+      <w:r>
+        <w:rPr>
+          <w:rFonts w:ascii="Times New Roman" w:hAnsi="Times New Roman"/>
+          <w:color w:val="94A3B8"/>
+          <w:sz w:val="17"/>
+        </w:rPr>
+        <w:t xml:space="preserve"> ............................ </w:t>
+      </w:r>
+      <w:r>
+        <w:rPr>
+          <w:rFonts w:ascii="Times New Roman" w:hAnsi="Times New Roman"/>
+          <w:b w:val="0"/>
+          <w:color w:val="334155"/>
+          <w:sz w:val="18"/>
+        </w:rPr>
+        <w:t>28</w:t>
+      </w:r>
+    </w:p>
+    <w:p>
+      <w:pPr>
+        <w:spacing w:line="252" w:lineRule="auto" w:after="20" w:before="0"/>
+      </w:pPr>
+      <w:r>
+        <w:rPr>
+          <w:rFonts w:ascii="Times New Roman" w:hAnsi="Times New Roman"/>
+          <w:b w:val="0"/>
+          <w:color w:val="334155"/>
+          <w:sz w:val="18"/>
+        </w:rPr>
+        <w:t xml:space="preserve">   7.12 Troubleshooting</w:t>
+      </w:r>
+      <w:r>
+        <w:rPr>
+          <w:rFonts w:ascii="Times New Roman" w:hAnsi="Times New Roman"/>
+          <w:color w:val="94A3B8"/>
+          <w:sz w:val="17"/>
+        </w:rPr>
+        <w:t xml:space="preserve"> .............................................. </w:t>
+      </w:r>
+      <w:r>
+        <w:rPr>
+          <w:rFonts w:ascii="Times New Roman" w:hAnsi="Times New Roman"/>
+          <w:b w:val="0"/>
+          <w:color w:val="334155"/>
+          <w:sz w:val="18"/>
+        </w:rPr>
+        <w:t>28</w:t>
+      </w:r>
+    </w:p>
+    <w:p>
+      <w:pPr>
+        <w:spacing w:line="252" w:lineRule="auto" w:after="20" w:before="0"/>
+      </w:pPr>
+      <w:r>
+        <w:rPr>
+          <w:rFonts w:ascii="Times New Roman" w:hAnsi="Times New Roman"/>
+          <w:b/>
+          <w:color w:val="0F172A"/>
+          <w:sz w:val="19"/>
+        </w:rPr>
+        <w:t>8. Proposed AWS Lambda Deployment and Cost Considerations</w:t>
+      </w:r>
+      <w:r>
+        <w:rPr>
+          <w:rFonts w:ascii="Times New Roman" w:hAnsi="Times New Roman"/>
+          <w:color w:val="94A3B8"/>
+          <w:sz w:val="17"/>
+        </w:rPr>
+        <w:t xml:space="preserve"> .... </w:t>
+      </w:r>
+      <w:r>
+        <w:rPr>
+          <w:rFonts w:ascii="Times New Roman" w:hAnsi="Times New Roman"/>
+          <w:b/>
+          <w:color w:val="0F172A"/>
+          <w:sz w:val="19"/>
+        </w:rPr>
+        <w:t>29</w:t>
+      </w:r>
+    </w:p>
+    <w:p>
+      <w:pPr>
+        <w:spacing w:line="252" w:lineRule="auto" w:after="20" w:before="0"/>
+      </w:pPr>
+      <w:r>
+        <w:rPr>
+          <w:rFonts w:ascii="Times New Roman" w:hAnsi="Times New Roman"/>
+          <w:b w:val="0"/>
+          <w:color w:val="334155"/>
+          <w:sz w:val="18"/>
+        </w:rPr>
+        <w:t xml:space="preserve">   8.1 Deployment Objectives</w:t>
+      </w:r>
+      <w:r>
+        <w:rPr>
+          <w:rFonts w:ascii="Times New Roman" w:hAnsi="Times New Roman"/>
+          <w:color w:val="94A3B8"/>
+          <w:sz w:val="17"/>
+        </w:rPr>
+        <w:t xml:space="preserve"> .................................... </w:t>
+      </w:r>
+      <w:r>
+        <w:rPr>
+          <w:rFonts w:ascii="Times New Roman" w:hAnsi="Times New Roman"/>
+          <w:b w:val="0"/>
+          <w:color w:val="334155"/>
+          <w:sz w:val="18"/>
+        </w:rPr>
+        <w:t>29</w:t>
+      </w:r>
+    </w:p>
+    <w:p>
+      <w:pPr>
+        <w:spacing w:line="252" w:lineRule="auto" w:after="20" w:before="0"/>
+      </w:pPr>
+      <w:r>
+        <w:rPr>
+          <w:rFonts w:ascii="Times New Roman" w:hAnsi="Times New Roman"/>
+          <w:b w:val="0"/>
+          <w:color w:val="334155"/>
+          <w:sz w:val="18"/>
+        </w:rPr>
+        <w:t xml:space="preserve">   8.2 Existing Application Compatibility</w:t>
+      </w:r>
+      <w:r>
+        <w:rPr>
+          <w:rFonts w:ascii="Times New Roman" w:hAnsi="Times New Roman"/>
+          <w:color w:val="94A3B8"/>
+          <w:sz w:val="17"/>
+        </w:rPr>
+        <w:t xml:space="preserve"> .......... </w:t>
+      </w:r>
+      <w:r>
+        <w:rPr>
+          <w:rFonts w:ascii="Times New Roman" w:hAnsi="Times New Roman"/>
+          <w:b w:val="0"/>
+          <w:color w:val="334155"/>
+          <w:sz w:val="18"/>
+        </w:rPr>
+        <w:t>29</w:t>
+      </w:r>
+    </w:p>
+    <w:p>
+      <w:pPr>
+        <w:spacing w:line="252" w:lineRule="auto" w:after="20" w:before="0"/>
+      </w:pPr>
+      <w:r>
+        <w:rPr>
+          <w:rFonts w:ascii="Times New Roman" w:hAnsi="Times New Roman"/>
+          <w:b w:val="0"/>
+          <w:color w:val="334155"/>
+          <w:sz w:val="18"/>
+        </w:rPr>
+        <w:t xml:space="preserve">   8.3 Proposed Serverless Architecture</w:t>
+      </w:r>
+      <w:r>
+        <w:rPr>
+          <w:rFonts w:ascii="Times New Roman" w:hAnsi="Times New Roman"/>
+          <w:color w:val="94A3B8"/>
+          <w:sz w:val="17"/>
+        </w:rPr>
+        <w:t xml:space="preserve"> .............. </w:t>
+      </w:r>
+      <w:r>
+        <w:rPr>
+          <w:rFonts w:ascii="Times New Roman" w:hAnsi="Times New Roman"/>
+          <w:b w:val="0"/>
+          <w:color w:val="334155"/>
+          <w:sz w:val="18"/>
+        </w:rPr>
+        <w:t>29</w:t>
+      </w:r>
+    </w:p>
+    <w:p>
+      <w:pPr>
+        <w:spacing w:line="252" w:lineRule="auto" w:after="20" w:before="0"/>
+      </w:pPr>
+      <w:r>
+        <w:rPr>
+          <w:rFonts w:ascii="Times New Roman" w:hAnsi="Times New Roman"/>
+          <w:b w:val="0"/>
+          <w:color w:val="334155"/>
+          <w:sz w:val="18"/>
+        </w:rPr>
+        <w:t xml:space="preserve">   8.4 Operating System and Runtime Selection</w:t>
+      </w:r>
+      <w:r>
+        <w:rPr>
+          <w:rFonts w:ascii="Times New Roman" w:hAnsi="Times New Roman"/>
+          <w:color w:val="94A3B8"/>
+          <w:sz w:val="17"/>
+        </w:rPr>
+        <w:t xml:space="preserve"> .... </w:t>
+      </w:r>
+      <w:r>
+        <w:rPr>
+          <w:rFonts w:ascii="Times New Roman" w:hAnsi="Times New Roman"/>
+          <w:b w:val="0"/>
+          <w:color w:val="334155"/>
+          <w:sz w:val="18"/>
+        </w:rPr>
+        <w:t>29</w:t>
+      </w:r>
+    </w:p>
+    <w:p>
+      <w:pPr>
+        <w:spacing w:line="252" w:lineRule="auto" w:after="20" w:before="0"/>
+      </w:pPr>
+      <w:r>
+        <w:rPr>
+          <w:rFonts w:ascii="Times New Roman" w:hAnsi="Times New Roman"/>
+          <w:b w:val="0"/>
+          <w:color w:val="334155"/>
+          <w:sz w:val="18"/>
+        </w:rPr>
+        <w:t xml:space="preserve">   8.5 IAM Execution Role Configuration</w:t>
+      </w:r>
+      <w:r>
+        <w:rPr>
+          <w:rFonts w:ascii="Times New Roman" w:hAnsi="Times New Roman"/>
+          <w:color w:val="94A3B8"/>
+          <w:sz w:val="17"/>
+        </w:rPr>
+        <w:t xml:space="preserve"> .............. </w:t>
+      </w:r>
+      <w:r>
+        <w:rPr>
+          <w:rFonts w:ascii="Times New Roman" w:hAnsi="Times New Roman"/>
+          <w:b w:val="0"/>
+          <w:color w:val="334155"/>
+          <w:sz w:val="18"/>
+        </w:rPr>
+        <w:t>29</w:t>
+      </w:r>
+    </w:p>
+    <w:p>
+      <w:pPr>
+        <w:spacing w:line="252" w:lineRule="auto" w:after="20" w:before="0"/>
+      </w:pPr>
+      <w:r>
+        <w:rPr>
+          <w:rFonts w:ascii="Times New Roman" w:hAnsi="Times New Roman"/>
+          <w:b w:val="0"/>
+          <w:color w:val="334155"/>
+          <w:sz w:val="18"/>
+        </w:rPr>
+        <w:t xml:space="preserve">   8.6 Network Access and Function URLs</w:t>
+      </w:r>
+      <w:r>
+        <w:rPr>
+          <w:rFonts w:ascii="Times New Roman" w:hAnsi="Times New Roman"/>
+          <w:color w:val="94A3B8"/>
+          <w:sz w:val="17"/>
+        </w:rPr>
+        <w:t xml:space="preserve"> .............. </w:t>
+      </w:r>
+      <w:r>
+        <w:rPr>
+          <w:rFonts w:ascii="Times New Roman" w:hAnsi="Times New Roman"/>
+          <w:b w:val="0"/>
+          <w:color w:val="334155"/>
+          <w:sz w:val="18"/>
+        </w:rPr>
+        <w:t>29</w:t>
+      </w:r>
+    </w:p>
+    <w:p>
+      <w:pPr>
+        <w:spacing w:line="252" w:lineRule="auto" w:after="20" w:before="0"/>
+      </w:pPr>
+      <w:r>
+        <w:rPr>
+          <w:rFonts w:ascii="Times New Roman" w:hAnsi="Times New Roman"/>
+          <w:b w:val="0"/>
+          <w:color w:val="334155"/>
+          <w:sz w:val="18"/>
+        </w:rPr>
+        <w:t xml:space="preserve">   8.7 Application Process Management</w:t>
+      </w:r>
+      <w:r>
+        <w:rPr>
+          <w:rFonts w:ascii="Times New Roman" w:hAnsi="Times New Roman"/>
+          <w:color w:val="94A3B8"/>
+          <w:sz w:val="17"/>
+        </w:rPr>
+        <w:t xml:space="preserve"> .................. </w:t>
+      </w:r>
+      <w:r>
+        <w:rPr>
+          <w:rFonts w:ascii="Times New Roman" w:hAnsi="Times New Roman"/>
+          <w:b w:val="0"/>
+          <w:color w:val="334155"/>
+          <w:sz w:val="18"/>
+        </w:rPr>
+        <w:t>30</w:t>
+      </w:r>
+    </w:p>
+    <w:p>
+      <w:pPr>
+        <w:spacing w:line="252" w:lineRule="auto" w:after="20" w:before="0"/>
+      </w:pPr>
+      <w:r>
+        <w:rPr>
+          <w:rFonts w:ascii="Times New Roman" w:hAnsi="Times New Roman"/>
+          <w:b w:val="0"/>
+          <w:color w:val="334155"/>
+          <w:sz w:val="18"/>
+        </w:rPr>
+        <w:t xml:space="preserve">   8.8 Logging and Operational Monitoring</w:t>
+      </w:r>
+      <w:r>
+        <w:rPr>
+          <w:rFonts w:ascii="Times New Roman" w:hAnsi="Times New Roman"/>
+          <w:color w:val="94A3B8"/>
+          <w:sz w:val="17"/>
+        </w:rPr>
+        <w:t xml:space="preserve"> .......... </w:t>
+      </w:r>
+      <w:r>
+        <w:rPr>
+          <w:rFonts w:ascii="Times New Roman" w:hAnsi="Times New Roman"/>
+          <w:b w:val="0"/>
+          <w:color w:val="334155"/>
+          <w:sz w:val="18"/>
+        </w:rPr>
+        <w:t>30</w:t>
+      </w:r>
+    </w:p>
+    <w:p>
+      <w:pPr>
+        <w:spacing w:line="252" w:lineRule="auto" w:after="20" w:before="0"/>
+      </w:pPr>
+      <w:r>
+        <w:rPr>
+          <w:rFonts w:ascii="Times New Roman" w:hAnsi="Times New Roman"/>
+          <w:b w:val="0"/>
+          <w:color w:val="334155"/>
+          <w:sz w:val="18"/>
+        </w:rPr>
+        <w:t xml:space="preserve">   8.9 Free Tier Eligibility and Cost Breakdown (Table 8.1)</w:t>
+      </w:r>
+      <w:r>
+        <w:rPr>
+          <w:rFonts w:ascii="Times New Roman" w:hAnsi="Times New Roman"/>
+          <w:color w:val="94A3B8"/>
+          <w:sz w:val="17"/>
+        </w:rPr>
+        <w:t xml:space="preserve"> .... </w:t>
+      </w:r>
+      <w:r>
+        <w:rPr>
+          <w:rFonts w:ascii="Times New Roman" w:hAnsi="Times New Roman"/>
+          <w:b w:val="0"/>
+          <w:color w:val="334155"/>
+          <w:sz w:val="18"/>
+        </w:rPr>
+        <w:t>30</w:t>
+      </w:r>
+    </w:p>
+    <w:p>
+      <w:pPr>
+        <w:spacing w:line="252" w:lineRule="auto" w:after="20" w:before="0"/>
+      </w:pPr>
+      <w:r>
+        <w:rPr>
+          <w:rFonts w:ascii="Times New Roman" w:hAnsi="Times New Roman"/>
+          <w:b w:val="0"/>
+          <w:color w:val="334155"/>
+          <w:sz w:val="18"/>
+        </w:rPr>
+        <w:t xml:space="preserve">   8.10 Deployment Status and Production Parameters (Table 8.2)</w:t>
+      </w:r>
+      <w:r>
+        <w:rPr>
+          <w:rFonts w:ascii="Times New Roman" w:hAnsi="Times New Roman"/>
+          <w:color w:val="94A3B8"/>
+          <w:sz w:val="17"/>
+        </w:rPr>
+        <w:t xml:space="preserve"> .... </w:t>
+      </w:r>
+      <w:r>
+        <w:rPr>
+          <w:rFonts w:ascii="Times New Roman" w:hAnsi="Times New Roman"/>
+          <w:b w:val="0"/>
+          <w:color w:val="334155"/>
+          <w:sz w:val="18"/>
+        </w:rPr>
+        <w:t>30</w:t>
+      </w:r>
+    </w:p>
+    <w:p>
+      <w:pPr>
+        <w:spacing w:line="252" w:lineRule="auto" w:after="20" w:before="0"/>
+      </w:pPr>
+      <w:r>
+        <w:rPr>
+          <w:rFonts w:ascii="Times New Roman" w:hAnsi="Times New Roman"/>
+          <w:b/>
+          <w:color w:val="0F172A"/>
+          <w:sz w:val="19"/>
+        </w:rPr>
+        <w:t>9. Limitations and Future Enhancements</w:t>
+      </w:r>
+      <w:r>
+        <w:rPr>
+          <w:rFonts w:ascii="Times New Roman" w:hAnsi="Times New Roman"/>
+          <w:color w:val="94A3B8"/>
+          <w:sz w:val="17"/>
+        </w:rPr>
+        <w:t xml:space="preserve"> ................ </w:t>
+      </w:r>
+      <w:r>
+        <w:rPr>
+          <w:rFonts w:ascii="Times New Roman" w:hAnsi="Times New Roman"/>
+          <w:b/>
+          <w:color w:val="0F172A"/>
+          <w:sz w:val="19"/>
+        </w:rPr>
+        <w:t>31</w:t>
+      </w:r>
+    </w:p>
+    <w:p>
+      <w:pPr>
+        <w:spacing w:line="252" w:lineRule="auto" w:after="20" w:before="0"/>
+      </w:pPr>
+      <w:r>
+        <w:rPr>
+          <w:rFonts w:ascii="Times New Roman" w:hAnsi="Times New Roman"/>
+          <w:b w:val="0"/>
+          <w:color w:val="334155"/>
+          <w:sz w:val="18"/>
+        </w:rPr>
+        <w:t xml:space="preserve">   9.1 Current Technical Limitations</w:t>
+      </w:r>
+      <w:r>
+        <w:rPr>
+          <w:rFonts w:ascii="Times New Roman" w:hAnsi="Times New Roman"/>
+          <w:color w:val="94A3B8"/>
+          <w:sz w:val="17"/>
+        </w:rPr>
+        <w:t xml:space="preserve"> .................... </w:t>
+      </w:r>
+      <w:r>
+        <w:rPr>
+          <w:rFonts w:ascii="Times New Roman" w:hAnsi="Times New Roman"/>
+          <w:b w:val="0"/>
+          <w:color w:val="334155"/>
+          <w:sz w:val="18"/>
+        </w:rPr>
+        <w:t>31</w:t>
+      </w:r>
+    </w:p>
+    <w:p>
+      <w:pPr>
+        <w:spacing w:line="252" w:lineRule="auto" w:after="20" w:before="0"/>
+      </w:pPr>
+      <w:r>
+        <w:rPr>
+          <w:rFonts w:ascii="Times New Roman" w:hAnsi="Times New Roman"/>
+          <w:b w:val="0"/>
+          <w:color w:val="334155"/>
+          <w:sz w:val="18"/>
+        </w:rPr>
+        <w:t xml:space="preserve">   9.2 Integration and Deployment Limitations</w:t>
+      </w:r>
+      <w:r>
+        <w:rPr>
+          <w:rFonts w:ascii="Times New Roman" w:hAnsi="Times New Roman"/>
+          <w:color w:val="94A3B8"/>
+          <w:sz w:val="17"/>
+        </w:rPr>
+        <w:t xml:space="preserve"> .... </w:t>
+      </w:r>
+      <w:r>
+        <w:rPr>
+          <w:rFonts w:ascii="Times New Roman" w:hAnsi="Times New Roman"/>
+          <w:b w:val="0"/>
+          <w:color w:val="334155"/>
+          <w:sz w:val="18"/>
+        </w:rPr>
+        <w:t>31</w:t>
+      </w:r>
+    </w:p>
+    <w:p>
+      <w:pPr>
+        <w:spacing w:line="252" w:lineRule="auto" w:after="20" w:before="0"/>
+      </w:pPr>
+      <w:r>
+        <w:rPr>
+          <w:rFonts w:ascii="Times New Roman" w:hAnsi="Times New Roman"/>
+          <w:b w:val="0"/>
+          <w:color w:val="334155"/>
+          <w:sz w:val="18"/>
+        </w:rPr>
+        <w:t xml:space="preserve">   9.3 Potential Improvements</w:t>
+      </w:r>
+      <w:r>
+        <w:rPr>
+          <w:rFonts w:ascii="Times New Roman" w:hAnsi="Times New Roman"/>
+          <w:color w:val="94A3B8"/>
+          <w:sz w:val="17"/>
+        </w:rPr>
+        <w:t xml:space="preserve"> .................................. </w:t>
+      </w:r>
+      <w:r>
+        <w:rPr>
+          <w:rFonts w:ascii="Times New Roman" w:hAnsi="Times New Roman"/>
+          <w:b w:val="0"/>
+          <w:color w:val="334155"/>
+          <w:sz w:val="18"/>
+        </w:rPr>
+        <w:t>31</w:t>
+      </w:r>
+    </w:p>
+    <w:p>
+      <w:pPr>
+        <w:spacing w:line="252" w:lineRule="auto" w:after="20" w:before="0"/>
+      </w:pPr>
+      <w:r>
+        <w:rPr>
+          <w:rFonts w:ascii="Times New Roman" w:hAnsi="Times New Roman"/>
+          <w:b w:val="0"/>
+          <w:color w:val="334155"/>
+          <w:sz w:val="18"/>
+        </w:rPr>
+        <w:t xml:space="preserve">   9.4 Future Development Opportunities</w:t>
+      </w:r>
+      <w:r>
+        <w:rPr>
+          <w:rFonts w:ascii="Times New Roman" w:hAnsi="Times New Roman"/>
+          <w:color w:val="94A3B8"/>
+          <w:sz w:val="17"/>
+        </w:rPr>
+        <w:t xml:space="preserve"> .............. </w:t>
+      </w:r>
+      <w:r>
+        <w:rPr>
+          <w:rFonts w:ascii="Times New Roman" w:hAnsi="Times New Roman"/>
+          <w:b w:val="0"/>
+          <w:color w:val="334155"/>
+          <w:sz w:val="18"/>
+        </w:rPr>
+        <w:t>31</w:t>
+      </w:r>
+    </w:p>
+    <w:p>
+      <w:pPr>
+        <w:spacing w:line="252" w:lineRule="auto" w:after="20" w:before="0"/>
+      </w:pPr>
+      <w:r>
+        <w:rPr>
+          <w:rFonts w:ascii="Times New Roman" w:hAnsi="Times New Roman"/>
+          <w:b/>
+          <w:color w:val="0F172A"/>
+          <w:sz w:val="19"/>
+        </w:rPr>
+        <w:t>10. Conclusion</w:t>
+      </w:r>
+      <w:r>
+        <w:rPr>
+          <w:rFonts w:ascii="Times New Roman" w:hAnsi="Times New Roman"/>
+          <w:color w:val="94A3B8"/>
+          <w:sz w:val="17"/>
+        </w:rPr>
+        <w:t xml:space="preserve"> ................................................................ </w:t>
+      </w:r>
+      <w:r>
+        <w:rPr>
+          <w:rFonts w:ascii="Times New Roman" w:hAnsi="Times New Roman"/>
+          <w:b/>
+          <w:color w:val="0F172A"/>
+          <w:sz w:val="19"/>
+        </w:rPr>
+        <w:t>32</w:t>
+      </w:r>
+    </w:p>
+    <w:p>
+      <w:pPr>
+        <w:spacing w:line="252" w:lineRule="auto" w:after="20" w:before="0"/>
+      </w:pPr>
+      <w:r>
+        <w:rPr>
+          <w:rFonts w:ascii="Times New Roman" w:hAnsi="Times New Roman"/>
+          <w:b w:val="0"/>
+          <w:color w:val="334155"/>
+          <w:sz w:val="18"/>
+        </w:rPr>
+        <w:t xml:space="preserve">   10.1 Summary of the Project</w:t>
+      </w:r>
+      <w:r>
+        <w:rPr>
+          <w:rFonts w:ascii="Times New Roman" w:hAnsi="Times New Roman"/>
+          <w:color w:val="94A3B8"/>
+          <w:sz w:val="17"/>
+        </w:rPr>
+        <w:t xml:space="preserve"> ................................ </w:t>
+      </w:r>
+      <w:r>
+        <w:rPr>
+          <w:rFonts w:ascii="Times New Roman" w:hAnsi="Times New Roman"/>
+          <w:b w:val="0"/>
+          <w:color w:val="334155"/>
+          <w:sz w:val="18"/>
+        </w:rPr>
+        <w:t>32</w:t>
+      </w:r>
+    </w:p>
+    <w:p>
+      <w:pPr>
+        <w:spacing w:line="252" w:lineRule="auto" w:after="20" w:before="0"/>
+      </w:pPr>
+      <w:r>
+        <w:rPr>
+          <w:rFonts w:ascii="Times New Roman" w:hAnsi="Times New Roman"/>
+          <w:b w:val="0"/>
+          <w:color w:val="334155"/>
+          <w:sz w:val="18"/>
+        </w:rPr>
+        <w:t xml:space="preserve">   10.2 Achievement of Objectives</w:t>
+      </w:r>
+      <w:r>
+        <w:rPr>
+          <w:rFonts w:ascii="Times New Roman" w:hAnsi="Times New Roman"/>
+          <w:color w:val="94A3B8"/>
+          <w:sz w:val="17"/>
+        </w:rPr>
+        <w:t xml:space="preserve"> .......................... </w:t>
+      </w:r>
+      <w:r>
+        <w:rPr>
+          <w:rFonts w:ascii="Times New Roman" w:hAnsi="Times New Roman"/>
+          <w:b w:val="0"/>
+          <w:color w:val="334155"/>
+          <w:sz w:val="18"/>
+        </w:rPr>
+        <w:t>32</w:t>
+      </w:r>
+    </w:p>
+    <w:p>
+      <w:pPr>
+        <w:spacing w:line="252" w:lineRule="auto" w:after="20" w:before="0"/>
+      </w:pPr>
+      <w:r>
+        <w:rPr>
+          <w:rFonts w:ascii="Times New Roman" w:hAnsi="Times New Roman"/>
+          <w:b w:val="0"/>
+          <w:color w:val="334155"/>
+          <w:sz w:val="18"/>
+        </w:rPr>
+        <w:t xml:space="preserve">   10.3 Verified Outcomes</w:t>
+      </w:r>
+      <w:r>
+        <w:rPr>
+          <w:rFonts w:ascii="Times New Roman" w:hAnsi="Times New Roman"/>
+          <w:color w:val="94A3B8"/>
+          <w:sz w:val="17"/>
+        </w:rPr>
+        <w:t xml:space="preserve"> .......................................... </w:t>
+      </w:r>
+      <w:r>
+        <w:rPr>
+          <w:rFonts w:ascii="Times New Roman" w:hAnsi="Times New Roman"/>
+          <w:b w:val="0"/>
+          <w:color w:val="334155"/>
+          <w:sz w:val="18"/>
+        </w:rPr>
+        <w:t>32</w:t>
+      </w:r>
+    </w:p>
+    <w:p>
+      <w:pPr>
+        <w:spacing w:line="252" w:lineRule="auto" w:after="20" w:before="0"/>
+      </w:pPr>
+      <w:r>
+        <w:rPr>
+          <w:rFonts w:ascii="Times New Roman" w:hAnsi="Times New Roman"/>
+          <w:b w:val="0"/>
+          <w:color w:val="334155"/>
+          <w:sz w:val="18"/>
+        </w:rPr>
+        <w:t xml:space="preserve">   10.4 Final Assessment</w:t>
+      </w:r>
+      <w:r>
+        <w:rPr>
+          <w:rFonts w:ascii="Times New Roman" w:hAnsi="Times New Roman"/>
+          <w:color w:val="94A3B8"/>
+          <w:sz w:val="17"/>
+        </w:rPr>
+        <w:t xml:space="preserve"> ............................................ </w:t>
+      </w:r>
+      <w:r>
+        <w:rPr>
+          <w:rFonts w:ascii="Times New Roman" w:hAnsi="Times New Roman"/>
+          <w:b w:val="0"/>
+          <w:color w:val="334155"/>
+          <w:sz w:val="18"/>
+        </w:rPr>
+        <w:t>32</w:t>
+      </w:r>
+    </w:p>
+    <w:p>
+      <w:pPr>
+        <w:spacing w:line="252" w:lineRule="auto" w:after="20" w:before="0"/>
+      </w:pPr>
+      <w:r>
+        <w:rPr>
+          <w:rFonts w:ascii="Times New Roman" w:hAnsi="Times New Roman"/>
+          <w:b/>
+          <w:color w:val="0F172A"/>
+          <w:sz w:val="19"/>
+        </w:rPr>
+        <w:t>11. References (15 IEEE Citations)</w:t>
+      </w:r>
+      <w:r>
+        <w:rPr>
+          <w:rFonts w:ascii="Times New Roman" w:hAnsi="Times New Roman"/>
+          <w:color w:val="94A3B8"/>
+          <w:sz w:val="17"/>
+        </w:rPr>
+        <w:t xml:space="preserve"> ........................ </w:t>
+      </w:r>
+      <w:r>
+        <w:rPr>
+          <w:rFonts w:ascii="Times New Roman" w:hAnsi="Times New Roman"/>
+          <w:b/>
+          <w:color w:val="0F172A"/>
+          <w:sz w:val="19"/>
+        </w:rPr>
+        <w:t>33</w:t>
+      </w:r>
+    </w:p>
+    <w:p>
+      <w:pPr>
+        <w:spacing w:line="252" w:lineRule="auto" w:after="20" w:before="0"/>
+      </w:pPr>
+      <w:r>
+        <w:rPr>
+          <w:rFonts w:ascii="Times New Roman" w:hAnsi="Times New Roman"/>
+          <w:b/>
+          <w:color w:val="0F172A"/>
+          <w:sz w:val="19"/>
+        </w:rPr>
+        <w:t>12. Appendices</w:t>
+      </w:r>
+      <w:r>
+        <w:rPr>
+          <w:rFonts w:ascii="Times New Roman" w:hAnsi="Times New Roman"/>
+          <w:color w:val="94A3B8"/>
+          <w:sz w:val="17"/>
+        </w:rPr>
+        <w:t xml:space="preserve"> ................................................................ </w:t>
+      </w:r>
+      <w:r>
+        <w:rPr>
+          <w:rFonts w:ascii="Times New Roman" w:hAnsi="Times New Roman"/>
+          <w:b/>
+          <w:color w:val="0F172A"/>
+          <w:sz w:val="19"/>
+        </w:rPr>
+        <w:t>34</w:t>
+      </w:r>
+    </w:p>
+    <w:p>
+      <w:pPr>
+        <w:spacing w:line="252" w:lineRule="auto" w:after="20" w:before="0"/>
+      </w:pPr>
+      <w:r>
+        <w:rPr>
+          <w:rFonts w:ascii="Times New Roman" w:hAnsi="Times New Roman"/>
+          <w:b w:val="0"/>
+          <w:color w:val="334155"/>
+          <w:sz w:val="18"/>
+        </w:rPr>
+        <w:t xml:space="preserve">   12.1 Selected Configuration Templates (deploy_aws.py)</w:t>
+      </w:r>
+      <w:r>
+        <w:rPr>
+          <w:rFonts w:ascii="Times New Roman" w:hAnsi="Times New Roman"/>
+          <w:color w:val="94A3B8"/>
+          <w:sz w:val="17"/>
+        </w:rPr>
+        <w:t xml:space="preserve"> .... </w:t>
+      </w:r>
+      <w:r>
+        <w:rPr>
+          <w:rFonts w:ascii="Times New Roman" w:hAnsi="Times New Roman"/>
+          <w:b w:val="0"/>
+          <w:color w:val="334155"/>
+          <w:sz w:val="18"/>
+        </w:rPr>
+        <w:t>34</w:t>
+      </w:r>
+    </w:p>
+    <w:p>
+      <w:pPr>
+        <w:spacing w:line="252" w:lineRule="auto" w:after="20" w:before="0"/>
+      </w:pPr>
+      <w:r>
+        <w:rPr>
+          <w:rFonts w:ascii="Times New Roman" w:hAnsi="Times New Roman"/>
+          <w:b w:val="0"/>
+          <w:color w:val="334155"/>
+          <w:sz w:val="18"/>
+        </w:rPr>
+        <w:t xml:space="preserve">   12.2 Additional Test Evidence (Pytest Suite Console Log)</w:t>
+      </w:r>
+      <w:r>
+        <w:rPr>
+          <w:rFonts w:ascii="Times New Roman" w:hAnsi="Times New Roman"/>
+          <w:color w:val="94A3B8"/>
+          <w:sz w:val="17"/>
+        </w:rPr>
+        <w:t xml:space="preserve"> .... </w:t>
+      </w:r>
+      <w:r>
+        <w:rPr>
+          <w:rFonts w:ascii="Times New Roman" w:hAnsi="Times New Roman"/>
+          <w:b w:val="0"/>
+          <w:color w:val="334155"/>
+          <w:sz w:val="18"/>
+        </w:rPr>
+        <w:t>34</w:t>
+      </w:r>
+    </w:p>
+    <w:p>
+      <w:pPr>
+        <w:spacing w:line="252" w:lineRule="auto" w:after="20" w:before="0"/>
+      </w:pPr>
+      <w:r>
+        <w:rPr>
+          <w:rFonts w:ascii="Times New Roman" w:hAnsi="Times New Roman"/>
+          <w:b w:val="0"/>
+          <w:color w:val="334155"/>
+          <w:sz w:val="18"/>
+        </w:rPr>
+        <w:t xml:space="preserve">   12.3 Relevant API Details (Table 12.1)</w:t>
+      </w:r>
+      <w:r>
+        <w:rPr>
+          <w:rFonts w:ascii="Times New Roman" w:hAnsi="Times New Roman"/>
+          <w:color w:val="94A3B8"/>
+          <w:sz w:val="17"/>
+        </w:rPr>
+        <w:t xml:space="preserve"> .......... </w:t>
+      </w:r>
+      <w:r>
+        <w:rPr>
+          <w:rFonts w:ascii="Times New Roman" w:hAnsi="Times New Roman"/>
+          <w:b w:val="0"/>
+          <w:color w:val="334155"/>
+          <w:sz w:val="18"/>
+        </w:rPr>
+        <w:t>35</w:t>
+      </w:r>
+    </w:p>
+    <w:p>
+      <w:pPr>
+        <w:spacing w:line="252" w:lineRule="auto" w:after="20" w:before="0"/>
+      </w:pPr>
+      <w:r>
+        <w:rPr>
+          <w:rFonts w:ascii="Times New Roman" w:hAnsi="Times New Roman"/>
+          <w:b w:val="0"/>
+          <w:color w:val="334155"/>
+          <w:sz w:val="18"/>
+        </w:rPr>
+        <w:t xml:space="preserve">   12.4 Sample Structured Incident JSON Payload</w:t>
+      </w:r>
+      <w:r>
+        <w:rPr>
+          <w:rFonts w:ascii="Times New Roman" w:hAnsi="Times New Roman"/>
+          <w:color w:val="94A3B8"/>
+          <w:sz w:val="17"/>
+        </w:rPr>
+        <w:t xml:space="preserve"> .... </w:t>
+      </w:r>
+      <w:r>
+        <w:rPr>
+          <w:rFonts w:ascii="Times New Roman" w:hAnsi="Times New Roman"/>
+          <w:b w:val="0"/>
+          <w:color w:val="334155"/>
+          <w:sz w:val="18"/>
+        </w:rPr>
+        <w:t>35</w:t>
+      </w:r>
+    </w:p>
+    <w:p>
+      <w:r>
+        <w:br w:type="page"/>
+      </w:r>
+    </w:p>
+    <w:p>
+      <w:pPr>
+        <w:spacing w:before="200" w:after="280"/>
         <w:jc w:val="center"/>
       </w:pPr>
       <w:r>
@@ -161,101 +3178,298 @@
           <w:color w:val="0F172A"/>
           <w:sz w:val="28"/>
         </w:rPr>
-        <w:t>ABSTRACT</w:t>
-      </w:r>
-    </w:p>
-    <w:p>
-      <w:pPr>
-        <w:spacing w:line="300" w:lineRule="auto" w:after="100" w:before="0"/>
-        <w:jc w:val="both"/>
-      </w:pPr>
-      <w:r>
-        <w:rPr>
-          <w:rFonts w:ascii="Times New Roman" w:hAnsi="Times New Roman"/>
-          <w:i w:val="0"/>
-          <w:color w:val="111827"/>
-          <w:sz w:val="23"/>
-        </w:rPr>
-        <w:t>Modern enterprise cloud environments frequently experience significant operational disruption and customer churn resulting from unhandled microservice runtime exceptions during promotional traffic spikes. In high-throughput quick-commerce platforms (such as Zepto, Blinkit, and Amazon Flash Sales), flash sales generate sudden 50x demand concurrency that rapidly depletes localized warehouse inventory to zero. Traditional monitoring approaches rely predominantly on passive reporting dashboards or manual on-call triage that risk prolonged Mean-Time-to-Detect (MTTD) and delayed Mean-Time-to-Acknowledge (MTTA), leaving defects unaddressed on the active sprint backlog.</w:t>
-      </w:r>
-    </w:p>
-    <w:p>
-      <w:pPr>
-        <w:spacing w:line="300" w:lineRule="auto" w:after="100" w:before="0"/>
-        <w:jc w:val="both"/>
-      </w:pPr>
-      <w:r>
-        <w:rPr>
-          <w:rFonts w:ascii="Times New Roman" w:hAnsi="Times New Roman"/>
-          <w:i w:val="0"/>
-          <w:color w:val="111827"/>
-          <w:sz w:val="23"/>
-        </w:rPr>
-        <w:t>This project presents DevOps Incident Watchdog, an autonomous, closed-loop Site Reliability Engineering (SRE) and Agile feedback system. The platform couples real-time cloud observability with zero-touch sprint issue management across an e-commerce microservice deployed on AWS. When an unhandled runtime calculation crash (e.g., ZeroDivisionError during inventory exhaustion) occurs, the platform captures the crash event in Amazon CloudWatch without external polling latency. An asynchronous AWS Lambda triage engine decompresses the error telemetry, mints a cryptographic incident identifier, archives an immutable forensic dump in a private Amazon S3 bucket with 11 9's durability, and automatically constructs a fully populated Bug User Story on GitHub Issues using the GitHub REST API v3.</w:t>
-      </w:r>
-    </w:p>
-    <w:p>
-      <w:pPr>
-        <w:spacing w:line="300" w:lineRule="auto" w:after="100" w:before="0"/>
-        <w:jc w:val="both"/>
-      </w:pPr>
-      <w:r>
-        <w:rPr>
-          <w:rFonts w:ascii="Times New Roman" w:hAnsi="Times New Roman"/>
-          <w:i w:val="0"/>
-          <w:color w:val="111827"/>
-          <w:sz w:val="23"/>
-        </w:rPr>
-        <w:t>The generated ticket embeds priority classifications (p1-critical), a formatted diagnostics table, an S3 forensic dump URI, and six explicit Definition of Done acceptance criteria checkboxes. When a developer pushes a code fix containing a Smart Commit reference (Fixes #1), a GitHub Actions continuous integration pipeline automatically executes an automated pytest regression suite, redeploys the patched microservice to AWS Lambda, and transitions the Agile ticket to Done without manual administrative drag.</w:t>
-      </w:r>
-    </w:p>
-    <w:p>
-      <w:pPr>
-        <w:spacing w:line="300" w:lineRule="auto" w:after="100" w:before="0"/>
-        <w:jc w:val="both"/>
-      </w:pPr>
-      <w:r>
-        <w:rPr>
-          <w:rFonts w:ascii="Times New Roman" w:hAnsi="Times New Roman"/>
-          <w:i w:val="0"/>
-          <w:color w:val="111827"/>
-          <w:sz w:val="23"/>
-        </w:rPr>
-        <w:t>The entire platform has been rigorously validated through automated unit and integration tests passing with 100% test coverage across nine test suites in 0.53 seconds. Furthermore, the application is deployed live in the AWS Sydney region (ap-southeast-2) operating completely within the AWS Free Tier ($0.00/month).</w:t>
-      </w:r>
-    </w:p>
-    <w:p>
-      <w:pPr>
-        <w:spacing w:line="300" w:lineRule="auto" w:after="100" w:before="0"/>
-        <w:jc w:val="both"/>
-      </w:pPr>
+        <w:t>LIST OF FIGURES</w:t>
+      </w:r>
+    </w:p>
+    <w:p>
+      <w:pPr>
+        <w:spacing w:line="276" w:lineRule="auto" w:after="40"/>
+      </w:pPr>
+      <w:r>
+        <w:rPr>
+          <w:rFonts w:ascii="Times New Roman" w:hAnsi="Times New Roman"/>
+          <w:sz w:val="19"/>
+        </w:rPr>
+        <w:t>Figure 1: High-Level Three-Tier System Architecture of DevOps Incident Watchdog</w:t>
+      </w:r>
+      <w:r>
+        <w:rPr>
+          <w:color w:val="94A3B8"/>
+        </w:rPr>
+        <w:t xml:space="preserve"> .... </w:t>
+      </w:r>
       <w:r>
         <w:rPr>
           <w:rFonts w:ascii="Times New Roman" w:hAnsi="Times New Roman"/>
           <w:b/>
-          <w:color w:val="111827"/>
-          <w:sz w:val="23"/>
-        </w:rPr>
-        <w:t xml:space="preserve">Keywords: </w:t>
-      </w:r>
-      <w:r>
-        <w:rPr>
-          <w:rFonts w:ascii="Times New Roman" w:hAnsi="Times New Roman"/>
-          <w:i/>
-          <w:color w:val="111827"/>
-          <w:sz w:val="23"/>
-        </w:rPr>
-        <w:t>Keywords: Agile Development, DevOps, Site Reliability Engineering, Automated Incident Triage, AWS Lambda, Amazon CloudWatch, Amazon S3, GitHub Issues, Continuous Integration, Zero-Touch Closure.</w:t>
-      </w:r>
-    </w:p>
-    <w:p>
-      <w:r>
-        <w:br w:type="page"/>
-      </w:r>
-    </w:p>
-    <w:p>
-      <w:pPr>
-        <w:spacing w:before="160" w:after="240"/>
+          <w:sz w:val="19"/>
+        </w:rPr>
+        <w:t>14</w:t>
+      </w:r>
+    </w:p>
+    <w:p>
+      <w:pPr>
+        <w:spacing w:line="276" w:lineRule="auto" w:after="40"/>
+      </w:pPr>
+      <w:r>
+        <w:rPr>
+          <w:rFonts w:ascii="Times New Roman" w:hAnsi="Times New Roman"/>
+          <w:sz w:val="19"/>
+        </w:rPr>
+        <w:t>Figure 2: End-to-End Autonomous Incident-to-Agile Remediation Workflow</w:t>
+      </w:r>
+      <w:r>
+        <w:rPr>
+          <w:color w:val="94A3B8"/>
+        </w:rPr>
+        <w:t xml:space="preserve"> .... </w:t>
+      </w:r>
+      <w:r>
+        <w:rPr>
+          <w:rFonts w:ascii="Times New Roman" w:hAnsi="Times New Roman"/>
+          <w:b/>
+          <w:sz w:val="19"/>
+        </w:rPr>
+        <w:t>15</w:t>
+      </w:r>
+    </w:p>
+    <w:p>
+      <w:pPr>
+        <w:spacing w:line="276" w:lineRule="auto" w:after="40"/>
+      </w:pPr>
+      <w:r>
+        <w:rPr>
+          <w:rFonts w:ascii="Times New Roman" w:hAnsi="Times New Roman"/>
+          <w:sz w:val="19"/>
+        </w:rPr>
+        <w:t>Figure 3: Closed-Loop Telemetry and GitOps Safety Gate Architecture</w:t>
+      </w:r>
+      <w:r>
+        <w:rPr>
+          <w:color w:val="94A3B8"/>
+        </w:rPr>
+        <w:t xml:space="preserve"> .... </w:t>
+      </w:r>
+      <w:r>
+        <w:rPr>
+          <w:rFonts w:ascii="Times New Roman" w:hAnsi="Times New Roman"/>
+          <w:b/>
+          <w:sz w:val="19"/>
+        </w:rPr>
+        <w:t>16</w:t>
+      </w:r>
+    </w:p>
+    <w:p>
+      <w:pPr>
+        <w:spacing w:line="276" w:lineRule="auto" w:after="40"/>
+      </w:pPr>
+      <w:r>
+        <w:rPr>
+          <w:rFonts w:ascii="Times New Roman" w:hAnsi="Times New Roman"/>
+          <w:sz w:val="19"/>
+        </w:rPr>
+        <w:t>Figure 4: AWS Serverless Live Production Topology in Sydney (ap-southeast-2)</w:t>
+      </w:r>
+      <w:r>
+        <w:rPr>
+          <w:color w:val="94A3B8"/>
+        </w:rPr>
+        <w:t xml:space="preserve"> .... </w:t>
+      </w:r>
+      <w:r>
+        <w:rPr>
+          <w:rFonts w:ascii="Times New Roman" w:hAnsi="Times New Roman"/>
+          <w:b/>
+          <w:sz w:val="19"/>
+        </w:rPr>
+        <w:t>16</w:t>
+      </w:r>
+    </w:p>
+    <w:p>
+      <w:pPr>
+        <w:spacing w:line="276" w:lineRule="auto" w:after="40"/>
+      </w:pPr>
+      <w:r>
+        <w:rPr>
+          <w:rFonts w:ascii="Times New Roman" w:hAnsi="Times New Roman"/>
+          <w:sz w:val="19"/>
+        </w:rPr>
+        <w:t>Figure 5: Module 1 — FlashMart Customer Storefront &amp; Delivery Hub Selection</w:t>
+      </w:r>
+      <w:r>
+        <w:rPr>
+          <w:color w:val="94A3B8"/>
+        </w:rPr>
+        <w:t xml:space="preserve"> .... </w:t>
+      </w:r>
+      <w:r>
+        <w:rPr>
+          <w:rFonts w:ascii="Times New Roman" w:hAnsi="Times New Roman"/>
+          <w:b/>
+          <w:sz w:val="19"/>
+        </w:rPr>
+        <w:t>17</w:t>
+      </w:r>
+    </w:p>
+    <w:p>
+      <w:pPr>
+        <w:spacing w:line="276" w:lineRule="auto" w:after="40"/>
+      </w:pPr>
+      <w:r>
+        <w:rPr>
+          <w:rFonts w:ascii="Times New Roman" w:hAnsi="Times New Roman"/>
+          <w:sz w:val="19"/>
+        </w:rPr>
+        <w:t>Figure 6: Module 2 — Graceful Frontend Stockout Exception Interception</w:t>
+      </w:r>
+      <w:r>
+        <w:rPr>
+          <w:color w:val="94A3B8"/>
+        </w:rPr>
+        <w:t xml:space="preserve"> .... </w:t>
+      </w:r>
+      <w:r>
+        <w:rPr>
+          <w:rFonts w:ascii="Times New Roman" w:hAnsi="Times New Roman"/>
+          <w:b/>
+          <w:sz w:val="19"/>
+        </w:rPr>
+        <w:t>18</w:t>
+      </w:r>
+    </w:p>
+    <w:p>
+      <w:pPr>
+        <w:spacing w:line="276" w:lineRule="auto" w:after="40"/>
+      </w:pPr>
+      <w:r>
+        <w:rPr>
+          <w:rFonts w:ascii="Times New Roman" w:hAnsi="Times New Roman"/>
+          <w:sz w:val="19"/>
+        </w:rPr>
+        <w:t>Figure 7: Module 3 — Backend Server ZeroDivisionError Crash Terminal Output</w:t>
+      </w:r>
+      <w:r>
+        <w:rPr>
+          <w:color w:val="94A3B8"/>
+        </w:rPr>
+        <w:t xml:space="preserve"> .... </w:t>
+      </w:r>
+      <w:r>
+        <w:rPr>
+          <w:rFonts w:ascii="Times New Roman" w:hAnsi="Times New Roman"/>
+          <w:b/>
+          <w:sz w:val="19"/>
+        </w:rPr>
+        <w:t>19</w:t>
+      </w:r>
+    </w:p>
+    <w:p>
+      <w:pPr>
+        <w:spacing w:line="276" w:lineRule="auto" w:after="40"/>
+      </w:pPr>
+      <w:r>
+        <w:rPr>
+          <w:rFonts w:ascii="Times New Roman" w:hAnsi="Times New Roman"/>
+          <w:sz w:val="19"/>
+        </w:rPr>
+        <w:t>Figure 8: Module 4 — AWS CloudWatch Metric Filter &amp; SRE Telemetry Dashboard</w:t>
+      </w:r>
+      <w:r>
+        <w:rPr>
+          <w:color w:val="94A3B8"/>
+        </w:rPr>
+        <w:t xml:space="preserve"> .... </w:t>
+      </w:r>
+      <w:r>
+        <w:rPr>
+          <w:rFonts w:ascii="Times New Roman" w:hAnsi="Times New Roman"/>
+          <w:b/>
+          <w:sz w:val="19"/>
+        </w:rPr>
+        <w:t>20</w:t>
+      </w:r>
+    </w:p>
+    <w:p>
+      <w:pPr>
+        <w:spacing w:line="276" w:lineRule="auto" w:after="40"/>
+      </w:pPr>
+      <w:r>
+        <w:rPr>
+          <w:rFonts w:ascii="Times New Roman" w:hAnsi="Times New Roman"/>
+          <w:sz w:val="19"/>
+        </w:rPr>
+        <w:t>Figure 9: Module 5 — Immutable Incident Forensic Evidence in Amazon S3 Vault</w:t>
+      </w:r>
+      <w:r>
+        <w:rPr>
+          <w:color w:val="94A3B8"/>
+        </w:rPr>
+        <w:t xml:space="preserve"> .... </w:t>
+      </w:r>
+      <w:r>
+        <w:rPr>
+          <w:rFonts w:ascii="Times New Roman" w:hAnsi="Times New Roman"/>
+          <w:b/>
+          <w:sz w:val="19"/>
+        </w:rPr>
+        <w:t>21</w:t>
+      </w:r>
+    </w:p>
+    <w:p>
+      <w:pPr>
+        <w:spacing w:line="276" w:lineRule="auto" w:after="40"/>
+      </w:pPr>
+      <w:r>
+        <w:rPr>
+          <w:rFonts w:ascii="Times New Roman" w:hAnsi="Times New Roman"/>
+          <w:sz w:val="19"/>
+        </w:rPr>
+        <w:t>Figure 10: Module 6 — Automated Agile Bug User Story on GitHub Issues</w:t>
+      </w:r>
+      <w:r>
+        <w:rPr>
+          <w:color w:val="94A3B8"/>
+        </w:rPr>
+        <w:t xml:space="preserve"> .... </w:t>
+      </w:r>
+      <w:r>
+        <w:rPr>
+          <w:rFonts w:ascii="Times New Roman" w:hAnsi="Times New Roman"/>
+          <w:b/>
+          <w:sz w:val="19"/>
+        </w:rPr>
+        <w:t>22</w:t>
+      </w:r>
+    </w:p>
+    <w:p>
+      <w:pPr>
+        <w:spacing w:line="276" w:lineRule="auto" w:after="40"/>
+      </w:pPr>
+      <w:r>
+        <w:rPr>
+          <w:rFonts w:ascii="Times New Roman" w:hAnsi="Times New Roman"/>
+          <w:sz w:val="19"/>
+        </w:rPr>
+        <w:t>Figure 11: Module 7 — GitHub Actions CI/CD Automated Pytest Regression &amp; Closure</w:t>
+      </w:r>
+      <w:r>
+        <w:rPr>
+          <w:color w:val="94A3B8"/>
+        </w:rPr>
+        <w:t xml:space="preserve"> .... </w:t>
+      </w:r>
+      <w:r>
+        <w:rPr>
+          <w:rFonts w:ascii="Times New Roman" w:hAnsi="Times New Roman"/>
+          <w:b/>
+          <w:sz w:val="19"/>
+        </w:rPr>
+        <w:t>23</w:t>
+      </w:r>
+    </w:p>
+    <w:p>
+      <w:pPr>
+        <w:spacing w:before="360" w:after="280"/>
         <w:jc w:val="center"/>
       </w:pPr>
       <w:r>
@@ -265,3620 +3479,241 @@
           <w:color w:val="0F172A"/>
           <w:sz w:val="28"/>
         </w:rPr>
-        <w:t>TABLE OF CONTENTS</w:t>
-      </w:r>
-    </w:p>
-    <w:p>
-      <w:pPr>
-        <w:spacing w:line="240" w:lineRule="auto" w:after="10" w:before="0"/>
-      </w:pPr>
+        <w:t>LIST OF TABLES</w:t>
+      </w:r>
+    </w:p>
+    <w:p>
+      <w:pPr>
+        <w:spacing w:line="276" w:lineRule="auto" w:after="40"/>
+      </w:pPr>
+      <w:r>
+        <w:rPr>
+          <w:rFonts w:ascii="Times New Roman" w:hAnsi="Times New Roman"/>
+          <w:sz w:val="19"/>
+        </w:rPr>
+        <w:t>Table 2.1: Functional Requirements Specification and Implementation Verification</w:t>
+      </w:r>
+      <w:r>
+        <w:rPr>
+          <w:color w:val="94A3B8"/>
+        </w:rPr>
+        <w:t xml:space="preserve"> .... </w:t>
+      </w:r>
       <w:r>
         <w:rPr>
           <w:rFonts w:ascii="Times New Roman" w:hAnsi="Times New Roman"/>
           <w:b/>
-          <w:color w:val="0F172A"/>
           <w:sz w:val="19"/>
         </w:rPr>
-        <w:t>Acknowledgements &amp; Abstract</w:t>
-      </w:r>
-      <w:r>
-        <w:rPr>
-          <w:rFonts w:ascii="Times New Roman" w:hAnsi="Times New Roman"/>
+        <w:t>9</w:t>
+      </w:r>
+    </w:p>
+    <w:p>
+      <w:pPr>
+        <w:spacing w:line="276" w:lineRule="auto" w:after="40"/>
+      </w:pPr>
+      <w:r>
+        <w:rPr>
+          <w:rFonts w:ascii="Times New Roman" w:hAnsi="Times New Roman"/>
+          <w:sz w:val="19"/>
+        </w:rPr>
+        <w:t>Table 2.2: Non-Functional Requirements Specification and Quality Attributes</w:t>
+      </w:r>
+      <w:r>
+        <w:rPr>
           <w:color w:val="94A3B8"/>
-          <w:sz w:val="17"/>
-        </w:rPr>
-        <w:t xml:space="preserve"> ........................................ </w:t>
+        </w:rPr>
+        <w:t xml:space="preserve"> .... </w:t>
       </w:r>
       <w:r>
         <w:rPr>
           <w:rFonts w:ascii="Times New Roman" w:hAnsi="Times New Roman"/>
           <w:b/>
-          <w:color w:val="0F172A"/>
           <w:sz w:val="19"/>
         </w:rPr>
-        <w:t>2</w:t>
-      </w:r>
-    </w:p>
-    <w:p>
-      <w:pPr>
-        <w:spacing w:line="240" w:lineRule="auto" w:after="10" w:before="0"/>
-      </w:pPr>
+        <w:t>10</w:t>
+      </w:r>
+    </w:p>
+    <w:p>
+      <w:pPr>
+        <w:spacing w:line="276" w:lineRule="auto" w:after="40"/>
+      </w:pPr>
+      <w:r>
+        <w:rPr>
+          <w:rFonts w:ascii="Times New Roman" w:hAnsi="Times New Roman"/>
+          <w:sz w:val="19"/>
+        </w:rPr>
+        <w:t>Table 3.1: Comprehensive Technology Stack and Dependency Specifications</w:t>
+      </w:r>
+      <w:r>
+        <w:rPr>
+          <w:color w:val="94A3B8"/>
+        </w:rPr>
+        <w:t xml:space="preserve"> .... </w:t>
+      </w:r>
       <w:r>
         <w:rPr>
           <w:rFonts w:ascii="Times New Roman" w:hAnsi="Times New Roman"/>
           <w:b/>
-          <w:color w:val="0F172A"/>
           <w:sz w:val="19"/>
         </w:rPr>
-        <w:t>Table of Contents</w:t>
-      </w:r>
-      <w:r>
-        <w:rPr>
-          <w:rFonts w:ascii="Times New Roman" w:hAnsi="Times New Roman"/>
+        <w:t>13</w:t>
+      </w:r>
+    </w:p>
+    <w:p>
+      <w:pPr>
+        <w:spacing w:line="276" w:lineRule="auto" w:after="40"/>
+      </w:pPr>
+      <w:r>
+        <w:rPr>
+          <w:rFonts w:ascii="Times New Roman" w:hAnsi="Times New Roman"/>
+          <w:sz w:val="19"/>
+        </w:rPr>
+        <w:t>Table 5.1: Architectural Responsibilities of the Seven Pipeline Modules</w:t>
+      </w:r>
+      <w:r>
+        <w:rPr>
           <w:color w:val="94A3B8"/>
-          <w:sz w:val="17"/>
-        </w:rPr>
-        <w:t xml:space="preserve"> ............................................................ </w:t>
+        </w:rPr>
+        <w:t xml:space="preserve"> .... </w:t>
       </w:r>
       <w:r>
         <w:rPr>
           <w:rFonts w:ascii="Times New Roman" w:hAnsi="Times New Roman"/>
           <w:b/>
-          <w:color w:val="0F172A"/>
           <w:sz w:val="19"/>
         </w:rPr>
-        <w:t>3</w:t>
-      </w:r>
-    </w:p>
-    <w:p>
-      <w:pPr>
-        <w:spacing w:line="240" w:lineRule="auto" w:after="10" w:before="0"/>
-      </w:pPr>
+        <w:t>17</w:t>
+      </w:r>
+    </w:p>
+    <w:p>
+      <w:pPr>
+        <w:spacing w:line="276" w:lineRule="auto" w:after="40"/>
+      </w:pPr>
+      <w:r>
+        <w:rPr>
+          <w:rFonts w:ascii="Times New Roman" w:hAnsi="Times New Roman"/>
+          <w:sz w:val="19"/>
+        </w:rPr>
+        <w:t>Table 6.1: Security Threat Vector Analysis and Mitigation Safeguards</w:t>
+      </w:r>
+      <w:r>
+        <w:rPr>
+          <w:color w:val="94A3B8"/>
+        </w:rPr>
+        <w:t xml:space="preserve"> .... </w:t>
+      </w:r>
       <w:r>
         <w:rPr>
           <w:rFonts w:ascii="Times New Roman" w:hAnsi="Times New Roman"/>
           <w:b/>
-          <w:color w:val="0F172A"/>
           <w:sz w:val="19"/>
         </w:rPr>
-        <w:t>List of Figures &amp; List of Tables</w:t>
-      </w:r>
-      <w:r>
-        <w:rPr>
-          <w:rFonts w:ascii="Times New Roman" w:hAnsi="Times New Roman"/>
+        <w:t>26</w:t>
+      </w:r>
+    </w:p>
+    <w:p>
+      <w:pPr>
+        <w:spacing w:line="276" w:lineRule="auto" w:after="40"/>
+      </w:pPr>
+      <w:r>
+        <w:rPr>
+          <w:rFonts w:ascii="Times New Roman" w:hAnsi="Times New Roman"/>
+          <w:sz w:val="19"/>
+        </w:rPr>
+        <w:t>Table 7.1: Environment Configuration Variables and Supported System Parameters</w:t>
+      </w:r>
+      <w:r>
+        <w:rPr>
           <w:color w:val="94A3B8"/>
-          <w:sz w:val="17"/>
-        </w:rPr>
-        <w:t xml:space="preserve"> .............................. </w:t>
+        </w:rPr>
+        <w:t xml:space="preserve"> .... </w:t>
       </w:r>
       <w:r>
         <w:rPr>
           <w:rFonts w:ascii="Times New Roman" w:hAnsi="Times New Roman"/>
           <w:b/>
-          <w:color w:val="0F172A"/>
           <w:sz w:val="19"/>
         </w:rPr>
-        <w:t>5</w:t>
-      </w:r>
-    </w:p>
-    <w:p>
-      <w:pPr>
-        <w:spacing w:line="240" w:lineRule="auto" w:after="10" w:before="0"/>
-      </w:pPr>
+        <w:t>27</w:t>
+      </w:r>
+    </w:p>
+    <w:p>
+      <w:pPr>
+        <w:spacing w:line="276" w:lineRule="auto" w:after="40"/>
+      </w:pPr>
+      <w:r>
+        <w:rPr>
+          <w:rFonts w:ascii="Times New Roman" w:hAnsi="Times New Roman"/>
+          <w:sz w:val="19"/>
+        </w:rPr>
+        <w:t>Table 8.1: AWS Free Tier Monthly Compute and Storage Cost Breakdown</w:t>
+      </w:r>
+      <w:r>
+        <w:rPr>
+          <w:color w:val="94A3B8"/>
+        </w:rPr>
+        <w:t xml:space="preserve"> .... </w:t>
+      </w:r>
       <w:r>
         <w:rPr>
           <w:rFonts w:ascii="Times New Roman" w:hAnsi="Times New Roman"/>
           <w:b/>
-          <w:color w:val="0F172A"/>
           <w:sz w:val="19"/>
         </w:rPr>
-        <w:t>1. Introduction</w:t>
-      </w:r>
-      <w:r>
-        <w:rPr>
-          <w:rFonts w:ascii="Times New Roman" w:hAnsi="Times New Roman"/>
+        <w:t>30</w:t>
+      </w:r>
+    </w:p>
+    <w:p>
+      <w:pPr>
+        <w:spacing w:line="276" w:lineRule="auto" w:after="40"/>
+      </w:pPr>
+      <w:r>
+        <w:rPr>
+          <w:rFonts w:ascii="Times New Roman" w:hAnsi="Times New Roman"/>
+          <w:sz w:val="19"/>
+        </w:rPr>
+        <w:t>Table 8.2: Verified Production Deployment Parameters on AWS Lambda</w:t>
+      </w:r>
+      <w:r>
+        <w:rPr>
           <w:color w:val="94A3B8"/>
-          <w:sz w:val="17"/>
-        </w:rPr>
-        <w:t xml:space="preserve"> ................................................................ </w:t>
+        </w:rPr>
+        <w:t xml:space="preserve"> .... </w:t>
       </w:r>
       <w:r>
         <w:rPr>
           <w:rFonts w:ascii="Times New Roman" w:hAnsi="Times New Roman"/>
           <w:b/>
-          <w:color w:val="0F172A"/>
           <w:sz w:val="19"/>
         </w:rPr>
-        <w:t>6</w:t>
-      </w:r>
-    </w:p>
-    <w:p>
-      <w:pPr>
-        <w:spacing w:line="240" w:lineRule="auto" w:after="10" w:before="0"/>
-      </w:pPr>
-      <w:r>
-        <w:rPr>
-          <w:rFonts w:ascii="Times New Roman" w:hAnsi="Times New Roman"/>
-          <w:b w:val="0"/>
-          <w:color w:val="334155"/>
-          <w:sz w:val="18"/>
-        </w:rPr>
-        <w:t xml:space="preserve">   1.1 Background and Context</w:t>
-      </w:r>
-      <w:r>
-        <w:rPr>
-          <w:rFonts w:ascii="Times New Roman" w:hAnsi="Times New Roman"/>
+        <w:t>30</w:t>
+      </w:r>
+    </w:p>
+    <w:p>
+      <w:pPr>
+        <w:spacing w:line="276" w:lineRule="auto" w:after="40"/>
+      </w:pPr>
+      <w:r>
+        <w:rPr>
+          <w:rFonts w:ascii="Times New Roman" w:hAnsi="Times New Roman"/>
+          <w:sz w:val="19"/>
+        </w:rPr>
+        <w:t>Table 12.1: Comprehensive REST API Endpoints Specification</w:t>
+      </w:r>
+      <w:r>
+        <w:rPr>
           <w:color w:val="94A3B8"/>
-          <w:sz w:val="17"/>
-        </w:rPr>
-        <w:t xml:space="preserve"> .................................... </w:t>
-      </w:r>
-      <w:r>
-        <w:rPr>
-          <w:rFonts w:ascii="Times New Roman" w:hAnsi="Times New Roman"/>
-          <w:b w:val="0"/>
-          <w:color w:val="334155"/>
-          <w:sz w:val="18"/>
-        </w:rPr>
-        <w:t>6</w:t>
-      </w:r>
-    </w:p>
-    <w:p>
-      <w:pPr>
-        <w:spacing w:line="240" w:lineRule="auto" w:after="10" w:before="0"/>
-      </w:pPr>
-      <w:r>
-        <w:rPr>
-          <w:rFonts w:ascii="Times New Roman" w:hAnsi="Times New Roman"/>
-          <w:b w:val="0"/>
-          <w:color w:val="334155"/>
-          <w:sz w:val="18"/>
-        </w:rPr>
-        <w:t xml:space="preserve">   1.2 Problem Statement</w:t>
-      </w:r>
-      <w:r>
-        <w:rPr>
-          <w:rFonts w:ascii="Times New Roman" w:hAnsi="Times New Roman"/>
-          <w:color w:val="94A3B8"/>
-          <w:sz w:val="17"/>
-        </w:rPr>
-        <w:t xml:space="preserve"> .............................................. </w:t>
-      </w:r>
-      <w:r>
-        <w:rPr>
-          <w:rFonts w:ascii="Times New Roman" w:hAnsi="Times New Roman"/>
-          <w:b w:val="0"/>
-          <w:color w:val="334155"/>
-          <w:sz w:val="18"/>
-        </w:rPr>
-        <w:t>6</w:t>
-      </w:r>
-    </w:p>
-    <w:p>
-      <w:pPr>
-        <w:spacing w:line="240" w:lineRule="auto" w:after="10" w:before="0"/>
-      </w:pPr>
-      <w:r>
-        <w:rPr>
-          <w:rFonts w:ascii="Times New Roman" w:hAnsi="Times New Roman"/>
-          <w:b w:val="0"/>
-          <w:color w:val="334155"/>
-          <w:sz w:val="18"/>
-        </w:rPr>
-        <w:t xml:space="preserve">   1.3 Project Objectives</w:t>
-      </w:r>
-      <w:r>
-        <w:rPr>
-          <w:rFonts w:ascii="Times New Roman" w:hAnsi="Times New Roman"/>
-          <w:color w:val="94A3B8"/>
-          <w:sz w:val="17"/>
-        </w:rPr>
-        <w:t xml:space="preserve"> ............................................ </w:t>
-      </w:r>
-      <w:r>
-        <w:rPr>
-          <w:rFonts w:ascii="Times New Roman" w:hAnsi="Times New Roman"/>
-          <w:b w:val="0"/>
-          <w:color w:val="334155"/>
-          <w:sz w:val="18"/>
-        </w:rPr>
-        <w:t>7</w:t>
-      </w:r>
-    </w:p>
-    <w:p>
-      <w:pPr>
-        <w:spacing w:line="240" w:lineRule="auto" w:after="10" w:before="0"/>
-      </w:pPr>
-      <w:r>
-        <w:rPr>
-          <w:rFonts w:ascii="Times New Roman" w:hAnsi="Times New Roman"/>
-          <w:b w:val="0"/>
-          <w:color w:val="334155"/>
-          <w:sz w:val="18"/>
-        </w:rPr>
-        <w:t xml:space="preserve">   1.4 Scope and Boundaries</w:t>
-      </w:r>
-      <w:r>
-        <w:rPr>
-          <w:rFonts w:ascii="Times New Roman" w:hAnsi="Times New Roman"/>
-          <w:color w:val="94A3B8"/>
-          <w:sz w:val="17"/>
-        </w:rPr>
-        <w:t xml:space="preserve"> ........................................ </w:t>
-      </w:r>
-      <w:r>
-        <w:rPr>
-          <w:rFonts w:ascii="Times New Roman" w:hAnsi="Times New Roman"/>
-          <w:b w:val="0"/>
-          <w:color w:val="334155"/>
-          <w:sz w:val="18"/>
-        </w:rPr>
-        <w:t>7</w:t>
-      </w:r>
-    </w:p>
-    <w:p>
-      <w:pPr>
-        <w:spacing w:line="240" w:lineRule="auto" w:after="10" w:before="0"/>
-      </w:pPr>
-      <w:r>
-        <w:rPr>
-          <w:rFonts w:ascii="Times New Roman" w:hAnsi="Times New Roman"/>
-          <w:b w:val="0"/>
-          <w:color w:val="334155"/>
-          <w:sz w:val="18"/>
-        </w:rPr>
-        <w:t xml:space="preserve">   1.5 Motivation and Expected Benefits</w:t>
-      </w:r>
-      <w:r>
-        <w:rPr>
-          <w:rFonts w:ascii="Times New Roman" w:hAnsi="Times New Roman"/>
-          <w:color w:val="94A3B8"/>
-          <w:sz w:val="17"/>
-        </w:rPr>
-        <w:t xml:space="preserve"> ................ </w:t>
-      </w:r>
-      <w:r>
-        <w:rPr>
-          <w:rFonts w:ascii="Times New Roman" w:hAnsi="Times New Roman"/>
-          <w:b w:val="0"/>
-          <w:color w:val="334155"/>
-          <w:sz w:val="18"/>
-        </w:rPr>
-        <w:t>7</w:t>
-      </w:r>
-    </w:p>
-    <w:p>
-      <w:pPr>
-        <w:spacing w:line="240" w:lineRule="auto" w:after="10" w:before="0"/>
-      </w:pPr>
+        </w:rPr>
+        <w:t xml:space="preserve"> .... </w:t>
+      </w:r>
       <w:r>
         <w:rPr>
           <w:rFonts w:ascii="Times New Roman" w:hAnsi="Times New Roman"/>
           <w:b/>
-          <w:color w:val="0F172A"/>
           <w:sz w:val="19"/>
         </w:rPr>
-        <w:t>2. Existing System and Proposed Solution</w:t>
-      </w:r>
-      <w:r>
-        <w:rPr>
-          <w:rFonts w:ascii="Times New Roman" w:hAnsi="Times New Roman"/>
-          <w:color w:val="94A3B8"/>
-          <w:sz w:val="17"/>
-        </w:rPr>
-        <w:t xml:space="preserve"> .............. </w:t>
-      </w:r>
-      <w:r>
-        <w:rPr>
-          <w:rFonts w:ascii="Times New Roman" w:hAnsi="Times New Roman"/>
-          <w:b/>
-          <w:color w:val="0F172A"/>
-          <w:sz w:val="19"/>
-        </w:rPr>
-        <w:t>8</w:t>
-      </w:r>
-    </w:p>
-    <w:p>
-      <w:pPr>
-        <w:spacing w:line="240" w:lineRule="auto" w:after="10" w:before="0"/>
-      </w:pPr>
-      <w:r>
-        <w:rPr>
-          <w:rFonts w:ascii="Times New Roman" w:hAnsi="Times New Roman"/>
-          <w:b w:val="0"/>
-          <w:color w:val="334155"/>
-          <w:sz w:val="18"/>
-        </w:rPr>
-        <w:t xml:space="preserve">   2.1 Existing Approaches to Incident Management</w:t>
-      </w:r>
-      <w:r>
-        <w:rPr>
-          <w:rFonts w:ascii="Times New Roman" w:hAnsi="Times New Roman"/>
-          <w:color w:val="94A3B8"/>
-          <w:sz w:val="17"/>
-        </w:rPr>
-        <w:t xml:space="preserve"> .... </w:t>
-      </w:r>
-      <w:r>
-        <w:rPr>
-          <w:rFonts w:ascii="Times New Roman" w:hAnsi="Times New Roman"/>
-          <w:b w:val="0"/>
-          <w:color w:val="334155"/>
-          <w:sz w:val="18"/>
-        </w:rPr>
-        <w:t>8</w:t>
-      </w:r>
-    </w:p>
-    <w:p>
-      <w:pPr>
-        <w:spacing w:line="240" w:lineRule="auto" w:after="10" w:before="0"/>
-      </w:pPr>
-      <w:r>
-        <w:rPr>
-          <w:rFonts w:ascii="Times New Roman" w:hAnsi="Times New Roman"/>
-          <w:b w:val="0"/>
-          <w:color w:val="334155"/>
-          <w:sz w:val="18"/>
-        </w:rPr>
-        <w:t xml:space="preserve">   2.2 Limitations of the Existing Approaches</w:t>
-      </w:r>
-      <w:r>
-        <w:rPr>
-          <w:rFonts w:ascii="Times New Roman" w:hAnsi="Times New Roman"/>
-          <w:color w:val="94A3B8"/>
-          <w:sz w:val="17"/>
-        </w:rPr>
-        <w:t xml:space="preserve"> .... </w:t>
-      </w:r>
-      <w:r>
-        <w:rPr>
-          <w:rFonts w:ascii="Times New Roman" w:hAnsi="Times New Roman"/>
-          <w:b w:val="0"/>
-          <w:color w:val="334155"/>
-          <w:sz w:val="18"/>
-        </w:rPr>
-        <w:t>8</w:t>
-      </w:r>
-    </w:p>
-    <w:p>
-      <w:pPr>
-        <w:spacing w:line="240" w:lineRule="auto" w:after="10" w:before="0"/>
-      </w:pPr>
-      <w:r>
-        <w:rPr>
-          <w:rFonts w:ascii="Times New Roman" w:hAnsi="Times New Roman"/>
-          <w:b w:val="0"/>
-          <w:color w:val="334155"/>
-          <w:sz w:val="18"/>
-        </w:rPr>
-        <w:t xml:space="preserve">   2.3 Proposed DevOps Incident Watchdog Solution</w:t>
-      </w:r>
-      <w:r>
-        <w:rPr>
-          <w:rFonts w:ascii="Times New Roman" w:hAnsi="Times New Roman"/>
-          <w:color w:val="94A3B8"/>
-          <w:sz w:val="17"/>
-        </w:rPr>
-        <w:t xml:space="preserve"> .... </w:t>
-      </w:r>
-      <w:r>
-        <w:rPr>
-          <w:rFonts w:ascii="Times New Roman" w:hAnsi="Times New Roman"/>
-          <w:b w:val="0"/>
-          <w:color w:val="334155"/>
-          <w:sz w:val="18"/>
-        </w:rPr>
-        <w:t>8</w:t>
-      </w:r>
-    </w:p>
-    <w:p>
-      <w:pPr>
-        <w:spacing w:line="240" w:lineRule="auto" w:after="10" w:before="0"/>
-      </w:pPr>
-      <w:r>
-        <w:rPr>
-          <w:rFonts w:ascii="Times New Roman" w:hAnsi="Times New Roman"/>
-          <w:b w:val="0"/>
-          <w:color w:val="334155"/>
-          <w:sz w:val="18"/>
-        </w:rPr>
-        <w:t xml:space="preserve">   2.4 Key Features Verified in the Implementation</w:t>
-      </w:r>
-      <w:r>
-        <w:rPr>
-          <w:rFonts w:ascii="Times New Roman" w:hAnsi="Times New Roman"/>
-          <w:color w:val="94A3B8"/>
-          <w:sz w:val="17"/>
-        </w:rPr>
-        <w:t xml:space="preserve"> .... </w:t>
-      </w:r>
-      <w:r>
-        <w:rPr>
-          <w:rFonts w:ascii="Times New Roman" w:hAnsi="Times New Roman"/>
-          <w:b w:val="0"/>
-          <w:color w:val="334155"/>
-          <w:sz w:val="18"/>
-        </w:rPr>
-        <w:t>8</w:t>
-      </w:r>
-    </w:p>
-    <w:p>
-      <w:pPr>
-        <w:spacing w:line="240" w:lineRule="auto" w:after="10" w:before="0"/>
-      </w:pPr>
-      <w:r>
-        <w:rPr>
-          <w:rFonts w:ascii="Times New Roman" w:hAnsi="Times New Roman"/>
-          <w:b w:val="0"/>
-          <w:color w:val="334155"/>
-          <w:sz w:val="18"/>
-        </w:rPr>
-        <w:t xml:space="preserve">   2.5 Functional Requirements (Table 2.1)</w:t>
-      </w:r>
-      <w:r>
-        <w:rPr>
-          <w:rFonts w:ascii="Times New Roman" w:hAnsi="Times New Roman"/>
-          <w:color w:val="94A3B8"/>
-          <w:sz w:val="17"/>
-        </w:rPr>
-        <w:t xml:space="preserve"> .......... </w:t>
-      </w:r>
-      <w:r>
-        <w:rPr>
-          <w:rFonts w:ascii="Times New Roman" w:hAnsi="Times New Roman"/>
-          <w:b w:val="0"/>
-          <w:color w:val="334155"/>
-          <w:sz w:val="18"/>
-        </w:rPr>
-        <w:t>9</w:t>
-      </w:r>
-    </w:p>
-    <w:p>
-      <w:pPr>
-        <w:spacing w:line="240" w:lineRule="auto" w:after="10" w:before="0"/>
-      </w:pPr>
-      <w:r>
-        <w:rPr>
-          <w:rFonts w:ascii="Times New Roman" w:hAnsi="Times New Roman"/>
-          <w:b w:val="0"/>
-          <w:color w:val="334155"/>
-          <w:sz w:val="18"/>
-        </w:rPr>
-        <w:t xml:space="preserve">   2.6 Non-Functional Requirements (Table 2.2)</w:t>
-      </w:r>
-      <w:r>
-        <w:rPr>
-          <w:rFonts w:ascii="Times New Roman" w:hAnsi="Times New Roman"/>
-          <w:color w:val="94A3B8"/>
-          <w:sz w:val="17"/>
-        </w:rPr>
-        <w:t xml:space="preserve"> .... </w:t>
-      </w:r>
-      <w:r>
-        <w:rPr>
-          <w:rFonts w:ascii="Times New Roman" w:hAnsi="Times New Roman"/>
-          <w:b w:val="0"/>
-          <w:color w:val="334155"/>
-          <w:sz w:val="18"/>
-        </w:rPr>
-        <w:t>10</w:t>
-      </w:r>
-    </w:p>
-    <w:p>
-      <w:pPr>
-        <w:spacing w:line="240" w:lineRule="auto" w:after="10" w:before="0"/>
-      </w:pPr>
-      <w:r>
-        <w:rPr>
-          <w:rFonts w:ascii="Times New Roman" w:hAnsi="Times New Roman"/>
-          <w:b w:val="0"/>
-          <w:color w:val="334155"/>
-          <w:sz w:val="18"/>
-        </w:rPr>
-        <w:t xml:space="preserve">   2.7 Assumptions and Constraints</w:t>
-      </w:r>
-      <w:r>
-        <w:rPr>
-          <w:rFonts w:ascii="Times New Roman" w:hAnsi="Times New Roman"/>
-          <w:color w:val="94A3B8"/>
-          <w:sz w:val="17"/>
-        </w:rPr>
-        <w:t xml:space="preserve"> .......................... </w:t>
-      </w:r>
-      <w:r>
-        <w:rPr>
-          <w:rFonts w:ascii="Times New Roman" w:hAnsi="Times New Roman"/>
-          <w:b w:val="0"/>
-          <w:color w:val="334155"/>
-          <w:sz w:val="18"/>
-        </w:rPr>
-        <w:t>10</w:t>
-      </w:r>
-    </w:p>
-    <w:p>
-      <w:pPr>
-        <w:spacing w:line="240" w:lineRule="auto" w:after="10" w:before="0"/>
-      </w:pPr>
-      <w:r>
-        <w:rPr>
-          <w:rFonts w:ascii="Times New Roman" w:hAnsi="Times New Roman"/>
-          <w:b/>
-          <w:color w:val="0F172A"/>
-          <w:sz w:val="19"/>
-        </w:rPr>
-        <w:t>3. Technology Stack and System Requirements</w:t>
-      </w:r>
-      <w:r>
-        <w:rPr>
-          <w:rFonts w:ascii="Times New Roman" w:hAnsi="Times New Roman"/>
-          <w:color w:val="94A3B8"/>
-          <w:sz w:val="17"/>
-        </w:rPr>
-        <w:t xml:space="preserve"> ........ </w:t>
-      </w:r>
-      <w:r>
-        <w:rPr>
-          <w:rFonts w:ascii="Times New Roman" w:hAnsi="Times New Roman"/>
-          <w:b/>
-          <w:color w:val="0F172A"/>
-          <w:sz w:val="19"/>
-        </w:rPr>
-        <w:t>10</w:t>
-      </w:r>
-    </w:p>
-    <w:p>
-      <w:pPr>
-        <w:spacing w:line="240" w:lineRule="auto" w:after="10" w:before="0"/>
-      </w:pPr>
-      <w:r>
-        <w:rPr>
-          <w:rFonts w:ascii="Times New Roman" w:hAnsi="Times New Roman"/>
-          <w:b w:val="0"/>
-          <w:color w:val="334155"/>
-          <w:sz w:val="18"/>
-        </w:rPr>
-        <w:t xml:space="preserve">   3.1 Programming Languages and Frameworks</w:t>
-      </w:r>
-      <w:r>
-        <w:rPr>
-          <w:rFonts w:ascii="Times New Roman" w:hAnsi="Times New Roman"/>
-          <w:color w:val="94A3B8"/>
-          <w:sz w:val="17"/>
-        </w:rPr>
-        <w:t xml:space="preserve"> ........ </w:t>
-      </w:r>
-      <w:r>
-        <w:rPr>
-          <w:rFonts w:ascii="Times New Roman" w:hAnsi="Times New Roman"/>
-          <w:b w:val="0"/>
-          <w:color w:val="334155"/>
-          <w:sz w:val="18"/>
-        </w:rPr>
-        <w:t>10</w:t>
-      </w:r>
-    </w:p>
-    <w:p>
-      <w:pPr>
-        <w:spacing w:line="240" w:lineRule="auto" w:after="10" w:before="0"/>
-      </w:pPr>
-      <w:r>
-        <w:rPr>
-          <w:rFonts w:ascii="Times New Roman" w:hAnsi="Times New Roman"/>
-          <w:b w:val="0"/>
-          <w:color w:val="334155"/>
-          <w:sz w:val="18"/>
-        </w:rPr>
-        <w:t xml:space="preserve">   3.2 Frontend Technologies</w:t>
-      </w:r>
-      <w:r>
-        <w:rPr>
-          <w:rFonts w:ascii="Times New Roman" w:hAnsi="Times New Roman"/>
-          <w:color w:val="94A3B8"/>
-          <w:sz w:val="17"/>
-        </w:rPr>
-        <w:t xml:space="preserve"> ...................................... </w:t>
-      </w:r>
-      <w:r>
-        <w:rPr>
-          <w:rFonts w:ascii="Times New Roman" w:hAnsi="Times New Roman"/>
-          <w:b w:val="0"/>
-          <w:color w:val="334155"/>
-          <w:sz w:val="18"/>
-        </w:rPr>
-        <w:t>11</w:t>
-      </w:r>
-    </w:p>
-    <w:p>
-      <w:pPr>
-        <w:spacing w:line="240" w:lineRule="auto" w:after="10" w:before="0"/>
-      </w:pPr>
-      <w:r>
-        <w:rPr>
-          <w:rFonts w:ascii="Times New Roman" w:hAnsi="Times New Roman"/>
-          <w:b w:val="0"/>
-          <w:color w:val="334155"/>
-          <w:sz w:val="18"/>
-        </w:rPr>
-        <w:t xml:space="preserve">   3.3 Backend Technologies and API Framework</w:t>
-      </w:r>
-      <w:r>
-        <w:rPr>
-          <w:rFonts w:ascii="Times New Roman" w:hAnsi="Times New Roman"/>
-          <w:color w:val="94A3B8"/>
-          <w:sz w:val="17"/>
-        </w:rPr>
-        <w:t xml:space="preserve"> .... </w:t>
-      </w:r>
-      <w:r>
-        <w:rPr>
-          <w:rFonts w:ascii="Times New Roman" w:hAnsi="Times New Roman"/>
-          <w:b w:val="0"/>
-          <w:color w:val="334155"/>
-          <w:sz w:val="18"/>
-        </w:rPr>
-        <w:t>11</w:t>
-      </w:r>
-    </w:p>
-    <w:p>
-      <w:pPr>
-        <w:spacing w:line="240" w:lineRule="auto" w:after="10" w:before="0"/>
-      </w:pPr>
-      <w:r>
-        <w:rPr>
-          <w:rFonts w:ascii="Times New Roman" w:hAnsi="Times New Roman"/>
-          <w:b w:val="0"/>
-          <w:color w:val="334155"/>
-          <w:sz w:val="18"/>
-        </w:rPr>
-        <w:t xml:space="preserve">   3.4 AWS Services and SDKs</w:t>
-      </w:r>
-      <w:r>
-        <w:rPr>
-          <w:rFonts w:ascii="Times New Roman" w:hAnsi="Times New Roman"/>
-          <w:color w:val="94A3B8"/>
-          <w:sz w:val="17"/>
-        </w:rPr>
-        <w:t xml:space="preserve"> ...................................... </w:t>
-      </w:r>
-      <w:r>
-        <w:rPr>
-          <w:rFonts w:ascii="Times New Roman" w:hAnsi="Times New Roman"/>
-          <w:b w:val="0"/>
-          <w:color w:val="334155"/>
-          <w:sz w:val="18"/>
-        </w:rPr>
-        <w:t>11</w:t>
-      </w:r>
-    </w:p>
-    <w:p>
-      <w:pPr>
-        <w:spacing w:line="240" w:lineRule="auto" w:after="10" w:before="0"/>
-      </w:pPr>
-      <w:r>
-        <w:rPr>
-          <w:rFonts w:ascii="Times New Roman" w:hAnsi="Times New Roman"/>
-          <w:b w:val="0"/>
-          <w:color w:val="334155"/>
-          <w:sz w:val="18"/>
-        </w:rPr>
-        <w:t xml:space="preserve">   3.5 Telemetry &amp; SRE Integration</w:t>
-      </w:r>
-      <w:r>
-        <w:rPr>
-          <w:rFonts w:ascii="Times New Roman" w:hAnsi="Times New Roman"/>
-          <w:color w:val="94A3B8"/>
-          <w:sz w:val="17"/>
-        </w:rPr>
-        <w:t xml:space="preserve"> .......................... </w:t>
-      </w:r>
-      <w:r>
-        <w:rPr>
-          <w:rFonts w:ascii="Times New Roman" w:hAnsi="Times New Roman"/>
-          <w:b w:val="0"/>
-          <w:color w:val="334155"/>
-          <w:sz w:val="18"/>
-        </w:rPr>
-        <w:t>11</w:t>
-      </w:r>
-    </w:p>
-    <w:p>
-      <w:pPr>
-        <w:spacing w:line="240" w:lineRule="auto" w:after="10" w:before="0"/>
-      </w:pPr>
-      <w:r>
-        <w:rPr>
-          <w:rFonts w:ascii="Times New Roman" w:hAnsi="Times New Roman"/>
-          <w:b w:val="0"/>
-          <w:color w:val="334155"/>
-          <w:sz w:val="18"/>
-        </w:rPr>
-        <w:t xml:space="preserve">   3.6 GitOps and CI/CD Tools</w:t>
-      </w:r>
-      <w:r>
-        <w:rPr>
-          <w:rFonts w:ascii="Times New Roman" w:hAnsi="Times New Roman"/>
-          <w:color w:val="94A3B8"/>
-          <w:sz w:val="17"/>
-        </w:rPr>
-        <w:t xml:space="preserve"> .................................... </w:t>
-      </w:r>
-      <w:r>
-        <w:rPr>
-          <w:rFonts w:ascii="Times New Roman" w:hAnsi="Times New Roman"/>
-          <w:b w:val="0"/>
-          <w:color w:val="334155"/>
-          <w:sz w:val="18"/>
-        </w:rPr>
-        <w:t>11</w:t>
-      </w:r>
-    </w:p>
-    <w:p>
-      <w:pPr>
-        <w:spacing w:line="240" w:lineRule="auto" w:after="10" w:before="0"/>
-      </w:pPr>
-      <w:r>
-        <w:rPr>
-          <w:rFonts w:ascii="Times New Roman" w:hAnsi="Times New Roman"/>
-          <w:b w:val="0"/>
-          <w:color w:val="334155"/>
-          <w:sz w:val="18"/>
-        </w:rPr>
-        <w:t xml:space="preserve">   3.7 Development and Operational Dependencies</w:t>
-      </w:r>
-      <w:r>
-        <w:rPr>
-          <w:rFonts w:ascii="Times New Roman" w:hAnsi="Times New Roman"/>
-          <w:color w:val="94A3B8"/>
-          <w:sz w:val="17"/>
-        </w:rPr>
-        <w:t xml:space="preserve"> .... </w:t>
-      </w:r>
-      <w:r>
-        <w:rPr>
-          <w:rFonts w:ascii="Times New Roman" w:hAnsi="Times New Roman"/>
-          <w:b w:val="0"/>
-          <w:color w:val="334155"/>
-          <w:sz w:val="18"/>
-        </w:rPr>
-        <w:t>11</w:t>
-      </w:r>
-    </w:p>
-    <w:p>
-      <w:pPr>
-        <w:spacing w:line="240" w:lineRule="auto" w:after="10" w:before="0"/>
-      </w:pPr>
-      <w:r>
-        <w:rPr>
-          <w:rFonts w:ascii="Times New Roman" w:hAnsi="Times New Roman"/>
-          <w:b w:val="0"/>
-          <w:color w:val="334155"/>
-          <w:sz w:val="18"/>
-        </w:rPr>
-        <w:t xml:space="preserve">   3.8 Operating System and Runtime Requirements</w:t>
-      </w:r>
-      <w:r>
-        <w:rPr>
-          <w:rFonts w:ascii="Times New Roman" w:hAnsi="Times New Roman"/>
-          <w:color w:val="94A3B8"/>
-          <w:sz w:val="17"/>
-        </w:rPr>
-        <w:t xml:space="preserve"> .... </w:t>
-      </w:r>
-      <w:r>
-        <w:rPr>
-          <w:rFonts w:ascii="Times New Roman" w:hAnsi="Times New Roman"/>
-          <w:b w:val="0"/>
-          <w:color w:val="334155"/>
-          <w:sz w:val="18"/>
-        </w:rPr>
-        <w:t>11</w:t>
-      </w:r>
-    </w:p>
-    <w:p>
-      <w:pPr>
-        <w:spacing w:line="240" w:lineRule="auto" w:after="10" w:before="0"/>
-      </w:pPr>
-      <w:r>
-        <w:rPr>
-          <w:rFonts w:ascii="Times New Roman" w:hAnsi="Times New Roman"/>
-          <w:b w:val="0"/>
-          <w:color w:val="334155"/>
-          <w:sz w:val="18"/>
-        </w:rPr>
-        <w:t xml:space="preserve">   3.9 Installation Prerequisites (Table 3.1)</w:t>
-      </w:r>
-      <w:r>
-        <w:rPr>
-          <w:rFonts w:ascii="Times New Roman" w:hAnsi="Times New Roman"/>
-          <w:color w:val="94A3B8"/>
-          <w:sz w:val="17"/>
-        </w:rPr>
-        <w:t xml:space="preserve"> .... </w:t>
-      </w:r>
-      <w:r>
-        <w:rPr>
-          <w:rFonts w:ascii="Times New Roman" w:hAnsi="Times New Roman"/>
-          <w:b w:val="0"/>
-          <w:color w:val="334155"/>
-          <w:sz w:val="18"/>
-        </w:rPr>
-        <w:t>12</w:t>
-      </w:r>
-    </w:p>
-    <w:p>
-      <w:pPr>
-        <w:spacing w:line="240" w:lineRule="auto" w:after="10" w:before="0"/>
-      </w:pPr>
-      <w:r>
-        <w:rPr>
-          <w:rFonts w:ascii="Times New Roman" w:hAnsi="Times New Roman"/>
-          <w:b/>
-          <w:color w:val="0F172A"/>
-          <w:sz w:val="19"/>
-        </w:rPr>
-        <w:t>4. System Architecture and Design</w:t>
-      </w:r>
-      <w:r>
-        <w:rPr>
-          <w:rFonts w:ascii="Times New Roman" w:hAnsi="Times New Roman"/>
-          <w:color w:val="94A3B8"/>
-          <w:sz w:val="17"/>
-        </w:rPr>
-        <w:t xml:space="preserve"> ............................ </w:t>
-      </w:r>
-      <w:r>
-        <w:rPr>
-          <w:rFonts w:ascii="Times New Roman" w:hAnsi="Times New Roman"/>
-          <w:b/>
-          <w:color w:val="0F172A"/>
-          <w:sz w:val="19"/>
-        </w:rPr>
-        <w:t>12</w:t>
-      </w:r>
-    </w:p>
-    <w:p>
-      <w:pPr>
-        <w:spacing w:line="240" w:lineRule="auto" w:after="10" w:before="0"/>
-      </w:pPr>
-      <w:r>
-        <w:rPr>
-          <w:rFonts w:ascii="Times New Roman" w:hAnsi="Times New Roman"/>
-          <w:b w:val="0"/>
-          <w:color w:val="334155"/>
-          <w:sz w:val="18"/>
-        </w:rPr>
-        <w:t xml:space="preserve">   4.1 High-Level System Architecture (Figure 1)</w:t>
-      </w:r>
-      <w:r>
-        <w:rPr>
-          <w:rFonts w:ascii="Times New Roman" w:hAnsi="Times New Roman"/>
-          <w:color w:val="94A3B8"/>
-          <w:sz w:val="17"/>
-        </w:rPr>
-        <w:t xml:space="preserve"> .... </w:t>
-      </w:r>
-      <w:r>
-        <w:rPr>
-          <w:rFonts w:ascii="Times New Roman" w:hAnsi="Times New Roman"/>
-          <w:b w:val="0"/>
-          <w:color w:val="334155"/>
-          <w:sz w:val="18"/>
-        </w:rPr>
-        <w:t>12</w:t>
-      </w:r>
-    </w:p>
-    <w:p>
-      <w:pPr>
-        <w:spacing w:line="240" w:lineRule="auto" w:after="10" w:before="0"/>
-      </w:pPr>
-      <w:r>
-        <w:rPr>
-          <w:rFonts w:ascii="Times New Roman" w:hAnsi="Times New Roman"/>
-          <w:b w:val="0"/>
-          <w:color w:val="334155"/>
-          <w:sz w:val="18"/>
-        </w:rPr>
-        <w:t xml:space="preserve">   4.2 Component Responsibilities</w:t>
-      </w:r>
-      <w:r>
-        <w:rPr>
-          <w:rFonts w:ascii="Times New Roman" w:hAnsi="Times New Roman"/>
-          <w:color w:val="94A3B8"/>
-          <w:sz w:val="17"/>
-        </w:rPr>
-        <w:t xml:space="preserve"> ............................ </w:t>
-      </w:r>
-      <w:r>
-        <w:rPr>
-          <w:rFonts w:ascii="Times New Roman" w:hAnsi="Times New Roman"/>
-          <w:b w:val="0"/>
-          <w:color w:val="334155"/>
-          <w:sz w:val="18"/>
-        </w:rPr>
-        <w:t>13</w:t>
-      </w:r>
-    </w:p>
-    <w:p>
-      <w:pPr>
-        <w:spacing w:line="240" w:lineRule="auto" w:after="10" w:before="0"/>
-      </w:pPr>
-      <w:r>
-        <w:rPr>
-          <w:rFonts w:ascii="Times New Roman" w:hAnsi="Times New Roman"/>
-          <w:b w:val="0"/>
-          <w:color w:val="334155"/>
-          <w:sz w:val="18"/>
-        </w:rPr>
-        <w:t xml:space="preserve">   4.3 Frontend-Backend Interaction</w:t>
-      </w:r>
-      <w:r>
-        <w:rPr>
-          <w:rFonts w:ascii="Times New Roman" w:hAnsi="Times New Roman"/>
-          <w:color w:val="94A3B8"/>
-          <w:sz w:val="17"/>
-        </w:rPr>
-        <w:t xml:space="preserve"> ........................ </w:t>
-      </w:r>
-      <w:r>
-        <w:rPr>
-          <w:rFonts w:ascii="Times New Roman" w:hAnsi="Times New Roman"/>
-          <w:b w:val="0"/>
-          <w:color w:val="334155"/>
-          <w:sz w:val="18"/>
-        </w:rPr>
-        <w:t>13</w:t>
-      </w:r>
-    </w:p>
-    <w:p>
-      <w:pPr>
-        <w:spacing w:line="240" w:lineRule="auto" w:after="10" w:before="0"/>
-      </w:pPr>
-      <w:r>
-        <w:rPr>
-          <w:rFonts w:ascii="Times New Roman" w:hAnsi="Times New Roman"/>
-          <w:b w:val="0"/>
-          <w:color w:val="334155"/>
-          <w:sz w:val="18"/>
-        </w:rPr>
-        <w:t xml:space="preserve">   4.4 Data Flow and Module Interactions (Figure 2)</w:t>
-      </w:r>
-      <w:r>
-        <w:rPr>
-          <w:rFonts w:ascii="Times New Roman" w:hAnsi="Times New Roman"/>
-          <w:color w:val="94A3B8"/>
-          <w:sz w:val="17"/>
-        </w:rPr>
-        <w:t xml:space="preserve"> .... </w:t>
-      </w:r>
-      <w:r>
-        <w:rPr>
-          <w:rFonts w:ascii="Times New Roman" w:hAnsi="Times New Roman"/>
-          <w:b w:val="0"/>
-          <w:color w:val="334155"/>
-          <w:sz w:val="18"/>
-        </w:rPr>
-        <w:t>13</w:t>
-      </w:r>
-    </w:p>
-    <w:p>
-      <w:pPr>
-        <w:spacing w:line="240" w:lineRule="auto" w:after="10" w:before="0"/>
-      </w:pPr>
-      <w:r>
-        <w:rPr>
-          <w:rFonts w:ascii="Times New Roman" w:hAnsi="Times New Roman"/>
-          <w:b w:val="0"/>
-          <w:color w:val="334155"/>
-          <w:sz w:val="18"/>
-        </w:rPr>
-        <w:t xml:space="preserve">   4.5 End-to-End Workflow Execution</w:t>
-      </w:r>
-      <w:r>
-        <w:rPr>
-          <w:rFonts w:ascii="Times New Roman" w:hAnsi="Times New Roman"/>
-          <w:color w:val="94A3B8"/>
-          <w:sz w:val="17"/>
-        </w:rPr>
-        <w:t xml:space="preserve"> ...................... </w:t>
-      </w:r>
-      <w:r>
-        <w:rPr>
-          <w:rFonts w:ascii="Times New Roman" w:hAnsi="Times New Roman"/>
-          <w:b w:val="0"/>
-          <w:color w:val="334155"/>
-          <w:sz w:val="18"/>
-        </w:rPr>
-        <w:t>14</w:t>
-      </w:r>
-    </w:p>
-    <w:p>
-      <w:pPr>
-        <w:spacing w:line="240" w:lineRule="auto" w:after="10" w:before="0"/>
-      </w:pPr>
-      <w:r>
-        <w:rPr>
-          <w:rFonts w:ascii="Times New Roman" w:hAnsi="Times New Roman"/>
-          <w:b w:val="0"/>
-          <w:color w:val="334155"/>
-          <w:sz w:val="18"/>
-        </w:rPr>
-        <w:t xml:space="preserve">   4.6 Security and Incident Triage Workflow (Figure 3)</w:t>
-      </w:r>
-      <w:r>
-        <w:rPr>
-          <w:rFonts w:ascii="Times New Roman" w:hAnsi="Times New Roman"/>
-          <w:color w:val="94A3B8"/>
-          <w:sz w:val="17"/>
-        </w:rPr>
-        <w:t xml:space="preserve"> .... </w:t>
-      </w:r>
-      <w:r>
-        <w:rPr>
-          <w:rFonts w:ascii="Times New Roman" w:hAnsi="Times New Roman"/>
-          <w:b w:val="0"/>
-          <w:color w:val="334155"/>
-          <w:sz w:val="18"/>
-        </w:rPr>
-        <w:t>14</w:t>
-      </w:r>
-    </w:p>
-    <w:p>
-      <w:pPr>
-        <w:spacing w:line="240" w:lineRule="auto" w:after="10" w:before="0"/>
-      </w:pPr>
-      <w:r>
-        <w:rPr>
-          <w:rFonts w:ascii="Times New Roman" w:hAnsi="Times New Roman"/>
-          <w:b w:val="0"/>
-          <w:color w:val="334155"/>
-          <w:sz w:val="18"/>
-        </w:rPr>
-        <w:t xml:space="preserve">   4.7 Proposed AWS Deployment Architecture (Figure 4)</w:t>
-      </w:r>
-      <w:r>
-        <w:rPr>
-          <w:rFonts w:ascii="Times New Roman" w:hAnsi="Times New Roman"/>
-          <w:color w:val="94A3B8"/>
-          <w:sz w:val="17"/>
-        </w:rPr>
-        <w:t xml:space="preserve"> .... </w:t>
-      </w:r>
-      <w:r>
-        <w:rPr>
-          <w:rFonts w:ascii="Times New Roman" w:hAnsi="Times New Roman"/>
-          <w:b w:val="0"/>
-          <w:color w:val="334155"/>
-          <w:sz w:val="18"/>
-        </w:rPr>
-        <w:t>14</w:t>
-      </w:r>
-    </w:p>
-    <w:p>
-      <w:pPr>
-        <w:spacing w:line="240" w:lineRule="auto" w:after="10" w:before="0"/>
-      </w:pPr>
-      <w:r>
-        <w:rPr>
-          <w:rFonts w:ascii="Times New Roman" w:hAnsi="Times New Roman"/>
-          <w:b/>
-          <w:color w:val="0F172A"/>
-          <w:sz w:val="19"/>
-        </w:rPr>
-        <w:t>5. Module Implementation</w:t>
-      </w:r>
-      <w:r>
-        <w:rPr>
-          <w:rFonts w:ascii="Times New Roman" w:hAnsi="Times New Roman"/>
-          <w:color w:val="94A3B8"/>
-          <w:sz w:val="17"/>
-        </w:rPr>
-        <w:t xml:space="preserve"> .............................................. </w:t>
-      </w:r>
-      <w:r>
-        <w:rPr>
-          <w:rFonts w:ascii="Times New Roman" w:hAnsi="Times New Roman"/>
-          <w:b/>
-          <w:color w:val="0F172A"/>
-          <w:sz w:val="19"/>
-        </w:rPr>
-        <w:t>14</w:t>
-      </w:r>
-    </w:p>
-    <w:p>
-      <w:pPr>
-        <w:spacing w:line="240" w:lineRule="auto" w:after="10" w:before="0"/>
-      </w:pPr>
-      <w:r>
-        <w:rPr>
-          <w:rFonts w:ascii="Times New Roman" w:hAnsi="Times New Roman"/>
-          <w:b w:val="0"/>
-          <w:color w:val="334155"/>
-          <w:sz w:val="18"/>
-        </w:rPr>
-        <w:t xml:space="preserve">   5.1 Overview of the Seven Modules (Table 5.1)</w:t>
-      </w:r>
-      <w:r>
-        <w:rPr>
-          <w:rFonts w:ascii="Times New Roman" w:hAnsi="Times New Roman"/>
-          <w:color w:val="94A3B8"/>
-          <w:sz w:val="17"/>
-        </w:rPr>
-        <w:t xml:space="preserve"> .... </w:t>
-      </w:r>
-      <w:r>
-        <w:rPr>
-          <w:rFonts w:ascii="Times New Roman" w:hAnsi="Times New Roman"/>
-          <w:b w:val="0"/>
-          <w:color w:val="334155"/>
-          <w:sz w:val="18"/>
-        </w:rPr>
-        <w:t>14</w:t>
-      </w:r>
-    </w:p>
-    <w:p>
-      <w:pPr>
-        <w:spacing w:line="240" w:lineRule="auto" w:after="10" w:before="0"/>
-      </w:pPr>
-      <w:r>
-        <w:rPr>
-          <w:rFonts w:ascii="Times New Roman" w:hAnsi="Times New Roman"/>
-          <w:b w:val="0"/>
-          <w:color w:val="334155"/>
-          <w:sz w:val="18"/>
-        </w:rPr>
-        <w:t xml:space="preserve">   5.2 Module 1: Order Dispatch &amp; Storefront Interface (Figure 5)</w:t>
-      </w:r>
-      <w:r>
-        <w:rPr>
-          <w:rFonts w:ascii="Times New Roman" w:hAnsi="Times New Roman"/>
-          <w:color w:val="94A3B8"/>
-          <w:sz w:val="17"/>
-        </w:rPr>
-        <w:t xml:space="preserve"> .... </w:t>
-      </w:r>
-      <w:r>
-        <w:rPr>
-          <w:rFonts w:ascii="Times New Roman" w:hAnsi="Times New Roman"/>
-          <w:b w:val="0"/>
-          <w:color w:val="334155"/>
-          <w:sz w:val="18"/>
-        </w:rPr>
-        <w:t>15</w:t>
-      </w:r>
-    </w:p>
-    <w:p>
-      <w:pPr>
-        <w:spacing w:line="240" w:lineRule="auto" w:after="10" w:before="0"/>
-      </w:pPr>
-      <w:r>
-        <w:rPr>
-          <w:rFonts w:ascii="Times New Roman" w:hAnsi="Times New Roman"/>
-          <w:b w:val="0"/>
-          <w:color w:val="334155"/>
-          <w:sz w:val="18"/>
-        </w:rPr>
-        <w:t xml:space="preserve">   5.3 Module 2: Fault Execution &amp; Zero-Division Crash (Figure 6)</w:t>
-      </w:r>
-      <w:r>
-        <w:rPr>
-          <w:rFonts w:ascii="Times New Roman" w:hAnsi="Times New Roman"/>
-          <w:color w:val="94A3B8"/>
-          <w:sz w:val="17"/>
-        </w:rPr>
-        <w:t xml:space="preserve"> .... </w:t>
-      </w:r>
-      <w:r>
-        <w:rPr>
-          <w:rFonts w:ascii="Times New Roman" w:hAnsi="Times New Roman"/>
-          <w:b w:val="0"/>
-          <w:color w:val="334155"/>
-          <w:sz w:val="18"/>
-        </w:rPr>
-        <w:t>16</w:t>
-      </w:r>
-    </w:p>
-    <w:p>
-      <w:pPr>
-        <w:spacing w:line="240" w:lineRule="auto" w:after="10" w:before="0"/>
-      </w:pPr>
-      <w:r>
-        <w:rPr>
-          <w:rFonts w:ascii="Times New Roman" w:hAnsi="Times New Roman"/>
-          <w:b w:val="0"/>
-          <w:color w:val="334155"/>
-          <w:sz w:val="18"/>
-        </w:rPr>
-        <w:t xml:space="preserve">   5.4 Module 3: Server Runtime Crash &amp; Stack Trace Terminal (Figure 7)</w:t>
-      </w:r>
-      <w:r>
-        <w:rPr>
-          <w:rFonts w:ascii="Times New Roman" w:hAnsi="Times New Roman"/>
-          <w:color w:val="94A3B8"/>
-          <w:sz w:val="17"/>
-        </w:rPr>
-        <w:t xml:space="preserve"> .... </w:t>
-      </w:r>
-      <w:r>
-        <w:rPr>
-          <w:rFonts w:ascii="Times New Roman" w:hAnsi="Times New Roman"/>
-          <w:b w:val="0"/>
-          <w:color w:val="334155"/>
-          <w:sz w:val="18"/>
-        </w:rPr>
-        <w:t>17</w:t>
-      </w:r>
-    </w:p>
-    <w:p>
-      <w:pPr>
-        <w:spacing w:line="240" w:lineRule="auto" w:after="10" w:before="0"/>
-      </w:pPr>
-      <w:r>
-        <w:rPr>
-          <w:rFonts w:ascii="Times New Roman" w:hAnsi="Times New Roman"/>
-          <w:b w:val="0"/>
-          <w:color w:val="334155"/>
-          <w:sz w:val="18"/>
-        </w:rPr>
-        <w:t xml:space="preserve">   5.5 Module 4: CloudWatch Metric Filter Ingestion (Figure 8)</w:t>
-      </w:r>
-      <w:r>
-        <w:rPr>
-          <w:rFonts w:ascii="Times New Roman" w:hAnsi="Times New Roman"/>
-          <w:color w:val="94A3B8"/>
-          <w:sz w:val="17"/>
-        </w:rPr>
-        <w:t xml:space="preserve"> .... </w:t>
-      </w:r>
-      <w:r>
-        <w:rPr>
-          <w:rFonts w:ascii="Times New Roman" w:hAnsi="Times New Roman"/>
-          <w:b w:val="0"/>
-          <w:color w:val="334155"/>
-          <w:sz w:val="18"/>
-        </w:rPr>
-        <w:t>18</w:t>
-      </w:r>
-    </w:p>
-    <w:p>
-      <w:pPr>
-        <w:spacing w:line="240" w:lineRule="auto" w:after="10" w:before="0"/>
-      </w:pPr>
-      <w:r>
-        <w:rPr>
-          <w:rFonts w:ascii="Times New Roman" w:hAnsi="Times New Roman"/>
-          <w:b w:val="0"/>
-          <w:color w:val="334155"/>
-          <w:sz w:val="18"/>
-        </w:rPr>
-        <w:t xml:space="preserve">   5.6 Module 5: Forensic S3 Vault Archival (Figure 9)</w:t>
-      </w:r>
-      <w:r>
-        <w:rPr>
-          <w:rFonts w:ascii="Times New Roman" w:hAnsi="Times New Roman"/>
-          <w:color w:val="94A3B8"/>
-          <w:sz w:val="17"/>
-        </w:rPr>
-        <w:t xml:space="preserve"> .... </w:t>
-      </w:r>
-      <w:r>
-        <w:rPr>
-          <w:rFonts w:ascii="Times New Roman" w:hAnsi="Times New Roman"/>
-          <w:b w:val="0"/>
-          <w:color w:val="334155"/>
-          <w:sz w:val="18"/>
-        </w:rPr>
-        <w:t>19</w:t>
-      </w:r>
-    </w:p>
-    <w:p>
-      <w:pPr>
-        <w:spacing w:line="240" w:lineRule="auto" w:after="10" w:before="0"/>
-      </w:pPr>
-      <w:r>
-        <w:rPr>
-          <w:rFonts w:ascii="Times New Roman" w:hAnsi="Times New Roman"/>
-          <w:b w:val="0"/>
-          <w:color w:val="334155"/>
-          <w:sz w:val="18"/>
-        </w:rPr>
-        <w:t xml:space="preserve">   5.7 Module 6: Agile Story Creator on GitHub Issues (Figure 10)</w:t>
-      </w:r>
-      <w:r>
-        <w:rPr>
-          <w:rFonts w:ascii="Times New Roman" w:hAnsi="Times New Roman"/>
-          <w:color w:val="94A3B8"/>
-          <w:sz w:val="17"/>
-        </w:rPr>
-        <w:t xml:space="preserve"> .... </w:t>
-      </w:r>
-      <w:r>
-        <w:rPr>
-          <w:rFonts w:ascii="Times New Roman" w:hAnsi="Times New Roman"/>
-          <w:b w:val="0"/>
-          <w:color w:val="334155"/>
-          <w:sz w:val="18"/>
-        </w:rPr>
-        <w:t>20</w:t>
-      </w:r>
-    </w:p>
-    <w:p>
-      <w:pPr>
-        <w:spacing w:line="240" w:lineRule="auto" w:after="10" w:before="0"/>
-      </w:pPr>
-      <w:r>
-        <w:rPr>
-          <w:rFonts w:ascii="Times New Roman" w:hAnsi="Times New Roman"/>
-          <w:b w:val="0"/>
-          <w:color w:val="334155"/>
-          <w:sz w:val="18"/>
-        </w:rPr>
-        <w:t xml:space="preserve">   5.8 Module 7: CI/CD Regression &amp; Smart Commit Close (Figure 11)</w:t>
-      </w:r>
-      <w:r>
-        <w:rPr>
-          <w:rFonts w:ascii="Times New Roman" w:hAnsi="Times New Roman"/>
-          <w:color w:val="94A3B8"/>
-          <w:sz w:val="17"/>
-        </w:rPr>
-        <w:t xml:space="preserve"> .... </w:t>
-      </w:r>
-      <w:r>
-        <w:rPr>
-          <w:rFonts w:ascii="Times New Roman" w:hAnsi="Times New Roman"/>
-          <w:b w:val="0"/>
-          <w:color w:val="334155"/>
-          <w:sz w:val="18"/>
-        </w:rPr>
-        <w:t>21</w:t>
-      </w:r>
-    </w:p>
-    <w:p>
-      <w:pPr>
-        <w:spacing w:line="240" w:lineRule="auto" w:after="10" w:before="0"/>
-      </w:pPr>
-      <w:r>
-        <w:rPr>
-          <w:rFonts w:ascii="Times New Roman" w:hAnsi="Times New Roman"/>
-          <w:b w:val="0"/>
-          <w:color w:val="334155"/>
-          <w:sz w:val="18"/>
-        </w:rPr>
-        <w:t xml:space="preserve">   5.9 Inter-Module Communication</w:t>
-      </w:r>
-      <w:r>
-        <w:rPr>
-          <w:rFonts w:ascii="Times New Roman" w:hAnsi="Times New Roman"/>
-          <w:color w:val="94A3B8"/>
-          <w:sz w:val="17"/>
-        </w:rPr>
-        <w:t xml:space="preserve"> ............................ </w:t>
-      </w:r>
-      <w:r>
-        <w:rPr>
-          <w:rFonts w:ascii="Times New Roman" w:hAnsi="Times New Roman"/>
-          <w:b w:val="0"/>
-          <w:color w:val="334155"/>
-          <w:sz w:val="18"/>
-        </w:rPr>
-        <w:t>22</w:t>
-      </w:r>
-    </w:p>
-    <w:p>
-      <w:pPr>
-        <w:spacing w:line="240" w:lineRule="auto" w:after="10" w:before="0"/>
-      </w:pPr>
-      <w:r>
-        <w:rPr>
-          <w:rFonts w:ascii="Times New Roman" w:hAnsi="Times New Roman"/>
-          <w:b w:val="0"/>
-          <w:color w:val="334155"/>
-          <w:sz w:val="18"/>
-        </w:rPr>
-        <w:t xml:space="preserve">   5.10 Error Handling and Failure Scenarios</w:t>
-      </w:r>
-      <w:r>
-        <w:rPr>
-          <w:rFonts w:ascii="Times New Roman" w:hAnsi="Times New Roman"/>
-          <w:color w:val="94A3B8"/>
-          <w:sz w:val="17"/>
-        </w:rPr>
-        <w:t xml:space="preserve"> ...... </w:t>
-      </w:r>
-      <w:r>
-        <w:rPr>
-          <w:rFonts w:ascii="Times New Roman" w:hAnsi="Times New Roman"/>
-          <w:b w:val="0"/>
-          <w:color w:val="334155"/>
-          <w:sz w:val="18"/>
-        </w:rPr>
-        <w:t>22</w:t>
-      </w:r>
-    </w:p>
-    <w:p>
-      <w:pPr>
-        <w:spacing w:line="240" w:lineRule="auto" w:after="10" w:before="0"/>
-      </w:pPr>
-      <w:r>
-        <w:rPr>
-          <w:rFonts w:ascii="Times New Roman" w:hAnsi="Times New Roman"/>
-          <w:b w:val="0"/>
-          <w:color w:val="334155"/>
-          <w:sz w:val="18"/>
-        </w:rPr>
-        <w:t xml:space="preserve">   5.11 Implementation Limitations</w:t>
-      </w:r>
-      <w:r>
-        <w:rPr>
-          <w:rFonts w:ascii="Times New Roman" w:hAnsi="Times New Roman"/>
-          <w:color w:val="94A3B8"/>
-          <w:sz w:val="17"/>
-        </w:rPr>
-        <w:t xml:space="preserve"> .......................... </w:t>
-      </w:r>
-      <w:r>
-        <w:rPr>
-          <w:rFonts w:ascii="Times New Roman" w:hAnsi="Times New Roman"/>
-          <w:b w:val="0"/>
-          <w:color w:val="334155"/>
-          <w:sz w:val="18"/>
-        </w:rPr>
-        <w:t>22</w:t>
-      </w:r>
-    </w:p>
-    <w:p>
-      <w:r>
-        <w:br w:type="page"/>
-      </w:r>
-    </w:p>
-    <w:p>
-      <w:pPr>
-        <w:spacing w:before="160" w:after="200"/>
-        <w:jc w:val="center"/>
-      </w:pPr>
-      <w:r>
-        <w:rPr>
-          <w:rFonts w:ascii="Times New Roman" w:hAnsi="Times New Roman"/>
-          <w:b/>
-          <w:color w:val="0F172A"/>
-          <w:sz w:val="26"/>
-        </w:rPr>
-        <w:t>TABLE OF CONTENTS (CONTINUED)</w:t>
-      </w:r>
-    </w:p>
-    <w:p>
-      <w:pPr>
-        <w:spacing w:line="240" w:lineRule="auto" w:after="10" w:before="0"/>
-      </w:pPr>
-      <w:r>
-        <w:rPr>
-          <w:rFonts w:ascii="Times New Roman" w:hAnsi="Times New Roman"/>
-          <w:b/>
-          <w:color w:val="0F172A"/>
-          <w:sz w:val="19"/>
-        </w:rPr>
-        <w:t>6. Security and Safety Controls</w:t>
-      </w:r>
-      <w:r>
-        <w:rPr>
-          <w:rFonts w:ascii="Times New Roman" w:hAnsi="Times New Roman"/>
-          <w:color w:val="94A3B8"/>
-          <w:sz w:val="17"/>
-        </w:rPr>
-        <w:t xml:space="preserve"> ................................ </w:t>
-      </w:r>
-      <w:r>
-        <w:rPr>
-          <w:rFonts w:ascii="Times New Roman" w:hAnsi="Times New Roman"/>
-          <w:b/>
-          <w:color w:val="0F172A"/>
-          <w:sz w:val="19"/>
-        </w:rPr>
-        <w:t>23</w:t>
-      </w:r>
-    </w:p>
-    <w:p>
-      <w:pPr>
-        <w:spacing w:line="240" w:lineRule="auto" w:after="10" w:before="0"/>
-      </w:pPr>
-      <w:r>
-        <w:rPr>
-          <w:rFonts w:ascii="Times New Roman" w:hAnsi="Times New Roman"/>
-          <w:b w:val="0"/>
-          <w:color w:val="334155"/>
-          <w:sz w:val="18"/>
-        </w:rPr>
-        <w:t xml:space="preserve">   6.1 AWS Credential Management</w:t>
-      </w:r>
-      <w:r>
-        <w:rPr>
-          <w:rFonts w:ascii="Times New Roman" w:hAnsi="Times New Roman"/>
-          <w:color w:val="94A3B8"/>
-          <w:sz w:val="17"/>
-        </w:rPr>
-        <w:t xml:space="preserve"> .............................. </w:t>
-      </w:r>
-      <w:r>
-        <w:rPr>
-          <w:rFonts w:ascii="Times New Roman" w:hAnsi="Times New Roman"/>
-          <w:b w:val="0"/>
-          <w:color w:val="334155"/>
-          <w:sz w:val="18"/>
-        </w:rPr>
-        <w:t>23</w:t>
-      </w:r>
-    </w:p>
-    <w:p>
-      <w:pPr>
-        <w:spacing w:line="240" w:lineRule="auto" w:after="10" w:before="0"/>
-      </w:pPr>
-      <w:r>
-        <w:rPr>
-          <w:rFonts w:ascii="Times New Roman" w:hAnsi="Times New Roman"/>
-          <w:b w:val="0"/>
-          <w:color w:val="334155"/>
-          <w:sz w:val="18"/>
-        </w:rPr>
-        <w:t xml:space="preserve">   6.2 IAM Roles and Least-Privilege Permissions</w:t>
-      </w:r>
-      <w:r>
-        <w:rPr>
-          <w:rFonts w:ascii="Times New Roman" w:hAnsi="Times New Roman"/>
-          <w:color w:val="94A3B8"/>
-          <w:sz w:val="17"/>
-        </w:rPr>
-        <w:t xml:space="preserve"> .... </w:t>
-      </w:r>
-      <w:r>
-        <w:rPr>
-          <w:rFonts w:ascii="Times New Roman" w:hAnsi="Times New Roman"/>
-          <w:b w:val="0"/>
-          <w:color w:val="334155"/>
-          <w:sz w:val="18"/>
-        </w:rPr>
-        <w:t>23</w:t>
-      </w:r>
-    </w:p>
-    <w:p>
-      <w:pPr>
-        <w:spacing w:line="240" w:lineRule="auto" w:after="10" w:before="0"/>
-      </w:pPr>
-      <w:r>
-        <w:rPr>
-          <w:rFonts w:ascii="Times New Roman" w:hAnsi="Times New Roman"/>
-          <w:b w:val="0"/>
-          <w:color w:val="334155"/>
-          <w:sz w:val="18"/>
-        </w:rPr>
-        <w:t xml:space="preserve">   6.3 AWS Identity Verification</w:t>
-      </w:r>
-      <w:r>
-        <w:rPr>
-          <w:rFonts w:ascii="Times New Roman" w:hAnsi="Times New Roman"/>
-          <w:color w:val="94A3B8"/>
-          <w:sz w:val="17"/>
-        </w:rPr>
-        <w:t xml:space="preserve"> .............................. </w:t>
-      </w:r>
-      <w:r>
-        <w:rPr>
-          <w:rFonts w:ascii="Times New Roman" w:hAnsi="Times New Roman"/>
-          <w:b w:val="0"/>
-          <w:color w:val="334155"/>
-          <w:sz w:val="18"/>
-        </w:rPr>
-        <w:t>23</w:t>
-      </w:r>
-    </w:p>
-    <w:p>
-      <w:pPr>
-        <w:spacing w:line="240" w:lineRule="auto" w:after="10" w:before="0"/>
-      </w:pPr>
-      <w:r>
-        <w:rPr>
-          <w:rFonts w:ascii="Times New Roman" w:hAnsi="Times New Roman"/>
-          <w:b w:val="0"/>
-          <w:color w:val="334155"/>
-          <w:sz w:val="18"/>
-        </w:rPr>
-        <w:t xml:space="preserve">   6.4 GitHub Token Protection</w:t>
-      </w:r>
-      <w:r>
-        <w:rPr>
-          <w:rFonts w:ascii="Times New Roman" w:hAnsi="Times New Roman"/>
-          <w:color w:val="94A3B8"/>
-          <w:sz w:val="17"/>
-        </w:rPr>
-        <w:t xml:space="preserve"> .................................. </w:t>
-      </w:r>
-      <w:r>
-        <w:rPr>
-          <w:rFonts w:ascii="Times New Roman" w:hAnsi="Times New Roman"/>
-          <w:b w:val="0"/>
-          <w:color w:val="334155"/>
-          <w:sz w:val="18"/>
-        </w:rPr>
-        <w:t>23</w:t>
-      </w:r>
-    </w:p>
-    <w:p>
-      <w:pPr>
-        <w:spacing w:line="240" w:lineRule="auto" w:after="10" w:before="0"/>
-      </w:pPr>
-      <w:r>
-        <w:rPr>
-          <w:rFonts w:ascii="Times New Roman" w:hAnsi="Times New Roman"/>
-          <w:b w:val="0"/>
-          <w:color w:val="334155"/>
-          <w:sz w:val="18"/>
-        </w:rPr>
-        <w:t xml:space="preserve">   6.5 Live Mode versus Demo Mode</w:t>
-      </w:r>
-      <w:r>
-        <w:rPr>
-          <w:rFonts w:ascii="Times New Roman" w:hAnsi="Times New Roman"/>
-          <w:color w:val="94A3B8"/>
-          <w:sz w:val="17"/>
-        </w:rPr>
-        <w:t xml:space="preserve"> ............................ </w:t>
-      </w:r>
-      <w:r>
-        <w:rPr>
-          <w:rFonts w:ascii="Times New Roman" w:hAnsi="Times New Roman"/>
-          <w:b w:val="0"/>
-          <w:color w:val="334155"/>
-          <w:sz w:val="18"/>
-        </w:rPr>
-        <w:t>23</w:t>
-      </w:r>
-    </w:p>
-    <w:p>
-      <w:pPr>
-        <w:spacing w:line="240" w:lineRule="auto" w:after="10" w:before="0"/>
-      </w:pPr>
-      <w:r>
-        <w:rPr>
-          <w:rFonts w:ascii="Times New Roman" w:hAnsi="Times New Roman"/>
-          <w:b w:val="0"/>
-          <w:color w:val="334155"/>
-          <w:sz w:val="18"/>
-        </w:rPr>
-        <w:t xml:space="preserve">   6.6 Forensic Dump Integrity Verification</w:t>
-      </w:r>
-      <w:r>
-        <w:rPr>
-          <w:rFonts w:ascii="Times New Roman" w:hAnsi="Times New Roman"/>
-          <w:color w:val="94A3B8"/>
-          <w:sz w:val="17"/>
-        </w:rPr>
-        <w:t xml:space="preserve"> ........ </w:t>
-      </w:r>
-      <w:r>
-        <w:rPr>
-          <w:rFonts w:ascii="Times New Roman" w:hAnsi="Times New Roman"/>
-          <w:b w:val="0"/>
-          <w:color w:val="334155"/>
-          <w:sz w:val="18"/>
-        </w:rPr>
-        <w:t>23</w:t>
-      </w:r>
-    </w:p>
-    <w:p>
-      <w:pPr>
-        <w:spacing w:line="240" w:lineRule="auto" w:after="10" w:before="0"/>
-      </w:pPr>
-      <w:r>
-        <w:rPr>
-          <w:rFonts w:ascii="Times New Roman" w:hAnsi="Times New Roman"/>
-          <w:b w:val="0"/>
-          <w:color w:val="334155"/>
-          <w:sz w:val="18"/>
-        </w:rPr>
-        <w:t xml:space="preserve">   6.7 Graceful Customer Insulation Safeguards</w:t>
-      </w:r>
-      <w:r>
-        <w:rPr>
-          <w:rFonts w:ascii="Times New Roman" w:hAnsi="Times New Roman"/>
-          <w:color w:val="94A3B8"/>
-          <w:sz w:val="17"/>
-        </w:rPr>
-        <w:t xml:space="preserve"> .... </w:t>
-      </w:r>
-      <w:r>
-        <w:rPr>
-          <w:rFonts w:ascii="Times New Roman" w:hAnsi="Times New Roman"/>
-          <w:b w:val="0"/>
-          <w:color w:val="334155"/>
-          <w:sz w:val="18"/>
-        </w:rPr>
-        <w:t>23</w:t>
-      </w:r>
-    </w:p>
-    <w:p>
-      <w:pPr>
-        <w:spacing w:line="240" w:lineRule="auto" w:after="10" w:before="0"/>
-      </w:pPr>
-      <w:r>
-        <w:rPr>
-          <w:rFonts w:ascii="Times New Roman" w:hAnsi="Times New Roman"/>
-          <w:b w:val="0"/>
-          <w:color w:val="334155"/>
-          <w:sz w:val="18"/>
-        </w:rPr>
-        <w:t xml:space="preserve">   6.8 Incident Retention and Audit Logging</w:t>
-      </w:r>
-      <w:r>
-        <w:rPr>
-          <w:rFonts w:ascii="Times New Roman" w:hAnsi="Times New Roman"/>
-          <w:color w:val="94A3B8"/>
-          <w:sz w:val="17"/>
-        </w:rPr>
-        <w:t xml:space="preserve"> ........ </w:t>
-      </w:r>
-      <w:r>
-        <w:rPr>
-          <w:rFonts w:ascii="Times New Roman" w:hAnsi="Times New Roman"/>
-          <w:b w:val="0"/>
-          <w:color w:val="334155"/>
-          <w:sz w:val="18"/>
-        </w:rPr>
-        <w:t>24</w:t>
-      </w:r>
-    </w:p>
-    <w:p>
-      <w:pPr>
-        <w:spacing w:line="240" w:lineRule="auto" w:after="10" w:before="0"/>
-      </w:pPr>
-      <w:r>
-        <w:rPr>
-          <w:rFonts w:ascii="Times New Roman" w:hAnsi="Times New Roman"/>
-          <w:b w:val="0"/>
-          <w:color w:val="334155"/>
-          <w:sz w:val="18"/>
-        </w:rPr>
-        <w:t xml:space="preserve">   6.9 GitOps Review and Commit Boundaries</w:t>
-      </w:r>
-      <w:r>
-        <w:rPr>
-          <w:rFonts w:ascii="Times New Roman" w:hAnsi="Times New Roman"/>
-          <w:color w:val="94A3B8"/>
-          <w:sz w:val="17"/>
-        </w:rPr>
-        <w:t xml:space="preserve"> .......... </w:t>
-      </w:r>
-      <w:r>
-        <w:rPr>
-          <w:rFonts w:ascii="Times New Roman" w:hAnsi="Times New Roman"/>
-          <w:b w:val="0"/>
-          <w:color w:val="334155"/>
-          <w:sz w:val="18"/>
-        </w:rPr>
-        <w:t>24</w:t>
-      </w:r>
-    </w:p>
-    <w:p>
-      <w:pPr>
-        <w:spacing w:line="240" w:lineRule="auto" w:after="10" w:before="0"/>
-      </w:pPr>
-      <w:r>
-        <w:rPr>
-          <w:rFonts w:ascii="Times New Roman" w:hAnsi="Times New Roman"/>
-          <w:b w:val="0"/>
-          <w:color w:val="334155"/>
-          <w:sz w:val="18"/>
-        </w:rPr>
-        <w:t xml:space="preserve">   6.10 Security Limitations and Threat Vector Analysis (Table 6.1)</w:t>
-      </w:r>
-      <w:r>
-        <w:rPr>
-          <w:rFonts w:ascii="Times New Roman" w:hAnsi="Times New Roman"/>
-          <w:color w:val="94A3B8"/>
-          <w:sz w:val="17"/>
-        </w:rPr>
-        <w:t xml:space="preserve"> .... </w:t>
-      </w:r>
-      <w:r>
-        <w:rPr>
-          <w:rFonts w:ascii="Times New Roman" w:hAnsi="Times New Roman"/>
-          <w:b w:val="0"/>
-          <w:color w:val="334155"/>
-          <w:sz w:val="18"/>
-        </w:rPr>
-        <w:t>24</w:t>
-      </w:r>
-    </w:p>
-    <w:p>
-      <w:pPr>
-        <w:spacing w:line="240" w:lineRule="auto" w:after="10" w:before="0"/>
-      </w:pPr>
-      <w:r>
-        <w:rPr>
-          <w:rFonts w:ascii="Times New Roman" w:hAnsi="Times New Roman"/>
-          <w:b/>
-          <w:color w:val="0F172A"/>
-          <w:sz w:val="19"/>
-        </w:rPr>
-        <w:t>7. Installation, Configuration and Operation</w:t>
-      </w:r>
-      <w:r>
-        <w:rPr>
-          <w:rFonts w:ascii="Times New Roman" w:hAnsi="Times New Roman"/>
-          <w:color w:val="94A3B8"/>
-          <w:sz w:val="17"/>
-        </w:rPr>
-        <w:t xml:space="preserve"> ...... </w:t>
-      </w:r>
-      <w:r>
-        <w:rPr>
-          <w:rFonts w:ascii="Times New Roman" w:hAnsi="Times New Roman"/>
-          <w:b/>
-          <w:color w:val="0F172A"/>
-          <w:sz w:val="19"/>
-        </w:rPr>
-        <w:t>24</w:t>
-      </w:r>
-    </w:p>
-    <w:p>
-      <w:pPr>
-        <w:spacing w:line="240" w:lineRule="auto" w:after="10" w:before="0"/>
-      </w:pPr>
-      <w:r>
-        <w:rPr>
-          <w:rFonts w:ascii="Times New Roman" w:hAnsi="Times New Roman"/>
-          <w:b w:val="0"/>
-          <w:color w:val="334155"/>
-          <w:sz w:val="18"/>
-        </w:rPr>
-        <w:t xml:space="preserve">   7.1 Prerequisites</w:t>
-      </w:r>
-      <w:r>
-        <w:rPr>
-          <w:rFonts w:ascii="Times New Roman" w:hAnsi="Times New Roman"/>
-          <w:color w:val="94A3B8"/>
-          <w:sz w:val="17"/>
-        </w:rPr>
-        <w:t xml:space="preserve"> ...................................................... </w:t>
-      </w:r>
-      <w:r>
-        <w:rPr>
-          <w:rFonts w:ascii="Times New Roman" w:hAnsi="Times New Roman"/>
-          <w:b w:val="0"/>
-          <w:color w:val="334155"/>
-          <w:sz w:val="18"/>
-        </w:rPr>
-        <w:t>24</w:t>
-      </w:r>
-    </w:p>
-    <w:p>
-      <w:pPr>
-        <w:spacing w:line="240" w:lineRule="auto" w:after="10" w:before="0"/>
-      </w:pPr>
-      <w:r>
-        <w:rPr>
-          <w:rFonts w:ascii="Times New Roman" w:hAnsi="Times New Roman"/>
-          <w:b w:val="0"/>
-          <w:color w:val="334155"/>
-          <w:sz w:val="18"/>
-        </w:rPr>
-        <w:t xml:space="preserve">   7.2 Obtaining the Source Code</w:t>
-      </w:r>
-      <w:r>
-        <w:rPr>
-          <w:rFonts w:ascii="Times New Roman" w:hAnsi="Times New Roman"/>
-          <w:color w:val="94A3B8"/>
-          <w:sz w:val="17"/>
-        </w:rPr>
-        <w:t xml:space="preserve"> .............................. </w:t>
-      </w:r>
-      <w:r>
-        <w:rPr>
-          <w:rFonts w:ascii="Times New Roman" w:hAnsi="Times New Roman"/>
-          <w:b w:val="0"/>
-          <w:color w:val="334155"/>
-          <w:sz w:val="18"/>
-        </w:rPr>
-        <w:t>24</w:t>
-      </w:r>
-    </w:p>
-    <w:p>
-      <w:pPr>
-        <w:spacing w:line="240" w:lineRule="auto" w:after="10" w:before="0"/>
-      </w:pPr>
-      <w:r>
-        <w:rPr>
-          <w:rFonts w:ascii="Times New Roman" w:hAnsi="Times New Roman"/>
-          <w:b w:val="0"/>
-          <w:color w:val="334155"/>
-          <w:sz w:val="18"/>
-        </w:rPr>
-        <w:t xml:space="preserve">   7.3 Python Environment Setup</w:t>
-      </w:r>
-      <w:r>
-        <w:rPr>
-          <w:rFonts w:ascii="Times New Roman" w:hAnsi="Times New Roman"/>
-          <w:color w:val="94A3B8"/>
-          <w:sz w:val="17"/>
-        </w:rPr>
-        <w:t xml:space="preserve"> ................................ </w:t>
-      </w:r>
-      <w:r>
-        <w:rPr>
-          <w:rFonts w:ascii="Times New Roman" w:hAnsi="Times New Roman"/>
-          <w:b w:val="0"/>
-          <w:color w:val="334155"/>
-          <w:sz w:val="18"/>
-        </w:rPr>
-        <w:t>25</w:t>
-      </w:r>
-    </w:p>
-    <w:p>
-      <w:pPr>
-        <w:spacing w:line="240" w:lineRule="auto" w:after="10" w:before="0"/>
-      </w:pPr>
-      <w:r>
-        <w:rPr>
-          <w:rFonts w:ascii="Times New Roman" w:hAnsi="Times New Roman"/>
-          <w:b w:val="0"/>
-          <w:color w:val="334155"/>
-          <w:sz w:val="18"/>
-        </w:rPr>
-        <w:t xml:space="preserve">   7.4 Dependency Installation</w:t>
-      </w:r>
-      <w:r>
-        <w:rPr>
-          <w:rFonts w:ascii="Times New Roman" w:hAnsi="Times New Roman"/>
-          <w:color w:val="94A3B8"/>
-          <w:sz w:val="17"/>
-        </w:rPr>
-        <w:t xml:space="preserve"> .................................. </w:t>
-      </w:r>
-      <w:r>
-        <w:rPr>
-          <w:rFonts w:ascii="Times New Roman" w:hAnsi="Times New Roman"/>
-          <w:b w:val="0"/>
-          <w:color w:val="334155"/>
-          <w:sz w:val="18"/>
-        </w:rPr>
-        <w:t>25</w:t>
-      </w:r>
-    </w:p>
-    <w:p>
-      <w:pPr>
-        <w:spacing w:line="240" w:lineRule="auto" w:after="10" w:before="0"/>
-      </w:pPr>
-      <w:r>
-        <w:rPr>
-          <w:rFonts w:ascii="Times New Roman" w:hAnsi="Times New Roman"/>
-          <w:b w:val="0"/>
-          <w:color w:val="334155"/>
-          <w:sz w:val="18"/>
-        </w:rPr>
-        <w:t xml:space="preserve">   7.5 External Tool Installation</w:t>
-      </w:r>
-      <w:r>
-        <w:rPr>
-          <w:rFonts w:ascii="Times New Roman" w:hAnsi="Times New Roman"/>
-          <w:color w:val="94A3B8"/>
-          <w:sz w:val="17"/>
-        </w:rPr>
-        <w:t xml:space="preserve"> ............................ </w:t>
-      </w:r>
-      <w:r>
-        <w:rPr>
-          <w:rFonts w:ascii="Times New Roman" w:hAnsi="Times New Roman"/>
-          <w:b w:val="0"/>
-          <w:color w:val="334155"/>
-          <w:sz w:val="18"/>
-        </w:rPr>
-        <w:t>25</w:t>
-      </w:r>
-    </w:p>
-    <w:p>
-      <w:pPr>
-        <w:spacing w:line="240" w:lineRule="auto" w:after="10" w:before="0"/>
-      </w:pPr>
-      <w:r>
-        <w:rPr>
-          <w:rFonts w:ascii="Times New Roman" w:hAnsi="Times New Roman"/>
-          <w:b w:val="0"/>
-          <w:color w:val="334155"/>
-          <w:sz w:val="18"/>
-        </w:rPr>
-        <w:t xml:space="preserve">   7.6 Environment Configuration (Table 7.1)</w:t>
-      </w:r>
-      <w:r>
-        <w:rPr>
-          <w:rFonts w:ascii="Times New Roman" w:hAnsi="Times New Roman"/>
-          <w:color w:val="94A3B8"/>
-          <w:sz w:val="17"/>
-        </w:rPr>
-        <w:t xml:space="preserve"> ...... </w:t>
-      </w:r>
-      <w:r>
-        <w:rPr>
-          <w:rFonts w:ascii="Times New Roman" w:hAnsi="Times New Roman"/>
-          <w:b w:val="0"/>
-          <w:color w:val="334155"/>
-          <w:sz w:val="18"/>
-        </w:rPr>
-        <w:t>25</w:t>
-      </w:r>
-    </w:p>
-    <w:p>
-      <w:pPr>
-        <w:spacing w:line="240" w:lineRule="auto" w:after="10" w:before="0"/>
-      </w:pPr>
-      <w:r>
-        <w:rPr>
-          <w:rFonts w:ascii="Times New Roman" w:hAnsi="Times New Roman"/>
-          <w:b w:val="0"/>
-          <w:color w:val="334155"/>
-          <w:sz w:val="18"/>
-        </w:rPr>
-        <w:t xml:space="preserve">   7.7 AWS Configuration</w:t>
-      </w:r>
-      <w:r>
-        <w:rPr>
-          <w:rFonts w:ascii="Times New Roman" w:hAnsi="Times New Roman"/>
-          <w:color w:val="94A3B8"/>
-          <w:sz w:val="17"/>
-        </w:rPr>
-        <w:t xml:space="preserve"> .............................................. </w:t>
-      </w:r>
-      <w:r>
-        <w:rPr>
-          <w:rFonts w:ascii="Times New Roman" w:hAnsi="Times New Roman"/>
-          <w:b w:val="0"/>
-          <w:color w:val="334155"/>
-          <w:sz w:val="18"/>
-        </w:rPr>
-        <w:t>25</w:t>
-      </w:r>
-    </w:p>
-    <w:p>
-      <w:pPr>
-        <w:spacing w:line="240" w:lineRule="auto" w:after="10" w:before="0"/>
-      </w:pPr>
-      <w:r>
-        <w:rPr>
-          <w:rFonts w:ascii="Times New Roman" w:hAnsi="Times New Roman"/>
-          <w:b w:val="0"/>
-          <w:color w:val="334155"/>
-          <w:sz w:val="18"/>
-        </w:rPr>
-        <w:t xml:space="preserve">   7.8 GitHub Token Configuration</w:t>
-      </w:r>
-      <w:r>
-        <w:rPr>
-          <w:rFonts w:ascii="Times New Roman" w:hAnsi="Times New Roman"/>
-          <w:color w:val="94A3B8"/>
-          <w:sz w:val="17"/>
-        </w:rPr>
-        <w:t xml:space="preserve"> ............................ </w:t>
-      </w:r>
-      <w:r>
-        <w:rPr>
-          <w:rFonts w:ascii="Times New Roman" w:hAnsi="Times New Roman"/>
-          <w:b w:val="0"/>
-          <w:color w:val="334155"/>
-          <w:sz w:val="18"/>
-        </w:rPr>
-        <w:t>26</w:t>
-      </w:r>
-    </w:p>
-    <w:p>
-      <w:pPr>
-        <w:spacing w:line="240" w:lineRule="auto" w:after="10" w:before="0"/>
-      </w:pPr>
-      <w:r>
-        <w:rPr>
-          <w:rFonts w:ascii="Times New Roman" w:hAnsi="Times New Roman"/>
-          <w:b w:val="0"/>
-          <w:color w:val="334155"/>
-          <w:sz w:val="18"/>
-        </w:rPr>
-        <w:t xml:space="preserve">   7.9 Starting the Application</w:t>
-      </w:r>
-      <w:r>
-        <w:rPr>
-          <w:rFonts w:ascii="Times New Roman" w:hAnsi="Times New Roman"/>
-          <w:color w:val="94A3B8"/>
-          <w:sz w:val="17"/>
-        </w:rPr>
-        <w:t xml:space="preserve"> ................................ </w:t>
-      </w:r>
-      <w:r>
-        <w:rPr>
-          <w:rFonts w:ascii="Times New Roman" w:hAnsi="Times New Roman"/>
-          <w:b w:val="0"/>
-          <w:color w:val="334155"/>
-          <w:sz w:val="18"/>
-        </w:rPr>
-        <w:t>26</w:t>
-      </w:r>
-    </w:p>
-    <w:p>
-      <w:pPr>
-        <w:spacing w:line="240" w:lineRule="auto" w:after="10" w:before="0"/>
-      </w:pPr>
-      <w:r>
-        <w:rPr>
-          <w:rFonts w:ascii="Times New Roman" w:hAnsi="Times New Roman"/>
-          <w:b w:val="0"/>
-          <w:color w:val="334155"/>
-          <w:sz w:val="18"/>
-        </w:rPr>
-        <w:t xml:space="preserve">   7.10 Accessing the Application Interface</w:t>
-      </w:r>
-      <w:r>
-        <w:rPr>
-          <w:rFonts w:ascii="Times New Roman" w:hAnsi="Times New Roman"/>
-          <w:color w:val="94A3B8"/>
-          <w:sz w:val="17"/>
-        </w:rPr>
-        <w:t xml:space="preserve"> ........ </w:t>
-      </w:r>
-      <w:r>
-        <w:rPr>
-          <w:rFonts w:ascii="Times New Roman" w:hAnsi="Times New Roman"/>
-          <w:b w:val="0"/>
-          <w:color w:val="334155"/>
-          <w:sz w:val="18"/>
-        </w:rPr>
-        <w:t>26</w:t>
-      </w:r>
-    </w:p>
-    <w:p>
-      <w:pPr>
-        <w:spacing w:line="240" w:lineRule="auto" w:after="10" w:before="0"/>
-      </w:pPr>
-      <w:r>
-        <w:rPr>
-          <w:rFonts w:ascii="Times New Roman" w:hAnsi="Times New Roman"/>
-          <w:b w:val="0"/>
-          <w:color w:val="334155"/>
-          <w:sz w:val="18"/>
-        </w:rPr>
-        <w:t xml:space="preserve">   7.11 Operational Verification</w:t>
-      </w:r>
-      <w:r>
-        <w:rPr>
-          <w:rFonts w:ascii="Times New Roman" w:hAnsi="Times New Roman"/>
-          <w:color w:val="94A3B8"/>
-          <w:sz w:val="17"/>
-        </w:rPr>
-        <w:t xml:space="preserve"> .............................. </w:t>
-      </w:r>
-      <w:r>
-        <w:rPr>
-          <w:rFonts w:ascii="Times New Roman" w:hAnsi="Times New Roman"/>
-          <w:b w:val="0"/>
-          <w:color w:val="334155"/>
-          <w:sz w:val="18"/>
-        </w:rPr>
-        <w:t>26</w:t>
-      </w:r>
-    </w:p>
-    <w:p>
-      <w:pPr>
-        <w:spacing w:line="240" w:lineRule="auto" w:after="10" w:before="0"/>
-      </w:pPr>
-      <w:r>
-        <w:rPr>
-          <w:rFonts w:ascii="Times New Roman" w:hAnsi="Times New Roman"/>
-          <w:b w:val="0"/>
-          <w:color w:val="334155"/>
-          <w:sz w:val="18"/>
-        </w:rPr>
-        <w:t xml:space="preserve">   7.12 Troubleshooting</w:t>
-      </w:r>
-      <w:r>
-        <w:rPr>
-          <w:rFonts w:ascii="Times New Roman" w:hAnsi="Times New Roman"/>
-          <w:color w:val="94A3B8"/>
-          <w:sz w:val="17"/>
-        </w:rPr>
-        <w:t xml:space="preserve"> ................................................ </w:t>
-      </w:r>
-      <w:r>
-        <w:rPr>
-          <w:rFonts w:ascii="Times New Roman" w:hAnsi="Times New Roman"/>
-          <w:b w:val="0"/>
-          <w:color w:val="334155"/>
-          <w:sz w:val="18"/>
-        </w:rPr>
-        <w:t>26</w:t>
-      </w:r>
-    </w:p>
-    <w:p>
-      <w:pPr>
-        <w:spacing w:line="240" w:lineRule="auto" w:after="10" w:before="0"/>
-      </w:pPr>
-      <w:r>
-        <w:rPr>
-          <w:rFonts w:ascii="Times New Roman" w:hAnsi="Times New Roman"/>
-          <w:b/>
-          <w:color w:val="0F172A"/>
-          <w:sz w:val="19"/>
-        </w:rPr>
-        <w:t>8. Proposed AWS Lambda Deployment and Cost Considerations</w:t>
-      </w:r>
-      <w:r>
-        <w:rPr>
-          <w:rFonts w:ascii="Times New Roman" w:hAnsi="Times New Roman"/>
-          <w:color w:val="94A3B8"/>
-          <w:sz w:val="17"/>
-        </w:rPr>
-        <w:t xml:space="preserve"> .... </w:t>
-      </w:r>
-      <w:r>
-        <w:rPr>
-          <w:rFonts w:ascii="Times New Roman" w:hAnsi="Times New Roman"/>
-          <w:b/>
-          <w:color w:val="0F172A"/>
-          <w:sz w:val="19"/>
-        </w:rPr>
-        <w:t>26</w:t>
-      </w:r>
-    </w:p>
-    <w:p>
-      <w:pPr>
-        <w:spacing w:line="240" w:lineRule="auto" w:after="10" w:before="0"/>
-      </w:pPr>
-      <w:r>
-        <w:rPr>
-          <w:rFonts w:ascii="Times New Roman" w:hAnsi="Times New Roman"/>
-          <w:b w:val="0"/>
-          <w:color w:val="334155"/>
-          <w:sz w:val="18"/>
-        </w:rPr>
-        <w:t xml:space="preserve">   8.1 Deployment Objectives</w:t>
-      </w:r>
-      <w:r>
-        <w:rPr>
-          <w:rFonts w:ascii="Times New Roman" w:hAnsi="Times New Roman"/>
-          <w:color w:val="94A3B8"/>
-          <w:sz w:val="17"/>
-        </w:rPr>
-        <w:t xml:space="preserve"> ...................................... </w:t>
-      </w:r>
-      <w:r>
-        <w:rPr>
-          <w:rFonts w:ascii="Times New Roman" w:hAnsi="Times New Roman"/>
-          <w:b w:val="0"/>
-          <w:color w:val="334155"/>
-          <w:sz w:val="18"/>
-        </w:rPr>
-        <w:t>26</w:t>
-      </w:r>
-    </w:p>
-    <w:p>
-      <w:pPr>
-        <w:spacing w:line="240" w:lineRule="auto" w:after="10" w:before="0"/>
-      </w:pPr>
-      <w:r>
-        <w:rPr>
-          <w:rFonts w:ascii="Times New Roman" w:hAnsi="Times New Roman"/>
-          <w:b w:val="0"/>
-          <w:color w:val="334155"/>
-          <w:sz w:val="18"/>
-        </w:rPr>
-        <w:t xml:space="preserve">   8.2 Existing Application Compatibility</w:t>
-      </w:r>
-      <w:r>
-        <w:rPr>
-          <w:rFonts w:ascii="Times New Roman" w:hAnsi="Times New Roman"/>
-          <w:color w:val="94A3B8"/>
-          <w:sz w:val="17"/>
-        </w:rPr>
-        <w:t xml:space="preserve"> ............ </w:t>
-      </w:r>
-      <w:r>
-        <w:rPr>
-          <w:rFonts w:ascii="Times New Roman" w:hAnsi="Times New Roman"/>
-          <w:b w:val="0"/>
-          <w:color w:val="334155"/>
-          <w:sz w:val="18"/>
-        </w:rPr>
-        <w:t>26</w:t>
-      </w:r>
-    </w:p>
-    <w:p>
-      <w:pPr>
-        <w:spacing w:line="240" w:lineRule="auto" w:after="10" w:before="0"/>
-      </w:pPr>
-      <w:r>
-        <w:rPr>
-          <w:rFonts w:ascii="Times New Roman" w:hAnsi="Times New Roman"/>
-          <w:b w:val="0"/>
-          <w:color w:val="334155"/>
-          <w:sz w:val="18"/>
-        </w:rPr>
-        <w:t xml:space="preserve">   8.3 Proposed Serverless Architecture</w:t>
-      </w:r>
-      <w:r>
-        <w:rPr>
-          <w:rFonts w:ascii="Times New Roman" w:hAnsi="Times New Roman"/>
-          <w:color w:val="94A3B8"/>
-          <w:sz w:val="17"/>
-        </w:rPr>
-        <w:t xml:space="preserve"> ................ </w:t>
-      </w:r>
-      <w:r>
-        <w:rPr>
-          <w:rFonts w:ascii="Times New Roman" w:hAnsi="Times New Roman"/>
-          <w:b w:val="0"/>
-          <w:color w:val="334155"/>
-          <w:sz w:val="18"/>
-        </w:rPr>
-        <w:t>26</w:t>
-      </w:r>
-    </w:p>
-    <w:p>
-      <w:pPr>
-        <w:spacing w:line="240" w:lineRule="auto" w:after="10" w:before="0"/>
-      </w:pPr>
-      <w:r>
-        <w:rPr>
-          <w:rFonts w:ascii="Times New Roman" w:hAnsi="Times New Roman"/>
-          <w:b w:val="0"/>
-          <w:color w:val="334155"/>
-          <w:sz w:val="18"/>
-        </w:rPr>
-        <w:t xml:space="preserve">   8.4 Operating System and Runtime Selection</w:t>
-      </w:r>
-      <w:r>
-        <w:rPr>
-          <w:rFonts w:ascii="Times New Roman" w:hAnsi="Times New Roman"/>
-          <w:color w:val="94A3B8"/>
-          <w:sz w:val="17"/>
-        </w:rPr>
-        <w:t xml:space="preserve"> .... </w:t>
-      </w:r>
-      <w:r>
-        <w:rPr>
-          <w:rFonts w:ascii="Times New Roman" w:hAnsi="Times New Roman"/>
-          <w:b w:val="0"/>
-          <w:color w:val="334155"/>
-          <w:sz w:val="18"/>
-        </w:rPr>
-        <w:t>26</w:t>
-      </w:r>
-    </w:p>
-    <w:p>
-      <w:pPr>
-        <w:spacing w:line="240" w:lineRule="auto" w:after="10" w:before="0"/>
-      </w:pPr>
-      <w:r>
-        <w:rPr>
-          <w:rFonts w:ascii="Times New Roman" w:hAnsi="Times New Roman"/>
-          <w:b w:val="0"/>
-          <w:color w:val="334155"/>
-          <w:sz w:val="18"/>
-        </w:rPr>
-        <w:t xml:space="preserve">   8.5 IAM Execution Role Configuration</w:t>
-      </w:r>
-      <w:r>
-        <w:rPr>
-          <w:rFonts w:ascii="Times New Roman" w:hAnsi="Times New Roman"/>
-          <w:color w:val="94A3B8"/>
-          <w:sz w:val="17"/>
-        </w:rPr>
-        <w:t xml:space="preserve"> ................ </w:t>
-      </w:r>
-      <w:r>
-        <w:rPr>
-          <w:rFonts w:ascii="Times New Roman" w:hAnsi="Times New Roman"/>
-          <w:b w:val="0"/>
-          <w:color w:val="334155"/>
-          <w:sz w:val="18"/>
-        </w:rPr>
-        <w:t>27</w:t>
-      </w:r>
-    </w:p>
-    <w:p>
-      <w:pPr>
-        <w:spacing w:line="240" w:lineRule="auto" w:after="10" w:before="0"/>
-      </w:pPr>
-      <w:r>
-        <w:rPr>
-          <w:rFonts w:ascii="Times New Roman" w:hAnsi="Times New Roman"/>
-          <w:b w:val="0"/>
-          <w:color w:val="334155"/>
-          <w:sz w:val="18"/>
-        </w:rPr>
-        <w:t xml:space="preserve">   8.6 Network Access and Function URLs</w:t>
-      </w:r>
-      <w:r>
-        <w:rPr>
-          <w:rFonts w:ascii="Times New Roman" w:hAnsi="Times New Roman"/>
-          <w:color w:val="94A3B8"/>
-          <w:sz w:val="17"/>
-        </w:rPr>
-        <w:t xml:space="preserve"> ................ </w:t>
-      </w:r>
-      <w:r>
-        <w:rPr>
-          <w:rFonts w:ascii="Times New Roman" w:hAnsi="Times New Roman"/>
-          <w:b w:val="0"/>
-          <w:color w:val="334155"/>
-          <w:sz w:val="18"/>
-        </w:rPr>
-        <w:t>27</w:t>
-      </w:r>
-    </w:p>
-    <w:p>
-      <w:pPr>
-        <w:spacing w:line="240" w:lineRule="auto" w:after="10" w:before="0"/>
-      </w:pPr>
-      <w:r>
-        <w:rPr>
-          <w:rFonts w:ascii="Times New Roman" w:hAnsi="Times New Roman"/>
-          <w:b w:val="0"/>
-          <w:color w:val="334155"/>
-          <w:sz w:val="18"/>
-        </w:rPr>
-        <w:t xml:space="preserve">   8.7 Application Process Management</w:t>
-      </w:r>
-      <w:r>
-        <w:rPr>
-          <w:rFonts w:ascii="Times New Roman" w:hAnsi="Times New Roman"/>
-          <w:color w:val="94A3B8"/>
-          <w:sz w:val="17"/>
-        </w:rPr>
-        <w:t xml:space="preserve"> .................... </w:t>
-      </w:r>
-      <w:r>
-        <w:rPr>
-          <w:rFonts w:ascii="Times New Roman" w:hAnsi="Times New Roman"/>
-          <w:b w:val="0"/>
-          <w:color w:val="334155"/>
-          <w:sz w:val="18"/>
-        </w:rPr>
-        <w:t>27</w:t>
-      </w:r>
-    </w:p>
-    <w:p>
-      <w:pPr>
-        <w:spacing w:line="240" w:lineRule="auto" w:after="10" w:before="0"/>
-      </w:pPr>
-      <w:r>
-        <w:rPr>
-          <w:rFonts w:ascii="Times New Roman" w:hAnsi="Times New Roman"/>
-          <w:b w:val="0"/>
-          <w:color w:val="334155"/>
-          <w:sz w:val="18"/>
-        </w:rPr>
-        <w:t xml:space="preserve">   8.8 Logging and Operational Monitoring</w:t>
-      </w:r>
-      <w:r>
-        <w:rPr>
-          <w:rFonts w:ascii="Times New Roman" w:hAnsi="Times New Roman"/>
-          <w:color w:val="94A3B8"/>
-          <w:sz w:val="17"/>
-        </w:rPr>
-        <w:t xml:space="preserve"> ............ </w:t>
-      </w:r>
-      <w:r>
-        <w:rPr>
-          <w:rFonts w:ascii="Times New Roman" w:hAnsi="Times New Roman"/>
-          <w:b w:val="0"/>
-          <w:color w:val="334155"/>
-          <w:sz w:val="18"/>
-        </w:rPr>
-        <w:t>27</w:t>
-      </w:r>
-    </w:p>
-    <w:p>
-      <w:pPr>
-        <w:spacing w:line="240" w:lineRule="auto" w:after="10" w:before="0"/>
-      </w:pPr>
-      <w:r>
-        <w:rPr>
-          <w:rFonts w:ascii="Times New Roman" w:hAnsi="Times New Roman"/>
-          <w:b w:val="0"/>
-          <w:color w:val="334155"/>
-          <w:sz w:val="18"/>
-        </w:rPr>
-        <w:t xml:space="preserve">   8.9 Free Tier Eligibility and Cost Breakdown (Table 8.1)</w:t>
-      </w:r>
-      <w:r>
-        <w:rPr>
-          <w:rFonts w:ascii="Times New Roman" w:hAnsi="Times New Roman"/>
-          <w:color w:val="94A3B8"/>
-          <w:sz w:val="17"/>
-        </w:rPr>
-        <w:t xml:space="preserve"> .... </w:t>
-      </w:r>
-      <w:r>
-        <w:rPr>
-          <w:rFonts w:ascii="Times New Roman" w:hAnsi="Times New Roman"/>
-          <w:b w:val="0"/>
-          <w:color w:val="334155"/>
-          <w:sz w:val="18"/>
-        </w:rPr>
-        <w:t>27</w:t>
-      </w:r>
-    </w:p>
-    <w:p>
-      <w:pPr>
-        <w:spacing w:line="240" w:lineRule="auto" w:after="10" w:before="0"/>
-      </w:pPr>
-      <w:r>
-        <w:rPr>
-          <w:rFonts w:ascii="Times New Roman" w:hAnsi="Times New Roman"/>
-          <w:b w:val="0"/>
-          <w:color w:val="334155"/>
-          <w:sz w:val="18"/>
-        </w:rPr>
-        <w:t xml:space="preserve">   8.10 Deployment Status and Production Parameters (Table 8.2)</w:t>
-      </w:r>
-      <w:r>
-        <w:rPr>
-          <w:rFonts w:ascii="Times New Roman" w:hAnsi="Times New Roman"/>
-          <w:color w:val="94A3B8"/>
-          <w:sz w:val="17"/>
-        </w:rPr>
-        <w:t xml:space="preserve"> .... </w:t>
-      </w:r>
-      <w:r>
-        <w:rPr>
-          <w:rFonts w:ascii="Times New Roman" w:hAnsi="Times New Roman"/>
-          <w:b w:val="0"/>
-          <w:color w:val="334155"/>
-          <w:sz w:val="18"/>
-        </w:rPr>
-        <w:t>27</w:t>
-      </w:r>
-    </w:p>
-    <w:p>
-      <w:pPr>
-        <w:spacing w:line="240" w:lineRule="auto" w:after="10" w:before="0"/>
-      </w:pPr>
-      <w:r>
-        <w:rPr>
-          <w:rFonts w:ascii="Times New Roman" w:hAnsi="Times New Roman"/>
-          <w:b/>
-          <w:color w:val="0F172A"/>
-          <w:sz w:val="19"/>
-        </w:rPr>
-        <w:t>9. Limitations and Future Enhancements</w:t>
-      </w:r>
-      <w:r>
-        <w:rPr>
-          <w:rFonts w:ascii="Times New Roman" w:hAnsi="Times New Roman"/>
-          <w:color w:val="94A3B8"/>
-          <w:sz w:val="17"/>
-        </w:rPr>
-        <w:t xml:space="preserve"> .................. </w:t>
-      </w:r>
-      <w:r>
-        <w:rPr>
-          <w:rFonts w:ascii="Times New Roman" w:hAnsi="Times New Roman"/>
-          <w:b/>
-          <w:color w:val="0F172A"/>
-          <w:sz w:val="19"/>
-        </w:rPr>
-        <w:t>28</w:t>
-      </w:r>
-    </w:p>
-    <w:p>
-      <w:pPr>
-        <w:spacing w:line="240" w:lineRule="auto" w:after="10" w:before="0"/>
-      </w:pPr>
-      <w:r>
-        <w:rPr>
-          <w:rFonts w:ascii="Times New Roman" w:hAnsi="Times New Roman"/>
-          <w:b w:val="0"/>
-          <w:color w:val="334155"/>
-          <w:sz w:val="18"/>
-        </w:rPr>
-        <w:t xml:space="preserve">   9.1 Current Technical Limitations</w:t>
-      </w:r>
-      <w:r>
-        <w:rPr>
-          <w:rFonts w:ascii="Times New Roman" w:hAnsi="Times New Roman"/>
-          <w:color w:val="94A3B8"/>
-          <w:sz w:val="17"/>
-        </w:rPr>
-        <w:t xml:space="preserve"> ...................... </w:t>
-      </w:r>
-      <w:r>
-        <w:rPr>
-          <w:rFonts w:ascii="Times New Roman" w:hAnsi="Times New Roman"/>
-          <w:b w:val="0"/>
-          <w:color w:val="334155"/>
-          <w:sz w:val="18"/>
-        </w:rPr>
-        <w:t>28</w:t>
-      </w:r>
-    </w:p>
-    <w:p>
-      <w:pPr>
-        <w:spacing w:line="240" w:lineRule="auto" w:after="10" w:before="0"/>
-      </w:pPr>
-      <w:r>
-        <w:rPr>
-          <w:rFonts w:ascii="Times New Roman" w:hAnsi="Times New Roman"/>
-          <w:b w:val="0"/>
-          <w:color w:val="334155"/>
-          <w:sz w:val="18"/>
-        </w:rPr>
-        <w:t xml:space="preserve">   9.2 Integration and Deployment Limitations</w:t>
-      </w:r>
-      <w:r>
-        <w:rPr>
-          <w:rFonts w:ascii="Times New Roman" w:hAnsi="Times New Roman"/>
-          <w:color w:val="94A3B8"/>
-          <w:sz w:val="17"/>
-        </w:rPr>
-        <w:t xml:space="preserve"> .... </w:t>
-      </w:r>
-      <w:r>
-        <w:rPr>
-          <w:rFonts w:ascii="Times New Roman" w:hAnsi="Times New Roman"/>
-          <w:b w:val="0"/>
-          <w:color w:val="334155"/>
-          <w:sz w:val="18"/>
-        </w:rPr>
-        <w:t>28</w:t>
-      </w:r>
-    </w:p>
-    <w:p>
-      <w:pPr>
-        <w:spacing w:line="240" w:lineRule="auto" w:after="10" w:before="0"/>
-      </w:pPr>
-      <w:r>
-        <w:rPr>
-          <w:rFonts w:ascii="Times New Roman" w:hAnsi="Times New Roman"/>
-          <w:b w:val="0"/>
-          <w:color w:val="334155"/>
-          <w:sz w:val="18"/>
-        </w:rPr>
-        <w:t xml:space="preserve">   9.3 Potential Improvements</w:t>
-      </w:r>
-      <w:r>
-        <w:rPr>
-          <w:rFonts w:ascii="Times New Roman" w:hAnsi="Times New Roman"/>
-          <w:color w:val="94A3B8"/>
-          <w:sz w:val="17"/>
-        </w:rPr>
-        <w:t xml:space="preserve"> .................................... </w:t>
-      </w:r>
-      <w:r>
-        <w:rPr>
-          <w:rFonts w:ascii="Times New Roman" w:hAnsi="Times New Roman"/>
-          <w:b w:val="0"/>
-          <w:color w:val="334155"/>
-          <w:sz w:val="18"/>
-        </w:rPr>
-        <w:t>28</w:t>
-      </w:r>
-    </w:p>
-    <w:p>
-      <w:pPr>
-        <w:spacing w:line="240" w:lineRule="auto" w:after="10" w:before="0"/>
-      </w:pPr>
-      <w:r>
-        <w:rPr>
-          <w:rFonts w:ascii="Times New Roman" w:hAnsi="Times New Roman"/>
-          <w:b w:val="0"/>
-          <w:color w:val="334155"/>
-          <w:sz w:val="18"/>
-        </w:rPr>
-        <w:t xml:space="preserve">   9.4 Future Development Opportunities</w:t>
-      </w:r>
-      <w:r>
-        <w:rPr>
-          <w:rFonts w:ascii="Times New Roman" w:hAnsi="Times New Roman"/>
-          <w:color w:val="94A3B8"/>
-          <w:sz w:val="17"/>
-        </w:rPr>
-        <w:t xml:space="preserve"> ................ </w:t>
-      </w:r>
-      <w:r>
-        <w:rPr>
-          <w:rFonts w:ascii="Times New Roman" w:hAnsi="Times New Roman"/>
-          <w:b w:val="0"/>
-          <w:color w:val="334155"/>
-          <w:sz w:val="18"/>
-        </w:rPr>
-        <w:t>28</w:t>
-      </w:r>
-    </w:p>
-    <w:p>
-      <w:pPr>
-        <w:spacing w:line="240" w:lineRule="auto" w:after="10" w:before="0"/>
-      </w:pPr>
-      <w:r>
-        <w:rPr>
-          <w:rFonts w:ascii="Times New Roman" w:hAnsi="Times New Roman"/>
-          <w:b/>
-          <w:color w:val="0F172A"/>
-          <w:sz w:val="19"/>
-        </w:rPr>
-        <w:t>10. Conclusion</w:t>
-      </w:r>
-      <w:r>
-        <w:rPr>
-          <w:rFonts w:ascii="Times New Roman" w:hAnsi="Times New Roman"/>
-          <w:color w:val="94A3B8"/>
-          <w:sz w:val="17"/>
-        </w:rPr>
-        <w:t xml:space="preserve"> .................................................................. </w:t>
-      </w:r>
-      <w:r>
-        <w:rPr>
-          <w:rFonts w:ascii="Times New Roman" w:hAnsi="Times New Roman"/>
-          <w:b/>
-          <w:color w:val="0F172A"/>
-          <w:sz w:val="19"/>
-        </w:rPr>
-        <w:t>28</w:t>
-      </w:r>
-    </w:p>
-    <w:p>
-      <w:pPr>
-        <w:spacing w:line="240" w:lineRule="auto" w:after="10" w:before="0"/>
-      </w:pPr>
-      <w:r>
-        <w:rPr>
-          <w:rFonts w:ascii="Times New Roman" w:hAnsi="Times New Roman"/>
-          <w:b w:val="0"/>
-          <w:color w:val="334155"/>
-          <w:sz w:val="18"/>
-        </w:rPr>
-        <w:t xml:space="preserve">   10.1 Summary of the Project</w:t>
-      </w:r>
-      <w:r>
-        <w:rPr>
-          <w:rFonts w:ascii="Times New Roman" w:hAnsi="Times New Roman"/>
-          <w:color w:val="94A3B8"/>
-          <w:sz w:val="17"/>
-        </w:rPr>
-        <w:t xml:space="preserve"> .................................. </w:t>
-      </w:r>
-      <w:r>
-        <w:rPr>
-          <w:rFonts w:ascii="Times New Roman" w:hAnsi="Times New Roman"/>
-          <w:b w:val="0"/>
-          <w:color w:val="334155"/>
-          <w:sz w:val="18"/>
-        </w:rPr>
-        <w:t>28</w:t>
-      </w:r>
-    </w:p>
-    <w:p>
-      <w:pPr>
-        <w:spacing w:line="240" w:lineRule="auto" w:after="10" w:before="0"/>
-      </w:pPr>
-      <w:r>
-        <w:rPr>
-          <w:rFonts w:ascii="Times New Roman" w:hAnsi="Times New Roman"/>
-          <w:b w:val="0"/>
-          <w:color w:val="334155"/>
-          <w:sz w:val="18"/>
-        </w:rPr>
-        <w:t xml:space="preserve">   10.2 Achievement of Objectives</w:t>
-      </w:r>
-      <w:r>
-        <w:rPr>
-          <w:rFonts w:ascii="Times New Roman" w:hAnsi="Times New Roman"/>
-          <w:color w:val="94A3B8"/>
-          <w:sz w:val="17"/>
-        </w:rPr>
-        <w:t xml:space="preserve"> ............................ </w:t>
-      </w:r>
-      <w:r>
-        <w:rPr>
-          <w:rFonts w:ascii="Times New Roman" w:hAnsi="Times New Roman"/>
-          <w:b w:val="0"/>
-          <w:color w:val="334155"/>
-          <w:sz w:val="18"/>
-        </w:rPr>
-        <w:t>28</w:t>
-      </w:r>
-    </w:p>
-    <w:p>
-      <w:pPr>
-        <w:spacing w:line="240" w:lineRule="auto" w:after="10" w:before="0"/>
-      </w:pPr>
-      <w:r>
-        <w:rPr>
-          <w:rFonts w:ascii="Times New Roman" w:hAnsi="Times New Roman"/>
-          <w:b w:val="0"/>
-          <w:color w:val="334155"/>
-          <w:sz w:val="18"/>
-        </w:rPr>
-        <w:t xml:space="preserve">   10.3 Verified Outcomes</w:t>
-      </w:r>
-      <w:r>
-        <w:rPr>
-          <w:rFonts w:ascii="Times New Roman" w:hAnsi="Times New Roman"/>
-          <w:color w:val="94A3B8"/>
-          <w:sz w:val="17"/>
-        </w:rPr>
-        <w:t xml:space="preserve"> ............................................ </w:t>
-      </w:r>
-      <w:r>
-        <w:rPr>
-          <w:rFonts w:ascii="Times New Roman" w:hAnsi="Times New Roman"/>
-          <w:b w:val="0"/>
-          <w:color w:val="334155"/>
-          <w:sz w:val="18"/>
-        </w:rPr>
-        <w:t>29</w:t>
-      </w:r>
-    </w:p>
-    <w:p>
-      <w:pPr>
-        <w:spacing w:line="240" w:lineRule="auto" w:after="10" w:before="0"/>
-      </w:pPr>
-      <w:r>
-        <w:rPr>
-          <w:rFonts w:ascii="Times New Roman" w:hAnsi="Times New Roman"/>
-          <w:b w:val="0"/>
-          <w:color w:val="334155"/>
-          <w:sz w:val="18"/>
-        </w:rPr>
-        <w:t xml:space="preserve">   10.4 Final Assessment</w:t>
-      </w:r>
-      <w:r>
-        <w:rPr>
-          <w:rFonts w:ascii="Times New Roman" w:hAnsi="Times New Roman"/>
-          <w:color w:val="94A3B8"/>
-          <w:sz w:val="17"/>
-        </w:rPr>
-        <w:t xml:space="preserve"> .............................................. </w:t>
-      </w:r>
-      <w:r>
-        <w:rPr>
-          <w:rFonts w:ascii="Times New Roman" w:hAnsi="Times New Roman"/>
-          <w:b w:val="0"/>
-          <w:color w:val="334155"/>
-          <w:sz w:val="18"/>
-        </w:rPr>
-        <w:t>29</w:t>
-      </w:r>
-    </w:p>
-    <w:p>
-      <w:pPr>
-        <w:spacing w:line="240" w:lineRule="auto" w:after="10" w:before="0"/>
-      </w:pPr>
-      <w:r>
-        <w:rPr>
-          <w:rFonts w:ascii="Times New Roman" w:hAnsi="Times New Roman"/>
-          <w:b/>
-          <w:color w:val="0F172A"/>
-          <w:sz w:val="19"/>
-        </w:rPr>
-        <w:t>11. References (15 IEEE Citations)</w:t>
-      </w:r>
-      <w:r>
-        <w:rPr>
-          <w:rFonts w:ascii="Times New Roman" w:hAnsi="Times New Roman"/>
-          <w:color w:val="94A3B8"/>
-          <w:sz w:val="17"/>
-        </w:rPr>
-        <w:t xml:space="preserve"> .......................... </w:t>
-      </w:r>
-      <w:r>
-        <w:rPr>
-          <w:rFonts w:ascii="Times New Roman" w:hAnsi="Times New Roman"/>
-          <w:b/>
-          <w:color w:val="0F172A"/>
-          <w:sz w:val="19"/>
-        </w:rPr>
-        <w:t>29</w:t>
-      </w:r>
-    </w:p>
-    <w:p>
-      <w:pPr>
-        <w:spacing w:line="240" w:lineRule="auto" w:after="10" w:before="0"/>
-      </w:pPr>
-      <w:r>
-        <w:rPr>
-          <w:rFonts w:ascii="Times New Roman" w:hAnsi="Times New Roman"/>
-          <w:b/>
-          <w:color w:val="0F172A"/>
-          <w:sz w:val="19"/>
-        </w:rPr>
-        <w:t>12. Appendices</w:t>
-      </w:r>
-      <w:r>
-        <w:rPr>
-          <w:rFonts w:ascii="Times New Roman" w:hAnsi="Times New Roman"/>
-          <w:color w:val="94A3B8"/>
-          <w:sz w:val="17"/>
-        </w:rPr>
-        <w:t xml:space="preserve"> .................................................................. </w:t>
-      </w:r>
-      <w:r>
-        <w:rPr>
-          <w:rFonts w:ascii="Times New Roman" w:hAnsi="Times New Roman"/>
-          <w:b/>
-          <w:color w:val="0F172A"/>
-          <w:sz w:val="19"/>
-        </w:rPr>
-        <w:t>30</w:t>
-      </w:r>
-    </w:p>
-    <w:p>
-      <w:pPr>
-        <w:spacing w:line="240" w:lineRule="auto" w:after="10" w:before="0"/>
-      </w:pPr>
-      <w:r>
-        <w:rPr>
-          <w:rFonts w:ascii="Times New Roman" w:hAnsi="Times New Roman"/>
-          <w:b w:val="0"/>
-          <w:color w:val="334155"/>
-          <w:sz w:val="18"/>
-        </w:rPr>
-        <w:t xml:space="preserve">   12.1 Selected Configuration Templates (deploy_aws.py)</w:t>
-      </w:r>
-      <w:r>
-        <w:rPr>
-          <w:rFonts w:ascii="Times New Roman" w:hAnsi="Times New Roman"/>
-          <w:color w:val="94A3B8"/>
-          <w:sz w:val="17"/>
-        </w:rPr>
-        <w:t xml:space="preserve"> .... </w:t>
-      </w:r>
-      <w:r>
-        <w:rPr>
-          <w:rFonts w:ascii="Times New Roman" w:hAnsi="Times New Roman"/>
-          <w:b w:val="0"/>
-          <w:color w:val="334155"/>
-          <w:sz w:val="18"/>
-        </w:rPr>
-        <w:t>30</w:t>
-      </w:r>
-    </w:p>
-    <w:p>
-      <w:pPr>
-        <w:spacing w:line="240" w:lineRule="auto" w:after="10" w:before="0"/>
-      </w:pPr>
-      <w:r>
-        <w:rPr>
-          <w:rFonts w:ascii="Times New Roman" w:hAnsi="Times New Roman"/>
-          <w:b w:val="0"/>
-          <w:color w:val="334155"/>
-          <w:sz w:val="18"/>
-        </w:rPr>
-        <w:t xml:space="preserve">   12.2 Additional Test Evidence (Pytest Suite Console Log)</w:t>
-      </w:r>
-      <w:r>
-        <w:rPr>
-          <w:rFonts w:ascii="Times New Roman" w:hAnsi="Times New Roman"/>
-          <w:color w:val="94A3B8"/>
-          <w:sz w:val="17"/>
-        </w:rPr>
-        <w:t xml:space="preserve"> .... </w:t>
-      </w:r>
-      <w:r>
-        <w:rPr>
-          <w:rFonts w:ascii="Times New Roman" w:hAnsi="Times New Roman"/>
-          <w:b w:val="0"/>
-          <w:color w:val="334155"/>
-          <w:sz w:val="18"/>
-        </w:rPr>
-        <w:t>30</w:t>
-      </w:r>
-    </w:p>
-    <w:p>
-      <w:pPr>
-        <w:spacing w:line="240" w:lineRule="auto" w:after="10" w:before="0"/>
-      </w:pPr>
-      <w:r>
-        <w:rPr>
-          <w:rFonts w:ascii="Times New Roman" w:hAnsi="Times New Roman"/>
-          <w:b w:val="0"/>
-          <w:color w:val="334155"/>
-          <w:sz w:val="18"/>
-        </w:rPr>
-        <w:t xml:space="preserve">   12.3 Relevant API Details (Table 12.1)</w:t>
-      </w:r>
-      <w:r>
-        <w:rPr>
-          <w:rFonts w:ascii="Times New Roman" w:hAnsi="Times New Roman"/>
-          <w:color w:val="94A3B8"/>
-          <w:sz w:val="17"/>
-        </w:rPr>
-        <w:t xml:space="preserve"> ............ </w:t>
-      </w:r>
-      <w:r>
-        <w:rPr>
-          <w:rFonts w:ascii="Times New Roman" w:hAnsi="Times New Roman"/>
-          <w:b w:val="0"/>
-          <w:color w:val="334155"/>
-          <w:sz w:val="18"/>
-        </w:rPr>
-        <w:t>30</w:t>
-      </w:r>
-    </w:p>
-    <w:p>
-      <w:pPr>
-        <w:spacing w:line="240" w:lineRule="auto" w:after="10" w:before="0"/>
-      </w:pPr>
-      <w:r>
-        <w:rPr>
-          <w:rFonts w:ascii="Times New Roman" w:hAnsi="Times New Roman"/>
-          <w:b w:val="0"/>
-          <w:color w:val="334155"/>
-          <w:sz w:val="18"/>
-        </w:rPr>
-        <w:t xml:space="preserve">   12.4 Sample Structured Incident JSON Payload</w:t>
-      </w:r>
-      <w:r>
-        <w:rPr>
-          <w:rFonts w:ascii="Times New Roman" w:hAnsi="Times New Roman"/>
-          <w:color w:val="94A3B8"/>
-          <w:sz w:val="17"/>
-        </w:rPr>
-        <w:t xml:space="preserve"> .... </w:t>
-      </w:r>
-      <w:r>
-        <w:rPr>
-          <w:rFonts w:ascii="Times New Roman" w:hAnsi="Times New Roman"/>
-          <w:b w:val="0"/>
-          <w:color w:val="334155"/>
-          <w:sz w:val="18"/>
-        </w:rPr>
-        <w:t>31</w:t>
-      </w:r>
-    </w:p>
-    <w:p>
-      <w:r>
-        <w:br w:type="page"/>
-      </w:r>
-    </w:p>
-    <w:p>
-      <w:pPr>
-        <w:spacing w:before="160" w:after="200"/>
-        <w:jc w:val="center"/>
-      </w:pPr>
-      <w:r>
-        <w:rPr>
-          <w:rFonts w:ascii="Times New Roman" w:hAnsi="Times New Roman"/>
-          <w:b/>
-          <w:color w:val="0F172A"/>
-          <w:sz w:val="27"/>
-        </w:rPr>
-        <w:t>LIST OF FIGURES</w:t>
-      </w:r>
-    </w:p>
-    <w:p>
-      <w:pPr>
-        <w:spacing w:line="252" w:lineRule="auto" w:after="30"/>
-      </w:pPr>
-      <w:r>
-        <w:rPr>
-          <w:rFonts w:ascii="Times New Roman" w:hAnsi="Times New Roman"/>
-          <w:sz w:val="18"/>
-        </w:rPr>
-        <w:t>Figure 1: High-Level Three-Tier System Architecture of DevOps Incident Watchdog</w:t>
-      </w:r>
-      <w:r>
-        <w:rPr>
-          <w:color w:val="94A3B8"/>
-        </w:rPr>
-        <w:t xml:space="preserve"> .... </w:t>
-      </w:r>
-      <w:r>
-        <w:rPr>
-          <w:rFonts w:ascii="Times New Roman" w:hAnsi="Times New Roman"/>
-          <w:b/>
-          <w:sz w:val="18"/>
-        </w:rPr>
-        <w:t>13</w:t>
-      </w:r>
-    </w:p>
-    <w:p>
-      <w:pPr>
-        <w:spacing w:line="252" w:lineRule="auto" w:after="30"/>
-      </w:pPr>
-      <w:r>
-        <w:rPr>
-          <w:rFonts w:ascii="Times New Roman" w:hAnsi="Times New Roman"/>
-          <w:sz w:val="18"/>
-        </w:rPr>
-        <w:t>Figure 2: End-to-End Autonomous Incident-to-Agile Remediation Workflow</w:t>
-      </w:r>
-      <w:r>
-        <w:rPr>
-          <w:color w:val="94A3B8"/>
-        </w:rPr>
-        <w:t xml:space="preserve"> .... </w:t>
-      </w:r>
-      <w:r>
-        <w:rPr>
-          <w:rFonts w:ascii="Times New Roman" w:hAnsi="Times New Roman"/>
-          <w:b/>
-          <w:sz w:val="18"/>
-        </w:rPr>
-        <w:t>14</w:t>
-      </w:r>
-    </w:p>
-    <w:p>
-      <w:pPr>
-        <w:spacing w:line="252" w:lineRule="auto" w:after="30"/>
-      </w:pPr>
-      <w:r>
-        <w:rPr>
-          <w:rFonts w:ascii="Times New Roman" w:hAnsi="Times New Roman"/>
-          <w:sz w:val="18"/>
-        </w:rPr>
-        <w:t>Figure 3: Closed-Loop Telemetry and GitOps Safety Gate Architecture</w:t>
-      </w:r>
-      <w:r>
-        <w:rPr>
-          <w:color w:val="94A3B8"/>
-        </w:rPr>
-        <w:t xml:space="preserve"> .... </w:t>
-      </w:r>
-      <w:r>
-        <w:rPr>
-          <w:rFonts w:ascii="Times New Roman" w:hAnsi="Times New Roman"/>
-          <w:b/>
-          <w:sz w:val="18"/>
-        </w:rPr>
-        <w:t>14</w:t>
-      </w:r>
-    </w:p>
-    <w:p>
-      <w:pPr>
-        <w:spacing w:line="252" w:lineRule="auto" w:after="30"/>
-      </w:pPr>
-      <w:r>
-        <w:rPr>
-          <w:rFonts w:ascii="Times New Roman" w:hAnsi="Times New Roman"/>
-          <w:sz w:val="18"/>
-        </w:rPr>
-        <w:t>Figure 4: AWS Serverless Live Production Topology in Sydney (ap-southeast-2)</w:t>
-      </w:r>
-      <w:r>
-        <w:rPr>
-          <w:color w:val="94A3B8"/>
-        </w:rPr>
-        <w:t xml:space="preserve"> .... </w:t>
-      </w:r>
-      <w:r>
-        <w:rPr>
-          <w:rFonts w:ascii="Times New Roman" w:hAnsi="Times New Roman"/>
-          <w:b/>
-          <w:sz w:val="18"/>
-        </w:rPr>
-        <w:t>14</w:t>
-      </w:r>
-    </w:p>
-    <w:p>
-      <w:pPr>
-        <w:spacing w:line="252" w:lineRule="auto" w:after="30"/>
-      </w:pPr>
-      <w:r>
-        <w:rPr>
-          <w:rFonts w:ascii="Times New Roman" w:hAnsi="Times New Roman"/>
-          <w:sz w:val="18"/>
-        </w:rPr>
-        <w:t>Figure 5: Module 1 — FlashMart Customer Storefront &amp; Delivery Hub Selection</w:t>
-      </w:r>
-      <w:r>
-        <w:rPr>
-          <w:color w:val="94A3B8"/>
-        </w:rPr>
-        <w:t xml:space="preserve"> .... </w:t>
-      </w:r>
-      <w:r>
-        <w:rPr>
-          <w:rFonts w:ascii="Times New Roman" w:hAnsi="Times New Roman"/>
-          <w:b/>
-          <w:sz w:val="18"/>
-        </w:rPr>
-        <w:t>16</w:t>
-      </w:r>
-    </w:p>
-    <w:p>
-      <w:pPr>
-        <w:spacing w:line="252" w:lineRule="auto" w:after="30"/>
-      </w:pPr>
-      <w:r>
-        <w:rPr>
-          <w:rFonts w:ascii="Times New Roman" w:hAnsi="Times New Roman"/>
-          <w:sz w:val="18"/>
-        </w:rPr>
-        <w:t>Figure 6: Module 2 — Graceful Frontend Stockout Exception Interception</w:t>
-      </w:r>
-      <w:r>
-        <w:rPr>
-          <w:color w:val="94A3B8"/>
-        </w:rPr>
-        <w:t xml:space="preserve"> .... </w:t>
-      </w:r>
-      <w:r>
-        <w:rPr>
-          <w:rFonts w:ascii="Times New Roman" w:hAnsi="Times New Roman"/>
-          <w:b/>
-          <w:sz w:val="18"/>
-        </w:rPr>
-        <w:t>17</w:t>
-      </w:r>
-    </w:p>
-    <w:p>
-      <w:pPr>
-        <w:spacing w:line="252" w:lineRule="auto" w:after="30"/>
-      </w:pPr>
-      <w:r>
-        <w:rPr>
-          <w:rFonts w:ascii="Times New Roman" w:hAnsi="Times New Roman"/>
-          <w:sz w:val="18"/>
-        </w:rPr>
-        <w:t>Figure 7: Module 3 — Backend Server ZeroDivisionError Crash Terminal Output</w:t>
-      </w:r>
-      <w:r>
-        <w:rPr>
-          <w:color w:val="94A3B8"/>
-        </w:rPr>
-        <w:t xml:space="preserve"> .... </w:t>
-      </w:r>
-      <w:r>
-        <w:rPr>
-          <w:rFonts w:ascii="Times New Roman" w:hAnsi="Times New Roman"/>
-          <w:b/>
-          <w:sz w:val="18"/>
-        </w:rPr>
-        <w:t>18</w:t>
-      </w:r>
-    </w:p>
-    <w:p>
-      <w:pPr>
-        <w:spacing w:line="252" w:lineRule="auto" w:after="30"/>
-      </w:pPr>
-      <w:r>
-        <w:rPr>
-          <w:rFonts w:ascii="Times New Roman" w:hAnsi="Times New Roman"/>
-          <w:sz w:val="18"/>
-        </w:rPr>
-        <w:t>Figure 8: Module 4 — AWS CloudWatch Metric Filter &amp; SRE Telemetry Dashboard</w:t>
-      </w:r>
-      <w:r>
-        <w:rPr>
-          <w:color w:val="94A3B8"/>
-        </w:rPr>
-        <w:t xml:space="preserve"> .... </w:t>
-      </w:r>
-      <w:r>
-        <w:rPr>
-          <w:rFonts w:ascii="Times New Roman" w:hAnsi="Times New Roman"/>
-          <w:b/>
-          <w:sz w:val="18"/>
-        </w:rPr>
-        <w:t>19</w:t>
-      </w:r>
-    </w:p>
-    <w:p>
-      <w:pPr>
-        <w:spacing w:line="252" w:lineRule="auto" w:after="30"/>
-      </w:pPr>
-      <w:r>
-        <w:rPr>
-          <w:rFonts w:ascii="Times New Roman" w:hAnsi="Times New Roman"/>
-          <w:sz w:val="18"/>
-        </w:rPr>
-        <w:t>Figure 9: Module 5 — Immutable Incident Forensic Evidence in Amazon S3 Vault</w:t>
-      </w:r>
-      <w:r>
-        <w:rPr>
-          <w:color w:val="94A3B8"/>
-        </w:rPr>
-        <w:t xml:space="preserve"> .... </w:t>
-      </w:r>
-      <w:r>
-        <w:rPr>
-          <w:rFonts w:ascii="Times New Roman" w:hAnsi="Times New Roman"/>
-          <w:b/>
-          <w:sz w:val="18"/>
-        </w:rPr>
-        <w:t>20</w:t>
-      </w:r>
-    </w:p>
-    <w:p>
-      <w:pPr>
-        <w:spacing w:line="252" w:lineRule="auto" w:after="30"/>
-      </w:pPr>
-      <w:r>
-        <w:rPr>
-          <w:rFonts w:ascii="Times New Roman" w:hAnsi="Times New Roman"/>
-          <w:sz w:val="18"/>
-        </w:rPr>
-        <w:t>Figure 10: Module 6 — Automated Agile Bug User Story on GitHub Issues</w:t>
-      </w:r>
-      <w:r>
-        <w:rPr>
-          <w:color w:val="94A3B8"/>
-        </w:rPr>
-        <w:t xml:space="preserve"> .... </w:t>
-      </w:r>
-      <w:r>
-        <w:rPr>
-          <w:rFonts w:ascii="Times New Roman" w:hAnsi="Times New Roman"/>
-          <w:b/>
-          <w:sz w:val="18"/>
-        </w:rPr>
-        <w:t>21</w:t>
-      </w:r>
-    </w:p>
-    <w:p>
-      <w:pPr>
-        <w:spacing w:line="252" w:lineRule="auto" w:after="30"/>
-      </w:pPr>
-      <w:r>
-        <w:rPr>
-          <w:rFonts w:ascii="Times New Roman" w:hAnsi="Times New Roman"/>
-          <w:sz w:val="18"/>
-        </w:rPr>
-        <w:t>Figure 11: Module 7 — GitHub Actions CI/CD Automated Pytest Regression &amp; Closure</w:t>
-      </w:r>
-      <w:r>
-        <w:rPr>
-          <w:color w:val="94A3B8"/>
-        </w:rPr>
-        <w:t xml:space="preserve"> .... </w:t>
-      </w:r>
-      <w:r>
-        <w:rPr>
-          <w:rFonts w:ascii="Times New Roman" w:hAnsi="Times New Roman"/>
-          <w:b/>
-          <w:sz w:val="18"/>
-        </w:rPr>
-        <w:t>22</w:t>
-      </w:r>
-    </w:p>
-    <w:p>
-      <w:pPr>
-        <w:spacing w:before="280" w:after="200"/>
-        <w:jc w:val="center"/>
-      </w:pPr>
-      <w:r>
-        <w:rPr>
-          <w:rFonts w:ascii="Times New Roman" w:hAnsi="Times New Roman"/>
-          <w:b/>
-          <w:color w:val="0F172A"/>
-          <w:sz w:val="27"/>
-        </w:rPr>
-        <w:t>LIST OF TABLES</w:t>
-      </w:r>
-    </w:p>
-    <w:p>
-      <w:pPr>
-        <w:spacing w:line="252" w:lineRule="auto" w:after="30"/>
-      </w:pPr>
-      <w:r>
-        <w:rPr>
-          <w:rFonts w:ascii="Times New Roman" w:hAnsi="Times New Roman"/>
-          <w:sz w:val="18"/>
-        </w:rPr>
-        <w:t>Table 2.1: Functional Requirements Specification and Implementation Verification</w:t>
-      </w:r>
-      <w:r>
-        <w:rPr>
-          <w:color w:val="94A3B8"/>
-        </w:rPr>
-        <w:t xml:space="preserve"> .... </w:t>
-      </w:r>
-      <w:r>
-        <w:rPr>
-          <w:rFonts w:ascii="Times New Roman" w:hAnsi="Times New Roman"/>
-          <w:b/>
-          <w:sz w:val="18"/>
-        </w:rPr>
-        <w:t>9</w:t>
-      </w:r>
-    </w:p>
-    <w:p>
-      <w:pPr>
-        <w:spacing w:line="252" w:lineRule="auto" w:after="30"/>
-      </w:pPr>
-      <w:r>
-        <w:rPr>
-          <w:rFonts w:ascii="Times New Roman" w:hAnsi="Times New Roman"/>
-          <w:sz w:val="18"/>
-        </w:rPr>
-        <w:t>Table 2.2: Non-Functional Requirements Specification and Quality Attributes</w:t>
-      </w:r>
-      <w:r>
-        <w:rPr>
-          <w:color w:val="94A3B8"/>
-        </w:rPr>
-        <w:t xml:space="preserve"> .... </w:t>
-      </w:r>
-      <w:r>
-        <w:rPr>
-          <w:rFonts w:ascii="Times New Roman" w:hAnsi="Times New Roman"/>
-          <w:b/>
-          <w:sz w:val="18"/>
-        </w:rPr>
-        <w:t>10</w:t>
-      </w:r>
-    </w:p>
-    <w:p>
-      <w:pPr>
-        <w:spacing w:line="252" w:lineRule="auto" w:after="30"/>
-      </w:pPr>
-      <w:r>
-        <w:rPr>
-          <w:rFonts w:ascii="Times New Roman" w:hAnsi="Times New Roman"/>
-          <w:sz w:val="18"/>
-        </w:rPr>
-        <w:t>Table 3.1: Comprehensive Technology Stack and Dependency Specifications</w:t>
-      </w:r>
-      <w:r>
-        <w:rPr>
-          <w:color w:val="94A3B8"/>
-        </w:rPr>
-        <w:t xml:space="preserve"> .... </w:t>
-      </w:r>
-      <w:r>
-        <w:rPr>
-          <w:rFonts w:ascii="Times New Roman" w:hAnsi="Times New Roman"/>
-          <w:b/>
-          <w:sz w:val="18"/>
-        </w:rPr>
-        <w:t>12</w:t>
-      </w:r>
-    </w:p>
-    <w:p>
-      <w:pPr>
-        <w:spacing w:line="252" w:lineRule="auto" w:after="30"/>
-      </w:pPr>
-      <w:r>
-        <w:rPr>
-          <w:rFonts w:ascii="Times New Roman" w:hAnsi="Times New Roman"/>
-          <w:sz w:val="18"/>
-        </w:rPr>
-        <w:t>Table 5.1: Architectural Responsibilities of the Seven Pipeline Modules</w:t>
-      </w:r>
-      <w:r>
-        <w:rPr>
-          <w:color w:val="94A3B8"/>
-        </w:rPr>
-        <w:t xml:space="preserve"> .... </w:t>
-      </w:r>
-      <w:r>
-        <w:rPr>
-          <w:rFonts w:ascii="Times New Roman" w:hAnsi="Times New Roman"/>
-          <w:b/>
-          <w:sz w:val="18"/>
-        </w:rPr>
-        <w:t>15</w:t>
-      </w:r>
-    </w:p>
-    <w:p>
-      <w:pPr>
-        <w:spacing w:line="252" w:lineRule="auto" w:after="30"/>
-      </w:pPr>
-      <w:r>
-        <w:rPr>
-          <w:rFonts w:ascii="Times New Roman" w:hAnsi="Times New Roman"/>
-          <w:sz w:val="18"/>
-        </w:rPr>
-        <w:t>Table 6.1: Security Threat Vector Analysis and Mitigation Safeguards</w:t>
-      </w:r>
-      <w:r>
-        <w:rPr>
-          <w:color w:val="94A3B8"/>
-        </w:rPr>
-        <w:t xml:space="preserve"> .... </w:t>
-      </w:r>
-      <w:r>
-        <w:rPr>
-          <w:rFonts w:ascii="Times New Roman" w:hAnsi="Times New Roman"/>
-          <w:b/>
-          <w:sz w:val="18"/>
-        </w:rPr>
-        <w:t>24</w:t>
-      </w:r>
-    </w:p>
-    <w:p>
-      <w:pPr>
-        <w:spacing w:line="252" w:lineRule="auto" w:after="30"/>
-      </w:pPr>
-      <w:r>
-        <w:rPr>
-          <w:rFonts w:ascii="Times New Roman" w:hAnsi="Times New Roman"/>
-          <w:sz w:val="18"/>
-        </w:rPr>
-        <w:t>Table 7.1: Environment Configuration Variables and Supported System Parameters</w:t>
-      </w:r>
-      <w:r>
-        <w:rPr>
-          <w:color w:val="94A3B8"/>
-        </w:rPr>
-        <w:t xml:space="preserve"> .... </w:t>
-      </w:r>
-      <w:r>
-        <w:rPr>
-          <w:rFonts w:ascii="Times New Roman" w:hAnsi="Times New Roman"/>
-          <w:b/>
-          <w:sz w:val="18"/>
-        </w:rPr>
-        <w:t>25</w:t>
-      </w:r>
-    </w:p>
-    <w:p>
-      <w:pPr>
-        <w:spacing w:line="252" w:lineRule="auto" w:after="30"/>
-      </w:pPr>
-      <w:r>
-        <w:rPr>
-          <w:rFonts w:ascii="Times New Roman" w:hAnsi="Times New Roman"/>
-          <w:sz w:val="18"/>
-        </w:rPr>
-        <w:t>Table 8.1: AWS Free Tier Monthly Compute and Storage Cost Breakdown</w:t>
-      </w:r>
-      <w:r>
-        <w:rPr>
-          <w:color w:val="94A3B8"/>
-        </w:rPr>
-        <w:t xml:space="preserve"> .... </w:t>
-      </w:r>
-      <w:r>
-        <w:rPr>
-          <w:rFonts w:ascii="Times New Roman" w:hAnsi="Times New Roman"/>
-          <w:b/>
-          <w:sz w:val="18"/>
-        </w:rPr>
-        <w:t>27</w:t>
-      </w:r>
-    </w:p>
-    <w:p>
-      <w:pPr>
-        <w:spacing w:line="252" w:lineRule="auto" w:after="30"/>
-      </w:pPr>
-      <w:r>
-        <w:rPr>
-          <w:rFonts w:ascii="Times New Roman" w:hAnsi="Times New Roman"/>
-          <w:sz w:val="18"/>
-        </w:rPr>
-        <w:t>Table 8.2: Verified Production Deployment Parameters on AWS Lambda</w:t>
-      </w:r>
-      <w:r>
-        <w:rPr>
-          <w:color w:val="94A3B8"/>
-        </w:rPr>
-        <w:t xml:space="preserve"> .... </w:t>
-      </w:r>
-      <w:r>
-        <w:rPr>
-          <w:rFonts w:ascii="Times New Roman" w:hAnsi="Times New Roman"/>
-          <w:b/>
-          <w:sz w:val="18"/>
-        </w:rPr>
-        <w:t>27</w:t>
-      </w:r>
-    </w:p>
-    <w:p>
-      <w:pPr>
-        <w:spacing w:line="252" w:lineRule="auto" w:after="30"/>
-      </w:pPr>
-      <w:r>
-        <w:rPr>
-          <w:rFonts w:ascii="Times New Roman" w:hAnsi="Times New Roman"/>
-          <w:sz w:val="18"/>
-        </w:rPr>
-        <w:t>Table 12.1: Comprehensive REST API Endpoints Specification</w:t>
-      </w:r>
-      <w:r>
-        <w:rPr>
-          <w:color w:val="94A3B8"/>
-        </w:rPr>
-        <w:t xml:space="preserve"> .... </w:t>
-      </w:r>
-      <w:r>
-        <w:rPr>
-          <w:rFonts w:ascii="Times New Roman" w:hAnsi="Times New Roman"/>
-          <w:b/>
-          <w:sz w:val="18"/>
-        </w:rPr>
-        <w:t>30</w:t>
+        <w:t>35</w:t>
       </w:r>
     </w:p>
     <w:p>
@@ -4949,10 +4784,10 @@
         </w:tblBorders>
       </w:tblPr>
       <w:tblGrid>
-        <w:gridCol w:w="2401"/>
-        <w:gridCol w:w="2401"/>
-        <w:gridCol w:w="2401"/>
-        <w:gridCol w:w="2401"/>
+        <w:gridCol w:w="2167"/>
+        <w:gridCol w:w="2167"/>
+        <w:gridCol w:w="2167"/>
+        <w:gridCol w:w="2167"/>
       </w:tblGrid>
       <w:tr>
         <w:tc>
@@ -6255,10 +6090,10 @@
         </w:tblBorders>
       </w:tblPr>
       <w:tblGrid>
-        <w:gridCol w:w="2401"/>
-        <w:gridCol w:w="2401"/>
-        <w:gridCol w:w="2401"/>
-        <w:gridCol w:w="2401"/>
+        <w:gridCol w:w="2167"/>
+        <w:gridCol w:w="2167"/>
+        <w:gridCol w:w="2167"/>
+        <w:gridCol w:w="2167"/>
       </w:tblGrid>
       <w:tr>
         <w:tc>
@@ -7450,10 +7285,10 @@
         </w:tblBorders>
       </w:tblPr>
       <w:tblGrid>
-        <w:gridCol w:w="2401"/>
-        <w:gridCol w:w="2401"/>
-        <w:gridCol w:w="2401"/>
-        <w:gridCol w:w="2401"/>
+        <w:gridCol w:w="2167"/>
+        <w:gridCol w:w="2167"/>
+        <w:gridCol w:w="2167"/>
+        <w:gridCol w:w="2167"/>
       </w:tblGrid>
       <w:tr>
         <w:tc>
@@ -8421,7 +8256,7 @@
       <w:r>
         <w:drawing>
           <wp:inline xmlns:a="http://schemas.openxmlformats.org/drawingml/2006/main" xmlns:pic="http://schemas.openxmlformats.org/drawingml/2006/picture">
-            <wp:extent cx="5669280" cy="2125980"/>
+            <wp:extent cx="5303520" cy="1988820"/>
             <wp:docPr id="1" name="Picture 1"/>
             <wp:cNvGraphicFramePr>
               <a:graphicFrameLocks noChangeAspect="1"/>
@@ -8442,7 +8277,7 @@
                   <pic:spPr>
                     <a:xfrm>
                       <a:off x="0" y="0"/>
-                      <a:ext cx="5669280" cy="2125980"/>
+                      <a:ext cx="5303520" cy="1988820"/>
                     </a:xfrm>
                     <a:prstGeom prst="rect"/>
                   </pic:spPr>
@@ -8626,7 +8461,7 @@
       <w:r>
         <w:drawing>
           <wp:inline xmlns:a="http://schemas.openxmlformats.org/drawingml/2006/main" xmlns:pic="http://schemas.openxmlformats.org/drawingml/2006/picture">
-            <wp:extent cx="5669280" cy="1700784"/>
+            <wp:extent cx="5303520" cy="1591056"/>
             <wp:docPr id="2" name="Picture 2"/>
             <wp:cNvGraphicFramePr>
               <a:graphicFrameLocks noChangeAspect="1"/>
@@ -8647,7 +8482,7 @@
                   <pic:spPr>
                     <a:xfrm>
                       <a:off x="0" y="0"/>
-                      <a:ext cx="5669280" cy="1700784"/>
+                      <a:ext cx="5303520" cy="1591056"/>
                     </a:xfrm>
                     <a:prstGeom prst="rect"/>
                   </pic:spPr>
@@ -8744,7 +8579,7 @@
       <w:r>
         <w:drawing>
           <wp:inline xmlns:a="http://schemas.openxmlformats.org/drawingml/2006/main" xmlns:pic="http://schemas.openxmlformats.org/drawingml/2006/picture">
-            <wp:extent cx="5669280" cy="2031492"/>
+            <wp:extent cx="5303520" cy="1900428"/>
             <wp:docPr id="3" name="Picture 3"/>
             <wp:cNvGraphicFramePr>
               <a:graphicFrameLocks noChangeAspect="1"/>
@@ -8765,7 +8600,7 @@
                   <pic:spPr>
                     <a:xfrm>
                       <a:off x="0" y="0"/>
-                      <a:ext cx="5669280" cy="2031492"/>
+                      <a:ext cx="5303520" cy="1900428"/>
                     </a:xfrm>
                     <a:prstGeom prst="rect"/>
                   </pic:spPr>
@@ -8832,7 +8667,7 @@
       <w:r>
         <w:drawing>
           <wp:inline xmlns:a="http://schemas.openxmlformats.org/drawingml/2006/main" xmlns:pic="http://schemas.openxmlformats.org/drawingml/2006/picture">
-            <wp:extent cx="5669280" cy="1795272"/>
+            <wp:extent cx="5303520" cy="1679448"/>
             <wp:docPr id="4" name="Picture 4"/>
             <wp:cNvGraphicFramePr>
               <a:graphicFrameLocks noChangeAspect="1"/>
@@ -8853,7 +8688,7 @@
                   <pic:spPr>
                     <a:xfrm>
                       <a:off x="0" y="0"/>
-                      <a:ext cx="5669280" cy="1795272"/>
+                      <a:ext cx="5303520" cy="1679448"/>
                     </a:xfrm>
                     <a:prstGeom prst="rect"/>
                   </pic:spPr>
@@ -8957,11 +8792,11 @@
         </w:tblBorders>
       </w:tblPr>
       <w:tblGrid>
-        <w:gridCol w:w="1921"/>
-        <w:gridCol w:w="1921"/>
-        <w:gridCol w:w="1921"/>
-        <w:gridCol w:w="1921"/>
-        <w:gridCol w:w="1921"/>
+        <w:gridCol w:w="1734"/>
+        <w:gridCol w:w="1734"/>
+        <w:gridCol w:w="1734"/>
+        <w:gridCol w:w="1734"/>
+        <w:gridCol w:w="1734"/>
       </w:tblGrid>
       <w:tr>
         <w:tc>
@@ -9829,7 +9664,7 @@
       <w:r>
         <w:drawing>
           <wp:inline xmlns:a="http://schemas.openxmlformats.org/drawingml/2006/main" xmlns:pic="http://schemas.openxmlformats.org/drawingml/2006/picture">
-            <wp:extent cx="5486400" cy="3840480"/>
+            <wp:extent cx="5303520" cy="3712464"/>
             <wp:docPr id="5" name="Picture 5"/>
             <wp:cNvGraphicFramePr>
               <a:graphicFrameLocks noChangeAspect="1"/>
@@ -9850,7 +9685,7 @@
                   <pic:spPr>
                     <a:xfrm>
                       <a:off x="0" y="0"/>
-                      <a:ext cx="5486400" cy="3840480"/>
+                      <a:ext cx="5303520" cy="3712464"/>
                     </a:xfrm>
                     <a:prstGeom prst="rect"/>
                   </pic:spPr>
@@ -9917,7 +9752,7 @@
       <w:r>
         <w:drawing>
           <wp:inline xmlns:a="http://schemas.openxmlformats.org/drawingml/2006/main" xmlns:pic="http://schemas.openxmlformats.org/drawingml/2006/picture">
-            <wp:extent cx="5486400" cy="3657600"/>
+            <wp:extent cx="5303520" cy="3535680"/>
             <wp:docPr id="6" name="Picture 6"/>
             <wp:cNvGraphicFramePr>
               <a:graphicFrameLocks noChangeAspect="1"/>
@@ -9938,7 +9773,7 @@
                   <pic:spPr>
                     <a:xfrm>
                       <a:off x="0" y="0"/>
-                      <a:ext cx="5486400" cy="3657600"/>
+                      <a:ext cx="5303520" cy="3535680"/>
                     </a:xfrm>
                     <a:prstGeom prst="rect"/>
                   </pic:spPr>
@@ -10005,7 +9840,7 @@
       <w:r>
         <w:drawing>
           <wp:inline xmlns:a="http://schemas.openxmlformats.org/drawingml/2006/main" xmlns:pic="http://schemas.openxmlformats.org/drawingml/2006/picture">
-            <wp:extent cx="5486400" cy="3657600"/>
+            <wp:extent cx="5303520" cy="3535680"/>
             <wp:docPr id="7" name="Picture 7"/>
             <wp:cNvGraphicFramePr>
               <a:graphicFrameLocks noChangeAspect="1"/>
@@ -10026,7 +9861,7 @@
                   <pic:spPr>
                     <a:xfrm>
                       <a:off x="0" y="0"/>
-                      <a:ext cx="5486400" cy="3657600"/>
+                      <a:ext cx="5303520" cy="3535680"/>
                     </a:xfrm>
                     <a:prstGeom prst="rect"/>
                   </pic:spPr>
@@ -10093,7 +9928,7 @@
       <w:r>
         <w:drawing>
           <wp:inline xmlns:a="http://schemas.openxmlformats.org/drawingml/2006/main" xmlns:pic="http://schemas.openxmlformats.org/drawingml/2006/picture">
-            <wp:extent cx="5486400" cy="3840480"/>
+            <wp:extent cx="5303520" cy="3712464"/>
             <wp:docPr id="8" name="Picture 8"/>
             <wp:cNvGraphicFramePr>
               <a:graphicFrameLocks noChangeAspect="1"/>
@@ -10114,7 +9949,7 @@
                   <pic:spPr>
                     <a:xfrm>
                       <a:off x="0" y="0"/>
-                      <a:ext cx="5486400" cy="3840480"/>
+                      <a:ext cx="5303520" cy="3712464"/>
                     </a:xfrm>
                     <a:prstGeom prst="rect"/>
                   </pic:spPr>
@@ -10181,7 +10016,7 @@
       <w:r>
         <w:drawing>
           <wp:inline xmlns:a="http://schemas.openxmlformats.org/drawingml/2006/main" xmlns:pic="http://schemas.openxmlformats.org/drawingml/2006/picture">
-            <wp:extent cx="5486400" cy="3840480"/>
+            <wp:extent cx="5303520" cy="3712464"/>
             <wp:docPr id="9" name="Picture 9"/>
             <wp:cNvGraphicFramePr>
               <a:graphicFrameLocks noChangeAspect="1"/>
@@ -10202,7 +10037,7 @@
                   <pic:spPr>
                     <a:xfrm>
                       <a:off x="0" y="0"/>
-                      <a:ext cx="5486400" cy="3840480"/>
+                      <a:ext cx="5303520" cy="3712464"/>
                     </a:xfrm>
                     <a:prstGeom prst="rect"/>
                   </pic:spPr>
@@ -10269,7 +10104,7 @@
       <w:r>
         <w:drawing>
           <wp:inline xmlns:a="http://schemas.openxmlformats.org/drawingml/2006/main" xmlns:pic="http://schemas.openxmlformats.org/drawingml/2006/picture">
-            <wp:extent cx="5486400" cy="3840480"/>
+            <wp:extent cx="5303520" cy="3712464"/>
             <wp:docPr id="10" name="Picture 10"/>
             <wp:cNvGraphicFramePr>
               <a:graphicFrameLocks noChangeAspect="1"/>
@@ -10290,7 +10125,7 @@
                   <pic:spPr>
                     <a:xfrm>
                       <a:off x="0" y="0"/>
-                      <a:ext cx="5486400" cy="3840480"/>
+                      <a:ext cx="5303520" cy="3712464"/>
                     </a:xfrm>
                     <a:prstGeom prst="rect"/>
                   </pic:spPr>
@@ -10357,7 +10192,7 @@
       <w:r>
         <w:drawing>
           <wp:inline xmlns:a="http://schemas.openxmlformats.org/drawingml/2006/main" xmlns:pic="http://schemas.openxmlformats.org/drawingml/2006/picture">
-            <wp:extent cx="5486400" cy="3840480"/>
+            <wp:extent cx="5303520" cy="3712464"/>
             <wp:docPr id="11" name="Picture 11"/>
             <wp:cNvGraphicFramePr>
               <a:graphicFrameLocks noChangeAspect="1"/>
@@ -10378,7 +10213,7 @@
                   <pic:spPr>
                     <a:xfrm>
                       <a:off x="0" y="0"/>
-                      <a:ext cx="5486400" cy="3840480"/>
+                      <a:ext cx="5303520" cy="3712464"/>
                     </a:xfrm>
                     <a:prstGeom prst="rect"/>
                   </pic:spPr>
@@ -10914,10 +10749,10 @@
         </w:tblBorders>
       </w:tblPr>
       <w:tblGrid>
-        <w:gridCol w:w="2401"/>
-        <w:gridCol w:w="2401"/>
-        <w:gridCol w:w="2401"/>
-        <w:gridCol w:w="2401"/>
+        <w:gridCol w:w="2167"/>
+        <w:gridCol w:w="2167"/>
+        <w:gridCol w:w="2167"/>
+        <w:gridCol w:w="2167"/>
       </w:tblGrid>
       <w:tr>
         <w:tc>
@@ -11494,12 +11329,12 @@
         <w:tblLook w:firstColumn="1" w:firstRow="1" w:lastColumn="0" w:lastRow="0" w:noHBand="0" w:noVBand="1" w:val="04A0"/>
       </w:tblPr>
       <w:tblGrid>
-        <w:gridCol w:w="9605"/>
+        <w:gridCol w:w="8669"/>
       </w:tblGrid>
       <w:tr>
         <w:tc>
           <w:tcPr>
-            <w:tcW w:type="dxa" w:w="9216"/>
+            <w:tcW w:type="dxa" w:w="8352"/>
             <w:shd w:fill="0F172A"/>
             <w:tcBorders>
               <w:top w:val="single" w:sz="4" w:space="0" w:color="334155"/>
@@ -11559,12 +11394,12 @@
         <w:tblLook w:firstColumn="1" w:firstRow="1" w:lastColumn="0" w:lastRow="0" w:noHBand="0" w:noVBand="1" w:val="04A0"/>
       </w:tblPr>
       <w:tblGrid>
-        <w:gridCol w:w="9605"/>
+        <w:gridCol w:w="8669"/>
       </w:tblGrid>
       <w:tr>
         <w:tc>
           <w:tcPr>
-            <w:tcW w:type="dxa" w:w="9216"/>
+            <w:tcW w:type="dxa" w:w="8352"/>
             <w:shd w:fill="0F172A"/>
             <w:tcBorders>
               <w:top w:val="single" w:sz="4" w:space="0" w:color="334155"/>
@@ -11630,12 +11465,12 @@
         <w:tblLook w:firstColumn="1" w:firstRow="1" w:lastColumn="0" w:lastRow="0" w:noHBand="0" w:noVBand="1" w:val="04A0"/>
       </w:tblPr>
       <w:tblGrid>
-        <w:gridCol w:w="9605"/>
+        <w:gridCol w:w="8669"/>
       </w:tblGrid>
       <w:tr>
         <w:tc>
           <w:tcPr>
-            <w:tcW w:type="dxa" w:w="9216"/>
+            <w:tcW w:type="dxa" w:w="8352"/>
             <w:shd w:fill="0F172A"/>
             <w:tcBorders>
               <w:top w:val="single" w:sz="4" w:space="0" w:color="334155"/>
@@ -11710,12 +11545,12 @@
         <w:tblLook w:firstColumn="1" w:firstRow="1" w:lastColumn="0" w:lastRow="0" w:noHBand="0" w:noVBand="1" w:val="04A0"/>
       </w:tblPr>
       <w:tblGrid>
-        <w:gridCol w:w="9605"/>
+        <w:gridCol w:w="8669"/>
       </w:tblGrid>
       <w:tr>
         <w:tc>
           <w:tcPr>
-            <w:tcW w:type="dxa" w:w="9216"/>
+            <w:tcW w:type="dxa" w:w="8352"/>
             <w:shd w:fill="0F172A"/>
             <w:tcBorders>
               <w:top w:val="single" w:sz="4" w:space="0" w:color="334155"/>
@@ -11814,9 +11649,9 @@
         </w:tblBorders>
       </w:tblPr>
       <w:tblGrid>
-        <w:gridCol w:w="3202"/>
-        <w:gridCol w:w="3202"/>
-        <w:gridCol w:w="3202"/>
+        <w:gridCol w:w="2890"/>
+        <w:gridCol w:w="2890"/>
+        <w:gridCol w:w="2890"/>
       </w:tblGrid>
       <w:tr>
         <w:tc>
@@ -12298,12 +12133,12 @@
         <w:tblLook w:firstColumn="1" w:firstRow="1" w:lastColumn="0" w:lastRow="0" w:noHBand="0" w:noVBand="1" w:val="04A0"/>
       </w:tblPr>
       <w:tblGrid>
-        <w:gridCol w:w="9605"/>
+        <w:gridCol w:w="8669"/>
       </w:tblGrid>
       <w:tr>
         <w:tc>
           <w:tcPr>
-            <w:tcW w:type="dxa" w:w="9216"/>
+            <w:tcW w:type="dxa" w:w="8352"/>
             <w:shd w:fill="0F172A"/>
             <w:tcBorders>
               <w:top w:val="single" w:sz="4" w:space="0" w:color="334155"/>
@@ -12361,12 +12196,12 @@
         <w:tblLook w:firstColumn="1" w:firstRow="1" w:lastColumn="0" w:lastRow="0" w:noHBand="0" w:noVBand="1" w:val="04A0"/>
       </w:tblPr>
       <w:tblGrid>
-        <w:gridCol w:w="9605"/>
+        <w:gridCol w:w="8669"/>
       </w:tblGrid>
       <w:tr>
         <w:tc>
           <w:tcPr>
-            <w:tcW w:type="dxa" w:w="9216"/>
+            <w:tcW w:type="dxa" w:w="8352"/>
             <w:shd w:fill="0F172A"/>
             <w:tcBorders>
               <w:top w:val="single" w:sz="4" w:space="0" w:color="334155"/>
@@ -12424,12 +12259,12 @@
         <w:tblLook w:firstColumn="1" w:firstRow="1" w:lastColumn="0" w:lastRow="0" w:noHBand="0" w:noVBand="1" w:val="04A0"/>
       </w:tblPr>
       <w:tblGrid>
-        <w:gridCol w:w="9605"/>
+        <w:gridCol w:w="8669"/>
       </w:tblGrid>
       <w:tr>
         <w:tc>
           <w:tcPr>
-            <w:tcW w:type="dxa" w:w="9216"/>
+            <w:tcW w:type="dxa" w:w="8352"/>
             <w:shd w:fill="0F172A"/>
             <w:tcBorders>
               <w:top w:val="single" w:sz="4" w:space="0" w:color="334155"/>
@@ -12517,12 +12352,12 @@
         <w:tblLook w:firstColumn="1" w:firstRow="1" w:lastColumn="0" w:lastRow="0" w:noHBand="0" w:noVBand="1" w:val="04A0"/>
       </w:tblPr>
       <w:tblGrid>
-        <w:gridCol w:w="9605"/>
+        <w:gridCol w:w="8669"/>
       </w:tblGrid>
       <w:tr>
         <w:tc>
           <w:tcPr>
-            <w:tcW w:type="dxa" w:w="9216"/>
+            <w:tcW w:type="dxa" w:w="8352"/>
             <w:shd w:fill="0F172A"/>
             <w:tcBorders>
               <w:top w:val="single" w:sz="4" w:space="0" w:color="334155"/>
@@ -12961,10 +12796,10 @@
         </w:tblBorders>
       </w:tblPr>
       <w:tblGrid>
-        <w:gridCol w:w="2401"/>
-        <w:gridCol w:w="2401"/>
-        <w:gridCol w:w="2401"/>
-        <w:gridCol w:w="2401"/>
+        <w:gridCol w:w="2167"/>
+        <w:gridCol w:w="2167"/>
+        <w:gridCol w:w="2167"/>
+        <w:gridCol w:w="2167"/>
       </w:tblGrid>
       <w:tr>
         <w:tc>
@@ -13529,9 +13364,9 @@
         </w:tblBorders>
       </w:tblPr>
       <w:tblGrid>
-        <w:gridCol w:w="3202"/>
-        <w:gridCol w:w="3202"/>
-        <w:gridCol w:w="3202"/>
+        <w:gridCol w:w="2890"/>
+        <w:gridCol w:w="2890"/>
+        <w:gridCol w:w="2890"/>
       </w:tblGrid>
       <w:tr>
         <w:tc>
@@ -14723,12 +14558,12 @@
         <w:tblLook w:firstColumn="1" w:firstRow="1" w:lastColumn="0" w:lastRow="0" w:noHBand="0" w:noVBand="1" w:val="04A0"/>
       </w:tblPr>
       <w:tblGrid>
-        <w:gridCol w:w="9605"/>
+        <w:gridCol w:w="8669"/>
       </w:tblGrid>
       <w:tr>
         <w:tc>
           <w:tcPr>
-            <w:tcW w:type="dxa" w:w="9216"/>
+            <w:tcW w:type="dxa" w:w="8352"/>
             <w:shd w:fill="0F172A"/>
             <w:tcBorders>
               <w:top w:val="single" w:sz="4" w:space="0" w:color="334155"/>
@@ -14813,12 +14648,12 @@
         <w:tblLook w:firstColumn="1" w:firstRow="1" w:lastColumn="0" w:lastRow="0" w:noHBand="0" w:noVBand="1" w:val="04A0"/>
       </w:tblPr>
       <w:tblGrid>
-        <w:gridCol w:w="9605"/>
+        <w:gridCol w:w="8669"/>
       </w:tblGrid>
       <w:tr>
         <w:tc>
           <w:tcPr>
-            <w:tcW w:type="dxa" w:w="9216"/>
+            <w:tcW w:type="dxa" w:w="8352"/>
             <w:shd w:fill="0F172A"/>
             <w:tcBorders>
               <w:top w:val="single" w:sz="4" w:space="0" w:color="334155"/>
@@ -14943,10 +14778,10 @@
         </w:tblBorders>
       </w:tblPr>
       <w:tblGrid>
-        <w:gridCol w:w="2401"/>
-        <w:gridCol w:w="2401"/>
-        <w:gridCol w:w="2401"/>
-        <w:gridCol w:w="2401"/>
+        <w:gridCol w:w="2167"/>
+        <w:gridCol w:w="2167"/>
+        <w:gridCol w:w="2167"/>
+        <w:gridCol w:w="2167"/>
       </w:tblGrid>
       <w:tr>
         <w:tc>
@@ -15651,12 +15486,12 @@
         <w:tblLook w:firstColumn="1" w:firstRow="1" w:lastColumn="0" w:lastRow="0" w:noHBand="0" w:noVBand="1" w:val="04A0"/>
       </w:tblPr>
       <w:tblGrid>
-        <w:gridCol w:w="9605"/>
+        <w:gridCol w:w="8669"/>
       </w:tblGrid>
       <w:tr>
         <w:tc>
           <w:tcPr>
-            <w:tcW w:type="dxa" w:w="9216"/>
+            <w:tcW w:type="dxa" w:w="8352"/>
             <w:shd w:fill="0F172A"/>
             <w:tcBorders>
               <w:top w:val="single" w:sz="4" w:space="0" w:color="334155"/>
@@ -15707,6 +15542,18 @@
               <w:br/>
               <w:t xml:space="preserve">  "git_commit_sha": "a1b2c3d4e5f67890abcdef1234567890abcdef12",</w:t>
               <w:br/>
+              <w:t xml:space="preserve">  "stack_trace": [</w:t>
+              <w:br/>
+              <w:t xml:space="preserve">    "Traceback (most recent call last):",</w:t>
+              <w:br/>
+              <w:t xml:space="preserve">    "  File \"app/app.py\", line 119, in checkout",</w:t>
+              <w:br/>
+              <w:t xml:space="preserve">    "    _ = 100 / product[\"stock\"] # Crashes with HTTP 500 ZeroDivisionError!",</w:t>
+              <w:br/>
+              <w:t xml:space="preserve">    "ZeroDivisionError: division by zero in dark store delivery routing worker"</w:t>
+              <w:br/>
+              <w:t xml:space="preserve">  ],</w:t>
+              <w:br/>
               <w:t xml:space="preserve">  "remediation_criteria": [</w:t>
               <w:br/>
               <w:t xml:space="preserve">    "Implement defensive boundary check: if stock &lt;= 0 return 400",</w:t>
@@ -15734,7 +15581,7 @@
       <w:headerReference w:type="default" r:id="rId9"/>
       <w:footerReference w:type="default" r:id="rId10"/>
       <w:pgSz w:w="11909" w:h="16834"/>
-      <w:pgMar w:top="1152" w:right="1152" w:bottom="1152" w:left="1152" w:header="720" w:footer="720" w:gutter="0"/>
+      <w:pgMar w:top="1440" w:right="1440" w:bottom="1440" w:left="1800" w:header="720" w:footer="720" w:gutter="0"/>
       <w:cols w:space="720"/>
       <w:titlePg/>
       <w:docGrid w:linePitch="360"/>
@@ -15780,7 +15627,7 @@
         <w:color w:val="64748B"/>
         <w:sz w:val="17"/>
       </w:rPr>
-      <w:t>DevOps Incident Watchdog - Technical Project Report | ISWE406</w:t>
+      <w:t>DevOps Incident Watchdog — Technical Project Report | ISWE406</w:t>
     </w:r>
   </w:p>
 </w:hdr>
